--- a/formatos/New_draft/acuerdo_con_ads_juridica.docx
+++ b/formatos/New_draft/acuerdo_con_ads_juridica.docx
@@ -105,7 +105,7 @@
           <w:szCs w:val="23"/>
           <w:highlight w:val="yellow"/>
         </w:rPr>
-        <w:t xml:space="preserve">{{ </w:t>
+        <w:t xml:space="preserve">{{ RAZÓN_SOCIAL_ENCABEZADO }}</w:t>
       </w:r>
       <w:proofErr w:type="spellStart"/>
       <w:r>
@@ -117,18 +117,18 @@
           <w:szCs w:val="23"/>
           <w:highlight w:val="yellow"/>
         </w:rPr>
-        <w:t>RAZÓN_SOCIAL</w:t>
-      </w:r>
-      <w:r>
-        <w:rPr>
-          <w:rFonts w:ascii="Garamond" w:eastAsia="Garamond" w:hAnsi="Garamond" w:cs="Garamond"/>
-          <w:b/>
-          <w:bCs/>
-          <w:sz w:val="23"/>
-          <w:szCs w:val="23"/>
-          <w:highlight w:val="yellow"/>
-        </w:rPr>
-        <w:t>|upper</w:t>
+        <w:t/>
+      </w:r>
+      <w:r>
+        <w:rPr>
+          <w:rFonts w:ascii="Garamond" w:eastAsia="Garamond" w:hAnsi="Garamond" w:cs="Garamond"/>
+          <w:b/>
+          <w:bCs/>
+          <w:sz w:val="23"/>
+          <w:szCs w:val="23"/>
+          <w:highlight w:val="yellow"/>
+        </w:rPr>
+        <w:t/>
       </w:r>
       <w:proofErr w:type="spellEnd"/>
       <w:r>
@@ -140,7 +140,7 @@
           <w:szCs w:val="23"/>
           <w:highlight w:val="yellow"/>
         </w:rPr>
-        <w:t xml:space="preserve"> }}</w:t>
+        <w:t xml:space="preserve"/>
       </w:r>
       <w:r>
         <w:rPr>
@@ -3996,15 +3996,15 @@
         <w:rPr>
           <w:rFonts w:ascii="Garamond" w:eastAsia="Garamond" w:hAnsi="Garamond" w:cs="Garamond"/>
         </w:rPr>
-        <w:t xml:space="preserve"> Eliminar todo el software que pertenezca a Rappi una vez cese el uso de la Plataforma Rappi por parte del Aliado Comercial; y </w:t>
-      </w:r>
-      <w:r>
-        <w:rPr>
-          <w:rFonts w:ascii="Garamond" w:eastAsia="Garamond" w:hAnsi="Garamond" w:cs="Garamond"/>
-          <w:b/>
-          <w:bCs/>
-        </w:rPr>
-        <w:t>(</w:t>
+        <w:t xml:space="preserve"> Eliminar todo el software que pertenezca a Rappi una vez cese el uso de la Plataforma Rappi por parte del Aliado Comercial; y {{ ROM_ADS }} {% if tipo_ads == 'aliado' %}</w:t>
+      </w:r>
+      <w:r>
+        <w:rPr>
+          <w:rFonts w:ascii="Garamond" w:eastAsia="Garamond" w:hAnsi="Garamond" w:cs="Garamond"/>
+          <w:b/>
+          <w:bCs/>
+        </w:rPr>
+        <w:t/>
       </w:r>
       <w:proofErr w:type="spellStart"/>
       <w:r>
@@ -4013,7 +4013,7 @@
           <w:b/>
           <w:bCs/>
         </w:rPr>
-        <w:t>xviii</w:t>
+        <w:t/>
       </w:r>
       <w:proofErr w:type="spellEnd"/>
       <w:r>
@@ -4022,22 +4022,22 @@
           <w:b/>
           <w:bCs/>
         </w:rPr>
-        <w:t>)</w:t>
-      </w:r>
-      <w:r>
-        <w:rPr>
-          <w:rFonts w:ascii="Garamond" w:eastAsia="Garamond" w:hAnsi="Garamond" w:cs="Garamond"/>
-          <w:b/>
-          <w:bCs/>
-        </w:rPr>
-        <w:t xml:space="preserve"> </w:t>
-      </w:r>
-      <w:r>
-        <w:rPr>
-          <w:rFonts w:ascii="Garamond" w:eastAsia="Garamond" w:hAnsi="Garamond" w:cs="Garamond"/>
-          <w:highlight w:val="yellow"/>
-        </w:rPr>
-        <w:t xml:space="preserve">{%p </w:t>
+        <w:t/>
+      </w:r>
+      <w:r>
+        <w:rPr>
+          <w:rFonts w:ascii="Garamond" w:eastAsia="Garamond" w:hAnsi="Garamond" w:cs="Garamond"/>
+          <w:b/>
+          <w:bCs/>
+        </w:rPr>
+        <w:t xml:space="preserve"/>
+      </w:r>
+      <w:r>
+        <w:rPr>
+          <w:rFonts w:ascii="Garamond" w:eastAsia="Garamond" w:hAnsi="Garamond" w:cs="Garamond"/>
+          <w:highlight w:val="yellow"/>
+        </w:rPr>
+        <w:t xml:space="preserve"/>
       </w:r>
       <w:proofErr w:type="spellStart"/>
       <w:r>
@@ -4045,7 +4045,7 @@
           <w:rFonts w:ascii="Garamond" w:eastAsia="Garamond" w:hAnsi="Garamond" w:cs="Garamond"/>
           <w:highlight w:val="yellow"/>
         </w:rPr>
-        <w:t>if</w:t>
+        <w:t/>
       </w:r>
       <w:proofErr w:type="spellEnd"/>
       <w:r>
@@ -4053,7 +4053,7 @@
           <w:rFonts w:ascii="Garamond" w:eastAsia="Garamond" w:hAnsi="Garamond" w:cs="Garamond"/>
           <w:highlight w:val="yellow"/>
         </w:rPr>
-        <w:t xml:space="preserve"> </w:t>
+        <w:t xml:space="preserve"/>
       </w:r>
       <w:proofErr w:type="spellStart"/>
       <w:r>
@@ -4061,7 +4061,7 @@
           <w:rFonts w:ascii="Garamond" w:eastAsia="Garamond" w:hAnsi="Garamond" w:cs="Garamond"/>
           <w:highlight w:val="yellow"/>
         </w:rPr>
-        <w:t>tipo_ads</w:t>
+        <w:t/>
       </w:r>
       <w:proofErr w:type="spellEnd"/>
       <w:r>
@@ -4069,52 +4069,52 @@
           <w:rFonts w:ascii="Garamond" w:eastAsia="Garamond" w:hAnsi="Garamond" w:cs="Garamond"/>
           <w:highlight w:val="yellow"/>
         </w:rPr>
-        <w:t xml:space="preserve"> == </w:t>
-      </w:r>
-      <w:r>
-        <w:rPr>
-          <w:rFonts w:ascii="Garamond" w:eastAsia="Garamond" w:hAnsi="Garamond" w:cs="Garamond"/>
-          <w:sz w:val="23"/>
-          <w:szCs w:val="23"/>
-          <w:highlight w:val="yellow"/>
-        </w:rPr>
-        <w:t>'</w:t>
-      </w:r>
-      <w:r>
-        <w:rPr>
-          <w:rFonts w:ascii="Garamond" w:eastAsia="Garamond" w:hAnsi="Garamond" w:cs="Garamond"/>
-          <w:highlight w:val="yellow"/>
-        </w:rPr>
-        <w:t>aliado</w:t>
-      </w:r>
-      <w:r>
-        <w:rPr>
-          <w:rFonts w:ascii="Garamond" w:eastAsia="Garamond" w:hAnsi="Garamond" w:cs="Garamond"/>
-          <w:sz w:val="23"/>
-          <w:szCs w:val="23"/>
-          <w:highlight w:val="yellow"/>
-        </w:rPr>
-        <w:t>'</w:t>
-      </w:r>
-      <w:r>
-        <w:rPr>
-          <w:rFonts w:ascii="Garamond" w:eastAsia="Garamond" w:hAnsi="Garamond" w:cs="Garamond"/>
-        </w:rPr>
-        <w:t xml:space="preserve"> </w:t>
-      </w:r>
-      <w:r>
-        <w:rPr>
-          <w:rFonts w:ascii="Garamond" w:eastAsia="Garamond" w:hAnsi="Garamond" w:cs="Garamond"/>
-          <w:highlight w:val="yellow"/>
-        </w:rPr>
-        <w:t>%</w:t>
-      </w:r>
-      <w:r>
-        <w:rPr>
-          <w:rFonts w:ascii="Garamond" w:eastAsia="Garamond" w:hAnsi="Garamond" w:cs="Garamond"/>
-          <w:highlight w:val="yellow"/>
-        </w:rPr>
-        <w:t>}</w:t>
+        <w:t xml:space="preserve"/>
+      </w:r>
+      <w:r>
+        <w:rPr>
+          <w:rFonts w:ascii="Garamond" w:eastAsia="Garamond" w:hAnsi="Garamond" w:cs="Garamond"/>
+          <w:sz w:val="23"/>
+          <w:szCs w:val="23"/>
+          <w:highlight w:val="yellow"/>
+        </w:rPr>
+        <w:t/>
+      </w:r>
+      <w:r>
+        <w:rPr>
+          <w:rFonts w:ascii="Garamond" w:eastAsia="Garamond" w:hAnsi="Garamond" w:cs="Garamond"/>
+          <w:highlight w:val="yellow"/>
+        </w:rPr>
+        <w:t/>
+      </w:r>
+      <w:r>
+        <w:rPr>
+          <w:rFonts w:ascii="Garamond" w:eastAsia="Garamond" w:hAnsi="Garamond" w:cs="Garamond"/>
+          <w:sz w:val="23"/>
+          <w:szCs w:val="23"/>
+          <w:highlight w:val="yellow"/>
+        </w:rPr>
+        <w:t/>
+      </w:r>
+      <w:r>
+        <w:rPr>
+          <w:rFonts w:ascii="Garamond" w:eastAsia="Garamond" w:hAnsi="Garamond" w:cs="Garamond"/>
+        </w:rPr>
+        <w:t xml:space="preserve"/>
+      </w:r>
+      <w:r>
+        <w:rPr>
+          <w:rFonts w:ascii="Garamond" w:eastAsia="Garamond" w:hAnsi="Garamond" w:cs="Garamond"/>
+          <w:highlight w:val="yellow"/>
+        </w:rPr>
+        <w:t/>
+      </w:r>
+      <w:r>
+        <w:rPr>
+          <w:rFonts w:ascii="Garamond" w:eastAsia="Garamond" w:hAnsi="Garamond" w:cs="Garamond"/>
+          <w:highlight w:val="yellow"/>
+        </w:rPr>
+        <w:t/>
       </w:r>
       <w:r>
         <w:rPr>
@@ -4207,21 +4207,972 @@
           <w:rFonts w:ascii="Garamond" w:eastAsia="Garamond" w:hAnsi="Garamond" w:cs="Garamond"/>
           <w:highlight w:val="yellow"/>
         </w:rPr>
+        <w:t xml:space="preserve">{% elif tipo_ads == 'aliado_y_rappi' %}</w:t>
+      </w:r>
+      <w:proofErr w:type="spellStart"/>
+      <w:r>
+        <w:rPr>
+          <w:rFonts w:ascii="Garamond" w:eastAsia="Garamond" w:hAnsi="Garamond" w:cs="Garamond"/>
+          <w:highlight w:val="yellow"/>
+        </w:rPr>
+        <w:t/>
+      </w:r>
+      <w:proofErr w:type="spellEnd"/>
+      <w:r>
+        <w:rPr>
+          <w:rFonts w:ascii="Garamond" w:eastAsia="Garamond" w:hAnsi="Garamond" w:cs="Garamond"/>
+          <w:highlight w:val="yellow"/>
+        </w:rPr>
+        <w:t xml:space="preserve"/>
+      </w:r>
+      <w:proofErr w:type="spellStart"/>
+      <w:r>
+        <w:rPr>
+          <w:rFonts w:ascii="Garamond" w:eastAsia="Garamond" w:hAnsi="Garamond" w:cs="Garamond"/>
+          <w:highlight w:val="yellow"/>
+        </w:rPr>
+        <w:t/>
+      </w:r>
+      <w:proofErr w:type="spellEnd"/>
+      <w:r>
+        <w:rPr>
+          <w:rFonts w:ascii="Garamond" w:eastAsia="Garamond" w:hAnsi="Garamond" w:cs="Garamond"/>
+          <w:highlight w:val="yellow"/>
+        </w:rPr>
+        <w:t xml:space="preserve"/>
+      </w:r>
+      <w:r>
+        <w:rPr>
+          <w:rFonts w:ascii="Garamond" w:eastAsia="Garamond" w:hAnsi="Garamond" w:cs="Garamond"/>
+          <w:sz w:val="23"/>
+          <w:szCs w:val="23"/>
+          <w:highlight w:val="yellow"/>
+        </w:rPr>
+        <w:t/>
+      </w:r>
+      <w:proofErr w:type="spellStart"/>
+      <w:r>
+        <w:rPr>
+          <w:rFonts w:ascii="Garamond" w:eastAsia="Garamond" w:hAnsi="Garamond" w:cs="Garamond"/>
+          <w:sz w:val="23"/>
+          <w:szCs w:val="23"/>
+          <w:highlight w:val="yellow"/>
+        </w:rPr>
+        <w:t/>
+      </w:r>
+      <w:proofErr w:type="spellEnd"/>
+      <w:r>
+        <w:rPr>
+          <w:rFonts w:ascii="Garamond" w:eastAsia="Garamond" w:hAnsi="Garamond" w:cs="Garamond"/>
+          <w:sz w:val="23"/>
+          <w:szCs w:val="23"/>
+          <w:highlight w:val="yellow"/>
+        </w:rPr>
+        <w:t/>
+      </w:r>
+      <w:r>
+        <w:rPr>
+          <w:rFonts w:ascii="Garamond" w:eastAsia="Garamond" w:hAnsi="Garamond" w:cs="Garamond"/>
+          <w:highlight w:val="yellow"/>
+        </w:rPr>
+        <w:t xml:space="preserve"/>
+      </w:r>
+      <w:r>
+        <w:rPr>
+          <w:rFonts w:ascii="Garamond" w:eastAsia="Garamond" w:hAnsi="Garamond" w:cs="Garamond"/>
+        </w:rPr>
+        <w:t xml:space="preserve"> </w:t>
+      </w:r>
+      <w:r>
+        <w:rPr>
+          <w:rFonts w:ascii="Garamond" w:eastAsia="Garamond" w:hAnsi="Garamond" w:cs="Garamond"/>
+        </w:rPr>
+        <w:t xml:space="preserve">El Aliado realizará una inversión mensual en </w:t>
+      </w:r>
+      <w:proofErr w:type="spellStart"/>
+      <w:r>
+        <w:rPr>
+          <w:rFonts w:ascii="Garamond" w:eastAsia="Garamond" w:hAnsi="Garamond" w:cs="Garamond"/>
+        </w:rPr>
+        <w:t>Ads</w:t>
+      </w:r>
+      <w:proofErr w:type="spellEnd"/>
+      <w:r>
+        <w:rPr>
+          <w:rFonts w:ascii="Garamond" w:eastAsia="Garamond" w:hAnsi="Garamond" w:cs="Garamond"/>
+        </w:rPr>
+        <w:t xml:space="preserve"> equivalente al </w:t>
+      </w:r>
+      <w:proofErr w:type="gramStart"/>
+      <w:r>
+        <w:rPr>
+          <w:rFonts w:ascii="Garamond" w:eastAsia="Garamond" w:hAnsi="Garamond" w:cs="Garamond"/>
+          <w:highlight w:val="yellow"/>
+          <w:lang w:val="es-ES"/>
+        </w:rPr>
+        <w:t>{{ N</w:t>
+      </w:r>
+      <w:proofErr w:type="gramEnd"/>
+      <w:r>
+        <w:rPr>
+          <w:rFonts w:ascii="Garamond" w:eastAsia="Garamond" w:hAnsi="Garamond" w:cs="Garamond"/>
+          <w:highlight w:val="yellow"/>
+          <w:lang w:val="es-ES"/>
+        </w:rPr>
+        <w:t>_</w:t>
+      </w:r>
+      <w:proofErr w:type="gramStart"/>
+      <w:r>
+        <w:rPr>
+          <w:rFonts w:ascii="Garamond" w:eastAsia="Garamond" w:hAnsi="Garamond" w:cs="Garamond"/>
+          <w:highlight w:val="yellow"/>
+          <w:lang w:val="es-ES"/>
+        </w:rPr>
+        <w:t>ADS }</w:t>
+      </w:r>
+      <w:proofErr w:type="gramEnd"/>
+      <w:r>
+        <w:rPr>
+          <w:rFonts w:ascii="Garamond" w:eastAsia="Garamond" w:hAnsi="Garamond" w:cs="Garamond"/>
+          <w:highlight w:val="yellow"/>
+          <w:lang w:val="es-ES"/>
+        </w:rPr>
+        <w:t>}</w:t>
+      </w:r>
+      <w:r>
+        <w:rPr>
+          <w:rFonts w:ascii="Garamond" w:eastAsia="Garamond" w:hAnsi="Garamond" w:cs="Garamond"/>
+          <w:lang w:val="es-ES"/>
+        </w:rPr>
+        <w:t xml:space="preserve"> % </w:t>
+      </w:r>
+      <w:r>
+        <w:rPr>
+          <w:rFonts w:ascii="Garamond" w:eastAsia="Garamond" w:hAnsi="Garamond" w:cs="Garamond"/>
+          <w:highlight w:val="yellow"/>
+          <w:lang w:val="es-ES"/>
+        </w:rPr>
+        <w:t>(</w:t>
+      </w:r>
+      <w:proofErr w:type="gramStart"/>
+      <w:r>
+        <w:rPr>
+          <w:rFonts w:ascii="Garamond" w:eastAsia="Garamond" w:hAnsi="Garamond" w:cs="Garamond"/>
+          <w:highlight w:val="yellow"/>
+          <w:lang w:val="es-ES"/>
+        </w:rPr>
+        <w:t>{{ VALOR</w:t>
+      </w:r>
+      <w:proofErr w:type="gramEnd"/>
+      <w:r>
+        <w:rPr>
+          <w:rFonts w:ascii="Garamond" w:eastAsia="Garamond" w:hAnsi="Garamond" w:cs="Garamond"/>
+          <w:highlight w:val="yellow"/>
+          <w:lang w:val="es-ES"/>
+        </w:rPr>
+        <w:t>_</w:t>
+      </w:r>
+      <w:proofErr w:type="gramStart"/>
+      <w:r>
+        <w:rPr>
+          <w:rFonts w:ascii="Garamond" w:eastAsia="Garamond" w:hAnsi="Garamond" w:cs="Garamond"/>
+          <w:highlight w:val="yellow"/>
+          <w:lang w:val="es-ES"/>
+        </w:rPr>
+        <w:t>ADS }</w:t>
+      </w:r>
+      <w:proofErr w:type="gramEnd"/>
+      <w:r>
+        <w:rPr>
+          <w:rFonts w:ascii="Garamond" w:eastAsia="Garamond" w:hAnsi="Garamond" w:cs="Garamond"/>
+          <w:highlight w:val="yellow"/>
+          <w:lang w:val="es-ES"/>
+        </w:rPr>
+        <w:t>})</w:t>
+      </w:r>
+      <w:r>
+        <w:rPr>
+          <w:rFonts w:ascii="Garamond" w:eastAsia="Garamond" w:hAnsi="Garamond" w:cs="Garamond"/>
+        </w:rPr>
+        <w:t xml:space="preserve"> de sus ventas totales en la Plataforma Rappi del mes anterior y Rappi realizará una inversión mensual en </w:t>
+      </w:r>
+      <w:proofErr w:type="spellStart"/>
+      <w:r>
+        <w:rPr>
+          <w:rFonts w:ascii="Garamond" w:eastAsia="Garamond" w:hAnsi="Garamond" w:cs="Garamond"/>
+        </w:rPr>
+        <w:t>Ads</w:t>
+      </w:r>
+      <w:proofErr w:type="spellEnd"/>
+      <w:r>
+        <w:rPr>
+          <w:rFonts w:ascii="Garamond" w:eastAsia="Garamond" w:hAnsi="Garamond" w:cs="Garamond"/>
+        </w:rPr>
+        <w:t xml:space="preserve"> </w:t>
+      </w:r>
+      <w:r>
+        <w:rPr>
+          <w:rFonts w:ascii="Garamond" w:eastAsia="Garamond" w:hAnsi="Garamond" w:cs="Garamond"/>
+        </w:rPr>
+        <w:t xml:space="preserve">equivalente al </w:t>
+      </w:r>
+      <w:proofErr w:type="gramStart"/>
+      <w:r>
+        <w:rPr>
+          <w:rFonts w:ascii="Garamond" w:eastAsia="Garamond" w:hAnsi="Garamond" w:cs="Garamond"/>
+          <w:highlight w:val="yellow"/>
+        </w:rPr>
+        <w:t>{{ N</w:t>
+      </w:r>
+      <w:proofErr w:type="gramEnd"/>
+      <w:r>
+        <w:rPr>
+          <w:rFonts w:ascii="Garamond" w:eastAsia="Garamond" w:hAnsi="Garamond" w:cs="Garamond"/>
+          <w:highlight w:val="yellow"/>
+        </w:rPr>
+        <w:t>_ADS_</w:t>
+      </w:r>
+      <w:proofErr w:type="gramStart"/>
+      <w:r>
+        <w:rPr>
+          <w:rFonts w:ascii="Garamond" w:eastAsia="Garamond" w:hAnsi="Garamond" w:cs="Garamond"/>
+          <w:highlight w:val="yellow"/>
+        </w:rPr>
+        <w:t>RAPPI }}</w:t>
+      </w:r>
+      <w:r>
+        <w:rPr>
+          <w:rFonts w:ascii="Garamond" w:eastAsia="Garamond" w:hAnsi="Garamond" w:cs="Garamond"/>
+        </w:rPr>
+        <w:t>%</w:t>
+      </w:r>
+      <w:proofErr w:type="gramEnd"/>
+      <w:r>
+        <w:rPr>
+          <w:rFonts w:ascii="Garamond" w:eastAsia="Garamond" w:hAnsi="Garamond" w:cs="Garamond"/>
+        </w:rPr>
+        <w:t xml:space="preserve"> </w:t>
+      </w:r>
+      <w:r>
+        <w:rPr>
+          <w:rFonts w:ascii="Garamond" w:eastAsia="Garamond" w:hAnsi="Garamond" w:cs="Garamond"/>
+          <w:highlight w:val="yellow"/>
+        </w:rPr>
+        <w:t>(</w:t>
+      </w:r>
+      <w:proofErr w:type="gramStart"/>
+      <w:r>
+        <w:rPr>
+          <w:rFonts w:ascii="Garamond" w:eastAsia="Garamond" w:hAnsi="Garamond" w:cs="Garamond"/>
+          <w:highlight w:val="yellow"/>
+        </w:rPr>
+        <w:t>{{ VALOR</w:t>
+      </w:r>
+      <w:proofErr w:type="gramEnd"/>
+      <w:r>
+        <w:rPr>
+          <w:rFonts w:ascii="Garamond" w:eastAsia="Garamond" w:hAnsi="Garamond" w:cs="Garamond"/>
+          <w:highlight w:val="yellow"/>
+        </w:rPr>
+        <w:t>_ADS_</w:t>
+      </w:r>
+      <w:proofErr w:type="gramStart"/>
+      <w:r>
+        <w:rPr>
+          <w:rFonts w:ascii="Garamond" w:eastAsia="Garamond" w:hAnsi="Garamond" w:cs="Garamond"/>
+          <w:highlight w:val="yellow"/>
+        </w:rPr>
+        <w:t>RAPPI }</w:t>
+      </w:r>
+      <w:proofErr w:type="gramEnd"/>
+      <w:r>
+        <w:rPr>
+          <w:rFonts w:ascii="Garamond" w:eastAsia="Garamond" w:hAnsi="Garamond" w:cs="Garamond"/>
+          <w:highlight w:val="yellow"/>
+        </w:rPr>
+        <w:t>}</w:t>
+      </w:r>
+      <w:r>
+        <w:rPr>
+          <w:rFonts w:ascii="Garamond" w:eastAsia="Garamond" w:hAnsi="Garamond" w:cs="Garamond"/>
+          <w:highlight w:val="yellow"/>
+        </w:rPr>
+        <w:t>)</w:t>
+      </w:r>
+      <w:r>
+        <w:rPr>
+          <w:rFonts w:ascii="Garamond" w:eastAsia="Garamond" w:hAnsi="Garamond" w:cs="Garamond"/>
+        </w:rPr>
+        <w:t xml:space="preserve"> de las ventas totales del Aliado en la Plataforma Rappi del mes anterior. Rappi activará los </w:t>
+      </w:r>
+      <w:proofErr w:type="spellStart"/>
+      <w:r>
+        <w:rPr>
+          <w:rFonts w:ascii="Garamond" w:eastAsia="Garamond" w:hAnsi="Garamond" w:cs="Garamond"/>
+        </w:rPr>
+        <w:t>Ads</w:t>
+      </w:r>
+      <w:proofErr w:type="spellEnd"/>
+      <w:r>
+        <w:rPr>
+          <w:rFonts w:ascii="Garamond" w:eastAsia="Garamond" w:hAnsi="Garamond" w:cs="Garamond"/>
+        </w:rPr>
+        <w:t xml:space="preserve"> en las fechas acordadas por las Partes, sujetándose su ejecución y cobro a los términos disponibles en https://legal.rappi.com.co/mexico/terminos-y-condiciones-ads-vertical-restaurantes-mexico Solo se facturarán los </w:t>
+      </w:r>
+      <w:proofErr w:type="spellStart"/>
+      <w:r>
+        <w:rPr>
+          <w:rFonts w:ascii="Garamond" w:eastAsia="Garamond" w:hAnsi="Garamond" w:cs="Garamond"/>
+        </w:rPr>
+        <w:t>Clicks</w:t>
+      </w:r>
+      <w:proofErr w:type="spellEnd"/>
+      <w:r>
+        <w:rPr>
+          <w:rFonts w:ascii="Garamond" w:eastAsia="Garamond" w:hAnsi="Garamond" w:cs="Garamond"/>
+        </w:rPr>
+        <w:t xml:space="preserve"> efectivamente ejecutados. {% endif %}</w:t>
+      </w:r>
+    </w:p>
+    <w:p>
+      <w:pPr>
+        <w:jc w:val="both"/>
+        <w:rPr>
+          <w:rFonts w:ascii="Garamond" w:eastAsia="Garamond" w:hAnsi="Garamond" w:cs="Garamond"/>
+          <w:sz w:val="23"/>
+          <w:szCs w:val="23"/>
+          <w:lang w:val="es-ES"/>
+        </w:rPr>
+      </w:pPr>
+      <w:r>
+        <w:rPr>
+          <w:rFonts w:ascii="Garamond" w:eastAsia="Garamond" w:hAnsi="Garamond" w:cs="Garamond"/>
+          <w:sz w:val="23"/>
+          <w:szCs w:val="23"/>
+          <w:highlight w:val="yellow"/>
+          <w:lang w:val="es-ES"/>
+        </w:rPr>
+        <w:t xml:space="preserve">{%p if activa_descuento_menu %}</w:t>
+      </w:r>
+      <w:proofErr w:type="spellStart"/>
+      <w:r>
+        <w:rPr>
+          <w:rFonts w:ascii="Garamond" w:eastAsia="Garamond" w:hAnsi="Garamond" w:cs="Garamond"/>
+          <w:sz w:val="23"/>
+          <w:szCs w:val="23"/>
+          <w:highlight w:val="yellow"/>
+          <w:lang w:val="es-ES"/>
+        </w:rPr>
+        <w:t/>
+      </w:r>
+      <w:proofErr w:type="spellEnd"/>
+      <w:r>
+        <w:rPr>
+          <w:rFonts w:ascii="Garamond" w:eastAsia="Garamond" w:hAnsi="Garamond" w:cs="Garamond"/>
+          <w:sz w:val="23"/>
+          <w:szCs w:val="23"/>
+          <w:highlight w:val="yellow"/>
+          <w:lang w:val="es-ES"/>
+        </w:rPr>
+        <w:t xml:space="preserve"/>
+      </w:r>
+      <w:proofErr w:type="spellStart"/>
+      <w:r>
+        <w:rPr>
+          <w:rFonts w:ascii="Garamond" w:eastAsia="Garamond" w:hAnsi="Garamond" w:cs="Garamond"/>
+          <w:sz w:val="23"/>
+          <w:szCs w:val="23"/>
+          <w:highlight w:val="yellow"/>
+          <w:lang w:val="es-ES"/>
+        </w:rPr>
+        <w:t/>
+      </w:r>
+      <w:r>
+        <w:rPr>
+          <w:rFonts w:ascii="Garamond" w:eastAsia="Garamond" w:hAnsi="Garamond" w:cs="Garamond"/>
+          <w:sz w:val="23"/>
+          <w:szCs w:val="23"/>
+          <w:highlight w:val="yellow"/>
+          <w:lang w:val="es-ES"/>
+        </w:rPr>
+        <w:t/>
+      </w:r>
+      <w:r>
+        <w:rPr>
+          <w:rFonts w:ascii="Garamond" w:eastAsia="Garamond" w:hAnsi="Garamond" w:cs="Garamond"/>
+          <w:sz w:val="23"/>
+          <w:szCs w:val="23"/>
+          <w:highlight w:val="yellow"/>
+          <w:lang w:val="es-ES"/>
+        </w:rPr>
+        <w:t/>
+      </w:r>
+      <w:proofErr w:type="spellEnd"/>
+      <w:r>
+        <w:rPr>
+          <w:rFonts w:ascii="Garamond" w:eastAsia="Garamond" w:hAnsi="Garamond" w:cs="Garamond"/>
+          <w:sz w:val="23"/>
+          <w:szCs w:val="23"/>
+          <w:highlight w:val="yellow"/>
+          <w:lang w:val="es-ES"/>
+        </w:rPr>
+        <w:t xml:space="preserve"/>
+      </w:r>
+    </w:p>
+    <w:p>
+      <w:pPr>
+        <w:jc w:val="both"/>
+        <w:rPr>
+          <w:rFonts w:ascii="Garamond" w:eastAsia="Garamond" w:hAnsi="Garamond" w:cs="Garamond"/>
+          <w:sz w:val="23"/>
+          <w:szCs w:val="23"/>
+        </w:rPr>
+      </w:pPr>
+      <w:r>
+        <w:rPr>
+          <w:rFonts w:ascii="Garamond" w:eastAsia="Garamond" w:hAnsi="Garamond" w:cs="Garamond"/>
+          <w:sz w:val="23"/>
+          <w:szCs w:val="23"/>
+        </w:rPr>
+        <w:t xml:space="preserve">{{ ROM_DESCUENTO_MENU }} Realizar un descuento de por lo menos el </w:t>
+      </w:r>
+      <w:proofErr w:type="gramStart"/>
+      <w:r>
+        <w:rPr>
+          <w:rFonts w:ascii="Garamond" w:eastAsia="Garamond" w:hAnsi="Garamond" w:cs="Garamond"/>
+          <w:sz w:val="23"/>
+          <w:szCs w:val="23"/>
+          <w:highlight w:val="yellow"/>
+        </w:rPr>
+        <w:t>{{ N</w:t>
+      </w:r>
+      <w:proofErr w:type="gramEnd"/>
+      <w:r>
+        <w:rPr>
+          <w:rFonts w:ascii="Garamond" w:eastAsia="Garamond" w:hAnsi="Garamond" w:cs="Garamond"/>
+          <w:sz w:val="23"/>
+          <w:szCs w:val="23"/>
+          <w:highlight w:val="yellow"/>
+        </w:rPr>
+        <w:t>_DESCUENTO_</w:t>
+      </w:r>
+      <w:proofErr w:type="gramStart"/>
+      <w:r>
+        <w:rPr>
+          <w:rFonts w:ascii="Garamond" w:eastAsia="Garamond" w:hAnsi="Garamond" w:cs="Garamond"/>
+          <w:sz w:val="23"/>
+          <w:szCs w:val="23"/>
+          <w:highlight w:val="yellow"/>
+        </w:rPr>
+        <w:t>MENU }}</w:t>
+      </w:r>
+      <w:r>
+        <w:rPr>
+          <w:rFonts w:ascii="Garamond" w:eastAsia="Garamond" w:hAnsi="Garamond" w:cs="Garamond"/>
+          <w:sz w:val="23"/>
+          <w:szCs w:val="23"/>
+        </w:rPr>
+        <w:t>%</w:t>
+      </w:r>
+      <w:proofErr w:type="gramEnd"/>
+      <w:r>
+        <w:rPr>
+          <w:rFonts w:ascii="Garamond" w:eastAsia="Garamond" w:hAnsi="Garamond" w:cs="Garamond"/>
+          <w:sz w:val="23"/>
+          <w:szCs w:val="23"/>
+        </w:rPr>
+        <w:t xml:space="preserve"> (</w:t>
+      </w:r>
+      <w:proofErr w:type="gramStart"/>
+      <w:r>
+        <w:rPr>
+          <w:rFonts w:ascii="Garamond" w:eastAsia="Garamond" w:hAnsi="Garamond" w:cs="Garamond"/>
+          <w:sz w:val="23"/>
+          <w:szCs w:val="23"/>
+          <w:highlight w:val="yellow"/>
+        </w:rPr>
+        <w:t xml:space="preserve">{{ </w:t>
+      </w:r>
+      <w:proofErr w:type="spellStart"/>
+      <w:r>
+        <w:rPr>
+          <w:rFonts w:ascii="Garamond" w:eastAsia="Garamond" w:hAnsi="Garamond" w:cs="Garamond"/>
+          <w:sz w:val="23"/>
+          <w:szCs w:val="23"/>
+          <w:highlight w:val="yellow"/>
+        </w:rPr>
+        <w:t>VALOR</w:t>
+      </w:r>
+      <w:proofErr w:type="gramEnd"/>
+      <w:r>
+        <w:rPr>
+          <w:rFonts w:ascii="Garamond" w:eastAsia="Garamond" w:hAnsi="Garamond" w:cs="Garamond"/>
+          <w:sz w:val="23"/>
+          <w:szCs w:val="23"/>
+          <w:highlight w:val="yellow"/>
+        </w:rPr>
+        <w:t>_DESCUENTO_MENU</w:t>
+      </w:r>
+      <w:r>
+        <w:rPr>
+          <w:rFonts w:ascii="Garamond" w:eastAsia="Garamond" w:hAnsi="Garamond" w:cs="Garamond"/>
+          <w:sz w:val="23"/>
+          <w:szCs w:val="23"/>
+          <w:highlight w:val="yellow"/>
+        </w:rPr>
+        <w:t>|</w:t>
+      </w:r>
+      <w:proofErr w:type="gramStart"/>
+      <w:r>
+        <w:rPr>
+          <w:rFonts w:ascii="Garamond" w:eastAsia="Garamond" w:hAnsi="Garamond" w:cs="Garamond"/>
+          <w:sz w:val="23"/>
+          <w:szCs w:val="23"/>
+          <w:highlight w:val="yellow"/>
+        </w:rPr>
+        <w:t>lower</w:t>
+      </w:r>
+      <w:proofErr w:type="spellEnd"/>
+      <w:r>
+        <w:rPr>
+          <w:rFonts w:ascii="Garamond" w:eastAsia="Garamond" w:hAnsi="Garamond" w:cs="Garamond"/>
+          <w:sz w:val="23"/>
+          <w:szCs w:val="23"/>
+          <w:highlight w:val="yellow"/>
+        </w:rPr>
+        <w:t xml:space="preserve"> }</w:t>
+      </w:r>
+      <w:proofErr w:type="gramEnd"/>
+      <w:r>
+        <w:rPr>
+          <w:rFonts w:ascii="Garamond" w:eastAsia="Garamond" w:hAnsi="Garamond" w:cs="Garamond"/>
+          <w:sz w:val="23"/>
+          <w:szCs w:val="23"/>
+          <w:highlight w:val="yellow"/>
+        </w:rPr>
+        <w:t>}</w:t>
+      </w:r>
+      <w:r>
+        <w:rPr>
+          <w:rFonts w:ascii="Garamond" w:eastAsia="Garamond" w:hAnsi="Garamond" w:cs="Garamond"/>
+          <w:sz w:val="23"/>
+          <w:szCs w:val="23"/>
+        </w:rPr>
+        <w:t xml:space="preserve"> </w:t>
+      </w:r>
+      <w:r>
+        <w:rPr>
+          <w:rFonts w:ascii="Garamond" w:eastAsia="Garamond" w:hAnsi="Garamond" w:cs="Garamond"/>
+          <w:sz w:val="23"/>
+          <w:szCs w:val="23"/>
+        </w:rPr>
+        <w:t xml:space="preserve">por ciento) en todo el menú dentro de la Plataforma Rappi durante los primeros </w:t>
+      </w:r>
+      <w:proofErr w:type="gramStart"/>
+      <w:r>
+        <w:rPr>
+          <w:rFonts w:ascii="Garamond" w:eastAsia="Garamond" w:hAnsi="Garamond" w:cs="Garamond"/>
+          <w:sz w:val="23"/>
+          <w:szCs w:val="23"/>
+          <w:highlight w:val="yellow"/>
+        </w:rPr>
+        <w:t>{{ N</w:t>
+      </w:r>
+      <w:proofErr w:type="gramEnd"/>
+      <w:r>
+        <w:rPr>
+          <w:rFonts w:ascii="Garamond" w:eastAsia="Garamond" w:hAnsi="Garamond" w:cs="Garamond"/>
+          <w:sz w:val="23"/>
+          <w:szCs w:val="23"/>
+          <w:highlight w:val="yellow"/>
+        </w:rPr>
+        <w:t>_MESES_DESCUENTO_</w:t>
+      </w:r>
+      <w:proofErr w:type="gramStart"/>
+      <w:r>
+        <w:rPr>
+          <w:rFonts w:ascii="Garamond" w:eastAsia="Garamond" w:hAnsi="Garamond" w:cs="Garamond"/>
+          <w:sz w:val="23"/>
+          <w:szCs w:val="23"/>
+          <w:highlight w:val="yellow"/>
+        </w:rPr>
+        <w:t>MENU }</w:t>
+      </w:r>
+      <w:proofErr w:type="gramEnd"/>
+      <w:r>
+        <w:rPr>
+          <w:rFonts w:ascii="Garamond" w:eastAsia="Garamond" w:hAnsi="Garamond" w:cs="Garamond"/>
+          <w:sz w:val="23"/>
+          <w:szCs w:val="23"/>
+          <w:highlight w:val="yellow"/>
+        </w:rPr>
+        <w:t>}</w:t>
+      </w:r>
+      <w:r>
+        <w:rPr>
+          <w:rFonts w:ascii="Garamond" w:eastAsia="Garamond" w:hAnsi="Garamond" w:cs="Garamond"/>
+          <w:sz w:val="23"/>
+          <w:szCs w:val="23"/>
+        </w:rPr>
+        <w:t xml:space="preserve"> (</w:t>
+      </w:r>
+      <w:proofErr w:type="gramStart"/>
+      <w:r>
+        <w:rPr>
+          <w:rFonts w:ascii="Garamond" w:eastAsia="Garamond" w:hAnsi="Garamond" w:cs="Garamond"/>
+          <w:sz w:val="23"/>
+          <w:szCs w:val="23"/>
+          <w:highlight w:val="yellow"/>
+        </w:rPr>
+        <w:t xml:space="preserve">{{ </w:t>
+      </w:r>
+      <w:proofErr w:type="spellStart"/>
+      <w:r>
+        <w:rPr>
+          <w:rFonts w:ascii="Garamond" w:eastAsia="Garamond" w:hAnsi="Garamond" w:cs="Garamond"/>
+          <w:sz w:val="23"/>
+          <w:szCs w:val="23"/>
+          <w:highlight w:val="yellow"/>
+        </w:rPr>
+        <w:t>VALOR</w:t>
+      </w:r>
+      <w:proofErr w:type="gramEnd"/>
+      <w:r>
+        <w:rPr>
+          <w:rFonts w:ascii="Garamond" w:eastAsia="Garamond" w:hAnsi="Garamond" w:cs="Garamond"/>
+          <w:sz w:val="23"/>
+          <w:szCs w:val="23"/>
+          <w:highlight w:val="yellow"/>
+        </w:rPr>
+        <w:t>_MES_DESCUENTO_MENU</w:t>
+      </w:r>
+      <w:r>
+        <w:rPr>
+          <w:rFonts w:ascii="Garamond" w:eastAsia="Garamond" w:hAnsi="Garamond" w:cs="Garamond"/>
+          <w:sz w:val="23"/>
+          <w:szCs w:val="23"/>
+          <w:highlight w:val="yellow"/>
+        </w:rPr>
+        <w:t>|</w:t>
+      </w:r>
+      <w:proofErr w:type="gramStart"/>
+      <w:r>
+        <w:rPr>
+          <w:rFonts w:ascii="Garamond" w:eastAsia="Garamond" w:hAnsi="Garamond" w:cs="Garamond"/>
+          <w:sz w:val="23"/>
+          <w:szCs w:val="23"/>
+          <w:highlight w:val="yellow"/>
+        </w:rPr>
+        <w:t>lower</w:t>
+      </w:r>
+      <w:proofErr w:type="spellEnd"/>
+      <w:r>
+        <w:rPr>
+          <w:rFonts w:ascii="Garamond" w:eastAsia="Garamond" w:hAnsi="Garamond" w:cs="Garamond"/>
+          <w:sz w:val="23"/>
+          <w:szCs w:val="23"/>
+          <w:highlight w:val="yellow"/>
+        </w:rPr>
+        <w:t xml:space="preserve"> }</w:t>
+      </w:r>
+      <w:proofErr w:type="gramEnd"/>
+      <w:r>
+        <w:rPr>
+          <w:rFonts w:ascii="Garamond" w:eastAsia="Garamond" w:hAnsi="Garamond" w:cs="Garamond"/>
+          <w:sz w:val="23"/>
+          <w:szCs w:val="23"/>
+          <w:highlight w:val="yellow"/>
+        </w:rPr>
+        <w:t>}</w:t>
+      </w:r>
+      <w:r>
+        <w:rPr>
+          <w:rFonts w:ascii="Garamond" w:eastAsia="Garamond" w:hAnsi="Garamond" w:cs="Garamond"/>
+          <w:sz w:val="23"/>
+          <w:szCs w:val="23"/>
+        </w:rPr>
+        <w:t>) meses de ejecución del presente Acuerdo.</w:t>
+      </w:r>
+    </w:p>
+    <w:p>
+      <w:pPr>
+        <w:jc w:val="both"/>
+        <w:rPr>
+          <w:rFonts w:ascii="Garamond" w:eastAsia="Garamond" w:hAnsi="Garamond" w:cs="Garamond"/>
+          <w:sz w:val="23"/>
+          <w:szCs w:val="23"/>
+          <w:lang w:val="en-US"/>
+        </w:rPr>
+      </w:pPr>
+      <w:r>
+        <w:rPr>
+          <w:rFonts w:ascii="Garamond" w:eastAsia="Garamond" w:hAnsi="Garamond" w:cs="Garamond"/>
+          <w:sz w:val="23"/>
+          <w:szCs w:val="23"/>
+          <w:highlight w:val="yellow"/>
+          <w:lang w:val="en-US"/>
+        </w:rPr>
+        <w:t>{%p endif %}</w:t>
+      </w:r>
+    </w:p>
+    <w:p>
+      <w:pPr>
+        <w:jc w:val="both"/>
+        <w:rPr>
+          <w:rFonts w:ascii="Garamond" w:eastAsia="Garamond" w:hAnsi="Garamond" w:cs="Garamond"/>
+          <w:sz w:val="23"/>
+          <w:szCs w:val="23"/>
+          <w:lang w:val="en-US"/>
+        </w:rPr>
+      </w:pPr>
+      <w:r>
+        <w:rPr>
+          <w:rFonts w:ascii="Garamond" w:eastAsia="Garamond" w:hAnsi="Garamond" w:cs="Garamond"/>
+          <w:sz w:val="23"/>
+          <w:szCs w:val="23"/>
+          <w:highlight w:val="yellow"/>
+          <w:lang w:val="en-US"/>
+        </w:rPr>
+        <w:t xml:space="preserve">{%p if </w:t>
+      </w:r>
+      <w:proofErr w:type="spellStart"/>
+      <w:r>
+        <w:rPr>
+          <w:rFonts w:ascii="Garamond" w:eastAsia="Garamond" w:hAnsi="Garamond" w:cs="Garamond"/>
+          <w:sz w:val="23"/>
+          <w:szCs w:val="23"/>
+          <w:highlight w:val="yellow"/>
+          <w:lang w:val="en-US"/>
+        </w:rPr>
+        <w:t>activa_mark_down</w:t>
+      </w:r>
+      <w:proofErr w:type="spellEnd"/>
+      <w:r>
+        <w:rPr>
+          <w:rFonts w:ascii="Garamond" w:eastAsia="Garamond" w:hAnsi="Garamond" w:cs="Garamond"/>
+          <w:sz w:val="23"/>
+          <w:szCs w:val="23"/>
+          <w:highlight w:val="yellow"/>
+          <w:lang w:val="en-US"/>
+        </w:rPr>
+        <w:t xml:space="preserve"> %}</w:t>
+      </w:r>
+    </w:p>
+    <w:p>
+      <w:pPr>
+        <w:jc w:val="both"/>
+        <w:rPr>
+          <w:rFonts w:ascii="Garamond" w:eastAsia="Garamond" w:hAnsi="Garamond" w:cs="Garamond"/>
+          <w:sz w:val="23"/>
+          <w:szCs w:val="23"/>
+        </w:rPr>
+      </w:pPr>
+      <w:r>
+        <w:rPr>
+          <w:rFonts w:ascii="Garamond" w:eastAsia="Garamond" w:hAnsi="Garamond" w:cs="Garamond"/>
+          <w:sz w:val="23"/>
+          <w:szCs w:val="23"/>
+        </w:rPr>
+        <w:t xml:space="preserve">{{ ROM_MARK_DOWN }} Realizar una inversión mensual en promociones del </w:t>
+      </w:r>
+      <w:proofErr w:type="gramStart"/>
+      <w:r>
+        <w:rPr>
+          <w:rFonts w:ascii="Garamond" w:eastAsia="Garamond" w:hAnsi="Garamond" w:cs="Garamond"/>
+          <w:sz w:val="23"/>
+          <w:szCs w:val="23"/>
+          <w:highlight w:val="yellow"/>
+        </w:rPr>
+        <w:t>{{ N</w:t>
+      </w:r>
+      <w:proofErr w:type="gramEnd"/>
+      <w:r>
+        <w:rPr>
+          <w:rFonts w:ascii="Garamond" w:eastAsia="Garamond" w:hAnsi="Garamond" w:cs="Garamond"/>
+          <w:sz w:val="23"/>
+          <w:szCs w:val="23"/>
+          <w:highlight w:val="yellow"/>
+        </w:rPr>
+        <w:t>_DESCUENTO_MARK_</w:t>
+      </w:r>
+      <w:proofErr w:type="gramStart"/>
+      <w:r>
+        <w:rPr>
+          <w:rFonts w:ascii="Garamond" w:eastAsia="Garamond" w:hAnsi="Garamond" w:cs="Garamond"/>
+          <w:sz w:val="23"/>
+          <w:szCs w:val="23"/>
+          <w:highlight w:val="yellow"/>
+        </w:rPr>
+        <w:t>DOWN }}</w:t>
+      </w:r>
+      <w:r>
+        <w:rPr>
+          <w:rFonts w:ascii="Garamond" w:eastAsia="Garamond" w:hAnsi="Garamond" w:cs="Garamond"/>
+          <w:sz w:val="23"/>
+          <w:szCs w:val="23"/>
+        </w:rPr>
+        <w:t>%</w:t>
+      </w:r>
+      <w:proofErr w:type="gramEnd"/>
+      <w:r>
+        <w:rPr>
+          <w:rFonts w:ascii="Garamond" w:eastAsia="Garamond" w:hAnsi="Garamond" w:cs="Garamond"/>
+          <w:sz w:val="23"/>
+          <w:szCs w:val="23"/>
+        </w:rPr>
+        <w:t xml:space="preserve"> (</w:t>
+      </w:r>
+      <w:proofErr w:type="gramStart"/>
+      <w:r>
+        <w:rPr>
+          <w:rFonts w:ascii="Garamond" w:eastAsia="Garamond" w:hAnsi="Garamond" w:cs="Garamond"/>
+          <w:sz w:val="23"/>
+          <w:szCs w:val="23"/>
+          <w:highlight w:val="yellow"/>
+        </w:rPr>
+        <w:t xml:space="preserve">{{ </w:t>
+      </w:r>
+      <w:proofErr w:type="spellStart"/>
+      <w:r>
+        <w:rPr>
+          <w:rFonts w:ascii="Garamond" w:eastAsia="Garamond" w:hAnsi="Garamond" w:cs="Garamond"/>
+          <w:sz w:val="23"/>
+          <w:szCs w:val="23"/>
+          <w:highlight w:val="yellow"/>
+        </w:rPr>
+        <w:t>VALOR</w:t>
+      </w:r>
+      <w:proofErr w:type="gramEnd"/>
+      <w:r>
+        <w:rPr>
+          <w:rFonts w:ascii="Garamond" w:eastAsia="Garamond" w:hAnsi="Garamond" w:cs="Garamond"/>
+          <w:sz w:val="23"/>
+          <w:szCs w:val="23"/>
+          <w:highlight w:val="yellow"/>
+        </w:rPr>
+        <w:t>_DESCUENTO_MARK_DOWN|</w:t>
+      </w:r>
+      <w:proofErr w:type="gramStart"/>
+      <w:r>
+        <w:rPr>
+          <w:rFonts w:ascii="Garamond" w:eastAsia="Garamond" w:hAnsi="Garamond" w:cs="Garamond"/>
+          <w:sz w:val="23"/>
+          <w:szCs w:val="23"/>
+          <w:highlight w:val="yellow"/>
+        </w:rPr>
+        <w:t>lower</w:t>
+      </w:r>
+      <w:proofErr w:type="spellEnd"/>
+      <w:r>
+        <w:rPr>
+          <w:rFonts w:ascii="Garamond" w:eastAsia="Garamond" w:hAnsi="Garamond" w:cs="Garamond"/>
+          <w:sz w:val="23"/>
+          <w:szCs w:val="23"/>
+          <w:highlight w:val="yellow"/>
+        </w:rPr>
+        <w:t xml:space="preserve"> }</w:t>
+      </w:r>
+      <w:proofErr w:type="gramEnd"/>
+      <w:r>
+        <w:rPr>
+          <w:rFonts w:ascii="Garamond" w:eastAsia="Garamond" w:hAnsi="Garamond" w:cs="Garamond"/>
+          <w:sz w:val="23"/>
+          <w:szCs w:val="23"/>
+          <w:highlight w:val="yellow"/>
+        </w:rPr>
+        <w:t>}</w:t>
+      </w:r>
+      <w:r>
+        <w:rPr>
+          <w:rFonts w:ascii="Garamond" w:eastAsia="Garamond" w:hAnsi="Garamond" w:cs="Garamond"/>
+          <w:sz w:val="23"/>
+          <w:szCs w:val="23"/>
+        </w:rPr>
+        <w:t xml:space="preserve"> por ciento) de las ventas totales realizadas por el Aliado a través de la Plataforma Rappi durante el mes inmediatamente anterior durante la vigencia del presente Acuerdo.</w:t>
+      </w:r>
+    </w:p>
+    <w:p>
+      <w:pPr>
+        <w:jc w:val="both"/>
+        <w:rPr>
+          <w:rFonts w:ascii="Garamond" w:eastAsia="Garamond" w:hAnsi="Garamond" w:cs="Garamond"/>
+          <w:sz w:val="23"/>
+          <w:szCs w:val="23"/>
+          <w:lang w:val="es-MX"/>
+        </w:rPr>
+      </w:pPr>
+      <w:r>
+        <w:rPr>
+          <w:rFonts w:ascii="Garamond" w:eastAsia="Garamond" w:hAnsi="Garamond" w:cs="Garamond"/>
+          <w:sz w:val="23"/>
+          <w:szCs w:val="23"/>
+          <w:highlight w:val="yellow"/>
+          <w:lang w:val="es-ES"/>
+        </w:rPr>
         <w:t xml:space="preserve">{%p </w:t>
       </w:r>
       <w:proofErr w:type="spellStart"/>
       <w:r>
         <w:rPr>
           <w:rFonts w:ascii="Garamond" w:eastAsia="Garamond" w:hAnsi="Garamond" w:cs="Garamond"/>
-          <w:highlight w:val="yellow"/>
-        </w:rPr>
-        <w:t>elif</w:t>
+          <w:sz w:val="23"/>
+          <w:szCs w:val="23"/>
+          <w:highlight w:val="yellow"/>
+          <w:lang w:val="es-ES"/>
+        </w:rPr>
+        <w:t>endif</w:t>
       </w:r>
       <w:proofErr w:type="spellEnd"/>
       <w:r>
         <w:rPr>
           <w:rFonts w:ascii="Garamond" w:eastAsia="Garamond" w:hAnsi="Garamond" w:cs="Garamond"/>
-          <w:highlight w:val="yellow"/>
+          <w:sz w:val="23"/>
+          <w:szCs w:val="23"/>
+          <w:highlight w:val="yellow"/>
+          <w:lang w:val="es-ES"/>
+        </w:rPr>
+        <w:t xml:space="preserve"> %}</w:t>
+      </w:r>
+    </w:p>
+    <w:p>
+      <w:pPr>
+        <w:jc w:val="both"/>
+        <w:rPr>
+          <w:rFonts w:ascii="Garamond" w:eastAsia="Garamond" w:hAnsi="Garamond" w:cs="Garamond"/>
+          <w:sz w:val="23"/>
+          <w:szCs w:val="23"/>
+          <w:lang w:val="es-ES"/>
+        </w:rPr>
+      </w:pPr>
+      <w:r>
+        <w:rPr>
+          <w:rFonts w:ascii="Garamond" w:eastAsia="Garamond" w:hAnsi="Garamond" w:cs="Garamond"/>
+          <w:sz w:val="23"/>
+          <w:szCs w:val="23"/>
+          <w:highlight w:val="yellow"/>
+          <w:lang w:val="es-ES"/>
+        </w:rPr>
+        <w:t xml:space="preserve">{%p </w:t>
+      </w:r>
+      <w:proofErr w:type="spellStart"/>
+      <w:r>
+        <w:rPr>
+          <w:rFonts w:ascii="Garamond" w:eastAsia="Garamond" w:hAnsi="Garamond" w:cs="Garamond"/>
+          <w:sz w:val="23"/>
+          <w:szCs w:val="23"/>
+          <w:highlight w:val="yellow"/>
+          <w:lang w:val="es-ES"/>
+        </w:rPr>
+        <w:t>if</w:t>
+      </w:r>
+      <w:proofErr w:type="spellEnd"/>
+      <w:r>
+        <w:rPr>
+          <w:rFonts w:ascii="Garamond" w:eastAsia="Garamond" w:hAnsi="Garamond" w:cs="Garamond"/>
+          <w:sz w:val="23"/>
+          <w:szCs w:val="23"/>
+          <w:highlight w:val="yellow"/>
+          <w:lang w:val="es-ES"/>
         </w:rPr>
         <w:t xml:space="preserve"> </w:t>
       </w:r>
@@ -4229,26 +5180,117 @@
       <w:r>
         <w:rPr>
           <w:rFonts w:ascii="Garamond" w:eastAsia="Garamond" w:hAnsi="Garamond" w:cs="Garamond"/>
-          <w:highlight w:val="yellow"/>
-        </w:rPr>
-        <w:t>tipo_ads</w:t>
+          <w:sz w:val="23"/>
+          <w:szCs w:val="23"/>
+          <w:highlight w:val="yellow"/>
+          <w:lang w:val="es-ES"/>
+        </w:rPr>
+        <w:t>activa_publicaciones_redes</w:t>
       </w:r>
       <w:proofErr w:type="spellEnd"/>
       <w:r>
         <w:rPr>
           <w:rFonts w:ascii="Garamond" w:eastAsia="Garamond" w:hAnsi="Garamond" w:cs="Garamond"/>
-          <w:highlight w:val="yellow"/>
-        </w:rPr>
-        <w:t xml:space="preserve"> == </w:t>
-      </w:r>
-      <w:r>
-        <w:rPr>
-          <w:rFonts w:ascii="Garamond" w:eastAsia="Garamond" w:hAnsi="Garamond" w:cs="Garamond"/>
-          <w:sz w:val="23"/>
-          <w:szCs w:val="23"/>
-          <w:highlight w:val="yellow"/>
-        </w:rPr>
-        <w:t>'</w:t>
+          <w:sz w:val="23"/>
+          <w:szCs w:val="23"/>
+          <w:highlight w:val="yellow"/>
+          <w:lang w:val="es-ES"/>
+        </w:rPr>
+        <w:t xml:space="preserve"> %}</w:t>
+      </w:r>
+    </w:p>
+    <w:p>
+      <w:pPr>
+        <w:jc w:val="both"/>
+        <w:rPr>
+          <w:rFonts w:ascii="Garamond" w:eastAsia="Garamond" w:hAnsi="Garamond" w:cs="Garamond"/>
+          <w:sz w:val="23"/>
+          <w:szCs w:val="23"/>
+        </w:rPr>
+      </w:pPr>
+      <w:r>
+        <w:rPr>
+          <w:rFonts w:ascii="Garamond" w:eastAsia="Garamond" w:hAnsi="Garamond" w:cs="Garamond"/>
+          <w:sz w:val="23"/>
+          <w:szCs w:val="23"/>
+        </w:rPr>
+        <w:t xml:space="preserve">{{ ROM_REDES }} Realizar, al menos </w:t>
+      </w:r>
+      <w:proofErr w:type="gramStart"/>
+      <w:r>
+        <w:rPr>
+          <w:rFonts w:ascii="Garamond" w:eastAsia="Garamond" w:hAnsi="Garamond" w:cs="Garamond"/>
+          <w:sz w:val="23"/>
+          <w:szCs w:val="23"/>
+          <w:highlight w:val="yellow"/>
+        </w:rPr>
+        <w:t xml:space="preserve">{{ </w:t>
+      </w:r>
+      <w:r>
+        <w:rPr>
+          <w:rFonts w:ascii="Garamond" w:eastAsia="Garamond" w:hAnsi="Garamond" w:cs="Garamond"/>
+          <w:sz w:val="23"/>
+          <w:szCs w:val="23"/>
+          <w:highlight w:val="yellow"/>
+        </w:rPr>
+        <w:t>N</w:t>
+      </w:r>
+      <w:proofErr w:type="gramEnd"/>
+      <w:r>
+        <w:rPr>
+          <w:rFonts w:ascii="Garamond" w:eastAsia="Garamond" w:hAnsi="Garamond" w:cs="Garamond"/>
+          <w:sz w:val="23"/>
+          <w:szCs w:val="23"/>
+          <w:highlight w:val="yellow"/>
+        </w:rPr>
+        <w:t>_</w:t>
+      </w:r>
+      <w:r>
+        <w:rPr>
+          <w:rFonts w:ascii="Garamond" w:eastAsia="Garamond" w:hAnsi="Garamond" w:cs="Garamond"/>
+          <w:sz w:val="23"/>
+          <w:szCs w:val="23"/>
+          <w:highlight w:val="yellow"/>
+        </w:rPr>
+        <w:t>DESCUENTO_</w:t>
+      </w:r>
+      <w:proofErr w:type="gramStart"/>
+      <w:r>
+        <w:rPr>
+          <w:rFonts w:ascii="Garamond" w:eastAsia="Garamond" w:hAnsi="Garamond" w:cs="Garamond"/>
+          <w:sz w:val="23"/>
+          <w:szCs w:val="23"/>
+          <w:highlight w:val="yellow"/>
+        </w:rPr>
+        <w:t>REDES }</w:t>
+      </w:r>
+      <w:proofErr w:type="gramEnd"/>
+      <w:r>
+        <w:rPr>
+          <w:rFonts w:ascii="Garamond" w:eastAsia="Garamond" w:hAnsi="Garamond" w:cs="Garamond"/>
+          <w:sz w:val="23"/>
+          <w:szCs w:val="23"/>
+          <w:highlight w:val="yellow"/>
+        </w:rPr>
+        <w:t>}</w:t>
+      </w:r>
+      <w:r>
+        <w:rPr>
+          <w:rFonts w:ascii="Garamond" w:eastAsia="Garamond" w:hAnsi="Garamond" w:cs="Garamond"/>
+          <w:sz w:val="23"/>
+          <w:szCs w:val="23"/>
+        </w:rPr>
+        <w:t xml:space="preserve"> (</w:t>
+      </w:r>
+      <w:proofErr w:type="gramStart"/>
+      <w:r>
+        <w:rPr>
+          <w:rFonts w:ascii="Garamond" w:eastAsia="Garamond" w:hAnsi="Garamond" w:cs="Garamond"/>
+          <w:sz w:val="23"/>
+          <w:szCs w:val="23"/>
+          <w:highlight w:val="yellow"/>
+        </w:rPr>
+        <w:t xml:space="preserve">{{ </w:t>
       </w:r>
       <w:proofErr w:type="spellStart"/>
       <w:r>
@@ -4258,7 +5300,36 @@
           <w:szCs w:val="23"/>
           <w:highlight w:val="yellow"/>
         </w:rPr>
-        <w:t>aliado_y_rappi</w:t>
+        <w:t>DESCUENTO</w:t>
+      </w:r>
+      <w:proofErr w:type="gramEnd"/>
+      <w:r>
+        <w:rPr>
+          <w:rFonts w:ascii="Garamond" w:eastAsia="Garamond" w:hAnsi="Garamond" w:cs="Garamond"/>
+          <w:sz w:val="23"/>
+          <w:szCs w:val="23"/>
+          <w:highlight w:val="yellow"/>
+        </w:rPr>
+        <w:t>_REDES</w:t>
+      </w:r>
+      <w:r>
+        <w:rPr>
+          <w:rFonts w:ascii="Garamond" w:eastAsia="Garamond" w:hAnsi="Garamond" w:cs="Garamond"/>
+          <w:sz w:val="23"/>
+          <w:szCs w:val="23"/>
+          <w:highlight w:val="yellow"/>
+        </w:rPr>
+        <w:t>|</w:t>
+      </w:r>
+      <w:proofErr w:type="gramStart"/>
+      <w:r>
+        <w:rPr>
+          <w:rFonts w:ascii="Garamond" w:eastAsia="Garamond" w:hAnsi="Garamond" w:cs="Garamond"/>
+          <w:sz w:val="23"/>
+          <w:szCs w:val="23"/>
+          <w:highlight w:val="yellow"/>
+        </w:rPr>
+        <w:t>lower</w:t>
       </w:r>
       <w:proofErr w:type="spellEnd"/>
       <w:r>
@@ -4268,1251 +5339,139 @@
           <w:szCs w:val="23"/>
           <w:highlight w:val="yellow"/>
         </w:rPr>
-        <w:t>'</w:t>
-      </w:r>
-      <w:r>
-        <w:rPr>
-          <w:rFonts w:ascii="Garamond" w:eastAsia="Garamond" w:hAnsi="Garamond" w:cs="Garamond"/>
-          <w:highlight w:val="yellow"/>
+        <w:t xml:space="preserve"> }</w:t>
+      </w:r>
+      <w:proofErr w:type="gramEnd"/>
+      <w:r>
+        <w:rPr>
+          <w:rFonts w:ascii="Garamond" w:eastAsia="Garamond" w:hAnsi="Garamond" w:cs="Garamond"/>
+          <w:sz w:val="23"/>
+          <w:szCs w:val="23"/>
+          <w:highlight w:val="yellow"/>
+        </w:rPr>
+        <w:t>}</w:t>
+      </w:r>
+      <w:r>
+        <w:rPr>
+          <w:rFonts w:ascii="Garamond" w:eastAsia="Garamond" w:hAnsi="Garamond" w:cs="Garamond"/>
+          <w:sz w:val="23"/>
+          <w:szCs w:val="23"/>
+        </w:rPr>
+        <w:t xml:space="preserve">) publicaciones mensuales en sus redes sociales garantizando que estén dirigidas única y exclusivamente a incrementar sus ventas a través de la Plataforma Rappi, </w:t>
+      </w:r>
+      <w:proofErr w:type="gramStart"/>
+      <w:r>
+        <w:rPr>
+          <w:rFonts w:ascii="Garamond" w:eastAsia="Garamond" w:hAnsi="Garamond" w:cs="Garamond"/>
+          <w:sz w:val="23"/>
+          <w:szCs w:val="23"/>
+        </w:rPr>
+        <w:t>enunciando</w:t>
+      </w:r>
+      <w:proofErr w:type="gramEnd"/>
+      <w:r>
+        <w:rPr>
+          <w:rFonts w:ascii="Garamond" w:eastAsia="Garamond" w:hAnsi="Garamond" w:cs="Garamond"/>
+          <w:sz w:val="23"/>
+          <w:szCs w:val="23"/>
+        </w:rPr>
+        <w:t xml:space="preserve"> pero no limitando, Instagram, Facebook y/o </w:t>
+      </w:r>
+      <w:proofErr w:type="spellStart"/>
+      <w:r>
+        <w:rPr>
+          <w:rFonts w:ascii="Garamond" w:eastAsia="Garamond" w:hAnsi="Garamond" w:cs="Garamond"/>
+          <w:sz w:val="23"/>
+          <w:szCs w:val="23"/>
+        </w:rPr>
+        <w:t>Tik</w:t>
+      </w:r>
+      <w:proofErr w:type="spellEnd"/>
+      <w:r>
+        <w:rPr>
+          <w:rFonts w:ascii="Garamond" w:eastAsia="Garamond" w:hAnsi="Garamond" w:cs="Garamond"/>
+          <w:sz w:val="23"/>
+          <w:szCs w:val="23"/>
+        </w:rPr>
+        <w:t xml:space="preserve"> Tok. Dichas publicaciones deberán ser presentadas y aprobadas por Rappi previo a su publicación.</w:t>
+      </w:r>
+    </w:p>
+    <w:p>
+      <w:pPr>
+        <w:jc w:val="both"/>
+        <w:rPr>
+          <w:rFonts w:ascii="Garamond" w:eastAsia="Garamond" w:hAnsi="Garamond" w:cs="Garamond"/>
+          <w:sz w:val="23"/>
+          <w:szCs w:val="23"/>
+          <w:lang w:val="en-US"/>
+        </w:rPr>
+      </w:pPr>
+      <w:r>
+        <w:rPr>
+          <w:rFonts w:ascii="Garamond" w:eastAsia="Garamond" w:hAnsi="Garamond" w:cs="Garamond"/>
+          <w:sz w:val="23"/>
+          <w:szCs w:val="23"/>
+          <w:highlight w:val="yellow"/>
+          <w:lang w:val="en-US"/>
+        </w:rPr>
+        <w:t>{%p endif %}</w:t>
+      </w:r>
+    </w:p>
+    <w:p>
+      <w:pPr>
+        <w:jc w:val="both"/>
+        <w:rPr>
+          <w:rFonts w:ascii="Garamond" w:eastAsia="Garamond" w:hAnsi="Garamond" w:cs="Garamond"/>
+          <w:sz w:val="23"/>
+          <w:szCs w:val="23"/>
+          <w:lang w:val="en-US"/>
+        </w:rPr>
+      </w:pPr>
+      <w:r>
+        <w:rPr>
+          <w:rFonts w:ascii="Garamond" w:eastAsia="Garamond" w:hAnsi="Garamond" w:cs="Garamond"/>
+          <w:sz w:val="23"/>
+          <w:szCs w:val="23"/>
+          <w:highlight w:val="yellow"/>
+          <w:lang w:val="en-US"/>
+        </w:rPr>
+        <w:t xml:space="preserve">{%p if </w:t>
+      </w:r>
+      <w:proofErr w:type="spellStart"/>
+      <w:r>
+        <w:rPr>
+          <w:rFonts w:ascii="Garamond" w:eastAsia="Garamond" w:hAnsi="Garamond" w:cs="Garamond"/>
+          <w:sz w:val="23"/>
+          <w:szCs w:val="23"/>
+          <w:highlight w:val="yellow"/>
+          <w:lang w:val="en-US"/>
+        </w:rPr>
+        <w:t>activa_platillos_top_seller</w:t>
+      </w:r>
+      <w:proofErr w:type="spellEnd"/>
+      <w:r>
+        <w:rPr>
+          <w:rFonts w:ascii="Garamond" w:eastAsia="Garamond" w:hAnsi="Garamond" w:cs="Garamond"/>
+          <w:sz w:val="23"/>
+          <w:szCs w:val="23"/>
+          <w:highlight w:val="yellow"/>
+          <w:lang w:val="en-US"/>
         </w:rPr>
         <w:t xml:space="preserve"> %}</w:t>
       </w:r>
-      <w:r>
-        <w:rPr>
-          <w:rFonts w:ascii="Garamond" w:eastAsia="Garamond" w:hAnsi="Garamond" w:cs="Garamond"/>
-        </w:rPr>
-        <w:t xml:space="preserve"> </w:t>
-      </w:r>
-      <w:r>
-        <w:rPr>
-          <w:rFonts w:ascii="Garamond" w:eastAsia="Garamond" w:hAnsi="Garamond" w:cs="Garamond"/>
-        </w:rPr>
-        <w:t xml:space="preserve">El Aliado realizará una inversión mensual en </w:t>
-      </w:r>
-      <w:proofErr w:type="spellStart"/>
-      <w:r>
-        <w:rPr>
-          <w:rFonts w:ascii="Garamond" w:eastAsia="Garamond" w:hAnsi="Garamond" w:cs="Garamond"/>
-        </w:rPr>
-        <w:t>Ads</w:t>
-      </w:r>
-      <w:proofErr w:type="spellEnd"/>
-      <w:r>
-        <w:rPr>
-          <w:rFonts w:ascii="Garamond" w:eastAsia="Garamond" w:hAnsi="Garamond" w:cs="Garamond"/>
-        </w:rPr>
-        <w:t xml:space="preserve"> equivalente al </w:t>
-      </w:r>
-      <w:proofErr w:type="gramStart"/>
-      <w:r>
-        <w:rPr>
-          <w:rFonts w:ascii="Garamond" w:eastAsia="Garamond" w:hAnsi="Garamond" w:cs="Garamond"/>
-          <w:highlight w:val="yellow"/>
-          <w:lang w:val="es-ES"/>
-        </w:rPr>
-        <w:t>{{ N</w:t>
-      </w:r>
-      <w:proofErr w:type="gramEnd"/>
-      <w:r>
-        <w:rPr>
-          <w:rFonts w:ascii="Garamond" w:eastAsia="Garamond" w:hAnsi="Garamond" w:cs="Garamond"/>
-          <w:highlight w:val="yellow"/>
-          <w:lang w:val="es-ES"/>
-        </w:rPr>
-        <w:t>_</w:t>
-      </w:r>
-      <w:proofErr w:type="gramStart"/>
-      <w:r>
-        <w:rPr>
-          <w:rFonts w:ascii="Garamond" w:eastAsia="Garamond" w:hAnsi="Garamond" w:cs="Garamond"/>
-          <w:highlight w:val="yellow"/>
-          <w:lang w:val="es-ES"/>
-        </w:rPr>
-        <w:t>ADS }</w:t>
-      </w:r>
-      <w:proofErr w:type="gramEnd"/>
-      <w:r>
-        <w:rPr>
-          <w:rFonts w:ascii="Garamond" w:eastAsia="Garamond" w:hAnsi="Garamond" w:cs="Garamond"/>
-          <w:highlight w:val="yellow"/>
-          <w:lang w:val="es-ES"/>
-        </w:rPr>
-        <w:t>}</w:t>
-      </w:r>
-      <w:r>
-        <w:rPr>
-          <w:rFonts w:ascii="Garamond" w:eastAsia="Garamond" w:hAnsi="Garamond" w:cs="Garamond"/>
-          <w:lang w:val="es-ES"/>
-        </w:rPr>
-        <w:t xml:space="preserve"> % </w:t>
-      </w:r>
-      <w:r>
-        <w:rPr>
-          <w:rFonts w:ascii="Garamond" w:eastAsia="Garamond" w:hAnsi="Garamond" w:cs="Garamond"/>
-          <w:highlight w:val="yellow"/>
-          <w:lang w:val="es-ES"/>
-        </w:rPr>
-        <w:t>(</w:t>
-      </w:r>
-      <w:proofErr w:type="gramStart"/>
-      <w:r>
-        <w:rPr>
-          <w:rFonts w:ascii="Garamond" w:eastAsia="Garamond" w:hAnsi="Garamond" w:cs="Garamond"/>
-          <w:highlight w:val="yellow"/>
-          <w:lang w:val="es-ES"/>
-        </w:rPr>
-        <w:t>{{ VALOR</w:t>
-      </w:r>
-      <w:proofErr w:type="gramEnd"/>
-      <w:r>
-        <w:rPr>
-          <w:rFonts w:ascii="Garamond" w:eastAsia="Garamond" w:hAnsi="Garamond" w:cs="Garamond"/>
-          <w:highlight w:val="yellow"/>
-          <w:lang w:val="es-ES"/>
-        </w:rPr>
-        <w:t>_</w:t>
-      </w:r>
-      <w:proofErr w:type="gramStart"/>
-      <w:r>
-        <w:rPr>
-          <w:rFonts w:ascii="Garamond" w:eastAsia="Garamond" w:hAnsi="Garamond" w:cs="Garamond"/>
-          <w:highlight w:val="yellow"/>
-          <w:lang w:val="es-ES"/>
-        </w:rPr>
-        <w:t>ADS }</w:t>
-      </w:r>
-      <w:proofErr w:type="gramEnd"/>
-      <w:r>
-        <w:rPr>
-          <w:rFonts w:ascii="Garamond" w:eastAsia="Garamond" w:hAnsi="Garamond" w:cs="Garamond"/>
-          <w:highlight w:val="yellow"/>
-          <w:lang w:val="es-ES"/>
-        </w:rPr>
-        <w:t>})</w:t>
-      </w:r>
-      <w:r>
-        <w:rPr>
-          <w:rFonts w:ascii="Garamond" w:eastAsia="Garamond" w:hAnsi="Garamond" w:cs="Garamond"/>
-        </w:rPr>
-        <w:t xml:space="preserve"> de sus ventas totales en la Plataforma Rappi del mes anterior y Rappi realizará una inversión mensual en </w:t>
-      </w:r>
-      <w:proofErr w:type="spellStart"/>
-      <w:r>
-        <w:rPr>
-          <w:rFonts w:ascii="Garamond" w:eastAsia="Garamond" w:hAnsi="Garamond" w:cs="Garamond"/>
-        </w:rPr>
-        <w:t>Ads</w:t>
-      </w:r>
-      <w:proofErr w:type="spellEnd"/>
-      <w:r>
-        <w:rPr>
-          <w:rFonts w:ascii="Garamond" w:eastAsia="Garamond" w:hAnsi="Garamond" w:cs="Garamond"/>
-        </w:rPr>
-        <w:t xml:space="preserve"> </w:t>
-      </w:r>
-      <w:r>
-        <w:rPr>
-          <w:rFonts w:ascii="Garamond" w:eastAsia="Garamond" w:hAnsi="Garamond" w:cs="Garamond"/>
-        </w:rPr>
-        <w:t xml:space="preserve">equivalente al </w:t>
-      </w:r>
-      <w:proofErr w:type="gramStart"/>
-      <w:r>
-        <w:rPr>
-          <w:rFonts w:ascii="Garamond" w:eastAsia="Garamond" w:hAnsi="Garamond" w:cs="Garamond"/>
-          <w:highlight w:val="yellow"/>
-        </w:rPr>
-        <w:t>{{ N</w:t>
-      </w:r>
-      <w:proofErr w:type="gramEnd"/>
-      <w:r>
-        <w:rPr>
-          <w:rFonts w:ascii="Garamond" w:eastAsia="Garamond" w:hAnsi="Garamond" w:cs="Garamond"/>
-          <w:highlight w:val="yellow"/>
-        </w:rPr>
-        <w:t>_ADS_</w:t>
-      </w:r>
-      <w:proofErr w:type="gramStart"/>
-      <w:r>
-        <w:rPr>
-          <w:rFonts w:ascii="Garamond" w:eastAsia="Garamond" w:hAnsi="Garamond" w:cs="Garamond"/>
-          <w:highlight w:val="yellow"/>
-        </w:rPr>
-        <w:t>RAPPI }}</w:t>
-      </w:r>
-      <w:r>
-        <w:rPr>
-          <w:rFonts w:ascii="Garamond" w:eastAsia="Garamond" w:hAnsi="Garamond" w:cs="Garamond"/>
-        </w:rPr>
-        <w:t>%</w:t>
-      </w:r>
-      <w:proofErr w:type="gramEnd"/>
-      <w:r>
-        <w:rPr>
-          <w:rFonts w:ascii="Garamond" w:eastAsia="Garamond" w:hAnsi="Garamond" w:cs="Garamond"/>
-        </w:rPr>
-        <w:t xml:space="preserve"> </w:t>
-      </w:r>
-      <w:r>
-        <w:rPr>
-          <w:rFonts w:ascii="Garamond" w:eastAsia="Garamond" w:hAnsi="Garamond" w:cs="Garamond"/>
-          <w:highlight w:val="yellow"/>
-        </w:rPr>
-        <w:t>(</w:t>
-      </w:r>
-      <w:proofErr w:type="gramStart"/>
-      <w:r>
-        <w:rPr>
-          <w:rFonts w:ascii="Garamond" w:eastAsia="Garamond" w:hAnsi="Garamond" w:cs="Garamond"/>
-          <w:highlight w:val="yellow"/>
-        </w:rPr>
-        <w:t>{{ VALOR</w:t>
-      </w:r>
-      <w:proofErr w:type="gramEnd"/>
-      <w:r>
-        <w:rPr>
-          <w:rFonts w:ascii="Garamond" w:eastAsia="Garamond" w:hAnsi="Garamond" w:cs="Garamond"/>
-          <w:highlight w:val="yellow"/>
-        </w:rPr>
-        <w:t>_ADS_</w:t>
-      </w:r>
-      <w:proofErr w:type="gramStart"/>
-      <w:r>
-        <w:rPr>
-          <w:rFonts w:ascii="Garamond" w:eastAsia="Garamond" w:hAnsi="Garamond" w:cs="Garamond"/>
-          <w:highlight w:val="yellow"/>
-        </w:rPr>
-        <w:t>RAPPI }</w:t>
-      </w:r>
-      <w:proofErr w:type="gramEnd"/>
-      <w:r>
-        <w:rPr>
-          <w:rFonts w:ascii="Garamond" w:eastAsia="Garamond" w:hAnsi="Garamond" w:cs="Garamond"/>
-          <w:highlight w:val="yellow"/>
-        </w:rPr>
-        <w:t>}</w:t>
-      </w:r>
-      <w:r>
-        <w:rPr>
-          <w:rFonts w:ascii="Garamond" w:eastAsia="Garamond" w:hAnsi="Garamond" w:cs="Garamond"/>
-          <w:highlight w:val="yellow"/>
-        </w:rPr>
-        <w:t>)</w:t>
-      </w:r>
-      <w:r>
-        <w:rPr>
-          <w:rFonts w:ascii="Garamond" w:eastAsia="Garamond" w:hAnsi="Garamond" w:cs="Garamond"/>
-        </w:rPr>
-        <w:t xml:space="preserve"> de las ventas totales del Aliado en la Plataforma Rappi del mes anterior. Rappi activará los </w:t>
-      </w:r>
-      <w:proofErr w:type="spellStart"/>
-      <w:r>
-        <w:rPr>
-          <w:rFonts w:ascii="Garamond" w:eastAsia="Garamond" w:hAnsi="Garamond" w:cs="Garamond"/>
-        </w:rPr>
-        <w:t>Ads</w:t>
-      </w:r>
-      <w:proofErr w:type="spellEnd"/>
-      <w:r>
-        <w:rPr>
-          <w:rFonts w:ascii="Garamond" w:eastAsia="Garamond" w:hAnsi="Garamond" w:cs="Garamond"/>
-        </w:rPr>
-        <w:t xml:space="preserve"> en las fechas acordadas por las Partes, sujetándose su ejecución y cobro a los términos disponibles en https://legal.rappi.com.co/mexico/terminos-y-condiciones-ads-vertical-restaurantes-mexico Solo se facturarán los </w:t>
-      </w:r>
-      <w:proofErr w:type="spellStart"/>
-      <w:r>
-        <w:rPr>
-          <w:rFonts w:ascii="Garamond" w:eastAsia="Garamond" w:hAnsi="Garamond" w:cs="Garamond"/>
-        </w:rPr>
-        <w:t>Clicks</w:t>
-      </w:r>
-      <w:proofErr w:type="spellEnd"/>
-      <w:r>
-        <w:rPr>
-          <w:rFonts w:ascii="Garamond" w:eastAsia="Garamond" w:hAnsi="Garamond" w:cs="Garamond"/>
-        </w:rPr>
-        <w:t xml:space="preserve"> efectivamente ejecutados.</w:t>
-      </w:r>
-    </w:p>
-    <w:p>
-      <w:pPr>
-        <w:jc w:val="both"/>
-        <w:rPr>
-          <w:rFonts w:ascii="Garamond" w:eastAsia="Garamond" w:hAnsi="Garamond" w:cs="Garamond"/>
-          <w:sz w:val="23"/>
-          <w:szCs w:val="23"/>
-          <w:lang w:val="pt-PT"/>
-        </w:rPr>
-      </w:pPr>
-      <w:r>
-        <w:rPr>
-          <w:rFonts w:ascii="Garamond" w:eastAsia="Garamond" w:hAnsi="Garamond" w:cs="Garamond"/>
-          <w:sz w:val="23"/>
-          <w:szCs w:val="23"/>
-          <w:highlight w:val="yellow"/>
-          <w:lang w:val="pt-PT"/>
-        </w:rPr>
-        <w:t>{%</w:t>
-      </w:r>
-      <w:r>
-        <w:rPr>
-          <w:rFonts w:ascii="Garamond" w:eastAsia="Garamond" w:hAnsi="Garamond" w:cs="Garamond"/>
-          <w:sz w:val="23"/>
-          <w:szCs w:val="23"/>
-          <w:highlight w:val="yellow"/>
-          <w:lang w:val="pt-PT"/>
-        </w:rPr>
-        <w:t>p</w:t>
-      </w:r>
-      <w:r>
-        <w:rPr>
-          <w:rFonts w:ascii="Garamond" w:eastAsia="Garamond" w:hAnsi="Garamond" w:cs="Garamond"/>
-          <w:sz w:val="23"/>
-          <w:szCs w:val="23"/>
-          <w:highlight w:val="yellow"/>
-          <w:lang w:val="pt-PT"/>
-        </w:rPr>
-        <w:t xml:space="preserve"> endif %}</w:t>
-      </w:r>
-    </w:p>
-    <w:p>
-      <w:pPr>
-        <w:jc w:val="both"/>
-        <w:rPr>
-          <w:rFonts w:ascii="Garamond" w:eastAsia="Garamond" w:hAnsi="Garamond" w:cs="Garamond"/>
-          <w:sz w:val="23"/>
-          <w:szCs w:val="23"/>
-          <w:lang w:val="es-ES"/>
-        </w:rPr>
-      </w:pPr>
-      <w:r>
-        <w:rPr>
-          <w:rFonts w:ascii="Garamond" w:eastAsia="Garamond" w:hAnsi="Garamond" w:cs="Garamond"/>
-          <w:sz w:val="23"/>
-          <w:szCs w:val="23"/>
-          <w:highlight w:val="yellow"/>
-          <w:lang w:val="es-ES"/>
-        </w:rPr>
-        <w:t xml:space="preserve">{%p </w:t>
-      </w:r>
-      <w:proofErr w:type="spellStart"/>
-      <w:r>
-        <w:rPr>
-          <w:rFonts w:ascii="Garamond" w:eastAsia="Garamond" w:hAnsi="Garamond" w:cs="Garamond"/>
-          <w:sz w:val="23"/>
-          <w:szCs w:val="23"/>
-          <w:highlight w:val="yellow"/>
-          <w:lang w:val="es-ES"/>
-        </w:rPr>
-        <w:t>if</w:t>
-      </w:r>
-      <w:proofErr w:type="spellEnd"/>
-      <w:r>
-        <w:rPr>
-          <w:rFonts w:ascii="Garamond" w:eastAsia="Garamond" w:hAnsi="Garamond" w:cs="Garamond"/>
-          <w:sz w:val="23"/>
-          <w:szCs w:val="23"/>
-          <w:highlight w:val="yellow"/>
-          <w:lang w:val="es-ES"/>
-        </w:rPr>
-        <w:t xml:space="preserve"> </w:t>
-      </w:r>
-      <w:proofErr w:type="spellStart"/>
-      <w:r>
-        <w:rPr>
-          <w:rFonts w:ascii="Garamond" w:eastAsia="Garamond" w:hAnsi="Garamond" w:cs="Garamond"/>
-          <w:sz w:val="23"/>
-          <w:szCs w:val="23"/>
-          <w:highlight w:val="yellow"/>
-          <w:lang w:val="es-ES"/>
-        </w:rPr>
-        <w:t>activa_compromisos_ad</w:t>
-      </w:r>
-      <w:r>
-        <w:rPr>
-          <w:rFonts w:ascii="Garamond" w:eastAsia="Garamond" w:hAnsi="Garamond" w:cs="Garamond"/>
-          <w:sz w:val="23"/>
-          <w:szCs w:val="23"/>
-          <w:highlight w:val="yellow"/>
-          <w:lang w:val="es-ES"/>
-        </w:rPr>
-        <w:t>i</w:t>
-      </w:r>
-      <w:r>
-        <w:rPr>
-          <w:rFonts w:ascii="Garamond" w:eastAsia="Garamond" w:hAnsi="Garamond" w:cs="Garamond"/>
-          <w:sz w:val="23"/>
-          <w:szCs w:val="23"/>
-          <w:highlight w:val="yellow"/>
-          <w:lang w:val="es-ES"/>
-        </w:rPr>
-        <w:t>cionales</w:t>
-      </w:r>
-      <w:proofErr w:type="spellEnd"/>
-      <w:r>
-        <w:rPr>
-          <w:rFonts w:ascii="Garamond" w:eastAsia="Garamond" w:hAnsi="Garamond" w:cs="Garamond"/>
-          <w:sz w:val="23"/>
-          <w:szCs w:val="23"/>
-          <w:highlight w:val="yellow"/>
-          <w:lang w:val="es-ES"/>
-        </w:rPr>
-        <w:t xml:space="preserve"> %}</w:t>
-      </w:r>
-    </w:p>
-    <w:p>
-      <w:pPr>
-        <w:jc w:val="both"/>
-        <w:rPr>
-          <w:rFonts w:ascii="Garamond" w:eastAsia="Garamond" w:hAnsi="Garamond" w:cs="Garamond"/>
-          <w:sz w:val="23"/>
-          <w:szCs w:val="23"/>
-        </w:rPr>
-      </w:pPr>
-      <w:r>
-        <w:rPr>
-          <w:rFonts w:ascii="Garamond" w:eastAsia="Garamond" w:hAnsi="Garamond" w:cs="Garamond"/>
-          <w:sz w:val="23"/>
-          <w:szCs w:val="23"/>
-        </w:rPr>
-        <w:t xml:space="preserve">(x) Realizar un descuento de por lo menos el </w:t>
-      </w:r>
-      <w:proofErr w:type="gramStart"/>
-      <w:r>
-        <w:rPr>
-          <w:rFonts w:ascii="Garamond" w:eastAsia="Garamond" w:hAnsi="Garamond" w:cs="Garamond"/>
-          <w:sz w:val="23"/>
-          <w:szCs w:val="23"/>
-          <w:highlight w:val="yellow"/>
-        </w:rPr>
-        <w:t>{{ N</w:t>
-      </w:r>
-      <w:proofErr w:type="gramEnd"/>
-      <w:r>
-        <w:rPr>
-          <w:rFonts w:ascii="Garamond" w:eastAsia="Garamond" w:hAnsi="Garamond" w:cs="Garamond"/>
-          <w:sz w:val="23"/>
-          <w:szCs w:val="23"/>
-          <w:highlight w:val="yellow"/>
-        </w:rPr>
-        <w:t>_DESCUENTO_</w:t>
-      </w:r>
-      <w:proofErr w:type="gramStart"/>
-      <w:r>
-        <w:rPr>
-          <w:rFonts w:ascii="Garamond" w:eastAsia="Garamond" w:hAnsi="Garamond" w:cs="Garamond"/>
-          <w:sz w:val="23"/>
-          <w:szCs w:val="23"/>
-          <w:highlight w:val="yellow"/>
-        </w:rPr>
-        <w:t>MENU }}</w:t>
-      </w:r>
-      <w:r>
-        <w:rPr>
-          <w:rFonts w:ascii="Garamond" w:eastAsia="Garamond" w:hAnsi="Garamond" w:cs="Garamond"/>
-          <w:sz w:val="23"/>
-          <w:szCs w:val="23"/>
-        </w:rPr>
-        <w:t>%</w:t>
-      </w:r>
-      <w:proofErr w:type="gramEnd"/>
-      <w:r>
-        <w:rPr>
-          <w:rFonts w:ascii="Garamond" w:eastAsia="Garamond" w:hAnsi="Garamond" w:cs="Garamond"/>
-          <w:sz w:val="23"/>
-          <w:szCs w:val="23"/>
-        </w:rPr>
-        <w:t xml:space="preserve"> (</w:t>
-      </w:r>
-      <w:proofErr w:type="gramStart"/>
-      <w:r>
-        <w:rPr>
-          <w:rFonts w:ascii="Garamond" w:eastAsia="Garamond" w:hAnsi="Garamond" w:cs="Garamond"/>
-          <w:sz w:val="23"/>
-          <w:szCs w:val="23"/>
-          <w:highlight w:val="yellow"/>
-        </w:rPr>
-        <w:t xml:space="preserve">{{ </w:t>
-      </w:r>
-      <w:proofErr w:type="spellStart"/>
-      <w:r>
-        <w:rPr>
-          <w:rFonts w:ascii="Garamond" w:eastAsia="Garamond" w:hAnsi="Garamond" w:cs="Garamond"/>
-          <w:sz w:val="23"/>
-          <w:szCs w:val="23"/>
-          <w:highlight w:val="yellow"/>
-        </w:rPr>
-        <w:t>VALOR</w:t>
-      </w:r>
-      <w:proofErr w:type="gramEnd"/>
-      <w:r>
-        <w:rPr>
-          <w:rFonts w:ascii="Garamond" w:eastAsia="Garamond" w:hAnsi="Garamond" w:cs="Garamond"/>
-          <w:sz w:val="23"/>
-          <w:szCs w:val="23"/>
-          <w:highlight w:val="yellow"/>
-        </w:rPr>
-        <w:t>_DESCUENTO_MENU</w:t>
-      </w:r>
-      <w:r>
-        <w:rPr>
-          <w:rFonts w:ascii="Garamond" w:eastAsia="Garamond" w:hAnsi="Garamond" w:cs="Garamond"/>
-          <w:sz w:val="23"/>
-          <w:szCs w:val="23"/>
-          <w:highlight w:val="yellow"/>
-        </w:rPr>
-        <w:t>|</w:t>
-      </w:r>
-      <w:proofErr w:type="gramStart"/>
-      <w:r>
-        <w:rPr>
-          <w:rFonts w:ascii="Garamond" w:eastAsia="Garamond" w:hAnsi="Garamond" w:cs="Garamond"/>
-          <w:sz w:val="23"/>
-          <w:szCs w:val="23"/>
-          <w:highlight w:val="yellow"/>
-        </w:rPr>
-        <w:t>lower</w:t>
-      </w:r>
-      <w:proofErr w:type="spellEnd"/>
-      <w:r>
-        <w:rPr>
-          <w:rFonts w:ascii="Garamond" w:eastAsia="Garamond" w:hAnsi="Garamond" w:cs="Garamond"/>
-          <w:sz w:val="23"/>
-          <w:szCs w:val="23"/>
-          <w:highlight w:val="yellow"/>
-        </w:rPr>
-        <w:t xml:space="preserve"> }</w:t>
-      </w:r>
-      <w:proofErr w:type="gramEnd"/>
-      <w:r>
-        <w:rPr>
-          <w:rFonts w:ascii="Garamond" w:eastAsia="Garamond" w:hAnsi="Garamond" w:cs="Garamond"/>
-          <w:sz w:val="23"/>
-          <w:szCs w:val="23"/>
-          <w:highlight w:val="yellow"/>
-        </w:rPr>
-        <w:t>}</w:t>
-      </w:r>
-      <w:r>
-        <w:rPr>
-          <w:rFonts w:ascii="Garamond" w:eastAsia="Garamond" w:hAnsi="Garamond" w:cs="Garamond"/>
-          <w:sz w:val="23"/>
-          <w:szCs w:val="23"/>
-        </w:rPr>
-        <w:t xml:space="preserve"> </w:t>
-      </w:r>
-      <w:r>
-        <w:rPr>
-          <w:rFonts w:ascii="Garamond" w:eastAsia="Garamond" w:hAnsi="Garamond" w:cs="Garamond"/>
-          <w:sz w:val="23"/>
-          <w:szCs w:val="23"/>
-        </w:rPr>
-        <w:t xml:space="preserve">por ciento) en todo el menú dentro de la Plataforma Rappi durante los primeros </w:t>
-      </w:r>
-      <w:proofErr w:type="gramStart"/>
-      <w:r>
-        <w:rPr>
-          <w:rFonts w:ascii="Garamond" w:eastAsia="Garamond" w:hAnsi="Garamond" w:cs="Garamond"/>
-          <w:sz w:val="23"/>
-          <w:szCs w:val="23"/>
-          <w:highlight w:val="yellow"/>
-        </w:rPr>
-        <w:t>{{ N</w:t>
-      </w:r>
-      <w:proofErr w:type="gramEnd"/>
-      <w:r>
-        <w:rPr>
-          <w:rFonts w:ascii="Garamond" w:eastAsia="Garamond" w:hAnsi="Garamond" w:cs="Garamond"/>
-          <w:sz w:val="23"/>
-          <w:szCs w:val="23"/>
-          <w:highlight w:val="yellow"/>
-        </w:rPr>
-        <w:t>_MESES_DESCUENTO_</w:t>
-      </w:r>
-      <w:proofErr w:type="gramStart"/>
-      <w:r>
-        <w:rPr>
-          <w:rFonts w:ascii="Garamond" w:eastAsia="Garamond" w:hAnsi="Garamond" w:cs="Garamond"/>
-          <w:sz w:val="23"/>
-          <w:szCs w:val="23"/>
-          <w:highlight w:val="yellow"/>
-        </w:rPr>
-        <w:t>MENU }</w:t>
-      </w:r>
-      <w:proofErr w:type="gramEnd"/>
-      <w:r>
-        <w:rPr>
-          <w:rFonts w:ascii="Garamond" w:eastAsia="Garamond" w:hAnsi="Garamond" w:cs="Garamond"/>
-          <w:sz w:val="23"/>
-          <w:szCs w:val="23"/>
-          <w:highlight w:val="yellow"/>
-        </w:rPr>
-        <w:t>}</w:t>
-      </w:r>
-      <w:r>
-        <w:rPr>
-          <w:rFonts w:ascii="Garamond" w:eastAsia="Garamond" w:hAnsi="Garamond" w:cs="Garamond"/>
-          <w:sz w:val="23"/>
-          <w:szCs w:val="23"/>
-        </w:rPr>
-        <w:t xml:space="preserve"> (</w:t>
-      </w:r>
-      <w:proofErr w:type="gramStart"/>
-      <w:r>
-        <w:rPr>
-          <w:rFonts w:ascii="Garamond" w:eastAsia="Garamond" w:hAnsi="Garamond" w:cs="Garamond"/>
-          <w:sz w:val="23"/>
-          <w:szCs w:val="23"/>
-          <w:highlight w:val="yellow"/>
-        </w:rPr>
-        <w:t xml:space="preserve">{{ </w:t>
-      </w:r>
-      <w:proofErr w:type="spellStart"/>
-      <w:r>
-        <w:rPr>
-          <w:rFonts w:ascii="Garamond" w:eastAsia="Garamond" w:hAnsi="Garamond" w:cs="Garamond"/>
-          <w:sz w:val="23"/>
-          <w:szCs w:val="23"/>
-          <w:highlight w:val="yellow"/>
-        </w:rPr>
-        <w:t>VALOR</w:t>
-      </w:r>
-      <w:proofErr w:type="gramEnd"/>
-      <w:r>
-        <w:rPr>
-          <w:rFonts w:ascii="Garamond" w:eastAsia="Garamond" w:hAnsi="Garamond" w:cs="Garamond"/>
-          <w:sz w:val="23"/>
-          <w:szCs w:val="23"/>
-          <w:highlight w:val="yellow"/>
-        </w:rPr>
-        <w:t>_MES_DESCUENTO_MENU</w:t>
-      </w:r>
-      <w:r>
-        <w:rPr>
-          <w:rFonts w:ascii="Garamond" w:eastAsia="Garamond" w:hAnsi="Garamond" w:cs="Garamond"/>
-          <w:sz w:val="23"/>
-          <w:szCs w:val="23"/>
-          <w:highlight w:val="yellow"/>
-        </w:rPr>
-        <w:t>|</w:t>
-      </w:r>
-      <w:proofErr w:type="gramStart"/>
-      <w:r>
-        <w:rPr>
-          <w:rFonts w:ascii="Garamond" w:eastAsia="Garamond" w:hAnsi="Garamond" w:cs="Garamond"/>
-          <w:sz w:val="23"/>
-          <w:szCs w:val="23"/>
-          <w:highlight w:val="yellow"/>
-        </w:rPr>
-        <w:t>lower</w:t>
-      </w:r>
-      <w:proofErr w:type="spellEnd"/>
-      <w:r>
-        <w:rPr>
-          <w:rFonts w:ascii="Garamond" w:eastAsia="Garamond" w:hAnsi="Garamond" w:cs="Garamond"/>
-          <w:sz w:val="23"/>
-          <w:szCs w:val="23"/>
-          <w:highlight w:val="yellow"/>
-        </w:rPr>
-        <w:t xml:space="preserve"> }</w:t>
-      </w:r>
-      <w:proofErr w:type="gramEnd"/>
-      <w:r>
-        <w:rPr>
-          <w:rFonts w:ascii="Garamond" w:eastAsia="Garamond" w:hAnsi="Garamond" w:cs="Garamond"/>
-          <w:sz w:val="23"/>
-          <w:szCs w:val="23"/>
-          <w:highlight w:val="yellow"/>
-        </w:rPr>
-        <w:t>}</w:t>
-      </w:r>
-      <w:r>
-        <w:rPr>
-          <w:rFonts w:ascii="Garamond" w:eastAsia="Garamond" w:hAnsi="Garamond" w:cs="Garamond"/>
-          <w:sz w:val="23"/>
-          <w:szCs w:val="23"/>
-        </w:rPr>
-        <w:t>) meses de ejecución del presente Acuerdo.</w:t>
-      </w:r>
-    </w:p>
-    <w:p>
-      <w:pPr>
-        <w:jc w:val="both"/>
-        <w:rPr>
-          <w:rFonts w:ascii="Garamond" w:eastAsia="Garamond" w:hAnsi="Garamond" w:cs="Garamond"/>
-          <w:sz w:val="23"/>
-          <w:szCs w:val="23"/>
-          <w:lang w:val="en-US"/>
-        </w:rPr>
-      </w:pPr>
-      <w:r>
-        <w:rPr>
-          <w:rFonts w:ascii="Garamond" w:eastAsia="Garamond" w:hAnsi="Garamond" w:cs="Garamond"/>
-          <w:sz w:val="23"/>
-          <w:szCs w:val="23"/>
-          <w:highlight w:val="yellow"/>
-          <w:lang w:val="en-US"/>
-        </w:rPr>
-        <w:t>{%p endif %}</w:t>
-      </w:r>
-    </w:p>
-    <w:p>
-      <w:pPr>
-        <w:jc w:val="both"/>
-        <w:rPr>
-          <w:rFonts w:ascii="Garamond" w:eastAsia="Garamond" w:hAnsi="Garamond" w:cs="Garamond"/>
-          <w:sz w:val="23"/>
-          <w:szCs w:val="23"/>
-          <w:lang w:val="en-US"/>
-        </w:rPr>
-      </w:pPr>
-      <w:r>
-        <w:rPr>
-          <w:rFonts w:ascii="Garamond" w:eastAsia="Garamond" w:hAnsi="Garamond" w:cs="Garamond"/>
-          <w:sz w:val="23"/>
-          <w:szCs w:val="23"/>
-          <w:highlight w:val="yellow"/>
-          <w:lang w:val="en-US"/>
-        </w:rPr>
-        <w:t xml:space="preserve">{%p if </w:t>
-      </w:r>
-      <w:proofErr w:type="spellStart"/>
-      <w:r>
-        <w:rPr>
-          <w:rFonts w:ascii="Garamond" w:eastAsia="Garamond" w:hAnsi="Garamond" w:cs="Garamond"/>
-          <w:sz w:val="23"/>
-          <w:szCs w:val="23"/>
-          <w:highlight w:val="yellow"/>
-          <w:lang w:val="en-US"/>
-        </w:rPr>
-        <w:t>activa_mark_down</w:t>
-      </w:r>
-      <w:proofErr w:type="spellEnd"/>
-      <w:r>
-        <w:rPr>
-          <w:rFonts w:ascii="Garamond" w:eastAsia="Garamond" w:hAnsi="Garamond" w:cs="Garamond"/>
-          <w:sz w:val="23"/>
-          <w:szCs w:val="23"/>
-          <w:highlight w:val="yellow"/>
-          <w:lang w:val="en-US"/>
-        </w:rPr>
-        <w:t xml:space="preserve"> %}</w:t>
-      </w:r>
-    </w:p>
-    <w:p>
-      <w:pPr>
-        <w:jc w:val="both"/>
-        <w:rPr>
-          <w:rFonts w:ascii="Garamond" w:eastAsia="Garamond" w:hAnsi="Garamond" w:cs="Garamond"/>
-          <w:sz w:val="23"/>
-          <w:szCs w:val="23"/>
-        </w:rPr>
-      </w:pPr>
-      <w:r>
-        <w:rPr>
-          <w:rFonts w:ascii="Garamond" w:eastAsia="Garamond" w:hAnsi="Garamond" w:cs="Garamond"/>
-          <w:sz w:val="23"/>
-          <w:szCs w:val="23"/>
-        </w:rPr>
-        <w:t xml:space="preserve">(x) Realizar una inversión mensual en promociones del </w:t>
-      </w:r>
-      <w:proofErr w:type="gramStart"/>
-      <w:r>
-        <w:rPr>
-          <w:rFonts w:ascii="Garamond" w:eastAsia="Garamond" w:hAnsi="Garamond" w:cs="Garamond"/>
-          <w:sz w:val="23"/>
-          <w:szCs w:val="23"/>
-          <w:highlight w:val="yellow"/>
-        </w:rPr>
-        <w:t>{{ N</w:t>
-      </w:r>
-      <w:proofErr w:type="gramEnd"/>
-      <w:r>
-        <w:rPr>
-          <w:rFonts w:ascii="Garamond" w:eastAsia="Garamond" w:hAnsi="Garamond" w:cs="Garamond"/>
-          <w:sz w:val="23"/>
-          <w:szCs w:val="23"/>
-          <w:highlight w:val="yellow"/>
-        </w:rPr>
-        <w:t>_DESCUENTO_MARK_</w:t>
-      </w:r>
-      <w:proofErr w:type="gramStart"/>
-      <w:r>
-        <w:rPr>
-          <w:rFonts w:ascii="Garamond" w:eastAsia="Garamond" w:hAnsi="Garamond" w:cs="Garamond"/>
-          <w:sz w:val="23"/>
-          <w:szCs w:val="23"/>
-          <w:highlight w:val="yellow"/>
-        </w:rPr>
-        <w:t>DOWN }}</w:t>
-      </w:r>
-      <w:r>
-        <w:rPr>
-          <w:rFonts w:ascii="Garamond" w:eastAsia="Garamond" w:hAnsi="Garamond" w:cs="Garamond"/>
-          <w:sz w:val="23"/>
-          <w:szCs w:val="23"/>
-        </w:rPr>
-        <w:t>%</w:t>
-      </w:r>
-      <w:proofErr w:type="gramEnd"/>
-      <w:r>
-        <w:rPr>
-          <w:rFonts w:ascii="Garamond" w:eastAsia="Garamond" w:hAnsi="Garamond" w:cs="Garamond"/>
-          <w:sz w:val="23"/>
-          <w:szCs w:val="23"/>
-        </w:rPr>
-        <w:t xml:space="preserve"> (</w:t>
-      </w:r>
-      <w:proofErr w:type="gramStart"/>
-      <w:r>
-        <w:rPr>
-          <w:rFonts w:ascii="Garamond" w:eastAsia="Garamond" w:hAnsi="Garamond" w:cs="Garamond"/>
-          <w:sz w:val="23"/>
-          <w:szCs w:val="23"/>
-          <w:highlight w:val="yellow"/>
-        </w:rPr>
-        <w:t xml:space="preserve">{{ </w:t>
-      </w:r>
-      <w:proofErr w:type="spellStart"/>
-      <w:r>
-        <w:rPr>
-          <w:rFonts w:ascii="Garamond" w:eastAsia="Garamond" w:hAnsi="Garamond" w:cs="Garamond"/>
-          <w:sz w:val="23"/>
-          <w:szCs w:val="23"/>
-          <w:highlight w:val="yellow"/>
-        </w:rPr>
-        <w:t>VALOR</w:t>
-      </w:r>
-      <w:proofErr w:type="gramEnd"/>
-      <w:r>
-        <w:rPr>
-          <w:rFonts w:ascii="Garamond" w:eastAsia="Garamond" w:hAnsi="Garamond" w:cs="Garamond"/>
-          <w:sz w:val="23"/>
-          <w:szCs w:val="23"/>
-          <w:highlight w:val="yellow"/>
-        </w:rPr>
-        <w:t>_DESCUENTO_MARK_DOWN|</w:t>
-      </w:r>
-      <w:proofErr w:type="gramStart"/>
-      <w:r>
-        <w:rPr>
-          <w:rFonts w:ascii="Garamond" w:eastAsia="Garamond" w:hAnsi="Garamond" w:cs="Garamond"/>
-          <w:sz w:val="23"/>
-          <w:szCs w:val="23"/>
-          <w:highlight w:val="yellow"/>
-        </w:rPr>
-        <w:t>lower</w:t>
-      </w:r>
-      <w:proofErr w:type="spellEnd"/>
-      <w:r>
-        <w:rPr>
-          <w:rFonts w:ascii="Garamond" w:eastAsia="Garamond" w:hAnsi="Garamond" w:cs="Garamond"/>
-          <w:sz w:val="23"/>
-          <w:szCs w:val="23"/>
-          <w:highlight w:val="yellow"/>
-        </w:rPr>
-        <w:t xml:space="preserve"> }</w:t>
-      </w:r>
-      <w:proofErr w:type="gramEnd"/>
-      <w:r>
-        <w:rPr>
-          <w:rFonts w:ascii="Garamond" w:eastAsia="Garamond" w:hAnsi="Garamond" w:cs="Garamond"/>
-          <w:sz w:val="23"/>
-          <w:szCs w:val="23"/>
-          <w:highlight w:val="yellow"/>
-        </w:rPr>
-        <w:t>}</w:t>
-      </w:r>
-      <w:r>
-        <w:rPr>
-          <w:rFonts w:ascii="Garamond" w:eastAsia="Garamond" w:hAnsi="Garamond" w:cs="Garamond"/>
-          <w:sz w:val="23"/>
-          <w:szCs w:val="23"/>
-        </w:rPr>
-        <w:t xml:space="preserve"> por ciento) de las ventas totales realizadas por el Aliado a través de la Plataforma Rappi durante el mes inmediatamente anterior durante la vigencia del presente Acuerdo.</w:t>
-      </w:r>
-    </w:p>
-    <w:p>
-      <w:pPr>
-        <w:jc w:val="both"/>
-        <w:rPr>
-          <w:rFonts w:ascii="Garamond" w:eastAsia="Garamond" w:hAnsi="Garamond" w:cs="Garamond"/>
-          <w:sz w:val="23"/>
-          <w:szCs w:val="23"/>
-          <w:lang w:val="es-MX"/>
-        </w:rPr>
-      </w:pPr>
-      <w:r>
-        <w:rPr>
-          <w:rFonts w:ascii="Garamond" w:eastAsia="Garamond" w:hAnsi="Garamond" w:cs="Garamond"/>
-          <w:sz w:val="23"/>
-          <w:szCs w:val="23"/>
-          <w:highlight w:val="yellow"/>
-          <w:lang w:val="es-ES"/>
-        </w:rPr>
-        <w:t xml:space="preserve">{%p </w:t>
-      </w:r>
-      <w:proofErr w:type="spellStart"/>
-      <w:r>
-        <w:rPr>
-          <w:rFonts w:ascii="Garamond" w:eastAsia="Garamond" w:hAnsi="Garamond" w:cs="Garamond"/>
-          <w:sz w:val="23"/>
-          <w:szCs w:val="23"/>
-          <w:highlight w:val="yellow"/>
-          <w:lang w:val="es-ES"/>
-        </w:rPr>
-        <w:t>endif</w:t>
-      </w:r>
-      <w:proofErr w:type="spellEnd"/>
-      <w:r>
-        <w:rPr>
-          <w:rFonts w:ascii="Garamond" w:eastAsia="Garamond" w:hAnsi="Garamond" w:cs="Garamond"/>
-          <w:sz w:val="23"/>
-          <w:szCs w:val="23"/>
-          <w:highlight w:val="yellow"/>
-          <w:lang w:val="es-ES"/>
-        </w:rPr>
-        <w:t xml:space="preserve"> %}</w:t>
-      </w:r>
-    </w:p>
-    <w:p>
-      <w:pPr>
-        <w:jc w:val="both"/>
-        <w:rPr>
-          <w:rFonts w:ascii="Garamond" w:eastAsia="Garamond" w:hAnsi="Garamond" w:cs="Garamond"/>
-          <w:sz w:val="23"/>
-          <w:szCs w:val="23"/>
-          <w:lang w:val="es-ES"/>
-        </w:rPr>
-      </w:pPr>
-      <w:r>
-        <w:rPr>
-          <w:rFonts w:ascii="Garamond" w:eastAsia="Garamond" w:hAnsi="Garamond" w:cs="Garamond"/>
-          <w:sz w:val="23"/>
-          <w:szCs w:val="23"/>
-          <w:highlight w:val="yellow"/>
-          <w:lang w:val="es-ES"/>
-        </w:rPr>
-        <w:t xml:space="preserve">{%p </w:t>
-      </w:r>
-      <w:proofErr w:type="spellStart"/>
-      <w:r>
-        <w:rPr>
-          <w:rFonts w:ascii="Garamond" w:eastAsia="Garamond" w:hAnsi="Garamond" w:cs="Garamond"/>
-          <w:sz w:val="23"/>
-          <w:szCs w:val="23"/>
-          <w:highlight w:val="yellow"/>
-          <w:lang w:val="es-ES"/>
-        </w:rPr>
-        <w:t>if</w:t>
-      </w:r>
-      <w:proofErr w:type="spellEnd"/>
-      <w:r>
-        <w:rPr>
-          <w:rFonts w:ascii="Garamond" w:eastAsia="Garamond" w:hAnsi="Garamond" w:cs="Garamond"/>
-          <w:sz w:val="23"/>
-          <w:szCs w:val="23"/>
-          <w:highlight w:val="yellow"/>
-          <w:lang w:val="es-ES"/>
-        </w:rPr>
-        <w:t xml:space="preserve"> </w:t>
-      </w:r>
-      <w:proofErr w:type="spellStart"/>
-      <w:r>
-        <w:rPr>
-          <w:rFonts w:ascii="Garamond" w:eastAsia="Garamond" w:hAnsi="Garamond" w:cs="Garamond"/>
-          <w:sz w:val="23"/>
-          <w:szCs w:val="23"/>
-          <w:highlight w:val="yellow"/>
-          <w:lang w:val="es-ES"/>
-        </w:rPr>
-        <w:t>activa_publicaciones_redes</w:t>
-      </w:r>
-      <w:proofErr w:type="spellEnd"/>
-      <w:r>
-        <w:rPr>
-          <w:rFonts w:ascii="Garamond" w:eastAsia="Garamond" w:hAnsi="Garamond" w:cs="Garamond"/>
-          <w:sz w:val="23"/>
-          <w:szCs w:val="23"/>
-          <w:highlight w:val="yellow"/>
-          <w:lang w:val="es-ES"/>
-        </w:rPr>
-        <w:t xml:space="preserve"> %}</w:t>
-      </w:r>
-    </w:p>
-    <w:p>
-      <w:pPr>
-        <w:jc w:val="both"/>
-        <w:rPr>
-          <w:rFonts w:ascii="Garamond" w:eastAsia="Garamond" w:hAnsi="Garamond" w:cs="Garamond"/>
-          <w:sz w:val="23"/>
-          <w:szCs w:val="23"/>
-        </w:rPr>
-      </w:pPr>
-      <w:r>
-        <w:rPr>
-          <w:rFonts w:ascii="Garamond" w:eastAsia="Garamond" w:hAnsi="Garamond" w:cs="Garamond"/>
-          <w:sz w:val="23"/>
-          <w:szCs w:val="23"/>
-        </w:rPr>
-        <w:t xml:space="preserve">(x) Realizar, al menos </w:t>
-      </w:r>
-      <w:proofErr w:type="gramStart"/>
-      <w:r>
-        <w:rPr>
-          <w:rFonts w:ascii="Garamond" w:eastAsia="Garamond" w:hAnsi="Garamond" w:cs="Garamond"/>
-          <w:sz w:val="23"/>
-          <w:szCs w:val="23"/>
-          <w:highlight w:val="yellow"/>
-        </w:rPr>
-        <w:t xml:space="preserve">{{ </w:t>
-      </w:r>
-      <w:r>
-        <w:rPr>
-          <w:rFonts w:ascii="Garamond" w:eastAsia="Garamond" w:hAnsi="Garamond" w:cs="Garamond"/>
-          <w:sz w:val="23"/>
-          <w:szCs w:val="23"/>
-          <w:highlight w:val="yellow"/>
-        </w:rPr>
-        <w:t>N</w:t>
-      </w:r>
-      <w:proofErr w:type="gramEnd"/>
-      <w:r>
-        <w:rPr>
-          <w:rFonts w:ascii="Garamond" w:eastAsia="Garamond" w:hAnsi="Garamond" w:cs="Garamond"/>
-          <w:sz w:val="23"/>
-          <w:szCs w:val="23"/>
-          <w:highlight w:val="yellow"/>
-        </w:rPr>
-        <w:t>_</w:t>
-      </w:r>
-      <w:r>
-        <w:rPr>
-          <w:rFonts w:ascii="Garamond" w:eastAsia="Garamond" w:hAnsi="Garamond" w:cs="Garamond"/>
-          <w:sz w:val="23"/>
-          <w:szCs w:val="23"/>
-          <w:highlight w:val="yellow"/>
-        </w:rPr>
-        <w:t>DESCUENTO_</w:t>
-      </w:r>
-      <w:proofErr w:type="gramStart"/>
-      <w:r>
-        <w:rPr>
-          <w:rFonts w:ascii="Garamond" w:eastAsia="Garamond" w:hAnsi="Garamond" w:cs="Garamond"/>
-          <w:sz w:val="23"/>
-          <w:szCs w:val="23"/>
-          <w:highlight w:val="yellow"/>
-        </w:rPr>
-        <w:t>REDES }</w:t>
-      </w:r>
-      <w:proofErr w:type="gramEnd"/>
-      <w:r>
-        <w:rPr>
-          <w:rFonts w:ascii="Garamond" w:eastAsia="Garamond" w:hAnsi="Garamond" w:cs="Garamond"/>
-          <w:sz w:val="23"/>
-          <w:szCs w:val="23"/>
-          <w:highlight w:val="yellow"/>
-        </w:rPr>
-        <w:t>}</w:t>
-      </w:r>
-      <w:r>
-        <w:rPr>
-          <w:rFonts w:ascii="Garamond" w:eastAsia="Garamond" w:hAnsi="Garamond" w:cs="Garamond"/>
-          <w:sz w:val="23"/>
-          <w:szCs w:val="23"/>
-        </w:rPr>
-        <w:t xml:space="preserve"> (</w:t>
-      </w:r>
-      <w:proofErr w:type="gramStart"/>
-      <w:r>
-        <w:rPr>
-          <w:rFonts w:ascii="Garamond" w:eastAsia="Garamond" w:hAnsi="Garamond" w:cs="Garamond"/>
-          <w:sz w:val="23"/>
-          <w:szCs w:val="23"/>
-          <w:highlight w:val="yellow"/>
-        </w:rPr>
-        <w:t xml:space="preserve">{{ </w:t>
-      </w:r>
-      <w:proofErr w:type="spellStart"/>
-      <w:r>
-        <w:rPr>
-          <w:rFonts w:ascii="Garamond" w:eastAsia="Garamond" w:hAnsi="Garamond" w:cs="Garamond"/>
-          <w:sz w:val="23"/>
-          <w:szCs w:val="23"/>
-          <w:highlight w:val="yellow"/>
-        </w:rPr>
-        <w:t>DESCUENTO</w:t>
-      </w:r>
-      <w:proofErr w:type="gramEnd"/>
-      <w:r>
-        <w:rPr>
-          <w:rFonts w:ascii="Garamond" w:eastAsia="Garamond" w:hAnsi="Garamond" w:cs="Garamond"/>
-          <w:sz w:val="23"/>
-          <w:szCs w:val="23"/>
-          <w:highlight w:val="yellow"/>
-        </w:rPr>
-        <w:t>_REDES</w:t>
-      </w:r>
-      <w:r>
-        <w:rPr>
-          <w:rFonts w:ascii="Garamond" w:eastAsia="Garamond" w:hAnsi="Garamond" w:cs="Garamond"/>
-          <w:sz w:val="23"/>
-          <w:szCs w:val="23"/>
-          <w:highlight w:val="yellow"/>
-        </w:rPr>
-        <w:t>|</w:t>
-      </w:r>
-      <w:proofErr w:type="gramStart"/>
-      <w:r>
-        <w:rPr>
-          <w:rFonts w:ascii="Garamond" w:eastAsia="Garamond" w:hAnsi="Garamond" w:cs="Garamond"/>
-          <w:sz w:val="23"/>
-          <w:szCs w:val="23"/>
-          <w:highlight w:val="yellow"/>
-        </w:rPr>
-        <w:t>lower</w:t>
-      </w:r>
-      <w:proofErr w:type="spellEnd"/>
-      <w:r>
-        <w:rPr>
-          <w:rFonts w:ascii="Garamond" w:eastAsia="Garamond" w:hAnsi="Garamond" w:cs="Garamond"/>
-          <w:sz w:val="23"/>
-          <w:szCs w:val="23"/>
-          <w:highlight w:val="yellow"/>
-        </w:rPr>
-        <w:t xml:space="preserve"> }</w:t>
-      </w:r>
-      <w:proofErr w:type="gramEnd"/>
-      <w:r>
-        <w:rPr>
-          <w:rFonts w:ascii="Garamond" w:eastAsia="Garamond" w:hAnsi="Garamond" w:cs="Garamond"/>
-          <w:sz w:val="23"/>
-          <w:szCs w:val="23"/>
-          <w:highlight w:val="yellow"/>
-        </w:rPr>
-        <w:t>}</w:t>
-      </w:r>
-      <w:r>
-        <w:rPr>
-          <w:rFonts w:ascii="Garamond" w:eastAsia="Garamond" w:hAnsi="Garamond" w:cs="Garamond"/>
-          <w:sz w:val="23"/>
-          <w:szCs w:val="23"/>
-        </w:rPr>
-        <w:t xml:space="preserve">) publicaciones mensuales en sus redes sociales garantizando que estén dirigidas única y exclusivamente a incrementar sus ventas a través de la Plataforma Rappi, </w:t>
-      </w:r>
-      <w:proofErr w:type="gramStart"/>
-      <w:r>
-        <w:rPr>
-          <w:rFonts w:ascii="Garamond" w:eastAsia="Garamond" w:hAnsi="Garamond" w:cs="Garamond"/>
-          <w:sz w:val="23"/>
-          <w:szCs w:val="23"/>
-        </w:rPr>
-        <w:t>enunciando</w:t>
-      </w:r>
-      <w:proofErr w:type="gramEnd"/>
-      <w:r>
-        <w:rPr>
-          <w:rFonts w:ascii="Garamond" w:eastAsia="Garamond" w:hAnsi="Garamond" w:cs="Garamond"/>
-          <w:sz w:val="23"/>
-          <w:szCs w:val="23"/>
-        </w:rPr>
-        <w:t xml:space="preserve"> pero no limitando, Instagram, Facebook y/o </w:t>
-      </w:r>
-      <w:proofErr w:type="spellStart"/>
-      <w:r>
-        <w:rPr>
-          <w:rFonts w:ascii="Garamond" w:eastAsia="Garamond" w:hAnsi="Garamond" w:cs="Garamond"/>
-          <w:sz w:val="23"/>
-          <w:szCs w:val="23"/>
-        </w:rPr>
-        <w:t>Tik</w:t>
-      </w:r>
-      <w:proofErr w:type="spellEnd"/>
-      <w:r>
-        <w:rPr>
-          <w:rFonts w:ascii="Garamond" w:eastAsia="Garamond" w:hAnsi="Garamond" w:cs="Garamond"/>
-          <w:sz w:val="23"/>
-          <w:szCs w:val="23"/>
-        </w:rPr>
-        <w:t xml:space="preserve"> Tok. Dichas publicaciones deberán ser presentadas y aprobadas por Rappi previo a su publicación.</w:t>
-      </w:r>
-    </w:p>
-    <w:p>
-      <w:pPr>
-        <w:jc w:val="both"/>
-        <w:rPr>
-          <w:rFonts w:ascii="Garamond" w:eastAsia="Garamond" w:hAnsi="Garamond" w:cs="Garamond"/>
-          <w:sz w:val="23"/>
-          <w:szCs w:val="23"/>
-          <w:lang w:val="en-US"/>
-        </w:rPr>
-      </w:pPr>
-      <w:r>
-        <w:rPr>
-          <w:rFonts w:ascii="Garamond" w:eastAsia="Garamond" w:hAnsi="Garamond" w:cs="Garamond"/>
-          <w:sz w:val="23"/>
-          <w:szCs w:val="23"/>
-          <w:highlight w:val="yellow"/>
-          <w:lang w:val="en-US"/>
-        </w:rPr>
-        <w:t>{%p endif %}</w:t>
-      </w:r>
-    </w:p>
-    <w:p>
-      <w:pPr>
-        <w:jc w:val="both"/>
-        <w:rPr>
-          <w:rFonts w:ascii="Garamond" w:eastAsia="Garamond" w:hAnsi="Garamond" w:cs="Garamond"/>
-          <w:sz w:val="23"/>
-          <w:szCs w:val="23"/>
-          <w:lang w:val="en-US"/>
-        </w:rPr>
-      </w:pPr>
-      <w:r>
-        <w:rPr>
-          <w:rFonts w:ascii="Garamond" w:eastAsia="Garamond" w:hAnsi="Garamond" w:cs="Garamond"/>
-          <w:sz w:val="23"/>
-          <w:szCs w:val="23"/>
-          <w:highlight w:val="yellow"/>
-          <w:lang w:val="en-US"/>
-        </w:rPr>
-        <w:t xml:space="preserve">{%p if </w:t>
-      </w:r>
-      <w:proofErr w:type="spellStart"/>
-      <w:r>
-        <w:rPr>
-          <w:rFonts w:ascii="Garamond" w:eastAsia="Garamond" w:hAnsi="Garamond" w:cs="Garamond"/>
-          <w:sz w:val="23"/>
-          <w:szCs w:val="23"/>
-          <w:highlight w:val="yellow"/>
-          <w:lang w:val="en-US"/>
-        </w:rPr>
-        <w:t>activa_platillos_top_seller</w:t>
-      </w:r>
-      <w:proofErr w:type="spellEnd"/>
-      <w:r>
-        <w:rPr>
-          <w:rFonts w:ascii="Garamond" w:eastAsia="Garamond" w:hAnsi="Garamond" w:cs="Garamond"/>
-          <w:sz w:val="23"/>
-          <w:szCs w:val="23"/>
-          <w:highlight w:val="yellow"/>
-          <w:lang w:val="en-US"/>
-        </w:rPr>
-        <w:t xml:space="preserve"> %}</w:t>
-      </w:r>
-    </w:p>
-    <w:p>
-      <w:pPr>
-        <w:jc w:val="both"/>
-        <w:rPr>
-          <w:rFonts w:ascii="Garamond" w:eastAsia="Garamond" w:hAnsi="Garamond" w:cs="Garamond"/>
-        </w:rPr>
-      </w:pPr>
-      <w:r>
-        <w:rPr>
-          <w:rFonts w:ascii="Garamond" w:eastAsia="Garamond" w:hAnsi="Garamond" w:cs="Garamond"/>
-        </w:rPr>
-        <w:t xml:space="preserve">(x) Ofrecer </w:t>
+    </w:p>
+    <w:p>
+      <w:pPr>
+        <w:jc w:val="both"/>
+        <w:rPr>
+          <w:rFonts w:ascii="Garamond" w:eastAsia="Garamond" w:hAnsi="Garamond" w:cs="Garamond"/>
+        </w:rPr>
+      </w:pPr>
+      <w:r>
+        <w:rPr>
+          <w:rFonts w:ascii="Garamond" w:eastAsia="Garamond" w:hAnsi="Garamond" w:cs="Garamond"/>
+        </w:rPr>
+        <w:t xml:space="preserve">{{ ROM_PLATILLOS }} Ofrecer </w:t>
       </w:r>
       <w:proofErr w:type="gramStart"/>
       <w:r>
@@ -7266,7 +7225,7 @@
           <w:szCs w:val="23"/>
           <w:highlight w:val="yellow"/>
         </w:rPr>
-        <w:t xml:space="preserve">Titular: </w:t>
+        <w:t xml:space="preserve">Titular: {{ RAZÓN_SOCIAL_ENCABEZADO }}</w:t>
       </w:r>
       <w:proofErr w:type="gramStart"/>
       <w:r>
@@ -7279,7 +7238,7 @@
           <w:highlight w:val="yellow"/>
           <w:lang w:val="es-ES"/>
         </w:rPr>
-        <w:t>{{ RAZÓN</w:t>
+        <w:t/>
       </w:r>
       <w:proofErr w:type="gramEnd"/>
       <w:r>
@@ -7292,7 +7251,7 @@
           <w:highlight w:val="yellow"/>
           <w:lang w:val="es-ES"/>
         </w:rPr>
-        <w:t>_</w:t>
+        <w:t/>
       </w:r>
       <w:proofErr w:type="gramStart"/>
       <w:r>
@@ -7305,7 +7264,7 @@
           <w:highlight w:val="yellow"/>
           <w:lang w:val="es-ES"/>
         </w:rPr>
-        <w:t>SOCIAL }</w:t>
+        <w:t/>
       </w:r>
       <w:proofErr w:type="gramEnd"/>
       <w:r>
@@ -7318,7 +7277,7 @@
           <w:highlight w:val="yellow"/>
           <w:lang w:val="es-ES"/>
         </w:rPr>
-        <w:t>}</w:t>
+        <w:t/>
       </w:r>
     </w:p>
     <w:p>
@@ -8998,7 +8957,7 @@
           <w:bCs/>
           <w:u w:val="single"/>
         </w:rPr>
-        <w:t xml:space="preserve"> - </w:t>
+        <w:t xml:space="preserve"> - Exclusividad. </w:t>
       </w:r>
       <w:r>
         <w:rPr>
@@ -9154,6 +9113,18 @@
           <w:lang w:val="pt-PT"/>
         </w:rPr>
         <w:t>.</w:t>
+      </w:r>
+      <w:r>
+        <w:rPr>
+          <w:rFonts w:ascii="Garamond" w:eastAsia="Garamond" w:hAnsi="Garamond" w:cs="Garamond"/>
+          <w:b/>
+          <w:bCs/>
+          <w:sz w:val="23"/>
+          <w:szCs w:val="23"/>
+          <w:u w:val="single"/>
+          <w:lang w:val="pt-PT"/>
+        </w:rPr>
+        <w:t xml:space="preserve"> - Semi Exclusividad.</w:t>
       </w:r>
       <w:r>
         <w:rPr>
@@ -13271,6 +13242,27 @@
         <w:jc w:val="both"/>
         <w:rPr>
           <w:rFonts w:ascii="Garamond" w:eastAsia="Garamond" w:hAnsi="Garamond" w:cs="Garamond"/>
+          <w:sz w:val="23"/>
+          <w:szCs w:val="23"/>
+          <w:lang w:val="en-US"/>
+        </w:rPr>
+      </w:pPr>
+      <w:r>
+        <w:rPr>
+          <w:rFonts w:ascii="Garamond" w:eastAsia="Garamond" w:hAnsi="Garamond" w:cs="Garamond"/>
+          <w:sz w:val="23"/>
+          <w:szCs w:val="23"/>
+          <w:highlight w:val="yellow"/>
+          <w:lang w:val="en-US"/>
+        </w:rPr>
+        <w:t>{%p endif %}</w:t>
+      </w:r>
+    </w:p>
+    <w:p>
+      <w:pPr>
+        <w:jc w:val="both"/>
+        <w:rPr>
+          <w:rFonts w:ascii="Garamond" w:eastAsia="Garamond" w:hAnsi="Garamond" w:cs="Garamond"/>
         </w:rPr>
       </w:pPr>
       <w:r>
@@ -13438,49 +13430,6 @@
           <w:rFonts w:ascii="Garamond" w:eastAsia="Garamond" w:hAnsi="Garamond" w:cs="Garamond"/>
         </w:rPr>
         <w:t xml:space="preserve"> a los Productos que comercializará en la Plataforma Rappi, y, garantiza que cuenta con todos los derechos y facultades necesarios para otorgar la autorización del uso de estas. De esta manera, el Aliado Comercial declara y acepta que será exclusivamente responsable por cualquier infracción de los derechos de terceros sobre la autoría o propiedad de dichos logotipos, imágenes y/o fotografías, sacando en paz y a salvo a Rappi de cualquier reclamación de terceros por este concepto. De conformidad con lo anterior, Rappi podrá eliminar los Productos, imágenes y/o fotografías contenidas en el que infrinjan la Ley Aplicable en materia de propiedad intelectual y/o protección al consumidor.</w:t>
-      </w:r>
-    </w:p>
-    <w:p>
-      <w:pPr>
-        <w:jc w:val="both"/>
-        <w:rPr>
-          <w:rFonts w:ascii="Garamond" w:eastAsia="Garamond" w:hAnsi="Garamond" w:cs="Garamond"/>
-          <w:sz w:val="23"/>
-          <w:szCs w:val="23"/>
-          <w:lang w:val="es-ES"/>
-        </w:rPr>
-      </w:pPr>
-      <w:r>
-        <w:rPr>
-          <w:rFonts w:ascii="Garamond" w:eastAsia="Garamond" w:hAnsi="Garamond" w:cs="Garamond"/>
-          <w:sz w:val="23"/>
-          <w:szCs w:val="23"/>
-          <w:highlight w:val="yellow"/>
-          <w:lang w:val="es-ES"/>
-        </w:rPr>
-        <w:t xml:space="preserve">{%p </w:t>
-      </w:r>
-      <w:proofErr w:type="spellStart"/>
-      <w:r>
-        <w:rPr>
-          <w:rFonts w:ascii="Garamond" w:eastAsia="Garamond" w:hAnsi="Garamond" w:cs="Garamond"/>
-          <w:sz w:val="23"/>
-          <w:szCs w:val="23"/>
-          <w:highlight w:val="yellow"/>
-          <w:lang w:val="es-ES"/>
-        </w:rPr>
-        <w:t>endif</w:t>
-      </w:r>
-      <w:proofErr w:type="spellEnd"/>
-      <w:r>
-        <w:rPr>
-          <w:rFonts w:ascii="Garamond" w:eastAsia="Garamond" w:hAnsi="Garamond" w:cs="Garamond"/>
-          <w:sz w:val="23"/>
-          <w:szCs w:val="23"/>
-          <w:highlight w:val="yellow"/>
-          <w:lang w:val="es-ES"/>
-        </w:rPr>
-        <w:t xml:space="preserve"> %}</w:t>
       </w:r>
     </w:p>
     <w:p>

--- a/formatos/New_draft/acuerdo_con_ads_juridica.docx
+++ b/formatos/New_draft/acuerdo_con_ads_juridica.docx
@@ -105,42 +105,7 @@
           <w:szCs w:val="23"/>
           <w:highlight w:val="yellow"/>
         </w:rPr>
-        <w:t xml:space="preserve">{{ RAZÓN_SOCIAL_ENCABEZADO }}</w:t>
-      </w:r>
-      <w:proofErr w:type="spellStart"/>
-      <w:r>
-        <w:rPr>
-          <w:rFonts w:ascii="Garamond" w:eastAsia="Garamond" w:hAnsi="Garamond" w:cs="Garamond"/>
-          <w:b/>
-          <w:bCs/>
-          <w:sz w:val="23"/>
-          <w:szCs w:val="23"/>
-          <w:highlight w:val="yellow"/>
-        </w:rPr>
-        <w:t/>
-      </w:r>
-      <w:r>
-        <w:rPr>
-          <w:rFonts w:ascii="Garamond" w:eastAsia="Garamond" w:hAnsi="Garamond" w:cs="Garamond"/>
-          <w:b/>
-          <w:bCs/>
-          <w:sz w:val="23"/>
-          <w:szCs w:val="23"/>
-          <w:highlight w:val="yellow"/>
-        </w:rPr>
-        <w:t/>
-      </w:r>
-      <w:proofErr w:type="spellEnd"/>
-      <w:r>
-        <w:rPr>
-          <w:rFonts w:ascii="Garamond" w:eastAsia="Garamond" w:hAnsi="Garamond" w:cs="Garamond"/>
-          <w:b/>
-          <w:bCs/>
-          <w:sz w:val="23"/>
-          <w:szCs w:val="23"/>
-          <w:highlight w:val="yellow"/>
-        </w:rPr>
-        <w:t xml:space="preserve"/>
+        <w:t>{{ RAZÓN_SOCIAL_ENCABEZADO }}</w:t>
       </w:r>
       <w:r>
         <w:rPr>
@@ -860,7 +825,7 @@
           <w:szCs w:val="23"/>
           <w:highlight w:val="yellow"/>
         </w:rPr>
-        <w:t xml:space="preserve">{{ </w:t>
+        <w:t xml:space="preserve">{{ UBICACIÓN_NOTARIA }}</w:t>
       </w:r>
       <w:proofErr w:type="spellStart"/>
       <w:r>
@@ -870,7 +835,7 @@
           <w:szCs w:val="23"/>
           <w:highlight w:val="yellow"/>
         </w:rPr>
-        <w:t>UBICACIÓN</w:t>
+        <w:t/>
       </w:r>
       <w:proofErr w:type="gramEnd"/>
       <w:r>
@@ -880,7 +845,7 @@
           <w:szCs w:val="23"/>
           <w:highlight w:val="yellow"/>
         </w:rPr>
-        <w:t>_NOTARIA|</w:t>
+        <w:t/>
       </w:r>
       <w:proofErr w:type="gramStart"/>
       <w:r>
@@ -890,7 +855,7 @@
           <w:szCs w:val="23"/>
           <w:highlight w:val="yellow"/>
         </w:rPr>
-        <w:t>title</w:t>
+        <w:t/>
       </w:r>
       <w:proofErr w:type="spellEnd"/>
       <w:r>
@@ -900,7 +865,7 @@
           <w:szCs w:val="23"/>
           <w:highlight w:val="yellow"/>
         </w:rPr>
-        <w:t xml:space="preserve"> }</w:t>
+        <w:t xml:space="preserve"/>
       </w:r>
       <w:proofErr w:type="gramEnd"/>
       <w:r>
@@ -910,7 +875,7 @@
           <w:szCs w:val="23"/>
           <w:highlight w:val="yellow"/>
         </w:rPr>
-        <w:t>}</w:t>
+        <w:t/>
       </w:r>
       <w:r>
         <w:rPr>
@@ -3995,132 +3960,9 @@
       <w:r>
         <w:rPr>
           <w:rFonts w:ascii="Garamond" w:eastAsia="Garamond" w:hAnsi="Garamond" w:cs="Garamond"/>
-        </w:rPr>
-        <w:t xml:space="preserve"> Eliminar todo el software que pertenezca a Rappi una vez cese el uso de la Plataforma Rappi por parte del Aliado Comercial; y {{ ROM_ADS }} {% if tipo_ads == 'aliado' %}</w:t>
-      </w:r>
-      <w:r>
-        <w:rPr>
-          <w:rFonts w:ascii="Garamond" w:eastAsia="Garamond" w:hAnsi="Garamond" w:cs="Garamond"/>
-          <w:b/>
-          <w:bCs/>
-        </w:rPr>
-        <w:t/>
-      </w:r>
-      <w:proofErr w:type="spellStart"/>
-      <w:r>
-        <w:rPr>
-          <w:rFonts w:ascii="Garamond" w:eastAsia="Garamond" w:hAnsi="Garamond" w:cs="Garamond"/>
-          <w:b/>
-          <w:bCs/>
-        </w:rPr>
-        <w:t/>
-      </w:r>
-      <w:proofErr w:type="spellEnd"/>
-      <w:r>
-        <w:rPr>
-          <w:rFonts w:ascii="Garamond" w:eastAsia="Garamond" w:hAnsi="Garamond" w:cs="Garamond"/>
-          <w:b/>
-          <w:bCs/>
-        </w:rPr>
-        <w:t/>
-      </w:r>
-      <w:r>
-        <w:rPr>
-          <w:rFonts w:ascii="Garamond" w:eastAsia="Garamond" w:hAnsi="Garamond" w:cs="Garamond"/>
-          <w:b/>
-          <w:bCs/>
-        </w:rPr>
-        <w:t xml:space="preserve"/>
-      </w:r>
-      <w:r>
-        <w:rPr>
-          <w:rFonts w:ascii="Garamond" w:eastAsia="Garamond" w:hAnsi="Garamond" w:cs="Garamond"/>
-          <w:highlight w:val="yellow"/>
-        </w:rPr>
-        <w:t xml:space="preserve"/>
-      </w:r>
-      <w:proofErr w:type="spellStart"/>
-      <w:r>
-        <w:rPr>
-          <w:rFonts w:ascii="Garamond" w:eastAsia="Garamond" w:hAnsi="Garamond" w:cs="Garamond"/>
-          <w:highlight w:val="yellow"/>
-        </w:rPr>
-        <w:t/>
-      </w:r>
-      <w:proofErr w:type="spellEnd"/>
-      <w:r>
-        <w:rPr>
-          <w:rFonts w:ascii="Garamond" w:eastAsia="Garamond" w:hAnsi="Garamond" w:cs="Garamond"/>
-          <w:highlight w:val="yellow"/>
-        </w:rPr>
-        <w:t xml:space="preserve"/>
-      </w:r>
-      <w:proofErr w:type="spellStart"/>
-      <w:r>
-        <w:rPr>
-          <w:rFonts w:ascii="Garamond" w:eastAsia="Garamond" w:hAnsi="Garamond" w:cs="Garamond"/>
-          <w:highlight w:val="yellow"/>
-        </w:rPr>
-        <w:t/>
-      </w:r>
-      <w:proofErr w:type="spellEnd"/>
-      <w:r>
-        <w:rPr>
-          <w:rFonts w:ascii="Garamond" w:eastAsia="Garamond" w:hAnsi="Garamond" w:cs="Garamond"/>
-          <w:highlight w:val="yellow"/>
-        </w:rPr>
-        <w:t xml:space="preserve"/>
-      </w:r>
-      <w:r>
-        <w:rPr>
-          <w:rFonts w:ascii="Garamond" w:eastAsia="Garamond" w:hAnsi="Garamond" w:cs="Garamond"/>
-          <w:sz w:val="23"/>
-          <w:szCs w:val="23"/>
-          <w:highlight w:val="yellow"/>
-        </w:rPr>
-        <w:t/>
-      </w:r>
-      <w:r>
-        <w:rPr>
-          <w:rFonts w:ascii="Garamond" w:eastAsia="Garamond" w:hAnsi="Garamond" w:cs="Garamond"/>
-          <w:highlight w:val="yellow"/>
-        </w:rPr>
-        <w:t/>
-      </w:r>
-      <w:r>
-        <w:rPr>
-          <w:rFonts w:ascii="Garamond" w:eastAsia="Garamond" w:hAnsi="Garamond" w:cs="Garamond"/>
-          <w:sz w:val="23"/>
-          <w:szCs w:val="23"/>
-          <w:highlight w:val="yellow"/>
-        </w:rPr>
-        <w:t/>
-      </w:r>
-      <w:r>
-        <w:rPr>
-          <w:rFonts w:ascii="Garamond" w:eastAsia="Garamond" w:hAnsi="Garamond" w:cs="Garamond"/>
-        </w:rPr>
-        <w:t xml:space="preserve"/>
-      </w:r>
-      <w:r>
-        <w:rPr>
-          <w:rFonts w:ascii="Garamond" w:eastAsia="Garamond" w:hAnsi="Garamond" w:cs="Garamond"/>
-          <w:highlight w:val="yellow"/>
-        </w:rPr>
-        <w:t/>
-      </w:r>
-      <w:r>
-        <w:rPr>
-          <w:rFonts w:ascii="Garamond" w:eastAsia="Garamond" w:hAnsi="Garamond" w:cs="Garamond"/>
-          <w:highlight w:val="yellow"/>
-        </w:rPr>
-        <w:t/>
-      </w:r>
-      <w:r>
-        <w:rPr>
-          <w:rFonts w:ascii="Garamond" w:eastAsia="Garamond" w:hAnsi="Garamond" w:cs="Garamond"/>
-        </w:rPr>
-        <w:t xml:space="preserve">Realizar una inversión mensual en </w:t>
+          <w:b/>
+        </w:rPr>
+        <w:t xml:space="preserve"> Eliminar todo el software que pertenezca a Rappi una vez cese el uso de la Plataforma Rappi por parte del Aliado Comercial; y {{ ROM_ADS }} {% if tipo_ads == 'aliado' %}Realizar una inversión mensual en </w:t>
       </w:r>
       <w:proofErr w:type="spellStart"/>
       <w:r>
@@ -4207,1343 +4049,1315 @@
           <w:rFonts w:ascii="Garamond" w:eastAsia="Garamond" w:hAnsi="Garamond" w:cs="Garamond"/>
           <w:highlight w:val="yellow"/>
         </w:rPr>
-        <w:t xml:space="preserve">{% elif tipo_ads == 'aliado_y_rappi' %}</w:t>
+        <w:t>{% elif tipo_ads == 'aliado_y_rappi' %}</w:t>
+      </w:r>
+      <w:r>
+        <w:rPr>
+          <w:rFonts w:ascii="Garamond" w:eastAsia="Garamond" w:hAnsi="Garamond" w:cs="Garamond"/>
+        </w:rPr>
+        <w:t xml:space="preserve"> </w:t>
+      </w:r>
+      <w:r>
+        <w:rPr>
+          <w:rFonts w:ascii="Garamond" w:eastAsia="Garamond" w:hAnsi="Garamond" w:cs="Garamond"/>
+        </w:rPr>
+        <w:t xml:space="preserve">El Aliado realizará una inversión mensual en </w:t>
       </w:r>
       <w:proofErr w:type="spellStart"/>
       <w:r>
         <w:rPr>
           <w:rFonts w:ascii="Garamond" w:eastAsia="Garamond" w:hAnsi="Garamond" w:cs="Garamond"/>
+        </w:rPr>
+        <w:t>Ads</w:t>
+      </w:r>
+      <w:proofErr w:type="spellEnd"/>
+      <w:r>
+        <w:rPr>
+          <w:rFonts w:ascii="Garamond" w:eastAsia="Garamond" w:hAnsi="Garamond" w:cs="Garamond"/>
+        </w:rPr>
+        <w:t xml:space="preserve"> equivalente al </w:t>
+      </w:r>
+      <w:proofErr w:type="gramStart"/>
+      <w:r>
+        <w:rPr>
+          <w:rFonts w:ascii="Garamond" w:eastAsia="Garamond" w:hAnsi="Garamond" w:cs="Garamond"/>
+          <w:highlight w:val="yellow"/>
+          <w:lang w:val="es-ES"/>
+        </w:rPr>
+        <w:t>{{ N</w:t>
+      </w:r>
+      <w:proofErr w:type="gramEnd"/>
+      <w:r>
+        <w:rPr>
+          <w:rFonts w:ascii="Garamond" w:eastAsia="Garamond" w:hAnsi="Garamond" w:cs="Garamond"/>
+          <w:highlight w:val="yellow"/>
+          <w:lang w:val="es-ES"/>
+        </w:rPr>
+        <w:t>_</w:t>
+      </w:r>
+      <w:proofErr w:type="gramStart"/>
+      <w:r>
+        <w:rPr>
+          <w:rFonts w:ascii="Garamond" w:eastAsia="Garamond" w:hAnsi="Garamond" w:cs="Garamond"/>
+          <w:highlight w:val="yellow"/>
+          <w:lang w:val="es-ES"/>
+        </w:rPr>
+        <w:t>ADS }</w:t>
+      </w:r>
+      <w:proofErr w:type="gramEnd"/>
+      <w:r>
+        <w:rPr>
+          <w:rFonts w:ascii="Garamond" w:eastAsia="Garamond" w:hAnsi="Garamond" w:cs="Garamond"/>
+          <w:highlight w:val="yellow"/>
+          <w:lang w:val="es-ES"/>
+        </w:rPr>
+        <w:t>}</w:t>
+      </w:r>
+      <w:r>
+        <w:rPr>
+          <w:rFonts w:ascii="Garamond" w:eastAsia="Garamond" w:hAnsi="Garamond" w:cs="Garamond"/>
+          <w:lang w:val="es-ES"/>
+        </w:rPr>
+        <w:t xml:space="preserve"> % </w:t>
+      </w:r>
+      <w:r>
+        <w:rPr>
+          <w:rFonts w:ascii="Garamond" w:eastAsia="Garamond" w:hAnsi="Garamond" w:cs="Garamond"/>
+          <w:highlight w:val="yellow"/>
+          <w:lang w:val="es-ES"/>
+        </w:rPr>
+        <w:t>(</w:t>
+      </w:r>
+      <w:proofErr w:type="gramStart"/>
+      <w:r>
+        <w:rPr>
+          <w:rFonts w:ascii="Garamond" w:eastAsia="Garamond" w:hAnsi="Garamond" w:cs="Garamond"/>
+          <w:highlight w:val="yellow"/>
+          <w:lang w:val="es-ES"/>
+        </w:rPr>
+        <w:t>{{ VALOR</w:t>
+      </w:r>
+      <w:proofErr w:type="gramEnd"/>
+      <w:r>
+        <w:rPr>
+          <w:rFonts w:ascii="Garamond" w:eastAsia="Garamond" w:hAnsi="Garamond" w:cs="Garamond"/>
+          <w:highlight w:val="yellow"/>
+          <w:lang w:val="es-ES"/>
+        </w:rPr>
+        <w:t>_</w:t>
+      </w:r>
+      <w:proofErr w:type="gramStart"/>
+      <w:r>
+        <w:rPr>
+          <w:rFonts w:ascii="Garamond" w:eastAsia="Garamond" w:hAnsi="Garamond" w:cs="Garamond"/>
+          <w:highlight w:val="yellow"/>
+          <w:lang w:val="es-ES"/>
+        </w:rPr>
+        <w:t>ADS }</w:t>
+      </w:r>
+      <w:proofErr w:type="gramEnd"/>
+      <w:r>
+        <w:rPr>
+          <w:rFonts w:ascii="Garamond" w:eastAsia="Garamond" w:hAnsi="Garamond" w:cs="Garamond"/>
+          <w:highlight w:val="yellow"/>
+          <w:lang w:val="es-ES"/>
+        </w:rPr>
+        <w:t>})</w:t>
+      </w:r>
+      <w:r>
+        <w:rPr>
+          <w:rFonts w:ascii="Garamond" w:eastAsia="Garamond" w:hAnsi="Garamond" w:cs="Garamond"/>
+        </w:rPr>
+        <w:t xml:space="preserve"> de sus ventas totales en la Plataforma Rappi del mes anterior y Rappi realizará una inversión mensual en </w:t>
+      </w:r>
+      <w:proofErr w:type="spellStart"/>
+      <w:r>
+        <w:rPr>
+          <w:rFonts w:ascii="Garamond" w:eastAsia="Garamond" w:hAnsi="Garamond" w:cs="Garamond"/>
+        </w:rPr>
+        <w:t>Ads</w:t>
+      </w:r>
+      <w:proofErr w:type="spellEnd"/>
+      <w:r>
+        <w:rPr>
+          <w:rFonts w:ascii="Garamond" w:eastAsia="Garamond" w:hAnsi="Garamond" w:cs="Garamond"/>
+        </w:rPr>
+        <w:t xml:space="preserve"> </w:t>
+      </w:r>
+      <w:r>
+        <w:rPr>
+          <w:rFonts w:ascii="Garamond" w:eastAsia="Garamond" w:hAnsi="Garamond" w:cs="Garamond"/>
+        </w:rPr>
+        <w:t xml:space="preserve">equivalente al </w:t>
+      </w:r>
+      <w:proofErr w:type="gramStart"/>
+      <w:r>
+        <w:rPr>
+          <w:rFonts w:ascii="Garamond" w:eastAsia="Garamond" w:hAnsi="Garamond" w:cs="Garamond"/>
+          <w:highlight w:val="yellow"/>
+        </w:rPr>
+        <w:t>{{ N</w:t>
+      </w:r>
+      <w:proofErr w:type="gramEnd"/>
+      <w:r>
+        <w:rPr>
+          <w:rFonts w:ascii="Garamond" w:eastAsia="Garamond" w:hAnsi="Garamond" w:cs="Garamond"/>
+          <w:highlight w:val="yellow"/>
+        </w:rPr>
+        <w:t>_ADS_</w:t>
+      </w:r>
+      <w:proofErr w:type="gramStart"/>
+      <w:r>
+        <w:rPr>
+          <w:rFonts w:ascii="Garamond" w:eastAsia="Garamond" w:hAnsi="Garamond" w:cs="Garamond"/>
+          <w:highlight w:val="yellow"/>
+        </w:rPr>
+        <w:t>RAPPI }}</w:t>
+      </w:r>
+      <w:r>
+        <w:rPr>
+          <w:rFonts w:ascii="Garamond" w:eastAsia="Garamond" w:hAnsi="Garamond" w:cs="Garamond"/>
+        </w:rPr>
+        <w:t>%</w:t>
+      </w:r>
+      <w:proofErr w:type="gramEnd"/>
+      <w:r>
+        <w:rPr>
+          <w:rFonts w:ascii="Garamond" w:eastAsia="Garamond" w:hAnsi="Garamond" w:cs="Garamond"/>
+        </w:rPr>
+        <w:t xml:space="preserve"> </w:t>
+      </w:r>
+      <w:r>
+        <w:rPr>
+          <w:rFonts w:ascii="Garamond" w:eastAsia="Garamond" w:hAnsi="Garamond" w:cs="Garamond"/>
+          <w:highlight w:val="yellow"/>
+        </w:rPr>
+        <w:t>(</w:t>
+      </w:r>
+      <w:proofErr w:type="gramStart"/>
+      <w:r>
+        <w:rPr>
+          <w:rFonts w:ascii="Garamond" w:eastAsia="Garamond" w:hAnsi="Garamond" w:cs="Garamond"/>
+          <w:highlight w:val="yellow"/>
+        </w:rPr>
+        <w:t>{{ VALOR</w:t>
+      </w:r>
+      <w:proofErr w:type="gramEnd"/>
+      <w:r>
+        <w:rPr>
+          <w:rFonts w:ascii="Garamond" w:eastAsia="Garamond" w:hAnsi="Garamond" w:cs="Garamond"/>
+          <w:highlight w:val="yellow"/>
+        </w:rPr>
+        <w:t>_ADS_</w:t>
+      </w:r>
+      <w:proofErr w:type="gramStart"/>
+      <w:r>
+        <w:rPr>
+          <w:rFonts w:ascii="Garamond" w:eastAsia="Garamond" w:hAnsi="Garamond" w:cs="Garamond"/>
+          <w:highlight w:val="yellow"/>
+        </w:rPr>
+        <w:t>RAPPI }</w:t>
+      </w:r>
+      <w:proofErr w:type="gramEnd"/>
+      <w:r>
+        <w:rPr>
+          <w:rFonts w:ascii="Garamond" w:eastAsia="Garamond" w:hAnsi="Garamond" w:cs="Garamond"/>
+          <w:highlight w:val="yellow"/>
+        </w:rPr>
+        <w:t>}</w:t>
+      </w:r>
+      <w:r>
+        <w:rPr>
+          <w:rFonts w:ascii="Garamond" w:eastAsia="Garamond" w:hAnsi="Garamond" w:cs="Garamond"/>
+          <w:highlight w:val="yellow"/>
+        </w:rPr>
+        <w:t>)</w:t>
+      </w:r>
+      <w:r>
+        <w:rPr>
+          <w:rFonts w:ascii="Garamond" w:eastAsia="Garamond" w:hAnsi="Garamond" w:cs="Garamond"/>
+        </w:rPr>
+        <w:t xml:space="preserve"> de las ventas totales del Aliado en la Plataforma Rappi del mes anterior. Rappi activará los </w:t>
+      </w:r>
+      <w:proofErr w:type="spellStart"/>
+      <w:r>
+        <w:rPr>
+          <w:rFonts w:ascii="Garamond" w:eastAsia="Garamond" w:hAnsi="Garamond" w:cs="Garamond"/>
+        </w:rPr>
+        <w:t>Ads</w:t>
+      </w:r>
+      <w:proofErr w:type="spellEnd"/>
+      <w:r>
+        <w:rPr>
+          <w:rFonts w:ascii="Garamond" w:eastAsia="Garamond" w:hAnsi="Garamond" w:cs="Garamond"/>
+        </w:rPr>
+        <w:t xml:space="preserve"> en las fechas acordadas por las Partes, sujetándose su ejecución y cobro a los términos disponibles en https://legal.rappi.com.co/mexico/terminos-y-condiciones-ads-vertical-restaurantes-mexico Solo se facturarán los </w:t>
+      </w:r>
+      <w:proofErr w:type="spellStart"/>
+      <w:r>
+        <w:rPr>
+          <w:rFonts w:ascii="Garamond" w:eastAsia="Garamond" w:hAnsi="Garamond" w:cs="Garamond"/>
+        </w:rPr>
+        <w:t>Clicks</w:t>
+      </w:r>
+      <w:proofErr w:type="spellEnd"/>
+      <w:r>
+        <w:rPr>
+          <w:rFonts w:ascii="Garamond" w:eastAsia="Garamond" w:hAnsi="Garamond" w:cs="Garamond"/>
+        </w:rPr>
+        <w:t xml:space="preserve"> efectivamente ejecutados. {% endif %}</w:t>
+      </w:r>
+    </w:p>
+    <w:p>
+      <w:pPr>
+        <w:jc w:val="both"/>
+        <w:rPr>
+          <w:rFonts w:ascii="Garamond" w:eastAsia="Garamond" w:hAnsi="Garamond" w:cs="Garamond"/>
+          <w:sz w:val="23"/>
+          <w:szCs w:val="23"/>
+          <w:lang w:val="es-ES"/>
+        </w:rPr>
+      </w:pPr>
+      <w:r>
+        <w:rPr>
+          <w:rFonts w:ascii="Garamond" w:eastAsia="Garamond" w:hAnsi="Garamond" w:cs="Garamond"/>
+          <w:sz w:val="23"/>
+          <w:szCs w:val="23"/>
+          <w:highlight w:val="yellow"/>
+          <w:lang w:val="es-ES"/>
+        </w:rPr>
+        <w:t>{%p if activa_descuento_menu %}</w:t>
+      </w:r>
+    </w:p>
+    <w:p>
+      <w:pPr>
+        <w:jc w:val="both"/>
+        <w:rPr>
+          <w:rFonts w:ascii="Garamond" w:eastAsia="Garamond" w:hAnsi="Garamond" w:cs="Garamond"/>
+          <w:sz w:val="23"/>
+          <w:szCs w:val="23"/>
+        </w:rPr>
+      </w:pPr>
+      <w:proofErr w:type="gramStart"/>
+      <w:r>
+        <w:rPr>
+          <w:rFonts w:ascii="Garamond" w:eastAsia="Garamond" w:hAnsi="Garamond" w:cs="Garamond"/>
+          <w:sz w:val="23"/>
+          <w:szCs w:val="23"/>
+          <w:b/>
+        </w:rPr>
+        <w:t>{{ ROM</w:t>
+      </w:r>
+      <w:proofErr w:type="gramEnd"/>
+      <w:r>
+        <w:rPr>
+          <w:rFonts w:ascii="Garamond" w:eastAsia="Garamond" w:hAnsi="Garamond" w:cs="Garamond"/>
+          <w:sz w:val="23"/>
+          <w:szCs w:val="23"/>
+          <w:b/>
+        </w:rPr>
+        <w:t>_DESCUENTO_</w:t>
+      </w:r>
+      <w:proofErr w:type="gramStart"/>
+      <w:r>
+        <w:rPr>
+          <w:rFonts w:ascii="Garamond" w:eastAsia="Garamond" w:hAnsi="Garamond" w:cs="Garamond"/>
+          <w:sz w:val="23"/>
+          <w:szCs w:val="23"/>
+          <w:b/>
+        </w:rPr>
+        <w:t>MENU }</w:t>
+      </w:r>
+      <w:proofErr w:type="gramEnd"/>
+      <w:r>
+        <w:rPr>
+          <w:rFonts w:ascii="Garamond" w:eastAsia="Garamond" w:hAnsi="Garamond" w:cs="Garamond"/>
+          <w:sz w:val="23"/>
+          <w:szCs w:val="23"/>
+          <w:b/>
+        </w:rPr>
+        <w:t xml:space="preserve">} Realizar un descuento de por lo menos el </w:t>
+      </w:r>
+      <w:proofErr w:type="gramStart"/>
+      <w:r>
+        <w:rPr>
+          <w:rFonts w:ascii="Garamond" w:eastAsia="Garamond" w:hAnsi="Garamond" w:cs="Garamond"/>
+          <w:sz w:val="23"/>
+          <w:szCs w:val="23"/>
+          <w:highlight w:val="yellow"/>
+        </w:rPr>
+        <w:t>{{ N</w:t>
+      </w:r>
+      <w:proofErr w:type="gramEnd"/>
+      <w:r>
+        <w:rPr>
+          <w:rFonts w:ascii="Garamond" w:eastAsia="Garamond" w:hAnsi="Garamond" w:cs="Garamond"/>
+          <w:sz w:val="23"/>
+          <w:szCs w:val="23"/>
+          <w:highlight w:val="yellow"/>
+        </w:rPr>
+        <w:t>_DESCUENTO_</w:t>
+      </w:r>
+      <w:proofErr w:type="gramStart"/>
+      <w:r>
+        <w:rPr>
+          <w:rFonts w:ascii="Garamond" w:eastAsia="Garamond" w:hAnsi="Garamond" w:cs="Garamond"/>
+          <w:sz w:val="23"/>
+          <w:szCs w:val="23"/>
+          <w:highlight w:val="yellow"/>
+        </w:rPr>
+        <w:t>MENU }}</w:t>
+      </w:r>
+      <w:r>
+        <w:rPr>
+          <w:rFonts w:ascii="Garamond" w:eastAsia="Garamond" w:hAnsi="Garamond" w:cs="Garamond"/>
+          <w:sz w:val="23"/>
+          <w:szCs w:val="23"/>
+        </w:rPr>
+        <w:t>%</w:t>
+      </w:r>
+      <w:proofErr w:type="gramEnd"/>
+      <w:r>
+        <w:rPr>
+          <w:rFonts w:ascii="Garamond" w:eastAsia="Garamond" w:hAnsi="Garamond" w:cs="Garamond"/>
+          <w:sz w:val="23"/>
+          <w:szCs w:val="23"/>
+        </w:rPr>
+        <w:t xml:space="preserve"> (</w:t>
+      </w:r>
+      <w:proofErr w:type="gramStart"/>
+      <w:r>
+        <w:rPr>
+          <w:rFonts w:ascii="Garamond" w:eastAsia="Garamond" w:hAnsi="Garamond" w:cs="Garamond"/>
+          <w:sz w:val="23"/>
+          <w:szCs w:val="23"/>
+          <w:highlight w:val="yellow"/>
+        </w:rPr>
+        <w:t xml:space="preserve">{{ </w:t>
+      </w:r>
+      <w:proofErr w:type="spellStart"/>
+      <w:r>
+        <w:rPr>
+          <w:rFonts w:ascii="Garamond" w:eastAsia="Garamond" w:hAnsi="Garamond" w:cs="Garamond"/>
+          <w:sz w:val="23"/>
+          <w:szCs w:val="23"/>
+          <w:highlight w:val="yellow"/>
+        </w:rPr>
+        <w:t>VALOR</w:t>
+      </w:r>
+      <w:proofErr w:type="gramEnd"/>
+      <w:r>
+        <w:rPr>
+          <w:rFonts w:ascii="Garamond" w:eastAsia="Garamond" w:hAnsi="Garamond" w:cs="Garamond"/>
+          <w:sz w:val="23"/>
+          <w:szCs w:val="23"/>
+          <w:highlight w:val="yellow"/>
+        </w:rPr>
+        <w:t>_DESCUENTO_MENU</w:t>
+      </w:r>
+      <w:r>
+        <w:rPr>
+          <w:rFonts w:ascii="Garamond" w:eastAsia="Garamond" w:hAnsi="Garamond" w:cs="Garamond"/>
+          <w:sz w:val="23"/>
+          <w:szCs w:val="23"/>
+          <w:highlight w:val="yellow"/>
+        </w:rPr>
+        <w:t>|</w:t>
+      </w:r>
+      <w:proofErr w:type="gramStart"/>
+      <w:r>
+        <w:rPr>
+          <w:rFonts w:ascii="Garamond" w:eastAsia="Garamond" w:hAnsi="Garamond" w:cs="Garamond"/>
+          <w:sz w:val="23"/>
+          <w:szCs w:val="23"/>
+          <w:highlight w:val="yellow"/>
+        </w:rPr>
+        <w:t>lower</w:t>
+      </w:r>
+      <w:proofErr w:type="spellEnd"/>
+      <w:r>
+        <w:rPr>
+          <w:rFonts w:ascii="Garamond" w:eastAsia="Garamond" w:hAnsi="Garamond" w:cs="Garamond"/>
+          <w:sz w:val="23"/>
+          <w:szCs w:val="23"/>
+          <w:highlight w:val="yellow"/>
+        </w:rPr>
+        <w:t xml:space="preserve"> }</w:t>
+      </w:r>
+      <w:proofErr w:type="gramEnd"/>
+      <w:r>
+        <w:rPr>
+          <w:rFonts w:ascii="Garamond" w:eastAsia="Garamond" w:hAnsi="Garamond" w:cs="Garamond"/>
+          <w:sz w:val="23"/>
+          <w:szCs w:val="23"/>
+          <w:highlight w:val="yellow"/>
+        </w:rPr>
+        <w:t>}</w:t>
+      </w:r>
+      <w:r>
+        <w:rPr>
+          <w:rFonts w:ascii="Garamond" w:eastAsia="Garamond" w:hAnsi="Garamond" w:cs="Garamond"/>
+          <w:sz w:val="23"/>
+          <w:szCs w:val="23"/>
+        </w:rPr>
+        <w:t xml:space="preserve"> </w:t>
+      </w:r>
+      <w:r>
+        <w:rPr>
+          <w:rFonts w:ascii="Garamond" w:eastAsia="Garamond" w:hAnsi="Garamond" w:cs="Garamond"/>
+          <w:sz w:val="23"/>
+          <w:szCs w:val="23"/>
+        </w:rPr>
+        <w:t xml:space="preserve">por ciento) en todo el menú dentro de la Plataforma Rappi durante los primeros </w:t>
+      </w:r>
+      <w:proofErr w:type="gramStart"/>
+      <w:r>
+        <w:rPr>
+          <w:rFonts w:ascii="Garamond" w:eastAsia="Garamond" w:hAnsi="Garamond" w:cs="Garamond"/>
+          <w:sz w:val="23"/>
+          <w:szCs w:val="23"/>
+          <w:highlight w:val="yellow"/>
+        </w:rPr>
+        <w:t>{{ N</w:t>
+      </w:r>
+      <w:proofErr w:type="gramEnd"/>
+      <w:r>
+        <w:rPr>
+          <w:rFonts w:ascii="Garamond" w:eastAsia="Garamond" w:hAnsi="Garamond" w:cs="Garamond"/>
+          <w:sz w:val="23"/>
+          <w:szCs w:val="23"/>
+          <w:highlight w:val="yellow"/>
+        </w:rPr>
+        <w:t>_MESES_DESCUENTO_</w:t>
+      </w:r>
+      <w:proofErr w:type="gramStart"/>
+      <w:r>
+        <w:rPr>
+          <w:rFonts w:ascii="Garamond" w:eastAsia="Garamond" w:hAnsi="Garamond" w:cs="Garamond"/>
+          <w:sz w:val="23"/>
+          <w:szCs w:val="23"/>
+          <w:highlight w:val="yellow"/>
+        </w:rPr>
+        <w:t>MENU }</w:t>
+      </w:r>
+      <w:proofErr w:type="gramEnd"/>
+      <w:r>
+        <w:rPr>
+          <w:rFonts w:ascii="Garamond" w:eastAsia="Garamond" w:hAnsi="Garamond" w:cs="Garamond"/>
+          <w:sz w:val="23"/>
+          <w:szCs w:val="23"/>
+          <w:highlight w:val="yellow"/>
+        </w:rPr>
+        <w:t>}</w:t>
+      </w:r>
+      <w:r>
+        <w:rPr>
+          <w:rFonts w:ascii="Garamond" w:eastAsia="Garamond" w:hAnsi="Garamond" w:cs="Garamond"/>
+          <w:sz w:val="23"/>
+          <w:szCs w:val="23"/>
+        </w:rPr>
+        <w:t xml:space="preserve"> (</w:t>
+      </w:r>
+      <w:proofErr w:type="gramStart"/>
+      <w:r>
+        <w:rPr>
+          <w:rFonts w:ascii="Garamond" w:eastAsia="Garamond" w:hAnsi="Garamond" w:cs="Garamond"/>
+          <w:sz w:val="23"/>
+          <w:szCs w:val="23"/>
+          <w:highlight w:val="yellow"/>
+        </w:rPr>
+        <w:t xml:space="preserve">{{ </w:t>
+      </w:r>
+      <w:proofErr w:type="spellStart"/>
+      <w:r>
+        <w:rPr>
+          <w:rFonts w:ascii="Garamond" w:eastAsia="Garamond" w:hAnsi="Garamond" w:cs="Garamond"/>
+          <w:sz w:val="23"/>
+          <w:szCs w:val="23"/>
+          <w:highlight w:val="yellow"/>
+        </w:rPr>
+        <w:t>VALOR</w:t>
+      </w:r>
+      <w:proofErr w:type="gramEnd"/>
+      <w:r>
+        <w:rPr>
+          <w:rFonts w:ascii="Garamond" w:eastAsia="Garamond" w:hAnsi="Garamond" w:cs="Garamond"/>
+          <w:sz w:val="23"/>
+          <w:szCs w:val="23"/>
+          <w:highlight w:val="yellow"/>
+        </w:rPr>
+        <w:t>_MES_DESCUENTO_MENU</w:t>
+      </w:r>
+      <w:r>
+        <w:rPr>
+          <w:rFonts w:ascii="Garamond" w:eastAsia="Garamond" w:hAnsi="Garamond" w:cs="Garamond"/>
+          <w:sz w:val="23"/>
+          <w:szCs w:val="23"/>
+          <w:highlight w:val="yellow"/>
+        </w:rPr>
+        <w:t>|</w:t>
+      </w:r>
+      <w:proofErr w:type="gramStart"/>
+      <w:r>
+        <w:rPr>
+          <w:rFonts w:ascii="Garamond" w:eastAsia="Garamond" w:hAnsi="Garamond" w:cs="Garamond"/>
+          <w:sz w:val="23"/>
+          <w:szCs w:val="23"/>
+          <w:highlight w:val="yellow"/>
+        </w:rPr>
+        <w:t>lower</w:t>
+      </w:r>
+      <w:proofErr w:type="spellEnd"/>
+      <w:r>
+        <w:rPr>
+          <w:rFonts w:ascii="Garamond" w:eastAsia="Garamond" w:hAnsi="Garamond" w:cs="Garamond"/>
+          <w:sz w:val="23"/>
+          <w:szCs w:val="23"/>
+          <w:highlight w:val="yellow"/>
+        </w:rPr>
+        <w:t xml:space="preserve"> }</w:t>
+      </w:r>
+      <w:proofErr w:type="gramEnd"/>
+      <w:r>
+        <w:rPr>
+          <w:rFonts w:ascii="Garamond" w:eastAsia="Garamond" w:hAnsi="Garamond" w:cs="Garamond"/>
+          <w:sz w:val="23"/>
+          <w:szCs w:val="23"/>
+          <w:highlight w:val="yellow"/>
+        </w:rPr>
+        <w:t>}</w:t>
+      </w:r>
+      <w:r>
+        <w:rPr>
+          <w:rFonts w:ascii="Garamond" w:eastAsia="Garamond" w:hAnsi="Garamond" w:cs="Garamond"/>
+          <w:sz w:val="23"/>
+          <w:szCs w:val="23"/>
+        </w:rPr>
+        <w:t>) meses de ejecución del presente Acuerdo.</w:t>
+      </w:r>
+    </w:p>
+    <w:p>
+      <w:pPr>
+        <w:jc w:val="both"/>
+        <w:rPr>
+          <w:rFonts w:ascii="Garamond" w:eastAsia="Garamond" w:hAnsi="Garamond" w:cs="Garamond"/>
+          <w:sz w:val="23"/>
+          <w:szCs w:val="23"/>
+          <w:lang w:val="en-US"/>
+        </w:rPr>
+      </w:pPr>
+      <w:r>
+        <w:rPr>
+          <w:rFonts w:ascii="Garamond" w:eastAsia="Garamond" w:hAnsi="Garamond" w:cs="Garamond"/>
+          <w:sz w:val="23"/>
+          <w:szCs w:val="23"/>
+          <w:highlight w:val="yellow"/>
+          <w:lang w:val="en-US"/>
+        </w:rPr>
+        <w:t>{%p endif %}</w:t>
+      </w:r>
+    </w:p>
+    <w:p>
+      <w:pPr>
+        <w:jc w:val="both"/>
+        <w:rPr>
+          <w:rFonts w:ascii="Garamond" w:eastAsia="Garamond" w:hAnsi="Garamond" w:cs="Garamond"/>
+          <w:sz w:val="23"/>
+          <w:szCs w:val="23"/>
+          <w:lang w:val="en-US"/>
+        </w:rPr>
+      </w:pPr>
+      <w:r>
+        <w:rPr>
+          <w:rFonts w:ascii="Garamond" w:eastAsia="Garamond" w:hAnsi="Garamond" w:cs="Garamond"/>
+          <w:sz w:val="23"/>
+          <w:szCs w:val="23"/>
+          <w:highlight w:val="yellow"/>
+          <w:lang w:val="en-US"/>
+        </w:rPr>
+        <w:t xml:space="preserve">{%p if </w:t>
+      </w:r>
+      <w:proofErr w:type="spellStart"/>
+      <w:r>
+        <w:rPr>
+          <w:rFonts w:ascii="Garamond" w:eastAsia="Garamond" w:hAnsi="Garamond" w:cs="Garamond"/>
+          <w:sz w:val="23"/>
+          <w:szCs w:val="23"/>
+          <w:highlight w:val="yellow"/>
+          <w:lang w:val="en-US"/>
+        </w:rPr>
+        <w:t>activa_mark_down</w:t>
+      </w:r>
+      <w:proofErr w:type="spellEnd"/>
+      <w:r>
+        <w:rPr>
+          <w:rFonts w:ascii="Garamond" w:eastAsia="Garamond" w:hAnsi="Garamond" w:cs="Garamond"/>
+          <w:sz w:val="23"/>
+          <w:szCs w:val="23"/>
+          <w:highlight w:val="yellow"/>
+          <w:lang w:val="en-US"/>
+        </w:rPr>
+        <w:t xml:space="preserve"> %}</w:t>
+      </w:r>
+    </w:p>
+    <w:p>
+      <w:pPr>
+        <w:jc w:val="both"/>
+        <w:rPr>
+          <w:rFonts w:ascii="Garamond" w:eastAsia="Garamond" w:hAnsi="Garamond" w:cs="Garamond"/>
+          <w:sz w:val="23"/>
+          <w:szCs w:val="23"/>
+        </w:rPr>
+      </w:pPr>
+      <w:proofErr w:type="gramStart"/>
+      <w:r>
+        <w:rPr>
+          <w:rFonts w:ascii="Garamond" w:eastAsia="Garamond" w:hAnsi="Garamond" w:cs="Garamond"/>
+          <w:sz w:val="23"/>
+          <w:szCs w:val="23"/>
+          <w:b/>
+        </w:rPr>
+        <w:t>{{ ROM</w:t>
+      </w:r>
+      <w:proofErr w:type="gramEnd"/>
+      <w:r>
+        <w:rPr>
+          <w:rFonts w:ascii="Garamond" w:eastAsia="Garamond" w:hAnsi="Garamond" w:cs="Garamond"/>
+          <w:sz w:val="23"/>
+          <w:szCs w:val="23"/>
+          <w:b/>
+        </w:rPr>
+        <w:t>_MARK_</w:t>
+      </w:r>
+      <w:proofErr w:type="gramStart"/>
+      <w:r>
+        <w:rPr>
+          <w:rFonts w:ascii="Garamond" w:eastAsia="Garamond" w:hAnsi="Garamond" w:cs="Garamond"/>
+          <w:sz w:val="23"/>
+          <w:szCs w:val="23"/>
+          <w:b/>
+        </w:rPr>
+        <w:t>DOWN }</w:t>
+      </w:r>
+      <w:proofErr w:type="gramEnd"/>
+      <w:r>
+        <w:rPr>
+          <w:rFonts w:ascii="Garamond" w:eastAsia="Garamond" w:hAnsi="Garamond" w:cs="Garamond"/>
+          <w:sz w:val="23"/>
+          <w:szCs w:val="23"/>
+          <w:b/>
+        </w:rPr>
+        <w:t xml:space="preserve">} Realizar una inversión mensual en promociones del </w:t>
+      </w:r>
+      <w:proofErr w:type="gramStart"/>
+      <w:r>
+        <w:rPr>
+          <w:rFonts w:ascii="Garamond" w:eastAsia="Garamond" w:hAnsi="Garamond" w:cs="Garamond"/>
+          <w:sz w:val="23"/>
+          <w:szCs w:val="23"/>
+          <w:highlight w:val="yellow"/>
+        </w:rPr>
+        <w:t>{{ N</w:t>
+      </w:r>
+      <w:proofErr w:type="gramEnd"/>
+      <w:r>
+        <w:rPr>
+          <w:rFonts w:ascii="Garamond" w:eastAsia="Garamond" w:hAnsi="Garamond" w:cs="Garamond"/>
+          <w:sz w:val="23"/>
+          <w:szCs w:val="23"/>
+          <w:highlight w:val="yellow"/>
+        </w:rPr>
+        <w:t>_DESCUENTO_MARK_</w:t>
+      </w:r>
+      <w:proofErr w:type="gramStart"/>
+      <w:r>
+        <w:rPr>
+          <w:rFonts w:ascii="Garamond" w:eastAsia="Garamond" w:hAnsi="Garamond" w:cs="Garamond"/>
+          <w:sz w:val="23"/>
+          <w:szCs w:val="23"/>
+          <w:highlight w:val="yellow"/>
+        </w:rPr>
+        <w:t>DOWN }}</w:t>
+      </w:r>
+      <w:r>
+        <w:rPr>
+          <w:rFonts w:ascii="Garamond" w:eastAsia="Garamond" w:hAnsi="Garamond" w:cs="Garamond"/>
+          <w:sz w:val="23"/>
+          <w:szCs w:val="23"/>
+        </w:rPr>
+        <w:t>%</w:t>
+      </w:r>
+      <w:proofErr w:type="gramEnd"/>
+      <w:r>
+        <w:rPr>
+          <w:rFonts w:ascii="Garamond" w:eastAsia="Garamond" w:hAnsi="Garamond" w:cs="Garamond"/>
+          <w:sz w:val="23"/>
+          <w:szCs w:val="23"/>
+        </w:rPr>
+        <w:t xml:space="preserve"> (</w:t>
+      </w:r>
+      <w:proofErr w:type="gramStart"/>
+      <w:r>
+        <w:rPr>
+          <w:rFonts w:ascii="Garamond" w:eastAsia="Garamond" w:hAnsi="Garamond" w:cs="Garamond"/>
+          <w:sz w:val="23"/>
+          <w:szCs w:val="23"/>
+          <w:highlight w:val="yellow"/>
+        </w:rPr>
+        <w:t xml:space="preserve">{{ </w:t>
+      </w:r>
+      <w:proofErr w:type="spellStart"/>
+      <w:r>
+        <w:rPr>
+          <w:rFonts w:ascii="Garamond" w:eastAsia="Garamond" w:hAnsi="Garamond" w:cs="Garamond"/>
+          <w:sz w:val="23"/>
+          <w:szCs w:val="23"/>
+          <w:highlight w:val="yellow"/>
+        </w:rPr>
+        <w:t>VALOR</w:t>
+      </w:r>
+      <w:proofErr w:type="gramEnd"/>
+      <w:r>
+        <w:rPr>
+          <w:rFonts w:ascii="Garamond" w:eastAsia="Garamond" w:hAnsi="Garamond" w:cs="Garamond"/>
+          <w:sz w:val="23"/>
+          <w:szCs w:val="23"/>
+          <w:highlight w:val="yellow"/>
+        </w:rPr>
+        <w:t>_DESCUENTO_MARK_DOWN|</w:t>
+      </w:r>
+      <w:proofErr w:type="gramStart"/>
+      <w:r>
+        <w:rPr>
+          <w:rFonts w:ascii="Garamond" w:eastAsia="Garamond" w:hAnsi="Garamond" w:cs="Garamond"/>
+          <w:sz w:val="23"/>
+          <w:szCs w:val="23"/>
+          <w:highlight w:val="yellow"/>
+        </w:rPr>
+        <w:t>lower</w:t>
+      </w:r>
+      <w:proofErr w:type="spellEnd"/>
+      <w:r>
+        <w:rPr>
+          <w:rFonts w:ascii="Garamond" w:eastAsia="Garamond" w:hAnsi="Garamond" w:cs="Garamond"/>
+          <w:sz w:val="23"/>
+          <w:szCs w:val="23"/>
+          <w:highlight w:val="yellow"/>
+        </w:rPr>
+        <w:t xml:space="preserve"> }</w:t>
+      </w:r>
+      <w:proofErr w:type="gramEnd"/>
+      <w:r>
+        <w:rPr>
+          <w:rFonts w:ascii="Garamond" w:eastAsia="Garamond" w:hAnsi="Garamond" w:cs="Garamond"/>
+          <w:sz w:val="23"/>
+          <w:szCs w:val="23"/>
+          <w:highlight w:val="yellow"/>
+        </w:rPr>
+        <w:t>}</w:t>
+      </w:r>
+      <w:r>
+        <w:rPr>
+          <w:rFonts w:ascii="Garamond" w:eastAsia="Garamond" w:hAnsi="Garamond" w:cs="Garamond"/>
+          <w:sz w:val="23"/>
+          <w:szCs w:val="23"/>
+        </w:rPr>
+        <w:t xml:space="preserve"> por ciento) de las ventas totales realizadas por el Aliado a través de la Plataforma Rappi durante el mes inmediatamente anterior durante la vigencia del presente Acuerdo.</w:t>
+      </w:r>
+    </w:p>
+    <w:p>
+      <w:pPr>
+        <w:jc w:val="both"/>
+        <w:rPr>
+          <w:rFonts w:ascii="Garamond" w:eastAsia="Garamond" w:hAnsi="Garamond" w:cs="Garamond"/>
+          <w:sz w:val="23"/>
+          <w:szCs w:val="23"/>
+          <w:lang w:val="es-MX"/>
+        </w:rPr>
+      </w:pPr>
+      <w:r>
+        <w:rPr>
+          <w:rFonts w:ascii="Garamond" w:eastAsia="Garamond" w:hAnsi="Garamond" w:cs="Garamond"/>
+          <w:sz w:val="23"/>
+          <w:szCs w:val="23"/>
+          <w:highlight w:val="yellow"/>
+          <w:lang w:val="es-ES"/>
+        </w:rPr>
+        <w:t xml:space="preserve">{%p </w:t>
+      </w:r>
+      <w:proofErr w:type="spellStart"/>
+      <w:r>
+        <w:rPr>
+          <w:rFonts w:ascii="Garamond" w:eastAsia="Garamond" w:hAnsi="Garamond" w:cs="Garamond"/>
+          <w:sz w:val="23"/>
+          <w:szCs w:val="23"/>
+          <w:highlight w:val="yellow"/>
+          <w:lang w:val="es-ES"/>
+        </w:rPr>
+        <w:t>endif</w:t>
+      </w:r>
+      <w:proofErr w:type="spellEnd"/>
+      <w:r>
+        <w:rPr>
+          <w:rFonts w:ascii="Garamond" w:eastAsia="Garamond" w:hAnsi="Garamond" w:cs="Garamond"/>
+          <w:sz w:val="23"/>
+          <w:szCs w:val="23"/>
+          <w:highlight w:val="yellow"/>
+          <w:lang w:val="es-ES"/>
+        </w:rPr>
+        <w:t xml:space="preserve"> %}</w:t>
+      </w:r>
+    </w:p>
+    <w:p>
+      <w:pPr>
+        <w:jc w:val="both"/>
+        <w:rPr>
+          <w:rFonts w:ascii="Garamond" w:eastAsia="Garamond" w:hAnsi="Garamond" w:cs="Garamond"/>
+          <w:sz w:val="23"/>
+          <w:szCs w:val="23"/>
+          <w:lang w:val="es-ES"/>
+        </w:rPr>
+      </w:pPr>
+      <w:r>
+        <w:rPr>
+          <w:rFonts w:ascii="Garamond" w:eastAsia="Garamond" w:hAnsi="Garamond" w:cs="Garamond"/>
+          <w:sz w:val="23"/>
+          <w:szCs w:val="23"/>
+          <w:highlight w:val="yellow"/>
+          <w:lang w:val="es-ES"/>
+        </w:rPr>
+        <w:t xml:space="preserve">{%p </w:t>
+      </w:r>
+      <w:proofErr w:type="spellStart"/>
+      <w:r>
+        <w:rPr>
+          <w:rFonts w:ascii="Garamond" w:eastAsia="Garamond" w:hAnsi="Garamond" w:cs="Garamond"/>
+          <w:sz w:val="23"/>
+          <w:szCs w:val="23"/>
+          <w:highlight w:val="yellow"/>
+          <w:lang w:val="es-ES"/>
+        </w:rPr>
+        <w:t>if</w:t>
+      </w:r>
+      <w:proofErr w:type="spellEnd"/>
+      <w:r>
+        <w:rPr>
+          <w:rFonts w:ascii="Garamond" w:eastAsia="Garamond" w:hAnsi="Garamond" w:cs="Garamond"/>
+          <w:sz w:val="23"/>
+          <w:szCs w:val="23"/>
+          <w:highlight w:val="yellow"/>
+          <w:lang w:val="es-ES"/>
+        </w:rPr>
+        <w:t xml:space="preserve"> </w:t>
+      </w:r>
+      <w:proofErr w:type="spellStart"/>
+      <w:r>
+        <w:rPr>
+          <w:rFonts w:ascii="Garamond" w:eastAsia="Garamond" w:hAnsi="Garamond" w:cs="Garamond"/>
+          <w:sz w:val="23"/>
+          <w:szCs w:val="23"/>
+          <w:highlight w:val="yellow"/>
+          <w:lang w:val="es-ES"/>
+        </w:rPr>
+        <w:t>activa_publicaciones_redes</w:t>
+      </w:r>
+      <w:proofErr w:type="spellEnd"/>
+      <w:r>
+        <w:rPr>
+          <w:rFonts w:ascii="Garamond" w:eastAsia="Garamond" w:hAnsi="Garamond" w:cs="Garamond"/>
+          <w:sz w:val="23"/>
+          <w:szCs w:val="23"/>
+          <w:highlight w:val="yellow"/>
+          <w:lang w:val="es-ES"/>
+        </w:rPr>
+        <w:t xml:space="preserve"> %}</w:t>
+      </w:r>
+    </w:p>
+    <w:p>
+      <w:pPr>
+        <w:jc w:val="both"/>
+        <w:rPr>
+          <w:rFonts w:ascii="Garamond" w:eastAsia="Garamond" w:hAnsi="Garamond" w:cs="Garamond"/>
+          <w:sz w:val="23"/>
+          <w:szCs w:val="23"/>
+        </w:rPr>
+      </w:pPr>
+      <w:proofErr w:type="gramStart"/>
+      <w:r>
+        <w:rPr>
+          <w:rFonts w:ascii="Garamond" w:eastAsia="Garamond" w:hAnsi="Garamond" w:cs="Garamond"/>
+          <w:sz w:val="23"/>
+          <w:szCs w:val="23"/>
+          <w:b/>
+        </w:rPr>
+        <w:t>{{ ROM</w:t>
+      </w:r>
+      <w:proofErr w:type="gramEnd"/>
+      <w:r>
+        <w:rPr>
+          <w:rFonts w:ascii="Garamond" w:eastAsia="Garamond" w:hAnsi="Garamond" w:cs="Garamond"/>
+          <w:sz w:val="23"/>
+          <w:szCs w:val="23"/>
+          <w:b/>
+        </w:rPr>
+        <w:t>_</w:t>
+      </w:r>
+      <w:proofErr w:type="gramStart"/>
+      <w:r>
+        <w:rPr>
+          <w:rFonts w:ascii="Garamond" w:eastAsia="Garamond" w:hAnsi="Garamond" w:cs="Garamond"/>
+          <w:sz w:val="23"/>
+          <w:szCs w:val="23"/>
+          <w:b/>
+        </w:rPr>
+        <w:t>REDES }</w:t>
+      </w:r>
+      <w:proofErr w:type="gramEnd"/>
+      <w:r>
+        <w:rPr>
+          <w:rFonts w:ascii="Garamond" w:eastAsia="Garamond" w:hAnsi="Garamond" w:cs="Garamond"/>
+          <w:sz w:val="23"/>
+          <w:szCs w:val="23"/>
+          <w:b/>
+        </w:rPr>
+        <w:t xml:space="preserve">} Realizar, al menos </w:t>
+      </w:r>
+      <w:proofErr w:type="gramStart"/>
+      <w:r>
+        <w:rPr>
+          <w:rFonts w:ascii="Garamond" w:eastAsia="Garamond" w:hAnsi="Garamond" w:cs="Garamond"/>
+          <w:sz w:val="23"/>
+          <w:szCs w:val="23"/>
+          <w:highlight w:val="yellow"/>
+        </w:rPr>
+        <w:t xml:space="preserve">{{ </w:t>
+      </w:r>
+      <w:r>
+        <w:rPr>
+          <w:rFonts w:ascii="Garamond" w:eastAsia="Garamond" w:hAnsi="Garamond" w:cs="Garamond"/>
+          <w:sz w:val="23"/>
+          <w:szCs w:val="23"/>
+          <w:highlight w:val="yellow"/>
+        </w:rPr>
+        <w:t>N</w:t>
+      </w:r>
+      <w:proofErr w:type="gramEnd"/>
+      <w:r>
+        <w:rPr>
+          <w:rFonts w:ascii="Garamond" w:eastAsia="Garamond" w:hAnsi="Garamond" w:cs="Garamond"/>
+          <w:sz w:val="23"/>
+          <w:szCs w:val="23"/>
+          <w:highlight w:val="yellow"/>
+        </w:rPr>
+        <w:t>_</w:t>
+      </w:r>
+      <w:r>
+        <w:rPr>
+          <w:rFonts w:ascii="Garamond" w:eastAsia="Garamond" w:hAnsi="Garamond" w:cs="Garamond"/>
+          <w:sz w:val="23"/>
+          <w:szCs w:val="23"/>
+          <w:highlight w:val="yellow"/>
+        </w:rPr>
+        <w:t>DESCUENTO_</w:t>
+      </w:r>
+      <w:proofErr w:type="gramStart"/>
+      <w:r>
+        <w:rPr>
+          <w:rFonts w:ascii="Garamond" w:eastAsia="Garamond" w:hAnsi="Garamond" w:cs="Garamond"/>
+          <w:sz w:val="23"/>
+          <w:szCs w:val="23"/>
+          <w:highlight w:val="yellow"/>
+        </w:rPr>
+        <w:t>REDES }</w:t>
+      </w:r>
+      <w:proofErr w:type="gramEnd"/>
+      <w:r>
+        <w:rPr>
+          <w:rFonts w:ascii="Garamond" w:eastAsia="Garamond" w:hAnsi="Garamond" w:cs="Garamond"/>
+          <w:sz w:val="23"/>
+          <w:szCs w:val="23"/>
+          <w:highlight w:val="yellow"/>
+        </w:rPr>
+        <w:t>}</w:t>
+      </w:r>
+      <w:r>
+        <w:rPr>
+          <w:rFonts w:ascii="Garamond" w:eastAsia="Garamond" w:hAnsi="Garamond" w:cs="Garamond"/>
+          <w:sz w:val="23"/>
+          <w:szCs w:val="23"/>
+        </w:rPr>
+        <w:t xml:space="preserve"> (</w:t>
+      </w:r>
+      <w:proofErr w:type="gramStart"/>
+      <w:r>
+        <w:rPr>
+          <w:rFonts w:ascii="Garamond" w:eastAsia="Garamond" w:hAnsi="Garamond" w:cs="Garamond"/>
+          <w:sz w:val="23"/>
+          <w:szCs w:val="23"/>
+          <w:highlight w:val="yellow"/>
+        </w:rPr>
+        <w:t xml:space="preserve">{{ </w:t>
+      </w:r>
+      <w:proofErr w:type="spellStart"/>
+      <w:r>
+        <w:rPr>
+          <w:rFonts w:ascii="Garamond" w:eastAsia="Garamond" w:hAnsi="Garamond" w:cs="Garamond"/>
+          <w:sz w:val="23"/>
+          <w:szCs w:val="23"/>
+          <w:highlight w:val="yellow"/>
+        </w:rPr>
+        <w:t>DESCUENTO</w:t>
+      </w:r>
+      <w:proofErr w:type="gramEnd"/>
+      <w:r>
+        <w:rPr>
+          <w:rFonts w:ascii="Garamond" w:eastAsia="Garamond" w:hAnsi="Garamond" w:cs="Garamond"/>
+          <w:sz w:val="23"/>
+          <w:szCs w:val="23"/>
+          <w:highlight w:val="yellow"/>
+        </w:rPr>
+        <w:t>_REDES</w:t>
+      </w:r>
+      <w:r>
+        <w:rPr>
+          <w:rFonts w:ascii="Garamond" w:eastAsia="Garamond" w:hAnsi="Garamond" w:cs="Garamond"/>
+          <w:sz w:val="23"/>
+          <w:szCs w:val="23"/>
+          <w:highlight w:val="yellow"/>
+        </w:rPr>
+        <w:t>|</w:t>
+      </w:r>
+      <w:proofErr w:type="gramStart"/>
+      <w:r>
+        <w:rPr>
+          <w:rFonts w:ascii="Garamond" w:eastAsia="Garamond" w:hAnsi="Garamond" w:cs="Garamond"/>
+          <w:sz w:val="23"/>
+          <w:szCs w:val="23"/>
+          <w:highlight w:val="yellow"/>
+        </w:rPr>
+        <w:t>lower</w:t>
+      </w:r>
+      <w:proofErr w:type="spellEnd"/>
+      <w:r>
+        <w:rPr>
+          <w:rFonts w:ascii="Garamond" w:eastAsia="Garamond" w:hAnsi="Garamond" w:cs="Garamond"/>
+          <w:sz w:val="23"/>
+          <w:szCs w:val="23"/>
+          <w:highlight w:val="yellow"/>
+        </w:rPr>
+        <w:t xml:space="preserve"> }</w:t>
+      </w:r>
+      <w:proofErr w:type="gramEnd"/>
+      <w:r>
+        <w:rPr>
+          <w:rFonts w:ascii="Garamond" w:eastAsia="Garamond" w:hAnsi="Garamond" w:cs="Garamond"/>
+          <w:sz w:val="23"/>
+          <w:szCs w:val="23"/>
+          <w:highlight w:val="yellow"/>
+        </w:rPr>
+        <w:t>}</w:t>
+      </w:r>
+      <w:r>
+        <w:rPr>
+          <w:rFonts w:ascii="Garamond" w:eastAsia="Garamond" w:hAnsi="Garamond" w:cs="Garamond"/>
+          <w:sz w:val="23"/>
+          <w:szCs w:val="23"/>
+        </w:rPr>
+        <w:t xml:space="preserve">) publicaciones mensuales en sus redes sociales garantizando que estén dirigidas única y exclusivamente a incrementar sus ventas a través de la Plataforma Rappi, </w:t>
+      </w:r>
+      <w:proofErr w:type="gramStart"/>
+      <w:r>
+        <w:rPr>
+          <w:rFonts w:ascii="Garamond" w:eastAsia="Garamond" w:hAnsi="Garamond" w:cs="Garamond"/>
+          <w:sz w:val="23"/>
+          <w:szCs w:val="23"/>
+        </w:rPr>
+        <w:t>enunciando</w:t>
+      </w:r>
+      <w:proofErr w:type="gramEnd"/>
+      <w:r>
+        <w:rPr>
+          <w:rFonts w:ascii="Garamond" w:eastAsia="Garamond" w:hAnsi="Garamond" w:cs="Garamond"/>
+          <w:sz w:val="23"/>
+          <w:szCs w:val="23"/>
+        </w:rPr>
+        <w:t xml:space="preserve"> pero no limitando, Instagram, Facebook y/o Tik Tok. Dichas publicaciones deberán ser presentadas y aprobadas por Rappi previo a su publicación.</w:t>
+      </w:r>
+    </w:p>
+    <w:p>
+      <w:pPr>
+        <w:jc w:val="both"/>
+        <w:rPr>
+          <w:rFonts w:ascii="Garamond" w:eastAsia="Garamond" w:hAnsi="Garamond" w:cs="Garamond"/>
+          <w:sz w:val="23"/>
+          <w:szCs w:val="23"/>
+          <w:lang w:val="en-US"/>
+        </w:rPr>
+      </w:pPr>
+      <w:r>
+        <w:rPr>
+          <w:rFonts w:ascii="Garamond" w:eastAsia="Garamond" w:hAnsi="Garamond" w:cs="Garamond"/>
+          <w:sz w:val="23"/>
+          <w:szCs w:val="23"/>
+          <w:highlight w:val="yellow"/>
+          <w:lang w:val="en-US"/>
+        </w:rPr>
+        <w:t>{%p endif %}</w:t>
+      </w:r>
+    </w:p>
+    <w:p>
+      <w:pPr>
+        <w:jc w:val="both"/>
+        <w:rPr>
+          <w:rFonts w:ascii="Garamond" w:eastAsia="Garamond" w:hAnsi="Garamond" w:cs="Garamond"/>
+          <w:sz w:val="23"/>
+          <w:szCs w:val="23"/>
+          <w:lang w:val="en-US"/>
+        </w:rPr>
+      </w:pPr>
+      <w:r>
+        <w:rPr>
+          <w:rFonts w:ascii="Garamond" w:eastAsia="Garamond" w:hAnsi="Garamond" w:cs="Garamond"/>
+          <w:sz w:val="23"/>
+          <w:szCs w:val="23"/>
+          <w:highlight w:val="yellow"/>
+          <w:lang w:val="en-US"/>
+        </w:rPr>
+        <w:t xml:space="preserve">{%p if </w:t>
+      </w:r>
+      <w:proofErr w:type="spellStart"/>
+      <w:r>
+        <w:rPr>
+          <w:rFonts w:ascii="Garamond" w:eastAsia="Garamond" w:hAnsi="Garamond" w:cs="Garamond"/>
+          <w:sz w:val="23"/>
+          <w:szCs w:val="23"/>
+          <w:highlight w:val="yellow"/>
+          <w:lang w:val="en-US"/>
+        </w:rPr>
+        <w:t>activa_platillos_top_seller</w:t>
+      </w:r>
+      <w:proofErr w:type="spellEnd"/>
+      <w:r>
+        <w:rPr>
+          <w:rFonts w:ascii="Garamond" w:eastAsia="Garamond" w:hAnsi="Garamond" w:cs="Garamond"/>
+          <w:sz w:val="23"/>
+          <w:szCs w:val="23"/>
+          <w:highlight w:val="yellow"/>
+          <w:lang w:val="en-US"/>
+        </w:rPr>
+        <w:t xml:space="preserve"> %}</w:t>
+      </w:r>
+    </w:p>
+    <w:p>
+      <w:pPr>
+        <w:jc w:val="both"/>
+        <w:rPr>
+          <w:rFonts w:ascii="Garamond" w:eastAsia="Garamond" w:hAnsi="Garamond" w:cs="Garamond"/>
+        </w:rPr>
+      </w:pPr>
+      <w:proofErr w:type="gramStart"/>
+      <w:r>
+        <w:rPr>
+          <w:rFonts w:ascii="Garamond" w:eastAsia="Garamond" w:hAnsi="Garamond" w:cs="Garamond"/>
+          <w:b/>
+        </w:rPr>
+        <w:t>{{ ROM</w:t>
+      </w:r>
+      <w:proofErr w:type="gramEnd"/>
+      <w:r>
+        <w:rPr>
+          <w:rFonts w:ascii="Garamond" w:eastAsia="Garamond" w:hAnsi="Garamond" w:cs="Garamond"/>
+          <w:b/>
+        </w:rPr>
+        <w:t>_</w:t>
+      </w:r>
+      <w:proofErr w:type="gramStart"/>
+      <w:r>
+        <w:rPr>
+          <w:rFonts w:ascii="Garamond" w:eastAsia="Garamond" w:hAnsi="Garamond" w:cs="Garamond"/>
+          <w:b/>
+        </w:rPr>
+        <w:t>PLATILLOS }</w:t>
+      </w:r>
+      <w:proofErr w:type="gramEnd"/>
+      <w:r>
+        <w:rPr>
+          <w:rFonts w:ascii="Garamond" w:eastAsia="Garamond" w:hAnsi="Garamond" w:cs="Garamond"/>
+          <w:b/>
+        </w:rPr>
+        <w:t xml:space="preserve">} Ofrecer {{ N_CANTIDAD_PLATILLOS }} ({{ VALOR_CANTIDAD_PLATILLOS }}) platillos</w:t>
+      </w:r>
+      <w:proofErr w:type="gramStart"/>
+      <w:r>
+        <w:rPr>
+          <w:rFonts w:ascii="Garamond" w:eastAsia="Garamond" w:hAnsi="Garamond" w:cs="Garamond"/>
+          <w:sz w:val="23"/>
+          <w:szCs w:val="23"/>
+          <w:highlight w:val="yellow"/>
+        </w:rPr>
+        <w:t xml:space="preserve"/>
+      </w:r>
+      <w:r>
+        <w:rPr>
+          <w:rFonts w:ascii="Garamond" w:eastAsia="Garamond" w:hAnsi="Garamond" w:cs="Garamond"/>
+          <w:sz w:val="23"/>
+          <w:szCs w:val="23"/>
           <w:highlight w:val="yellow"/>
         </w:rPr>
         <w:t/>
       </w:r>
-      <w:proofErr w:type="spellEnd"/>
-      <w:r>
-        <w:rPr>
-          <w:rFonts w:ascii="Garamond" w:eastAsia="Garamond" w:hAnsi="Garamond" w:cs="Garamond"/>
-          <w:highlight w:val="yellow"/>
+      <w:proofErr w:type="gramEnd"/>
+      <w:r>
+        <w:rPr>
+          <w:rFonts w:ascii="Garamond" w:eastAsia="Garamond" w:hAnsi="Garamond" w:cs="Garamond"/>
+          <w:sz w:val="23"/>
+          <w:szCs w:val="23"/>
+          <w:highlight w:val="yellow"/>
+        </w:rPr>
+        <w:t/>
+      </w:r>
+      <w:r>
+        <w:rPr>
+          <w:rFonts w:ascii="Garamond" w:eastAsia="Garamond" w:hAnsi="Garamond" w:cs="Garamond"/>
+          <w:sz w:val="23"/>
+          <w:szCs w:val="23"/>
+          <w:highlight w:val="yellow"/>
+        </w:rPr>
+        <w:t/>
+      </w:r>
+      <w:proofErr w:type="gramStart"/>
+      <w:r>
+        <w:rPr>
+          <w:rFonts w:ascii="Garamond" w:eastAsia="Garamond" w:hAnsi="Garamond" w:cs="Garamond"/>
+          <w:sz w:val="23"/>
+          <w:szCs w:val="23"/>
+          <w:highlight w:val="yellow"/>
+        </w:rPr>
+        <w:t/>
+      </w:r>
+      <w:proofErr w:type="gramEnd"/>
+      <w:r>
+        <w:rPr>
+          <w:rFonts w:ascii="Garamond" w:eastAsia="Garamond" w:hAnsi="Garamond" w:cs="Garamond"/>
+          <w:sz w:val="23"/>
+          <w:szCs w:val="23"/>
+          <w:highlight w:val="yellow"/>
+        </w:rPr>
+        <w:t/>
+      </w:r>
+      <w:r>
+        <w:rPr>
+          <w:rFonts w:ascii="Garamond" w:eastAsia="Garamond" w:hAnsi="Garamond" w:cs="Garamond"/>
+          <w:sz w:val="23"/>
+          <w:szCs w:val="23"/>
         </w:rPr>
         <w:t xml:space="preserve"/>
       </w:r>
-      <w:proofErr w:type="spellStart"/>
-      <w:r>
-        <w:rPr>
-          <w:rFonts w:ascii="Garamond" w:eastAsia="Garamond" w:hAnsi="Garamond" w:cs="Garamond"/>
-          <w:highlight w:val="yellow"/>
-        </w:rPr>
-        <w:t/>
-      </w:r>
-      <w:proofErr w:type="spellEnd"/>
-      <w:r>
-        <w:rPr>
-          <w:rFonts w:ascii="Garamond" w:eastAsia="Garamond" w:hAnsi="Garamond" w:cs="Garamond"/>
-          <w:highlight w:val="yellow"/>
-        </w:rPr>
-        <w:t xml:space="preserve"/>
-      </w:r>
-      <w:r>
-        <w:rPr>
-          <w:rFonts w:ascii="Garamond" w:eastAsia="Garamond" w:hAnsi="Garamond" w:cs="Garamond"/>
-          <w:sz w:val="23"/>
-          <w:szCs w:val="23"/>
-          <w:highlight w:val="yellow"/>
-        </w:rPr>
-        <w:t/>
-      </w:r>
-      <w:proofErr w:type="spellStart"/>
-      <w:r>
-        <w:rPr>
-          <w:rFonts w:ascii="Garamond" w:eastAsia="Garamond" w:hAnsi="Garamond" w:cs="Garamond"/>
-          <w:sz w:val="23"/>
-          <w:szCs w:val="23"/>
-          <w:highlight w:val="yellow"/>
-        </w:rPr>
-        <w:t/>
-      </w:r>
-      <w:proofErr w:type="spellEnd"/>
-      <w:r>
-        <w:rPr>
-          <w:rFonts w:ascii="Garamond" w:eastAsia="Garamond" w:hAnsi="Garamond" w:cs="Garamond"/>
-          <w:sz w:val="23"/>
-          <w:szCs w:val="23"/>
-          <w:highlight w:val="yellow"/>
-        </w:rPr>
-        <w:t/>
-      </w:r>
-      <w:r>
-        <w:rPr>
-          <w:rFonts w:ascii="Garamond" w:eastAsia="Garamond" w:hAnsi="Garamond" w:cs="Garamond"/>
-          <w:highlight w:val="yellow"/>
-        </w:rPr>
-        <w:t xml:space="preserve"/>
-      </w:r>
-      <w:r>
-        <w:rPr>
-          <w:rFonts w:ascii="Garamond" w:eastAsia="Garamond" w:hAnsi="Garamond" w:cs="Garamond"/>
-        </w:rPr>
-        <w:t xml:space="preserve"> </w:t>
-      </w:r>
-      <w:r>
-        <w:rPr>
-          <w:rFonts w:ascii="Garamond" w:eastAsia="Garamond" w:hAnsi="Garamond" w:cs="Garamond"/>
-        </w:rPr>
-        <w:t xml:space="preserve">El Aliado realizará una inversión mensual en </w:t>
-      </w:r>
-      <w:proofErr w:type="spellStart"/>
-      <w:r>
-        <w:rPr>
-          <w:rFonts w:ascii="Garamond" w:eastAsia="Garamond" w:hAnsi="Garamond" w:cs="Garamond"/>
-        </w:rPr>
-        <w:t>Ads</w:t>
-      </w:r>
-      <w:proofErr w:type="spellEnd"/>
-      <w:r>
-        <w:rPr>
-          <w:rFonts w:ascii="Garamond" w:eastAsia="Garamond" w:hAnsi="Garamond" w:cs="Garamond"/>
-        </w:rPr>
-        <w:t xml:space="preserve"> equivalente al </w:t>
-      </w:r>
-      <w:proofErr w:type="gramStart"/>
-      <w:r>
-        <w:rPr>
-          <w:rFonts w:ascii="Garamond" w:eastAsia="Garamond" w:hAnsi="Garamond" w:cs="Garamond"/>
-          <w:highlight w:val="yellow"/>
-          <w:lang w:val="es-ES"/>
-        </w:rPr>
-        <w:t>{{ N</w:t>
-      </w:r>
-      <w:proofErr w:type="gramEnd"/>
-      <w:r>
-        <w:rPr>
-          <w:rFonts w:ascii="Garamond" w:eastAsia="Garamond" w:hAnsi="Garamond" w:cs="Garamond"/>
-          <w:highlight w:val="yellow"/>
-          <w:lang w:val="es-ES"/>
-        </w:rPr>
-        <w:t>_</w:t>
-      </w:r>
-      <w:proofErr w:type="gramStart"/>
-      <w:r>
-        <w:rPr>
-          <w:rFonts w:ascii="Garamond" w:eastAsia="Garamond" w:hAnsi="Garamond" w:cs="Garamond"/>
-          <w:highlight w:val="yellow"/>
-          <w:lang w:val="es-ES"/>
-        </w:rPr>
-        <w:t>ADS }</w:t>
-      </w:r>
-      <w:proofErr w:type="gramEnd"/>
-      <w:r>
-        <w:rPr>
-          <w:rFonts w:ascii="Garamond" w:eastAsia="Garamond" w:hAnsi="Garamond" w:cs="Garamond"/>
-          <w:highlight w:val="yellow"/>
-          <w:lang w:val="es-ES"/>
-        </w:rPr>
-        <w:t>}</w:t>
-      </w:r>
-      <w:r>
-        <w:rPr>
-          <w:rFonts w:ascii="Garamond" w:eastAsia="Garamond" w:hAnsi="Garamond" w:cs="Garamond"/>
-          <w:lang w:val="es-ES"/>
-        </w:rPr>
-        <w:t xml:space="preserve"> % </w:t>
-      </w:r>
-      <w:r>
-        <w:rPr>
-          <w:rFonts w:ascii="Garamond" w:eastAsia="Garamond" w:hAnsi="Garamond" w:cs="Garamond"/>
-          <w:highlight w:val="yellow"/>
-          <w:lang w:val="es-ES"/>
-        </w:rPr>
-        <w:t>(</w:t>
-      </w:r>
-      <w:proofErr w:type="gramStart"/>
-      <w:r>
-        <w:rPr>
-          <w:rFonts w:ascii="Garamond" w:eastAsia="Garamond" w:hAnsi="Garamond" w:cs="Garamond"/>
-          <w:highlight w:val="yellow"/>
-          <w:lang w:val="es-ES"/>
-        </w:rPr>
-        <w:t>{{ VALOR</w:t>
-      </w:r>
-      <w:proofErr w:type="gramEnd"/>
-      <w:r>
-        <w:rPr>
-          <w:rFonts w:ascii="Garamond" w:eastAsia="Garamond" w:hAnsi="Garamond" w:cs="Garamond"/>
-          <w:highlight w:val="yellow"/>
-          <w:lang w:val="es-ES"/>
-        </w:rPr>
-        <w:t>_</w:t>
-      </w:r>
-      <w:proofErr w:type="gramStart"/>
-      <w:r>
-        <w:rPr>
-          <w:rFonts w:ascii="Garamond" w:eastAsia="Garamond" w:hAnsi="Garamond" w:cs="Garamond"/>
-          <w:highlight w:val="yellow"/>
-          <w:lang w:val="es-ES"/>
-        </w:rPr>
-        <w:t>ADS }</w:t>
-      </w:r>
-      <w:proofErr w:type="gramEnd"/>
-      <w:r>
-        <w:rPr>
-          <w:rFonts w:ascii="Garamond" w:eastAsia="Garamond" w:hAnsi="Garamond" w:cs="Garamond"/>
-          <w:highlight w:val="yellow"/>
-          <w:lang w:val="es-ES"/>
-        </w:rPr>
-        <w:t>})</w:t>
-      </w:r>
-      <w:r>
-        <w:rPr>
-          <w:rFonts w:ascii="Garamond" w:eastAsia="Garamond" w:hAnsi="Garamond" w:cs="Garamond"/>
-        </w:rPr>
-        <w:t xml:space="preserve"> de sus ventas totales en la Plataforma Rappi del mes anterior y Rappi realizará una inversión mensual en </w:t>
-      </w:r>
-      <w:proofErr w:type="spellStart"/>
-      <w:r>
-        <w:rPr>
-          <w:rFonts w:ascii="Garamond" w:eastAsia="Garamond" w:hAnsi="Garamond" w:cs="Garamond"/>
-        </w:rPr>
-        <w:t>Ads</w:t>
-      </w:r>
-      <w:proofErr w:type="spellEnd"/>
-      <w:r>
-        <w:rPr>
-          <w:rFonts w:ascii="Garamond" w:eastAsia="Garamond" w:hAnsi="Garamond" w:cs="Garamond"/>
-        </w:rPr>
-        <w:t xml:space="preserve"> </w:t>
-      </w:r>
-      <w:r>
-        <w:rPr>
-          <w:rFonts w:ascii="Garamond" w:eastAsia="Garamond" w:hAnsi="Garamond" w:cs="Garamond"/>
-        </w:rPr>
-        <w:t xml:space="preserve">equivalente al </w:t>
-      </w:r>
-      <w:proofErr w:type="gramStart"/>
-      <w:r>
-        <w:rPr>
-          <w:rFonts w:ascii="Garamond" w:eastAsia="Garamond" w:hAnsi="Garamond" w:cs="Garamond"/>
-          <w:highlight w:val="yellow"/>
-        </w:rPr>
-        <w:t>{{ N</w:t>
-      </w:r>
-      <w:proofErr w:type="gramEnd"/>
-      <w:r>
-        <w:rPr>
-          <w:rFonts w:ascii="Garamond" w:eastAsia="Garamond" w:hAnsi="Garamond" w:cs="Garamond"/>
-          <w:highlight w:val="yellow"/>
-        </w:rPr>
-        <w:t>_ADS_</w:t>
-      </w:r>
-      <w:proofErr w:type="gramStart"/>
-      <w:r>
-        <w:rPr>
-          <w:rFonts w:ascii="Garamond" w:eastAsia="Garamond" w:hAnsi="Garamond" w:cs="Garamond"/>
-          <w:highlight w:val="yellow"/>
-        </w:rPr>
-        <w:t>RAPPI }}</w:t>
-      </w:r>
-      <w:r>
-        <w:rPr>
-          <w:rFonts w:ascii="Garamond" w:eastAsia="Garamond" w:hAnsi="Garamond" w:cs="Garamond"/>
-        </w:rPr>
-        <w:t>%</w:t>
-      </w:r>
-      <w:proofErr w:type="gramEnd"/>
-      <w:r>
-        <w:rPr>
-          <w:rFonts w:ascii="Garamond" w:eastAsia="Garamond" w:hAnsi="Garamond" w:cs="Garamond"/>
-        </w:rPr>
-        <w:t xml:space="preserve"> </w:t>
-      </w:r>
-      <w:r>
-        <w:rPr>
-          <w:rFonts w:ascii="Garamond" w:eastAsia="Garamond" w:hAnsi="Garamond" w:cs="Garamond"/>
-          <w:highlight w:val="yellow"/>
-        </w:rPr>
-        <w:t>(</w:t>
-      </w:r>
-      <w:proofErr w:type="gramStart"/>
-      <w:r>
-        <w:rPr>
-          <w:rFonts w:ascii="Garamond" w:eastAsia="Garamond" w:hAnsi="Garamond" w:cs="Garamond"/>
-          <w:highlight w:val="yellow"/>
-        </w:rPr>
-        <w:t>{{ VALOR</w:t>
-      </w:r>
-      <w:proofErr w:type="gramEnd"/>
-      <w:r>
-        <w:rPr>
-          <w:rFonts w:ascii="Garamond" w:eastAsia="Garamond" w:hAnsi="Garamond" w:cs="Garamond"/>
-          <w:highlight w:val="yellow"/>
-        </w:rPr>
-        <w:t>_ADS_</w:t>
-      </w:r>
-      <w:proofErr w:type="gramStart"/>
-      <w:r>
-        <w:rPr>
-          <w:rFonts w:ascii="Garamond" w:eastAsia="Garamond" w:hAnsi="Garamond" w:cs="Garamond"/>
-          <w:highlight w:val="yellow"/>
-        </w:rPr>
-        <w:t>RAPPI }</w:t>
-      </w:r>
-      <w:proofErr w:type="gramEnd"/>
-      <w:r>
-        <w:rPr>
-          <w:rFonts w:ascii="Garamond" w:eastAsia="Garamond" w:hAnsi="Garamond" w:cs="Garamond"/>
-          <w:highlight w:val="yellow"/>
-        </w:rPr>
-        <w:t>}</w:t>
-      </w:r>
-      <w:r>
-        <w:rPr>
-          <w:rFonts w:ascii="Garamond" w:eastAsia="Garamond" w:hAnsi="Garamond" w:cs="Garamond"/>
-          <w:highlight w:val="yellow"/>
-        </w:rPr>
-        <w:t>)</w:t>
-      </w:r>
-      <w:r>
-        <w:rPr>
-          <w:rFonts w:ascii="Garamond" w:eastAsia="Garamond" w:hAnsi="Garamond" w:cs="Garamond"/>
-        </w:rPr>
-        <w:t xml:space="preserve"> de las ventas totales del Aliado en la Plataforma Rappi del mes anterior. Rappi activará los </w:t>
-      </w:r>
-      <w:proofErr w:type="spellStart"/>
-      <w:r>
-        <w:rPr>
-          <w:rFonts w:ascii="Garamond" w:eastAsia="Garamond" w:hAnsi="Garamond" w:cs="Garamond"/>
-        </w:rPr>
-        <w:t>Ads</w:t>
-      </w:r>
-      <w:proofErr w:type="spellEnd"/>
-      <w:r>
-        <w:rPr>
-          <w:rFonts w:ascii="Garamond" w:eastAsia="Garamond" w:hAnsi="Garamond" w:cs="Garamond"/>
-        </w:rPr>
-        <w:t xml:space="preserve"> en las fechas acordadas por las Partes, sujetándose su ejecución y cobro a los términos disponibles en https://legal.rappi.com.co/mexico/terminos-y-condiciones-ads-vertical-restaurantes-mexico Solo se facturarán los </w:t>
-      </w:r>
-      <w:proofErr w:type="spellStart"/>
-      <w:r>
-        <w:rPr>
-          <w:rFonts w:ascii="Garamond" w:eastAsia="Garamond" w:hAnsi="Garamond" w:cs="Garamond"/>
-        </w:rPr>
-        <w:t>Clicks</w:t>
-      </w:r>
-      <w:proofErr w:type="spellEnd"/>
-      <w:r>
-        <w:rPr>
-          <w:rFonts w:ascii="Garamond" w:eastAsia="Garamond" w:hAnsi="Garamond" w:cs="Garamond"/>
-        </w:rPr>
-        <w:t xml:space="preserve"> efectivamente ejecutados. {% endif %}</w:t>
-      </w:r>
-    </w:p>
-    <w:p>
-      <w:pPr>
-        <w:jc w:val="both"/>
-        <w:rPr>
-          <w:rFonts w:ascii="Garamond" w:eastAsia="Garamond" w:hAnsi="Garamond" w:cs="Garamond"/>
-          <w:sz w:val="23"/>
-          <w:szCs w:val="23"/>
-          <w:lang w:val="es-ES"/>
-        </w:rPr>
-      </w:pPr>
-      <w:r>
-        <w:rPr>
-          <w:rFonts w:ascii="Garamond" w:eastAsia="Garamond" w:hAnsi="Garamond" w:cs="Garamond"/>
-          <w:sz w:val="23"/>
-          <w:szCs w:val="23"/>
-          <w:highlight w:val="yellow"/>
-          <w:lang w:val="es-ES"/>
-        </w:rPr>
-        <w:t xml:space="preserve">{%p if activa_descuento_menu %}</w:t>
-      </w:r>
-      <w:proofErr w:type="spellStart"/>
-      <w:r>
-        <w:rPr>
-          <w:rFonts w:ascii="Garamond" w:eastAsia="Garamond" w:hAnsi="Garamond" w:cs="Garamond"/>
-          <w:sz w:val="23"/>
-          <w:szCs w:val="23"/>
-          <w:highlight w:val="yellow"/>
-          <w:lang w:val="es-ES"/>
-        </w:rPr>
-        <w:t/>
-      </w:r>
-      <w:proofErr w:type="spellEnd"/>
-      <w:r>
-        <w:rPr>
-          <w:rFonts w:ascii="Garamond" w:eastAsia="Garamond" w:hAnsi="Garamond" w:cs="Garamond"/>
-          <w:sz w:val="23"/>
-          <w:szCs w:val="23"/>
-          <w:highlight w:val="yellow"/>
-          <w:lang w:val="es-ES"/>
-        </w:rPr>
-        <w:t xml:space="preserve"/>
-      </w:r>
-      <w:proofErr w:type="spellStart"/>
-      <w:r>
-        <w:rPr>
-          <w:rFonts w:ascii="Garamond" w:eastAsia="Garamond" w:hAnsi="Garamond" w:cs="Garamond"/>
-          <w:sz w:val="23"/>
-          <w:szCs w:val="23"/>
-          <w:highlight w:val="yellow"/>
-          <w:lang w:val="es-ES"/>
-        </w:rPr>
-        <w:t/>
-      </w:r>
-      <w:r>
-        <w:rPr>
-          <w:rFonts w:ascii="Garamond" w:eastAsia="Garamond" w:hAnsi="Garamond" w:cs="Garamond"/>
-          <w:sz w:val="23"/>
-          <w:szCs w:val="23"/>
-          <w:highlight w:val="yellow"/>
-          <w:lang w:val="es-ES"/>
-        </w:rPr>
-        <w:t/>
-      </w:r>
-      <w:r>
-        <w:rPr>
-          <w:rFonts w:ascii="Garamond" w:eastAsia="Garamond" w:hAnsi="Garamond" w:cs="Garamond"/>
-          <w:sz w:val="23"/>
-          <w:szCs w:val="23"/>
-          <w:highlight w:val="yellow"/>
-          <w:lang w:val="es-ES"/>
-        </w:rPr>
-        <w:t/>
-      </w:r>
-      <w:proofErr w:type="spellEnd"/>
-      <w:r>
-        <w:rPr>
-          <w:rFonts w:ascii="Garamond" w:eastAsia="Garamond" w:hAnsi="Garamond" w:cs="Garamond"/>
-          <w:sz w:val="23"/>
-          <w:szCs w:val="23"/>
-          <w:highlight w:val="yellow"/>
-          <w:lang w:val="es-ES"/>
-        </w:rPr>
-        <w:t xml:space="preserve"/>
-      </w:r>
-    </w:p>
-    <w:p>
-      <w:pPr>
-        <w:jc w:val="both"/>
-        <w:rPr>
-          <w:rFonts w:ascii="Garamond" w:eastAsia="Garamond" w:hAnsi="Garamond" w:cs="Garamond"/>
-          <w:sz w:val="23"/>
-          <w:szCs w:val="23"/>
-        </w:rPr>
-      </w:pPr>
-      <w:r>
-        <w:rPr>
-          <w:rFonts w:ascii="Garamond" w:eastAsia="Garamond" w:hAnsi="Garamond" w:cs="Garamond"/>
-          <w:sz w:val="23"/>
-          <w:szCs w:val="23"/>
-        </w:rPr>
-        <w:t xml:space="preserve">{{ ROM_DESCUENTO_MENU }} Realizar un descuento de por lo menos el </w:t>
-      </w:r>
-      <w:proofErr w:type="gramStart"/>
-      <w:r>
-        <w:rPr>
-          <w:rFonts w:ascii="Garamond" w:eastAsia="Garamond" w:hAnsi="Garamond" w:cs="Garamond"/>
-          <w:sz w:val="23"/>
-          <w:szCs w:val="23"/>
-          <w:highlight w:val="yellow"/>
-        </w:rPr>
-        <w:t>{{ N</w:t>
-      </w:r>
-      <w:proofErr w:type="gramEnd"/>
-      <w:r>
-        <w:rPr>
-          <w:rFonts w:ascii="Garamond" w:eastAsia="Garamond" w:hAnsi="Garamond" w:cs="Garamond"/>
-          <w:sz w:val="23"/>
-          <w:szCs w:val="23"/>
-          <w:highlight w:val="yellow"/>
-        </w:rPr>
-        <w:t>_DESCUENTO_</w:t>
-      </w:r>
-      <w:proofErr w:type="gramStart"/>
-      <w:r>
-        <w:rPr>
-          <w:rFonts w:ascii="Garamond" w:eastAsia="Garamond" w:hAnsi="Garamond" w:cs="Garamond"/>
-          <w:sz w:val="23"/>
-          <w:szCs w:val="23"/>
-          <w:highlight w:val="yellow"/>
-        </w:rPr>
-        <w:t>MENU }}</w:t>
-      </w:r>
-      <w:r>
-        <w:rPr>
-          <w:rFonts w:ascii="Garamond" w:eastAsia="Garamond" w:hAnsi="Garamond" w:cs="Garamond"/>
-          <w:sz w:val="23"/>
-          <w:szCs w:val="23"/>
-        </w:rPr>
-        <w:t>%</w:t>
-      </w:r>
-      <w:proofErr w:type="gramEnd"/>
-      <w:r>
-        <w:rPr>
-          <w:rFonts w:ascii="Garamond" w:eastAsia="Garamond" w:hAnsi="Garamond" w:cs="Garamond"/>
-          <w:sz w:val="23"/>
-          <w:szCs w:val="23"/>
-        </w:rPr>
-        <w:t xml:space="preserve"> (</w:t>
-      </w:r>
-      <w:proofErr w:type="gramStart"/>
-      <w:r>
-        <w:rPr>
-          <w:rFonts w:ascii="Garamond" w:eastAsia="Garamond" w:hAnsi="Garamond" w:cs="Garamond"/>
-          <w:sz w:val="23"/>
-          <w:szCs w:val="23"/>
-          <w:highlight w:val="yellow"/>
-        </w:rPr>
-        <w:t xml:space="preserve">{{ </w:t>
-      </w:r>
-      <w:proofErr w:type="spellStart"/>
-      <w:r>
-        <w:rPr>
-          <w:rFonts w:ascii="Garamond" w:eastAsia="Garamond" w:hAnsi="Garamond" w:cs="Garamond"/>
-          <w:sz w:val="23"/>
-          <w:szCs w:val="23"/>
-          <w:highlight w:val="yellow"/>
-        </w:rPr>
-        <w:t>VALOR</w:t>
-      </w:r>
-      <w:proofErr w:type="gramEnd"/>
-      <w:r>
-        <w:rPr>
-          <w:rFonts w:ascii="Garamond" w:eastAsia="Garamond" w:hAnsi="Garamond" w:cs="Garamond"/>
-          <w:sz w:val="23"/>
-          <w:szCs w:val="23"/>
-          <w:highlight w:val="yellow"/>
-        </w:rPr>
-        <w:t>_DESCUENTO_MENU</w:t>
-      </w:r>
-      <w:r>
-        <w:rPr>
-          <w:rFonts w:ascii="Garamond" w:eastAsia="Garamond" w:hAnsi="Garamond" w:cs="Garamond"/>
-          <w:sz w:val="23"/>
-          <w:szCs w:val="23"/>
-          <w:highlight w:val="yellow"/>
-        </w:rPr>
-        <w:t>|</w:t>
-      </w:r>
-      <w:proofErr w:type="gramStart"/>
-      <w:r>
-        <w:rPr>
-          <w:rFonts w:ascii="Garamond" w:eastAsia="Garamond" w:hAnsi="Garamond" w:cs="Garamond"/>
-          <w:sz w:val="23"/>
-          <w:szCs w:val="23"/>
-          <w:highlight w:val="yellow"/>
-        </w:rPr>
-        <w:t>lower</w:t>
-      </w:r>
-      <w:proofErr w:type="spellEnd"/>
-      <w:r>
-        <w:rPr>
-          <w:rFonts w:ascii="Garamond" w:eastAsia="Garamond" w:hAnsi="Garamond" w:cs="Garamond"/>
-          <w:sz w:val="23"/>
-          <w:szCs w:val="23"/>
-          <w:highlight w:val="yellow"/>
-        </w:rPr>
-        <w:t xml:space="preserve"> }</w:t>
-      </w:r>
-      <w:proofErr w:type="gramEnd"/>
-      <w:r>
-        <w:rPr>
-          <w:rFonts w:ascii="Garamond" w:eastAsia="Garamond" w:hAnsi="Garamond" w:cs="Garamond"/>
-          <w:sz w:val="23"/>
-          <w:szCs w:val="23"/>
-          <w:highlight w:val="yellow"/>
-        </w:rPr>
-        <w:t>}</w:t>
-      </w:r>
-      <w:r>
-        <w:rPr>
-          <w:rFonts w:ascii="Garamond" w:eastAsia="Garamond" w:hAnsi="Garamond" w:cs="Garamond"/>
-          <w:sz w:val="23"/>
-          <w:szCs w:val="23"/>
-        </w:rPr>
-        <w:t xml:space="preserve"> </w:t>
-      </w:r>
-      <w:r>
-        <w:rPr>
-          <w:rFonts w:ascii="Garamond" w:eastAsia="Garamond" w:hAnsi="Garamond" w:cs="Garamond"/>
-          <w:sz w:val="23"/>
-          <w:szCs w:val="23"/>
-        </w:rPr>
-        <w:t xml:space="preserve">por ciento) en todo el menú dentro de la Plataforma Rappi durante los primeros </w:t>
-      </w:r>
-      <w:proofErr w:type="gramStart"/>
-      <w:r>
-        <w:rPr>
-          <w:rFonts w:ascii="Garamond" w:eastAsia="Garamond" w:hAnsi="Garamond" w:cs="Garamond"/>
-          <w:sz w:val="23"/>
-          <w:szCs w:val="23"/>
-          <w:highlight w:val="yellow"/>
-        </w:rPr>
-        <w:t>{{ N</w:t>
-      </w:r>
-      <w:proofErr w:type="gramEnd"/>
-      <w:r>
-        <w:rPr>
-          <w:rFonts w:ascii="Garamond" w:eastAsia="Garamond" w:hAnsi="Garamond" w:cs="Garamond"/>
-          <w:sz w:val="23"/>
-          <w:szCs w:val="23"/>
-          <w:highlight w:val="yellow"/>
-        </w:rPr>
-        <w:t>_MESES_DESCUENTO_</w:t>
-      </w:r>
-      <w:proofErr w:type="gramStart"/>
-      <w:r>
-        <w:rPr>
-          <w:rFonts w:ascii="Garamond" w:eastAsia="Garamond" w:hAnsi="Garamond" w:cs="Garamond"/>
-          <w:sz w:val="23"/>
-          <w:szCs w:val="23"/>
-          <w:highlight w:val="yellow"/>
-        </w:rPr>
-        <w:t>MENU }</w:t>
-      </w:r>
-      <w:proofErr w:type="gramEnd"/>
-      <w:r>
-        <w:rPr>
-          <w:rFonts w:ascii="Garamond" w:eastAsia="Garamond" w:hAnsi="Garamond" w:cs="Garamond"/>
-          <w:sz w:val="23"/>
-          <w:szCs w:val="23"/>
-          <w:highlight w:val="yellow"/>
-        </w:rPr>
-        <w:t>}</w:t>
-      </w:r>
-      <w:r>
-        <w:rPr>
-          <w:rFonts w:ascii="Garamond" w:eastAsia="Garamond" w:hAnsi="Garamond" w:cs="Garamond"/>
-          <w:sz w:val="23"/>
-          <w:szCs w:val="23"/>
-        </w:rPr>
-        <w:t xml:space="preserve"> (</w:t>
-      </w:r>
-      <w:proofErr w:type="gramStart"/>
-      <w:r>
-        <w:rPr>
-          <w:rFonts w:ascii="Garamond" w:eastAsia="Garamond" w:hAnsi="Garamond" w:cs="Garamond"/>
-          <w:sz w:val="23"/>
-          <w:szCs w:val="23"/>
-          <w:highlight w:val="yellow"/>
-        </w:rPr>
-        <w:t xml:space="preserve">{{ </w:t>
-      </w:r>
-      <w:proofErr w:type="spellStart"/>
-      <w:r>
-        <w:rPr>
-          <w:rFonts w:ascii="Garamond" w:eastAsia="Garamond" w:hAnsi="Garamond" w:cs="Garamond"/>
-          <w:sz w:val="23"/>
-          <w:szCs w:val="23"/>
-          <w:highlight w:val="yellow"/>
-        </w:rPr>
-        <w:t>VALOR</w:t>
-      </w:r>
-      <w:proofErr w:type="gramEnd"/>
-      <w:r>
-        <w:rPr>
-          <w:rFonts w:ascii="Garamond" w:eastAsia="Garamond" w:hAnsi="Garamond" w:cs="Garamond"/>
-          <w:sz w:val="23"/>
-          <w:szCs w:val="23"/>
-          <w:highlight w:val="yellow"/>
-        </w:rPr>
-        <w:t>_MES_DESCUENTO_MENU</w:t>
-      </w:r>
-      <w:r>
-        <w:rPr>
-          <w:rFonts w:ascii="Garamond" w:eastAsia="Garamond" w:hAnsi="Garamond" w:cs="Garamond"/>
-          <w:sz w:val="23"/>
-          <w:szCs w:val="23"/>
-          <w:highlight w:val="yellow"/>
-        </w:rPr>
-        <w:t>|</w:t>
-      </w:r>
-      <w:proofErr w:type="gramStart"/>
-      <w:r>
-        <w:rPr>
-          <w:rFonts w:ascii="Garamond" w:eastAsia="Garamond" w:hAnsi="Garamond" w:cs="Garamond"/>
-          <w:sz w:val="23"/>
-          <w:szCs w:val="23"/>
-          <w:highlight w:val="yellow"/>
-        </w:rPr>
-        <w:t>lower</w:t>
-      </w:r>
-      <w:proofErr w:type="spellEnd"/>
-      <w:r>
-        <w:rPr>
-          <w:rFonts w:ascii="Garamond" w:eastAsia="Garamond" w:hAnsi="Garamond" w:cs="Garamond"/>
-          <w:sz w:val="23"/>
-          <w:szCs w:val="23"/>
-          <w:highlight w:val="yellow"/>
-        </w:rPr>
-        <w:t xml:space="preserve"> }</w:t>
-      </w:r>
-      <w:proofErr w:type="gramEnd"/>
-      <w:r>
-        <w:rPr>
-          <w:rFonts w:ascii="Garamond" w:eastAsia="Garamond" w:hAnsi="Garamond" w:cs="Garamond"/>
-          <w:sz w:val="23"/>
-          <w:szCs w:val="23"/>
-          <w:highlight w:val="yellow"/>
-        </w:rPr>
-        <w:t>}</w:t>
-      </w:r>
-      <w:r>
-        <w:rPr>
-          <w:rFonts w:ascii="Garamond" w:eastAsia="Garamond" w:hAnsi="Garamond" w:cs="Garamond"/>
-          <w:sz w:val="23"/>
-          <w:szCs w:val="23"/>
-        </w:rPr>
-        <w:t>) meses de ejecución del presente Acuerdo.</w:t>
-      </w:r>
-    </w:p>
-    <w:p>
-      <w:pPr>
-        <w:jc w:val="both"/>
-        <w:rPr>
-          <w:rFonts w:ascii="Garamond" w:eastAsia="Garamond" w:hAnsi="Garamond" w:cs="Garamond"/>
-          <w:sz w:val="23"/>
-          <w:szCs w:val="23"/>
-          <w:lang w:val="en-US"/>
-        </w:rPr>
-      </w:pPr>
-      <w:r>
-        <w:rPr>
-          <w:rFonts w:ascii="Garamond" w:eastAsia="Garamond" w:hAnsi="Garamond" w:cs="Garamond"/>
-          <w:sz w:val="23"/>
-          <w:szCs w:val="23"/>
-          <w:highlight w:val="yellow"/>
-          <w:lang w:val="en-US"/>
-        </w:rPr>
-        <w:t>{%p endif %}</w:t>
-      </w:r>
-    </w:p>
-    <w:p>
-      <w:pPr>
-        <w:jc w:val="both"/>
-        <w:rPr>
-          <w:rFonts w:ascii="Garamond" w:eastAsia="Garamond" w:hAnsi="Garamond" w:cs="Garamond"/>
-          <w:sz w:val="23"/>
-          <w:szCs w:val="23"/>
-          <w:lang w:val="en-US"/>
-        </w:rPr>
-      </w:pPr>
-      <w:r>
-        <w:rPr>
-          <w:rFonts w:ascii="Garamond" w:eastAsia="Garamond" w:hAnsi="Garamond" w:cs="Garamond"/>
-          <w:sz w:val="23"/>
-          <w:szCs w:val="23"/>
-          <w:highlight w:val="yellow"/>
-          <w:lang w:val="en-US"/>
-        </w:rPr>
-        <w:t xml:space="preserve">{%p if </w:t>
-      </w:r>
-      <w:proofErr w:type="spellStart"/>
-      <w:r>
-        <w:rPr>
-          <w:rFonts w:ascii="Garamond" w:eastAsia="Garamond" w:hAnsi="Garamond" w:cs="Garamond"/>
-          <w:sz w:val="23"/>
-          <w:szCs w:val="23"/>
-          <w:highlight w:val="yellow"/>
-          <w:lang w:val="en-US"/>
-        </w:rPr>
-        <w:t>activa_mark_down</w:t>
-      </w:r>
-      <w:proofErr w:type="spellEnd"/>
-      <w:r>
-        <w:rPr>
-          <w:rFonts w:ascii="Garamond" w:eastAsia="Garamond" w:hAnsi="Garamond" w:cs="Garamond"/>
-          <w:sz w:val="23"/>
-          <w:szCs w:val="23"/>
-          <w:highlight w:val="yellow"/>
-          <w:lang w:val="en-US"/>
-        </w:rPr>
-        <w:t xml:space="preserve"> %}</w:t>
-      </w:r>
-    </w:p>
-    <w:p>
-      <w:pPr>
-        <w:jc w:val="both"/>
-        <w:rPr>
-          <w:rFonts w:ascii="Garamond" w:eastAsia="Garamond" w:hAnsi="Garamond" w:cs="Garamond"/>
-          <w:sz w:val="23"/>
-          <w:szCs w:val="23"/>
-        </w:rPr>
-      </w:pPr>
-      <w:r>
-        <w:rPr>
-          <w:rFonts w:ascii="Garamond" w:eastAsia="Garamond" w:hAnsi="Garamond" w:cs="Garamond"/>
-          <w:sz w:val="23"/>
-          <w:szCs w:val="23"/>
-        </w:rPr>
-        <w:t xml:space="preserve">{{ ROM_MARK_DOWN }} Realizar una inversión mensual en promociones del </w:t>
-      </w:r>
-      <w:proofErr w:type="gramStart"/>
-      <w:r>
-        <w:rPr>
-          <w:rFonts w:ascii="Garamond" w:eastAsia="Garamond" w:hAnsi="Garamond" w:cs="Garamond"/>
-          <w:sz w:val="23"/>
-          <w:szCs w:val="23"/>
-          <w:highlight w:val="yellow"/>
-        </w:rPr>
-        <w:t>{{ N</w:t>
-      </w:r>
-      <w:proofErr w:type="gramEnd"/>
-      <w:r>
-        <w:rPr>
-          <w:rFonts w:ascii="Garamond" w:eastAsia="Garamond" w:hAnsi="Garamond" w:cs="Garamond"/>
-          <w:sz w:val="23"/>
-          <w:szCs w:val="23"/>
-          <w:highlight w:val="yellow"/>
-        </w:rPr>
-        <w:t>_DESCUENTO_MARK_</w:t>
-      </w:r>
-      <w:proofErr w:type="gramStart"/>
-      <w:r>
-        <w:rPr>
-          <w:rFonts w:ascii="Garamond" w:eastAsia="Garamond" w:hAnsi="Garamond" w:cs="Garamond"/>
-          <w:sz w:val="23"/>
-          <w:szCs w:val="23"/>
-          <w:highlight w:val="yellow"/>
-        </w:rPr>
-        <w:t>DOWN }}</w:t>
-      </w:r>
-      <w:r>
-        <w:rPr>
-          <w:rFonts w:ascii="Garamond" w:eastAsia="Garamond" w:hAnsi="Garamond" w:cs="Garamond"/>
-          <w:sz w:val="23"/>
-          <w:szCs w:val="23"/>
-        </w:rPr>
-        <w:t>%</w:t>
-      </w:r>
-      <w:proofErr w:type="gramEnd"/>
-      <w:r>
-        <w:rPr>
-          <w:rFonts w:ascii="Garamond" w:eastAsia="Garamond" w:hAnsi="Garamond" w:cs="Garamond"/>
-          <w:sz w:val="23"/>
-          <w:szCs w:val="23"/>
-        </w:rPr>
-        <w:t xml:space="preserve"> (</w:t>
-      </w:r>
-      <w:proofErr w:type="gramStart"/>
-      <w:r>
-        <w:rPr>
-          <w:rFonts w:ascii="Garamond" w:eastAsia="Garamond" w:hAnsi="Garamond" w:cs="Garamond"/>
-          <w:sz w:val="23"/>
-          <w:szCs w:val="23"/>
-          <w:highlight w:val="yellow"/>
-        </w:rPr>
-        <w:t xml:space="preserve">{{ </w:t>
-      </w:r>
-      <w:proofErr w:type="spellStart"/>
-      <w:r>
-        <w:rPr>
-          <w:rFonts w:ascii="Garamond" w:eastAsia="Garamond" w:hAnsi="Garamond" w:cs="Garamond"/>
-          <w:sz w:val="23"/>
-          <w:szCs w:val="23"/>
-          <w:highlight w:val="yellow"/>
-        </w:rPr>
-        <w:t>VALOR</w:t>
-      </w:r>
-      <w:proofErr w:type="gramEnd"/>
-      <w:r>
-        <w:rPr>
-          <w:rFonts w:ascii="Garamond" w:eastAsia="Garamond" w:hAnsi="Garamond" w:cs="Garamond"/>
-          <w:sz w:val="23"/>
-          <w:szCs w:val="23"/>
-          <w:highlight w:val="yellow"/>
-        </w:rPr>
-        <w:t>_DESCUENTO_MARK_DOWN|</w:t>
-      </w:r>
-      <w:proofErr w:type="gramStart"/>
-      <w:r>
-        <w:rPr>
-          <w:rFonts w:ascii="Garamond" w:eastAsia="Garamond" w:hAnsi="Garamond" w:cs="Garamond"/>
-          <w:sz w:val="23"/>
-          <w:szCs w:val="23"/>
-          <w:highlight w:val="yellow"/>
-        </w:rPr>
-        <w:t>lower</w:t>
-      </w:r>
-      <w:proofErr w:type="spellEnd"/>
-      <w:r>
-        <w:rPr>
-          <w:rFonts w:ascii="Garamond" w:eastAsia="Garamond" w:hAnsi="Garamond" w:cs="Garamond"/>
-          <w:sz w:val="23"/>
-          <w:szCs w:val="23"/>
-          <w:highlight w:val="yellow"/>
-        </w:rPr>
-        <w:t xml:space="preserve"> }</w:t>
-      </w:r>
-      <w:proofErr w:type="gramEnd"/>
-      <w:r>
-        <w:rPr>
-          <w:rFonts w:ascii="Garamond" w:eastAsia="Garamond" w:hAnsi="Garamond" w:cs="Garamond"/>
-          <w:sz w:val="23"/>
-          <w:szCs w:val="23"/>
-          <w:highlight w:val="yellow"/>
-        </w:rPr>
-        <w:t>}</w:t>
-      </w:r>
-      <w:r>
-        <w:rPr>
-          <w:rFonts w:ascii="Garamond" w:eastAsia="Garamond" w:hAnsi="Garamond" w:cs="Garamond"/>
-          <w:sz w:val="23"/>
-          <w:szCs w:val="23"/>
-        </w:rPr>
-        <w:t xml:space="preserve"> por ciento) de las ventas totales realizadas por el Aliado a través de la Plataforma Rappi durante el mes inmediatamente anterior durante la vigencia del presente Acuerdo.</w:t>
-      </w:r>
-    </w:p>
-    <w:p>
-      <w:pPr>
-        <w:jc w:val="both"/>
-        <w:rPr>
-          <w:rFonts w:ascii="Garamond" w:eastAsia="Garamond" w:hAnsi="Garamond" w:cs="Garamond"/>
-          <w:sz w:val="23"/>
-          <w:szCs w:val="23"/>
-          <w:lang w:val="es-MX"/>
-        </w:rPr>
-      </w:pPr>
-      <w:r>
-        <w:rPr>
-          <w:rFonts w:ascii="Garamond" w:eastAsia="Garamond" w:hAnsi="Garamond" w:cs="Garamond"/>
-          <w:sz w:val="23"/>
-          <w:szCs w:val="23"/>
-          <w:highlight w:val="yellow"/>
-          <w:lang w:val="es-ES"/>
-        </w:rPr>
-        <w:t xml:space="preserve">{%p </w:t>
-      </w:r>
-      <w:proofErr w:type="spellStart"/>
-      <w:r>
-        <w:rPr>
-          <w:rFonts w:ascii="Garamond" w:eastAsia="Garamond" w:hAnsi="Garamond" w:cs="Garamond"/>
-          <w:sz w:val="23"/>
-          <w:szCs w:val="23"/>
-          <w:highlight w:val="yellow"/>
-          <w:lang w:val="es-ES"/>
-        </w:rPr>
-        <w:t>endif</w:t>
-      </w:r>
-      <w:proofErr w:type="spellEnd"/>
-      <w:r>
-        <w:rPr>
-          <w:rFonts w:ascii="Garamond" w:eastAsia="Garamond" w:hAnsi="Garamond" w:cs="Garamond"/>
-          <w:sz w:val="23"/>
-          <w:szCs w:val="23"/>
-          <w:highlight w:val="yellow"/>
-          <w:lang w:val="es-ES"/>
-        </w:rPr>
-        <w:t xml:space="preserve"> %}</w:t>
-      </w:r>
-    </w:p>
-    <w:p>
-      <w:pPr>
-        <w:jc w:val="both"/>
-        <w:rPr>
-          <w:rFonts w:ascii="Garamond" w:eastAsia="Garamond" w:hAnsi="Garamond" w:cs="Garamond"/>
-          <w:sz w:val="23"/>
-          <w:szCs w:val="23"/>
-          <w:lang w:val="es-ES"/>
-        </w:rPr>
-      </w:pPr>
-      <w:r>
-        <w:rPr>
-          <w:rFonts w:ascii="Garamond" w:eastAsia="Garamond" w:hAnsi="Garamond" w:cs="Garamond"/>
-          <w:sz w:val="23"/>
-          <w:szCs w:val="23"/>
-          <w:highlight w:val="yellow"/>
-          <w:lang w:val="es-ES"/>
-        </w:rPr>
-        <w:t xml:space="preserve">{%p </w:t>
-      </w:r>
-      <w:proofErr w:type="spellStart"/>
-      <w:r>
-        <w:rPr>
-          <w:rFonts w:ascii="Garamond" w:eastAsia="Garamond" w:hAnsi="Garamond" w:cs="Garamond"/>
-          <w:sz w:val="23"/>
-          <w:szCs w:val="23"/>
-          <w:highlight w:val="yellow"/>
-          <w:lang w:val="es-ES"/>
-        </w:rPr>
-        <w:t>if</w:t>
-      </w:r>
-      <w:proofErr w:type="spellEnd"/>
-      <w:r>
-        <w:rPr>
-          <w:rFonts w:ascii="Garamond" w:eastAsia="Garamond" w:hAnsi="Garamond" w:cs="Garamond"/>
-          <w:sz w:val="23"/>
-          <w:szCs w:val="23"/>
-          <w:highlight w:val="yellow"/>
-          <w:lang w:val="es-ES"/>
-        </w:rPr>
-        <w:t xml:space="preserve"> </w:t>
-      </w:r>
-      <w:proofErr w:type="spellStart"/>
-      <w:r>
-        <w:rPr>
-          <w:rFonts w:ascii="Garamond" w:eastAsia="Garamond" w:hAnsi="Garamond" w:cs="Garamond"/>
-          <w:sz w:val="23"/>
-          <w:szCs w:val="23"/>
-          <w:highlight w:val="yellow"/>
-          <w:lang w:val="es-ES"/>
-        </w:rPr>
-        <w:t>activa_publicaciones_redes</w:t>
-      </w:r>
-      <w:proofErr w:type="spellEnd"/>
-      <w:r>
-        <w:rPr>
-          <w:rFonts w:ascii="Garamond" w:eastAsia="Garamond" w:hAnsi="Garamond" w:cs="Garamond"/>
-          <w:sz w:val="23"/>
-          <w:szCs w:val="23"/>
-          <w:highlight w:val="yellow"/>
-          <w:lang w:val="es-ES"/>
-        </w:rPr>
-        <w:t xml:space="preserve"> %}</w:t>
-      </w:r>
-    </w:p>
-    <w:p>
-      <w:pPr>
-        <w:jc w:val="both"/>
-        <w:rPr>
-          <w:rFonts w:ascii="Garamond" w:eastAsia="Garamond" w:hAnsi="Garamond" w:cs="Garamond"/>
-          <w:sz w:val="23"/>
-          <w:szCs w:val="23"/>
-        </w:rPr>
-      </w:pPr>
-      <w:r>
-        <w:rPr>
-          <w:rFonts w:ascii="Garamond" w:eastAsia="Garamond" w:hAnsi="Garamond" w:cs="Garamond"/>
-          <w:sz w:val="23"/>
-          <w:szCs w:val="23"/>
-        </w:rPr>
-        <w:t xml:space="preserve">{{ ROM_REDES }} Realizar, al menos </w:t>
-      </w:r>
-      <w:proofErr w:type="gramStart"/>
-      <w:r>
-        <w:rPr>
-          <w:rFonts w:ascii="Garamond" w:eastAsia="Garamond" w:hAnsi="Garamond" w:cs="Garamond"/>
-          <w:sz w:val="23"/>
-          <w:szCs w:val="23"/>
-          <w:highlight w:val="yellow"/>
-        </w:rPr>
-        <w:t xml:space="preserve">{{ </w:t>
-      </w:r>
-      <w:r>
-        <w:rPr>
-          <w:rFonts w:ascii="Garamond" w:eastAsia="Garamond" w:hAnsi="Garamond" w:cs="Garamond"/>
-          <w:sz w:val="23"/>
-          <w:szCs w:val="23"/>
-          <w:highlight w:val="yellow"/>
-        </w:rPr>
-        <w:t>N</w:t>
-      </w:r>
-      <w:proofErr w:type="gramEnd"/>
-      <w:r>
-        <w:rPr>
-          <w:rFonts w:ascii="Garamond" w:eastAsia="Garamond" w:hAnsi="Garamond" w:cs="Garamond"/>
-          <w:sz w:val="23"/>
-          <w:szCs w:val="23"/>
-          <w:highlight w:val="yellow"/>
-        </w:rPr>
-        <w:t>_</w:t>
-      </w:r>
-      <w:r>
-        <w:rPr>
-          <w:rFonts w:ascii="Garamond" w:eastAsia="Garamond" w:hAnsi="Garamond" w:cs="Garamond"/>
-          <w:sz w:val="23"/>
-          <w:szCs w:val="23"/>
-          <w:highlight w:val="yellow"/>
-        </w:rPr>
-        <w:t>DESCUENTO_</w:t>
-      </w:r>
-      <w:proofErr w:type="gramStart"/>
-      <w:r>
-        <w:rPr>
-          <w:rFonts w:ascii="Garamond" w:eastAsia="Garamond" w:hAnsi="Garamond" w:cs="Garamond"/>
-          <w:sz w:val="23"/>
-          <w:szCs w:val="23"/>
-          <w:highlight w:val="yellow"/>
-        </w:rPr>
-        <w:t>REDES }</w:t>
-      </w:r>
-      <w:proofErr w:type="gramEnd"/>
-      <w:r>
-        <w:rPr>
-          <w:rFonts w:ascii="Garamond" w:eastAsia="Garamond" w:hAnsi="Garamond" w:cs="Garamond"/>
-          <w:sz w:val="23"/>
-          <w:szCs w:val="23"/>
-          <w:highlight w:val="yellow"/>
-        </w:rPr>
-        <w:t>}</w:t>
-      </w:r>
-      <w:r>
-        <w:rPr>
-          <w:rFonts w:ascii="Garamond" w:eastAsia="Garamond" w:hAnsi="Garamond" w:cs="Garamond"/>
-          <w:sz w:val="23"/>
-          <w:szCs w:val="23"/>
-        </w:rPr>
-        <w:t xml:space="preserve"> (</w:t>
-      </w:r>
-      <w:proofErr w:type="gramStart"/>
-      <w:r>
-        <w:rPr>
-          <w:rFonts w:ascii="Garamond" w:eastAsia="Garamond" w:hAnsi="Garamond" w:cs="Garamond"/>
-          <w:sz w:val="23"/>
-          <w:szCs w:val="23"/>
-          <w:highlight w:val="yellow"/>
-        </w:rPr>
-        <w:t xml:space="preserve">{{ </w:t>
-      </w:r>
-      <w:proofErr w:type="spellStart"/>
-      <w:r>
-        <w:rPr>
-          <w:rFonts w:ascii="Garamond" w:eastAsia="Garamond" w:hAnsi="Garamond" w:cs="Garamond"/>
-          <w:sz w:val="23"/>
-          <w:szCs w:val="23"/>
-          <w:highlight w:val="yellow"/>
-        </w:rPr>
-        <w:t>DESCUENTO</w:t>
-      </w:r>
-      <w:proofErr w:type="gramEnd"/>
-      <w:r>
-        <w:rPr>
-          <w:rFonts w:ascii="Garamond" w:eastAsia="Garamond" w:hAnsi="Garamond" w:cs="Garamond"/>
-          <w:sz w:val="23"/>
-          <w:szCs w:val="23"/>
-          <w:highlight w:val="yellow"/>
-        </w:rPr>
-        <w:t>_REDES</w:t>
-      </w:r>
-      <w:r>
-        <w:rPr>
-          <w:rFonts w:ascii="Garamond" w:eastAsia="Garamond" w:hAnsi="Garamond" w:cs="Garamond"/>
-          <w:sz w:val="23"/>
-          <w:szCs w:val="23"/>
-          <w:highlight w:val="yellow"/>
-        </w:rPr>
-        <w:t>|</w:t>
-      </w:r>
-      <w:proofErr w:type="gramStart"/>
-      <w:r>
-        <w:rPr>
-          <w:rFonts w:ascii="Garamond" w:eastAsia="Garamond" w:hAnsi="Garamond" w:cs="Garamond"/>
-          <w:sz w:val="23"/>
-          <w:szCs w:val="23"/>
-          <w:highlight w:val="yellow"/>
-        </w:rPr>
-        <w:t>lower</w:t>
-      </w:r>
-      <w:proofErr w:type="spellEnd"/>
-      <w:r>
-        <w:rPr>
-          <w:rFonts w:ascii="Garamond" w:eastAsia="Garamond" w:hAnsi="Garamond" w:cs="Garamond"/>
-          <w:sz w:val="23"/>
-          <w:szCs w:val="23"/>
-          <w:highlight w:val="yellow"/>
-        </w:rPr>
-        <w:t xml:space="preserve"> }</w:t>
-      </w:r>
-      <w:proofErr w:type="gramEnd"/>
-      <w:r>
-        <w:rPr>
-          <w:rFonts w:ascii="Garamond" w:eastAsia="Garamond" w:hAnsi="Garamond" w:cs="Garamond"/>
-          <w:sz w:val="23"/>
-          <w:szCs w:val="23"/>
-          <w:highlight w:val="yellow"/>
-        </w:rPr>
-        <w:t>}</w:t>
-      </w:r>
-      <w:r>
-        <w:rPr>
-          <w:rFonts w:ascii="Garamond" w:eastAsia="Garamond" w:hAnsi="Garamond" w:cs="Garamond"/>
-          <w:sz w:val="23"/>
-          <w:szCs w:val="23"/>
-        </w:rPr>
-        <w:t xml:space="preserve">) publicaciones mensuales en sus redes sociales garantizando que estén dirigidas única y exclusivamente a incrementar sus ventas a través de la Plataforma Rappi, </w:t>
-      </w:r>
-      <w:proofErr w:type="gramStart"/>
-      <w:r>
-        <w:rPr>
-          <w:rFonts w:ascii="Garamond" w:eastAsia="Garamond" w:hAnsi="Garamond" w:cs="Garamond"/>
-          <w:sz w:val="23"/>
-          <w:szCs w:val="23"/>
-        </w:rPr>
-        <w:t>enunciando</w:t>
-      </w:r>
-      <w:proofErr w:type="gramEnd"/>
-      <w:r>
-        <w:rPr>
-          <w:rFonts w:ascii="Garamond" w:eastAsia="Garamond" w:hAnsi="Garamond" w:cs="Garamond"/>
-          <w:sz w:val="23"/>
-          <w:szCs w:val="23"/>
-        </w:rPr>
-        <w:t xml:space="preserve"> pero no limitando, Instagram, Facebook y/o </w:t>
-      </w:r>
-      <w:proofErr w:type="spellStart"/>
-      <w:r>
-        <w:rPr>
-          <w:rFonts w:ascii="Garamond" w:eastAsia="Garamond" w:hAnsi="Garamond" w:cs="Garamond"/>
-          <w:sz w:val="23"/>
-          <w:szCs w:val="23"/>
-        </w:rPr>
-        <w:t>Tik</w:t>
-      </w:r>
-      <w:proofErr w:type="spellEnd"/>
-      <w:r>
-        <w:rPr>
-          <w:rFonts w:ascii="Garamond" w:eastAsia="Garamond" w:hAnsi="Garamond" w:cs="Garamond"/>
-          <w:sz w:val="23"/>
-          <w:szCs w:val="23"/>
-        </w:rPr>
-        <w:t xml:space="preserve"> Tok. Dichas publicaciones deberán ser presentadas y aprobadas por Rappi previo a su publicación.</w:t>
-      </w:r>
-    </w:p>
-    <w:p>
-      <w:pPr>
-        <w:jc w:val="both"/>
-        <w:rPr>
-          <w:rFonts w:ascii="Garamond" w:eastAsia="Garamond" w:hAnsi="Garamond" w:cs="Garamond"/>
-          <w:sz w:val="23"/>
-          <w:szCs w:val="23"/>
-          <w:lang w:val="en-US"/>
-        </w:rPr>
-      </w:pPr>
-      <w:r>
-        <w:rPr>
-          <w:rFonts w:ascii="Garamond" w:eastAsia="Garamond" w:hAnsi="Garamond" w:cs="Garamond"/>
-          <w:sz w:val="23"/>
-          <w:szCs w:val="23"/>
-          <w:highlight w:val="yellow"/>
-          <w:lang w:val="en-US"/>
-        </w:rPr>
-        <w:t>{%p endif %}</w:t>
-      </w:r>
-    </w:p>
-    <w:p>
-      <w:pPr>
-        <w:jc w:val="both"/>
-        <w:rPr>
-          <w:rFonts w:ascii="Garamond" w:eastAsia="Garamond" w:hAnsi="Garamond" w:cs="Garamond"/>
-          <w:sz w:val="23"/>
-          <w:szCs w:val="23"/>
-          <w:lang w:val="en-US"/>
-        </w:rPr>
-      </w:pPr>
-      <w:r>
-        <w:rPr>
-          <w:rFonts w:ascii="Garamond" w:eastAsia="Garamond" w:hAnsi="Garamond" w:cs="Garamond"/>
-          <w:sz w:val="23"/>
-          <w:szCs w:val="23"/>
-          <w:highlight w:val="yellow"/>
-          <w:lang w:val="en-US"/>
-        </w:rPr>
-        <w:t xml:space="preserve">{%p if </w:t>
-      </w:r>
-      <w:proofErr w:type="spellStart"/>
-      <w:r>
-        <w:rPr>
-          <w:rFonts w:ascii="Garamond" w:eastAsia="Garamond" w:hAnsi="Garamond" w:cs="Garamond"/>
-          <w:sz w:val="23"/>
-          <w:szCs w:val="23"/>
-          <w:highlight w:val="yellow"/>
-          <w:lang w:val="en-US"/>
-        </w:rPr>
-        <w:t>activa_platillos_top_seller</w:t>
-      </w:r>
-      <w:proofErr w:type="spellEnd"/>
-      <w:r>
-        <w:rPr>
-          <w:rFonts w:ascii="Garamond" w:eastAsia="Garamond" w:hAnsi="Garamond" w:cs="Garamond"/>
-          <w:sz w:val="23"/>
-          <w:szCs w:val="23"/>
-          <w:highlight w:val="yellow"/>
-          <w:lang w:val="en-US"/>
-        </w:rPr>
-        <w:t xml:space="preserve"> %}</w:t>
-      </w:r>
-    </w:p>
-    <w:p>
-      <w:pPr>
-        <w:jc w:val="both"/>
-        <w:rPr>
-          <w:rFonts w:ascii="Garamond" w:eastAsia="Garamond" w:hAnsi="Garamond" w:cs="Garamond"/>
-        </w:rPr>
-      </w:pPr>
-      <w:r>
-        <w:rPr>
-          <w:rFonts w:ascii="Garamond" w:eastAsia="Garamond" w:hAnsi="Garamond" w:cs="Garamond"/>
-        </w:rPr>
-        <w:t xml:space="preserve">{{ ROM_PLATILLOS }} Ofrecer </w:t>
-      </w:r>
-      <w:proofErr w:type="gramStart"/>
-      <w:r>
-        <w:rPr>
-          <w:rFonts w:ascii="Garamond" w:eastAsia="Garamond" w:hAnsi="Garamond" w:cs="Garamond"/>
-          <w:sz w:val="23"/>
-          <w:szCs w:val="23"/>
-          <w:highlight w:val="yellow"/>
-        </w:rPr>
-        <w:t xml:space="preserve">{{ </w:t>
-      </w:r>
-      <w:r>
-        <w:rPr>
-          <w:rFonts w:ascii="Garamond" w:eastAsia="Garamond" w:hAnsi="Garamond" w:cs="Garamond"/>
-          <w:sz w:val="23"/>
-          <w:szCs w:val="23"/>
-          <w:highlight w:val="yellow"/>
-        </w:rPr>
-        <w:t>N</w:t>
-      </w:r>
-      <w:proofErr w:type="gramEnd"/>
-      <w:r>
-        <w:rPr>
-          <w:rFonts w:ascii="Garamond" w:eastAsia="Garamond" w:hAnsi="Garamond" w:cs="Garamond"/>
-          <w:sz w:val="23"/>
-          <w:szCs w:val="23"/>
-          <w:highlight w:val="yellow"/>
-        </w:rPr>
-        <w:t>_</w:t>
-      </w:r>
-      <w:r>
-        <w:rPr>
-          <w:rFonts w:ascii="Garamond" w:eastAsia="Garamond" w:hAnsi="Garamond" w:cs="Garamond"/>
-          <w:sz w:val="23"/>
-          <w:szCs w:val="23"/>
-          <w:highlight w:val="yellow"/>
-        </w:rPr>
-        <w:t>CANTIDAD_</w:t>
-      </w:r>
-      <w:proofErr w:type="gramStart"/>
-      <w:r>
-        <w:rPr>
-          <w:rFonts w:ascii="Garamond" w:eastAsia="Garamond" w:hAnsi="Garamond" w:cs="Garamond"/>
-          <w:sz w:val="23"/>
-          <w:szCs w:val="23"/>
-          <w:highlight w:val="yellow"/>
-        </w:rPr>
-        <w:t>PLATILLOS }</w:t>
-      </w:r>
-      <w:proofErr w:type="gramEnd"/>
-      <w:r>
-        <w:rPr>
-          <w:rFonts w:ascii="Garamond" w:eastAsia="Garamond" w:hAnsi="Garamond" w:cs="Garamond"/>
-          <w:sz w:val="23"/>
-          <w:szCs w:val="23"/>
-          <w:highlight w:val="yellow"/>
-        </w:rPr>
-        <w:t>}</w:t>
-      </w:r>
-      <w:r>
-        <w:rPr>
-          <w:rFonts w:ascii="Garamond" w:eastAsia="Garamond" w:hAnsi="Garamond" w:cs="Garamond"/>
-          <w:sz w:val="23"/>
-          <w:szCs w:val="23"/>
-        </w:rPr>
-        <w:t xml:space="preserve"> </w:t>
-      </w:r>
-      <w:r>
-        <w:rPr>
-          <w:rFonts w:ascii="Garamond" w:eastAsia="Garamond" w:hAnsi="Garamond" w:cs="Garamond"/>
-        </w:rPr>
-        <w:t xml:space="preserve">platillos que sean Top Seller un </w:t>
+      <w:r>
+        <w:rPr>
+          <w:rFonts w:ascii="Garamond" w:eastAsia="Garamond" w:hAnsi="Garamond" w:cs="Garamond"/>
+        </w:rPr>
+        <w:t xml:space="preserve"> que sean Top Seller un </w:t>
       </w:r>
       <w:proofErr w:type="gramStart"/>
       <w:r>
@@ -7225,7 +7039,7 @@
           <w:szCs w:val="23"/>
           <w:highlight w:val="yellow"/>
         </w:rPr>
-        <w:t xml:space="preserve">Titular: {{ RAZÓN_SOCIAL_ENCABEZADO }}</w:t>
+        <w:t xml:space="preserve">Titular: </w:t>
       </w:r>
       <w:proofErr w:type="gramStart"/>
       <w:r>
@@ -7236,9 +7050,8 @@
           <w:sz w:val="23"/>
           <w:szCs w:val="23"/>
           <w:highlight w:val="yellow"/>
-          <w:lang w:val="es-ES"/>
-        </w:rPr>
-        <w:t/>
+        </w:rPr>
+        <w:t>{{ RAZÓN</w:t>
       </w:r>
       <w:proofErr w:type="gramEnd"/>
       <w:r>
@@ -7249,9 +7062,8 @@
           <w:sz w:val="23"/>
           <w:szCs w:val="23"/>
           <w:highlight w:val="yellow"/>
-          <w:lang w:val="es-ES"/>
-        </w:rPr>
-        <w:t/>
+        </w:rPr>
+        <w:t>_SOCIAL_</w:t>
       </w:r>
       <w:proofErr w:type="gramStart"/>
       <w:r>
@@ -7262,9 +7074,8 @@
           <w:sz w:val="23"/>
           <w:szCs w:val="23"/>
           <w:highlight w:val="yellow"/>
-          <w:lang w:val="es-ES"/>
-        </w:rPr>
-        <w:t/>
+        </w:rPr>
+        <w:t>ENCABEZADO }</w:t>
       </w:r>
       <w:proofErr w:type="gramEnd"/>
       <w:r>
@@ -7275,9 +7086,8 @@
           <w:sz w:val="23"/>
           <w:szCs w:val="23"/>
           <w:highlight w:val="yellow"/>
-          <w:lang w:val="es-ES"/>
-        </w:rPr>
-        <w:t/>
+        </w:rPr>
+        <w:t>}</w:t>
       </w:r>
     </w:p>
     <w:p>
@@ -7942,19 +7752,8 @@
           <w:bCs/>
           <w:u w:val="single"/>
         </w:rPr>
-        <w:t xml:space="preserve">CLÁUSULA DÉCIMA SEGUNDA. - </w:t>
-      </w:r>
-      <w:proofErr w:type="spellStart"/>
-      <w:r>
-        <w:rPr>
-          <w:rFonts w:ascii="Garamond" w:eastAsia="Garamond" w:hAnsi="Garamond" w:cs="Garamond"/>
-          <w:b/>
-          <w:bCs/>
-          <w:u w:val="single"/>
-        </w:rPr>
-        <w:t>Tablets</w:t>
-      </w:r>
-      <w:proofErr w:type="spellEnd"/>
+        <w:t>CLÁUSULA DÉCIMA SEGUNDA. - Tablets</w:t>
+      </w:r>
       <w:r>
         <w:rPr>
           <w:rFonts w:ascii="Garamond" w:eastAsia="Garamond" w:hAnsi="Garamond" w:cs="Garamond"/>
@@ -8832,29 +8631,267 @@
           <w:b/>
           <w:bCs/>
           <w:u w:val="single"/>
-        </w:rPr>
-      </w:pPr>
-    </w:p>
-    <w:p>
-      <w:pPr>
-        <w:jc w:val="both"/>
-        <w:rPr>
-          <w:rFonts w:ascii="Garamond" w:eastAsia="Garamond" w:hAnsi="Garamond" w:cs="Garamond"/>
-        </w:rPr>
-      </w:pPr>
-      <w:r>
-        <w:rPr>
-          <w:rFonts w:ascii="Garamond" w:eastAsia="Garamond" w:hAnsi="Garamond" w:cs="Garamond"/>
-          <w:b/>
-          <w:bCs/>
-          <w:sz w:val="23"/>
-          <w:szCs w:val="23"/>
-          <w:u w:val="single"/>
+          <w:lang w:val="pt-PT"/>
+        </w:rPr>
+      </w:pPr>
+    </w:p>
+    <w:p>
+      <w:pPr>
+        <w:jc w:val="both"/>
+        <w:rPr>
+          <w:rFonts w:ascii="Garamond" w:eastAsia="Garamond" w:hAnsi="Garamond" w:cs="Garamond"/>
+        </w:rPr>
+      </w:pPr>
+      <w:r>
+        <w:rPr>
+          <w:rFonts w:ascii="Garamond" w:eastAsia="Garamond" w:hAnsi="Garamond" w:cs="Garamond"/>
+          <w:b/>
+          <w:bCs/>
+          <w:sz w:val="23"/>
+          <w:szCs w:val="23"/>
+          <w:u w:val="single"/>
+          <w:lang w:val="pt-PT"/>
+        </w:rPr>
+        <w:t xml:space="preserve">CLÁUSULA </w:t>
+      </w:r>
+      <w:r>
+        <w:rPr>
+          <w:rFonts w:ascii="Garamond" w:eastAsia="Garamond" w:hAnsi="Garamond" w:cs="Garamond"/>
+          <w:b/>
+          <w:bCs/>
+          <w:sz w:val="23"/>
+          <w:szCs w:val="23"/>
+          <w:highlight w:val="yellow"/>
+          <w:u w:val="single"/>
+          <w:lang w:val="pt-PT"/>
+        </w:rPr>
+        <w:t>{{ NUM_EXCLUSIVIDAD|upper }}</w:t>
+      </w:r>
+      <w:r>
+        <w:rPr>
+          <w:rFonts w:ascii="Garamond" w:eastAsia="Garamond" w:hAnsi="Garamond" w:cs="Garamond"/>
+          <w:b/>
+          <w:bCs/>
+          <w:sz w:val="23"/>
+          <w:szCs w:val="23"/>
+          <w:u w:val="single"/>
+          <w:lang w:val="pt-PT"/>
+        </w:rPr>
+        <w:t>.</w:t>
+      </w:r>
+      <w:r>
+        <w:rPr>
+          <w:rFonts w:ascii="Garamond" w:eastAsia="Garamond" w:hAnsi="Garamond" w:cs="Garamond"/>
+          <w:b/>
+          <w:bCs/>
+          <w:u w:val="single"/>
+          <w:lang w:val="pt-PT"/>
+        </w:rPr>
+        <w:t xml:space="preserve"> - Exclusividad.</w:t>
+      </w:r>
+      <w:r>
+        <w:rPr>
+          <w:rFonts w:ascii="Garamond" w:eastAsia="Garamond" w:hAnsi="Garamond" w:cs="Garamond"/>
+          <w:lang w:val="pt-PT"/>
+        </w:rPr>
+        <w:t xml:space="preserve"> </w:t>
+      </w:r>
+      <w:r>
+        <w:rPr>
+          <w:rFonts w:ascii="Garamond" w:eastAsia="Garamond" w:hAnsi="Garamond" w:cs="Garamond"/>
+        </w:rPr>
+        <w:t>En virtud de las condiciones comerciales preferenciales otorgadas al Aliado y al interés recíproco de impulsar el crecimiento y posicionamiento estratégico del Aliado y su Marca dentro de la Plataforma Rappi, las Partes acuerdan que la obligación descrita en la presente Cláusula constituye un motivo determinante de la voluntad para celebrar el presente Acuerdo. En virtud de lo anterior, el Aliado no podrá contratar, celebrar y/o ejecutar, de manera directa o indirecta, por medio de sus representantes, filiales u otros, ningún tipo de acuerdo con un objeto igual o similar al objeto del presente Acuerdo con cualquier empresa y/o plataforma virtual que preste servicios iguales o similares a Rappi (en adelante, “Empresa Adicional”).</w:t>
+      </w:r>
+    </w:p>
+    <w:p>
+      <w:pPr>
+        <w:jc w:val="both"/>
+        <w:rPr>
+          <w:rFonts w:ascii="Garamond" w:eastAsia="Garamond" w:hAnsi="Garamond" w:cs="Garamond"/>
+        </w:rPr>
+      </w:pPr>
+    </w:p>
+    <w:p>
+      <w:pPr>
+        <w:jc w:val="both"/>
+        <w:rPr>
+          <w:rFonts w:ascii="Garamond" w:eastAsia="Garamond" w:hAnsi="Garamond" w:cs="Garamond"/>
+        </w:rPr>
+      </w:pPr>
+      <w:r>
+        <w:rPr>
+          <w:rFonts w:ascii="Garamond" w:eastAsia="Garamond" w:hAnsi="Garamond" w:cs="Garamond"/>
+        </w:rPr>
+        <w:t>En caso de incumplir con esta obligación, se duplicará de manera automática el porcentaje acordado por concepto del Uso y Alquiler de la Plataforma Rappi.</w:t>
+      </w:r>
+    </w:p>
+    <w:p>
+      <w:pPr>
+        <w:jc w:val="both"/>
+        <w:rPr>
+          <w:rFonts w:ascii="Garamond" w:eastAsia="Garamond" w:hAnsi="Garamond" w:cs="Garamond"/>
+        </w:rPr>
+      </w:pPr>
+    </w:p>
+    <w:p>
+      <w:pPr>
+        <w:jc w:val="both"/>
+        <w:rPr>
+          <w:rFonts w:ascii="Garamond" w:eastAsia="Garamond" w:hAnsi="Garamond" w:cs="Garamond"/>
+        </w:rPr>
+      </w:pPr>
+      <w:r>
+        <w:rPr>
+          <w:rFonts w:ascii="Garamond" w:eastAsia="Garamond" w:hAnsi="Garamond" w:cs="Garamond"/>
+        </w:rPr>
+        <w:t>Esta obligación de exclusividad aplica sobre la Marca objeto de este Acuerdo, así como sobre cualquier otro Producto dentro del Catálogo y que el Aliado prepare y despache desde los Establecimientos de Comercio identificados bajo la Marca. En consecuencia, ningún producto elaborado en dichas ubicaciones podrá comercializarse a través de una Empresa Adicional."</w:t>
+      </w:r>
+    </w:p>
+    <w:p>
+      <w:pPr>
+        <w:jc w:val="both"/>
+        <w:rPr>
+          <w:rFonts w:ascii="Garamond" w:eastAsia="Garamond" w:hAnsi="Garamond" w:cs="Garamond"/>
+          <w:sz w:val="23"/>
+          <w:szCs w:val="23"/>
           <w:lang w:val="es-MX"/>
         </w:rPr>
+      </w:pPr>
+      <w:r>
+        <w:rPr>
+          <w:rFonts w:ascii="Garamond" w:eastAsia="Garamond" w:hAnsi="Garamond" w:cs="Garamond"/>
+          <w:sz w:val="23"/>
+          <w:szCs w:val="23"/>
+          <w:highlight w:val="yellow"/>
+          <w:lang w:val="es-MX"/>
+        </w:rPr>
+        <w:t xml:space="preserve">{%p </w:t>
+      </w:r>
+      <w:proofErr w:type="spellStart"/>
+      <w:r>
+        <w:rPr>
+          <w:rFonts w:ascii="Garamond" w:eastAsia="Garamond" w:hAnsi="Garamond" w:cs="Garamond"/>
+          <w:sz w:val="23"/>
+          <w:szCs w:val="23"/>
+          <w:highlight w:val="yellow"/>
+          <w:lang w:val="es-MX"/>
+        </w:rPr>
+        <w:t>endif</w:t>
+      </w:r>
+      <w:proofErr w:type="spellEnd"/>
+      <w:r>
+        <w:rPr>
+          <w:rFonts w:ascii="Garamond" w:eastAsia="Garamond" w:hAnsi="Garamond" w:cs="Garamond"/>
+          <w:sz w:val="23"/>
+          <w:szCs w:val="23"/>
+          <w:highlight w:val="yellow"/>
+          <w:lang w:val="es-MX"/>
+        </w:rPr>
+        <w:t xml:space="preserve"> %}</w:t>
+      </w:r>
+    </w:p>
+    <w:p>
+      <w:pPr>
+        <w:jc w:val="both"/>
+        <w:rPr>
+          <w:rFonts w:ascii="Garamond" w:eastAsia="Garamond" w:hAnsi="Garamond" w:cs="Garamond"/>
+          <w:sz w:val="23"/>
+          <w:szCs w:val="23"/>
+          <w:lang w:val="es-MX"/>
+        </w:rPr>
+      </w:pPr>
+      <w:r>
+        <w:rPr>
+          <w:rFonts w:ascii="Garamond" w:eastAsia="Garamond" w:hAnsi="Garamond" w:cs="Garamond"/>
+          <w:sz w:val="23"/>
+          <w:szCs w:val="23"/>
+          <w:highlight w:val="yellow"/>
+          <w:lang w:val="es-MX"/>
+        </w:rPr>
+        <w:t xml:space="preserve">{%p </w:t>
+      </w:r>
+      <w:proofErr w:type="spellStart"/>
+      <w:r>
+        <w:rPr>
+          <w:rFonts w:ascii="Garamond" w:eastAsia="Garamond" w:hAnsi="Garamond" w:cs="Garamond"/>
+          <w:sz w:val="23"/>
+          <w:szCs w:val="23"/>
+          <w:highlight w:val="yellow"/>
+          <w:lang w:val="es-MX"/>
+        </w:rPr>
+        <w:t>if</w:t>
+      </w:r>
+      <w:proofErr w:type="spellEnd"/>
+      <w:r>
+        <w:rPr>
+          <w:rFonts w:ascii="Garamond" w:eastAsia="Garamond" w:hAnsi="Garamond" w:cs="Garamond"/>
+          <w:sz w:val="23"/>
+          <w:szCs w:val="23"/>
+          <w:highlight w:val="yellow"/>
+          <w:lang w:val="es-MX"/>
+        </w:rPr>
+        <w:t xml:space="preserve"> </w:t>
+      </w:r>
+      <w:proofErr w:type="spellStart"/>
+      <w:r>
+        <w:rPr>
+          <w:rFonts w:ascii="Garamond" w:eastAsia="Garamond" w:hAnsi="Garamond" w:cs="Garamond"/>
+          <w:sz w:val="23"/>
+          <w:szCs w:val="23"/>
+          <w:highlight w:val="yellow"/>
+          <w:lang w:val="es-MX"/>
+        </w:rPr>
+        <w:t>activa_semi_exclusividad</w:t>
+      </w:r>
+      <w:proofErr w:type="spellEnd"/>
+      <w:r>
+        <w:rPr>
+          <w:rFonts w:ascii="Garamond" w:eastAsia="Garamond" w:hAnsi="Garamond" w:cs="Garamond"/>
+          <w:sz w:val="23"/>
+          <w:szCs w:val="23"/>
+          <w:highlight w:val="yellow"/>
+          <w:lang w:val="es-MX"/>
+        </w:rPr>
+        <w:t xml:space="preserve"> %}</w:t>
+      </w:r>
+    </w:p>
+    <w:p>
+      <w:pPr>
+        <w:jc w:val="both"/>
+        <w:rPr>
+          <w:rFonts w:ascii="Garamond" w:eastAsia="Garamond" w:hAnsi="Garamond" w:cs="Garamond"/>
+          <w:lang w:val="es-MX"/>
+        </w:rPr>
+      </w:pPr>
+    </w:p>
+    <w:p>
+      <w:pPr>
+        <w:jc w:val="both"/>
+        <w:rPr>
+          <w:rFonts w:ascii="Garamond" w:eastAsia="Garamond" w:hAnsi="Garamond" w:cs="Garamond"/>
+          <w:lang w:val="es-MX"/>
+        </w:rPr>
+      </w:pPr>
+    </w:p>
+    <w:p>
+      <w:pPr>
+        <w:jc w:val="both"/>
+        <w:rPr>
+          <w:rFonts w:ascii="Garamond" w:eastAsia="Garamond" w:hAnsi="Garamond" w:cs="Garamond"/>
+        </w:rPr>
+      </w:pPr>
+      <w:r>
+        <w:rPr>
+          <w:rFonts w:ascii="Garamond" w:eastAsia="Garamond" w:hAnsi="Garamond" w:cs="Garamond"/>
+          <w:b/>
+          <w:bCs/>
+          <w:sz w:val="23"/>
+          <w:szCs w:val="23"/>
+          <w:u w:val="single"/>
+          <w:lang w:val="es-MX"/>
+        </w:rPr>
         <w:t xml:space="preserve">CLÁUSULA </w:t>
       </w:r>
-      <w:proofErr w:type="gramStart"/>
       <w:r>
         <w:rPr>
           <w:rFonts w:ascii="Garamond" w:eastAsia="Garamond" w:hAnsi="Garamond" w:cs="Garamond"/>
@@ -8866,285 +8903,39 @@
           <w:u w:val="single"/>
           <w:lang w:val="es-MX"/>
         </w:rPr>
-        <w:t xml:space="preserve">{{ </w:t>
-      </w:r>
-      <w:proofErr w:type="spellStart"/>
-      <w:r>
-        <w:rPr>
-          <w:rFonts w:ascii="Garamond" w:eastAsia="Garamond" w:hAnsi="Garamond" w:cs="Garamond"/>
-          <w:b/>
-          <w:bCs/>
-          <w:sz w:val="23"/>
-          <w:szCs w:val="23"/>
-          <w:highlight w:val="yellow"/>
+        <w:t>{{ NUM_SEMI_EXCLUSIVIDAD|upper }}</w:t>
+      </w:r>
+      <w:r>
+        <w:rPr>
+          <w:rFonts w:ascii="Garamond" w:eastAsia="Garamond" w:hAnsi="Garamond" w:cs="Garamond"/>
+          <w:b/>
+          <w:bCs/>
+          <w:sz w:val="23"/>
+          <w:szCs w:val="23"/>
           <w:u w:val="single"/>
           <w:lang w:val="es-MX"/>
         </w:rPr>
-        <w:t>NUM</w:t>
-      </w:r>
-      <w:proofErr w:type="gramEnd"/>
-      <w:r>
-        <w:rPr>
-          <w:rFonts w:ascii="Garamond" w:eastAsia="Garamond" w:hAnsi="Garamond" w:cs="Garamond"/>
-          <w:b/>
-          <w:bCs/>
-          <w:sz w:val="23"/>
-          <w:szCs w:val="23"/>
-          <w:highlight w:val="yellow"/>
-          <w:u w:val="single"/>
+        <w:t>. - Semi Exclusividad.</w:t>
+      </w:r>
+      <w:r>
+        <w:rPr>
+          <w:rFonts w:ascii="Garamond" w:eastAsia="Garamond" w:hAnsi="Garamond" w:cs="Garamond"/>
           <w:lang w:val="es-MX"/>
         </w:rPr>
-        <w:t>_EXCLUSIVIDAD|</w:t>
-      </w:r>
-      <w:proofErr w:type="gramStart"/>
-      <w:r>
-        <w:rPr>
-          <w:rFonts w:ascii="Garamond" w:eastAsia="Garamond" w:hAnsi="Garamond" w:cs="Garamond"/>
-          <w:b/>
-          <w:bCs/>
-          <w:sz w:val="23"/>
-          <w:szCs w:val="23"/>
-          <w:highlight w:val="yellow"/>
-          <w:u w:val="single"/>
-          <w:lang w:val="es-MX"/>
-        </w:rPr>
-        <w:t>upper</w:t>
-      </w:r>
-      <w:proofErr w:type="spellEnd"/>
-      <w:r>
-        <w:rPr>
-          <w:rFonts w:ascii="Garamond" w:eastAsia="Garamond" w:hAnsi="Garamond" w:cs="Garamond"/>
-          <w:b/>
-          <w:bCs/>
-          <w:sz w:val="23"/>
-          <w:szCs w:val="23"/>
-          <w:highlight w:val="yellow"/>
-          <w:u w:val="single"/>
-          <w:lang w:val="es-MX"/>
-        </w:rPr>
-        <w:t xml:space="preserve"> }</w:t>
-      </w:r>
-      <w:proofErr w:type="gramEnd"/>
-      <w:r>
-        <w:rPr>
-          <w:rFonts w:ascii="Garamond" w:eastAsia="Garamond" w:hAnsi="Garamond" w:cs="Garamond"/>
-          <w:b/>
-          <w:bCs/>
-          <w:sz w:val="23"/>
-          <w:szCs w:val="23"/>
-          <w:highlight w:val="yellow"/>
-          <w:u w:val="single"/>
-          <w:lang w:val="es-MX"/>
-        </w:rPr>
-        <w:t>}</w:t>
-      </w:r>
-      <w:r>
-        <w:rPr>
-          <w:rFonts w:ascii="Garamond" w:eastAsia="Garamond" w:hAnsi="Garamond" w:cs="Garamond"/>
-          <w:b/>
-          <w:bCs/>
-          <w:sz w:val="23"/>
-          <w:szCs w:val="23"/>
-          <w:u w:val="single"/>
-          <w:lang w:val="es-MX"/>
-        </w:rPr>
-        <w:t>.</w:t>
-      </w:r>
-      <w:r>
-        <w:rPr>
-          <w:rFonts w:ascii="Garamond" w:eastAsia="Garamond" w:hAnsi="Garamond" w:cs="Garamond"/>
-          <w:b/>
-          <w:bCs/>
-          <w:u w:val="single"/>
-        </w:rPr>
-        <w:t xml:space="preserve"> - Exclusividad. </w:t>
-      </w:r>
-      <w:r>
-        <w:rPr>
-          <w:rFonts w:ascii="Garamond" w:eastAsia="Garamond" w:hAnsi="Garamond" w:cs="Garamond"/>
-        </w:rPr>
-        <w:t>En virtud de las condiciones comerciales preferenciales otorgadas al Aliado y al interés recíproco de impulsar el crecimiento y posicionamiento estratégico del Aliado y su Marca dentro de la Plataforma Rappi, las Partes acuerdan que la obligación descrita en la presente Cláusula constituye un motivo determinante de la voluntad para celebrar el presente Acuerdo. En virtud de lo anterior, el Aliado no podrá contratar, celebrar y/o ejecutar, de manera directa o indirecta, por medio de sus representantes, filiales u otros, ningún tipo de acuerdo con un objeto igual o similar al objeto del presente Acuerdo con cualquier empresa y/o plataforma virtual que preste servicios iguales o similares a Rappi (en adelante, “Empresa Adicional”).</w:t>
-      </w:r>
-    </w:p>
-    <w:p>
-      <w:pPr>
-        <w:jc w:val="both"/>
-        <w:rPr>
-          <w:rFonts w:ascii="Garamond" w:eastAsia="Garamond" w:hAnsi="Garamond" w:cs="Garamond"/>
-        </w:rPr>
-      </w:pPr>
-    </w:p>
-    <w:p>
-      <w:pPr>
-        <w:jc w:val="both"/>
-        <w:rPr>
-          <w:rFonts w:ascii="Garamond" w:eastAsia="Garamond" w:hAnsi="Garamond" w:cs="Garamond"/>
-        </w:rPr>
-      </w:pPr>
-      <w:r>
-        <w:rPr>
-          <w:rFonts w:ascii="Garamond" w:eastAsia="Garamond" w:hAnsi="Garamond" w:cs="Garamond"/>
-        </w:rPr>
-        <w:t>En caso de incumplir con esta obligación, se duplicará de manera automática el porcentaje acordado por concepto del Uso y Alquiler de la Plataforma Rappi.</w:t>
-      </w:r>
-    </w:p>
-    <w:p>
-      <w:pPr>
-        <w:jc w:val="both"/>
-        <w:rPr>
-          <w:rFonts w:ascii="Garamond" w:eastAsia="Garamond" w:hAnsi="Garamond" w:cs="Garamond"/>
-        </w:rPr>
-      </w:pPr>
-    </w:p>
-    <w:p>
-      <w:pPr>
-        <w:jc w:val="both"/>
-        <w:rPr>
-          <w:rFonts w:ascii="Garamond" w:eastAsia="Garamond" w:hAnsi="Garamond" w:cs="Garamond"/>
-        </w:rPr>
-      </w:pPr>
-      <w:r>
-        <w:rPr>
-          <w:rFonts w:ascii="Garamond" w:eastAsia="Garamond" w:hAnsi="Garamond" w:cs="Garamond"/>
-        </w:rPr>
-        <w:t>Esta obligación de exclusividad aplica sobre la Marca objeto de este Acuerdo, así como sobre cualquier otro Producto dentro del Catálogo y que el Aliado prepare y despache desde los Establecimientos de Comercio identificados bajo la Marca. En consecuencia, ningún producto elaborado en dichas ubicaciones podrá comercializarse a través de una Empresa Adicional."</w:t>
-      </w:r>
-    </w:p>
-    <w:p>
-      <w:pPr>
-        <w:jc w:val="both"/>
-        <w:rPr>
-          <w:rFonts w:ascii="Garamond" w:eastAsia="Garamond" w:hAnsi="Garamond" w:cs="Garamond"/>
-          <w:sz w:val="23"/>
-          <w:szCs w:val="23"/>
-          <w:lang w:val="pt-PT"/>
-        </w:rPr>
-      </w:pPr>
-      <w:r>
-        <w:rPr>
-          <w:rFonts w:ascii="Garamond" w:eastAsia="Garamond" w:hAnsi="Garamond" w:cs="Garamond"/>
-          <w:sz w:val="23"/>
-          <w:szCs w:val="23"/>
-          <w:highlight w:val="yellow"/>
-          <w:lang w:val="pt-PT"/>
-        </w:rPr>
-        <w:t>{%p endif %}</w:t>
-      </w:r>
-    </w:p>
-    <w:p>
-      <w:pPr>
-        <w:jc w:val="both"/>
-        <w:rPr>
-          <w:rFonts w:ascii="Garamond" w:eastAsia="Garamond" w:hAnsi="Garamond" w:cs="Garamond"/>
-          <w:sz w:val="23"/>
-          <w:szCs w:val="23"/>
-          <w:lang w:val="pt-PT"/>
-        </w:rPr>
-      </w:pPr>
-      <w:r>
-        <w:rPr>
-          <w:rFonts w:ascii="Garamond" w:eastAsia="Garamond" w:hAnsi="Garamond" w:cs="Garamond"/>
-          <w:sz w:val="23"/>
-          <w:szCs w:val="23"/>
-          <w:highlight w:val="yellow"/>
-          <w:lang w:val="pt-PT"/>
-        </w:rPr>
-        <w:t>{%p if activa_semi_exclusividad %}</w:t>
-      </w:r>
-    </w:p>
-    <w:p>
-      <w:pPr>
-        <w:jc w:val="both"/>
-        <w:rPr>
-          <w:rFonts w:ascii="Garamond" w:eastAsia="Garamond" w:hAnsi="Garamond" w:cs="Garamond"/>
-          <w:lang w:val="pt-PT"/>
-        </w:rPr>
-      </w:pPr>
-    </w:p>
-    <w:p>
-      <w:pPr>
-        <w:jc w:val="both"/>
-        <w:rPr>
-          <w:rFonts w:ascii="Garamond" w:eastAsia="Garamond" w:hAnsi="Garamond" w:cs="Garamond"/>
-          <w:lang w:val="pt-PT"/>
-        </w:rPr>
-      </w:pPr>
-    </w:p>
-    <w:p>
-      <w:pPr>
-        <w:jc w:val="both"/>
-        <w:rPr>
-          <w:rFonts w:ascii="Garamond" w:eastAsia="Garamond" w:hAnsi="Garamond" w:cs="Garamond"/>
-        </w:rPr>
-      </w:pPr>
-      <w:r>
-        <w:rPr>
-          <w:rFonts w:ascii="Garamond" w:eastAsia="Garamond" w:hAnsi="Garamond" w:cs="Garamond"/>
-          <w:b/>
-          <w:bCs/>
-          <w:sz w:val="23"/>
-          <w:szCs w:val="23"/>
-          <w:u w:val="single"/>
-          <w:lang w:val="pt-PT"/>
-        </w:rPr>
-        <w:t xml:space="preserve">CLÁUSULA </w:t>
-      </w:r>
-      <w:r>
-        <w:rPr>
-          <w:rFonts w:ascii="Garamond" w:eastAsia="Garamond" w:hAnsi="Garamond" w:cs="Garamond"/>
-          <w:b/>
-          <w:bCs/>
-          <w:sz w:val="23"/>
-          <w:szCs w:val="23"/>
-          <w:highlight w:val="yellow"/>
-          <w:u w:val="single"/>
-          <w:lang w:val="pt-PT"/>
-        </w:rPr>
-        <w:t>{{ NUM_SEMI_EXCLUSIVIDAD|upper }}</w:t>
-      </w:r>
-      <w:r>
-        <w:rPr>
-          <w:rFonts w:ascii="Garamond" w:eastAsia="Garamond" w:hAnsi="Garamond" w:cs="Garamond"/>
-          <w:b/>
-          <w:bCs/>
-          <w:sz w:val="23"/>
-          <w:szCs w:val="23"/>
-          <w:u w:val="single"/>
-          <w:lang w:val="pt-PT"/>
-        </w:rPr>
-        <w:t>.</w:t>
-      </w:r>
-      <w:r>
-        <w:rPr>
-          <w:rFonts w:ascii="Garamond" w:eastAsia="Garamond" w:hAnsi="Garamond" w:cs="Garamond"/>
-          <w:b/>
-          <w:bCs/>
-          <w:sz w:val="23"/>
-          <w:szCs w:val="23"/>
-          <w:u w:val="single"/>
-          <w:lang w:val="pt-PT"/>
-        </w:rPr>
-        <w:t xml:space="preserve"> - Semi Exclusividad.</w:t>
-      </w:r>
-      <w:r>
-        <w:rPr>
-          <w:rFonts w:ascii="Garamond" w:eastAsia="Garamond" w:hAnsi="Garamond" w:cs="Garamond"/>
-          <w:lang w:val="pt-PT"/>
-        </w:rPr>
         <w:t xml:space="preserve"> </w:t>
       </w:r>
       <w:r>
         <w:rPr>
           <w:rFonts w:ascii="Garamond" w:eastAsia="Garamond" w:hAnsi="Garamond" w:cs="Garamond"/>
         </w:rPr>
-        <w:t xml:space="preserve">En virtud de las condiciones comerciales preferenciales otorgadas al Aliado y al interés recíproco de impulsar el crecimiento y posicionamiento estratégico del Aliado y su(s) Marca(s) dentro de la Plataforma Rappi, las Partes acuerdan que las obligaciones descritas en la presente Cláusula constituyen un motivo determinante de la voluntad </w:t>
+        <w:t xml:space="preserve">En virtud de las condiciones comerciales preferenciales otorgadas al Aliado y al interés recíproco de impulsar el crecimiento y posicionamiento estratégico del Aliado y su(s) Marca(s) dentro de la Plataforma Rappi, las Partes acuerdan que las obligaciones descritas en la presente Cláusula constituyen un motivo </w:t>
       </w:r>
       <w:r>
         <w:rPr>
           <w:rFonts w:ascii="Garamond" w:eastAsia="Garamond" w:hAnsi="Garamond" w:cs="Garamond"/>
         </w:rPr>
         <w:lastRenderedPageBreak/>
-        <w:t xml:space="preserve">para celebrar el presente Acuerdo. En virtud de lo anterior, el Aliado se obliga a únicamente operar, comercializar, y/o distribuir productos dentro de la Plataforma Rappi y dentro de otra plataforma igual o similar a la Plataforma Rappi (en adelante “Plataforma Adicional Permitida”); por lo que no podrá contratar, celebrar y/o ejecutar, de manera directa o indirecta, ningún tipo de acuerdo con un objeto igual o similar al objeto del presente Acuerdo con una tercera empresa y/o plataforma virtual que preste servicios iguales o similares a Rappi (en adelante, “Empresa Adicional”). </w:t>
+        <w:t xml:space="preserve">determinante de la voluntad para celebrar el presente Acuerdo. En virtud de lo anterior, el Aliado se obliga a únicamente operar, comercializar, y/o distribuir productos dentro de la Plataforma Rappi y dentro de otra plataforma igual o similar a la Plataforma Rappi (en adelante “Plataforma Adicional Permitida”); por lo que no podrá contratar, celebrar y/o ejecutar, de manera directa o indirecta, ningún tipo de acuerdo con un objeto igual o similar al objeto del presente Acuerdo con una tercera empresa y/o plataforma virtual que preste servicios iguales o similares a Rappi (en adelante, “Empresa Adicional”). </w:t>
       </w:r>
       <w:r>
         <w:rPr>
@@ -12335,14 +12126,22 @@
           <w:rFonts w:ascii="Garamond" w:eastAsia="Garamond" w:hAnsi="Garamond" w:cs="Garamond"/>
           <w:b/>
           <w:bCs/>
+          <w:u w:val="single"/>
         </w:rPr>
         <w:t xml:space="preserve"> – Línea de Crédito Nuevas Aperturas</w:t>
       </w:r>
       <w:r>
         <w:rPr>
           <w:rFonts w:ascii="Garamond" w:eastAsia="Garamond" w:hAnsi="Garamond" w:cs="Garamond"/>
-        </w:rPr>
-        <w:t>. Rappi apoyará al Aliado con una línea de crédito (“Línea de Crédito NA”) por una cantidad de hasta $</w:t>
+          <w:u w:val="single"/>
+        </w:rPr>
+        <w:t>.</w:t>
+      </w:r>
+      <w:r>
+        <w:rPr>
+          <w:rFonts w:ascii="Garamond" w:eastAsia="Garamond" w:hAnsi="Garamond" w:cs="Garamond"/>
+        </w:rPr>
+        <w:t xml:space="preserve"> Rappi apoyará al Aliado con una línea de crédito (“Línea de Crédito NA”) por una cantidad de hasta $</w:t>
       </w:r>
       <w:proofErr w:type="gramStart"/>
       <w:r>
@@ -12746,7 +12545,19 @@
           <w:highlight w:val="yellow"/>
           <w:u w:val="single"/>
         </w:rPr>
-        <w:t xml:space="preserve"> }</w:t>
+        <w:t xml:space="preserve"> </w:t>
+      </w:r>
+      <w:r>
+        <w:rPr>
+          <w:rFonts w:ascii="Garamond" w:eastAsia="Garamond" w:hAnsi="Garamond" w:cs="Garamond"/>
+          <w:b/>
+          <w:bCs/>
+          <w:sz w:val="23"/>
+          <w:szCs w:val="23"/>
+          <w:highlight w:val="yellow"/>
+          <w:u w:val="single"/>
+        </w:rPr>
+        <w:t>}</w:t>
       </w:r>
       <w:proofErr w:type="gramEnd"/>
       <w:r>
@@ -12766,24 +12577,9 @@
           <w:rFonts w:ascii="Garamond" w:eastAsia="Garamond" w:hAnsi="Garamond" w:cs="Garamond"/>
           <w:b/>
           <w:bCs/>
-        </w:rPr>
-        <w:t xml:space="preserve">. </w:t>
-      </w:r>
-      <w:r>
-        <w:rPr>
-          <w:rFonts w:ascii="Garamond" w:eastAsia="Garamond" w:hAnsi="Garamond" w:cs="Garamond"/>
-          <w:b/>
-          <w:bCs/>
-        </w:rPr>
-        <w:t xml:space="preserve">-  </w:t>
-      </w:r>
-      <w:r>
-        <w:rPr>
-          <w:rFonts w:ascii="Garamond" w:eastAsia="Garamond" w:hAnsi="Garamond" w:cs="Garamond"/>
-          <w:b/>
-          <w:bCs/>
-        </w:rPr>
-        <w:t>Incumplimiento.</w:t>
+          <w:u w:val="single"/>
+        </w:rPr>
+        <w:t>. -  Incumplimiento.</w:t>
       </w:r>
       <w:r>
         <w:rPr>
@@ -13010,6 +12806,7 @@
           <w:rFonts w:ascii="Garamond" w:eastAsia="Garamond" w:hAnsi="Garamond" w:cs="Garamond"/>
           <w:sz w:val="23"/>
           <w:szCs w:val="23"/>
+          <w:lang w:val="en-US"/>
         </w:rPr>
       </w:pPr>
       <w:r>
@@ -13122,24 +12919,14 @@
           <w:szCs w:val="23"/>
           <w:u w:val="single"/>
         </w:rPr>
-        <w:t>.</w:t>
-      </w:r>
-      <w:r>
-        <w:rPr>
-          <w:rFonts w:ascii="Garamond" w:eastAsia="Garamond" w:hAnsi="Garamond" w:cs="Garamond"/>
-          <w:b/>
-          <w:bCs/>
-          <w:sz w:val="23"/>
-          <w:szCs w:val="23"/>
-          <w:u w:val="single"/>
-        </w:rPr>
-        <w:t xml:space="preserve"> - </w:t>
-      </w:r>
-      <w:r>
-        <w:rPr>
-          <w:rFonts w:ascii="Garamond" w:eastAsia="Garamond" w:hAnsi="Garamond" w:cs="Garamond"/>
-          <w:b/>
-          <w:bCs/>
+        <w:t xml:space="preserve">. - </w:t>
+      </w:r>
+      <w:r>
+        <w:rPr>
+          <w:rFonts w:ascii="Garamond" w:eastAsia="Garamond" w:hAnsi="Garamond" w:cs="Garamond"/>
+          <w:b/>
+          <w:bCs/>
+          <w:u w:val="single"/>
         </w:rPr>
         <w:t xml:space="preserve"> Incumplimiento.</w:t>
       </w:r>
@@ -13225,38 +13012,26 @@
         </w:rPr>
         <w:br/>
       </w:r>
-    </w:p>
-    <w:p>
-      <w:pPr>
-        <w:jc w:val="both"/>
-        <w:rPr>
-          <w:rFonts w:ascii="Garamond" w:eastAsia="Garamond" w:hAnsi="Garamond" w:cs="Garamond"/>
-          <w:b/>
-          <w:bCs/>
-          <w:u w:val="single"/>
-        </w:rPr>
-      </w:pPr>
-    </w:p>
-    <w:p>
-      <w:pPr>
-        <w:jc w:val="both"/>
-        <w:rPr>
-          <w:rFonts w:ascii="Garamond" w:eastAsia="Garamond" w:hAnsi="Garamond" w:cs="Garamond"/>
-          <w:sz w:val="23"/>
-          <w:szCs w:val="23"/>
+      <w:r>
+        <w:rPr>
+          <w:rFonts w:ascii="Garamond" w:eastAsia="Garamond" w:hAnsi="Garamond" w:cs="Garamond"/>
+          <w:sz w:val="23"/>
+          <w:szCs w:val="23"/>
+          <w:highlight w:val="yellow"/>
           <w:lang w:val="en-US"/>
         </w:rPr>
-      </w:pPr>
-      <w:r>
-        <w:rPr>
-          <w:rFonts w:ascii="Garamond" w:eastAsia="Garamond" w:hAnsi="Garamond" w:cs="Garamond"/>
-          <w:sz w:val="23"/>
-          <w:szCs w:val="23"/>
-          <w:highlight w:val="yellow"/>
-          <w:lang w:val="en-US"/>
-        </w:rPr>
         <w:t>{%p endif %}</w:t>
       </w:r>
+    </w:p>
+    <w:p>
+      <w:pPr>
+        <w:jc w:val="both"/>
+        <w:rPr>
+          <w:rFonts w:ascii="Garamond" w:eastAsia="Garamond" w:hAnsi="Garamond" w:cs="Garamond"/>
+          <w:sz w:val="23"/>
+          <w:szCs w:val="23"/>
+        </w:rPr>
+      </w:pPr>
     </w:p>
     <w:p>
       <w:pPr>
@@ -13731,14 +13506,14 @@
         <w:rPr>
           <w:rFonts w:ascii="Garamond" w:eastAsia="Garamond" w:hAnsi="Garamond" w:cs="Garamond"/>
         </w:rPr>
-        <w:t xml:space="preserve">Será información confidencial cualquier información técnica, comercial, financiera, estratégica, legal y/o de cualquier naturaleza relacionada con las operaciones de negocios presente y futuros de las Partes intervinientes en este Acuerdo de Cooperación, las cuales se revelen y/o entreguen por escrito entre estas, indicando expresamente que dicha información es confidencial o que una Persona al momento de la </w:t>
+        <w:t xml:space="preserve">Será información confidencial cualquier información técnica, comercial, financiera, estratégica, legal y/o de cualquier naturaleza relacionada con las operaciones de negocios presente y futuros de las Partes intervinientes en este Acuerdo de Cooperación, las cuales se revelen y/o entreguen por escrito entre estas, indicando expresamente que dicha información es confidencial o que una Persona al momento de la revelación pueda presumir bajo las circunstancias concretas en que se dio la revelación, que dicha </w:t>
       </w:r>
       <w:r>
         <w:rPr>
           <w:rFonts w:ascii="Garamond" w:eastAsia="Garamond" w:hAnsi="Garamond" w:cs="Garamond"/>
         </w:rPr>
         <w:lastRenderedPageBreak/>
-        <w:t xml:space="preserve">revelación pueda presumir bajo las circunstancias concretas en que se dio la revelación, que dicha información es confidencial. Se aclara que la información relacionada con las ventas del Aliado Comercial a través de la Plataforma Rappi no corresponde a información confidencial. Igualmente, el Aliado Comercial acepta y reconoce que la información de ventas y niveles mínimos de servicio será compartida por parte de Rappi con el Aliado Comercial sin que esto implique un incumplimiento de la presente Cláusula. </w:t>
+        <w:t xml:space="preserve">información es confidencial. Se aclara que la información relacionada con las ventas del Aliado Comercial a través de la Plataforma Rappi no corresponde a información confidencial. Igualmente, el Aliado Comercial acepta y reconoce que la información de ventas y niveles mínimos de servicio será compartida por parte de Rappi con el Aliado Comercial sin que esto implique un incumplimiento de la presente Cláusula. </w:t>
       </w:r>
     </w:p>
     <w:p>
@@ -14369,14 +14144,14 @@
         <w:rPr>
           <w:rFonts w:ascii="Garamond" w:eastAsia="Garamond" w:hAnsi="Garamond" w:cs="Garamond"/>
         </w:rPr>
-        <w:t xml:space="preserve">Las Partes acuerdan </w:t>
+        <w:t xml:space="preserve">Las Partes acuerdan mantenerse indemnes respecto de terceros que pudieran ser afectados por una de las Partes por el </w:t>
       </w:r>
       <w:r>
         <w:rPr>
           <w:rFonts w:ascii="Garamond" w:eastAsia="Garamond" w:hAnsi="Garamond" w:cs="Garamond"/>
         </w:rPr>
         <w:lastRenderedPageBreak/>
-        <w:t>mantenerse indemnes respecto de terceros que pudieran ser afectados por una de las Partes por el incumplimiento de este Acuerdo de Cooperación y la Ley Aplicable. En atención a la obligación de mantenerse indemnes, responderán por los daños y/o perjuicios que sus acciones u omisiones pudieran causar a terceros y por los que la otra Parte pudiere resultar afectada.</w:t>
+        <w:t>incumplimiento de este Acuerdo de Cooperación y la Ley Aplicable. En atención a la obligación de mantenerse indemnes, responderán por los daños y/o perjuicios que sus acciones u omisiones pudieran causar a terceros y por los que la otra Parte pudiere resultar afectada.</w:t>
       </w:r>
     </w:p>
     <w:p>
@@ -15051,8 +14826,14 @@
         <w:rPr>
           <w:rFonts w:ascii="Garamond" w:eastAsia="Garamond" w:hAnsi="Garamond" w:cs="Garamond"/>
         </w:rPr>
+        <w:t xml:space="preserve">Igualmente, en el caso en el que se identifique que el Aliado Comercial está haciendo uso indebido de los </w:t>
+      </w:r>
+      <w:r>
+        <w:rPr>
+          <w:rFonts w:ascii="Garamond" w:eastAsia="Garamond" w:hAnsi="Garamond" w:cs="Garamond"/>
+        </w:rPr>
         <w:lastRenderedPageBreak/>
-        <w:t>Igualmente, en el caso en el que se identifique que el Aliado Comercial está haciendo uso indebido de los Datos Personales de los Usuarios/Consumidores transferidos por parte de Rappi para una finalidad diferente a la finalidad de Tratamiento establecida en la presente Cláusula, el Aliado Comercial será responsable de indemnizar los daños y perjuicios que dicho incumplimiento cause a Rappi o a terceros. La determinación y cuantificación de dichos daños y perjuicios se realizará conforme a la legislación aplicable, y el monto correspondiente deberá ser pagado por parte del Aliado Comercial mediante transferencia bancaria a la cuenta determinada por Rappi para dicho fin, dentro de los 30 (treinta) días calendario posteriores al envío de la notificación de incumplimiento.</w:t>
+        <w:t>Datos Personales de los Usuarios/Consumidores transferidos por parte de Rappi para una finalidad diferente a la finalidad de Tratamiento establecida en la presente Cláusula, el Aliado Comercial será responsable de indemnizar los daños y perjuicios que dicho incumplimiento cause a Rappi o a terceros. La determinación y cuantificación de dichos daños y perjuicios se realizará conforme a la legislación aplicable, y el monto correspondiente deberá ser pagado por parte del Aliado Comercial mediante transferencia bancaria a la cuenta determinada por Rappi para dicho fin, dentro de los 30 (treinta) días calendario posteriores al envío de la notificación de incumplimiento.</w:t>
       </w:r>
     </w:p>
     <w:p>
@@ -15637,14 +15418,14 @@
         <w:rPr>
           <w:rFonts w:ascii="Garamond" w:eastAsia="Garamond" w:hAnsi="Garamond" w:cs="Garamond"/>
         </w:rPr>
-        <w:t xml:space="preserve">. En caso </w:t>
+        <w:t xml:space="preserve">. En caso de inestabilidad o inconvenientes técnicos mayores, Rappi no tendrá responsabilidad alguna </w:t>
       </w:r>
       <w:r>
         <w:rPr>
           <w:rFonts w:ascii="Garamond" w:eastAsia="Garamond" w:hAnsi="Garamond" w:cs="Garamond"/>
         </w:rPr>
         <w:lastRenderedPageBreak/>
-        <w:t>de inestabilidad o inconvenientes técnicos mayores, Rappi no tendrá responsabilidad alguna frente al Aliado Comercial, pero hará sus mejores esfuerzos para estabilizar su operatividad.</w:t>
+        <w:t>frente al Aliado Comercial, pero hará sus mejores esfuerzos para estabilizar su operatividad.</w:t>
       </w:r>
       <w:r>
         <w:rPr>
@@ -16341,14 +16122,14 @@
         <w:rPr>
           <w:rFonts w:ascii="Garamond" w:eastAsia="Garamond" w:hAnsi="Garamond" w:cs="Garamond"/>
         </w:rPr>
-        <w:t xml:space="preserve">En caso de incumplimiento por parte del Aliado Comercial de alguna de las </w:t>
+        <w:t xml:space="preserve">En caso de incumplimiento por parte del Aliado Comercial de alguna de las disposiciones del presente Acuerdo de Cooperación, el Aliado Comercial autoriza expresamente </w:t>
       </w:r>
       <w:r>
         <w:rPr>
           <w:rFonts w:ascii="Garamond" w:eastAsia="Garamond" w:hAnsi="Garamond" w:cs="Garamond"/>
         </w:rPr>
         <w:lastRenderedPageBreak/>
-        <w:t xml:space="preserve">disposiciones del presente Acuerdo de Cooperación, el Aliado Comercial autoriza expresamente a Rappi para ejecutar las penalidades y liquidar cualquier adeudo que se tuviere a la fecha, reteniendo para tal efecto las cantidades correspondientes de las ventas semanales de Productos a través de la Plataforma Rappi. </w:t>
+        <w:t xml:space="preserve">a Rappi para ejecutar las penalidades y liquidar cualquier adeudo que se tuviere a la fecha, reteniendo para tal efecto las cantidades correspondientes de las ventas semanales de Productos a través de la Plataforma Rappi. </w:t>
       </w:r>
     </w:p>
     <w:p>
@@ -16701,51 +16482,57 @@
           <w:b/>
           <w:bCs/>
         </w:rPr>
+        <w:t>(</w:t>
+      </w:r>
+      <w:proofErr w:type="spellStart"/>
+      <w:r>
+        <w:rPr>
+          <w:rFonts w:ascii="Garamond" w:eastAsia="Garamond" w:hAnsi="Garamond" w:cs="Garamond"/>
+          <w:b/>
+          <w:bCs/>
+        </w:rPr>
+        <w:t>xvi</w:t>
+      </w:r>
+      <w:proofErr w:type="spellEnd"/>
+      <w:r>
+        <w:rPr>
+          <w:rFonts w:ascii="Garamond" w:eastAsia="Garamond" w:hAnsi="Garamond" w:cs="Garamond"/>
+          <w:b/>
+          <w:bCs/>
+        </w:rPr>
+        <w:t xml:space="preserve">) </w:t>
+      </w:r>
+      <w:proofErr w:type="spellStart"/>
+      <w:r>
+        <w:rPr>
+          <w:rFonts w:ascii="Garamond" w:eastAsia="Garamond" w:hAnsi="Garamond" w:cs="Garamond"/>
+          <w:b/>
+          <w:bCs/>
+          <w:u w:val="single"/>
+        </w:rPr>
+        <w:t>Sourcing</w:t>
+      </w:r>
+      <w:proofErr w:type="spellEnd"/>
+      <w:r>
+        <w:rPr>
+          <w:rFonts w:ascii="Garamond" w:eastAsia="Garamond" w:hAnsi="Garamond" w:cs="Garamond"/>
+          <w:b/>
+          <w:bCs/>
+        </w:rPr>
+        <w:t xml:space="preserve">. </w:t>
+      </w:r>
+      <w:r>
+        <w:rPr>
+          <w:rFonts w:ascii="Garamond" w:eastAsia="Garamond" w:hAnsi="Garamond" w:cs="Garamond"/>
+        </w:rPr>
+        <w:t xml:space="preserve">El Aliado Comercial se compromete a no tener ni mantener una relación </w:t>
+      </w:r>
+      <w:r>
+        <w:rPr>
+          <w:rFonts w:ascii="Garamond" w:eastAsia="Garamond" w:hAnsi="Garamond" w:cs="Garamond"/>
+        </w:rPr>
         <w:lastRenderedPageBreak/>
-        <w:t>(</w:t>
-      </w:r>
-      <w:proofErr w:type="spellStart"/>
-      <w:r>
-        <w:rPr>
-          <w:rFonts w:ascii="Garamond" w:eastAsia="Garamond" w:hAnsi="Garamond" w:cs="Garamond"/>
-          <w:b/>
-          <w:bCs/>
-        </w:rPr>
-        <w:t>xvi</w:t>
-      </w:r>
-      <w:proofErr w:type="spellEnd"/>
-      <w:r>
-        <w:rPr>
-          <w:rFonts w:ascii="Garamond" w:eastAsia="Garamond" w:hAnsi="Garamond" w:cs="Garamond"/>
-          <w:b/>
-          <w:bCs/>
-        </w:rPr>
-        <w:t xml:space="preserve">) </w:t>
-      </w:r>
-      <w:proofErr w:type="spellStart"/>
-      <w:r>
-        <w:rPr>
-          <w:rFonts w:ascii="Garamond" w:eastAsia="Garamond" w:hAnsi="Garamond" w:cs="Garamond"/>
-          <w:b/>
-          <w:bCs/>
-          <w:u w:val="single"/>
-        </w:rPr>
-        <w:t>Sourcing</w:t>
-      </w:r>
-      <w:proofErr w:type="spellEnd"/>
-      <w:r>
-        <w:rPr>
-          <w:rFonts w:ascii="Garamond" w:eastAsia="Garamond" w:hAnsi="Garamond" w:cs="Garamond"/>
-          <w:b/>
-          <w:bCs/>
-        </w:rPr>
-        <w:t xml:space="preserve">. </w:t>
-      </w:r>
-      <w:r>
-        <w:rPr>
-          <w:rFonts w:ascii="Garamond" w:eastAsia="Garamond" w:hAnsi="Garamond" w:cs="Garamond"/>
-        </w:rPr>
-        <w:t xml:space="preserve">El Aliado Comercial se compromete a no tener ni mantener una relación comercial con un proveedor que incumpla con la Ley Aplicable con relación a: </w:t>
+        <w:t xml:space="preserve">comercial con un proveedor que incumpla con la Ley Aplicable con relación a: </w:t>
       </w:r>
       <w:r>
         <w:rPr>

--- a/formatos/New_draft/acuerdo_con_ads_juridica.docx
+++ b/formatos/New_draft/acuerdo_con_ads_juridica.docx
@@ -825,17 +825,7 @@
           <w:szCs w:val="23"/>
           <w:highlight w:val="yellow"/>
         </w:rPr>
-        <w:t xml:space="preserve">{{ UBICACIÓN_NOTARIA }}</w:t>
-      </w:r>
-      <w:proofErr w:type="spellStart"/>
-      <w:r>
-        <w:rPr>
-          <w:rFonts w:ascii="Garamond" w:eastAsia="Garamond" w:hAnsi="Garamond" w:cs="Garamond"/>
-          <w:sz w:val="23"/>
-          <w:szCs w:val="23"/>
-          <w:highlight w:val="yellow"/>
-        </w:rPr>
-        <w:t/>
+        <w:t>{{ UBICACIÓN</w:t>
       </w:r>
       <w:proofErr w:type="gramEnd"/>
       <w:r>
@@ -845,7 +835,7 @@
           <w:szCs w:val="23"/>
           <w:highlight w:val="yellow"/>
         </w:rPr>
-        <w:t/>
+        <w:t>_</w:t>
       </w:r>
       <w:proofErr w:type="gramStart"/>
       <w:r>
@@ -855,17 +845,7 @@
           <w:szCs w:val="23"/>
           <w:highlight w:val="yellow"/>
         </w:rPr>
-        <w:t/>
-      </w:r>
-      <w:proofErr w:type="spellEnd"/>
-      <w:r>
-        <w:rPr>
-          <w:rFonts w:ascii="Garamond" w:eastAsia="Garamond" w:hAnsi="Garamond" w:cs="Garamond"/>
-          <w:sz w:val="23"/>
-          <w:szCs w:val="23"/>
-          <w:highlight w:val="yellow"/>
-        </w:rPr>
-        <w:t xml:space="preserve"/>
+        <w:t>NOTARIA }</w:t>
       </w:r>
       <w:proofErr w:type="gramEnd"/>
       <w:r>
@@ -875,15 +855,15 @@
           <w:szCs w:val="23"/>
           <w:highlight w:val="yellow"/>
         </w:rPr>
-        <w:t/>
-      </w:r>
-      <w:r>
-        <w:rPr>
-          <w:rFonts w:ascii="Garamond" w:eastAsia="Garamond" w:hAnsi="Garamond" w:cs="Garamond"/>
-          <w:sz w:val="23"/>
-          <w:szCs w:val="23"/>
-        </w:rPr>
-        <w:t xml:space="preserve"> e </w:t>
+        <w:t>}</w:t>
+      </w:r>
+      <w:r>
+        <w:rPr>
+          <w:rFonts w:ascii="Garamond" w:eastAsia="Garamond" w:hAnsi="Garamond" w:cs="Garamond"/>
+          <w:sz w:val="23"/>
+          <w:szCs w:val="23"/>
+        </w:rPr>
+        <w:t xml:space="preserve"> e inscrita </w:t>
       </w:r>
       <w:r>
         <w:rPr>
@@ -892,7 +872,7 @@
           <w:szCs w:val="23"/>
         </w:rPr>
         <w:lastRenderedPageBreak/>
-        <w:t xml:space="preserve">inscrita en el Registro Público de Propiedad y Comercio bajo el Folio Mercantil Número </w:t>
+        <w:t xml:space="preserve">en el Registro Público de Propiedad y Comercio bajo el Folio Mercantil Número </w:t>
       </w:r>
       <w:proofErr w:type="gramStart"/>
       <w:r>
@@ -3962,7 +3942,21 @@
           <w:rFonts w:ascii="Garamond" w:eastAsia="Garamond" w:hAnsi="Garamond" w:cs="Garamond"/>
           <w:b/>
         </w:rPr>
-        <w:t xml:space="preserve"> Eliminar todo el software que pertenezca a Rappi una vez cese el uso de la Plataforma Rappi por parte del Aliado Comercial; y {{ ROM_ADS }} {% if tipo_ads == 'aliado' %}Realizar una inversión mensual en </w:t>
+        <w:t xml:space="preserve"> </w:t>
+      </w:r>
+      <w:r>
+        <w:rPr>
+          <w:rFonts w:ascii="Garamond" w:eastAsia="Garamond" w:hAnsi="Garamond" w:cs="Garamond"/>
+          <w:bCs/>
+        </w:rPr>
+        <w:t>Eliminar todo el software que pertenezca a Rappi una vez cese el uso de la Plataforma Rappi por parte del Aliado Comercial; y {{ ROM_ADS }} {% if tipo_ads == 'aliado' %}Realizar una inversión mensual en</w:t>
+      </w:r>
+      <w:r>
+        <w:rPr>
+          <w:rFonts w:ascii="Garamond" w:eastAsia="Garamond" w:hAnsi="Garamond" w:cs="Garamond"/>
+          <w:b/>
+        </w:rPr>
+        <w:t xml:space="preserve"> </w:t>
       </w:r>
       <w:proofErr w:type="spellStart"/>
       <w:r>
@@ -4342,9 +4336,9 @@
       <w:r>
         <w:rPr>
           <w:rFonts w:ascii="Garamond" w:eastAsia="Garamond" w:hAnsi="Garamond" w:cs="Garamond"/>
-          <w:sz w:val="23"/>
-          <w:szCs w:val="23"/>
-          <w:b/>
+          <w:b/>
+          <w:sz w:val="23"/>
+          <w:szCs w:val="23"/>
         </w:rPr>
         <w:t>{{ ROM</w:t>
       </w:r>
@@ -4352,9 +4346,9 @@
       <w:r>
         <w:rPr>
           <w:rFonts w:ascii="Garamond" w:eastAsia="Garamond" w:hAnsi="Garamond" w:cs="Garamond"/>
-          <w:sz w:val="23"/>
-          <w:szCs w:val="23"/>
-          <w:b/>
+          <w:b/>
+          <w:sz w:val="23"/>
+          <w:szCs w:val="23"/>
         </w:rPr>
         <w:t>_DESCUENTO_</w:t>
       </w:r>
@@ -4362,9 +4356,9 @@
       <w:r>
         <w:rPr>
           <w:rFonts w:ascii="Garamond" w:eastAsia="Garamond" w:hAnsi="Garamond" w:cs="Garamond"/>
-          <w:sz w:val="23"/>
-          <w:szCs w:val="23"/>
-          <w:b/>
+          <w:b/>
+          <w:sz w:val="23"/>
+          <w:szCs w:val="23"/>
         </w:rPr>
         <w:t>MENU }</w:t>
       </w:r>
@@ -4372,11 +4366,29 @@
       <w:r>
         <w:rPr>
           <w:rFonts w:ascii="Garamond" w:eastAsia="Garamond" w:hAnsi="Garamond" w:cs="Garamond"/>
-          <w:sz w:val="23"/>
-          <w:szCs w:val="23"/>
-          <w:b/>
-        </w:rPr>
-        <w:t xml:space="preserve">} Realizar un descuento de por lo menos el </w:t>
+          <w:b/>
+          <w:sz w:val="23"/>
+          <w:szCs w:val="23"/>
+        </w:rPr>
+        <w:t xml:space="preserve">} </w:t>
+      </w:r>
+      <w:r>
+        <w:rPr>
+          <w:rFonts w:ascii="Garamond" w:eastAsia="Garamond" w:hAnsi="Garamond" w:cs="Garamond"/>
+          <w:bCs/>
+          <w:sz w:val="23"/>
+          <w:szCs w:val="23"/>
+        </w:rPr>
+        <w:t>Realizar un descuento de por lo menos el</w:t>
+      </w:r>
+      <w:r>
+        <w:rPr>
+          <w:rFonts w:ascii="Garamond" w:eastAsia="Garamond" w:hAnsi="Garamond" w:cs="Garamond"/>
+          <w:b/>
+          <w:sz w:val="23"/>
+          <w:szCs w:val="23"/>
+        </w:rPr>
+        <w:t xml:space="preserve"> </w:t>
       </w:r>
       <w:proofErr w:type="gramStart"/>
       <w:r>
@@ -4713,9 +4725,9 @@
       <w:r>
         <w:rPr>
           <w:rFonts w:ascii="Garamond" w:eastAsia="Garamond" w:hAnsi="Garamond" w:cs="Garamond"/>
-          <w:sz w:val="23"/>
-          <w:szCs w:val="23"/>
-          <w:b/>
+          <w:b/>
+          <w:sz w:val="23"/>
+          <w:szCs w:val="23"/>
         </w:rPr>
         <w:t>{{ ROM</w:t>
       </w:r>
@@ -4723,9 +4735,9 @@
       <w:r>
         <w:rPr>
           <w:rFonts w:ascii="Garamond" w:eastAsia="Garamond" w:hAnsi="Garamond" w:cs="Garamond"/>
-          <w:sz w:val="23"/>
-          <w:szCs w:val="23"/>
-          <w:b/>
+          <w:b/>
+          <w:sz w:val="23"/>
+          <w:szCs w:val="23"/>
         </w:rPr>
         <w:t>_MARK_</w:t>
       </w:r>
@@ -4733,9 +4745,9 @@
       <w:r>
         <w:rPr>
           <w:rFonts w:ascii="Garamond" w:eastAsia="Garamond" w:hAnsi="Garamond" w:cs="Garamond"/>
-          <w:sz w:val="23"/>
-          <w:szCs w:val="23"/>
-          <w:b/>
+          <w:b/>
+          <w:sz w:val="23"/>
+          <w:szCs w:val="23"/>
         </w:rPr>
         <w:t>DOWN }</w:t>
       </w:r>
@@ -4743,11 +4755,29 @@
       <w:r>
         <w:rPr>
           <w:rFonts w:ascii="Garamond" w:eastAsia="Garamond" w:hAnsi="Garamond" w:cs="Garamond"/>
-          <w:sz w:val="23"/>
-          <w:szCs w:val="23"/>
-          <w:b/>
-        </w:rPr>
-        <w:t xml:space="preserve">} Realizar una inversión mensual en promociones del </w:t>
+          <w:b/>
+          <w:sz w:val="23"/>
+          <w:szCs w:val="23"/>
+        </w:rPr>
+        <w:t xml:space="preserve">} </w:t>
+      </w:r>
+      <w:r>
+        <w:rPr>
+          <w:rFonts w:ascii="Garamond" w:eastAsia="Garamond" w:hAnsi="Garamond" w:cs="Garamond"/>
+          <w:bCs/>
+          <w:sz w:val="23"/>
+          <w:szCs w:val="23"/>
+        </w:rPr>
+        <w:t>Realizar una inversión mensual en promociones del</w:t>
+      </w:r>
+      <w:r>
+        <w:rPr>
+          <w:rFonts w:ascii="Garamond" w:eastAsia="Garamond" w:hAnsi="Garamond" w:cs="Garamond"/>
+          <w:b/>
+          <w:sz w:val="23"/>
+          <w:szCs w:val="23"/>
+        </w:rPr>
+        <w:t xml:space="preserve"> </w:t>
       </w:r>
       <w:proofErr w:type="gramStart"/>
       <w:r>
@@ -4986,9 +5016,9 @@
       <w:r>
         <w:rPr>
           <w:rFonts w:ascii="Garamond" w:eastAsia="Garamond" w:hAnsi="Garamond" w:cs="Garamond"/>
-          <w:sz w:val="23"/>
-          <w:szCs w:val="23"/>
-          <w:b/>
+          <w:b/>
+          <w:sz w:val="23"/>
+          <w:szCs w:val="23"/>
         </w:rPr>
         <w:t>{{ ROM</w:t>
       </w:r>
@@ -4996,9 +5026,9 @@
       <w:r>
         <w:rPr>
           <w:rFonts w:ascii="Garamond" w:eastAsia="Garamond" w:hAnsi="Garamond" w:cs="Garamond"/>
-          <w:sz w:val="23"/>
-          <w:szCs w:val="23"/>
-          <w:b/>
+          <w:b/>
+          <w:sz w:val="23"/>
+          <w:szCs w:val="23"/>
         </w:rPr>
         <w:t>_</w:t>
       </w:r>
@@ -5006,9 +5036,9 @@
       <w:r>
         <w:rPr>
           <w:rFonts w:ascii="Garamond" w:eastAsia="Garamond" w:hAnsi="Garamond" w:cs="Garamond"/>
-          <w:sz w:val="23"/>
-          <w:szCs w:val="23"/>
-          <w:b/>
+          <w:b/>
+          <w:sz w:val="23"/>
+          <w:szCs w:val="23"/>
         </w:rPr>
         <w:t>REDES }</w:t>
       </w:r>
@@ -5016,11 +5046,29 @@
       <w:r>
         <w:rPr>
           <w:rFonts w:ascii="Garamond" w:eastAsia="Garamond" w:hAnsi="Garamond" w:cs="Garamond"/>
-          <w:sz w:val="23"/>
-          <w:szCs w:val="23"/>
-          <w:b/>
-        </w:rPr>
-        <w:t xml:space="preserve">} Realizar, al menos </w:t>
+          <w:b/>
+          <w:sz w:val="23"/>
+          <w:szCs w:val="23"/>
+        </w:rPr>
+        <w:t xml:space="preserve">} </w:t>
+      </w:r>
+      <w:r>
+        <w:rPr>
+          <w:rFonts w:ascii="Garamond" w:eastAsia="Garamond" w:hAnsi="Garamond" w:cs="Garamond"/>
+          <w:bCs/>
+          <w:sz w:val="23"/>
+          <w:szCs w:val="23"/>
+        </w:rPr>
+        <w:t>Realizar, al menos</w:t>
+      </w:r>
+      <w:r>
+        <w:rPr>
+          <w:rFonts w:ascii="Garamond" w:eastAsia="Garamond" w:hAnsi="Garamond" w:cs="Garamond"/>
+          <w:b/>
+          <w:sz w:val="23"/>
+          <w:szCs w:val="23"/>
+        </w:rPr>
+        <w:t xml:space="preserve"> </w:t>
       </w:r>
       <w:proofErr w:type="gramStart"/>
       <w:r>
@@ -5285,73 +5333,78 @@
           <w:rFonts w:ascii="Garamond" w:eastAsia="Garamond" w:hAnsi="Garamond" w:cs="Garamond"/>
           <w:b/>
         </w:rPr>
-        <w:t xml:space="preserve">} Ofrecer {{ N_CANTIDAD_PLATILLOS }} ({{ VALOR_CANTIDAD_PLATILLOS }}) platillos</w:t>
+        <w:t xml:space="preserve">} </w:t>
+      </w:r>
+      <w:r>
+        <w:rPr>
+          <w:rFonts w:ascii="Garamond" w:eastAsia="Garamond" w:hAnsi="Garamond" w:cs="Garamond"/>
+          <w:bCs/>
+        </w:rPr>
+        <w:t xml:space="preserve">Ofrecer </w:t>
       </w:r>
       <w:proofErr w:type="gramStart"/>
       <w:r>
         <w:rPr>
           <w:rFonts w:ascii="Garamond" w:eastAsia="Garamond" w:hAnsi="Garamond" w:cs="Garamond"/>
-          <w:sz w:val="23"/>
-          <w:szCs w:val="23"/>
-          <w:highlight w:val="yellow"/>
-        </w:rPr>
-        <w:t xml:space="preserve"/>
-      </w:r>
-      <w:r>
-        <w:rPr>
-          <w:rFonts w:ascii="Garamond" w:eastAsia="Garamond" w:hAnsi="Garamond" w:cs="Garamond"/>
-          <w:sz w:val="23"/>
-          <w:szCs w:val="23"/>
-          <w:highlight w:val="yellow"/>
-        </w:rPr>
-        <w:t/>
+          <w:bCs/>
+        </w:rPr>
+        <w:t>{{ N</w:t>
       </w:r>
       <w:proofErr w:type="gramEnd"/>
       <w:r>
         <w:rPr>
           <w:rFonts w:ascii="Garamond" w:eastAsia="Garamond" w:hAnsi="Garamond" w:cs="Garamond"/>
-          <w:sz w:val="23"/>
-          <w:szCs w:val="23"/>
-          <w:highlight w:val="yellow"/>
-        </w:rPr>
-        <w:t/>
-      </w:r>
-      <w:r>
-        <w:rPr>
-          <w:rFonts w:ascii="Garamond" w:eastAsia="Garamond" w:hAnsi="Garamond" w:cs="Garamond"/>
-          <w:sz w:val="23"/>
-          <w:szCs w:val="23"/>
-          <w:highlight w:val="yellow"/>
-        </w:rPr>
-        <w:t/>
+          <w:bCs/>
+        </w:rPr>
+        <w:t>_CANTIDAD_</w:t>
       </w:r>
       <w:proofErr w:type="gramStart"/>
       <w:r>
         <w:rPr>
           <w:rFonts w:ascii="Garamond" w:eastAsia="Garamond" w:hAnsi="Garamond" w:cs="Garamond"/>
-          <w:sz w:val="23"/>
-          <w:szCs w:val="23"/>
-          <w:highlight w:val="yellow"/>
-        </w:rPr>
-        <w:t/>
+          <w:bCs/>
+        </w:rPr>
+        <w:t>PLATILLOS }</w:t>
       </w:r>
       <w:proofErr w:type="gramEnd"/>
       <w:r>
         <w:rPr>
           <w:rFonts w:ascii="Garamond" w:eastAsia="Garamond" w:hAnsi="Garamond" w:cs="Garamond"/>
-          <w:sz w:val="23"/>
-          <w:szCs w:val="23"/>
-          <w:highlight w:val="yellow"/>
-        </w:rPr>
-        <w:t/>
-      </w:r>
-      <w:r>
-        <w:rPr>
-          <w:rFonts w:ascii="Garamond" w:eastAsia="Garamond" w:hAnsi="Garamond" w:cs="Garamond"/>
-          <w:sz w:val="23"/>
-          <w:szCs w:val="23"/>
-        </w:rPr>
-        <w:t xml:space="preserve"/>
+          <w:bCs/>
+        </w:rPr>
+        <w:t>} (</w:t>
+      </w:r>
+      <w:proofErr w:type="gramStart"/>
+      <w:r>
+        <w:rPr>
+          <w:rFonts w:ascii="Garamond" w:eastAsia="Garamond" w:hAnsi="Garamond" w:cs="Garamond"/>
+          <w:bCs/>
+        </w:rPr>
+        <w:t>{{ VALOR</w:t>
+      </w:r>
+      <w:proofErr w:type="gramEnd"/>
+      <w:r>
+        <w:rPr>
+          <w:rFonts w:ascii="Garamond" w:eastAsia="Garamond" w:hAnsi="Garamond" w:cs="Garamond"/>
+          <w:bCs/>
+        </w:rPr>
+        <w:t>_CANTIDAD_</w:t>
+      </w:r>
+      <w:proofErr w:type="gramStart"/>
+      <w:r>
+        <w:rPr>
+          <w:rFonts w:ascii="Garamond" w:eastAsia="Garamond" w:hAnsi="Garamond" w:cs="Garamond"/>
+          <w:bCs/>
+        </w:rPr>
+        <w:t>PLATILLOS }</w:t>
+      </w:r>
+      <w:proofErr w:type="gramEnd"/>
+      <w:r>
+        <w:rPr>
+          <w:rFonts w:ascii="Garamond" w:eastAsia="Garamond" w:hAnsi="Garamond" w:cs="Garamond"/>
+          <w:bCs/>
+        </w:rPr>
+        <w:t>}) platillos</w:t>
       </w:r>
       <w:r>
         <w:rPr>
@@ -5484,7 +5537,14 @@
         <w:rPr>
           <w:rFonts w:ascii="Garamond" w:eastAsia="Garamond" w:hAnsi="Garamond" w:cs="Garamond"/>
         </w:rPr>
-        <w:t xml:space="preserve"> por ciento) de descuento exclusivo al interior de la Plataforma Rappi, durante los primeros </w:t>
+        <w:t xml:space="preserve"> por </w:t>
+      </w:r>
+      <w:r>
+        <w:rPr>
+          <w:rFonts w:ascii="Garamond" w:eastAsia="Garamond" w:hAnsi="Garamond" w:cs="Garamond"/>
+        </w:rPr>
+        <w:lastRenderedPageBreak/>
+        <w:t xml:space="preserve">ciento) de descuento exclusivo al interior de la Plataforma Rappi, durante los primeros </w:t>
       </w:r>
       <w:proofErr w:type="gramStart"/>
       <w:r>
@@ -5503,7 +5563,6 @@
           <w:szCs w:val="23"/>
           <w:highlight w:val="yellow"/>
         </w:rPr>
-        <w:lastRenderedPageBreak/>
         <w:t>N</w:t>
       </w:r>
       <w:proofErr w:type="gramEnd"/>
@@ -6397,16 +6456,8 @@
           <w:sz w:val="23"/>
           <w:szCs w:val="23"/>
         </w:rPr>
-        <w:t xml:space="preserve">Dicho porcentaje variará dependiendo del mes de ejecución del presente Acuerdo de Cooperación, </w:t>
-      </w:r>
-      <w:r>
-        <w:rPr>
-          <w:rFonts w:ascii="Garamond" w:eastAsia="Garamond" w:hAnsi="Garamond" w:cs="Garamond"/>
-          <w:sz w:val="23"/>
-          <w:szCs w:val="23"/>
-        </w:rPr>
         <w:lastRenderedPageBreak/>
-        <w:t>de la siguiente manera:</w:t>
+        <w:t>Dicho porcentaje variará dependiendo del mes de ejecución del presente Acuerdo de Cooperación, de la siguiente manera:</w:t>
       </w:r>
     </w:p>
     <w:p>
@@ -7415,6 +7466,7 @@
           <w:bCs/>
           <w:u w:val="single"/>
         </w:rPr>
+        <w:lastRenderedPageBreak/>
         <w:t>CLÁUSULA NOVENA. - Conciliaciones</w:t>
       </w:r>
       <w:r>
@@ -7429,14 +7481,7 @@
         <w:rPr>
           <w:rFonts w:ascii="Garamond" w:eastAsia="Garamond" w:hAnsi="Garamond" w:cs="Garamond"/>
         </w:rPr>
-        <w:t xml:space="preserve">Las Partes acuerdan que, en ningún caso, las Partes podrán </w:t>
-      </w:r>
-      <w:r>
-        <w:rPr>
-          <w:rFonts w:ascii="Garamond" w:eastAsia="Garamond" w:hAnsi="Garamond" w:cs="Garamond"/>
-        </w:rPr>
-        <w:lastRenderedPageBreak/>
-        <w:t>conciliar órdenes o pagos que tengan una vigencia superior a 2 (dos) meses desde su creación al interior de la Plataforma Rappi, entendiéndose que cualquier error o diferencia de una orden o pago específico deberá ser conciliado entre las Partes con anterioridad.</w:t>
+        <w:t>Las Partes acuerdan que, en ningún caso, las Partes podrán conciliar órdenes o pagos que tengan una vigencia superior a 2 (dos) meses desde su creación al interior de la Plataforma Rappi, entendiéndose que cualquier error o diferencia de una orden o pago específico deberá ser conciliado entre las Partes con anterioridad.</w:t>
       </w:r>
     </w:p>
     <w:p>
@@ -7856,7 +7901,14 @@
         <w:rPr>
           <w:rFonts w:ascii="Garamond" w:eastAsia="Garamond" w:hAnsi="Garamond" w:cs="Garamond"/>
         </w:rPr>
-        <w:t>(s) haya sido pagado en su totalidad, el Aliado Comercial deberá pagar el valor faltante dentro de los 15 (quince) días hábiles siguientes a la fecha de terminación efectiva.</w:t>
+        <w:t xml:space="preserve">(s) haya sido pagado en su totalidad, el Aliado Comercial deberá pagar el valor faltante dentro </w:t>
+      </w:r>
+      <w:r>
+        <w:rPr>
+          <w:rFonts w:ascii="Garamond" w:eastAsia="Garamond" w:hAnsi="Garamond" w:cs="Garamond"/>
+        </w:rPr>
+        <w:lastRenderedPageBreak/>
+        <w:t>de los 15 (quince) días hábiles siguientes a la fecha de terminación efectiva.</w:t>
       </w:r>
     </w:p>
     <w:p>
@@ -8452,14 +8504,14 @@
         <w:rPr>
           <w:rFonts w:ascii="Garamond" w:eastAsia="Garamond" w:hAnsi="Garamond" w:cs="Garamond"/>
         </w:rPr>
-        <w:t xml:space="preserve">mantenga una inactividad parcial o recurrente, entendiéndose por tal el apagado o suspensión de sus Establecimientos de Comercio y/o una reducción de sus horarios de operación registrados por más de 5 (cinco) días naturales en un mismo mes calendario (ya sean consecutivos o </w:t>
+        <w:t xml:space="preserve">mantenga una inactividad parcial o recurrente, entendiéndose por tal el apagado o suspensión de sus Establecimientos de Comercio y/o una reducción de sus horarios de operación registrados </w:t>
       </w:r>
       <w:r>
         <w:rPr>
           <w:rFonts w:ascii="Garamond" w:eastAsia="Garamond" w:hAnsi="Garamond" w:cs="Garamond"/>
         </w:rPr>
         <w:lastRenderedPageBreak/>
-        <w:t xml:space="preserve">discontinuos) o en más de un 30% (treinta por ciento) de su horario habitual sin justificación previa y por escrito aceptada por Rappi. </w:t>
+        <w:t xml:space="preserve">por más de 5 (cinco) días naturales en un mismo mes calendario (ya sean consecutivos o discontinuos) o en más de un 30% (treinta por ciento) de su horario habitual sin justificación previa y por escrito aceptada por Rappi. </w:t>
       </w:r>
     </w:p>
     <w:p>
@@ -8928,14 +8980,14 @@
         <w:rPr>
           <w:rFonts w:ascii="Garamond" w:eastAsia="Garamond" w:hAnsi="Garamond" w:cs="Garamond"/>
         </w:rPr>
-        <w:t xml:space="preserve">En virtud de las condiciones comerciales preferenciales otorgadas al Aliado y al interés recíproco de impulsar el crecimiento y posicionamiento estratégico del Aliado y su(s) Marca(s) dentro de la Plataforma Rappi, las Partes acuerdan que las obligaciones descritas en la presente Cláusula constituyen un motivo </w:t>
+        <w:t xml:space="preserve">En virtud de las condiciones comerciales preferenciales otorgadas al Aliado y al interés recíproco de impulsar el crecimiento y posicionamiento estratégico del Aliado y su(s) Marca(s) dentro de la Plataforma Rappi, las </w:t>
       </w:r>
       <w:r>
         <w:rPr>
           <w:rFonts w:ascii="Garamond" w:eastAsia="Garamond" w:hAnsi="Garamond" w:cs="Garamond"/>
         </w:rPr>
         <w:lastRenderedPageBreak/>
-        <w:t xml:space="preserve">determinante de la voluntad para celebrar el presente Acuerdo. En virtud de lo anterior, el Aliado se obliga a únicamente operar, comercializar, y/o distribuir productos dentro de la Plataforma Rappi y dentro de otra plataforma igual o similar a la Plataforma Rappi (en adelante “Plataforma Adicional Permitida”); por lo que no podrá contratar, celebrar y/o ejecutar, de manera directa o indirecta, ningún tipo de acuerdo con un objeto igual o similar al objeto del presente Acuerdo con una tercera empresa y/o plataforma virtual que preste servicios iguales o similares a Rappi (en adelante, “Empresa Adicional”). </w:t>
+        <w:t xml:space="preserve">Partes acuerdan que las obligaciones descritas en la presente Cláusula constituyen un motivo determinante de la voluntad para celebrar el presente Acuerdo. En virtud de lo anterior, el Aliado se obliga a únicamente operar, comercializar, y/o distribuir productos dentro de la Plataforma Rappi y dentro de otra plataforma igual o similar a la Plataforma Rappi (en adelante “Plataforma Adicional Permitida”); por lo que no podrá contratar, celebrar y/o ejecutar, de manera directa o indirecta, ningún tipo de acuerdo con un objeto igual o similar al objeto del presente Acuerdo con una tercera empresa y/o plataforma virtual que preste servicios iguales o similares a Rappi (en adelante, “Empresa Adicional”). </w:t>
       </w:r>
       <w:r>
         <w:rPr>
@@ -9482,6 +9534,7 @@
           <w:u w:val="single"/>
           <w:lang w:val="pt-PT"/>
         </w:rPr>
+        <w:lastRenderedPageBreak/>
         <w:t>{%p if activa_bono_mercadotecnia %}</w:t>
       </w:r>
     </w:p>
@@ -10071,7 +10124,14 @@
         <w:rPr>
           <w:rFonts w:ascii="Garamond" w:eastAsia="Garamond" w:hAnsi="Garamond" w:cs="Garamond"/>
         </w:rPr>
-        <w:t>") por hasta $</w:t>
+        <w:t xml:space="preserve">") por </w:t>
+      </w:r>
+      <w:r>
+        <w:rPr>
+          <w:rFonts w:ascii="Garamond" w:eastAsia="Garamond" w:hAnsi="Garamond" w:cs="Garamond"/>
+        </w:rPr>
+        <w:lastRenderedPageBreak/>
+        <w:t>hasta $</w:t>
       </w:r>
       <w:proofErr w:type="gramStart"/>
       <w:r>
@@ -10146,7 +10206,6 @@
           <w:szCs w:val="23"/>
           <w:highlight w:val="yellow"/>
         </w:rPr>
-        <w:lastRenderedPageBreak/>
         <w:t>VALOR</w:t>
       </w:r>
       <w:proofErr w:type="gramEnd"/>
@@ -10923,14 +10982,14 @@
         <w:rPr>
           <w:rFonts w:ascii="Garamond" w:eastAsia="Garamond" w:hAnsi="Garamond" w:cs="Garamond"/>
         </w:rPr>
-        <w:t xml:space="preserve">. Este Bono para Nuevas Aperturas, que constituye un motivo determinante de la voluntad de las Partes, deberá destinarse exclusivamente a la construcción, apertura y activación en </w:t>
+        <w:t xml:space="preserve">. Este Bono para Nuevas Aperturas, que constituye un motivo determinante </w:t>
       </w:r>
       <w:r>
         <w:rPr>
           <w:rFonts w:ascii="Garamond" w:eastAsia="Garamond" w:hAnsi="Garamond" w:cs="Garamond"/>
         </w:rPr>
         <w:lastRenderedPageBreak/>
-        <w:t xml:space="preserve">la Plataforma Rappi de hasta </w:t>
+        <w:t xml:space="preserve">de la voluntad de las Partes, deberá destinarse exclusivamente a la construcción, apertura y activación en la Plataforma Rappi de hasta </w:t>
       </w:r>
       <w:proofErr w:type="gramStart"/>
       <w:r>
@@ -11292,13 +11351,8 @@
         <w:rPr>
           <w:rFonts w:ascii="Garamond" w:eastAsia="Garamond" w:hAnsi="Garamond" w:cs="Garamond"/>
         </w:rPr>
+        <w:lastRenderedPageBreak/>
         <w:br/>
-      </w:r>
-      <w:r>
-        <w:rPr>
-          <w:rFonts w:ascii="Garamond" w:eastAsia="Garamond" w:hAnsi="Garamond" w:cs="Garamond"/>
-        </w:rPr>
-        <w:lastRenderedPageBreak/>
         <w:t xml:space="preserve">El Aliado Comercial acepta y reconoce que es el único responsable del correcto manejo contable y tributario de estos recursos, y del cumplimiento de sus obligaciones fiscales derivadas del Bono para Nuevas Aperturas, obligándose a indemnizar y sacar en paz y a salvo a Rappi de cualquier contingencia, sanción, multa o responsabilidad de carácter fiscal que en su caso las autoridades pudieren imponer en relación con en relación con el Bono para Nuevas Aperturas. </w:t>
       </w:r>
     </w:p>
@@ -12305,14 +12359,13 @@
           <w:rFonts w:ascii="Garamond" w:eastAsia="Garamond" w:hAnsi="Garamond" w:cs="Garamond"/>
         </w:rPr>
         <w:br/>
-        <w:t xml:space="preserve">En cualquier caso, el Aliado le pagará a Rappi los montos correspondientes en cuotas fijas semanales, </w:t>
       </w:r>
       <w:r>
         <w:rPr>
           <w:rFonts w:ascii="Garamond" w:eastAsia="Garamond" w:hAnsi="Garamond" w:cs="Garamond"/>
         </w:rPr>
         <w:lastRenderedPageBreak/>
-        <w:t xml:space="preserve">que serán descontadas de las ventas del Aliado generadas semanalmente a través de la Plataforma Rappi. Se aclara que el Aliado deberá iniciar el pago de cualquier préstamo a más tardar dentro de los 30 (treinta) días naturales siguientes al desembolso del dinero de Rappi, entendiéndose que la totalidad del valor prestado por Rappi deberá ser pagado por el Aliado dentro de un plazo máximo de 12 (doce) meses, contados a partir del desembolso del dinero por parte de Rappi. El valor pagadero por parte del Aliado a Rappi, mencionado anteriormente, es de carácter adicional a aquel pagado por concepto de Uso y Alquiler de la Plataforma Rappi y será pagadero hasta que se cubra completamente el valor del monto desembolsado. El Aliado reconoce y acepta el descuento semanal de estos valores bajo las condiciones aquí estipuladas. </w:t>
+        <w:t xml:space="preserve">En cualquier caso, el Aliado le pagará a Rappi los montos correspondientes en cuotas fijas semanales, que serán descontadas de las ventas del Aliado generadas semanalmente a través de la Plataforma Rappi. Se aclara que el Aliado deberá iniciar el pago de cualquier préstamo a más tardar dentro de los 30 (treinta) días naturales siguientes al desembolso del dinero de Rappi, entendiéndose que la totalidad del valor prestado por Rappi deberá ser pagado por el Aliado dentro de un plazo máximo de 12 (doce) meses, contados a partir del desembolso del dinero por parte de Rappi. El valor pagadero por parte del Aliado a Rappi, mencionado anteriormente, es de carácter adicional a aquel pagado por concepto de Uso y Alquiler de la Plataforma Rappi y será pagadero hasta que se cubra completamente el valor del monto desembolsado. El Aliado reconoce y acepta el descuento semanal de estos valores bajo las condiciones aquí estipuladas. </w:t>
       </w:r>
       <w:r>
         <w:rPr>
@@ -12997,14 +13050,14 @@
         <w:rPr>
           <w:rFonts w:ascii="Garamond" w:eastAsia="Garamond" w:hAnsi="Garamond" w:cs="Garamond"/>
         </w:rPr>
-        <w:t xml:space="preserve"> del Acuerdo frente a Rappi, deberá pagar una penalidad del 10% (diez por ciento) del valor total de las ventas realizadas a través de la Plataforma Rappi hasta el </w:t>
+        <w:t xml:space="preserve"> del Acuerdo frente a Rappi, deberá pagar una penalidad </w:t>
       </w:r>
       <w:r>
         <w:rPr>
           <w:rFonts w:ascii="Garamond" w:eastAsia="Garamond" w:hAnsi="Garamond" w:cs="Garamond"/>
         </w:rPr>
         <w:lastRenderedPageBreak/>
-        <w:t>momento en el que se configure el incumplimiento. El Aliado acepta que el monto señalado anteriormente sea descontado de las ventas semanales generadas a través de la Plataforma Rappi hasta que se cubra la totalidad de la penalidad, y/o mediante depósito bancario a la cuenta que Rappi indique para tal caso dentro de los 30 (treinta) días naturales siguientes a la fecha en la que se actualice el incumplimiento.</w:t>
+        <w:t>del 10% (diez por ciento) del valor total de las ventas realizadas a través de la Plataforma Rappi hasta el momento en el que se configure el incumplimiento. El Aliado acepta que el monto señalado anteriormente sea descontado de las ventas semanales generadas a través de la Plataforma Rappi hasta que se cubra la totalidad de la penalidad, y/o mediante depósito bancario a la cuenta que Rappi indique para tal caso dentro de los 30 (treinta) días naturales siguientes a la fecha en la que se actualice el incumplimiento.</w:t>
       </w:r>
       <w:r>
         <w:rPr>
@@ -13506,14 +13559,14 @@
         <w:rPr>
           <w:rFonts w:ascii="Garamond" w:eastAsia="Garamond" w:hAnsi="Garamond" w:cs="Garamond"/>
         </w:rPr>
-        <w:t xml:space="preserve">Será información confidencial cualquier información técnica, comercial, financiera, estratégica, legal y/o de cualquier naturaleza relacionada con las operaciones de negocios presente y futuros de las Partes intervinientes en este Acuerdo de Cooperación, las cuales se revelen y/o entreguen por escrito entre estas, indicando expresamente que dicha información es confidencial o que una Persona al momento de la revelación pueda presumir bajo las circunstancias concretas en que se dio la revelación, que dicha </w:t>
+        <w:t xml:space="preserve">Será información confidencial cualquier información técnica, comercial, financiera, estratégica, legal y/o de cualquier naturaleza relacionada con las operaciones de negocios presente y futuros de las Partes intervinientes en este Acuerdo de Cooperación, las cuales se revelen y/o entreguen por escrito entre estas, indicando expresamente que dicha información es confidencial o que una Persona al momento de la </w:t>
       </w:r>
       <w:r>
         <w:rPr>
           <w:rFonts w:ascii="Garamond" w:eastAsia="Garamond" w:hAnsi="Garamond" w:cs="Garamond"/>
         </w:rPr>
         <w:lastRenderedPageBreak/>
-        <w:t xml:space="preserve">información es confidencial. Se aclara que la información relacionada con las ventas del Aliado Comercial a través de la Plataforma Rappi no corresponde a información confidencial. Igualmente, el Aliado Comercial acepta y reconoce que la información de ventas y niveles mínimos de servicio será compartida por parte de Rappi con el Aliado Comercial sin que esto implique un incumplimiento de la presente Cláusula. </w:t>
+        <w:t xml:space="preserve">revelación pueda presumir bajo las circunstancias concretas en que se dio la revelación, que dicha información es confidencial. Se aclara que la información relacionada con las ventas del Aliado Comercial a través de la Plataforma Rappi no corresponde a información confidencial. Igualmente, el Aliado Comercial acepta y reconoce que la información de ventas y niveles mínimos de servicio será compartida por parte de Rappi con el Aliado Comercial sin que esto implique un incumplimiento de la presente Cláusula. </w:t>
       </w:r>
     </w:p>
     <w:p>
@@ -14144,14 +14197,14 @@
         <w:rPr>
           <w:rFonts w:ascii="Garamond" w:eastAsia="Garamond" w:hAnsi="Garamond" w:cs="Garamond"/>
         </w:rPr>
-        <w:t xml:space="preserve">Las Partes acuerdan mantenerse indemnes respecto de terceros que pudieran ser afectados por una de las Partes por el </w:t>
+        <w:t xml:space="preserve">Las Partes acuerdan </w:t>
       </w:r>
       <w:r>
         <w:rPr>
           <w:rFonts w:ascii="Garamond" w:eastAsia="Garamond" w:hAnsi="Garamond" w:cs="Garamond"/>
         </w:rPr>
         <w:lastRenderedPageBreak/>
-        <w:t>incumplimiento de este Acuerdo de Cooperación y la Ley Aplicable. En atención a la obligación de mantenerse indemnes, responderán por los daños y/o perjuicios que sus acciones u omisiones pudieran causar a terceros y por los que la otra Parte pudiere resultar afectada.</w:t>
+        <w:t>mantenerse indemnes respecto de terceros que pudieran ser afectados por una de las Partes por el incumplimiento de este Acuerdo de Cooperación y la Ley Aplicable. En atención a la obligación de mantenerse indemnes, responderán por los daños y/o perjuicios que sus acciones u omisiones pudieran causar a terceros y por los que la otra Parte pudiere resultar afectada.</w:t>
       </w:r>
     </w:p>
     <w:p>
@@ -14826,14 +14879,8 @@
         <w:rPr>
           <w:rFonts w:ascii="Garamond" w:eastAsia="Garamond" w:hAnsi="Garamond" w:cs="Garamond"/>
         </w:rPr>
-        <w:t xml:space="preserve">Igualmente, en el caso en el que se identifique que el Aliado Comercial está haciendo uso indebido de los </w:t>
-      </w:r>
-      <w:r>
-        <w:rPr>
-          <w:rFonts w:ascii="Garamond" w:eastAsia="Garamond" w:hAnsi="Garamond" w:cs="Garamond"/>
-        </w:rPr>
         <w:lastRenderedPageBreak/>
-        <w:t>Datos Personales de los Usuarios/Consumidores transferidos por parte de Rappi para una finalidad diferente a la finalidad de Tratamiento establecida en la presente Cláusula, el Aliado Comercial será responsable de indemnizar los daños y perjuicios que dicho incumplimiento cause a Rappi o a terceros. La determinación y cuantificación de dichos daños y perjuicios se realizará conforme a la legislación aplicable, y el monto correspondiente deberá ser pagado por parte del Aliado Comercial mediante transferencia bancaria a la cuenta determinada por Rappi para dicho fin, dentro de los 30 (treinta) días calendario posteriores al envío de la notificación de incumplimiento.</w:t>
+        <w:t>Igualmente, en el caso en el que se identifique que el Aliado Comercial está haciendo uso indebido de los Datos Personales de los Usuarios/Consumidores transferidos por parte de Rappi para una finalidad diferente a la finalidad de Tratamiento establecida en la presente Cláusula, el Aliado Comercial será responsable de indemnizar los daños y perjuicios que dicho incumplimiento cause a Rappi o a terceros. La determinación y cuantificación de dichos daños y perjuicios se realizará conforme a la legislación aplicable, y el monto correspondiente deberá ser pagado por parte del Aliado Comercial mediante transferencia bancaria a la cuenta determinada por Rappi para dicho fin, dentro de los 30 (treinta) días calendario posteriores al envío de la notificación de incumplimiento.</w:t>
       </w:r>
     </w:p>
     <w:p>
@@ -15418,14 +15465,14 @@
         <w:rPr>
           <w:rFonts w:ascii="Garamond" w:eastAsia="Garamond" w:hAnsi="Garamond" w:cs="Garamond"/>
         </w:rPr>
-        <w:t xml:space="preserve">. En caso de inestabilidad o inconvenientes técnicos mayores, Rappi no tendrá responsabilidad alguna </w:t>
+        <w:t xml:space="preserve">. En caso </w:t>
       </w:r>
       <w:r>
         <w:rPr>
           <w:rFonts w:ascii="Garamond" w:eastAsia="Garamond" w:hAnsi="Garamond" w:cs="Garamond"/>
         </w:rPr>
         <w:lastRenderedPageBreak/>
-        <w:t>frente al Aliado Comercial, pero hará sus mejores esfuerzos para estabilizar su operatividad.</w:t>
+        <w:t>de inestabilidad o inconvenientes técnicos mayores, Rappi no tendrá responsabilidad alguna frente al Aliado Comercial, pero hará sus mejores esfuerzos para estabilizar su operatividad.</w:t>
       </w:r>
       <w:r>
         <w:rPr>
@@ -16122,14 +16169,14 @@
         <w:rPr>
           <w:rFonts w:ascii="Garamond" w:eastAsia="Garamond" w:hAnsi="Garamond" w:cs="Garamond"/>
         </w:rPr>
-        <w:t xml:space="preserve">En caso de incumplimiento por parte del Aliado Comercial de alguna de las disposiciones del presente Acuerdo de Cooperación, el Aliado Comercial autoriza expresamente </w:t>
+        <w:t xml:space="preserve">En caso de incumplimiento por parte del Aliado Comercial de alguna de las </w:t>
       </w:r>
       <w:r>
         <w:rPr>
           <w:rFonts w:ascii="Garamond" w:eastAsia="Garamond" w:hAnsi="Garamond" w:cs="Garamond"/>
         </w:rPr>
         <w:lastRenderedPageBreak/>
-        <w:t xml:space="preserve">a Rappi para ejecutar las penalidades y liquidar cualquier adeudo que se tuviere a la fecha, reteniendo para tal efecto las cantidades correspondientes de las ventas semanales de Productos a través de la Plataforma Rappi. </w:t>
+        <w:t xml:space="preserve">disposiciones del presente Acuerdo de Cooperación, el Aliado Comercial autoriza expresamente a Rappi para ejecutar las penalidades y liquidar cualquier adeudo que se tuviere a la fecha, reteniendo para tal efecto las cantidades correspondientes de las ventas semanales de Productos a través de la Plataforma Rappi. </w:t>
       </w:r>
     </w:p>
     <w:p>
@@ -16482,6 +16529,7 @@
           <w:b/>
           <w:bCs/>
         </w:rPr>
+        <w:lastRenderedPageBreak/>
         <w:t>(</w:t>
       </w:r>
       <w:proofErr w:type="spellStart"/>
@@ -16525,14 +16573,7 @@
         <w:rPr>
           <w:rFonts w:ascii="Garamond" w:eastAsia="Garamond" w:hAnsi="Garamond" w:cs="Garamond"/>
         </w:rPr>
-        <w:t xml:space="preserve">El Aliado Comercial se compromete a no tener ni mantener una relación </w:t>
-      </w:r>
-      <w:r>
-        <w:rPr>
-          <w:rFonts w:ascii="Garamond" w:eastAsia="Garamond" w:hAnsi="Garamond" w:cs="Garamond"/>
-        </w:rPr>
-        <w:lastRenderedPageBreak/>
-        <w:t xml:space="preserve">comercial con un proveedor que incumpla con la Ley Aplicable con relación a: </w:t>
+        <w:t xml:space="preserve">El Aliado Comercial se compromete a no tener ni mantener una relación comercial con un proveedor que incumpla con la Ley Aplicable con relación a: </w:t>
       </w:r>
       <w:r>
         <w:rPr>

--- a/formatos/New_draft/acuerdo_con_ads_juridica.docx
+++ b/formatos/New_draft/acuerdo_con_ads_juridica.docx
@@ -139,7 +139,29 @@
           <w:sz w:val="23"/>
           <w:szCs w:val="23"/>
         </w:rPr>
-        <w:t>{{ REPRESENTANTE_LEGAL|upper }}</w:t>
+        <w:t xml:space="preserve">{{ </w:t>
+      </w:r>
+      <w:proofErr w:type="spellStart"/>
+      <w:r>
+        <w:rPr>
+          <w:rFonts w:ascii="Garamond" w:eastAsia="Garamond" w:hAnsi="Garamond" w:cs="Garamond"/>
+          <w:b/>
+          <w:bCs/>
+          <w:sz w:val="23"/>
+          <w:szCs w:val="23"/>
+        </w:rPr>
+        <w:t>REPRESENTANTE_LEGAL|upper</w:t>
+      </w:r>
+      <w:proofErr w:type="spellEnd"/>
+      <w:r>
+        <w:rPr>
+          <w:rFonts w:ascii="Garamond" w:eastAsia="Garamond" w:hAnsi="Garamond" w:cs="Garamond"/>
+          <w:b/>
+          <w:bCs/>
+          <w:sz w:val="23"/>
+          <w:szCs w:val="23"/>
+        </w:rPr>
+        <w:t xml:space="preserve"> }}</w:t>
       </w:r>
       <w:r>
         <w:rPr>
@@ -477,8 +499,27 @@
           <w:sz w:val="23"/>
           <w:szCs w:val="23"/>
         </w:rPr>
-        <w:t>Es una sociedad mercantil debidamente constituida y válidamente existente de conformidad con las leyes de los Estados Unidos Mexicanos, como se acredita con la Escritura Pública Número {{ N_</w:t>
-      </w:r>
+        <w:t xml:space="preserve">Es una sociedad mercantil debidamente constituida y válidamente existente de conformidad con las leyes de los Estados Unidos Mexicanos, como se acredita con la Escritura Pública Número </w:t>
+      </w:r>
+      <w:proofErr w:type="gramStart"/>
+      <w:r>
+        <w:rPr>
+          <w:rFonts w:ascii="Garamond" w:eastAsia="Garamond" w:hAnsi="Garamond" w:cs="Garamond"/>
+          <w:sz w:val="23"/>
+          <w:szCs w:val="23"/>
+        </w:rPr>
+        <w:t>{{ N</w:t>
+      </w:r>
+      <w:proofErr w:type="gramEnd"/>
+      <w:r>
+        <w:rPr>
+          <w:rFonts w:ascii="Garamond" w:eastAsia="Garamond" w:hAnsi="Garamond" w:cs="Garamond"/>
+          <w:sz w:val="23"/>
+          <w:szCs w:val="23"/>
+        </w:rPr>
+        <w:t>_</w:t>
+      </w:r>
+      <w:proofErr w:type="gramStart"/>
       <w:r>
         <w:rPr>
           <w:rFonts w:ascii="Garamond" w:eastAsia="Garamond" w:hAnsi="Garamond" w:cs="Garamond"/>
@@ -494,8 +535,45 @@
           <w:sz w:val="23"/>
           <w:szCs w:val="23"/>
         </w:rPr>
-        <w:t xml:space="preserve"> }} de fecha {{ FECHA_ESCRITURA|</w:t>
-      </w:r>
+        <w:t xml:space="preserve"> }</w:t>
+      </w:r>
+      <w:proofErr w:type="gramEnd"/>
+      <w:r>
+        <w:rPr>
+          <w:rFonts w:ascii="Garamond" w:eastAsia="Garamond" w:hAnsi="Garamond" w:cs="Garamond"/>
+          <w:sz w:val="23"/>
+          <w:szCs w:val="23"/>
+        </w:rPr>
+        <w:t xml:space="preserve">} de fecha </w:t>
+      </w:r>
+      <w:proofErr w:type="gramStart"/>
+      <w:r>
+        <w:rPr>
+          <w:rFonts w:ascii="Garamond" w:eastAsia="Garamond" w:hAnsi="Garamond" w:cs="Garamond"/>
+          <w:sz w:val="23"/>
+          <w:szCs w:val="23"/>
+        </w:rPr>
+        <w:t xml:space="preserve">{{ </w:t>
+      </w:r>
+      <w:proofErr w:type="spellStart"/>
+      <w:r>
+        <w:rPr>
+          <w:rFonts w:ascii="Garamond" w:eastAsia="Garamond" w:hAnsi="Garamond" w:cs="Garamond"/>
+          <w:sz w:val="23"/>
+          <w:szCs w:val="23"/>
+        </w:rPr>
+        <w:t>FECHA</w:t>
+      </w:r>
+      <w:proofErr w:type="gramEnd"/>
+      <w:r>
+        <w:rPr>
+          <w:rFonts w:ascii="Garamond" w:eastAsia="Garamond" w:hAnsi="Garamond" w:cs="Garamond"/>
+          <w:sz w:val="23"/>
+          <w:szCs w:val="23"/>
+        </w:rPr>
+        <w:t>_ESCRITURA|</w:t>
+      </w:r>
+      <w:proofErr w:type="gramStart"/>
       <w:r>
         <w:rPr>
           <w:rFonts w:ascii="Garamond" w:eastAsia="Garamond" w:hAnsi="Garamond" w:cs="Garamond"/>
@@ -505,13 +583,23 @@
         </w:rPr>
         <w:t>lower</w:t>
       </w:r>
-      <w:r>
-        <w:rPr>
-          <w:rFonts w:ascii="Garamond" w:eastAsia="Garamond" w:hAnsi="Garamond" w:cs="Garamond"/>
-          <w:sz w:val="23"/>
-          <w:szCs w:val="23"/>
-        </w:rPr>
-        <w:t xml:space="preserve"> }} pasada ante la fe </w:t>
+      <w:proofErr w:type="spellEnd"/>
+      <w:r>
+        <w:rPr>
+          <w:rFonts w:ascii="Garamond" w:eastAsia="Garamond" w:hAnsi="Garamond" w:cs="Garamond"/>
+          <w:sz w:val="23"/>
+          <w:szCs w:val="23"/>
+        </w:rPr>
+        <w:t xml:space="preserve"> }</w:t>
+      </w:r>
+      <w:proofErr w:type="gramEnd"/>
+      <w:r>
+        <w:rPr>
+          <w:rFonts w:ascii="Garamond" w:eastAsia="Garamond" w:hAnsi="Garamond" w:cs="Garamond"/>
+          <w:sz w:val="23"/>
+          <w:szCs w:val="23"/>
+        </w:rPr>
+        <w:t xml:space="preserve">} pasada ante la fe </w:t>
       </w:r>
       <w:r>
         <w:rPr>
@@ -528,7 +616,133 @@
           <w:sz w:val="23"/>
           <w:szCs w:val="23"/>
         </w:rPr>
-        <w:t xml:space="preserve"> Lic. {{ N_LIC|title }} Notario Público {{ NUMERO_NOTARIO }} de {{ UBICACIÓN_NOTARIA }} e inscrita </w:t>
+        <w:t xml:space="preserve"> Lic. </w:t>
+      </w:r>
+      <w:proofErr w:type="gramStart"/>
+      <w:r>
+        <w:rPr>
+          <w:rFonts w:ascii="Garamond" w:eastAsia="Garamond" w:hAnsi="Garamond" w:cs="Garamond"/>
+          <w:sz w:val="23"/>
+          <w:szCs w:val="23"/>
+        </w:rPr>
+        <w:t xml:space="preserve">{{ </w:t>
+      </w:r>
+      <w:proofErr w:type="spellStart"/>
+      <w:r>
+        <w:rPr>
+          <w:rFonts w:ascii="Garamond" w:eastAsia="Garamond" w:hAnsi="Garamond" w:cs="Garamond"/>
+          <w:sz w:val="23"/>
+          <w:szCs w:val="23"/>
+        </w:rPr>
+        <w:t>N</w:t>
+      </w:r>
+      <w:proofErr w:type="gramEnd"/>
+      <w:r>
+        <w:rPr>
+          <w:rFonts w:ascii="Garamond" w:eastAsia="Garamond" w:hAnsi="Garamond" w:cs="Garamond"/>
+          <w:sz w:val="23"/>
+          <w:szCs w:val="23"/>
+        </w:rPr>
+        <w:t>_LIC|</w:t>
+      </w:r>
+      <w:proofErr w:type="gramStart"/>
+      <w:r>
+        <w:rPr>
+          <w:rFonts w:ascii="Garamond" w:eastAsia="Garamond" w:hAnsi="Garamond" w:cs="Garamond"/>
+          <w:sz w:val="23"/>
+          <w:szCs w:val="23"/>
+        </w:rPr>
+        <w:t>title</w:t>
+      </w:r>
+      <w:proofErr w:type="spellEnd"/>
+      <w:r>
+        <w:rPr>
+          <w:rFonts w:ascii="Garamond" w:eastAsia="Garamond" w:hAnsi="Garamond" w:cs="Garamond"/>
+          <w:sz w:val="23"/>
+          <w:szCs w:val="23"/>
+        </w:rPr>
+        <w:t xml:space="preserve"> }</w:t>
+      </w:r>
+      <w:proofErr w:type="gramEnd"/>
+      <w:r>
+        <w:rPr>
+          <w:rFonts w:ascii="Garamond" w:eastAsia="Garamond" w:hAnsi="Garamond" w:cs="Garamond"/>
+          <w:sz w:val="23"/>
+          <w:szCs w:val="23"/>
+        </w:rPr>
+        <w:t xml:space="preserve">} Notario Público </w:t>
+      </w:r>
+      <w:proofErr w:type="gramStart"/>
+      <w:r>
+        <w:rPr>
+          <w:rFonts w:ascii="Garamond" w:eastAsia="Garamond" w:hAnsi="Garamond" w:cs="Garamond"/>
+          <w:sz w:val="23"/>
+          <w:szCs w:val="23"/>
+        </w:rPr>
+        <w:t>{{ NUMERO</w:t>
+      </w:r>
+      <w:proofErr w:type="gramEnd"/>
+      <w:r>
+        <w:rPr>
+          <w:rFonts w:ascii="Garamond" w:eastAsia="Garamond" w:hAnsi="Garamond" w:cs="Garamond"/>
+          <w:sz w:val="23"/>
+          <w:szCs w:val="23"/>
+        </w:rPr>
+        <w:t>_</w:t>
+      </w:r>
+      <w:proofErr w:type="gramStart"/>
+      <w:r>
+        <w:rPr>
+          <w:rFonts w:ascii="Garamond" w:eastAsia="Garamond" w:hAnsi="Garamond" w:cs="Garamond"/>
+          <w:sz w:val="23"/>
+          <w:szCs w:val="23"/>
+        </w:rPr>
+        <w:t>NOTARIO }</w:t>
+      </w:r>
+      <w:proofErr w:type="gramEnd"/>
+      <w:r>
+        <w:rPr>
+          <w:rFonts w:ascii="Garamond" w:eastAsia="Garamond" w:hAnsi="Garamond" w:cs="Garamond"/>
+          <w:sz w:val="23"/>
+          <w:szCs w:val="23"/>
+        </w:rPr>
+        <w:t xml:space="preserve">} de </w:t>
+      </w:r>
+      <w:proofErr w:type="gramStart"/>
+      <w:r>
+        <w:rPr>
+          <w:rFonts w:ascii="Garamond" w:eastAsia="Garamond" w:hAnsi="Garamond" w:cs="Garamond"/>
+          <w:sz w:val="23"/>
+          <w:szCs w:val="23"/>
+        </w:rPr>
+        <w:t>{{ UBICACIÓN</w:t>
+      </w:r>
+      <w:proofErr w:type="gramEnd"/>
+      <w:r>
+        <w:rPr>
+          <w:rFonts w:ascii="Garamond" w:eastAsia="Garamond" w:hAnsi="Garamond" w:cs="Garamond"/>
+          <w:sz w:val="23"/>
+          <w:szCs w:val="23"/>
+        </w:rPr>
+        <w:t>_</w:t>
+      </w:r>
+      <w:proofErr w:type="gramStart"/>
+      <w:r>
+        <w:rPr>
+          <w:rFonts w:ascii="Garamond" w:eastAsia="Garamond" w:hAnsi="Garamond" w:cs="Garamond"/>
+          <w:sz w:val="23"/>
+          <w:szCs w:val="23"/>
+        </w:rPr>
+        <w:t>NOTARIA }</w:t>
+      </w:r>
+      <w:proofErr w:type="gramEnd"/>
+      <w:r>
+        <w:rPr>
+          <w:rFonts w:ascii="Garamond" w:eastAsia="Garamond" w:hAnsi="Garamond" w:cs="Garamond"/>
+          <w:sz w:val="23"/>
+          <w:szCs w:val="23"/>
+        </w:rPr>
+        <w:t xml:space="preserve">} e inscrita </w:t>
       </w:r>
       <w:r>
         <w:rPr>
@@ -537,7 +751,97 @@
           <w:szCs w:val="23"/>
         </w:rPr>
         <w:lastRenderedPageBreak/>
-        <w:t>en el Registro Público de Propiedad y Comercio bajo el Folio Mercantil Número {{ N_FOLIO }} de fecha {{ FECHA_FOLIO|lower }}</w:t>
+        <w:t xml:space="preserve">en el Registro Público de Propiedad y Comercio bajo el Folio Mercantil Número </w:t>
+      </w:r>
+      <w:proofErr w:type="gramStart"/>
+      <w:r>
+        <w:rPr>
+          <w:rFonts w:ascii="Garamond" w:eastAsia="Garamond" w:hAnsi="Garamond" w:cs="Garamond"/>
+          <w:sz w:val="23"/>
+          <w:szCs w:val="23"/>
+        </w:rPr>
+        <w:t>{{ N</w:t>
+      </w:r>
+      <w:proofErr w:type="gramEnd"/>
+      <w:r>
+        <w:rPr>
+          <w:rFonts w:ascii="Garamond" w:eastAsia="Garamond" w:hAnsi="Garamond" w:cs="Garamond"/>
+          <w:sz w:val="23"/>
+          <w:szCs w:val="23"/>
+        </w:rPr>
+        <w:t>_</w:t>
+      </w:r>
+      <w:proofErr w:type="gramStart"/>
+      <w:r>
+        <w:rPr>
+          <w:rFonts w:ascii="Garamond" w:eastAsia="Garamond" w:hAnsi="Garamond" w:cs="Garamond"/>
+          <w:sz w:val="23"/>
+          <w:szCs w:val="23"/>
+        </w:rPr>
+        <w:t>FOLIO }</w:t>
+      </w:r>
+      <w:proofErr w:type="gramEnd"/>
+      <w:r>
+        <w:rPr>
+          <w:rFonts w:ascii="Garamond" w:eastAsia="Garamond" w:hAnsi="Garamond" w:cs="Garamond"/>
+          <w:sz w:val="23"/>
+          <w:szCs w:val="23"/>
+        </w:rPr>
+        <w:t xml:space="preserve">} de fecha </w:t>
+      </w:r>
+      <w:proofErr w:type="gramStart"/>
+      <w:r>
+        <w:rPr>
+          <w:rFonts w:ascii="Garamond" w:eastAsia="Garamond" w:hAnsi="Garamond" w:cs="Garamond"/>
+          <w:sz w:val="23"/>
+          <w:szCs w:val="23"/>
+        </w:rPr>
+        <w:t xml:space="preserve">{{ </w:t>
+      </w:r>
+      <w:proofErr w:type="spellStart"/>
+      <w:r>
+        <w:rPr>
+          <w:rFonts w:ascii="Garamond" w:eastAsia="Garamond" w:hAnsi="Garamond" w:cs="Garamond"/>
+          <w:sz w:val="23"/>
+          <w:szCs w:val="23"/>
+        </w:rPr>
+        <w:t>FECHA</w:t>
+      </w:r>
+      <w:proofErr w:type="gramEnd"/>
+      <w:r>
+        <w:rPr>
+          <w:rFonts w:ascii="Garamond" w:eastAsia="Garamond" w:hAnsi="Garamond" w:cs="Garamond"/>
+          <w:sz w:val="23"/>
+          <w:szCs w:val="23"/>
+        </w:rPr>
+        <w:t>_FOLIO|</w:t>
+      </w:r>
+      <w:proofErr w:type="gramStart"/>
+      <w:r>
+        <w:rPr>
+          <w:rFonts w:ascii="Garamond" w:eastAsia="Garamond" w:hAnsi="Garamond" w:cs="Garamond"/>
+          <w:sz w:val="23"/>
+          <w:szCs w:val="23"/>
+        </w:rPr>
+        <w:t>lower</w:t>
+      </w:r>
+      <w:proofErr w:type="spellEnd"/>
+      <w:r>
+        <w:rPr>
+          <w:rFonts w:ascii="Garamond" w:eastAsia="Garamond" w:hAnsi="Garamond" w:cs="Garamond"/>
+          <w:sz w:val="23"/>
+          <w:szCs w:val="23"/>
+        </w:rPr>
+        <w:t xml:space="preserve"> }</w:t>
+      </w:r>
+      <w:proofErr w:type="gramEnd"/>
+      <w:r>
+        <w:rPr>
+          <w:rFonts w:ascii="Garamond" w:eastAsia="Garamond" w:hAnsi="Garamond" w:cs="Garamond"/>
+          <w:sz w:val="23"/>
+          <w:szCs w:val="23"/>
+        </w:rPr>
+        <w:t>}</w:t>
       </w:r>
     </w:p>
     <w:p>
@@ -622,7 +926,61 @@
           <w:sz w:val="23"/>
           <w:szCs w:val="23"/>
         </w:rPr>
-        <w:t xml:space="preserve">Se encuentra inscrita en el Registro Federal de Contribuyentes con número {{ N_RFC|upper }}. </w:t>
+        <w:t xml:space="preserve">Se encuentra inscrita en el Registro Federal de Contribuyentes con número </w:t>
+      </w:r>
+      <w:proofErr w:type="gramStart"/>
+      <w:r>
+        <w:rPr>
+          <w:rFonts w:ascii="Garamond" w:eastAsia="Garamond" w:hAnsi="Garamond" w:cs="Garamond"/>
+          <w:sz w:val="23"/>
+          <w:szCs w:val="23"/>
+        </w:rPr>
+        <w:t xml:space="preserve">{{ </w:t>
+      </w:r>
+      <w:proofErr w:type="spellStart"/>
+      <w:r>
+        <w:rPr>
+          <w:rFonts w:ascii="Garamond" w:eastAsia="Garamond" w:hAnsi="Garamond" w:cs="Garamond"/>
+          <w:sz w:val="23"/>
+          <w:szCs w:val="23"/>
+        </w:rPr>
+        <w:t>N</w:t>
+      </w:r>
+      <w:proofErr w:type="gramEnd"/>
+      <w:r>
+        <w:rPr>
+          <w:rFonts w:ascii="Garamond" w:eastAsia="Garamond" w:hAnsi="Garamond" w:cs="Garamond"/>
+          <w:sz w:val="23"/>
+          <w:szCs w:val="23"/>
+        </w:rPr>
+        <w:t>_RFC|</w:t>
+      </w:r>
+      <w:proofErr w:type="gramStart"/>
+      <w:r>
+        <w:rPr>
+          <w:rFonts w:ascii="Garamond" w:eastAsia="Garamond" w:hAnsi="Garamond" w:cs="Garamond"/>
+          <w:sz w:val="23"/>
+          <w:szCs w:val="23"/>
+        </w:rPr>
+        <w:t>upper</w:t>
+      </w:r>
+      <w:proofErr w:type="spellEnd"/>
+      <w:r>
+        <w:rPr>
+          <w:rFonts w:ascii="Garamond" w:eastAsia="Garamond" w:hAnsi="Garamond" w:cs="Garamond"/>
+          <w:sz w:val="23"/>
+          <w:szCs w:val="23"/>
+        </w:rPr>
+        <w:t xml:space="preserve"> }</w:t>
+      </w:r>
+      <w:proofErr w:type="gramEnd"/>
+      <w:r>
+        <w:rPr>
+          <w:rFonts w:ascii="Garamond" w:eastAsia="Garamond" w:hAnsi="Garamond" w:cs="Garamond"/>
+          <w:sz w:val="23"/>
+          <w:szCs w:val="23"/>
+        </w:rPr>
+        <w:t xml:space="preserve">}. </w:t>
       </w:r>
     </w:p>
     <w:p>
@@ -663,7 +1021,43 @@
           <w:sz w:val="23"/>
           <w:szCs w:val="23"/>
         </w:rPr>
-        <w:t xml:space="preserve"> Su domicilio fiscal es el ubicado en {{ DIC_RAZÓN_SOCIAL }}.</w:t>
+        <w:t xml:space="preserve"> Su domicilio fiscal es el ubicado en </w:t>
+      </w:r>
+      <w:proofErr w:type="gramStart"/>
+      <w:r>
+        <w:rPr>
+          <w:rFonts w:ascii="Garamond" w:eastAsia="Garamond" w:hAnsi="Garamond" w:cs="Garamond"/>
+          <w:sz w:val="23"/>
+          <w:szCs w:val="23"/>
+        </w:rPr>
+        <w:t>{{ DIC</w:t>
+      </w:r>
+      <w:proofErr w:type="gramEnd"/>
+      <w:r>
+        <w:rPr>
+          <w:rFonts w:ascii="Garamond" w:eastAsia="Garamond" w:hAnsi="Garamond" w:cs="Garamond"/>
+          <w:sz w:val="23"/>
+          <w:szCs w:val="23"/>
+        </w:rPr>
+        <w:t>_RAZÓN_</w:t>
+      </w:r>
+      <w:proofErr w:type="gramStart"/>
+      <w:r>
+        <w:rPr>
+          <w:rFonts w:ascii="Garamond" w:eastAsia="Garamond" w:hAnsi="Garamond" w:cs="Garamond"/>
+          <w:sz w:val="23"/>
+          <w:szCs w:val="23"/>
+        </w:rPr>
+        <w:t>SOCIAL }</w:t>
+      </w:r>
+      <w:proofErr w:type="gramEnd"/>
+      <w:r>
+        <w:rPr>
+          <w:rFonts w:ascii="Garamond" w:eastAsia="Garamond" w:hAnsi="Garamond" w:cs="Garamond"/>
+          <w:sz w:val="23"/>
+          <w:szCs w:val="23"/>
+        </w:rPr>
+        <w:t>}.</w:t>
       </w:r>
     </w:p>
     <w:p>
@@ -1017,6 +1411,7 @@
           <w:color w:val="000000"/>
         </w:rPr>
       </w:pPr>
+      <w:proofErr w:type="spellStart"/>
       <w:r>
         <w:rPr>
           <w:rFonts w:ascii="Garamond" w:eastAsia="Garamond" w:hAnsi="Garamond" w:cs="Garamond"/>
@@ -1026,6 +1421,7 @@
         </w:rPr>
         <w:t>Ads</w:t>
       </w:r>
+      <w:proofErr w:type="spellEnd"/>
       <w:r>
         <w:rPr>
           <w:rFonts w:ascii="Garamond" w:eastAsia="Garamond" w:hAnsi="Garamond" w:cs="Garamond"/>
@@ -1037,7 +1433,21 @@
         <w:rPr>
           <w:rFonts w:ascii="Garamond" w:eastAsia="Garamond" w:hAnsi="Garamond" w:cs="Garamond"/>
         </w:rPr>
-        <w:t>Publicidad digital al interior de la Plataforma Rappi que puede exhibirse en distintos Placements, según la disponibilidad en la Plataforma Rappi.</w:t>
+        <w:t xml:space="preserve">Publicidad digital al interior de la Plataforma Rappi que puede exhibirse en distintos </w:t>
+      </w:r>
+      <w:proofErr w:type="spellStart"/>
+      <w:r>
+        <w:rPr>
+          <w:rFonts w:ascii="Garamond" w:eastAsia="Garamond" w:hAnsi="Garamond" w:cs="Garamond"/>
+        </w:rPr>
+        <w:t>Placements</w:t>
+      </w:r>
+      <w:proofErr w:type="spellEnd"/>
+      <w:r>
+        <w:rPr>
+          <w:rFonts w:ascii="Garamond" w:eastAsia="Garamond" w:hAnsi="Garamond" w:cs="Garamond"/>
+        </w:rPr>
+        <w:t>, según la disponibilidad en la Plataforma Rappi.</w:t>
       </w:r>
     </w:p>
     <w:p>
@@ -1242,6 +1652,7 @@
           <w:color w:val="000000"/>
         </w:rPr>
       </w:pPr>
+      <w:proofErr w:type="spellStart"/>
       <w:r>
         <w:rPr>
           <w:rFonts w:ascii="Garamond" w:eastAsia="Garamond" w:hAnsi="Garamond" w:cs="Garamond"/>
@@ -1249,7 +1660,17 @@
           <w:bCs/>
           <w:color w:val="000000"/>
         </w:rPr>
-        <w:t xml:space="preserve">Cooking Time. </w:t>
+        <w:t>Cooking</w:t>
+      </w:r>
+      <w:proofErr w:type="spellEnd"/>
+      <w:r>
+        <w:rPr>
+          <w:rFonts w:ascii="Garamond" w:eastAsia="Garamond" w:hAnsi="Garamond" w:cs="Garamond"/>
+          <w:b/>
+          <w:bCs/>
+          <w:color w:val="000000"/>
+        </w:rPr>
+        <w:t xml:space="preserve"> Time. </w:t>
       </w:r>
       <w:r>
         <w:rPr>
@@ -1356,7 +1777,105 @@
         <w:rPr>
           <w:rFonts w:ascii="Garamond" w:eastAsia="Garamond" w:hAnsi="Garamond" w:cs="Garamond"/>
         </w:rPr>
-        <w:t xml:space="preserve"> (Gross Merchandise Value por sus siglas en inglés) significa el valor total  pagado por los Usuarios/Consumidores por la compra de los Productos. Para efectos del  cálculo del GMV aplicable al presente Acuerdo y sus Anexos, se excluirán los siguientes conceptos: (i) el costo de envío (delivery fee); (ii) la tarifa de servicio (service fee); y (iii) las propinas.</w:t>
+        <w:t xml:space="preserve"> (Gross Merchandise </w:t>
+      </w:r>
+      <w:proofErr w:type="spellStart"/>
+      <w:r>
+        <w:rPr>
+          <w:rFonts w:ascii="Garamond" w:eastAsia="Garamond" w:hAnsi="Garamond" w:cs="Garamond"/>
+        </w:rPr>
+        <w:t>Value</w:t>
+      </w:r>
+      <w:proofErr w:type="spellEnd"/>
+      <w:r>
+        <w:rPr>
+          <w:rFonts w:ascii="Garamond" w:eastAsia="Garamond" w:hAnsi="Garamond" w:cs="Garamond"/>
+        </w:rPr>
+        <w:t xml:space="preserve"> por sus siglas en inglés) significa el valor </w:t>
+      </w:r>
+      <w:proofErr w:type="gramStart"/>
+      <w:r>
+        <w:rPr>
+          <w:rFonts w:ascii="Garamond" w:eastAsia="Garamond" w:hAnsi="Garamond" w:cs="Garamond"/>
+        </w:rPr>
+        <w:t>total  pagado</w:t>
+      </w:r>
+      <w:proofErr w:type="gramEnd"/>
+      <w:r>
+        <w:rPr>
+          <w:rFonts w:ascii="Garamond" w:eastAsia="Garamond" w:hAnsi="Garamond" w:cs="Garamond"/>
+        </w:rPr>
+        <w:t xml:space="preserve"> por los Usuarios/Consumidores por la compra de los Productos. Para efectos </w:t>
+      </w:r>
+      <w:proofErr w:type="gramStart"/>
+      <w:r>
+        <w:rPr>
+          <w:rFonts w:ascii="Garamond" w:eastAsia="Garamond" w:hAnsi="Garamond" w:cs="Garamond"/>
+        </w:rPr>
+        <w:t>del  cálculo</w:t>
+      </w:r>
+      <w:proofErr w:type="gramEnd"/>
+      <w:r>
+        <w:rPr>
+          <w:rFonts w:ascii="Garamond" w:eastAsia="Garamond" w:hAnsi="Garamond" w:cs="Garamond"/>
+        </w:rPr>
+        <w:t xml:space="preserve"> del GMV aplicable al presente Acuerdo y sus Anexos, se excluirán los siguientes conceptos: (i) el costo de envío (</w:t>
+      </w:r>
+      <w:proofErr w:type="spellStart"/>
+      <w:r>
+        <w:rPr>
+          <w:rFonts w:ascii="Garamond" w:eastAsia="Garamond" w:hAnsi="Garamond" w:cs="Garamond"/>
+        </w:rPr>
+        <w:t>delivery</w:t>
+      </w:r>
+      <w:proofErr w:type="spellEnd"/>
+      <w:r>
+        <w:rPr>
+          <w:rFonts w:ascii="Garamond" w:eastAsia="Garamond" w:hAnsi="Garamond" w:cs="Garamond"/>
+        </w:rPr>
+        <w:t xml:space="preserve"> fee); (</w:t>
+      </w:r>
+      <w:proofErr w:type="spellStart"/>
+      <w:r>
+        <w:rPr>
+          <w:rFonts w:ascii="Garamond" w:eastAsia="Garamond" w:hAnsi="Garamond" w:cs="Garamond"/>
+        </w:rPr>
+        <w:t>ii</w:t>
+      </w:r>
+      <w:proofErr w:type="spellEnd"/>
+      <w:r>
+        <w:rPr>
+          <w:rFonts w:ascii="Garamond" w:eastAsia="Garamond" w:hAnsi="Garamond" w:cs="Garamond"/>
+        </w:rPr>
+        <w:t>) la tarifa de servicio (</w:t>
+      </w:r>
+      <w:proofErr w:type="spellStart"/>
+      <w:r>
+        <w:rPr>
+          <w:rFonts w:ascii="Garamond" w:eastAsia="Garamond" w:hAnsi="Garamond" w:cs="Garamond"/>
+        </w:rPr>
+        <w:t>service</w:t>
+      </w:r>
+      <w:proofErr w:type="spellEnd"/>
+      <w:r>
+        <w:rPr>
+          <w:rFonts w:ascii="Garamond" w:eastAsia="Garamond" w:hAnsi="Garamond" w:cs="Garamond"/>
+        </w:rPr>
+        <w:t xml:space="preserve"> fee); y (</w:t>
+      </w:r>
+      <w:proofErr w:type="spellStart"/>
+      <w:r>
+        <w:rPr>
+          <w:rFonts w:ascii="Garamond" w:eastAsia="Garamond" w:hAnsi="Garamond" w:cs="Garamond"/>
+        </w:rPr>
+        <w:t>iii</w:t>
+      </w:r>
+      <w:proofErr w:type="spellEnd"/>
+      <w:r>
+        <w:rPr>
+          <w:rFonts w:ascii="Garamond" w:eastAsia="Garamond" w:hAnsi="Garamond" w:cs="Garamond"/>
+        </w:rPr>
+        <w:t>) las propinas.</w:t>
       </w:r>
     </w:p>
     <w:p>
@@ -1536,19 +2055,43 @@
           <w:rFonts w:ascii="Garamond" w:eastAsia="Garamond" w:hAnsi="Garamond" w:cs="Garamond"/>
         </w:rPr>
       </w:pPr>
-      <w:r>
-        <w:rPr>
-          <w:rFonts w:ascii="Garamond" w:eastAsia="Garamond" w:hAnsi="Garamond" w:cs="Garamond"/>
-          <w:b/>
-          <w:bCs/>
-        </w:rPr>
-        <w:t xml:space="preserve">Placements. </w:t>
-      </w:r>
-      <w:r>
-        <w:rPr>
-          <w:rFonts w:ascii="Garamond" w:eastAsia="Garamond" w:hAnsi="Garamond" w:cs="Garamond"/>
-        </w:rPr>
-        <w:t xml:space="preserve">Espacios o ubicaciones dentro de la Plataforma Rappi en los que pueden exhibirse los Ads, de acuerdo con la disponibilidad, reglas de elegibilidad y configuración aplicable de conformidad con los Términos y Condiciones establecidos en:  </w:t>
+      <w:proofErr w:type="spellStart"/>
+      <w:r>
+        <w:rPr>
+          <w:rFonts w:ascii="Garamond" w:eastAsia="Garamond" w:hAnsi="Garamond" w:cs="Garamond"/>
+          <w:b/>
+          <w:bCs/>
+        </w:rPr>
+        <w:t>Placements</w:t>
+      </w:r>
+      <w:proofErr w:type="spellEnd"/>
+      <w:r>
+        <w:rPr>
+          <w:rFonts w:ascii="Garamond" w:eastAsia="Garamond" w:hAnsi="Garamond" w:cs="Garamond"/>
+          <w:b/>
+          <w:bCs/>
+        </w:rPr>
+        <w:t xml:space="preserve">. </w:t>
+      </w:r>
+      <w:r>
+        <w:rPr>
+          <w:rFonts w:ascii="Garamond" w:eastAsia="Garamond" w:hAnsi="Garamond" w:cs="Garamond"/>
+        </w:rPr>
+        <w:t xml:space="preserve">Espacios o ubicaciones dentro de la Plataforma Rappi en los que pueden exhibirse los </w:t>
+      </w:r>
+      <w:proofErr w:type="spellStart"/>
+      <w:r>
+        <w:rPr>
+          <w:rFonts w:ascii="Garamond" w:eastAsia="Garamond" w:hAnsi="Garamond" w:cs="Garamond"/>
+        </w:rPr>
+        <w:t>Ads</w:t>
+      </w:r>
+      <w:proofErr w:type="spellEnd"/>
+      <w:r>
+        <w:rPr>
+          <w:rFonts w:ascii="Garamond" w:eastAsia="Garamond" w:hAnsi="Garamond" w:cs="Garamond"/>
+        </w:rPr>
+        <w:t xml:space="preserve">, de acuerdo con la disponibilidad, reglas de elegibilidad y configuración aplicable de conformidad con los Términos y Condiciones establecidos en:  </w:t>
       </w:r>
       <w:hyperlink r:id="rId8">
         <w:r>
@@ -1631,13 +2174,33 @@
           <w:bCs/>
           <w:color w:val="000000"/>
         </w:rPr>
-        <w:t>Portal Partners.</w:t>
-      </w:r>
-      <w:r>
-        <w:rPr>
-          <w:rFonts w:ascii="Garamond" w:eastAsia="Garamond" w:hAnsi="Garamond" w:cs="Garamond"/>
+        <w:t xml:space="preserve">Portal </w:t>
+      </w:r>
+      <w:proofErr w:type="spellStart"/>
+      <w:r>
+        <w:rPr>
+          <w:rFonts w:ascii="Garamond" w:eastAsia="Garamond" w:hAnsi="Garamond" w:cs="Garamond"/>
+          <w:b/>
+          <w:bCs/>
           <w:color w:val="000000"/>
         </w:rPr>
+        <w:t>Partners</w:t>
+      </w:r>
+      <w:proofErr w:type="spellEnd"/>
+      <w:r>
+        <w:rPr>
+          <w:rFonts w:ascii="Garamond" w:eastAsia="Garamond" w:hAnsi="Garamond" w:cs="Garamond"/>
+          <w:b/>
+          <w:bCs/>
+          <w:color w:val="000000"/>
+        </w:rPr>
+        <w:t>.</w:t>
+      </w:r>
+      <w:r>
+        <w:rPr>
+          <w:rFonts w:ascii="Garamond" w:eastAsia="Garamond" w:hAnsi="Garamond" w:cs="Garamond"/>
+          <w:color w:val="000000"/>
+        </w:rPr>
         <w:t xml:space="preserve"> Plataforma integrada a la Plataforma Rappi, por medio de la cual el Aliado Comercial podrá: </w:t>
       </w:r>
       <w:r>
@@ -1663,13 +2226,33 @@
           <w:bCs/>
           <w:color w:val="000000"/>
         </w:rPr>
-        <w:t>(ii)</w:t>
-      </w:r>
-      <w:r>
-        <w:rPr>
-          <w:rFonts w:ascii="Garamond" w:eastAsia="Garamond" w:hAnsi="Garamond" w:cs="Garamond"/>
+        <w:t>(</w:t>
+      </w:r>
+      <w:proofErr w:type="spellStart"/>
+      <w:r>
+        <w:rPr>
+          <w:rFonts w:ascii="Garamond" w:eastAsia="Garamond" w:hAnsi="Garamond" w:cs="Garamond"/>
+          <w:b/>
+          <w:bCs/>
           <w:color w:val="000000"/>
         </w:rPr>
+        <w:t>ii</w:t>
+      </w:r>
+      <w:proofErr w:type="spellEnd"/>
+      <w:r>
+        <w:rPr>
+          <w:rFonts w:ascii="Garamond" w:eastAsia="Garamond" w:hAnsi="Garamond" w:cs="Garamond"/>
+          <w:b/>
+          <w:bCs/>
+          <w:color w:val="000000"/>
+        </w:rPr>
+        <w:t>)</w:t>
+      </w:r>
+      <w:r>
+        <w:rPr>
+          <w:rFonts w:ascii="Garamond" w:eastAsia="Garamond" w:hAnsi="Garamond" w:cs="Garamond"/>
+          <w:color w:val="000000"/>
+        </w:rPr>
         <w:t xml:space="preserve"> ingresar y/o modificar los precios de los Productos ofrecidos; </w:t>
       </w:r>
       <w:r>
@@ -1679,13 +2262,33 @@
           <w:bCs/>
           <w:color w:val="000000"/>
         </w:rPr>
-        <w:t>(iii)</w:t>
-      </w:r>
-      <w:r>
-        <w:rPr>
-          <w:rFonts w:ascii="Garamond" w:eastAsia="Garamond" w:hAnsi="Garamond" w:cs="Garamond"/>
+        <w:t>(</w:t>
+      </w:r>
+      <w:proofErr w:type="spellStart"/>
+      <w:r>
+        <w:rPr>
+          <w:rFonts w:ascii="Garamond" w:eastAsia="Garamond" w:hAnsi="Garamond" w:cs="Garamond"/>
+          <w:b/>
+          <w:bCs/>
           <w:color w:val="000000"/>
         </w:rPr>
+        <w:t>iii</w:t>
+      </w:r>
+      <w:proofErr w:type="spellEnd"/>
+      <w:r>
+        <w:rPr>
+          <w:rFonts w:ascii="Garamond" w:eastAsia="Garamond" w:hAnsi="Garamond" w:cs="Garamond"/>
+          <w:b/>
+          <w:bCs/>
+          <w:color w:val="000000"/>
+        </w:rPr>
+        <w:t>)</w:t>
+      </w:r>
+      <w:r>
+        <w:rPr>
+          <w:rFonts w:ascii="Garamond" w:eastAsia="Garamond" w:hAnsi="Garamond" w:cs="Garamond"/>
+          <w:color w:val="000000"/>
+        </w:rPr>
         <w:t xml:space="preserve"> prender y apagar Productos; </w:t>
       </w:r>
       <w:r>
@@ -1695,7 +2298,27 @@
           <w:bCs/>
           <w:color w:val="000000"/>
         </w:rPr>
-        <w:t>(iv)</w:t>
+        <w:t>(</w:t>
+      </w:r>
+      <w:proofErr w:type="spellStart"/>
+      <w:r>
+        <w:rPr>
+          <w:rFonts w:ascii="Garamond" w:eastAsia="Garamond" w:hAnsi="Garamond" w:cs="Garamond"/>
+          <w:b/>
+          <w:bCs/>
+          <w:color w:val="000000"/>
+        </w:rPr>
+        <w:t>iv</w:t>
+      </w:r>
+      <w:proofErr w:type="spellEnd"/>
+      <w:r>
+        <w:rPr>
+          <w:rFonts w:ascii="Garamond" w:eastAsia="Garamond" w:hAnsi="Garamond" w:cs="Garamond"/>
+          <w:b/>
+          <w:bCs/>
+          <w:color w:val="000000"/>
+        </w:rPr>
+        <w:t>)</w:t>
       </w:r>
       <w:r>
         <w:rPr>
@@ -1750,7 +2373,23 @@
           <w:rFonts w:ascii="Garamond" w:eastAsia="Garamond" w:hAnsi="Garamond" w:cs="Garamond"/>
           <w:color w:val="000000"/>
         </w:rPr>
-        <w:t xml:space="preserve">). Se aclara que el Aliado Comercial será el único responsable de la custodia del usuario y contraseña del Portal Partners, entendiéndose que responderá por todas las actuaciones realizadas desde su cuenta. </w:t>
+        <w:t xml:space="preserve">). Se aclara que el Aliado Comercial será el único responsable de la custodia del usuario y contraseña del Portal </w:t>
+      </w:r>
+      <w:proofErr w:type="spellStart"/>
+      <w:r>
+        <w:rPr>
+          <w:rFonts w:ascii="Garamond" w:eastAsia="Garamond" w:hAnsi="Garamond" w:cs="Garamond"/>
+          <w:color w:val="000000"/>
+        </w:rPr>
+        <w:t>Partners</w:t>
+      </w:r>
+      <w:proofErr w:type="spellEnd"/>
+      <w:r>
+        <w:rPr>
+          <w:rFonts w:ascii="Garamond" w:eastAsia="Garamond" w:hAnsi="Garamond" w:cs="Garamond"/>
+          <w:color w:val="000000"/>
+        </w:rPr>
+        <w:t xml:space="preserve">, entendiéndose que responderá por todas las actuaciones realizadas desde su cuenta. </w:t>
       </w:r>
     </w:p>
     <w:p>
@@ -2040,7 +2679,21 @@
         <w:rPr>
           <w:rFonts w:ascii="Garamond" w:eastAsia="Garamond" w:hAnsi="Garamond" w:cs="Garamond"/>
         </w:rPr>
-        <w:t xml:space="preserve">. Significa el GMV menos el valor de las órdenes canceladas y  menos el valor de los descuentos asumidos por el Aliado Comercial. </w:t>
+        <w:t xml:space="preserve">. Significa el GMV menos el valor de las órdenes canceladas </w:t>
+      </w:r>
+      <w:proofErr w:type="gramStart"/>
+      <w:r>
+        <w:rPr>
+          <w:rFonts w:ascii="Garamond" w:eastAsia="Garamond" w:hAnsi="Garamond" w:cs="Garamond"/>
+        </w:rPr>
+        <w:t>y  menos</w:t>
+      </w:r>
+      <w:proofErr w:type="gramEnd"/>
+      <w:r>
+        <w:rPr>
+          <w:rFonts w:ascii="Garamond" w:eastAsia="Garamond" w:hAnsi="Garamond" w:cs="Garamond"/>
+        </w:rPr>
+        <w:t xml:space="preserve"> el valor de los descuentos asumidos por el Aliado Comercial. </w:t>
       </w:r>
     </w:p>
     <w:p>
@@ -2226,7 +2879,21 @@
         <w:rPr>
           <w:rFonts w:ascii="Garamond" w:eastAsia="Garamond" w:hAnsi="Garamond" w:cs="Garamond"/>
         </w:rPr>
-        <w:t>El objeto del presente Acuerdo de Cooperación es establecer los términos y condiciones que regularán la relación comercial entre Rappi y el Aliado Comercial. En virtud de este, Rappi pone a disposición la Plataforma Rappi para que el Aliado Comercial pueda exhibir, ofrecer y comercializar sus Productos  directamente a los Usuarios/Consumidores a través de dicha Plataforma.</w:t>
+        <w:t xml:space="preserve">El objeto del presente Acuerdo de Cooperación es establecer los términos y condiciones que regularán la relación comercial entre Rappi y el Aliado Comercial. En virtud de este, Rappi pone a disposición la Plataforma Rappi para que el Aliado Comercial pueda exhibir, ofrecer y comercializar sus </w:t>
+      </w:r>
+      <w:proofErr w:type="gramStart"/>
+      <w:r>
+        <w:rPr>
+          <w:rFonts w:ascii="Garamond" w:eastAsia="Garamond" w:hAnsi="Garamond" w:cs="Garamond"/>
+        </w:rPr>
+        <w:t>Productos  directamente</w:t>
+      </w:r>
+      <w:proofErr w:type="gramEnd"/>
+      <w:r>
+        <w:rPr>
+          <w:rFonts w:ascii="Garamond" w:eastAsia="Garamond" w:hAnsi="Garamond" w:cs="Garamond"/>
+        </w:rPr>
+        <w:t xml:space="preserve"> a los Usuarios/Consumidores a través de dicha Plataforma.</w:t>
       </w:r>
       <w:r>
         <w:rPr>
@@ -2280,13 +2947,59 @@
         </w:rPr>
         <w:t>Las Partes declaran que el presente Acuerdo de Cooperación únicamente aplicará y surtirá efectos sobre la marca denominada comercialmente “</w:t>
       </w:r>
-      <w:r>
-        <w:rPr>
-          <w:rFonts w:ascii="Garamond" w:eastAsia="Garamond" w:hAnsi="Garamond" w:cs="Garamond"/>
-          <w:sz w:val="23"/>
-          <w:szCs w:val="23"/>
-        </w:rPr>
-        <w:t>{{ MARCA|title }}</w:t>
+      <w:proofErr w:type="gramStart"/>
+      <w:r>
+        <w:rPr>
+          <w:rFonts w:ascii="Garamond" w:eastAsia="Garamond" w:hAnsi="Garamond" w:cs="Garamond"/>
+          <w:sz w:val="23"/>
+          <w:szCs w:val="23"/>
+        </w:rPr>
+        <w:t xml:space="preserve">{{ </w:t>
+      </w:r>
+      <w:proofErr w:type="spellStart"/>
+      <w:r>
+        <w:rPr>
+          <w:rFonts w:ascii="Garamond" w:eastAsia="Garamond" w:hAnsi="Garamond" w:cs="Garamond"/>
+          <w:sz w:val="23"/>
+          <w:szCs w:val="23"/>
+        </w:rPr>
+        <w:t>MARCA</w:t>
+      </w:r>
+      <w:proofErr w:type="gramEnd"/>
+      <w:r>
+        <w:rPr>
+          <w:rFonts w:ascii="Garamond" w:eastAsia="Garamond" w:hAnsi="Garamond" w:cs="Garamond"/>
+          <w:sz w:val="23"/>
+          <w:szCs w:val="23"/>
+        </w:rPr>
+        <w:t>|</w:t>
+      </w:r>
+      <w:proofErr w:type="gramStart"/>
+      <w:r>
+        <w:rPr>
+          <w:rFonts w:ascii="Garamond" w:eastAsia="Garamond" w:hAnsi="Garamond" w:cs="Garamond"/>
+          <w:sz w:val="23"/>
+          <w:szCs w:val="23"/>
+        </w:rPr>
+        <w:t>title</w:t>
+      </w:r>
+      <w:proofErr w:type="spellEnd"/>
+      <w:r>
+        <w:rPr>
+          <w:rFonts w:ascii="Garamond" w:eastAsia="Garamond" w:hAnsi="Garamond" w:cs="Garamond"/>
+          <w:sz w:val="23"/>
+          <w:szCs w:val="23"/>
+        </w:rPr>
+        <w:t xml:space="preserve"> }</w:t>
+      </w:r>
+      <w:proofErr w:type="gramEnd"/>
+      <w:r>
+        <w:rPr>
+          <w:rFonts w:ascii="Garamond" w:eastAsia="Garamond" w:hAnsi="Garamond" w:cs="Garamond"/>
+          <w:sz w:val="23"/>
+          <w:szCs w:val="23"/>
+        </w:rPr>
+        <w:t>}</w:t>
       </w:r>
       <w:r>
         <w:rPr>
@@ -2305,7 +3018,21 @@
         <w:rPr>
           <w:rFonts w:ascii="Garamond" w:eastAsia="Garamond" w:hAnsi="Garamond" w:cs="Garamond"/>
         </w:rPr>
-        <w:t>”). Lo anterior, bajo el entendido de que el Aliado Comercial es el propietario de la Marca en los Estados Unidos Mexicanos y, por ende puede exhibir, ofrecer y comercializar Productos, identificados con dicha Marca, por medio de la Plataforma Rappi.</w:t>
+        <w:t xml:space="preserve">”). Lo anterior, bajo el entendido de que el Aliado Comercial es el propietario de la Marca en los Estados Unidos Mexicanos y, por </w:t>
+      </w:r>
+      <w:proofErr w:type="gramStart"/>
+      <w:r>
+        <w:rPr>
+          <w:rFonts w:ascii="Garamond" w:eastAsia="Garamond" w:hAnsi="Garamond" w:cs="Garamond"/>
+        </w:rPr>
+        <w:t>ende</w:t>
+      </w:r>
+      <w:proofErr w:type="gramEnd"/>
+      <w:r>
+        <w:rPr>
+          <w:rFonts w:ascii="Garamond" w:eastAsia="Garamond" w:hAnsi="Garamond" w:cs="Garamond"/>
+        </w:rPr>
+        <w:t xml:space="preserve"> puede exhibir, ofrecer y comercializar Productos, identificados con dicha Marca, por medio de la Plataforma Rappi.</w:t>
       </w:r>
     </w:p>
     <w:p>
@@ -2389,7 +3116,25 @@
           <w:b/>
           <w:bCs/>
         </w:rPr>
-        <w:t>(ii)</w:t>
+        <w:t>(</w:t>
+      </w:r>
+      <w:proofErr w:type="spellStart"/>
+      <w:r>
+        <w:rPr>
+          <w:rFonts w:ascii="Garamond" w:eastAsia="Garamond" w:hAnsi="Garamond" w:cs="Garamond"/>
+          <w:b/>
+          <w:bCs/>
+        </w:rPr>
+        <w:t>ii</w:t>
+      </w:r>
+      <w:proofErr w:type="spellEnd"/>
+      <w:r>
+        <w:rPr>
+          <w:rFonts w:ascii="Garamond" w:eastAsia="Garamond" w:hAnsi="Garamond" w:cs="Garamond"/>
+          <w:b/>
+          <w:bCs/>
+        </w:rPr>
+        <w:t>)</w:t>
       </w:r>
       <w:r>
         <w:rPr>
@@ -2403,7 +3148,25 @@
           <w:b/>
           <w:bCs/>
         </w:rPr>
-        <w:t>(iii)</w:t>
+        <w:t>(</w:t>
+      </w:r>
+      <w:proofErr w:type="spellStart"/>
+      <w:r>
+        <w:rPr>
+          <w:rFonts w:ascii="Garamond" w:eastAsia="Garamond" w:hAnsi="Garamond" w:cs="Garamond"/>
+          <w:b/>
+          <w:bCs/>
+        </w:rPr>
+        <w:t>iii</w:t>
+      </w:r>
+      <w:proofErr w:type="spellEnd"/>
+      <w:r>
+        <w:rPr>
+          <w:rFonts w:ascii="Garamond" w:eastAsia="Garamond" w:hAnsi="Garamond" w:cs="Garamond"/>
+          <w:b/>
+          <w:bCs/>
+        </w:rPr>
+        <w:t>)</w:t>
       </w:r>
       <w:r>
         <w:rPr>
@@ -2416,15 +3179,47 @@
           <w:rFonts w:ascii="Garamond" w:eastAsia="Garamond" w:hAnsi="Garamond" w:cs="Garamond"/>
         </w:rPr>
         <w:lastRenderedPageBreak/>
-        <w:t xml:space="preserve">Comercial un reporte semanal detallado de las ventas realizadas por el Aliado Comercial a través de la Plataforma Rappi bajo la Marca, indicando número de orden y Productos vendidos. Se aclara que dicho reporte podrá ser compartido por medio del Portal Partners o a través del mecanismo definido por parte de Rappi; </w:t>
-      </w:r>
-      <w:r>
-        <w:rPr>
-          <w:rFonts w:ascii="Garamond" w:eastAsia="Garamond" w:hAnsi="Garamond" w:cs="Garamond"/>
-          <w:b/>
-          <w:bCs/>
-        </w:rPr>
-        <w:t>(iv)</w:t>
+        <w:t xml:space="preserve">Comercial un reporte semanal detallado de las ventas realizadas por el Aliado Comercial a través de la Plataforma Rappi bajo la Marca, indicando número de orden y Productos vendidos. Se aclara que dicho reporte podrá ser compartido por medio del Portal </w:t>
+      </w:r>
+      <w:proofErr w:type="spellStart"/>
+      <w:r>
+        <w:rPr>
+          <w:rFonts w:ascii="Garamond" w:eastAsia="Garamond" w:hAnsi="Garamond" w:cs="Garamond"/>
+        </w:rPr>
+        <w:t>Partners</w:t>
+      </w:r>
+      <w:proofErr w:type="spellEnd"/>
+      <w:r>
+        <w:rPr>
+          <w:rFonts w:ascii="Garamond" w:eastAsia="Garamond" w:hAnsi="Garamond" w:cs="Garamond"/>
+        </w:rPr>
+        <w:t xml:space="preserve"> o a través del mecanismo definido por parte de Rappi; </w:t>
+      </w:r>
+      <w:r>
+        <w:rPr>
+          <w:rFonts w:ascii="Garamond" w:eastAsia="Garamond" w:hAnsi="Garamond" w:cs="Garamond"/>
+          <w:b/>
+          <w:bCs/>
+        </w:rPr>
+        <w:t>(</w:t>
+      </w:r>
+      <w:proofErr w:type="spellStart"/>
+      <w:r>
+        <w:rPr>
+          <w:rFonts w:ascii="Garamond" w:eastAsia="Garamond" w:hAnsi="Garamond" w:cs="Garamond"/>
+          <w:b/>
+          <w:bCs/>
+        </w:rPr>
+        <w:t>iv</w:t>
+      </w:r>
+      <w:proofErr w:type="spellEnd"/>
+      <w:r>
+        <w:rPr>
+          <w:rFonts w:ascii="Garamond" w:eastAsia="Garamond" w:hAnsi="Garamond" w:cs="Garamond"/>
+          <w:b/>
+          <w:bCs/>
+        </w:rPr>
+        <w:t>)</w:t>
       </w:r>
       <w:r>
         <w:rPr>
@@ -2471,15 +3266,47 @@
         <w:rPr>
           <w:rFonts w:ascii="Garamond" w:eastAsia="Garamond" w:hAnsi="Garamond" w:cs="Garamond"/>
         </w:rPr>
-        <w:t xml:space="preserve"> Entregar a Rappi, de manera gratuita, los logotipos, imagotipos, isotipos, isológos y artes actuales de su Marca, en el formato requerido por Rappi para ser exhibidas a través de la Plataforma Rappi, los cuales deberán coincidir con aquellos exhibidos a través de cualquier otro canal de venta; </w:t>
-      </w:r>
-      <w:r>
-        <w:rPr>
-          <w:rFonts w:ascii="Garamond" w:eastAsia="Garamond" w:hAnsi="Garamond" w:cs="Garamond"/>
-          <w:b/>
-          <w:bCs/>
-        </w:rPr>
-        <w:t>(ii)</w:t>
+        <w:t xml:space="preserve"> Entregar a Rappi, de manera gratuita, los logotipos, imagotipos, isotipos, </w:t>
+      </w:r>
+      <w:proofErr w:type="spellStart"/>
+      <w:r>
+        <w:rPr>
+          <w:rFonts w:ascii="Garamond" w:eastAsia="Garamond" w:hAnsi="Garamond" w:cs="Garamond"/>
+        </w:rPr>
+        <w:t>isológos</w:t>
+      </w:r>
+      <w:proofErr w:type="spellEnd"/>
+      <w:r>
+        <w:rPr>
+          <w:rFonts w:ascii="Garamond" w:eastAsia="Garamond" w:hAnsi="Garamond" w:cs="Garamond"/>
+        </w:rPr>
+        <w:t xml:space="preserve"> y artes actuales de su Marca, en el formato requerido por Rappi para ser exhibidas a través de la Plataforma Rappi, los cuales deberán coincidir con aquellos exhibidos a través de cualquier otro canal de venta; </w:t>
+      </w:r>
+      <w:r>
+        <w:rPr>
+          <w:rFonts w:ascii="Garamond" w:eastAsia="Garamond" w:hAnsi="Garamond" w:cs="Garamond"/>
+          <w:b/>
+          <w:bCs/>
+        </w:rPr>
+        <w:t>(</w:t>
+      </w:r>
+      <w:proofErr w:type="spellStart"/>
+      <w:r>
+        <w:rPr>
+          <w:rFonts w:ascii="Garamond" w:eastAsia="Garamond" w:hAnsi="Garamond" w:cs="Garamond"/>
+          <w:b/>
+          <w:bCs/>
+        </w:rPr>
+        <w:t>ii</w:t>
+      </w:r>
+      <w:proofErr w:type="spellEnd"/>
+      <w:r>
+        <w:rPr>
+          <w:rFonts w:ascii="Garamond" w:eastAsia="Garamond" w:hAnsi="Garamond" w:cs="Garamond"/>
+          <w:b/>
+          <w:bCs/>
+        </w:rPr>
+        <w:t>)</w:t>
       </w:r>
       <w:r>
         <w:rPr>
@@ -2493,7 +3320,25 @@
           <w:b/>
           <w:bCs/>
         </w:rPr>
-        <w:t>(iii)</w:t>
+        <w:t>(</w:t>
+      </w:r>
+      <w:proofErr w:type="spellStart"/>
+      <w:r>
+        <w:rPr>
+          <w:rFonts w:ascii="Garamond" w:eastAsia="Garamond" w:hAnsi="Garamond" w:cs="Garamond"/>
+          <w:b/>
+          <w:bCs/>
+        </w:rPr>
+        <w:t>iii</w:t>
+      </w:r>
+      <w:proofErr w:type="spellEnd"/>
+      <w:r>
+        <w:rPr>
+          <w:rFonts w:ascii="Garamond" w:eastAsia="Garamond" w:hAnsi="Garamond" w:cs="Garamond"/>
+          <w:b/>
+          <w:bCs/>
+        </w:rPr>
+        <w:t>)</w:t>
       </w:r>
       <w:r>
         <w:rPr>
@@ -2507,7 +3352,25 @@
           <w:b/>
           <w:bCs/>
         </w:rPr>
-        <w:t>(iv)</w:t>
+        <w:t>(</w:t>
+      </w:r>
+      <w:proofErr w:type="spellStart"/>
+      <w:r>
+        <w:rPr>
+          <w:rFonts w:ascii="Garamond" w:eastAsia="Garamond" w:hAnsi="Garamond" w:cs="Garamond"/>
+          <w:b/>
+          <w:bCs/>
+        </w:rPr>
+        <w:t>iv</w:t>
+      </w:r>
+      <w:proofErr w:type="spellEnd"/>
+      <w:r>
+        <w:rPr>
+          <w:rFonts w:ascii="Garamond" w:eastAsia="Garamond" w:hAnsi="Garamond" w:cs="Garamond"/>
+          <w:b/>
+          <w:bCs/>
+        </w:rPr>
+        <w:t>)</w:t>
       </w:r>
       <w:r>
         <w:rPr>
@@ -2541,15 +3404,61 @@
         <w:rPr>
           <w:rFonts w:ascii="Garamond" w:eastAsia="Garamond" w:hAnsi="Garamond" w:cs="Garamond"/>
         </w:rPr>
-        <w:t xml:space="preserve"> Autorizar el uso de los logotipos, imagotipos, isotipos, isológos y artes de la Marca por parte de Rappi para publicaciones físicas y digitales (ej. Instagram, flyers, etc.); </w:t>
-      </w:r>
-      <w:r>
-        <w:rPr>
-          <w:rFonts w:ascii="Garamond" w:eastAsia="Garamond" w:hAnsi="Garamond" w:cs="Garamond"/>
-          <w:b/>
-          <w:bCs/>
-        </w:rPr>
-        <w:t>(vii)</w:t>
+        <w:t xml:space="preserve"> Autorizar el uso de los logotipos, imagotipos, isotipos, </w:t>
+      </w:r>
+      <w:proofErr w:type="spellStart"/>
+      <w:r>
+        <w:rPr>
+          <w:rFonts w:ascii="Garamond" w:eastAsia="Garamond" w:hAnsi="Garamond" w:cs="Garamond"/>
+        </w:rPr>
+        <w:t>isológos</w:t>
+      </w:r>
+      <w:proofErr w:type="spellEnd"/>
+      <w:r>
+        <w:rPr>
+          <w:rFonts w:ascii="Garamond" w:eastAsia="Garamond" w:hAnsi="Garamond" w:cs="Garamond"/>
+        </w:rPr>
+        <w:t xml:space="preserve"> y artes de la Marca por parte de Rappi para publicaciones físicas y digitales (ej. Instagram, </w:t>
+      </w:r>
+      <w:proofErr w:type="spellStart"/>
+      <w:r>
+        <w:rPr>
+          <w:rFonts w:ascii="Garamond" w:eastAsia="Garamond" w:hAnsi="Garamond" w:cs="Garamond"/>
+        </w:rPr>
+        <w:t>flyers</w:t>
+      </w:r>
+      <w:proofErr w:type="spellEnd"/>
+      <w:r>
+        <w:rPr>
+          <w:rFonts w:ascii="Garamond" w:eastAsia="Garamond" w:hAnsi="Garamond" w:cs="Garamond"/>
+        </w:rPr>
+        <w:t xml:space="preserve">, etc.); </w:t>
+      </w:r>
+      <w:r>
+        <w:rPr>
+          <w:rFonts w:ascii="Garamond" w:eastAsia="Garamond" w:hAnsi="Garamond" w:cs="Garamond"/>
+          <w:b/>
+          <w:bCs/>
+        </w:rPr>
+        <w:t>(</w:t>
+      </w:r>
+      <w:proofErr w:type="spellStart"/>
+      <w:r>
+        <w:rPr>
+          <w:rFonts w:ascii="Garamond" w:eastAsia="Garamond" w:hAnsi="Garamond" w:cs="Garamond"/>
+          <w:b/>
+          <w:bCs/>
+        </w:rPr>
+        <w:t>vii</w:t>
+      </w:r>
+      <w:proofErr w:type="spellEnd"/>
+      <w:r>
+        <w:rPr>
+          <w:rFonts w:ascii="Garamond" w:eastAsia="Garamond" w:hAnsi="Garamond" w:cs="Garamond"/>
+          <w:b/>
+          <w:bCs/>
+        </w:rPr>
+        <w:t>)</w:t>
       </w:r>
       <w:r>
         <w:rPr>
@@ -2563,7 +3472,25 @@
           <w:b/>
           <w:bCs/>
         </w:rPr>
-        <w:t>(viii)</w:t>
+        <w:t>(</w:t>
+      </w:r>
+      <w:proofErr w:type="spellStart"/>
+      <w:r>
+        <w:rPr>
+          <w:rFonts w:ascii="Garamond" w:eastAsia="Garamond" w:hAnsi="Garamond" w:cs="Garamond"/>
+          <w:b/>
+          <w:bCs/>
+        </w:rPr>
+        <w:t>viii</w:t>
+      </w:r>
+      <w:proofErr w:type="spellEnd"/>
+      <w:r>
+        <w:rPr>
+          <w:rFonts w:ascii="Garamond" w:eastAsia="Garamond" w:hAnsi="Garamond" w:cs="Garamond"/>
+          <w:b/>
+          <w:bCs/>
+        </w:rPr>
+        <w:t>)</w:t>
       </w:r>
       <w:r>
         <w:rPr>
@@ -2577,7 +3504,25 @@
           <w:b/>
           <w:bCs/>
         </w:rPr>
-        <w:t>(ix)</w:t>
+        <w:t>(</w:t>
+      </w:r>
+      <w:proofErr w:type="spellStart"/>
+      <w:r>
+        <w:rPr>
+          <w:rFonts w:ascii="Garamond" w:eastAsia="Garamond" w:hAnsi="Garamond" w:cs="Garamond"/>
+          <w:b/>
+          <w:bCs/>
+        </w:rPr>
+        <w:t>ix</w:t>
+      </w:r>
+      <w:proofErr w:type="spellEnd"/>
+      <w:r>
+        <w:rPr>
+          <w:rFonts w:ascii="Garamond" w:eastAsia="Garamond" w:hAnsi="Garamond" w:cs="Garamond"/>
+          <w:b/>
+          <w:bCs/>
+        </w:rPr>
+        <w:t>)</w:t>
       </w:r>
       <w:r>
         <w:rPr>
@@ -2619,7 +3564,25 @@
           <w:b/>
           <w:bCs/>
         </w:rPr>
-        <w:t>(xii)</w:t>
+        <w:t>(</w:t>
+      </w:r>
+      <w:proofErr w:type="spellStart"/>
+      <w:r>
+        <w:rPr>
+          <w:rFonts w:ascii="Garamond" w:eastAsia="Garamond" w:hAnsi="Garamond" w:cs="Garamond"/>
+          <w:b/>
+          <w:bCs/>
+        </w:rPr>
+        <w:t>xii</w:t>
+      </w:r>
+      <w:proofErr w:type="spellEnd"/>
+      <w:r>
+        <w:rPr>
+          <w:rFonts w:ascii="Garamond" w:eastAsia="Garamond" w:hAnsi="Garamond" w:cs="Garamond"/>
+          <w:b/>
+          <w:bCs/>
+        </w:rPr>
+        <w:t>)</w:t>
       </w:r>
       <w:r>
         <w:rPr>
@@ -2633,7 +3596,25 @@
           <w:b/>
           <w:bCs/>
         </w:rPr>
-        <w:t xml:space="preserve">(xiii) </w:t>
+        <w:t>(</w:t>
+      </w:r>
+      <w:proofErr w:type="spellStart"/>
+      <w:r>
+        <w:rPr>
+          <w:rFonts w:ascii="Garamond" w:eastAsia="Garamond" w:hAnsi="Garamond" w:cs="Garamond"/>
+          <w:b/>
+          <w:bCs/>
+        </w:rPr>
+        <w:t>xiii</w:t>
+      </w:r>
+      <w:proofErr w:type="spellEnd"/>
+      <w:r>
+        <w:rPr>
+          <w:rFonts w:ascii="Garamond" w:eastAsia="Garamond" w:hAnsi="Garamond" w:cs="Garamond"/>
+          <w:b/>
+          <w:bCs/>
+        </w:rPr>
+        <w:t xml:space="preserve">) </w:t>
       </w:r>
       <w:r>
         <w:rPr>
@@ -2654,7 +3635,25 @@
           <w:b/>
           <w:bCs/>
         </w:rPr>
-        <w:t>(xiv)</w:t>
+        <w:t>(</w:t>
+      </w:r>
+      <w:proofErr w:type="spellStart"/>
+      <w:r>
+        <w:rPr>
+          <w:rFonts w:ascii="Garamond" w:eastAsia="Garamond" w:hAnsi="Garamond" w:cs="Garamond"/>
+          <w:b/>
+          <w:bCs/>
+        </w:rPr>
+        <w:t>xiv</w:t>
+      </w:r>
+      <w:proofErr w:type="spellEnd"/>
+      <w:r>
+        <w:rPr>
+          <w:rFonts w:ascii="Garamond" w:eastAsia="Garamond" w:hAnsi="Garamond" w:cs="Garamond"/>
+          <w:b/>
+          <w:bCs/>
+        </w:rPr>
+        <w:t>)</w:t>
       </w:r>
       <w:r>
         <w:rPr>
@@ -2668,21 +3667,71 @@
           <w:b/>
           <w:bCs/>
         </w:rPr>
-        <w:t>(xv)</w:t>
-      </w:r>
-      <w:r>
-        <w:rPr>
-          <w:rFonts w:ascii="Garamond" w:eastAsia="Garamond" w:hAnsi="Garamond" w:cs="Garamond"/>
-        </w:rPr>
-        <w:t xml:space="preserve"> Permitir el acceso y revisión por parte de Rappi de las tablets y/o de los dispositivos móviles usados por el Aliado Comercial para tramitar las órdenes realizadas por los Usuarios/Consumidores a través de la Plataforma Rappi;</w:t>
-      </w:r>
-      <w:r>
-        <w:rPr>
-          <w:rFonts w:ascii="Garamond" w:eastAsia="Garamond" w:hAnsi="Garamond" w:cs="Garamond"/>
-          <w:b/>
-          <w:bCs/>
-        </w:rPr>
-        <w:t xml:space="preserve"> (xvi)</w:t>
+        <w:t>(</w:t>
+      </w:r>
+      <w:proofErr w:type="spellStart"/>
+      <w:r>
+        <w:rPr>
+          <w:rFonts w:ascii="Garamond" w:eastAsia="Garamond" w:hAnsi="Garamond" w:cs="Garamond"/>
+          <w:b/>
+          <w:bCs/>
+        </w:rPr>
+        <w:t>xv</w:t>
+      </w:r>
+      <w:proofErr w:type="spellEnd"/>
+      <w:r>
+        <w:rPr>
+          <w:rFonts w:ascii="Garamond" w:eastAsia="Garamond" w:hAnsi="Garamond" w:cs="Garamond"/>
+          <w:b/>
+          <w:bCs/>
+        </w:rPr>
+        <w:t>)</w:t>
+      </w:r>
+      <w:r>
+        <w:rPr>
+          <w:rFonts w:ascii="Garamond" w:eastAsia="Garamond" w:hAnsi="Garamond" w:cs="Garamond"/>
+        </w:rPr>
+        <w:t xml:space="preserve"> Permitir el acceso y revisión por parte de Rappi de las </w:t>
+      </w:r>
+      <w:proofErr w:type="spellStart"/>
+      <w:r>
+        <w:rPr>
+          <w:rFonts w:ascii="Garamond" w:eastAsia="Garamond" w:hAnsi="Garamond" w:cs="Garamond"/>
+        </w:rPr>
+        <w:t>tablets</w:t>
+      </w:r>
+      <w:proofErr w:type="spellEnd"/>
+      <w:r>
+        <w:rPr>
+          <w:rFonts w:ascii="Garamond" w:eastAsia="Garamond" w:hAnsi="Garamond" w:cs="Garamond"/>
+        </w:rPr>
+        <w:t xml:space="preserve"> y/o de los dispositivos móviles usados por el Aliado Comercial para tramitar las órdenes realizadas por los Usuarios/Consumidores a través de la Plataforma Rappi;</w:t>
+      </w:r>
+      <w:r>
+        <w:rPr>
+          <w:rFonts w:ascii="Garamond" w:eastAsia="Garamond" w:hAnsi="Garamond" w:cs="Garamond"/>
+          <w:b/>
+          <w:bCs/>
+        </w:rPr>
+        <w:t xml:space="preserve"> (</w:t>
+      </w:r>
+      <w:proofErr w:type="spellStart"/>
+      <w:r>
+        <w:rPr>
+          <w:rFonts w:ascii="Garamond" w:eastAsia="Garamond" w:hAnsi="Garamond" w:cs="Garamond"/>
+          <w:b/>
+          <w:bCs/>
+        </w:rPr>
+        <w:t>xvi</w:t>
+      </w:r>
+      <w:proofErr w:type="spellEnd"/>
+      <w:r>
+        <w:rPr>
+          <w:rFonts w:ascii="Garamond" w:eastAsia="Garamond" w:hAnsi="Garamond" w:cs="Garamond"/>
+          <w:b/>
+          <w:bCs/>
+        </w:rPr>
+        <w:t>)</w:t>
       </w:r>
       <w:r>
         <w:rPr>
@@ -2696,7 +3745,25 @@
           <w:b/>
           <w:bCs/>
         </w:rPr>
-        <w:t>(xvii)</w:t>
+        <w:t>(</w:t>
+      </w:r>
+      <w:proofErr w:type="spellStart"/>
+      <w:r>
+        <w:rPr>
+          <w:rFonts w:ascii="Garamond" w:eastAsia="Garamond" w:hAnsi="Garamond" w:cs="Garamond"/>
+          <w:b/>
+          <w:bCs/>
+        </w:rPr>
+        <w:t>xvii</w:t>
+      </w:r>
+      <w:proofErr w:type="spellEnd"/>
+      <w:r>
+        <w:rPr>
+          <w:rFonts w:ascii="Garamond" w:eastAsia="Garamond" w:hAnsi="Garamond" w:cs="Garamond"/>
+          <w:b/>
+          <w:bCs/>
+        </w:rPr>
+        <w:t>)</w:t>
       </w:r>
       <w:r>
         <w:rPr>
@@ -2710,20 +3777,74 @@
           <w:rFonts w:ascii="Garamond" w:eastAsia="Garamond" w:hAnsi="Garamond" w:cs="Garamond"/>
           <w:bCs/>
         </w:rPr>
-        <w:t>Eliminar todo el software que pertenezca a Rappi una vez cese el uso de la Plataforma Rappi por parte del Aliado Comercial; y {{ ROM_ADS }} {% if tipo_ads == 'aliado' %}Realizar una inversión mensual en</w:t>
-      </w:r>
-      <w:r>
-        <w:rPr>
-          <w:rFonts w:ascii="Garamond" w:eastAsia="Garamond" w:hAnsi="Garamond" w:cs="Garamond"/>
-          <w:b/>
+        <w:t xml:space="preserve">Eliminar todo el software que pertenezca a Rappi una vez cese el uso de la Plataforma Rappi por parte del Aliado Comercial; y </w:t>
+      </w:r>
+      <w:r>
+        <w:rPr>
+          <w:rFonts w:ascii="Garamond" w:eastAsia="Garamond" w:hAnsi="Garamond" w:cs="Garamond"/>
+          <w:b/>
+        </w:rPr>
+        <w:t>{{ ROM_ADS }}</w:t>
+      </w:r>
+      <w:r>
+        <w:rPr>
+          <w:rFonts w:ascii="Garamond" w:eastAsia="Garamond" w:hAnsi="Garamond" w:cs="Garamond"/>
+          <w:bCs/>
+        </w:rPr>
+        <w:t xml:space="preserve"> {% </w:t>
+      </w:r>
+      <w:proofErr w:type="spellStart"/>
+      <w:r>
+        <w:rPr>
+          <w:rFonts w:ascii="Garamond" w:eastAsia="Garamond" w:hAnsi="Garamond" w:cs="Garamond"/>
+          <w:bCs/>
+        </w:rPr>
+        <w:t>if</w:t>
+      </w:r>
+      <w:proofErr w:type="spellEnd"/>
+      <w:r>
+        <w:rPr>
+          <w:rFonts w:ascii="Garamond" w:eastAsia="Garamond" w:hAnsi="Garamond" w:cs="Garamond"/>
+          <w:bCs/>
         </w:rPr>
         <w:t xml:space="preserve"> </w:t>
       </w:r>
-      <w:r>
-        <w:rPr>
-          <w:rFonts w:ascii="Garamond" w:eastAsia="Garamond" w:hAnsi="Garamond" w:cs="Garamond"/>
-        </w:rPr>
-        <w:t xml:space="preserve">Ads equivalente al </w:t>
+      <w:proofErr w:type="spellStart"/>
+      <w:r>
+        <w:rPr>
+          <w:rFonts w:ascii="Garamond" w:eastAsia="Garamond" w:hAnsi="Garamond" w:cs="Garamond"/>
+          <w:bCs/>
+        </w:rPr>
+        <w:t>tipo_ads</w:t>
+      </w:r>
+      <w:proofErr w:type="spellEnd"/>
+      <w:r>
+        <w:rPr>
+          <w:rFonts w:ascii="Garamond" w:eastAsia="Garamond" w:hAnsi="Garamond" w:cs="Garamond"/>
+          <w:bCs/>
+        </w:rPr>
+        <w:t xml:space="preserve"> == 'aliado' %}Realizar una inversión mensual en</w:t>
+      </w:r>
+      <w:r>
+        <w:rPr>
+          <w:rFonts w:ascii="Garamond" w:eastAsia="Garamond" w:hAnsi="Garamond" w:cs="Garamond"/>
+          <w:b/>
+        </w:rPr>
+        <w:t xml:space="preserve"> </w:t>
+      </w:r>
+      <w:proofErr w:type="spellStart"/>
+      <w:r>
+        <w:rPr>
+          <w:rFonts w:ascii="Garamond" w:eastAsia="Garamond" w:hAnsi="Garamond" w:cs="Garamond"/>
+        </w:rPr>
+        <w:t>Ads</w:t>
+      </w:r>
+      <w:proofErr w:type="spellEnd"/>
+      <w:r>
+        <w:rPr>
+          <w:rFonts w:ascii="Garamond" w:eastAsia="Garamond" w:hAnsi="Garamond" w:cs="Garamond"/>
+        </w:rPr>
+        <w:t xml:space="preserve"> equivalente al </w:t>
       </w:r>
       <w:r>
         <w:rPr>
@@ -2751,7 +3872,21 @@
         <w:rPr>
           <w:rFonts w:ascii="Garamond" w:eastAsia="Garamond" w:hAnsi="Garamond" w:cs="Garamond"/>
         </w:rPr>
-        <w:t xml:space="preserve"> por ciento) de sus ventas totales en la Plataforma Rappi del mes anterior. Rappi activará los Ads en las fechas acordadas por las Partes, sujetándose su ejecución y cobro a los términos disponibles en </w:t>
+        <w:t xml:space="preserve"> por ciento) de sus ventas totales en la Plataforma Rappi del mes anterior. Rappi activará los </w:t>
+      </w:r>
+      <w:proofErr w:type="spellStart"/>
+      <w:r>
+        <w:rPr>
+          <w:rFonts w:ascii="Garamond" w:eastAsia="Garamond" w:hAnsi="Garamond" w:cs="Garamond"/>
+        </w:rPr>
+        <w:t>Ads</w:t>
+      </w:r>
+      <w:proofErr w:type="spellEnd"/>
+      <w:r>
+        <w:rPr>
+          <w:rFonts w:ascii="Garamond" w:eastAsia="Garamond" w:hAnsi="Garamond" w:cs="Garamond"/>
+        </w:rPr>
+        <w:t xml:space="preserve"> en las fechas acordadas por las Partes, sujetándose su ejecución y cobro a los términos disponibles en </w:t>
       </w:r>
       <w:hyperlink r:id="rId9">
         <w:r>
@@ -2773,33 +3908,154 @@
         <w:rPr>
           <w:rFonts w:ascii="Garamond" w:eastAsia="Garamond" w:hAnsi="Garamond" w:cs="Garamond"/>
         </w:rPr>
-        <w:t xml:space="preserve"> {% elif tipo_ads == 'aliado_y_rappi' %}</w:t>
-      </w:r>
+        <w:t xml:space="preserve"> {% </w:t>
+      </w:r>
+      <w:proofErr w:type="spellStart"/>
+      <w:r>
+        <w:rPr>
+          <w:rFonts w:ascii="Garamond" w:eastAsia="Garamond" w:hAnsi="Garamond" w:cs="Garamond"/>
+        </w:rPr>
+        <w:t>elif</w:t>
+      </w:r>
+      <w:proofErr w:type="spellEnd"/>
       <w:r>
         <w:rPr>
           <w:rFonts w:ascii="Garamond" w:eastAsia="Garamond" w:hAnsi="Garamond" w:cs="Garamond"/>
         </w:rPr>
         <w:t xml:space="preserve"> </w:t>
       </w:r>
-      <w:r>
-        <w:rPr>
-          <w:rFonts w:ascii="Garamond" w:eastAsia="Garamond" w:hAnsi="Garamond" w:cs="Garamond"/>
-        </w:rPr>
-        <w:t xml:space="preserve">El Aliado realizará una inversión mensual en Ads equivalente al </w:t>
-      </w:r>
+      <w:proofErr w:type="spellStart"/>
+      <w:r>
+        <w:rPr>
+          <w:rFonts w:ascii="Garamond" w:eastAsia="Garamond" w:hAnsi="Garamond" w:cs="Garamond"/>
+        </w:rPr>
+        <w:t>tipo_ads</w:t>
+      </w:r>
+      <w:proofErr w:type="spellEnd"/>
+      <w:r>
+        <w:rPr>
+          <w:rFonts w:ascii="Garamond" w:eastAsia="Garamond" w:hAnsi="Garamond" w:cs="Garamond"/>
+        </w:rPr>
+        <w:t xml:space="preserve"> == '</w:t>
+      </w:r>
+      <w:proofErr w:type="spellStart"/>
+      <w:r>
+        <w:rPr>
+          <w:rFonts w:ascii="Garamond" w:eastAsia="Garamond" w:hAnsi="Garamond" w:cs="Garamond"/>
+        </w:rPr>
+        <w:t>aliado_y_rappi</w:t>
+      </w:r>
+      <w:proofErr w:type="spellEnd"/>
+      <w:r>
+        <w:rPr>
+          <w:rFonts w:ascii="Garamond" w:eastAsia="Garamond" w:hAnsi="Garamond" w:cs="Garamond"/>
+        </w:rPr>
+        <w:t>' %}</w:t>
+      </w:r>
+      <w:r>
+        <w:rPr>
+          <w:rFonts w:ascii="Garamond" w:eastAsia="Garamond" w:hAnsi="Garamond" w:cs="Garamond"/>
+        </w:rPr>
+        <w:t xml:space="preserve"> </w:t>
+      </w:r>
+      <w:r>
+        <w:rPr>
+          <w:rFonts w:ascii="Garamond" w:eastAsia="Garamond" w:hAnsi="Garamond" w:cs="Garamond"/>
+        </w:rPr>
+        <w:t xml:space="preserve">El Aliado realizará una inversión mensual en </w:t>
+      </w:r>
+      <w:proofErr w:type="spellStart"/>
+      <w:r>
+        <w:rPr>
+          <w:rFonts w:ascii="Garamond" w:eastAsia="Garamond" w:hAnsi="Garamond" w:cs="Garamond"/>
+        </w:rPr>
+        <w:t>Ads</w:t>
+      </w:r>
+      <w:proofErr w:type="spellEnd"/>
+      <w:r>
+        <w:rPr>
+          <w:rFonts w:ascii="Garamond" w:eastAsia="Garamond" w:hAnsi="Garamond" w:cs="Garamond"/>
+        </w:rPr>
+        <w:t xml:space="preserve"> equivalente al </w:t>
+      </w:r>
+      <w:proofErr w:type="gramStart"/>
       <w:r>
         <w:rPr>
           <w:rFonts w:ascii="Garamond" w:eastAsia="Garamond" w:hAnsi="Garamond" w:cs="Garamond"/>
           <w:lang w:val="es-ES"/>
         </w:rPr>
-        <w:t>{{ N_ADS }} % ({{ VALOR_ADS }})</w:t>
-      </w:r>
-      <w:r>
-        <w:rPr>
-          <w:rFonts w:ascii="Garamond" w:eastAsia="Garamond" w:hAnsi="Garamond" w:cs="Garamond"/>
-        </w:rPr>
-        <w:t xml:space="preserve"> de sus ventas totales en la Plataforma Rappi del mes anterior y Rappi realizará una inversión mensual en Ads</w:t>
-      </w:r>
+        <w:t>{{ N</w:t>
+      </w:r>
+      <w:proofErr w:type="gramEnd"/>
+      <w:r>
+        <w:rPr>
+          <w:rFonts w:ascii="Garamond" w:eastAsia="Garamond" w:hAnsi="Garamond" w:cs="Garamond"/>
+          <w:lang w:val="es-ES"/>
+        </w:rPr>
+        <w:t>_</w:t>
+      </w:r>
+      <w:proofErr w:type="gramStart"/>
+      <w:r>
+        <w:rPr>
+          <w:rFonts w:ascii="Garamond" w:eastAsia="Garamond" w:hAnsi="Garamond" w:cs="Garamond"/>
+          <w:lang w:val="es-ES"/>
+        </w:rPr>
+        <w:t>ADS }</w:t>
+      </w:r>
+      <w:proofErr w:type="gramEnd"/>
+      <w:r>
+        <w:rPr>
+          <w:rFonts w:ascii="Garamond" w:eastAsia="Garamond" w:hAnsi="Garamond" w:cs="Garamond"/>
+          <w:lang w:val="es-ES"/>
+        </w:rPr>
+        <w:t>} % (</w:t>
+      </w:r>
+      <w:proofErr w:type="gramStart"/>
+      <w:r>
+        <w:rPr>
+          <w:rFonts w:ascii="Garamond" w:eastAsia="Garamond" w:hAnsi="Garamond" w:cs="Garamond"/>
+          <w:lang w:val="es-ES"/>
+        </w:rPr>
+        <w:t>{{ VALOR</w:t>
+      </w:r>
+      <w:proofErr w:type="gramEnd"/>
+      <w:r>
+        <w:rPr>
+          <w:rFonts w:ascii="Garamond" w:eastAsia="Garamond" w:hAnsi="Garamond" w:cs="Garamond"/>
+          <w:lang w:val="es-ES"/>
+        </w:rPr>
+        <w:t>_</w:t>
+      </w:r>
+      <w:proofErr w:type="gramStart"/>
+      <w:r>
+        <w:rPr>
+          <w:rFonts w:ascii="Garamond" w:eastAsia="Garamond" w:hAnsi="Garamond" w:cs="Garamond"/>
+          <w:lang w:val="es-ES"/>
+        </w:rPr>
+        <w:t>ADS }</w:t>
+      </w:r>
+      <w:proofErr w:type="gramEnd"/>
+      <w:r>
+        <w:rPr>
+          <w:rFonts w:ascii="Garamond" w:eastAsia="Garamond" w:hAnsi="Garamond" w:cs="Garamond"/>
+          <w:lang w:val="es-ES"/>
+        </w:rPr>
+        <w:t>})</w:t>
+      </w:r>
+      <w:r>
+        <w:rPr>
+          <w:rFonts w:ascii="Garamond" w:eastAsia="Garamond" w:hAnsi="Garamond" w:cs="Garamond"/>
+        </w:rPr>
+        <w:t xml:space="preserve"> de sus ventas totales en la Plataforma Rappi del mes anterior y Rappi realizará una inversión mensual en </w:t>
+      </w:r>
+      <w:proofErr w:type="spellStart"/>
+      <w:r>
+        <w:rPr>
+          <w:rFonts w:ascii="Garamond" w:eastAsia="Garamond" w:hAnsi="Garamond" w:cs="Garamond"/>
+        </w:rPr>
+        <w:t>Ads</w:t>
+      </w:r>
+      <w:proofErr w:type="spellEnd"/>
       <w:r>
         <w:rPr>
           <w:rFonts w:ascii="Garamond" w:eastAsia="Garamond" w:hAnsi="Garamond" w:cs="Garamond"/>
@@ -2812,11 +4068,26 @@
         </w:rPr>
         <w:t xml:space="preserve">equivalente al </w:t>
       </w:r>
-      <w:r>
-        <w:rPr>
-          <w:rFonts w:ascii="Garamond" w:eastAsia="Garamond" w:hAnsi="Garamond" w:cs="Garamond"/>
-        </w:rPr>
-        <w:t>{{ N_ADS_RAPPI }}</w:t>
+      <w:proofErr w:type="gramStart"/>
+      <w:r>
+        <w:rPr>
+          <w:rFonts w:ascii="Garamond" w:eastAsia="Garamond" w:hAnsi="Garamond" w:cs="Garamond"/>
+        </w:rPr>
+        <w:t>{{ N</w:t>
+      </w:r>
+      <w:proofErr w:type="gramEnd"/>
+      <w:r>
+        <w:rPr>
+          <w:rFonts w:ascii="Garamond" w:eastAsia="Garamond" w:hAnsi="Garamond" w:cs="Garamond"/>
+        </w:rPr>
+        <w:t>_ADS_</w:t>
+      </w:r>
+      <w:proofErr w:type="gramStart"/>
+      <w:r>
+        <w:rPr>
+          <w:rFonts w:ascii="Garamond" w:eastAsia="Garamond" w:hAnsi="Garamond" w:cs="Garamond"/>
+        </w:rPr>
+        <w:t>RAPPI }}</w:t>
       </w:r>
       <w:r>
         <w:rPr>
@@ -2824,6 +4095,7 @@
         </w:rPr>
         <w:t>%</w:t>
       </w:r>
+      <w:proofErr w:type="gramEnd"/>
       <w:r>
         <w:rPr>
           <w:rFonts w:ascii="Garamond" w:eastAsia="Garamond" w:hAnsi="Garamond" w:cs="Garamond"/>
@@ -2836,11 +4108,33 @@
         </w:rPr>
         <w:t>(</w:t>
       </w:r>
-      <w:r>
-        <w:rPr>
-          <w:rFonts w:ascii="Garamond" w:eastAsia="Garamond" w:hAnsi="Garamond" w:cs="Garamond"/>
-        </w:rPr>
-        <w:t>{{ VALOR_ADS_RAPPI }}</w:t>
+      <w:proofErr w:type="gramStart"/>
+      <w:r>
+        <w:rPr>
+          <w:rFonts w:ascii="Garamond" w:eastAsia="Garamond" w:hAnsi="Garamond" w:cs="Garamond"/>
+        </w:rPr>
+        <w:t>{{ VALOR</w:t>
+      </w:r>
+      <w:proofErr w:type="gramEnd"/>
+      <w:r>
+        <w:rPr>
+          <w:rFonts w:ascii="Garamond" w:eastAsia="Garamond" w:hAnsi="Garamond" w:cs="Garamond"/>
+        </w:rPr>
+        <w:t>_ADS_</w:t>
+      </w:r>
+      <w:proofErr w:type="gramStart"/>
+      <w:r>
+        <w:rPr>
+          <w:rFonts w:ascii="Garamond" w:eastAsia="Garamond" w:hAnsi="Garamond" w:cs="Garamond"/>
+        </w:rPr>
+        <w:t>RAPPI }</w:t>
+      </w:r>
+      <w:proofErr w:type="gramEnd"/>
+      <w:r>
+        <w:rPr>
+          <w:rFonts w:ascii="Garamond" w:eastAsia="Garamond" w:hAnsi="Garamond" w:cs="Garamond"/>
+        </w:rPr>
+        <w:t>}</w:t>
       </w:r>
       <w:r>
         <w:rPr>
@@ -2852,7 +4146,49 @@
         <w:rPr>
           <w:rFonts w:ascii="Garamond" w:eastAsia="Garamond" w:hAnsi="Garamond" w:cs="Garamond"/>
         </w:rPr>
-        <w:t xml:space="preserve"> de las ventas totales del Aliado en la Plataforma Rappi del mes anterior. Rappi activará los Ads en las fechas acordadas por las Partes, sujetándose su ejecución y cobro a los términos disponibles en https://legal.rappi.com.co/mexico/terminos-y-condiciones-ads-vertical-restaurantes-mexico Solo se facturarán los Clicks efectivamente ejecutados. {% endif %}</w:t>
+        <w:t xml:space="preserve"> de las ventas totales del Aliado en la Plataforma Rappi del mes anterior. Rappi activará los </w:t>
+      </w:r>
+      <w:proofErr w:type="spellStart"/>
+      <w:r>
+        <w:rPr>
+          <w:rFonts w:ascii="Garamond" w:eastAsia="Garamond" w:hAnsi="Garamond" w:cs="Garamond"/>
+        </w:rPr>
+        <w:t>Ads</w:t>
+      </w:r>
+      <w:proofErr w:type="spellEnd"/>
+      <w:r>
+        <w:rPr>
+          <w:rFonts w:ascii="Garamond" w:eastAsia="Garamond" w:hAnsi="Garamond" w:cs="Garamond"/>
+        </w:rPr>
+        <w:t xml:space="preserve"> en las fechas acordadas por las Partes, sujetándose su ejecución y cobro a los términos disponibles en https://legal.rappi.com.co/mexico/terminos-y-condiciones-ads-vertical-restaurantes-mexico Solo se facturarán los </w:t>
+      </w:r>
+      <w:proofErr w:type="spellStart"/>
+      <w:r>
+        <w:rPr>
+          <w:rFonts w:ascii="Garamond" w:eastAsia="Garamond" w:hAnsi="Garamond" w:cs="Garamond"/>
+        </w:rPr>
+        <w:t>Clicks</w:t>
+      </w:r>
+      <w:proofErr w:type="spellEnd"/>
+      <w:r>
+        <w:rPr>
+          <w:rFonts w:ascii="Garamond" w:eastAsia="Garamond" w:hAnsi="Garamond" w:cs="Garamond"/>
+        </w:rPr>
+        <w:t xml:space="preserve"> efectivamente ejecutados. {% </w:t>
+      </w:r>
+      <w:proofErr w:type="spellStart"/>
+      <w:r>
+        <w:rPr>
+          <w:rFonts w:ascii="Garamond" w:eastAsia="Garamond" w:hAnsi="Garamond" w:cs="Garamond"/>
+        </w:rPr>
+        <w:t>endif</w:t>
+      </w:r>
+      <w:proofErr w:type="spellEnd"/>
+      <w:r>
+        <w:rPr>
+          <w:rFonts w:ascii="Garamond" w:eastAsia="Garamond" w:hAnsi="Garamond" w:cs="Garamond"/>
+        </w:rPr>
+        <w:t xml:space="preserve"> %}</w:t>
       </w:r>
     </w:p>
     <w:p>
@@ -2872,26 +4208,97 @@
           <w:szCs w:val="23"/>
           <w:lang w:val="es-ES"/>
         </w:rPr>
-        <w:t>{%p if activa_descuento_menu %}</w:t>
-      </w:r>
-    </w:p>
-    <w:p>
-      <w:pPr>
-        <w:jc w:val="both"/>
-        <w:rPr>
-          <w:rFonts w:ascii="Garamond" w:eastAsia="Garamond" w:hAnsi="Garamond" w:cs="Garamond"/>
-          <w:sz w:val="23"/>
-          <w:szCs w:val="23"/>
-        </w:rPr>
-      </w:pPr>
-      <w:r>
-        <w:rPr>
-          <w:rFonts w:ascii="Garamond" w:eastAsia="Garamond" w:hAnsi="Garamond" w:cs="Garamond"/>
-          <w:b/>
-          <w:sz w:val="23"/>
-          <w:szCs w:val="23"/>
-        </w:rPr>
-        <w:t xml:space="preserve">{{ ROM_DESCUENTO_MENU }} </w:t>
+        <w:t xml:space="preserve">{%p </w:t>
+      </w:r>
+      <w:proofErr w:type="spellStart"/>
+      <w:r>
+        <w:rPr>
+          <w:rFonts w:ascii="Garamond" w:eastAsia="Garamond" w:hAnsi="Garamond" w:cs="Garamond"/>
+          <w:sz w:val="23"/>
+          <w:szCs w:val="23"/>
+          <w:lang w:val="es-ES"/>
+        </w:rPr>
+        <w:t>if</w:t>
+      </w:r>
+      <w:proofErr w:type="spellEnd"/>
+      <w:r>
+        <w:rPr>
+          <w:rFonts w:ascii="Garamond" w:eastAsia="Garamond" w:hAnsi="Garamond" w:cs="Garamond"/>
+          <w:sz w:val="23"/>
+          <w:szCs w:val="23"/>
+          <w:lang w:val="es-ES"/>
+        </w:rPr>
+        <w:t xml:space="preserve"> </w:t>
+      </w:r>
+      <w:proofErr w:type="spellStart"/>
+      <w:r>
+        <w:rPr>
+          <w:rFonts w:ascii="Garamond" w:eastAsia="Garamond" w:hAnsi="Garamond" w:cs="Garamond"/>
+          <w:sz w:val="23"/>
+          <w:szCs w:val="23"/>
+          <w:lang w:val="es-ES"/>
+        </w:rPr>
+        <w:t>activa_descuento_menu</w:t>
+      </w:r>
+      <w:proofErr w:type="spellEnd"/>
+      <w:r>
+        <w:rPr>
+          <w:rFonts w:ascii="Garamond" w:eastAsia="Garamond" w:hAnsi="Garamond" w:cs="Garamond"/>
+          <w:sz w:val="23"/>
+          <w:szCs w:val="23"/>
+          <w:lang w:val="es-ES"/>
+        </w:rPr>
+        <w:t xml:space="preserve"> %}</w:t>
+      </w:r>
+    </w:p>
+    <w:p>
+      <w:pPr>
+        <w:jc w:val="both"/>
+        <w:rPr>
+          <w:rFonts w:ascii="Garamond" w:eastAsia="Garamond" w:hAnsi="Garamond" w:cs="Garamond"/>
+          <w:sz w:val="23"/>
+          <w:szCs w:val="23"/>
+        </w:rPr>
+      </w:pPr>
+      <w:proofErr w:type="gramStart"/>
+      <w:r>
+        <w:rPr>
+          <w:rFonts w:ascii="Garamond" w:eastAsia="Garamond" w:hAnsi="Garamond" w:cs="Garamond"/>
+          <w:b/>
+          <w:sz w:val="23"/>
+          <w:szCs w:val="23"/>
+        </w:rPr>
+        <w:t>{{ ROM</w:t>
+      </w:r>
+      <w:proofErr w:type="gramEnd"/>
+      <w:r>
+        <w:rPr>
+          <w:rFonts w:ascii="Garamond" w:eastAsia="Garamond" w:hAnsi="Garamond" w:cs="Garamond"/>
+          <w:b/>
+          <w:sz w:val="23"/>
+          <w:szCs w:val="23"/>
+        </w:rPr>
+        <w:t>_DESCUENTO_</w:t>
+      </w:r>
+      <w:proofErr w:type="gramStart"/>
+      <w:r>
+        <w:rPr>
+          <w:rFonts w:ascii="Garamond" w:eastAsia="Garamond" w:hAnsi="Garamond" w:cs="Garamond"/>
+          <w:b/>
+          <w:sz w:val="23"/>
+          <w:szCs w:val="23"/>
+        </w:rPr>
+        <w:t>MENU }</w:t>
+      </w:r>
+      <w:proofErr w:type="gramEnd"/>
+      <w:r>
+        <w:rPr>
+          <w:rFonts w:ascii="Garamond" w:eastAsia="Garamond" w:hAnsi="Garamond" w:cs="Garamond"/>
+          <w:b/>
+          <w:sz w:val="23"/>
+          <w:szCs w:val="23"/>
+        </w:rPr>
+        <w:t xml:space="preserve">} </w:t>
       </w:r>
       <w:r>
         <w:rPr>
@@ -2911,13 +4318,185 @@
         </w:rPr>
         <w:t xml:space="preserve"> </w:t>
       </w:r>
-      <w:r>
-        <w:rPr>
-          <w:rFonts w:ascii="Garamond" w:eastAsia="Garamond" w:hAnsi="Garamond" w:cs="Garamond"/>
-          <w:sz w:val="23"/>
-          <w:szCs w:val="23"/>
-        </w:rPr>
-        <w:t>{{ N_DESCUENTO_MENU }}% ({{ VALOR_DESCUENTO_MENU|lower }} por ciento) en todo el menú dentro de la Plataforma Rappi durante los primeros {{ N_MESES_DESCUENTO_MENU }} ({{ VALOR_MES_DESCUENTO_MENU|lower }}) meses de ejecución del presente Acuerdo.</w:t>
+      <w:proofErr w:type="gramStart"/>
+      <w:r>
+        <w:rPr>
+          <w:rFonts w:ascii="Garamond" w:eastAsia="Garamond" w:hAnsi="Garamond" w:cs="Garamond"/>
+          <w:sz w:val="23"/>
+          <w:szCs w:val="23"/>
+        </w:rPr>
+        <w:t>{{ N</w:t>
+      </w:r>
+      <w:proofErr w:type="gramEnd"/>
+      <w:r>
+        <w:rPr>
+          <w:rFonts w:ascii="Garamond" w:eastAsia="Garamond" w:hAnsi="Garamond" w:cs="Garamond"/>
+          <w:sz w:val="23"/>
+          <w:szCs w:val="23"/>
+        </w:rPr>
+        <w:t>_DESCUENTO_</w:t>
+      </w:r>
+      <w:proofErr w:type="gramStart"/>
+      <w:r>
+        <w:rPr>
+          <w:rFonts w:ascii="Garamond" w:eastAsia="Garamond" w:hAnsi="Garamond" w:cs="Garamond"/>
+          <w:sz w:val="23"/>
+          <w:szCs w:val="23"/>
+        </w:rPr>
+        <w:t>MENU }}%</w:t>
+      </w:r>
+      <w:proofErr w:type="gramEnd"/>
+      <w:r>
+        <w:rPr>
+          <w:rFonts w:ascii="Garamond" w:eastAsia="Garamond" w:hAnsi="Garamond" w:cs="Garamond"/>
+          <w:sz w:val="23"/>
+          <w:szCs w:val="23"/>
+        </w:rPr>
+        <w:t xml:space="preserve"> (</w:t>
+      </w:r>
+      <w:proofErr w:type="gramStart"/>
+      <w:r>
+        <w:rPr>
+          <w:rFonts w:ascii="Garamond" w:eastAsia="Garamond" w:hAnsi="Garamond" w:cs="Garamond"/>
+          <w:sz w:val="23"/>
+          <w:szCs w:val="23"/>
+        </w:rPr>
+        <w:t xml:space="preserve">{{ </w:t>
+      </w:r>
+      <w:proofErr w:type="spellStart"/>
+      <w:r>
+        <w:rPr>
+          <w:rFonts w:ascii="Garamond" w:eastAsia="Garamond" w:hAnsi="Garamond" w:cs="Garamond"/>
+          <w:sz w:val="23"/>
+          <w:szCs w:val="23"/>
+        </w:rPr>
+        <w:t>VALOR</w:t>
+      </w:r>
+      <w:proofErr w:type="gramEnd"/>
+      <w:r>
+        <w:rPr>
+          <w:rFonts w:ascii="Garamond" w:eastAsia="Garamond" w:hAnsi="Garamond" w:cs="Garamond"/>
+          <w:sz w:val="23"/>
+          <w:szCs w:val="23"/>
+        </w:rPr>
+        <w:t>_DESCUENTO_MENU|</w:t>
+      </w:r>
+      <w:proofErr w:type="gramStart"/>
+      <w:r>
+        <w:rPr>
+          <w:rFonts w:ascii="Garamond" w:eastAsia="Garamond" w:hAnsi="Garamond" w:cs="Garamond"/>
+          <w:sz w:val="23"/>
+          <w:szCs w:val="23"/>
+        </w:rPr>
+        <w:t>lower</w:t>
+      </w:r>
+      <w:proofErr w:type="spellEnd"/>
+      <w:r>
+        <w:rPr>
+          <w:rFonts w:ascii="Garamond" w:eastAsia="Garamond" w:hAnsi="Garamond" w:cs="Garamond"/>
+          <w:sz w:val="23"/>
+          <w:szCs w:val="23"/>
+        </w:rPr>
+        <w:t xml:space="preserve"> }</w:t>
+      </w:r>
+      <w:proofErr w:type="gramEnd"/>
+      <w:r>
+        <w:rPr>
+          <w:rFonts w:ascii="Garamond" w:eastAsia="Garamond" w:hAnsi="Garamond" w:cs="Garamond"/>
+          <w:sz w:val="23"/>
+          <w:szCs w:val="23"/>
+        </w:rPr>
+        <w:t xml:space="preserve">} por ciento) en todo el menú dentro de la Plataforma Rappi durante los primeros </w:t>
+      </w:r>
+      <w:proofErr w:type="gramStart"/>
+      <w:r>
+        <w:rPr>
+          <w:rFonts w:ascii="Garamond" w:eastAsia="Garamond" w:hAnsi="Garamond" w:cs="Garamond"/>
+          <w:sz w:val="23"/>
+          <w:szCs w:val="23"/>
+        </w:rPr>
+        <w:t>{{ N</w:t>
+      </w:r>
+      <w:proofErr w:type="gramEnd"/>
+      <w:r>
+        <w:rPr>
+          <w:rFonts w:ascii="Garamond" w:eastAsia="Garamond" w:hAnsi="Garamond" w:cs="Garamond"/>
+          <w:sz w:val="23"/>
+          <w:szCs w:val="23"/>
+        </w:rPr>
+        <w:t>_MESES_DESCUENTO_</w:t>
+      </w:r>
+      <w:proofErr w:type="gramStart"/>
+      <w:r>
+        <w:rPr>
+          <w:rFonts w:ascii="Garamond" w:eastAsia="Garamond" w:hAnsi="Garamond" w:cs="Garamond"/>
+          <w:sz w:val="23"/>
+          <w:szCs w:val="23"/>
+        </w:rPr>
+        <w:t>MENU }</w:t>
+      </w:r>
+      <w:proofErr w:type="gramEnd"/>
+      <w:r>
+        <w:rPr>
+          <w:rFonts w:ascii="Garamond" w:eastAsia="Garamond" w:hAnsi="Garamond" w:cs="Garamond"/>
+          <w:sz w:val="23"/>
+          <w:szCs w:val="23"/>
+        </w:rPr>
+        <w:t>} (</w:t>
+      </w:r>
+      <w:proofErr w:type="gramStart"/>
+      <w:r>
+        <w:rPr>
+          <w:rFonts w:ascii="Garamond" w:eastAsia="Garamond" w:hAnsi="Garamond" w:cs="Garamond"/>
+          <w:sz w:val="23"/>
+          <w:szCs w:val="23"/>
+        </w:rPr>
+        <w:t xml:space="preserve">{{ </w:t>
+      </w:r>
+      <w:proofErr w:type="spellStart"/>
+      <w:r>
+        <w:rPr>
+          <w:rFonts w:ascii="Garamond" w:eastAsia="Garamond" w:hAnsi="Garamond" w:cs="Garamond"/>
+          <w:sz w:val="23"/>
+          <w:szCs w:val="23"/>
+        </w:rPr>
+        <w:t>VALOR</w:t>
+      </w:r>
+      <w:proofErr w:type="gramEnd"/>
+      <w:r>
+        <w:rPr>
+          <w:rFonts w:ascii="Garamond" w:eastAsia="Garamond" w:hAnsi="Garamond" w:cs="Garamond"/>
+          <w:sz w:val="23"/>
+          <w:szCs w:val="23"/>
+        </w:rPr>
+        <w:t>_MES_DESCUENTO_MENU|</w:t>
+      </w:r>
+      <w:proofErr w:type="gramStart"/>
+      <w:r>
+        <w:rPr>
+          <w:rFonts w:ascii="Garamond" w:eastAsia="Garamond" w:hAnsi="Garamond" w:cs="Garamond"/>
+          <w:sz w:val="23"/>
+          <w:szCs w:val="23"/>
+        </w:rPr>
+        <w:t>lower</w:t>
+      </w:r>
+      <w:proofErr w:type="spellEnd"/>
+      <w:r>
+        <w:rPr>
+          <w:rFonts w:ascii="Garamond" w:eastAsia="Garamond" w:hAnsi="Garamond" w:cs="Garamond"/>
+          <w:sz w:val="23"/>
+          <w:szCs w:val="23"/>
+        </w:rPr>
+        <w:t xml:space="preserve"> }</w:t>
+      </w:r>
+      <w:proofErr w:type="gramEnd"/>
+      <w:r>
+        <w:rPr>
+          <w:rFonts w:ascii="Garamond" w:eastAsia="Garamond" w:hAnsi="Garamond" w:cs="Garamond"/>
+          <w:sz w:val="23"/>
+          <w:szCs w:val="23"/>
+        </w:rPr>
+        <w:t>}) meses de ejecución del presente Acuerdo.</w:t>
       </w:r>
     </w:p>
     <w:p>
@@ -2957,26 +4536,77 @@
           <w:szCs w:val="23"/>
           <w:lang w:val="en-US"/>
         </w:rPr>
-        <w:t>{%p if activa_mark_down %}</w:t>
-      </w:r>
-    </w:p>
-    <w:p>
-      <w:pPr>
-        <w:jc w:val="both"/>
-        <w:rPr>
-          <w:rFonts w:ascii="Garamond" w:eastAsia="Garamond" w:hAnsi="Garamond" w:cs="Garamond"/>
-          <w:sz w:val="23"/>
-          <w:szCs w:val="23"/>
-        </w:rPr>
-      </w:pPr>
-      <w:r>
-        <w:rPr>
-          <w:rFonts w:ascii="Garamond" w:eastAsia="Garamond" w:hAnsi="Garamond" w:cs="Garamond"/>
-          <w:b/>
-          <w:sz w:val="23"/>
-          <w:szCs w:val="23"/>
-        </w:rPr>
-        <w:t xml:space="preserve">{{ ROM_MARK_DOWN }} </w:t>
+        <w:t xml:space="preserve">{%p if </w:t>
+      </w:r>
+      <w:proofErr w:type="spellStart"/>
+      <w:r>
+        <w:rPr>
+          <w:rFonts w:ascii="Garamond" w:eastAsia="Garamond" w:hAnsi="Garamond" w:cs="Garamond"/>
+          <w:sz w:val="23"/>
+          <w:szCs w:val="23"/>
+          <w:lang w:val="en-US"/>
+        </w:rPr>
+        <w:t>activa_mark_down</w:t>
+      </w:r>
+      <w:proofErr w:type="spellEnd"/>
+      <w:r>
+        <w:rPr>
+          <w:rFonts w:ascii="Garamond" w:eastAsia="Garamond" w:hAnsi="Garamond" w:cs="Garamond"/>
+          <w:sz w:val="23"/>
+          <w:szCs w:val="23"/>
+          <w:lang w:val="en-US"/>
+        </w:rPr>
+        <w:t xml:space="preserve"> %}</w:t>
+      </w:r>
+    </w:p>
+    <w:p>
+      <w:pPr>
+        <w:jc w:val="both"/>
+        <w:rPr>
+          <w:rFonts w:ascii="Garamond" w:eastAsia="Garamond" w:hAnsi="Garamond" w:cs="Garamond"/>
+          <w:sz w:val="23"/>
+          <w:szCs w:val="23"/>
+        </w:rPr>
+      </w:pPr>
+      <w:proofErr w:type="gramStart"/>
+      <w:r>
+        <w:rPr>
+          <w:rFonts w:ascii="Garamond" w:eastAsia="Garamond" w:hAnsi="Garamond" w:cs="Garamond"/>
+          <w:b/>
+          <w:sz w:val="23"/>
+          <w:szCs w:val="23"/>
+        </w:rPr>
+        <w:t>{{ ROM</w:t>
+      </w:r>
+      <w:proofErr w:type="gramEnd"/>
+      <w:r>
+        <w:rPr>
+          <w:rFonts w:ascii="Garamond" w:eastAsia="Garamond" w:hAnsi="Garamond" w:cs="Garamond"/>
+          <w:b/>
+          <w:sz w:val="23"/>
+          <w:szCs w:val="23"/>
+        </w:rPr>
+        <w:t>_MARK_</w:t>
+      </w:r>
+      <w:proofErr w:type="gramStart"/>
+      <w:r>
+        <w:rPr>
+          <w:rFonts w:ascii="Garamond" w:eastAsia="Garamond" w:hAnsi="Garamond" w:cs="Garamond"/>
+          <w:b/>
+          <w:sz w:val="23"/>
+          <w:szCs w:val="23"/>
+        </w:rPr>
+        <w:t>DOWN }</w:t>
+      </w:r>
+      <w:proofErr w:type="gramEnd"/>
+      <w:r>
+        <w:rPr>
+          <w:rFonts w:ascii="Garamond" w:eastAsia="Garamond" w:hAnsi="Garamond" w:cs="Garamond"/>
+          <w:b/>
+          <w:sz w:val="23"/>
+          <w:szCs w:val="23"/>
+        </w:rPr>
+        <w:t xml:space="preserve">} </w:t>
       </w:r>
       <w:r>
         <w:rPr>
@@ -2996,13 +4626,95 @@
         </w:rPr>
         <w:t xml:space="preserve"> </w:t>
       </w:r>
-      <w:r>
-        <w:rPr>
-          <w:rFonts w:ascii="Garamond" w:eastAsia="Garamond" w:hAnsi="Garamond" w:cs="Garamond"/>
-          <w:sz w:val="23"/>
-          <w:szCs w:val="23"/>
-        </w:rPr>
-        <w:t>{{ N_DESCUENTO_MARK_DOWN }}% ({{ VALOR_DESCUENTO_MARK_DOWN|lower }} por ciento) de las ventas totales realizadas por el Aliado a través de la Plataforma Rappi durante el mes inmediatamente anterior durante la vigencia del presente Acuerdo.</w:t>
+      <w:proofErr w:type="gramStart"/>
+      <w:r>
+        <w:rPr>
+          <w:rFonts w:ascii="Garamond" w:eastAsia="Garamond" w:hAnsi="Garamond" w:cs="Garamond"/>
+          <w:sz w:val="23"/>
+          <w:szCs w:val="23"/>
+        </w:rPr>
+        <w:t>{{ N</w:t>
+      </w:r>
+      <w:proofErr w:type="gramEnd"/>
+      <w:r>
+        <w:rPr>
+          <w:rFonts w:ascii="Garamond" w:eastAsia="Garamond" w:hAnsi="Garamond" w:cs="Garamond"/>
+          <w:sz w:val="23"/>
+          <w:szCs w:val="23"/>
+        </w:rPr>
+        <w:t>_DESCUENTO_MARK_</w:t>
+      </w:r>
+      <w:proofErr w:type="gramStart"/>
+      <w:r>
+        <w:rPr>
+          <w:rFonts w:ascii="Garamond" w:eastAsia="Garamond" w:hAnsi="Garamond" w:cs="Garamond"/>
+          <w:sz w:val="23"/>
+          <w:szCs w:val="23"/>
+        </w:rPr>
+        <w:t>DOWN }}%</w:t>
+      </w:r>
+      <w:proofErr w:type="gramEnd"/>
+      <w:r>
+        <w:rPr>
+          <w:rFonts w:ascii="Garamond" w:eastAsia="Garamond" w:hAnsi="Garamond" w:cs="Garamond"/>
+          <w:sz w:val="23"/>
+          <w:szCs w:val="23"/>
+        </w:rPr>
+        <w:t xml:space="preserve"> (</w:t>
+      </w:r>
+      <w:proofErr w:type="gramStart"/>
+      <w:r>
+        <w:rPr>
+          <w:rFonts w:ascii="Garamond" w:eastAsia="Garamond" w:hAnsi="Garamond" w:cs="Garamond"/>
+          <w:sz w:val="23"/>
+          <w:szCs w:val="23"/>
+        </w:rPr>
+        <w:t xml:space="preserve">{{ </w:t>
+      </w:r>
+      <w:proofErr w:type="spellStart"/>
+      <w:r>
+        <w:rPr>
+          <w:rFonts w:ascii="Garamond" w:eastAsia="Garamond" w:hAnsi="Garamond" w:cs="Garamond"/>
+          <w:sz w:val="23"/>
+          <w:szCs w:val="23"/>
+        </w:rPr>
+        <w:t>VALOR</w:t>
+      </w:r>
+      <w:proofErr w:type="gramEnd"/>
+      <w:r>
+        <w:rPr>
+          <w:rFonts w:ascii="Garamond" w:eastAsia="Garamond" w:hAnsi="Garamond" w:cs="Garamond"/>
+          <w:sz w:val="23"/>
+          <w:szCs w:val="23"/>
+        </w:rPr>
+        <w:t>_DESCUENTO_MARK_DOWN|</w:t>
+      </w:r>
+      <w:proofErr w:type="gramStart"/>
+      <w:r>
+        <w:rPr>
+          <w:rFonts w:ascii="Garamond" w:eastAsia="Garamond" w:hAnsi="Garamond" w:cs="Garamond"/>
+          <w:sz w:val="23"/>
+          <w:szCs w:val="23"/>
+        </w:rPr>
+        <w:t>lower</w:t>
+      </w:r>
+      <w:proofErr w:type="spellEnd"/>
+      <w:r>
+        <w:rPr>
+          <w:rFonts w:ascii="Garamond" w:eastAsia="Garamond" w:hAnsi="Garamond" w:cs="Garamond"/>
+          <w:sz w:val="23"/>
+          <w:szCs w:val="23"/>
+        </w:rPr>
+        <w:t xml:space="preserve"> }</w:t>
+      </w:r>
+      <w:proofErr w:type="gramEnd"/>
+      <w:r>
+        <w:rPr>
+          <w:rFonts w:ascii="Garamond" w:eastAsia="Garamond" w:hAnsi="Garamond" w:cs="Garamond"/>
+          <w:sz w:val="23"/>
+          <w:szCs w:val="23"/>
+        </w:rPr>
+        <w:t>} por ciento) de las ventas totales realizadas por el Aliado a través de la Plataforma Rappi durante el mes inmediatamente anterior durante la vigencia del presente Acuerdo.</w:t>
       </w:r>
     </w:p>
     <w:p>
@@ -3022,6 +4734,282 @@
           <w:szCs w:val="23"/>
           <w:lang w:val="es-ES"/>
         </w:rPr>
+        <w:t xml:space="preserve">{%p </w:t>
+      </w:r>
+      <w:proofErr w:type="spellStart"/>
+      <w:r>
+        <w:rPr>
+          <w:rFonts w:ascii="Garamond" w:eastAsia="Garamond" w:hAnsi="Garamond" w:cs="Garamond"/>
+          <w:sz w:val="23"/>
+          <w:szCs w:val="23"/>
+          <w:lang w:val="es-ES"/>
+        </w:rPr>
+        <w:t>endif</w:t>
+      </w:r>
+      <w:proofErr w:type="spellEnd"/>
+      <w:r>
+        <w:rPr>
+          <w:rFonts w:ascii="Garamond" w:eastAsia="Garamond" w:hAnsi="Garamond" w:cs="Garamond"/>
+          <w:sz w:val="23"/>
+          <w:szCs w:val="23"/>
+          <w:lang w:val="es-ES"/>
+        </w:rPr>
+        <w:t xml:space="preserve"> %}</w:t>
+      </w:r>
+    </w:p>
+    <w:p>
+      <w:pPr>
+        <w:jc w:val="both"/>
+        <w:rPr>
+          <w:rFonts w:ascii="Garamond" w:eastAsia="Garamond" w:hAnsi="Garamond" w:cs="Garamond"/>
+          <w:sz w:val="23"/>
+          <w:szCs w:val="23"/>
+          <w:lang w:val="es-ES"/>
+        </w:rPr>
+      </w:pPr>
+      <w:r>
+        <w:rPr>
+          <w:rFonts w:ascii="Garamond" w:eastAsia="Garamond" w:hAnsi="Garamond" w:cs="Garamond"/>
+          <w:sz w:val="23"/>
+          <w:szCs w:val="23"/>
+          <w:lang w:val="es-ES"/>
+        </w:rPr>
+        <w:t xml:space="preserve">{%p </w:t>
+      </w:r>
+      <w:proofErr w:type="spellStart"/>
+      <w:r>
+        <w:rPr>
+          <w:rFonts w:ascii="Garamond" w:eastAsia="Garamond" w:hAnsi="Garamond" w:cs="Garamond"/>
+          <w:sz w:val="23"/>
+          <w:szCs w:val="23"/>
+          <w:lang w:val="es-ES"/>
+        </w:rPr>
+        <w:t>if</w:t>
+      </w:r>
+      <w:proofErr w:type="spellEnd"/>
+      <w:r>
+        <w:rPr>
+          <w:rFonts w:ascii="Garamond" w:eastAsia="Garamond" w:hAnsi="Garamond" w:cs="Garamond"/>
+          <w:sz w:val="23"/>
+          <w:szCs w:val="23"/>
+          <w:lang w:val="es-ES"/>
+        </w:rPr>
+        <w:t xml:space="preserve"> </w:t>
+      </w:r>
+      <w:proofErr w:type="spellStart"/>
+      <w:r>
+        <w:rPr>
+          <w:rFonts w:ascii="Garamond" w:eastAsia="Garamond" w:hAnsi="Garamond" w:cs="Garamond"/>
+          <w:sz w:val="23"/>
+          <w:szCs w:val="23"/>
+          <w:lang w:val="es-ES"/>
+        </w:rPr>
+        <w:t>activa_publicaciones_redes</w:t>
+      </w:r>
+      <w:proofErr w:type="spellEnd"/>
+      <w:r>
+        <w:rPr>
+          <w:rFonts w:ascii="Garamond" w:eastAsia="Garamond" w:hAnsi="Garamond" w:cs="Garamond"/>
+          <w:sz w:val="23"/>
+          <w:szCs w:val="23"/>
+          <w:lang w:val="es-ES"/>
+        </w:rPr>
+        <w:t xml:space="preserve"> %}</w:t>
+      </w:r>
+    </w:p>
+    <w:p>
+      <w:pPr>
+        <w:jc w:val="both"/>
+        <w:rPr>
+          <w:rFonts w:ascii="Garamond" w:eastAsia="Garamond" w:hAnsi="Garamond" w:cs="Garamond"/>
+          <w:sz w:val="23"/>
+          <w:szCs w:val="23"/>
+        </w:rPr>
+      </w:pPr>
+      <w:proofErr w:type="gramStart"/>
+      <w:r>
+        <w:rPr>
+          <w:rFonts w:ascii="Garamond" w:eastAsia="Garamond" w:hAnsi="Garamond" w:cs="Garamond"/>
+          <w:b/>
+          <w:sz w:val="23"/>
+          <w:szCs w:val="23"/>
+        </w:rPr>
+        <w:t>{{ ROM</w:t>
+      </w:r>
+      <w:proofErr w:type="gramEnd"/>
+      <w:r>
+        <w:rPr>
+          <w:rFonts w:ascii="Garamond" w:eastAsia="Garamond" w:hAnsi="Garamond" w:cs="Garamond"/>
+          <w:b/>
+          <w:sz w:val="23"/>
+          <w:szCs w:val="23"/>
+        </w:rPr>
+        <w:t>_</w:t>
+      </w:r>
+      <w:proofErr w:type="gramStart"/>
+      <w:r>
+        <w:rPr>
+          <w:rFonts w:ascii="Garamond" w:eastAsia="Garamond" w:hAnsi="Garamond" w:cs="Garamond"/>
+          <w:b/>
+          <w:sz w:val="23"/>
+          <w:szCs w:val="23"/>
+        </w:rPr>
+        <w:t>REDES }</w:t>
+      </w:r>
+      <w:proofErr w:type="gramEnd"/>
+      <w:r>
+        <w:rPr>
+          <w:rFonts w:ascii="Garamond" w:eastAsia="Garamond" w:hAnsi="Garamond" w:cs="Garamond"/>
+          <w:b/>
+          <w:sz w:val="23"/>
+          <w:szCs w:val="23"/>
+        </w:rPr>
+        <w:t xml:space="preserve">} </w:t>
+      </w:r>
+      <w:r>
+        <w:rPr>
+          <w:rFonts w:ascii="Garamond" w:eastAsia="Garamond" w:hAnsi="Garamond" w:cs="Garamond"/>
+          <w:bCs/>
+          <w:sz w:val="23"/>
+          <w:szCs w:val="23"/>
+        </w:rPr>
+        <w:t>Realizar, al menos</w:t>
+      </w:r>
+      <w:r>
+        <w:rPr>
+          <w:rFonts w:ascii="Garamond" w:eastAsia="Garamond" w:hAnsi="Garamond" w:cs="Garamond"/>
+          <w:b/>
+          <w:sz w:val="23"/>
+          <w:szCs w:val="23"/>
+        </w:rPr>
+        <w:t xml:space="preserve"> </w:t>
+      </w:r>
+      <w:proofErr w:type="gramStart"/>
+      <w:r>
+        <w:rPr>
+          <w:rFonts w:ascii="Garamond" w:eastAsia="Garamond" w:hAnsi="Garamond" w:cs="Garamond"/>
+          <w:sz w:val="23"/>
+          <w:szCs w:val="23"/>
+        </w:rPr>
+        <w:t>{{ N</w:t>
+      </w:r>
+      <w:proofErr w:type="gramEnd"/>
+      <w:r>
+        <w:rPr>
+          <w:rFonts w:ascii="Garamond" w:eastAsia="Garamond" w:hAnsi="Garamond" w:cs="Garamond"/>
+          <w:sz w:val="23"/>
+          <w:szCs w:val="23"/>
+        </w:rPr>
+        <w:t>_DESCUENTO_</w:t>
+      </w:r>
+      <w:proofErr w:type="gramStart"/>
+      <w:r>
+        <w:rPr>
+          <w:rFonts w:ascii="Garamond" w:eastAsia="Garamond" w:hAnsi="Garamond" w:cs="Garamond"/>
+          <w:sz w:val="23"/>
+          <w:szCs w:val="23"/>
+        </w:rPr>
+        <w:t>REDES }</w:t>
+      </w:r>
+      <w:proofErr w:type="gramEnd"/>
+      <w:r>
+        <w:rPr>
+          <w:rFonts w:ascii="Garamond" w:eastAsia="Garamond" w:hAnsi="Garamond" w:cs="Garamond"/>
+          <w:sz w:val="23"/>
+          <w:szCs w:val="23"/>
+        </w:rPr>
+        <w:t>} (</w:t>
+      </w:r>
+      <w:proofErr w:type="gramStart"/>
+      <w:r>
+        <w:rPr>
+          <w:rFonts w:ascii="Garamond" w:eastAsia="Garamond" w:hAnsi="Garamond" w:cs="Garamond"/>
+          <w:sz w:val="23"/>
+          <w:szCs w:val="23"/>
+        </w:rPr>
+        <w:t xml:space="preserve">{{ </w:t>
+      </w:r>
+      <w:proofErr w:type="spellStart"/>
+      <w:r>
+        <w:rPr>
+          <w:rFonts w:ascii="Garamond" w:eastAsia="Garamond" w:hAnsi="Garamond" w:cs="Garamond"/>
+          <w:sz w:val="23"/>
+          <w:szCs w:val="23"/>
+        </w:rPr>
+        <w:t>DESCUENTO</w:t>
+      </w:r>
+      <w:proofErr w:type="gramEnd"/>
+      <w:r>
+        <w:rPr>
+          <w:rFonts w:ascii="Garamond" w:eastAsia="Garamond" w:hAnsi="Garamond" w:cs="Garamond"/>
+          <w:sz w:val="23"/>
+          <w:szCs w:val="23"/>
+        </w:rPr>
+        <w:t>_REDES|</w:t>
+      </w:r>
+      <w:proofErr w:type="gramStart"/>
+      <w:r>
+        <w:rPr>
+          <w:rFonts w:ascii="Garamond" w:eastAsia="Garamond" w:hAnsi="Garamond" w:cs="Garamond"/>
+          <w:sz w:val="23"/>
+          <w:szCs w:val="23"/>
+        </w:rPr>
+        <w:t>lower</w:t>
+      </w:r>
+      <w:proofErr w:type="spellEnd"/>
+      <w:r>
+        <w:rPr>
+          <w:rFonts w:ascii="Garamond" w:eastAsia="Garamond" w:hAnsi="Garamond" w:cs="Garamond"/>
+          <w:sz w:val="23"/>
+          <w:szCs w:val="23"/>
+        </w:rPr>
+        <w:t xml:space="preserve"> }</w:t>
+      </w:r>
+      <w:proofErr w:type="gramEnd"/>
+      <w:r>
+        <w:rPr>
+          <w:rFonts w:ascii="Garamond" w:eastAsia="Garamond" w:hAnsi="Garamond" w:cs="Garamond"/>
+          <w:sz w:val="23"/>
+          <w:szCs w:val="23"/>
+        </w:rPr>
+        <w:t xml:space="preserve">}) publicaciones mensuales en sus redes sociales garantizando que estén dirigidas única y exclusivamente a incrementar sus ventas a través de la Plataforma Rappi, </w:t>
+      </w:r>
+      <w:proofErr w:type="gramStart"/>
+      <w:r>
+        <w:rPr>
+          <w:rFonts w:ascii="Garamond" w:eastAsia="Garamond" w:hAnsi="Garamond" w:cs="Garamond"/>
+          <w:sz w:val="23"/>
+          <w:szCs w:val="23"/>
+        </w:rPr>
+        <w:t>enunciando</w:t>
+      </w:r>
+      <w:proofErr w:type="gramEnd"/>
+      <w:r>
+        <w:rPr>
+          <w:rFonts w:ascii="Garamond" w:eastAsia="Garamond" w:hAnsi="Garamond" w:cs="Garamond"/>
+          <w:sz w:val="23"/>
+          <w:szCs w:val="23"/>
+        </w:rPr>
+        <w:t xml:space="preserve"> pero no limitando, Instagram, Facebook y/o Tik Tok. Dichas publicaciones deberán ser presentadas y aprobadas por Rappi previo a su publicación.</w:t>
+      </w:r>
+    </w:p>
+    <w:p>
+      <w:pPr>
+        <w:jc w:val="both"/>
+        <w:rPr>
+          <w:rFonts w:ascii="Garamond" w:eastAsia="Garamond" w:hAnsi="Garamond" w:cs="Garamond"/>
+          <w:sz w:val="23"/>
+          <w:szCs w:val="23"/>
+          <w:lang w:val="en-US"/>
+        </w:rPr>
+      </w:pPr>
+      <w:r>
+        <w:rPr>
+          <w:rFonts w:ascii="Garamond" w:eastAsia="Garamond" w:hAnsi="Garamond" w:cs="Garamond"/>
+          <w:sz w:val="23"/>
+          <w:szCs w:val="23"/>
+          <w:lang w:val="en-US"/>
+        </w:rPr>
         <w:t>{%p endif %}</w:t>
       </w:r>
     </w:p>
@@ -3032,71 +5020,6 @@
           <w:rFonts w:ascii="Garamond" w:eastAsia="Garamond" w:hAnsi="Garamond" w:cs="Garamond"/>
           <w:sz w:val="23"/>
           <w:szCs w:val="23"/>
-          <w:lang w:val="es-ES"/>
-        </w:rPr>
-      </w:pPr>
-      <w:r>
-        <w:rPr>
-          <w:rFonts w:ascii="Garamond" w:eastAsia="Garamond" w:hAnsi="Garamond" w:cs="Garamond"/>
-          <w:sz w:val="23"/>
-          <w:szCs w:val="23"/>
-          <w:lang w:val="es-ES"/>
-        </w:rPr>
-        <w:t>{%p if activa_publicaciones_redes %}</w:t>
-      </w:r>
-    </w:p>
-    <w:p>
-      <w:pPr>
-        <w:jc w:val="both"/>
-        <w:rPr>
-          <w:rFonts w:ascii="Garamond" w:eastAsia="Garamond" w:hAnsi="Garamond" w:cs="Garamond"/>
-          <w:sz w:val="23"/>
-          <w:szCs w:val="23"/>
-        </w:rPr>
-      </w:pPr>
-      <w:r>
-        <w:rPr>
-          <w:rFonts w:ascii="Garamond" w:eastAsia="Garamond" w:hAnsi="Garamond" w:cs="Garamond"/>
-          <w:b/>
-          <w:sz w:val="23"/>
-          <w:szCs w:val="23"/>
-        </w:rPr>
-        <w:t xml:space="preserve">{{ ROM_REDES }} </w:t>
-      </w:r>
-      <w:r>
-        <w:rPr>
-          <w:rFonts w:ascii="Garamond" w:eastAsia="Garamond" w:hAnsi="Garamond" w:cs="Garamond"/>
-          <w:bCs/>
-          <w:sz w:val="23"/>
-          <w:szCs w:val="23"/>
-        </w:rPr>
-        <w:t>Realizar, al menos</w:t>
-      </w:r>
-      <w:r>
-        <w:rPr>
-          <w:rFonts w:ascii="Garamond" w:eastAsia="Garamond" w:hAnsi="Garamond" w:cs="Garamond"/>
-          <w:b/>
-          <w:sz w:val="23"/>
-          <w:szCs w:val="23"/>
-        </w:rPr>
-        <w:t xml:space="preserve"> </w:t>
-      </w:r>
-      <w:r>
-        <w:rPr>
-          <w:rFonts w:ascii="Garamond" w:eastAsia="Garamond" w:hAnsi="Garamond" w:cs="Garamond"/>
-          <w:sz w:val="23"/>
-          <w:szCs w:val="23"/>
-        </w:rPr>
-        <w:t>{{ N_DESCUENTO_REDES }} ({{ DESCUENTO_REDES|lower }}) publicaciones mensuales en sus redes sociales garantizando que estén dirigidas única y exclusivamente a incrementar sus ventas a través de la Plataforma Rappi, enunciando pero no limitando, Instagram, Facebook y/o Tik Tok. Dichas publicaciones deberán ser presentadas y aprobadas por Rappi previo a su publicación.</w:t>
-      </w:r>
-    </w:p>
-    <w:p>
-      <w:pPr>
-        <w:jc w:val="both"/>
-        <w:rPr>
-          <w:rFonts w:ascii="Garamond" w:eastAsia="Garamond" w:hAnsi="Garamond" w:cs="Garamond"/>
-          <w:sz w:val="23"/>
-          <w:szCs w:val="23"/>
           <w:lang w:val="en-US"/>
         </w:rPr>
       </w:pPr>
@@ -3107,19 +5030,19 @@
           <w:szCs w:val="23"/>
           <w:lang w:val="en-US"/>
         </w:rPr>
-        <w:t>{%p endif %}</w:t>
-      </w:r>
-    </w:p>
-    <w:p>
-      <w:pPr>
-        <w:jc w:val="both"/>
+        <w:t xml:space="preserve">{%p if </w:t>
+      </w:r>
+      <w:proofErr w:type="spellStart"/>
+      <w:r>
         <w:rPr>
           <w:rFonts w:ascii="Garamond" w:eastAsia="Garamond" w:hAnsi="Garamond" w:cs="Garamond"/>
           <w:sz w:val="23"/>
           <w:szCs w:val="23"/>
           <w:lang w:val="en-US"/>
         </w:rPr>
-      </w:pPr>
+        <w:t>activa_platillos_top_seller</w:t>
+      </w:r>
+      <w:proofErr w:type="spellEnd"/>
       <w:r>
         <w:rPr>
           <w:rFonts w:ascii="Garamond" w:eastAsia="Garamond" w:hAnsi="Garamond" w:cs="Garamond"/>
@@ -3127,29 +5050,118 @@
           <w:szCs w:val="23"/>
           <w:lang w:val="en-US"/>
         </w:rPr>
-        <w:t>{%p if activa_platillos_top_seller %}</w:t>
-      </w:r>
-    </w:p>
-    <w:p>
-      <w:pPr>
-        <w:jc w:val="both"/>
-        <w:rPr>
-          <w:rFonts w:ascii="Garamond" w:eastAsia="Garamond" w:hAnsi="Garamond" w:cs="Garamond"/>
-        </w:rPr>
-      </w:pPr>
-      <w:r>
-        <w:rPr>
-          <w:rFonts w:ascii="Garamond" w:eastAsia="Garamond" w:hAnsi="Garamond" w:cs="Garamond"/>
-          <w:b/>
-        </w:rPr>
-        <w:t xml:space="preserve">{{ ROM_PLATILLOS }} </w:t>
-      </w:r>
-      <w:r>
-        <w:rPr>
-          <w:rFonts w:ascii="Garamond" w:eastAsia="Garamond" w:hAnsi="Garamond" w:cs="Garamond"/>
-          <w:bCs/>
-        </w:rPr>
-        <w:t>Ofrecer {{ N_CANTIDAD_PLATILLOS }} ({{ VALOR_CANTIDAD_PLATILLOS }}) platillos</w:t>
+        <w:t xml:space="preserve"> %}</w:t>
+      </w:r>
+    </w:p>
+    <w:p>
+      <w:pPr>
+        <w:jc w:val="both"/>
+        <w:rPr>
+          <w:rFonts w:ascii="Garamond" w:eastAsia="Garamond" w:hAnsi="Garamond" w:cs="Garamond"/>
+        </w:rPr>
+      </w:pPr>
+      <w:proofErr w:type="gramStart"/>
+      <w:r>
+        <w:rPr>
+          <w:rFonts w:ascii="Garamond" w:eastAsia="Garamond" w:hAnsi="Garamond" w:cs="Garamond"/>
+          <w:b/>
+        </w:rPr>
+        <w:t>{{ ROM</w:t>
+      </w:r>
+      <w:proofErr w:type="gramEnd"/>
+      <w:r>
+        <w:rPr>
+          <w:rFonts w:ascii="Garamond" w:eastAsia="Garamond" w:hAnsi="Garamond" w:cs="Garamond"/>
+          <w:b/>
+        </w:rPr>
+        <w:t>_</w:t>
+      </w:r>
+      <w:proofErr w:type="gramStart"/>
+      <w:r>
+        <w:rPr>
+          <w:rFonts w:ascii="Garamond" w:eastAsia="Garamond" w:hAnsi="Garamond" w:cs="Garamond"/>
+          <w:b/>
+        </w:rPr>
+        <w:t>PLATILLOS }</w:t>
+      </w:r>
+      <w:proofErr w:type="gramEnd"/>
+      <w:r>
+        <w:rPr>
+          <w:rFonts w:ascii="Garamond" w:eastAsia="Garamond" w:hAnsi="Garamond" w:cs="Garamond"/>
+          <w:b/>
+        </w:rPr>
+        <w:t xml:space="preserve">} </w:t>
+      </w:r>
+      <w:r>
+        <w:rPr>
+          <w:rFonts w:ascii="Garamond" w:eastAsia="Garamond" w:hAnsi="Garamond" w:cs="Garamond"/>
+          <w:bCs/>
+        </w:rPr>
+        <w:t xml:space="preserve">Ofrecer </w:t>
+      </w:r>
+      <w:proofErr w:type="gramStart"/>
+      <w:r>
+        <w:rPr>
+          <w:rFonts w:ascii="Garamond" w:eastAsia="Garamond" w:hAnsi="Garamond" w:cs="Garamond"/>
+          <w:bCs/>
+        </w:rPr>
+        <w:t>{{ N</w:t>
+      </w:r>
+      <w:proofErr w:type="gramEnd"/>
+      <w:r>
+        <w:rPr>
+          <w:rFonts w:ascii="Garamond" w:eastAsia="Garamond" w:hAnsi="Garamond" w:cs="Garamond"/>
+          <w:bCs/>
+        </w:rPr>
+        <w:t>_CANTIDAD_</w:t>
+      </w:r>
+      <w:proofErr w:type="gramStart"/>
+      <w:r>
+        <w:rPr>
+          <w:rFonts w:ascii="Garamond" w:eastAsia="Garamond" w:hAnsi="Garamond" w:cs="Garamond"/>
+          <w:bCs/>
+        </w:rPr>
+        <w:t>PLATILLOS }</w:t>
+      </w:r>
+      <w:proofErr w:type="gramEnd"/>
+      <w:r>
+        <w:rPr>
+          <w:rFonts w:ascii="Garamond" w:eastAsia="Garamond" w:hAnsi="Garamond" w:cs="Garamond"/>
+          <w:bCs/>
+        </w:rPr>
+        <w:t>} (</w:t>
+      </w:r>
+      <w:proofErr w:type="gramStart"/>
+      <w:r>
+        <w:rPr>
+          <w:rFonts w:ascii="Garamond" w:eastAsia="Garamond" w:hAnsi="Garamond" w:cs="Garamond"/>
+          <w:bCs/>
+        </w:rPr>
+        <w:t>{{ VALOR</w:t>
+      </w:r>
+      <w:proofErr w:type="gramEnd"/>
+      <w:r>
+        <w:rPr>
+          <w:rFonts w:ascii="Garamond" w:eastAsia="Garamond" w:hAnsi="Garamond" w:cs="Garamond"/>
+          <w:bCs/>
+        </w:rPr>
+        <w:t>_CANTIDAD_</w:t>
+      </w:r>
+      <w:proofErr w:type="gramStart"/>
+      <w:r>
+        <w:rPr>
+          <w:rFonts w:ascii="Garamond" w:eastAsia="Garamond" w:hAnsi="Garamond" w:cs="Garamond"/>
+          <w:bCs/>
+        </w:rPr>
+        <w:t>PLATILLOS }</w:t>
+      </w:r>
+      <w:proofErr w:type="gramEnd"/>
+      <w:r>
+        <w:rPr>
+          <w:rFonts w:ascii="Garamond" w:eastAsia="Garamond" w:hAnsi="Garamond" w:cs="Garamond"/>
+          <w:bCs/>
+        </w:rPr>
+        <w:t>}) platillos</w:t>
       </w:r>
       <w:r>
         <w:rPr>
@@ -3157,27 +5169,99 @@
         </w:rPr>
         <w:t xml:space="preserve"> que sean Top Seller un </w:t>
       </w:r>
-      <w:r>
-        <w:rPr>
-          <w:rFonts w:ascii="Garamond" w:eastAsia="Garamond" w:hAnsi="Garamond" w:cs="Garamond"/>
-          <w:sz w:val="23"/>
-          <w:szCs w:val="23"/>
-        </w:rPr>
-        <w:t>{{ N_DESCUENTO_PLATILLOS }}</w:t>
-      </w:r>
-      <w:r>
-        <w:rPr>
-          <w:rFonts w:ascii="Garamond" w:eastAsia="Garamond" w:hAnsi="Garamond" w:cs="Garamond"/>
-        </w:rPr>
-        <w:t>% (</w:t>
-      </w:r>
-      <w:r>
-        <w:rPr>
-          <w:rFonts w:ascii="Garamond" w:eastAsia="Garamond" w:hAnsi="Garamond" w:cs="Garamond"/>
-          <w:sz w:val="23"/>
-          <w:szCs w:val="23"/>
-        </w:rPr>
-        <w:t>{{ VALOR_DESCUENTO_PLATILLOS|lower }}</w:t>
+      <w:proofErr w:type="gramStart"/>
+      <w:r>
+        <w:rPr>
+          <w:rFonts w:ascii="Garamond" w:eastAsia="Garamond" w:hAnsi="Garamond" w:cs="Garamond"/>
+          <w:sz w:val="23"/>
+          <w:szCs w:val="23"/>
+        </w:rPr>
+        <w:t>{{ N</w:t>
+      </w:r>
+      <w:proofErr w:type="gramEnd"/>
+      <w:r>
+        <w:rPr>
+          <w:rFonts w:ascii="Garamond" w:eastAsia="Garamond" w:hAnsi="Garamond" w:cs="Garamond"/>
+          <w:sz w:val="23"/>
+          <w:szCs w:val="23"/>
+        </w:rPr>
+        <w:t>_DESCUENTO_</w:t>
+      </w:r>
+      <w:proofErr w:type="gramStart"/>
+      <w:r>
+        <w:rPr>
+          <w:rFonts w:ascii="Garamond" w:eastAsia="Garamond" w:hAnsi="Garamond" w:cs="Garamond"/>
+          <w:sz w:val="23"/>
+          <w:szCs w:val="23"/>
+        </w:rPr>
+        <w:t>PLATILLOS }}</w:t>
+      </w:r>
+      <w:r>
+        <w:rPr>
+          <w:rFonts w:ascii="Garamond" w:eastAsia="Garamond" w:hAnsi="Garamond" w:cs="Garamond"/>
+        </w:rPr>
+        <w:t>%</w:t>
+      </w:r>
+      <w:proofErr w:type="gramEnd"/>
+      <w:r>
+        <w:rPr>
+          <w:rFonts w:ascii="Garamond" w:eastAsia="Garamond" w:hAnsi="Garamond" w:cs="Garamond"/>
+        </w:rPr>
+        <w:t xml:space="preserve"> (</w:t>
+      </w:r>
+      <w:proofErr w:type="gramStart"/>
+      <w:r>
+        <w:rPr>
+          <w:rFonts w:ascii="Garamond" w:eastAsia="Garamond" w:hAnsi="Garamond" w:cs="Garamond"/>
+          <w:sz w:val="23"/>
+          <w:szCs w:val="23"/>
+        </w:rPr>
+        <w:t xml:space="preserve">{{ </w:t>
+      </w:r>
+      <w:proofErr w:type="spellStart"/>
+      <w:r>
+        <w:rPr>
+          <w:rFonts w:ascii="Garamond" w:eastAsia="Garamond" w:hAnsi="Garamond" w:cs="Garamond"/>
+          <w:sz w:val="23"/>
+          <w:szCs w:val="23"/>
+        </w:rPr>
+        <w:t>VALOR</w:t>
+      </w:r>
+      <w:proofErr w:type="gramEnd"/>
+      <w:r>
+        <w:rPr>
+          <w:rFonts w:ascii="Garamond" w:eastAsia="Garamond" w:hAnsi="Garamond" w:cs="Garamond"/>
+          <w:sz w:val="23"/>
+          <w:szCs w:val="23"/>
+        </w:rPr>
+        <w:t>_DESCUENTO_PLATILLOS|</w:t>
+      </w:r>
+      <w:proofErr w:type="gramStart"/>
+      <w:r>
+        <w:rPr>
+          <w:rFonts w:ascii="Garamond" w:eastAsia="Garamond" w:hAnsi="Garamond" w:cs="Garamond"/>
+          <w:sz w:val="23"/>
+          <w:szCs w:val="23"/>
+        </w:rPr>
+        <w:t>lower</w:t>
+      </w:r>
+      <w:proofErr w:type="spellEnd"/>
+      <w:r>
+        <w:rPr>
+          <w:rFonts w:ascii="Garamond" w:eastAsia="Garamond" w:hAnsi="Garamond" w:cs="Garamond"/>
+          <w:sz w:val="23"/>
+          <w:szCs w:val="23"/>
+        </w:rPr>
+        <w:t xml:space="preserve"> }</w:t>
+      </w:r>
+      <w:proofErr w:type="gramEnd"/>
+      <w:r>
+        <w:rPr>
+          <w:rFonts w:ascii="Garamond" w:eastAsia="Garamond" w:hAnsi="Garamond" w:cs="Garamond"/>
+          <w:sz w:val="23"/>
+          <w:szCs w:val="23"/>
+        </w:rPr>
+        <w:t>}</w:t>
       </w:r>
       <w:r>
         <w:rPr>
@@ -3192,13 +5276,41 @@
         <w:lastRenderedPageBreak/>
         <w:t xml:space="preserve">ciento) de descuento exclusivo al interior de la Plataforma Rappi, durante los primeros </w:t>
       </w:r>
-      <w:r>
-        <w:rPr>
-          <w:rFonts w:ascii="Garamond" w:eastAsia="Garamond" w:hAnsi="Garamond" w:cs="Garamond"/>
-          <w:sz w:val="23"/>
-          <w:szCs w:val="23"/>
-        </w:rPr>
-        <w:t>{{ N_MESES_DESCUENTO_PLATILLOS }}</w:t>
+      <w:proofErr w:type="gramStart"/>
+      <w:r>
+        <w:rPr>
+          <w:rFonts w:ascii="Garamond" w:eastAsia="Garamond" w:hAnsi="Garamond" w:cs="Garamond"/>
+          <w:sz w:val="23"/>
+          <w:szCs w:val="23"/>
+        </w:rPr>
+        <w:t>{{ N</w:t>
+      </w:r>
+      <w:proofErr w:type="gramEnd"/>
+      <w:r>
+        <w:rPr>
+          <w:rFonts w:ascii="Garamond" w:eastAsia="Garamond" w:hAnsi="Garamond" w:cs="Garamond"/>
+          <w:sz w:val="23"/>
+          <w:szCs w:val="23"/>
+        </w:rPr>
+        <w:t>_MESES_DESCUENTO_</w:t>
+      </w:r>
+      <w:proofErr w:type="gramStart"/>
+      <w:r>
+        <w:rPr>
+          <w:rFonts w:ascii="Garamond" w:eastAsia="Garamond" w:hAnsi="Garamond" w:cs="Garamond"/>
+          <w:sz w:val="23"/>
+          <w:szCs w:val="23"/>
+        </w:rPr>
+        <w:t>PLATILLOS }</w:t>
+      </w:r>
+      <w:proofErr w:type="gramEnd"/>
+      <w:r>
+        <w:rPr>
+          <w:rFonts w:ascii="Garamond" w:eastAsia="Garamond" w:hAnsi="Garamond" w:cs="Garamond"/>
+          <w:sz w:val="23"/>
+          <w:szCs w:val="23"/>
+        </w:rPr>
+        <w:t>}</w:t>
       </w:r>
       <w:r>
         <w:rPr>
@@ -3206,13 +5318,59 @@
         </w:rPr>
         <w:t xml:space="preserve"> (</w:t>
       </w:r>
-      <w:r>
-        <w:rPr>
-          <w:rFonts w:ascii="Garamond" w:eastAsia="Garamond" w:hAnsi="Garamond" w:cs="Garamond"/>
-          <w:sz w:val="23"/>
-          <w:szCs w:val="23"/>
-        </w:rPr>
-        <w:t>{{ VALOR_MES_DESCUENTO_PLATILLOS|lower }}</w:t>
+      <w:proofErr w:type="gramStart"/>
+      <w:r>
+        <w:rPr>
+          <w:rFonts w:ascii="Garamond" w:eastAsia="Garamond" w:hAnsi="Garamond" w:cs="Garamond"/>
+          <w:sz w:val="23"/>
+          <w:szCs w:val="23"/>
+        </w:rPr>
+        <w:t xml:space="preserve">{{ </w:t>
+      </w:r>
+      <w:proofErr w:type="spellStart"/>
+      <w:r>
+        <w:rPr>
+          <w:rFonts w:ascii="Garamond" w:eastAsia="Garamond" w:hAnsi="Garamond" w:cs="Garamond"/>
+          <w:sz w:val="23"/>
+          <w:szCs w:val="23"/>
+        </w:rPr>
+        <w:t>VALOR</w:t>
+      </w:r>
+      <w:proofErr w:type="gramEnd"/>
+      <w:r>
+        <w:rPr>
+          <w:rFonts w:ascii="Garamond" w:eastAsia="Garamond" w:hAnsi="Garamond" w:cs="Garamond"/>
+          <w:sz w:val="23"/>
+          <w:szCs w:val="23"/>
+        </w:rPr>
+        <w:t>_MES_DESCUENTO_PLATILLOS|</w:t>
+      </w:r>
+      <w:proofErr w:type="gramStart"/>
+      <w:r>
+        <w:rPr>
+          <w:rFonts w:ascii="Garamond" w:eastAsia="Garamond" w:hAnsi="Garamond" w:cs="Garamond"/>
+          <w:sz w:val="23"/>
+          <w:szCs w:val="23"/>
+        </w:rPr>
+        <w:t>lower</w:t>
+      </w:r>
+      <w:proofErr w:type="spellEnd"/>
+      <w:r>
+        <w:rPr>
+          <w:rFonts w:ascii="Garamond" w:eastAsia="Garamond" w:hAnsi="Garamond" w:cs="Garamond"/>
+          <w:sz w:val="23"/>
+          <w:szCs w:val="23"/>
+        </w:rPr>
+        <w:t xml:space="preserve"> }</w:t>
+      </w:r>
+      <w:proofErr w:type="gramEnd"/>
+      <w:r>
+        <w:rPr>
+          <w:rFonts w:ascii="Garamond" w:eastAsia="Garamond" w:hAnsi="Garamond" w:cs="Garamond"/>
+          <w:sz w:val="23"/>
+          <w:szCs w:val="23"/>
+        </w:rPr>
+        <w:t>}</w:t>
       </w:r>
       <w:r>
         <w:rPr>
@@ -3305,7 +5463,25 @@
           <w:b/>
           <w:bCs/>
         </w:rPr>
-        <w:t>(ii)</w:t>
+        <w:t>(</w:t>
+      </w:r>
+      <w:proofErr w:type="spellStart"/>
+      <w:r>
+        <w:rPr>
+          <w:rFonts w:ascii="Garamond" w:eastAsia="Garamond" w:hAnsi="Garamond" w:cs="Garamond"/>
+          <w:b/>
+          <w:bCs/>
+        </w:rPr>
+        <w:t>ii</w:t>
+      </w:r>
+      <w:proofErr w:type="spellEnd"/>
+      <w:r>
+        <w:rPr>
+          <w:rFonts w:ascii="Garamond" w:eastAsia="Garamond" w:hAnsi="Garamond" w:cs="Garamond"/>
+          <w:b/>
+          <w:bCs/>
+        </w:rPr>
+        <w:t>)</w:t>
       </w:r>
       <w:r>
         <w:rPr>
@@ -3319,7 +5495,25 @@
           <w:b/>
           <w:bCs/>
         </w:rPr>
-        <w:t xml:space="preserve">(iii) </w:t>
+        <w:t>(</w:t>
+      </w:r>
+      <w:proofErr w:type="spellStart"/>
+      <w:r>
+        <w:rPr>
+          <w:rFonts w:ascii="Garamond" w:eastAsia="Garamond" w:hAnsi="Garamond" w:cs="Garamond"/>
+          <w:b/>
+          <w:bCs/>
+        </w:rPr>
+        <w:t>iii</w:t>
+      </w:r>
+      <w:proofErr w:type="spellEnd"/>
+      <w:r>
+        <w:rPr>
+          <w:rFonts w:ascii="Garamond" w:eastAsia="Garamond" w:hAnsi="Garamond" w:cs="Garamond"/>
+          <w:b/>
+          <w:bCs/>
+        </w:rPr>
+        <w:t xml:space="preserve">) </w:t>
       </w:r>
       <w:r>
         <w:rPr>
@@ -3333,7 +5527,25 @@
           <w:b/>
           <w:bCs/>
         </w:rPr>
-        <w:t>(iv)</w:t>
+        <w:t>(</w:t>
+      </w:r>
+      <w:proofErr w:type="spellStart"/>
+      <w:r>
+        <w:rPr>
+          <w:rFonts w:ascii="Garamond" w:eastAsia="Garamond" w:hAnsi="Garamond" w:cs="Garamond"/>
+          <w:b/>
+          <w:bCs/>
+        </w:rPr>
+        <w:t>iv</w:t>
+      </w:r>
+      <w:proofErr w:type="spellEnd"/>
+      <w:r>
+        <w:rPr>
+          <w:rFonts w:ascii="Garamond" w:eastAsia="Garamond" w:hAnsi="Garamond" w:cs="Garamond"/>
+          <w:b/>
+          <w:bCs/>
+        </w:rPr>
+        <w:t>)</w:t>
       </w:r>
       <w:r>
         <w:rPr>
@@ -3440,7 +5652,43 @@
           <w:sz w:val="23"/>
           <w:szCs w:val="23"/>
         </w:rPr>
-        <w:t xml:space="preserve">{% if tipo_comision == 'fija' %} </w:t>
+        <w:t xml:space="preserve">{% </w:t>
+      </w:r>
+      <w:proofErr w:type="spellStart"/>
+      <w:r>
+        <w:rPr>
+          <w:rFonts w:ascii="Garamond" w:eastAsia="Garamond" w:hAnsi="Garamond" w:cs="Garamond"/>
+          <w:sz w:val="23"/>
+          <w:szCs w:val="23"/>
+        </w:rPr>
+        <w:t>if</w:t>
+      </w:r>
+      <w:proofErr w:type="spellEnd"/>
+      <w:r>
+        <w:rPr>
+          <w:rFonts w:ascii="Garamond" w:eastAsia="Garamond" w:hAnsi="Garamond" w:cs="Garamond"/>
+          <w:sz w:val="23"/>
+          <w:szCs w:val="23"/>
+        </w:rPr>
+        <w:t xml:space="preserve"> </w:t>
+      </w:r>
+      <w:proofErr w:type="spellStart"/>
+      <w:r>
+        <w:rPr>
+          <w:rFonts w:ascii="Garamond" w:eastAsia="Garamond" w:hAnsi="Garamond" w:cs="Garamond"/>
+          <w:sz w:val="23"/>
+          <w:szCs w:val="23"/>
+        </w:rPr>
+        <w:t>tipo_comision</w:t>
+      </w:r>
+      <w:proofErr w:type="spellEnd"/>
+      <w:r>
+        <w:rPr>
+          <w:rFonts w:ascii="Garamond" w:eastAsia="Garamond" w:hAnsi="Garamond" w:cs="Garamond"/>
+          <w:sz w:val="23"/>
+          <w:szCs w:val="23"/>
+        </w:rPr>
+        <w:t xml:space="preserve"> == 'fija' %} </w:t>
       </w:r>
       <w:r>
         <w:rPr>
@@ -3448,27 +5696,117 @@
         </w:rPr>
         <w:t xml:space="preserve">El Aliado Comercial pagará a Rappi, por concepto del Uso y Alquiler de la Plataforma Rappi un porcentaje sobre el valor total de los Productos vendidos por el Aliado Comercial por medio de la Plataforma Rappi. Dicho porcentaje corresponderá al </w:t>
       </w:r>
-      <w:r>
-        <w:rPr>
-          <w:rFonts w:ascii="Garamond" w:eastAsia="Garamond" w:hAnsi="Garamond" w:cs="Garamond"/>
-          <w:sz w:val="23"/>
-          <w:szCs w:val="23"/>
-        </w:rPr>
-        <w:t>{{ n_comision_fija }}</w:t>
-      </w:r>
-      <w:r>
-        <w:rPr>
-          <w:rFonts w:ascii="Garamond" w:eastAsia="Garamond" w:hAnsi="Garamond" w:cs="Garamond"/>
-        </w:rPr>
-        <w:t>% (</w:t>
-      </w:r>
-      <w:r>
-        <w:rPr>
-          <w:rFonts w:ascii="Garamond" w:eastAsia="Garamond" w:hAnsi="Garamond" w:cs="Garamond"/>
-          <w:sz w:val="23"/>
-          <w:szCs w:val="23"/>
-        </w:rPr>
-        <w:t>{{ valor_comision_fija }}</w:t>
+      <w:proofErr w:type="gramStart"/>
+      <w:r>
+        <w:rPr>
+          <w:rFonts w:ascii="Garamond" w:eastAsia="Garamond" w:hAnsi="Garamond" w:cs="Garamond"/>
+          <w:sz w:val="23"/>
+          <w:szCs w:val="23"/>
+        </w:rPr>
+        <w:t xml:space="preserve">{{ </w:t>
+      </w:r>
+      <w:proofErr w:type="spellStart"/>
+      <w:r>
+        <w:rPr>
+          <w:rFonts w:ascii="Garamond" w:eastAsia="Garamond" w:hAnsi="Garamond" w:cs="Garamond"/>
+          <w:sz w:val="23"/>
+          <w:szCs w:val="23"/>
+        </w:rPr>
+        <w:t>n</w:t>
+      </w:r>
+      <w:proofErr w:type="gramEnd"/>
+      <w:r>
+        <w:rPr>
+          <w:rFonts w:ascii="Garamond" w:eastAsia="Garamond" w:hAnsi="Garamond" w:cs="Garamond"/>
+          <w:sz w:val="23"/>
+          <w:szCs w:val="23"/>
+        </w:rPr>
+        <w:t>_comision_</w:t>
+      </w:r>
+      <w:proofErr w:type="gramStart"/>
+      <w:r>
+        <w:rPr>
+          <w:rFonts w:ascii="Garamond" w:eastAsia="Garamond" w:hAnsi="Garamond" w:cs="Garamond"/>
+          <w:sz w:val="23"/>
+          <w:szCs w:val="23"/>
+        </w:rPr>
+        <w:t>fija</w:t>
+      </w:r>
+      <w:proofErr w:type="spellEnd"/>
+      <w:r>
+        <w:rPr>
+          <w:rFonts w:ascii="Garamond" w:eastAsia="Garamond" w:hAnsi="Garamond" w:cs="Garamond"/>
+          <w:sz w:val="23"/>
+          <w:szCs w:val="23"/>
+        </w:rPr>
+        <w:t xml:space="preserve"> }}</w:t>
+      </w:r>
+      <w:r>
+        <w:rPr>
+          <w:rFonts w:ascii="Garamond" w:eastAsia="Garamond" w:hAnsi="Garamond" w:cs="Garamond"/>
+        </w:rPr>
+        <w:t>%</w:t>
+      </w:r>
+      <w:proofErr w:type="gramEnd"/>
+      <w:r>
+        <w:rPr>
+          <w:rFonts w:ascii="Garamond" w:eastAsia="Garamond" w:hAnsi="Garamond" w:cs="Garamond"/>
+        </w:rPr>
+        <w:t xml:space="preserve"> (</w:t>
+      </w:r>
+      <w:proofErr w:type="gramStart"/>
+      <w:r>
+        <w:rPr>
+          <w:rFonts w:ascii="Garamond" w:eastAsia="Garamond" w:hAnsi="Garamond" w:cs="Garamond"/>
+          <w:sz w:val="23"/>
+          <w:szCs w:val="23"/>
+        </w:rPr>
+        <w:t xml:space="preserve">{{ </w:t>
+      </w:r>
+      <w:proofErr w:type="spellStart"/>
+      <w:r>
+        <w:rPr>
+          <w:rFonts w:ascii="Garamond" w:eastAsia="Garamond" w:hAnsi="Garamond" w:cs="Garamond"/>
+          <w:sz w:val="23"/>
+          <w:szCs w:val="23"/>
+        </w:rPr>
+        <w:t>valor</w:t>
+      </w:r>
+      <w:proofErr w:type="gramEnd"/>
+      <w:r>
+        <w:rPr>
+          <w:rFonts w:ascii="Garamond" w:eastAsia="Garamond" w:hAnsi="Garamond" w:cs="Garamond"/>
+          <w:sz w:val="23"/>
+          <w:szCs w:val="23"/>
+        </w:rPr>
+        <w:t>_comision_</w:t>
+      </w:r>
+      <w:proofErr w:type="gramStart"/>
+      <w:r>
+        <w:rPr>
+          <w:rFonts w:ascii="Garamond" w:eastAsia="Garamond" w:hAnsi="Garamond" w:cs="Garamond"/>
+          <w:sz w:val="23"/>
+          <w:szCs w:val="23"/>
+        </w:rPr>
+        <w:t>fija</w:t>
+      </w:r>
+      <w:proofErr w:type="spellEnd"/>
+      <w:r>
+        <w:rPr>
+          <w:rFonts w:ascii="Garamond" w:eastAsia="Garamond" w:hAnsi="Garamond" w:cs="Garamond"/>
+          <w:sz w:val="23"/>
+          <w:szCs w:val="23"/>
+        </w:rPr>
+        <w:t xml:space="preserve"> }</w:t>
+      </w:r>
+      <w:proofErr w:type="gramEnd"/>
+      <w:r>
+        <w:rPr>
+          <w:rFonts w:ascii="Garamond" w:eastAsia="Garamond" w:hAnsi="Garamond" w:cs="Garamond"/>
+          <w:sz w:val="23"/>
+          <w:szCs w:val="23"/>
+        </w:rPr>
+        <w:t>}</w:t>
       </w:r>
       <w:r>
         <w:rPr>
@@ -3516,7 +5854,39 @@
           <w:rFonts w:ascii="Garamond" w:eastAsia="Garamond" w:hAnsi="Garamond" w:cs="Garamond"/>
           <w:lang w:val="es-ES"/>
         </w:rPr>
-        <w:t>{% elif tipo_comision == 'mes' %} Se pagará un porcentaje variable sobre el valor total de las ventas realizadas por el Aliado Comercial por medio de la Plataforma Rappi. Dicho porcentaje variará dependiendo del mes de ejecución del presente Acuerdo de Cooperación, de la siguiente manera:</w:t>
+        <w:t xml:space="preserve">{% </w:t>
+      </w:r>
+      <w:proofErr w:type="spellStart"/>
+      <w:r>
+        <w:rPr>
+          <w:rFonts w:ascii="Garamond" w:eastAsia="Garamond" w:hAnsi="Garamond" w:cs="Garamond"/>
+          <w:lang w:val="es-ES"/>
+        </w:rPr>
+        <w:t>elif</w:t>
+      </w:r>
+      <w:proofErr w:type="spellEnd"/>
+      <w:r>
+        <w:rPr>
+          <w:rFonts w:ascii="Garamond" w:eastAsia="Garamond" w:hAnsi="Garamond" w:cs="Garamond"/>
+          <w:lang w:val="es-ES"/>
+        </w:rPr>
+        <w:t xml:space="preserve"> </w:t>
+      </w:r>
+      <w:proofErr w:type="spellStart"/>
+      <w:r>
+        <w:rPr>
+          <w:rFonts w:ascii="Garamond" w:eastAsia="Garamond" w:hAnsi="Garamond" w:cs="Garamond"/>
+          <w:lang w:val="es-ES"/>
+        </w:rPr>
+        <w:t>tipo_comision</w:t>
+      </w:r>
+      <w:proofErr w:type="spellEnd"/>
+      <w:r>
+        <w:rPr>
+          <w:rFonts w:ascii="Garamond" w:eastAsia="Garamond" w:hAnsi="Garamond" w:cs="Garamond"/>
+          <w:lang w:val="es-ES"/>
+        </w:rPr>
+        <w:t xml:space="preserve"> == 'mes' %} Se pagará un porcentaje variable sobre el valor total de las ventas realizadas por el Aliado Comercial por medio de la Plataforma Rappi. Dicho porcentaje variará dependiendo del mes de ejecución del presente Acuerdo de Cooperación, de la siguiente manera:</w:t>
       </w:r>
     </w:p>
     <w:p>
@@ -3536,13 +5906,59 @@
           <w:lang w:val="es-MX"/>
         </w:rPr>
       </w:pPr>
-      <w:r>
-        <w:rPr>
-          <w:rFonts w:ascii="Garamond" w:eastAsia="Garamond" w:hAnsi="Garamond" w:cs="Garamond"/>
-          <w:sz w:val="23"/>
-          <w:szCs w:val="23"/>
-        </w:rPr>
-        <w:t>{{ comision_escalonada }}</w:t>
+      <w:proofErr w:type="gramStart"/>
+      <w:r>
+        <w:rPr>
+          <w:rFonts w:ascii="Garamond" w:eastAsia="Garamond" w:hAnsi="Garamond" w:cs="Garamond"/>
+          <w:sz w:val="23"/>
+          <w:szCs w:val="23"/>
+        </w:rPr>
+        <w:t xml:space="preserve">{{ </w:t>
+      </w:r>
+      <w:proofErr w:type="spellStart"/>
+      <w:r>
+        <w:rPr>
+          <w:rFonts w:ascii="Garamond" w:eastAsia="Garamond" w:hAnsi="Garamond" w:cs="Garamond"/>
+          <w:sz w:val="23"/>
+          <w:szCs w:val="23"/>
+        </w:rPr>
+        <w:t>comision</w:t>
+      </w:r>
+      <w:proofErr w:type="gramEnd"/>
+      <w:r>
+        <w:rPr>
+          <w:rFonts w:ascii="Garamond" w:eastAsia="Garamond" w:hAnsi="Garamond" w:cs="Garamond"/>
+          <w:sz w:val="23"/>
+          <w:szCs w:val="23"/>
+        </w:rPr>
+        <w:t>_</w:t>
+      </w:r>
+      <w:proofErr w:type="gramStart"/>
+      <w:r>
+        <w:rPr>
+          <w:rFonts w:ascii="Garamond" w:eastAsia="Garamond" w:hAnsi="Garamond" w:cs="Garamond"/>
+          <w:sz w:val="23"/>
+          <w:szCs w:val="23"/>
+        </w:rPr>
+        <w:t>escalonada</w:t>
+      </w:r>
+      <w:proofErr w:type="spellEnd"/>
+      <w:r>
+        <w:rPr>
+          <w:rFonts w:ascii="Garamond" w:eastAsia="Garamond" w:hAnsi="Garamond" w:cs="Garamond"/>
+          <w:sz w:val="23"/>
+          <w:szCs w:val="23"/>
+        </w:rPr>
+        <w:t xml:space="preserve"> }</w:t>
+      </w:r>
+      <w:proofErr w:type="gramEnd"/>
+      <w:r>
+        <w:rPr>
+          <w:rFonts w:ascii="Garamond" w:eastAsia="Garamond" w:hAnsi="Garamond" w:cs="Garamond"/>
+          <w:sz w:val="23"/>
+          <w:szCs w:val="23"/>
+        </w:rPr>
+        <w:t>}</w:t>
       </w:r>
     </w:p>
     <w:p>
@@ -3580,7 +5996,43 @@
           <w:sz w:val="23"/>
           <w:szCs w:val="23"/>
         </w:rPr>
-        <w:t>{% elif tipo_comision == 'ordenes' %} El Aliado Comercial pagará a Rappi, por concepto del Uso y Alquiler de la Plataforma Rappi un porcentaje sobre el valor total de los Productos vendidos por el Aliado Comercial por medio de la Plataforma Rappi. Se aclara que este porcentaje se calculará semanalmente sobre el precio total de los Productos del Aliado Comercial en la Plataforma Rappi.</w:t>
+        <w:t xml:space="preserve">{% </w:t>
+      </w:r>
+      <w:proofErr w:type="spellStart"/>
+      <w:r>
+        <w:rPr>
+          <w:rFonts w:ascii="Garamond" w:eastAsia="Garamond" w:hAnsi="Garamond" w:cs="Garamond"/>
+          <w:sz w:val="23"/>
+          <w:szCs w:val="23"/>
+        </w:rPr>
+        <w:t>elif</w:t>
+      </w:r>
+      <w:proofErr w:type="spellEnd"/>
+      <w:r>
+        <w:rPr>
+          <w:rFonts w:ascii="Garamond" w:eastAsia="Garamond" w:hAnsi="Garamond" w:cs="Garamond"/>
+          <w:sz w:val="23"/>
+          <w:szCs w:val="23"/>
+        </w:rPr>
+        <w:t xml:space="preserve"> </w:t>
+      </w:r>
+      <w:proofErr w:type="spellStart"/>
+      <w:r>
+        <w:rPr>
+          <w:rFonts w:ascii="Garamond" w:eastAsia="Garamond" w:hAnsi="Garamond" w:cs="Garamond"/>
+          <w:sz w:val="23"/>
+          <w:szCs w:val="23"/>
+        </w:rPr>
+        <w:t>tipo_comision</w:t>
+      </w:r>
+      <w:proofErr w:type="spellEnd"/>
+      <w:r>
+        <w:rPr>
+          <w:rFonts w:ascii="Garamond" w:eastAsia="Garamond" w:hAnsi="Garamond" w:cs="Garamond"/>
+          <w:sz w:val="23"/>
+          <w:szCs w:val="23"/>
+        </w:rPr>
+        <w:t xml:space="preserve"> == 'ordenes' %} El Aliado Comercial pagará a Rappi, por concepto del Uso y Alquiler de la Plataforma Rappi un porcentaje sobre el valor total de los Productos vendidos por el Aliado Comercial por medio de la Plataforma Rappi. Se aclara que este porcentaje se calculará semanalmente sobre el precio total de los Productos del Aliado Comercial en la Plataforma Rappi.</w:t>
       </w:r>
     </w:p>
     <w:p>
@@ -3629,6 +6081,7 @@
         </w:rPr>
         <w:t xml:space="preserve">Durante los primeros 12 (doce) meses de vigencia del presente Acuerdo (el "Primer Año"), el porcentaje será del </w:t>
       </w:r>
+      <w:proofErr w:type="gramStart"/>
       <w:r>
         <w:rPr>
           <w:rFonts w:ascii="Garamond" w:eastAsia="Garamond" w:hAnsi="Garamond" w:cs="Garamond"/>
@@ -3636,16 +6089,9 @@
           <w:szCs w:val="23"/>
           <w:lang w:val="es-ES"/>
         </w:rPr>
-        <w:t>{{ n_comision_fija }}</w:t>
-      </w:r>
-      <w:r>
-        <w:rPr>
-          <w:rFonts w:ascii="Garamond" w:eastAsia="Garamond" w:hAnsi="Garamond" w:cs="Garamond"/>
-          <w:sz w:val="23"/>
-          <w:szCs w:val="23"/>
-        </w:rPr>
-        <w:t>% (</w:t>
-      </w:r>
+        <w:t xml:space="preserve">{{ </w:t>
+      </w:r>
+      <w:proofErr w:type="spellStart"/>
       <w:r>
         <w:rPr>
           <w:rFonts w:ascii="Garamond" w:eastAsia="Garamond" w:hAnsi="Garamond" w:cs="Garamond"/>
@@ -3653,7 +6099,114 @@
           <w:szCs w:val="23"/>
           <w:lang w:val="es-ES"/>
         </w:rPr>
-        <w:t xml:space="preserve">{{ valor_comision_fija }} </w:t>
+        <w:t>n</w:t>
+      </w:r>
+      <w:proofErr w:type="gramEnd"/>
+      <w:r>
+        <w:rPr>
+          <w:rFonts w:ascii="Garamond" w:eastAsia="Garamond" w:hAnsi="Garamond" w:cs="Garamond"/>
+          <w:sz w:val="23"/>
+          <w:szCs w:val="23"/>
+          <w:lang w:val="es-ES"/>
+        </w:rPr>
+        <w:t>_comision_</w:t>
+      </w:r>
+      <w:proofErr w:type="gramStart"/>
+      <w:r>
+        <w:rPr>
+          <w:rFonts w:ascii="Garamond" w:eastAsia="Garamond" w:hAnsi="Garamond" w:cs="Garamond"/>
+          <w:sz w:val="23"/>
+          <w:szCs w:val="23"/>
+          <w:lang w:val="es-ES"/>
+        </w:rPr>
+        <w:t>fija</w:t>
+      </w:r>
+      <w:proofErr w:type="spellEnd"/>
+      <w:r>
+        <w:rPr>
+          <w:rFonts w:ascii="Garamond" w:eastAsia="Garamond" w:hAnsi="Garamond" w:cs="Garamond"/>
+          <w:sz w:val="23"/>
+          <w:szCs w:val="23"/>
+          <w:lang w:val="es-ES"/>
+        </w:rPr>
+        <w:t xml:space="preserve"> }}</w:t>
+      </w:r>
+      <w:r>
+        <w:rPr>
+          <w:rFonts w:ascii="Garamond" w:eastAsia="Garamond" w:hAnsi="Garamond" w:cs="Garamond"/>
+          <w:sz w:val="23"/>
+          <w:szCs w:val="23"/>
+        </w:rPr>
+        <w:t>%</w:t>
+      </w:r>
+      <w:proofErr w:type="gramEnd"/>
+      <w:r>
+        <w:rPr>
+          <w:rFonts w:ascii="Garamond" w:eastAsia="Garamond" w:hAnsi="Garamond" w:cs="Garamond"/>
+          <w:sz w:val="23"/>
+          <w:szCs w:val="23"/>
+        </w:rPr>
+        <w:t xml:space="preserve"> (</w:t>
+      </w:r>
+      <w:proofErr w:type="gramStart"/>
+      <w:r>
+        <w:rPr>
+          <w:rFonts w:ascii="Garamond" w:eastAsia="Garamond" w:hAnsi="Garamond" w:cs="Garamond"/>
+          <w:sz w:val="23"/>
+          <w:szCs w:val="23"/>
+          <w:lang w:val="es-ES"/>
+        </w:rPr>
+        <w:t xml:space="preserve">{{ </w:t>
+      </w:r>
+      <w:proofErr w:type="spellStart"/>
+      <w:r>
+        <w:rPr>
+          <w:rFonts w:ascii="Garamond" w:eastAsia="Garamond" w:hAnsi="Garamond" w:cs="Garamond"/>
+          <w:sz w:val="23"/>
+          <w:szCs w:val="23"/>
+          <w:lang w:val="es-ES"/>
+        </w:rPr>
+        <w:t>valor</w:t>
+      </w:r>
+      <w:proofErr w:type="gramEnd"/>
+      <w:r>
+        <w:rPr>
+          <w:rFonts w:ascii="Garamond" w:eastAsia="Garamond" w:hAnsi="Garamond" w:cs="Garamond"/>
+          <w:sz w:val="23"/>
+          <w:szCs w:val="23"/>
+          <w:lang w:val="es-ES"/>
+        </w:rPr>
+        <w:t>_comision_</w:t>
+      </w:r>
+      <w:proofErr w:type="gramStart"/>
+      <w:r>
+        <w:rPr>
+          <w:rFonts w:ascii="Garamond" w:eastAsia="Garamond" w:hAnsi="Garamond" w:cs="Garamond"/>
+          <w:sz w:val="23"/>
+          <w:szCs w:val="23"/>
+          <w:lang w:val="es-ES"/>
+        </w:rPr>
+        <w:t>fija</w:t>
+      </w:r>
+      <w:proofErr w:type="spellEnd"/>
+      <w:r>
+        <w:rPr>
+          <w:rFonts w:ascii="Garamond" w:eastAsia="Garamond" w:hAnsi="Garamond" w:cs="Garamond"/>
+          <w:sz w:val="23"/>
+          <w:szCs w:val="23"/>
+          <w:lang w:val="es-ES"/>
+        </w:rPr>
+        <w:t xml:space="preserve"> }</w:t>
+      </w:r>
+      <w:proofErr w:type="gramEnd"/>
+      <w:r>
+        <w:rPr>
+          <w:rFonts w:ascii="Garamond" w:eastAsia="Garamond" w:hAnsi="Garamond" w:cs="Garamond"/>
+          <w:sz w:val="23"/>
+          <w:szCs w:val="23"/>
+          <w:lang w:val="es-ES"/>
+        </w:rPr>
+        <w:t xml:space="preserve">} </w:t>
       </w:r>
       <w:r>
         <w:rPr>
@@ -3751,26 +6304,100 @@
           <w:sz w:val="23"/>
           <w:szCs w:val="23"/>
         </w:rPr>
-        <w:t>De 0 a {{ max_ordenes }} órdenes</w:t>
-      </w:r>
-    </w:p>
-    <w:p>
-      <w:pPr>
-        <w:jc w:val="both"/>
-        <w:rPr>
-          <w:rFonts w:ascii="Garamond" w:eastAsia="Garamond" w:hAnsi="Garamond" w:cs="Garamond"/>
-          <w:sz w:val="23"/>
-          <w:szCs w:val="23"/>
-        </w:rPr>
-      </w:pPr>
-      <w:r>
-        <w:rPr>
-          <w:rFonts w:ascii="Garamond" w:eastAsia="Garamond" w:hAnsi="Garamond" w:cs="Garamond"/>
-          <w:sz w:val="23"/>
-          <w:szCs w:val="23"/>
-        </w:rPr>
-        <w:t>{{ n_comision_1 }}%</w:t>
-      </w:r>
+        <w:t xml:space="preserve">De 0 a </w:t>
+      </w:r>
+      <w:proofErr w:type="gramStart"/>
+      <w:r>
+        <w:rPr>
+          <w:rFonts w:ascii="Garamond" w:eastAsia="Garamond" w:hAnsi="Garamond" w:cs="Garamond"/>
+          <w:sz w:val="23"/>
+          <w:szCs w:val="23"/>
+        </w:rPr>
+        <w:t xml:space="preserve">{{ </w:t>
+      </w:r>
+      <w:proofErr w:type="spellStart"/>
+      <w:r>
+        <w:rPr>
+          <w:rFonts w:ascii="Garamond" w:eastAsia="Garamond" w:hAnsi="Garamond" w:cs="Garamond"/>
+          <w:sz w:val="23"/>
+          <w:szCs w:val="23"/>
+        </w:rPr>
+        <w:t>max</w:t>
+      </w:r>
+      <w:proofErr w:type="gramEnd"/>
+      <w:r>
+        <w:rPr>
+          <w:rFonts w:ascii="Garamond" w:eastAsia="Garamond" w:hAnsi="Garamond" w:cs="Garamond"/>
+          <w:sz w:val="23"/>
+          <w:szCs w:val="23"/>
+        </w:rPr>
+        <w:t>_</w:t>
+      </w:r>
+      <w:proofErr w:type="gramStart"/>
+      <w:r>
+        <w:rPr>
+          <w:rFonts w:ascii="Garamond" w:eastAsia="Garamond" w:hAnsi="Garamond" w:cs="Garamond"/>
+          <w:sz w:val="23"/>
+          <w:szCs w:val="23"/>
+        </w:rPr>
+        <w:t>ordenes</w:t>
+      </w:r>
+      <w:proofErr w:type="spellEnd"/>
+      <w:r>
+        <w:rPr>
+          <w:rFonts w:ascii="Garamond" w:eastAsia="Garamond" w:hAnsi="Garamond" w:cs="Garamond"/>
+          <w:sz w:val="23"/>
+          <w:szCs w:val="23"/>
+        </w:rPr>
+        <w:t xml:space="preserve"> }</w:t>
+      </w:r>
+      <w:proofErr w:type="gramEnd"/>
+      <w:r>
+        <w:rPr>
+          <w:rFonts w:ascii="Garamond" w:eastAsia="Garamond" w:hAnsi="Garamond" w:cs="Garamond"/>
+          <w:sz w:val="23"/>
+          <w:szCs w:val="23"/>
+        </w:rPr>
+        <w:t>} órdenes</w:t>
+      </w:r>
+    </w:p>
+    <w:p>
+      <w:pPr>
+        <w:jc w:val="both"/>
+        <w:rPr>
+          <w:rFonts w:ascii="Garamond" w:eastAsia="Garamond" w:hAnsi="Garamond" w:cs="Garamond"/>
+          <w:sz w:val="23"/>
+          <w:szCs w:val="23"/>
+        </w:rPr>
+      </w:pPr>
+      <w:proofErr w:type="gramStart"/>
+      <w:r>
+        <w:rPr>
+          <w:rFonts w:ascii="Garamond" w:eastAsia="Garamond" w:hAnsi="Garamond" w:cs="Garamond"/>
+          <w:sz w:val="23"/>
+          <w:szCs w:val="23"/>
+        </w:rPr>
+        <w:t>{{ n</w:t>
+      </w:r>
+      <w:proofErr w:type="gramEnd"/>
+      <w:r>
+        <w:rPr>
+          <w:rFonts w:ascii="Garamond" w:eastAsia="Garamond" w:hAnsi="Garamond" w:cs="Garamond"/>
+          <w:sz w:val="23"/>
+          <w:szCs w:val="23"/>
+        </w:rPr>
+        <w:t>_comision_</w:t>
+      </w:r>
+      <w:proofErr w:type="gramStart"/>
+      <w:r>
+        <w:rPr>
+          <w:rFonts w:ascii="Garamond" w:eastAsia="Garamond" w:hAnsi="Garamond" w:cs="Garamond"/>
+          <w:sz w:val="23"/>
+          <w:szCs w:val="23"/>
+        </w:rPr>
+        <w:t>1 }}%</w:t>
+      </w:r>
+      <w:proofErr w:type="gramEnd"/>
     </w:p>
     <w:p>
       <w:pPr>
@@ -3912,7 +6539,25 @@
           <w:b/>
           <w:bCs/>
         </w:rPr>
-        <w:t>(ii)</w:t>
+        <w:t>(</w:t>
+      </w:r>
+      <w:proofErr w:type="spellStart"/>
+      <w:r>
+        <w:rPr>
+          <w:rFonts w:ascii="Garamond" w:eastAsia="Garamond" w:hAnsi="Garamond" w:cs="Garamond"/>
+          <w:b/>
+          <w:bCs/>
+        </w:rPr>
+        <w:t>ii</w:t>
+      </w:r>
+      <w:proofErr w:type="spellEnd"/>
+      <w:r>
+        <w:rPr>
+          <w:rFonts w:ascii="Garamond" w:eastAsia="Garamond" w:hAnsi="Garamond" w:cs="Garamond"/>
+          <w:b/>
+          <w:bCs/>
+        </w:rPr>
+        <w:t>)</w:t>
       </w:r>
       <w:r>
         <w:rPr>
@@ -3982,7 +6627,51 @@
           <w:sz w:val="23"/>
           <w:szCs w:val="23"/>
         </w:rPr>
-        <w:t>Titular: {{ RAZÓN_SOCIAL_ENCABEZADO }}</w:t>
+        <w:t xml:space="preserve">Titular: </w:t>
+      </w:r>
+      <w:proofErr w:type="gramStart"/>
+      <w:r>
+        <w:rPr>
+          <w:rFonts w:ascii="Garamond" w:eastAsia="Garamond" w:hAnsi="Garamond" w:cs="Garamond"/>
+          <w:i/>
+          <w:iCs/>
+          <w:sz w:val="23"/>
+          <w:szCs w:val="23"/>
+        </w:rPr>
+        <w:t>{{ RAZÓN</w:t>
+      </w:r>
+      <w:proofErr w:type="gramEnd"/>
+      <w:r>
+        <w:rPr>
+          <w:rFonts w:ascii="Garamond" w:eastAsia="Garamond" w:hAnsi="Garamond" w:cs="Garamond"/>
+          <w:i/>
+          <w:iCs/>
+          <w:sz w:val="23"/>
+          <w:szCs w:val="23"/>
+        </w:rPr>
+        <w:t>_SOCIAL_</w:t>
+      </w:r>
+      <w:proofErr w:type="gramStart"/>
+      <w:r>
+        <w:rPr>
+          <w:rFonts w:ascii="Garamond" w:eastAsia="Garamond" w:hAnsi="Garamond" w:cs="Garamond"/>
+          <w:i/>
+          <w:iCs/>
+          <w:sz w:val="23"/>
+          <w:szCs w:val="23"/>
+        </w:rPr>
+        <w:t>ENCABEZADO }</w:t>
+      </w:r>
+      <w:proofErr w:type="gramEnd"/>
+      <w:r>
+        <w:rPr>
+          <w:rFonts w:ascii="Garamond" w:eastAsia="Garamond" w:hAnsi="Garamond" w:cs="Garamond"/>
+          <w:i/>
+          <w:iCs/>
+          <w:sz w:val="23"/>
+          <w:szCs w:val="23"/>
+        </w:rPr>
+        <w:t>}</w:t>
       </w:r>
     </w:p>
     <w:p>
@@ -4016,7 +6705,51 @@
           <w:sz w:val="23"/>
           <w:szCs w:val="23"/>
         </w:rPr>
-        <w:t>Cuenta: {{ N_CUENTA }}</w:t>
+        <w:t xml:space="preserve">Cuenta: </w:t>
+      </w:r>
+      <w:proofErr w:type="gramStart"/>
+      <w:r>
+        <w:rPr>
+          <w:rFonts w:ascii="Garamond" w:eastAsia="Garamond" w:hAnsi="Garamond" w:cs="Garamond"/>
+          <w:i/>
+          <w:iCs/>
+          <w:sz w:val="23"/>
+          <w:szCs w:val="23"/>
+        </w:rPr>
+        <w:t>{{ N</w:t>
+      </w:r>
+      <w:proofErr w:type="gramEnd"/>
+      <w:r>
+        <w:rPr>
+          <w:rFonts w:ascii="Garamond" w:eastAsia="Garamond" w:hAnsi="Garamond" w:cs="Garamond"/>
+          <w:i/>
+          <w:iCs/>
+          <w:sz w:val="23"/>
+          <w:szCs w:val="23"/>
+        </w:rPr>
+        <w:t>_</w:t>
+      </w:r>
+      <w:proofErr w:type="gramStart"/>
+      <w:r>
+        <w:rPr>
+          <w:rFonts w:ascii="Garamond" w:eastAsia="Garamond" w:hAnsi="Garamond" w:cs="Garamond"/>
+          <w:i/>
+          <w:iCs/>
+          <w:sz w:val="23"/>
+          <w:szCs w:val="23"/>
+        </w:rPr>
+        <w:t>CUENTA }</w:t>
+      </w:r>
+      <w:proofErr w:type="gramEnd"/>
+      <w:r>
+        <w:rPr>
+          <w:rFonts w:ascii="Garamond" w:eastAsia="Garamond" w:hAnsi="Garamond" w:cs="Garamond"/>
+          <w:i/>
+          <w:iCs/>
+          <w:sz w:val="23"/>
+          <w:szCs w:val="23"/>
+        </w:rPr>
+        <w:t>}</w:t>
       </w:r>
     </w:p>
     <w:p>
@@ -4042,6 +6775,7 @@
           <w:szCs w:val="23"/>
         </w:rPr>
       </w:pPr>
+      <w:proofErr w:type="spellStart"/>
       <w:r>
         <w:rPr>
           <w:rFonts w:ascii="Garamond" w:eastAsia="Garamond" w:hAnsi="Garamond" w:cs="Garamond"/>
@@ -4050,7 +6784,62 @@
           <w:sz w:val="23"/>
           <w:szCs w:val="23"/>
         </w:rPr>
-        <w:t xml:space="preserve">Clabe Interbancaria: {{ N_CLABE }} </w:t>
+        <w:t>Clabe</w:t>
+      </w:r>
+      <w:proofErr w:type="spellEnd"/>
+      <w:r>
+        <w:rPr>
+          <w:rFonts w:ascii="Garamond" w:eastAsia="Garamond" w:hAnsi="Garamond" w:cs="Garamond"/>
+          <w:i/>
+          <w:iCs/>
+          <w:sz w:val="23"/>
+          <w:szCs w:val="23"/>
+        </w:rPr>
+        <w:t xml:space="preserve"> Interbancaria: </w:t>
+      </w:r>
+      <w:proofErr w:type="gramStart"/>
+      <w:r>
+        <w:rPr>
+          <w:rFonts w:ascii="Garamond" w:eastAsia="Garamond" w:hAnsi="Garamond" w:cs="Garamond"/>
+          <w:i/>
+          <w:iCs/>
+          <w:sz w:val="23"/>
+          <w:szCs w:val="23"/>
+        </w:rPr>
+        <w:t>{{ N</w:t>
+      </w:r>
+      <w:proofErr w:type="gramEnd"/>
+      <w:r>
+        <w:rPr>
+          <w:rFonts w:ascii="Garamond" w:eastAsia="Garamond" w:hAnsi="Garamond" w:cs="Garamond"/>
+          <w:i/>
+          <w:iCs/>
+          <w:sz w:val="23"/>
+          <w:szCs w:val="23"/>
+        </w:rPr>
+        <w:t>_</w:t>
+      </w:r>
+      <w:proofErr w:type="gramStart"/>
+      <w:r>
+        <w:rPr>
+          <w:rFonts w:ascii="Garamond" w:eastAsia="Garamond" w:hAnsi="Garamond" w:cs="Garamond"/>
+          <w:i/>
+          <w:iCs/>
+          <w:sz w:val="23"/>
+          <w:szCs w:val="23"/>
+        </w:rPr>
+        <w:t>CLABE }</w:t>
+      </w:r>
+      <w:proofErr w:type="gramEnd"/>
+      <w:r>
+        <w:rPr>
+          <w:rFonts w:ascii="Garamond" w:eastAsia="Garamond" w:hAnsi="Garamond" w:cs="Garamond"/>
+          <w:i/>
+          <w:iCs/>
+          <w:sz w:val="23"/>
+          <w:szCs w:val="23"/>
+        </w:rPr>
+        <w:t xml:space="preserve">} </w:t>
       </w:r>
     </w:p>
     <w:p>
@@ -4084,7 +6873,73 @@
           <w:sz w:val="23"/>
           <w:szCs w:val="23"/>
         </w:rPr>
-        <w:t>Banco: {{ BANCO|upper }}</w:t>
+        <w:t xml:space="preserve">Banco: </w:t>
+      </w:r>
+      <w:proofErr w:type="gramStart"/>
+      <w:r>
+        <w:rPr>
+          <w:rFonts w:ascii="Garamond" w:eastAsia="Garamond" w:hAnsi="Garamond" w:cs="Garamond"/>
+          <w:i/>
+          <w:iCs/>
+          <w:sz w:val="23"/>
+          <w:szCs w:val="23"/>
+        </w:rPr>
+        <w:t xml:space="preserve">{{ </w:t>
+      </w:r>
+      <w:proofErr w:type="spellStart"/>
+      <w:r>
+        <w:rPr>
+          <w:rFonts w:ascii="Garamond" w:eastAsia="Garamond" w:hAnsi="Garamond" w:cs="Garamond"/>
+          <w:i/>
+          <w:iCs/>
+          <w:sz w:val="23"/>
+          <w:szCs w:val="23"/>
+        </w:rPr>
+        <w:t>BANCO</w:t>
+      </w:r>
+      <w:proofErr w:type="gramEnd"/>
+      <w:r>
+        <w:rPr>
+          <w:rFonts w:ascii="Garamond" w:eastAsia="Garamond" w:hAnsi="Garamond" w:cs="Garamond"/>
+          <w:i/>
+          <w:iCs/>
+          <w:sz w:val="23"/>
+          <w:szCs w:val="23"/>
+        </w:rPr>
+        <w:t>|</w:t>
+      </w:r>
+      <w:proofErr w:type="gramStart"/>
+      <w:r>
+        <w:rPr>
+          <w:rFonts w:ascii="Garamond" w:eastAsia="Garamond" w:hAnsi="Garamond" w:cs="Garamond"/>
+          <w:i/>
+          <w:iCs/>
+          <w:sz w:val="23"/>
+          <w:szCs w:val="23"/>
+        </w:rPr>
+        <w:t>upper</w:t>
+      </w:r>
+      <w:proofErr w:type="spellEnd"/>
+      <w:r>
+        <w:rPr>
+          <w:rFonts w:ascii="Garamond" w:eastAsia="Garamond" w:hAnsi="Garamond" w:cs="Garamond"/>
+          <w:i/>
+          <w:iCs/>
+          <w:sz w:val="23"/>
+          <w:szCs w:val="23"/>
+        </w:rPr>
+        <w:t xml:space="preserve"> }</w:t>
+      </w:r>
+      <w:proofErr w:type="gramEnd"/>
+      <w:r>
+        <w:rPr>
+          <w:rFonts w:ascii="Garamond" w:eastAsia="Garamond" w:hAnsi="Garamond" w:cs="Garamond"/>
+          <w:i/>
+          <w:iCs/>
+          <w:sz w:val="23"/>
+          <w:szCs w:val="23"/>
+        </w:rPr>
+        <w:t>}</w:t>
       </w:r>
     </w:p>
     <w:p>
@@ -4239,7 +7094,25 @@
           <w:b/>
           <w:bCs/>
         </w:rPr>
-        <w:t>(ii)</w:t>
+        <w:t>(</w:t>
+      </w:r>
+      <w:proofErr w:type="spellStart"/>
+      <w:r>
+        <w:rPr>
+          <w:rFonts w:ascii="Garamond" w:eastAsia="Garamond" w:hAnsi="Garamond" w:cs="Garamond"/>
+          <w:b/>
+          <w:bCs/>
+        </w:rPr>
+        <w:t>ii</w:t>
+      </w:r>
+      <w:proofErr w:type="spellEnd"/>
+      <w:r>
+        <w:rPr>
+          <w:rFonts w:ascii="Garamond" w:eastAsia="Garamond" w:hAnsi="Garamond" w:cs="Garamond"/>
+          <w:b/>
+          <w:bCs/>
+        </w:rPr>
+        <w:t>)</w:t>
       </w:r>
       <w:r>
         <w:rPr>
@@ -4253,7 +7126,25 @@
           <w:b/>
           <w:bCs/>
         </w:rPr>
-        <w:t>(iii)</w:t>
+        <w:t>(</w:t>
+      </w:r>
+      <w:proofErr w:type="spellStart"/>
+      <w:r>
+        <w:rPr>
+          <w:rFonts w:ascii="Garamond" w:eastAsia="Garamond" w:hAnsi="Garamond" w:cs="Garamond"/>
+          <w:b/>
+          <w:bCs/>
+        </w:rPr>
+        <w:t>iii</w:t>
+      </w:r>
+      <w:proofErr w:type="spellEnd"/>
+      <w:r>
+        <w:rPr>
+          <w:rFonts w:ascii="Garamond" w:eastAsia="Garamond" w:hAnsi="Garamond" w:cs="Garamond"/>
+          <w:b/>
+          <w:bCs/>
+        </w:rPr>
+        <w:t>)</w:t>
       </w:r>
       <w:r>
         <w:rPr>
@@ -4309,7 +7200,25 @@
           <w:b/>
           <w:bCs/>
         </w:rPr>
-        <w:t>(iv)</w:t>
+        <w:t>(</w:t>
+      </w:r>
+      <w:proofErr w:type="spellStart"/>
+      <w:r>
+        <w:rPr>
+          <w:rFonts w:ascii="Garamond" w:eastAsia="Garamond" w:hAnsi="Garamond" w:cs="Garamond"/>
+          <w:b/>
+          <w:bCs/>
+        </w:rPr>
+        <w:t>iv</w:t>
+      </w:r>
+      <w:proofErr w:type="spellEnd"/>
+      <w:r>
+        <w:rPr>
+          <w:rFonts w:ascii="Garamond" w:eastAsia="Garamond" w:hAnsi="Garamond" w:cs="Garamond"/>
+          <w:b/>
+          <w:bCs/>
+        </w:rPr>
+        <w:t>)</w:t>
       </w:r>
       <w:r>
         <w:rPr>
@@ -4351,7 +7260,25 @@
           <w:b/>
           <w:bCs/>
         </w:rPr>
-        <w:t>(vii)</w:t>
+        <w:t>(</w:t>
+      </w:r>
+      <w:proofErr w:type="spellStart"/>
+      <w:r>
+        <w:rPr>
+          <w:rFonts w:ascii="Garamond" w:eastAsia="Garamond" w:hAnsi="Garamond" w:cs="Garamond"/>
+          <w:b/>
+          <w:bCs/>
+        </w:rPr>
+        <w:t>vii</w:t>
+      </w:r>
+      <w:proofErr w:type="spellEnd"/>
+      <w:r>
+        <w:rPr>
+          <w:rFonts w:ascii="Garamond" w:eastAsia="Garamond" w:hAnsi="Garamond" w:cs="Garamond"/>
+          <w:b/>
+          <w:bCs/>
+        </w:rPr>
+        <w:t>)</w:t>
       </w:r>
       <w:r>
         <w:rPr>
@@ -4398,6 +7325,7 @@
         </w:rPr>
         <w:t xml:space="preserve">En el caso en el que el Aliado Comercial adquiera a través de Rappi las </w:t>
       </w:r>
+      <w:proofErr w:type="spellStart"/>
       <w:r>
         <w:rPr>
           <w:rFonts w:ascii="Garamond" w:eastAsia="Garamond" w:hAnsi="Garamond" w:cs="Garamond"/>
@@ -4406,6 +7334,7 @@
         </w:rPr>
         <w:t>tablets</w:t>
       </w:r>
+      <w:proofErr w:type="spellEnd"/>
       <w:r>
         <w:rPr>
           <w:rFonts w:ascii="Garamond" w:eastAsia="Garamond" w:hAnsi="Garamond" w:cs="Garamond"/>
@@ -4432,7 +7361,21 @@
         <w:rPr>
           <w:rFonts w:ascii="Garamond" w:eastAsia="Garamond" w:hAnsi="Garamond" w:cs="Garamond"/>
         </w:rPr>
-        <w:t>En el caso en el que el Aliado Comercial no pueda cubrir el pago de la cuota semanal a partir de sus ventas, estará obligado a completar el valor faltante por medio de una transferencia bancaria a favor de Rappi a la cuenta bancaria determinada por éste último para dicho fin.</w:t>
+        <w:t xml:space="preserve">En el caso en el que el Aliado Comercial no pueda cubrir el pago de la cuota semanal a partir de sus ventas, estará obligado a completar el valor faltante por medio de una transferencia bancaria a favor de Rappi a la cuenta bancaria determinada por </w:t>
+      </w:r>
+      <w:proofErr w:type="gramStart"/>
+      <w:r>
+        <w:rPr>
+          <w:rFonts w:ascii="Garamond" w:eastAsia="Garamond" w:hAnsi="Garamond" w:cs="Garamond"/>
+        </w:rPr>
+        <w:t>éste</w:t>
+      </w:r>
+      <w:proofErr w:type="gramEnd"/>
+      <w:r>
+        <w:rPr>
+          <w:rFonts w:ascii="Garamond" w:eastAsia="Garamond" w:hAnsi="Garamond" w:cs="Garamond"/>
+        </w:rPr>
+        <w:t xml:space="preserve"> último para dicho fin.</w:t>
       </w:r>
     </w:p>
     <w:p>
@@ -4456,6 +7399,7 @@
         </w:rPr>
         <w:t xml:space="preserve">En el caso en el que cese el uso de la Plataforma Rappi por parte del Aliado Comercial, sin que el valor de la(s) </w:t>
       </w:r>
+      <w:proofErr w:type="spellStart"/>
       <w:r>
         <w:rPr>
           <w:rFonts w:ascii="Garamond" w:eastAsia="Garamond" w:hAnsi="Garamond" w:cs="Garamond"/>
@@ -4464,6 +7408,7 @@
         </w:rPr>
         <w:t>tablet</w:t>
       </w:r>
+      <w:proofErr w:type="spellEnd"/>
       <w:r>
         <w:rPr>
           <w:rFonts w:ascii="Garamond" w:eastAsia="Garamond" w:hAnsi="Garamond" w:cs="Garamond"/>
@@ -4518,13 +7463,59 @@
         </w:rPr>
         <w:t xml:space="preserve">El presente Acuerdo de Cooperación estará vigente durante </w:t>
       </w:r>
-      <w:r>
-        <w:rPr>
-          <w:rFonts w:ascii="Garamond" w:eastAsia="Garamond" w:hAnsi="Garamond" w:cs="Garamond"/>
-          <w:sz w:val="23"/>
-          <w:szCs w:val="23"/>
-        </w:rPr>
-        <w:t>{{ VIGENCIA }} ({{ N_VIGENCIA }}</w:t>
+      <w:proofErr w:type="gramStart"/>
+      <w:r>
+        <w:rPr>
+          <w:rFonts w:ascii="Garamond" w:eastAsia="Garamond" w:hAnsi="Garamond" w:cs="Garamond"/>
+          <w:sz w:val="23"/>
+          <w:szCs w:val="23"/>
+        </w:rPr>
+        <w:t>{{ VIGENCIA</w:t>
+      </w:r>
+      <w:proofErr w:type="gramEnd"/>
+      <w:r>
+        <w:rPr>
+          <w:rFonts w:ascii="Garamond" w:eastAsia="Garamond" w:hAnsi="Garamond" w:cs="Garamond"/>
+          <w:sz w:val="23"/>
+          <w:szCs w:val="23"/>
+        </w:rPr>
+        <w:t xml:space="preserve"> }} (</w:t>
+      </w:r>
+      <w:proofErr w:type="gramStart"/>
+      <w:r>
+        <w:rPr>
+          <w:rFonts w:ascii="Garamond" w:eastAsia="Garamond" w:hAnsi="Garamond" w:cs="Garamond"/>
+          <w:sz w:val="23"/>
+          <w:szCs w:val="23"/>
+        </w:rPr>
+        <w:t>{{ N</w:t>
+      </w:r>
+      <w:proofErr w:type="gramEnd"/>
+      <w:r>
+        <w:rPr>
+          <w:rFonts w:ascii="Garamond" w:eastAsia="Garamond" w:hAnsi="Garamond" w:cs="Garamond"/>
+          <w:sz w:val="23"/>
+          <w:szCs w:val="23"/>
+        </w:rPr>
+        <w:t>_</w:t>
+      </w:r>
+      <w:proofErr w:type="gramStart"/>
+      <w:r>
+        <w:rPr>
+          <w:rFonts w:ascii="Garamond" w:eastAsia="Garamond" w:hAnsi="Garamond" w:cs="Garamond"/>
+          <w:sz w:val="23"/>
+          <w:szCs w:val="23"/>
+        </w:rPr>
+        <w:t>VIGENCIA }</w:t>
+      </w:r>
+      <w:proofErr w:type="gramEnd"/>
+      <w:r>
+        <w:rPr>
+          <w:rFonts w:ascii="Garamond" w:eastAsia="Garamond" w:hAnsi="Garamond" w:cs="Garamond"/>
+          <w:sz w:val="23"/>
+          <w:szCs w:val="23"/>
+        </w:rPr>
+        <w:t>}</w:t>
       </w:r>
       <w:r>
         <w:rPr>
@@ -4802,7 +7793,25 @@
           <w:b/>
           <w:bCs/>
         </w:rPr>
-        <w:t>(ii)</w:t>
+        <w:t>(</w:t>
+      </w:r>
+      <w:proofErr w:type="spellStart"/>
+      <w:r>
+        <w:rPr>
+          <w:rFonts w:ascii="Garamond" w:eastAsia="Garamond" w:hAnsi="Garamond" w:cs="Garamond"/>
+          <w:b/>
+          <w:bCs/>
+        </w:rPr>
+        <w:t>ii</w:t>
+      </w:r>
+      <w:proofErr w:type="spellEnd"/>
+      <w:r>
+        <w:rPr>
+          <w:rFonts w:ascii="Garamond" w:eastAsia="Garamond" w:hAnsi="Garamond" w:cs="Garamond"/>
+          <w:b/>
+          <w:bCs/>
+        </w:rPr>
+        <w:t>)</w:t>
       </w:r>
       <w:r>
         <w:rPr>
@@ -4973,7 +7982,21 @@
         <w:rPr>
           <w:rFonts w:ascii="Garamond" w:eastAsia="Garamond" w:hAnsi="Garamond" w:cs="Garamond"/>
         </w:rPr>
-        <w:t xml:space="preserve">apague sus Establecimientos de Comercio por medio del Portal Partners; y/o </w:t>
+        <w:t xml:space="preserve">apague sus Establecimientos de Comercio por medio del Portal </w:t>
+      </w:r>
+      <w:proofErr w:type="spellStart"/>
+      <w:r>
+        <w:rPr>
+          <w:rFonts w:ascii="Garamond" w:eastAsia="Garamond" w:hAnsi="Garamond" w:cs="Garamond"/>
+        </w:rPr>
+        <w:t>Partners</w:t>
+      </w:r>
+      <w:proofErr w:type="spellEnd"/>
+      <w:r>
+        <w:rPr>
+          <w:rFonts w:ascii="Garamond" w:eastAsia="Garamond" w:hAnsi="Garamond" w:cs="Garamond"/>
+        </w:rPr>
+        <w:t xml:space="preserve">; y/o </w:t>
       </w:r>
       <w:r>
         <w:rPr>
@@ -5110,7 +8133,23 @@
           <w:rFonts w:ascii="Garamond" w:eastAsia="Garamond" w:hAnsi="Garamond" w:cs="Garamond"/>
           <w:color w:val="000000"/>
         </w:rPr>
-        <w:t xml:space="preserve">Rappi podrá terminar el presente Acuerdo de Cooperación de forma inmediata, en el caso en el que identifique actuaciones irregulares en la cuenta del Aliado Comercial en el Portal Partners, en la Aplicación Rappi Aliados y/o en la(s) tienda(s) virtual(es) del Aliado Comercial al interior de la Plataforma Rappi. </w:t>
+        <w:t xml:space="preserve">Rappi podrá terminar el presente Acuerdo de Cooperación de forma inmediata, en el caso en el que identifique actuaciones irregulares en la cuenta del Aliado Comercial en el Portal </w:t>
+      </w:r>
+      <w:proofErr w:type="spellStart"/>
+      <w:r>
+        <w:rPr>
+          <w:rFonts w:ascii="Garamond" w:eastAsia="Garamond" w:hAnsi="Garamond" w:cs="Garamond"/>
+          <w:color w:val="000000"/>
+        </w:rPr>
+        <w:t>Partners</w:t>
+      </w:r>
+      <w:proofErr w:type="spellEnd"/>
+      <w:r>
+        <w:rPr>
+          <w:rFonts w:ascii="Garamond" w:eastAsia="Garamond" w:hAnsi="Garamond" w:cs="Garamond"/>
+          <w:color w:val="000000"/>
+        </w:rPr>
+        <w:t xml:space="preserve">, en la Aplicación Rappi Aliados y/o en la(s) tienda(s) virtual(es) del Aliado Comercial al interior de la Plataforma Rappi. </w:t>
       </w:r>
     </w:p>
     <w:p>
@@ -5257,19 +8296,19 @@
           <w:szCs w:val="23"/>
           <w:lang w:val="es-MX"/>
         </w:rPr>
-        <w:t>{%p endif %}</w:t>
-      </w:r>
-    </w:p>
-    <w:p>
-      <w:pPr>
-        <w:jc w:val="both"/>
+        <w:t xml:space="preserve">{%p </w:t>
+      </w:r>
+      <w:proofErr w:type="spellStart"/>
+      <w:r>
         <w:rPr>
           <w:rFonts w:ascii="Garamond" w:eastAsia="Garamond" w:hAnsi="Garamond" w:cs="Garamond"/>
           <w:sz w:val="23"/>
           <w:szCs w:val="23"/>
           <w:lang w:val="es-MX"/>
         </w:rPr>
-      </w:pPr>
+        <w:t>endif</w:t>
+      </w:r>
+      <w:proofErr w:type="spellEnd"/>
       <w:r>
         <w:rPr>
           <w:rFonts w:ascii="Garamond" w:eastAsia="Garamond" w:hAnsi="Garamond" w:cs="Garamond"/>
@@ -5277,45 +8316,183 @@
           <w:szCs w:val="23"/>
           <w:lang w:val="es-MX"/>
         </w:rPr>
-        <w:t>{%p if activa_semi_exclusividad %}</w:t>
-      </w:r>
-    </w:p>
-    <w:p>
-      <w:pPr>
-        <w:jc w:val="both"/>
-        <w:rPr>
-          <w:rFonts w:ascii="Garamond" w:eastAsia="Garamond" w:hAnsi="Garamond" w:cs="Garamond"/>
+        <w:t xml:space="preserve"> %}</w:t>
+      </w:r>
+    </w:p>
+    <w:p>
+      <w:pPr>
+        <w:jc w:val="both"/>
+        <w:rPr>
+          <w:rFonts w:ascii="Garamond" w:eastAsia="Garamond" w:hAnsi="Garamond" w:cs="Garamond"/>
+          <w:sz w:val="23"/>
+          <w:szCs w:val="23"/>
           <w:lang w:val="es-MX"/>
         </w:rPr>
       </w:pPr>
-    </w:p>
-    <w:p>
-      <w:pPr>
-        <w:jc w:val="both"/>
-        <w:rPr>
-          <w:rFonts w:ascii="Garamond" w:eastAsia="Garamond" w:hAnsi="Garamond" w:cs="Garamond"/>
+      <w:r>
+        <w:rPr>
+          <w:rFonts w:ascii="Garamond" w:eastAsia="Garamond" w:hAnsi="Garamond" w:cs="Garamond"/>
+          <w:sz w:val="23"/>
+          <w:szCs w:val="23"/>
           <w:lang w:val="es-MX"/>
         </w:rPr>
-      </w:pPr>
-    </w:p>
-    <w:p>
-      <w:pPr>
-        <w:jc w:val="both"/>
-        <w:rPr>
-          <w:rFonts w:ascii="Garamond" w:eastAsia="Garamond" w:hAnsi="Garamond" w:cs="Garamond"/>
-        </w:rPr>
-      </w:pPr>
-      <w:r>
-        <w:rPr>
-          <w:rFonts w:ascii="Garamond" w:eastAsia="Garamond" w:hAnsi="Garamond" w:cs="Garamond"/>
-          <w:b/>
-          <w:bCs/>
-          <w:sz w:val="23"/>
-          <w:szCs w:val="23"/>
-          <w:u w:val="single"/>
+        <w:t xml:space="preserve">{%p </w:t>
+      </w:r>
+      <w:proofErr w:type="spellStart"/>
+      <w:r>
+        <w:rPr>
+          <w:rFonts w:ascii="Garamond" w:eastAsia="Garamond" w:hAnsi="Garamond" w:cs="Garamond"/>
+          <w:sz w:val="23"/>
+          <w:szCs w:val="23"/>
           <w:lang w:val="es-MX"/>
         </w:rPr>
-        <w:t>CLÁUSULA {{ NUM_SEMI_EXCLUSIVIDAD|upper }}. - Semi Exclusividad.</w:t>
+        <w:t>if</w:t>
+      </w:r>
+      <w:proofErr w:type="spellEnd"/>
+      <w:r>
+        <w:rPr>
+          <w:rFonts w:ascii="Garamond" w:eastAsia="Garamond" w:hAnsi="Garamond" w:cs="Garamond"/>
+          <w:sz w:val="23"/>
+          <w:szCs w:val="23"/>
+          <w:lang w:val="es-MX"/>
+        </w:rPr>
+        <w:t xml:space="preserve"> </w:t>
+      </w:r>
+      <w:proofErr w:type="spellStart"/>
+      <w:r>
+        <w:rPr>
+          <w:rFonts w:ascii="Garamond" w:eastAsia="Garamond" w:hAnsi="Garamond" w:cs="Garamond"/>
+          <w:sz w:val="23"/>
+          <w:szCs w:val="23"/>
+          <w:lang w:val="es-MX"/>
+        </w:rPr>
+        <w:t>activa_semi_exclusividad</w:t>
+      </w:r>
+      <w:proofErr w:type="spellEnd"/>
+      <w:r>
+        <w:rPr>
+          <w:rFonts w:ascii="Garamond" w:eastAsia="Garamond" w:hAnsi="Garamond" w:cs="Garamond"/>
+          <w:sz w:val="23"/>
+          <w:szCs w:val="23"/>
+          <w:lang w:val="es-MX"/>
+        </w:rPr>
+        <w:t xml:space="preserve"> %}</w:t>
+      </w:r>
+    </w:p>
+    <w:p>
+      <w:pPr>
+        <w:jc w:val="both"/>
+        <w:rPr>
+          <w:rFonts w:ascii="Garamond" w:eastAsia="Garamond" w:hAnsi="Garamond" w:cs="Garamond"/>
+          <w:lang w:val="es-MX"/>
+        </w:rPr>
+      </w:pPr>
+    </w:p>
+    <w:p>
+      <w:pPr>
+        <w:jc w:val="both"/>
+        <w:rPr>
+          <w:rFonts w:ascii="Garamond" w:eastAsia="Garamond" w:hAnsi="Garamond" w:cs="Garamond"/>
+          <w:lang w:val="es-MX"/>
+        </w:rPr>
+      </w:pPr>
+    </w:p>
+    <w:p>
+      <w:pPr>
+        <w:jc w:val="both"/>
+        <w:rPr>
+          <w:rFonts w:ascii="Garamond" w:eastAsia="Garamond" w:hAnsi="Garamond" w:cs="Garamond"/>
+        </w:rPr>
+      </w:pPr>
+      <w:r>
+        <w:rPr>
+          <w:rFonts w:ascii="Garamond" w:eastAsia="Garamond" w:hAnsi="Garamond" w:cs="Garamond"/>
+          <w:b/>
+          <w:bCs/>
+          <w:sz w:val="23"/>
+          <w:szCs w:val="23"/>
+          <w:u w:val="single"/>
+          <w:lang w:val="es-MX"/>
+        </w:rPr>
+        <w:t xml:space="preserve">CLÁUSULA </w:t>
+      </w:r>
+      <w:proofErr w:type="gramStart"/>
+      <w:r>
+        <w:rPr>
+          <w:rFonts w:ascii="Garamond" w:eastAsia="Garamond" w:hAnsi="Garamond" w:cs="Garamond"/>
+          <w:b/>
+          <w:bCs/>
+          <w:sz w:val="23"/>
+          <w:szCs w:val="23"/>
+          <w:u w:val="single"/>
+          <w:lang w:val="es-MX"/>
+        </w:rPr>
+        <w:t xml:space="preserve">{{ </w:t>
+      </w:r>
+      <w:proofErr w:type="spellStart"/>
+      <w:r>
+        <w:rPr>
+          <w:rFonts w:ascii="Garamond" w:eastAsia="Garamond" w:hAnsi="Garamond" w:cs="Garamond"/>
+          <w:b/>
+          <w:bCs/>
+          <w:sz w:val="23"/>
+          <w:szCs w:val="23"/>
+          <w:u w:val="single"/>
+          <w:lang w:val="es-MX"/>
+        </w:rPr>
+        <w:t>NUM</w:t>
+      </w:r>
+      <w:proofErr w:type="gramEnd"/>
+      <w:r>
+        <w:rPr>
+          <w:rFonts w:ascii="Garamond" w:eastAsia="Garamond" w:hAnsi="Garamond" w:cs="Garamond"/>
+          <w:b/>
+          <w:bCs/>
+          <w:sz w:val="23"/>
+          <w:szCs w:val="23"/>
+          <w:u w:val="single"/>
+          <w:lang w:val="es-MX"/>
+        </w:rPr>
+        <w:t>_SEMI_EXCLUSIVIDAD|</w:t>
+      </w:r>
+      <w:proofErr w:type="gramStart"/>
+      <w:r>
+        <w:rPr>
+          <w:rFonts w:ascii="Garamond" w:eastAsia="Garamond" w:hAnsi="Garamond" w:cs="Garamond"/>
+          <w:b/>
+          <w:bCs/>
+          <w:sz w:val="23"/>
+          <w:szCs w:val="23"/>
+          <w:u w:val="single"/>
+          <w:lang w:val="es-MX"/>
+        </w:rPr>
+        <w:t>upper</w:t>
+      </w:r>
+      <w:proofErr w:type="spellEnd"/>
+      <w:r>
+        <w:rPr>
+          <w:rFonts w:ascii="Garamond" w:eastAsia="Garamond" w:hAnsi="Garamond" w:cs="Garamond"/>
+          <w:b/>
+          <w:bCs/>
+          <w:sz w:val="23"/>
+          <w:szCs w:val="23"/>
+          <w:u w:val="single"/>
+          <w:lang w:val="es-MX"/>
+        </w:rPr>
+        <w:t xml:space="preserve"> }</w:t>
+      </w:r>
+      <w:proofErr w:type="gramEnd"/>
+      <w:r>
+        <w:rPr>
+          <w:rFonts w:ascii="Garamond" w:eastAsia="Garamond" w:hAnsi="Garamond" w:cs="Garamond"/>
+          <w:b/>
+          <w:bCs/>
+          <w:sz w:val="23"/>
+          <w:szCs w:val="23"/>
+          <w:u w:val="single"/>
+          <w:lang w:val="es-MX"/>
+        </w:rPr>
+        <w:t>}. - Semi Exclusividad.</w:t>
       </w:r>
       <w:r>
         <w:rPr>
@@ -5348,7 +8525,21 @@
           <w:rFonts w:ascii="Garamond" w:eastAsia="Garamond" w:hAnsi="Garamond" w:cs="Garamond"/>
         </w:rPr>
         <w:br/>
-        <w:t>Para efectos de esta cláusula, no se considerará Empresa Adicional la página web propia del Aliado, siempre y cuando sea operada directamente por el Aliado sin intervención de terceros que presten servicios de intermediación, marketplace o plataforma digital. Asimismo, el Aliado se obliga a mantener en la Plataforma Rappi un catálogo de productos equivalente o superior en contenido y extensión al que ofrezca en la Empresa Adicional, evitando prácticas que impliquen la oferta parcial, reducida o selectiva de su catálogo en la Plataforma Rappi.</w:t>
+        <w:t xml:space="preserve">Para efectos de esta cláusula, no se considerará Empresa Adicional la página web propia del Aliado, siempre y cuando sea operada directamente por el Aliado sin intervención de terceros que presten servicios de intermediación, </w:t>
+      </w:r>
+      <w:proofErr w:type="spellStart"/>
+      <w:r>
+        <w:rPr>
+          <w:rFonts w:ascii="Garamond" w:eastAsia="Garamond" w:hAnsi="Garamond" w:cs="Garamond"/>
+        </w:rPr>
+        <w:t>marketplace</w:t>
+      </w:r>
+      <w:proofErr w:type="spellEnd"/>
+      <w:r>
+        <w:rPr>
+          <w:rFonts w:ascii="Garamond" w:eastAsia="Garamond" w:hAnsi="Garamond" w:cs="Garamond"/>
+        </w:rPr>
+        <w:t xml:space="preserve"> o plataforma digital. Asimismo, el Aliado se obliga a mantener en la Plataforma Rappi un catálogo de productos equivalente o superior en contenido y extensión al que ofrezca en la Empresa Adicional, evitando prácticas que impliquen la oferta parcial, reducida o selectiva de su catálogo en la Plataforma Rappi.</w:t>
       </w:r>
     </w:p>
     <w:p>
@@ -5368,54 +8559,186 @@
           <w:szCs w:val="23"/>
           <w:lang w:val="es-MX"/>
         </w:rPr>
-        <w:t>{%p endif %}</w:t>
-      </w:r>
-    </w:p>
-    <w:p>
-      <w:pPr>
-        <w:jc w:val="both"/>
+        <w:t xml:space="preserve">{%p </w:t>
+      </w:r>
+      <w:proofErr w:type="spellStart"/>
+      <w:r>
         <w:rPr>
           <w:rFonts w:ascii="Garamond" w:eastAsia="Garamond" w:hAnsi="Garamond" w:cs="Garamond"/>
           <w:sz w:val="23"/>
           <w:szCs w:val="23"/>
           <w:lang w:val="es-MX"/>
         </w:rPr>
-      </w:pPr>
-      <w:r>
-        <w:rPr>
-          <w:rFonts w:ascii="Garamond" w:eastAsia="Garamond" w:hAnsi="Garamond" w:cs="Garamond"/>
-          <w:sz w:val="23"/>
-          <w:szCs w:val="23"/>
-          <w:u w:val="single"/>
-        </w:rPr>
-        <w:t>{%p if activa_bono_crecimiento %}</w:t>
-      </w:r>
-    </w:p>
-    <w:p>
-      <w:pPr>
-        <w:jc w:val="both"/>
-        <w:rPr>
-          <w:rFonts w:ascii="Garamond" w:eastAsia="Garamond" w:hAnsi="Garamond" w:cs="Garamond"/>
-        </w:rPr>
-      </w:pPr>
-    </w:p>
-    <w:p>
-      <w:pPr>
-        <w:jc w:val="both"/>
-        <w:rPr>
-          <w:rFonts w:ascii="Garamond" w:eastAsia="Garamond" w:hAnsi="Garamond" w:cs="Garamond"/>
-        </w:rPr>
-      </w:pPr>
-      <w:r>
-        <w:rPr>
-          <w:rFonts w:ascii="Garamond" w:eastAsia="Garamond" w:hAnsi="Garamond" w:cs="Garamond"/>
-          <w:b/>
-          <w:bCs/>
-          <w:sz w:val="23"/>
-          <w:szCs w:val="23"/>
-          <w:u w:val="single"/>
-        </w:rPr>
-        <w:t>CLÁUSULA {{ NUM_BONO_CRECIMIENTO|upper }}.</w:t>
+        <w:t>endif</w:t>
+      </w:r>
+      <w:proofErr w:type="spellEnd"/>
+      <w:r>
+        <w:rPr>
+          <w:rFonts w:ascii="Garamond" w:eastAsia="Garamond" w:hAnsi="Garamond" w:cs="Garamond"/>
+          <w:sz w:val="23"/>
+          <w:szCs w:val="23"/>
+          <w:lang w:val="es-MX"/>
+        </w:rPr>
+        <w:t xml:space="preserve"> %}</w:t>
+      </w:r>
+    </w:p>
+    <w:p>
+      <w:pPr>
+        <w:jc w:val="both"/>
+        <w:rPr>
+          <w:rFonts w:ascii="Garamond" w:eastAsia="Garamond" w:hAnsi="Garamond" w:cs="Garamond"/>
+          <w:sz w:val="23"/>
+          <w:szCs w:val="23"/>
+          <w:lang w:val="es-MX"/>
+        </w:rPr>
+      </w:pPr>
+      <w:r>
+        <w:rPr>
+          <w:rFonts w:ascii="Garamond" w:eastAsia="Garamond" w:hAnsi="Garamond" w:cs="Garamond"/>
+          <w:sz w:val="23"/>
+          <w:szCs w:val="23"/>
+          <w:u w:val="single"/>
+        </w:rPr>
+        <w:t xml:space="preserve">{%p </w:t>
+      </w:r>
+      <w:proofErr w:type="spellStart"/>
+      <w:r>
+        <w:rPr>
+          <w:rFonts w:ascii="Garamond" w:eastAsia="Garamond" w:hAnsi="Garamond" w:cs="Garamond"/>
+          <w:sz w:val="23"/>
+          <w:szCs w:val="23"/>
+          <w:u w:val="single"/>
+        </w:rPr>
+        <w:t>if</w:t>
+      </w:r>
+      <w:proofErr w:type="spellEnd"/>
+      <w:r>
+        <w:rPr>
+          <w:rFonts w:ascii="Garamond" w:eastAsia="Garamond" w:hAnsi="Garamond" w:cs="Garamond"/>
+          <w:sz w:val="23"/>
+          <w:szCs w:val="23"/>
+          <w:u w:val="single"/>
+        </w:rPr>
+        <w:t xml:space="preserve"> </w:t>
+      </w:r>
+      <w:proofErr w:type="spellStart"/>
+      <w:r>
+        <w:rPr>
+          <w:rFonts w:ascii="Garamond" w:eastAsia="Garamond" w:hAnsi="Garamond" w:cs="Garamond"/>
+          <w:sz w:val="23"/>
+          <w:szCs w:val="23"/>
+          <w:u w:val="single"/>
+        </w:rPr>
+        <w:t>activa_bono_crecimiento</w:t>
+      </w:r>
+      <w:proofErr w:type="spellEnd"/>
+      <w:r>
+        <w:rPr>
+          <w:rFonts w:ascii="Garamond" w:eastAsia="Garamond" w:hAnsi="Garamond" w:cs="Garamond"/>
+          <w:sz w:val="23"/>
+          <w:szCs w:val="23"/>
+          <w:u w:val="single"/>
+        </w:rPr>
+        <w:t xml:space="preserve"> %}</w:t>
+      </w:r>
+    </w:p>
+    <w:p>
+      <w:pPr>
+        <w:jc w:val="both"/>
+        <w:rPr>
+          <w:rFonts w:ascii="Garamond" w:eastAsia="Garamond" w:hAnsi="Garamond" w:cs="Garamond"/>
+        </w:rPr>
+      </w:pPr>
+    </w:p>
+    <w:p>
+      <w:pPr>
+        <w:jc w:val="both"/>
+        <w:rPr>
+          <w:rFonts w:ascii="Garamond" w:eastAsia="Garamond" w:hAnsi="Garamond" w:cs="Garamond"/>
+        </w:rPr>
+      </w:pPr>
+      <w:r>
+        <w:rPr>
+          <w:rFonts w:ascii="Garamond" w:eastAsia="Garamond" w:hAnsi="Garamond" w:cs="Garamond"/>
+          <w:b/>
+          <w:bCs/>
+          <w:sz w:val="23"/>
+          <w:szCs w:val="23"/>
+          <w:u w:val="single"/>
+        </w:rPr>
+        <w:t xml:space="preserve">CLÁUSULA </w:t>
+      </w:r>
+      <w:proofErr w:type="gramStart"/>
+      <w:r>
+        <w:rPr>
+          <w:rFonts w:ascii="Garamond" w:eastAsia="Garamond" w:hAnsi="Garamond" w:cs="Garamond"/>
+          <w:b/>
+          <w:bCs/>
+          <w:sz w:val="23"/>
+          <w:szCs w:val="23"/>
+          <w:u w:val="single"/>
+        </w:rPr>
+        <w:t xml:space="preserve">{{ </w:t>
+      </w:r>
+      <w:proofErr w:type="spellStart"/>
+      <w:r>
+        <w:rPr>
+          <w:rFonts w:ascii="Garamond" w:eastAsia="Garamond" w:hAnsi="Garamond" w:cs="Garamond"/>
+          <w:b/>
+          <w:bCs/>
+          <w:sz w:val="23"/>
+          <w:szCs w:val="23"/>
+          <w:u w:val="single"/>
+        </w:rPr>
+        <w:t>NUM</w:t>
+      </w:r>
+      <w:proofErr w:type="gramEnd"/>
+      <w:r>
+        <w:rPr>
+          <w:rFonts w:ascii="Garamond" w:eastAsia="Garamond" w:hAnsi="Garamond" w:cs="Garamond"/>
+          <w:b/>
+          <w:bCs/>
+          <w:sz w:val="23"/>
+          <w:szCs w:val="23"/>
+          <w:u w:val="single"/>
+        </w:rPr>
+        <w:t>_BONO_CRECIMIENTO|</w:t>
+      </w:r>
+      <w:proofErr w:type="gramStart"/>
+      <w:r>
+        <w:rPr>
+          <w:rFonts w:ascii="Garamond" w:eastAsia="Garamond" w:hAnsi="Garamond" w:cs="Garamond"/>
+          <w:b/>
+          <w:bCs/>
+          <w:sz w:val="23"/>
+          <w:szCs w:val="23"/>
+          <w:u w:val="single"/>
+        </w:rPr>
+        <w:t>upper</w:t>
+      </w:r>
+      <w:proofErr w:type="spellEnd"/>
+      <w:r>
+        <w:rPr>
+          <w:rFonts w:ascii="Garamond" w:eastAsia="Garamond" w:hAnsi="Garamond" w:cs="Garamond"/>
+          <w:b/>
+          <w:bCs/>
+          <w:sz w:val="23"/>
+          <w:szCs w:val="23"/>
+          <w:u w:val="single"/>
+        </w:rPr>
+        <w:t xml:space="preserve"> }</w:t>
+      </w:r>
+      <w:proofErr w:type="gramEnd"/>
+      <w:r>
+        <w:rPr>
+          <w:rFonts w:ascii="Garamond" w:eastAsia="Garamond" w:hAnsi="Garamond" w:cs="Garamond"/>
+          <w:b/>
+          <w:bCs/>
+          <w:sz w:val="23"/>
+          <w:szCs w:val="23"/>
+          <w:u w:val="single"/>
+        </w:rPr>
+        <w:t>}.</w:t>
       </w:r>
       <w:r>
         <w:rPr>
@@ -5445,13 +8768,41 @@
         </w:rPr>
         <w:t>”) por la cantidad total de $</w:t>
       </w:r>
-      <w:r>
-        <w:rPr>
-          <w:rFonts w:ascii="Garamond" w:eastAsia="Garamond" w:hAnsi="Garamond" w:cs="Garamond"/>
-          <w:sz w:val="23"/>
-          <w:szCs w:val="23"/>
-        </w:rPr>
-        <w:t>{{ N_BONO_CRECIMIENTO }}</w:t>
+      <w:proofErr w:type="gramStart"/>
+      <w:r>
+        <w:rPr>
+          <w:rFonts w:ascii="Garamond" w:eastAsia="Garamond" w:hAnsi="Garamond" w:cs="Garamond"/>
+          <w:sz w:val="23"/>
+          <w:szCs w:val="23"/>
+        </w:rPr>
+        <w:t>{{ N</w:t>
+      </w:r>
+      <w:proofErr w:type="gramEnd"/>
+      <w:r>
+        <w:rPr>
+          <w:rFonts w:ascii="Garamond" w:eastAsia="Garamond" w:hAnsi="Garamond" w:cs="Garamond"/>
+          <w:sz w:val="23"/>
+          <w:szCs w:val="23"/>
+        </w:rPr>
+        <w:t>_BONO_</w:t>
+      </w:r>
+      <w:proofErr w:type="gramStart"/>
+      <w:r>
+        <w:rPr>
+          <w:rFonts w:ascii="Garamond" w:eastAsia="Garamond" w:hAnsi="Garamond" w:cs="Garamond"/>
+          <w:sz w:val="23"/>
+          <w:szCs w:val="23"/>
+        </w:rPr>
+        <w:t>CRECIMIENTO }</w:t>
+      </w:r>
+      <w:proofErr w:type="gramEnd"/>
+      <w:r>
+        <w:rPr>
+          <w:rFonts w:ascii="Garamond" w:eastAsia="Garamond" w:hAnsi="Garamond" w:cs="Garamond"/>
+          <w:sz w:val="23"/>
+          <w:szCs w:val="23"/>
+        </w:rPr>
+        <w:t>}</w:t>
       </w:r>
       <w:r>
         <w:rPr>
@@ -5459,19 +8810,107 @@
         </w:rPr>
         <w:t xml:space="preserve"> M.N. (</w:t>
       </w:r>
-      <w:r>
-        <w:rPr>
-          <w:rFonts w:ascii="Garamond" w:eastAsia="Garamond" w:hAnsi="Garamond" w:cs="Garamond"/>
-          <w:sz w:val="23"/>
-          <w:szCs w:val="23"/>
-        </w:rPr>
-        <w:t>{{ VALOR_BONO_CRECIMIENTO|lower }}</w:t>
-      </w:r>
-      <w:r>
-        <w:rPr>
-          <w:rFonts w:ascii="Garamond" w:eastAsia="Garamond" w:hAnsi="Garamond" w:cs="Garamond"/>
-        </w:rPr>
-        <w:t xml:space="preserve"> pesos 00/100 Moneda Nacional) más IVA, el cual será pagado mediante transferencia bancaria a la cuenta previamente registrada por el Aliado Comercial en Portal Partners. El Bono de Crecimiento deberá ser destinado por el Aliado Comercial a mejoras operativas y comerciales que impacten de manera directa y medible la visibilidad de la Marca y el incremento de sus ventas dentro de la Plataforma Rappi, incluyendo de manera enunciativa más no limitativa: (i) campañas de marketing y publicidad; (ii) adecuaciones y equipamiento de sus establecimientos; y (iii) mejoras operativas orientadas a la capacidad de atención de órdenes.</w:t>
+      <w:proofErr w:type="gramStart"/>
+      <w:r>
+        <w:rPr>
+          <w:rFonts w:ascii="Garamond" w:eastAsia="Garamond" w:hAnsi="Garamond" w:cs="Garamond"/>
+          <w:sz w:val="23"/>
+          <w:szCs w:val="23"/>
+        </w:rPr>
+        <w:t xml:space="preserve">{{ </w:t>
+      </w:r>
+      <w:proofErr w:type="spellStart"/>
+      <w:r>
+        <w:rPr>
+          <w:rFonts w:ascii="Garamond" w:eastAsia="Garamond" w:hAnsi="Garamond" w:cs="Garamond"/>
+          <w:sz w:val="23"/>
+          <w:szCs w:val="23"/>
+        </w:rPr>
+        <w:t>VALOR</w:t>
+      </w:r>
+      <w:proofErr w:type="gramEnd"/>
+      <w:r>
+        <w:rPr>
+          <w:rFonts w:ascii="Garamond" w:eastAsia="Garamond" w:hAnsi="Garamond" w:cs="Garamond"/>
+          <w:sz w:val="23"/>
+          <w:szCs w:val="23"/>
+        </w:rPr>
+        <w:t>_BONO_CRECIMIENTO|</w:t>
+      </w:r>
+      <w:proofErr w:type="gramStart"/>
+      <w:r>
+        <w:rPr>
+          <w:rFonts w:ascii="Garamond" w:eastAsia="Garamond" w:hAnsi="Garamond" w:cs="Garamond"/>
+          <w:sz w:val="23"/>
+          <w:szCs w:val="23"/>
+        </w:rPr>
+        <w:t>lower</w:t>
+      </w:r>
+      <w:proofErr w:type="spellEnd"/>
+      <w:r>
+        <w:rPr>
+          <w:rFonts w:ascii="Garamond" w:eastAsia="Garamond" w:hAnsi="Garamond" w:cs="Garamond"/>
+          <w:sz w:val="23"/>
+          <w:szCs w:val="23"/>
+        </w:rPr>
+        <w:t xml:space="preserve"> }</w:t>
+      </w:r>
+      <w:proofErr w:type="gramEnd"/>
+      <w:r>
+        <w:rPr>
+          <w:rFonts w:ascii="Garamond" w:eastAsia="Garamond" w:hAnsi="Garamond" w:cs="Garamond"/>
+          <w:sz w:val="23"/>
+          <w:szCs w:val="23"/>
+        </w:rPr>
+        <w:t>}</w:t>
+      </w:r>
+      <w:r>
+        <w:rPr>
+          <w:rFonts w:ascii="Garamond" w:eastAsia="Garamond" w:hAnsi="Garamond" w:cs="Garamond"/>
+        </w:rPr>
+        <w:t xml:space="preserve"> pesos 00/100 Moneda Nacional) más IVA, el cual será pagado mediante transferencia bancaria a la cuenta previamente registrada por el Aliado Comercial en Portal </w:t>
+      </w:r>
+      <w:proofErr w:type="spellStart"/>
+      <w:r>
+        <w:rPr>
+          <w:rFonts w:ascii="Garamond" w:eastAsia="Garamond" w:hAnsi="Garamond" w:cs="Garamond"/>
+        </w:rPr>
+        <w:t>Partners</w:t>
+      </w:r>
+      <w:proofErr w:type="spellEnd"/>
+      <w:r>
+        <w:rPr>
+          <w:rFonts w:ascii="Garamond" w:eastAsia="Garamond" w:hAnsi="Garamond" w:cs="Garamond"/>
+        </w:rPr>
+        <w:t>. El Bono de Crecimiento deberá ser destinado por el Aliado Comercial a mejoras operativas y comerciales que impacten de manera directa y medible la visibilidad de la Marca y el incremento de sus ventas dentro de la Plataforma Rappi, incluyendo de manera enunciativa más no limitativa: (i) campañas de marketing y publicidad; (</w:t>
+      </w:r>
+      <w:proofErr w:type="spellStart"/>
+      <w:r>
+        <w:rPr>
+          <w:rFonts w:ascii="Garamond" w:eastAsia="Garamond" w:hAnsi="Garamond" w:cs="Garamond"/>
+        </w:rPr>
+        <w:t>ii</w:t>
+      </w:r>
+      <w:proofErr w:type="spellEnd"/>
+      <w:r>
+        <w:rPr>
+          <w:rFonts w:ascii="Garamond" w:eastAsia="Garamond" w:hAnsi="Garamond" w:cs="Garamond"/>
+        </w:rPr>
+        <w:t>) adecuaciones y equipamiento de sus establecimientos; y (</w:t>
+      </w:r>
+      <w:proofErr w:type="spellStart"/>
+      <w:r>
+        <w:rPr>
+          <w:rFonts w:ascii="Garamond" w:eastAsia="Garamond" w:hAnsi="Garamond" w:cs="Garamond"/>
+        </w:rPr>
+        <w:t>iii</w:t>
+      </w:r>
+      <w:proofErr w:type="spellEnd"/>
+      <w:r>
+        <w:rPr>
+          <w:rFonts w:ascii="Garamond" w:eastAsia="Garamond" w:hAnsi="Garamond" w:cs="Garamond"/>
+        </w:rPr>
+        <w:t>) mejoras operativas orientadas a la capacidad de atención de órdenes.</w:t>
       </w:r>
       <w:r>
         <w:rPr>
@@ -5484,7 +8923,21 @@
           <w:rFonts w:ascii="Garamond" w:eastAsia="Garamond" w:hAnsi="Garamond" w:cs="Garamond"/>
         </w:rPr>
         <w:br/>
-        <w:t>Para asegurar el máximo beneficio mutuo derivado del Bono de Crecimiento, el Aliado Comercial se compromete a compartir con Rappi el soporte documental de su uso (facturas, CFDI o reportes de campaña) dentro de los 30 (treinta) días naturales posteriores a la recepción de los fondos. En caso de que el Aliado Comercial presente un retraso en la entrega de la documentación, Rappi le notificará otorgándole un periodo de gracia de 5 (cinco) días hábiles para regularizar la situación. Si transcurrido este periodo no se entrega el soporte documental, o si se confirma que los fondos se destinaron a fines no autorizados, el Aliado Comercial reembolsará la cantidad no justificada. Para facilitar este proceso, el Aliado Comercial autoriza a Rappi a gestionar dicho reembolso mediante: (i) transferencia bancaria en un plazo de 15 (quince) días hábiles, o (ii) el descuento progresivo sobre las ventas semanales del Aliado Comercial en la Plataforma Rappi, hasta cubrir el monto adeudado.</w:t>
+        <w:t>Para asegurar el máximo beneficio mutuo derivado del Bono de Crecimiento, el Aliado Comercial se compromete a compartir con Rappi el soporte documental de su uso (facturas, CFDI o reportes de campaña) dentro de los 30 (treinta) días naturales posteriores a la recepción de los fondos. En caso de que el Aliado Comercial presente un retraso en la entrega de la documentación, Rappi le notificará otorgándole un periodo de gracia de 5 (cinco) días hábiles para regularizar la situación. Si transcurrido este periodo no se entrega el soporte documental, o si se confirma que los fondos se destinaron a fines no autorizados, el Aliado Comercial reembolsará la cantidad no justificada. Para facilitar este proceso, el Aliado Comercial autoriza a Rappi a gestionar dicho reembolso mediante: (i) transferencia bancaria en un plazo de 15 (quince) días hábiles, o (</w:t>
+      </w:r>
+      <w:proofErr w:type="spellStart"/>
+      <w:r>
+        <w:rPr>
+          <w:rFonts w:ascii="Garamond" w:eastAsia="Garamond" w:hAnsi="Garamond" w:cs="Garamond"/>
+        </w:rPr>
+        <w:t>ii</w:t>
+      </w:r>
+      <w:proofErr w:type="spellEnd"/>
+      <w:r>
+        <w:rPr>
+          <w:rFonts w:ascii="Garamond" w:eastAsia="Garamond" w:hAnsi="Garamond" w:cs="Garamond"/>
+        </w:rPr>
+        <w:t>) el descuento progresivo sobre las ventas semanales del Aliado Comercial en la Plataforma Rappi, hasta cubrir el monto adeudado.</w:t>
       </w:r>
       <w:r>
         <w:rPr>
@@ -5507,14 +8960,15 @@
           <w:rFonts w:ascii="Garamond" w:eastAsia="Garamond" w:hAnsi="Garamond" w:cs="Garamond"/>
           <w:sz w:val="23"/>
           <w:szCs w:val="23"/>
-        </w:rPr>
-      </w:pPr>
-      <w:r>
-        <w:rPr>
-          <w:rFonts w:ascii="Garamond" w:eastAsia="Garamond" w:hAnsi="Garamond" w:cs="Garamond"/>
-          <w:sz w:val="23"/>
-          <w:szCs w:val="23"/>
-          <w:lang w:val="es-MX"/>
+          <w:lang w:val="pt-PT"/>
+        </w:rPr>
+      </w:pPr>
+      <w:r>
+        <w:rPr>
+          <w:rFonts w:ascii="Garamond" w:eastAsia="Garamond" w:hAnsi="Garamond" w:cs="Garamond"/>
+          <w:sz w:val="23"/>
+          <w:szCs w:val="23"/>
+          <w:lang w:val="pt-PT"/>
         </w:rPr>
         <w:t>{%p endif %}</w:t>
       </w:r>
@@ -5547,26 +9001,27 @@
         <w:jc w:val="both"/>
         <w:rPr>
           <w:rFonts w:ascii="Garamond" w:eastAsia="Garamond" w:hAnsi="Garamond" w:cs="Garamond"/>
-        </w:rPr>
-      </w:pPr>
-    </w:p>
-    <w:p>
-      <w:pPr>
-        <w:jc w:val="both"/>
-        <w:rPr>
-          <w:rFonts w:ascii="Garamond" w:eastAsia="Garamond" w:hAnsi="Garamond" w:cs="Garamond"/>
-        </w:rPr>
-      </w:pPr>
-      <w:r>
-        <w:rPr>
-          <w:rFonts w:ascii="Garamond" w:eastAsia="Garamond" w:hAnsi="Garamond" w:cs="Garamond"/>
-          <w:b/>
-          <w:bCs/>
-          <w:sz w:val="23"/>
-          <w:szCs w:val="23"/>
-          <w:u w:val="single"/>
           <w:lang w:val="pt-PT"/>
         </w:rPr>
+      </w:pPr>
+    </w:p>
+    <w:p>
+      <w:pPr>
+        <w:jc w:val="both"/>
+        <w:rPr>
+          <w:rFonts w:ascii="Garamond" w:eastAsia="Garamond" w:hAnsi="Garamond" w:cs="Garamond"/>
+        </w:rPr>
+      </w:pPr>
+      <w:r>
+        <w:rPr>
+          <w:rFonts w:ascii="Garamond" w:eastAsia="Garamond" w:hAnsi="Garamond" w:cs="Garamond"/>
+          <w:b/>
+          <w:bCs/>
+          <w:sz w:val="23"/>
+          <w:szCs w:val="23"/>
+          <w:u w:val="single"/>
+          <w:lang w:val="pt-PT"/>
+        </w:rPr>
         <w:t>CLÁUSULA {{ NUM_BONO_MERCADOTECNIA|upper }}.</w:t>
       </w:r>
       <w:r>
@@ -5592,13 +9047,41 @@
         </w:rPr>
         <w:t>Rappi otorgará al Aliado un bono de mercadotecnia por la cantidad de $</w:t>
       </w:r>
-      <w:r>
-        <w:rPr>
-          <w:rFonts w:ascii="Garamond" w:eastAsia="Garamond" w:hAnsi="Garamond" w:cs="Garamond"/>
-          <w:sz w:val="23"/>
-          <w:szCs w:val="23"/>
-        </w:rPr>
-        <w:t>{{ N_BONO_MERCADOTECNIA }}</w:t>
+      <w:proofErr w:type="gramStart"/>
+      <w:r>
+        <w:rPr>
+          <w:rFonts w:ascii="Garamond" w:eastAsia="Garamond" w:hAnsi="Garamond" w:cs="Garamond"/>
+          <w:sz w:val="23"/>
+          <w:szCs w:val="23"/>
+        </w:rPr>
+        <w:t>{{ N</w:t>
+      </w:r>
+      <w:proofErr w:type="gramEnd"/>
+      <w:r>
+        <w:rPr>
+          <w:rFonts w:ascii="Garamond" w:eastAsia="Garamond" w:hAnsi="Garamond" w:cs="Garamond"/>
+          <w:sz w:val="23"/>
+          <w:szCs w:val="23"/>
+        </w:rPr>
+        <w:t>_BONO_</w:t>
+      </w:r>
+      <w:proofErr w:type="gramStart"/>
+      <w:r>
+        <w:rPr>
+          <w:rFonts w:ascii="Garamond" w:eastAsia="Garamond" w:hAnsi="Garamond" w:cs="Garamond"/>
+          <w:sz w:val="23"/>
+          <w:szCs w:val="23"/>
+        </w:rPr>
+        <w:t>MERCADOTECNIA }</w:t>
+      </w:r>
+      <w:proofErr w:type="gramEnd"/>
+      <w:r>
+        <w:rPr>
+          <w:rFonts w:ascii="Garamond" w:eastAsia="Garamond" w:hAnsi="Garamond" w:cs="Garamond"/>
+          <w:sz w:val="23"/>
+          <w:szCs w:val="23"/>
+        </w:rPr>
+        <w:t>}</w:t>
       </w:r>
       <w:r>
         <w:rPr>
@@ -5606,13 +9089,59 @@
         </w:rPr>
         <w:t xml:space="preserve"> M.N. (</w:t>
       </w:r>
-      <w:r>
-        <w:rPr>
-          <w:rFonts w:ascii="Garamond" w:eastAsia="Garamond" w:hAnsi="Garamond" w:cs="Garamond"/>
-          <w:sz w:val="23"/>
-          <w:szCs w:val="23"/>
-        </w:rPr>
-        <w:t>{{ VALOR_BONO_MERCADOTECNIA|lower }}</w:t>
+      <w:proofErr w:type="gramStart"/>
+      <w:r>
+        <w:rPr>
+          <w:rFonts w:ascii="Garamond" w:eastAsia="Garamond" w:hAnsi="Garamond" w:cs="Garamond"/>
+          <w:sz w:val="23"/>
+          <w:szCs w:val="23"/>
+        </w:rPr>
+        <w:t xml:space="preserve">{{ </w:t>
+      </w:r>
+      <w:proofErr w:type="spellStart"/>
+      <w:r>
+        <w:rPr>
+          <w:rFonts w:ascii="Garamond" w:eastAsia="Garamond" w:hAnsi="Garamond" w:cs="Garamond"/>
+          <w:sz w:val="23"/>
+          <w:szCs w:val="23"/>
+        </w:rPr>
+        <w:t>VALOR</w:t>
+      </w:r>
+      <w:proofErr w:type="gramEnd"/>
+      <w:r>
+        <w:rPr>
+          <w:rFonts w:ascii="Garamond" w:eastAsia="Garamond" w:hAnsi="Garamond" w:cs="Garamond"/>
+          <w:sz w:val="23"/>
+          <w:szCs w:val="23"/>
+        </w:rPr>
+        <w:t>_BONO_MERCADOTECNIA|</w:t>
+      </w:r>
+      <w:proofErr w:type="gramStart"/>
+      <w:r>
+        <w:rPr>
+          <w:rFonts w:ascii="Garamond" w:eastAsia="Garamond" w:hAnsi="Garamond" w:cs="Garamond"/>
+          <w:sz w:val="23"/>
+          <w:szCs w:val="23"/>
+        </w:rPr>
+        <w:t>lower</w:t>
+      </w:r>
+      <w:proofErr w:type="spellEnd"/>
+      <w:r>
+        <w:rPr>
+          <w:rFonts w:ascii="Garamond" w:eastAsia="Garamond" w:hAnsi="Garamond" w:cs="Garamond"/>
+          <w:sz w:val="23"/>
+          <w:szCs w:val="23"/>
+        </w:rPr>
+        <w:t xml:space="preserve"> }</w:t>
+      </w:r>
+      <w:proofErr w:type="gramEnd"/>
+      <w:r>
+        <w:rPr>
+          <w:rFonts w:ascii="Garamond" w:eastAsia="Garamond" w:hAnsi="Garamond" w:cs="Garamond"/>
+          <w:sz w:val="23"/>
+          <w:szCs w:val="23"/>
+        </w:rPr>
+        <w:t>}</w:t>
       </w:r>
       <w:r>
         <w:rPr>
@@ -5631,7 +9160,21 @@
         <w:rPr>
           <w:rFonts w:ascii="Garamond" w:eastAsia="Garamond" w:hAnsi="Garamond" w:cs="Garamond"/>
         </w:rPr>
-        <w:t xml:space="preserve">”), el cual será pagado mediante transferencia bancaria a la cuenta previamente registrada por el Aliado Comercial en Portal Partners. </w:t>
+        <w:t xml:space="preserve">”), el cual será pagado mediante transferencia bancaria a la cuenta previamente registrada por el Aliado Comercial en Portal </w:t>
+      </w:r>
+      <w:proofErr w:type="spellStart"/>
+      <w:r>
+        <w:rPr>
+          <w:rFonts w:ascii="Garamond" w:eastAsia="Garamond" w:hAnsi="Garamond" w:cs="Garamond"/>
+        </w:rPr>
+        <w:t>Partners</w:t>
+      </w:r>
+      <w:proofErr w:type="spellEnd"/>
+      <w:r>
+        <w:rPr>
+          <w:rFonts w:ascii="Garamond" w:eastAsia="Garamond" w:hAnsi="Garamond" w:cs="Garamond"/>
+        </w:rPr>
+        <w:t xml:space="preserve">. </w:t>
       </w:r>
       <w:r>
         <w:rPr>
@@ -5670,7 +9213,21 @@
           <w:rFonts w:ascii="Garamond" w:eastAsia="Garamond" w:hAnsi="Garamond" w:cs="Garamond"/>
         </w:rPr>
         <w:br/>
-        <w:t>El Aliado Comercial deberá acreditar ante Rappi el destino dado al Bono de Mercadotecnia mediante documentación comprobatoria (facturas, CFDI, contratos de servicios, reportes de campaña u otros documentos equivalentes), dentro de los 30 (treinta) días naturales siguientes al desembolso. En caso de que el Aliado Comercial no entregue dicha documentación dentro del plazo señalado, o que el uso dado al Bono de Mercadotecnia no corresponda a las finalidades previstas en la presente Cláusula, el Aliado Comercial deberá reembolsar a Rappi el monto que no haya sido debidamente comprobado o que haya sido destinado a finalidades no permitidas, mediante (i) transferencia bancaria dentro de los 15 (quince) días hábiles siguientes a la notificación correspondiente y/o (ii) retención y descuento semanalmente de las ventas realizadas por el Aliado Comercial a través de la Plataforma Rappi, por lo que el Aliado Comercial acepta y autoriza expresamente desde este momento el descuento que corresponda.</w:t>
+        <w:t>El Aliado Comercial deberá acreditar ante Rappi el destino dado al Bono de Mercadotecnia mediante documentación comprobatoria (facturas, CFDI, contratos de servicios, reportes de campaña u otros documentos equivalentes), dentro de los 30 (treinta) días naturales siguientes al desembolso. En caso de que el Aliado Comercial no entregue dicha documentación dentro del plazo señalado, o que el uso dado al Bono de Mercadotecnia no corresponda a las finalidades previstas en la presente Cláusula, el Aliado Comercial deberá reembolsar a Rappi el monto que no haya sido debidamente comprobado o que haya sido destinado a finalidades no permitidas, mediante (i) transferencia bancaria dentro de los 15 (quince) días hábiles siguientes a la notificación correspondiente y/o (</w:t>
+      </w:r>
+      <w:proofErr w:type="spellStart"/>
+      <w:r>
+        <w:rPr>
+          <w:rFonts w:ascii="Garamond" w:eastAsia="Garamond" w:hAnsi="Garamond" w:cs="Garamond"/>
+        </w:rPr>
+        <w:t>ii</w:t>
+      </w:r>
+      <w:proofErr w:type="spellEnd"/>
+      <w:r>
+        <w:rPr>
+          <w:rFonts w:ascii="Garamond" w:eastAsia="Garamond" w:hAnsi="Garamond" w:cs="Garamond"/>
+        </w:rPr>
+        <w:t>) retención y descuento semanalmente de las ventas realizadas por el Aliado Comercial a través de la Plataforma Rappi, por lo que el Aliado Comercial acepta y autoriza expresamente desde este momento el descuento que corresponda.</w:t>
       </w:r>
       <w:r>
         <w:rPr>
@@ -5702,52 +9259,180 @@
           <w:szCs w:val="23"/>
           <w:lang w:val="es-MX"/>
         </w:rPr>
-        <w:t>{%p endif %}</w:t>
-      </w:r>
-    </w:p>
-    <w:p>
-      <w:pPr>
-        <w:jc w:val="both"/>
-        <w:rPr>
-          <w:rFonts w:ascii="Garamond" w:eastAsia="Garamond" w:hAnsi="Garamond" w:cs="Garamond"/>
-          <w:sz w:val="23"/>
-          <w:szCs w:val="23"/>
-        </w:rPr>
-      </w:pPr>
-      <w:r>
-        <w:rPr>
-          <w:rFonts w:ascii="Garamond" w:eastAsia="Garamond" w:hAnsi="Garamond" w:cs="Garamond"/>
-          <w:sz w:val="23"/>
-          <w:szCs w:val="23"/>
-        </w:rPr>
-        <w:t>{%p if activa_bono_nuevas_aperturas %}</w:t>
-      </w:r>
-    </w:p>
-    <w:p>
-      <w:pPr>
-        <w:jc w:val="both"/>
-        <w:rPr>
-          <w:rFonts w:ascii="Garamond" w:eastAsia="Garamond" w:hAnsi="Garamond" w:cs="Garamond"/>
-        </w:rPr>
-      </w:pPr>
-    </w:p>
-    <w:p>
-      <w:pPr>
-        <w:jc w:val="both"/>
-        <w:rPr>
-          <w:rFonts w:ascii="Garamond" w:eastAsia="Garamond" w:hAnsi="Garamond" w:cs="Garamond"/>
-        </w:rPr>
-      </w:pPr>
-      <w:r>
-        <w:rPr>
-          <w:rFonts w:ascii="Garamond" w:eastAsia="Garamond" w:hAnsi="Garamond" w:cs="Garamond"/>
-          <w:b/>
-          <w:bCs/>
-          <w:sz w:val="23"/>
-          <w:szCs w:val="23"/>
-          <w:u w:val="single"/>
-        </w:rPr>
-        <w:t>CLÁUSULA {{ NUM_BONO_NUEVAS_APERTURAS_POSTERIOR|upper }}.</w:t>
+        <w:t xml:space="preserve">{%p </w:t>
+      </w:r>
+      <w:proofErr w:type="spellStart"/>
+      <w:r>
+        <w:rPr>
+          <w:rFonts w:ascii="Garamond" w:eastAsia="Garamond" w:hAnsi="Garamond" w:cs="Garamond"/>
+          <w:sz w:val="23"/>
+          <w:szCs w:val="23"/>
+          <w:lang w:val="es-MX"/>
+        </w:rPr>
+        <w:t>endif</w:t>
+      </w:r>
+      <w:proofErr w:type="spellEnd"/>
+      <w:r>
+        <w:rPr>
+          <w:rFonts w:ascii="Garamond" w:eastAsia="Garamond" w:hAnsi="Garamond" w:cs="Garamond"/>
+          <w:sz w:val="23"/>
+          <w:szCs w:val="23"/>
+          <w:lang w:val="es-MX"/>
+        </w:rPr>
+        <w:t xml:space="preserve"> %}</w:t>
+      </w:r>
+    </w:p>
+    <w:p>
+      <w:pPr>
+        <w:jc w:val="both"/>
+        <w:rPr>
+          <w:rFonts w:ascii="Garamond" w:eastAsia="Garamond" w:hAnsi="Garamond" w:cs="Garamond"/>
+          <w:sz w:val="23"/>
+          <w:szCs w:val="23"/>
+        </w:rPr>
+      </w:pPr>
+      <w:r>
+        <w:rPr>
+          <w:rFonts w:ascii="Garamond" w:eastAsia="Garamond" w:hAnsi="Garamond" w:cs="Garamond"/>
+          <w:sz w:val="23"/>
+          <w:szCs w:val="23"/>
+        </w:rPr>
+        <w:t xml:space="preserve">{%p </w:t>
+      </w:r>
+      <w:proofErr w:type="spellStart"/>
+      <w:r>
+        <w:rPr>
+          <w:rFonts w:ascii="Garamond" w:eastAsia="Garamond" w:hAnsi="Garamond" w:cs="Garamond"/>
+          <w:sz w:val="23"/>
+          <w:szCs w:val="23"/>
+        </w:rPr>
+        <w:t>if</w:t>
+      </w:r>
+      <w:proofErr w:type="spellEnd"/>
+      <w:r>
+        <w:rPr>
+          <w:rFonts w:ascii="Garamond" w:eastAsia="Garamond" w:hAnsi="Garamond" w:cs="Garamond"/>
+          <w:sz w:val="23"/>
+          <w:szCs w:val="23"/>
+        </w:rPr>
+        <w:t xml:space="preserve"> </w:t>
+      </w:r>
+      <w:proofErr w:type="spellStart"/>
+      <w:r>
+        <w:rPr>
+          <w:rFonts w:ascii="Garamond" w:eastAsia="Garamond" w:hAnsi="Garamond" w:cs="Garamond"/>
+          <w:sz w:val="23"/>
+          <w:szCs w:val="23"/>
+        </w:rPr>
+        <w:t>activa_bono_nuevas_aperturas</w:t>
+      </w:r>
+      <w:proofErr w:type="spellEnd"/>
+      <w:r>
+        <w:rPr>
+          <w:rFonts w:ascii="Garamond" w:eastAsia="Garamond" w:hAnsi="Garamond" w:cs="Garamond"/>
+          <w:sz w:val="23"/>
+          <w:szCs w:val="23"/>
+        </w:rPr>
+        <w:t xml:space="preserve"> %}</w:t>
+      </w:r>
+    </w:p>
+    <w:p>
+      <w:pPr>
+        <w:jc w:val="both"/>
+        <w:rPr>
+          <w:rFonts w:ascii="Garamond" w:eastAsia="Garamond" w:hAnsi="Garamond" w:cs="Garamond"/>
+        </w:rPr>
+      </w:pPr>
+    </w:p>
+    <w:p>
+      <w:pPr>
+        <w:jc w:val="both"/>
+        <w:rPr>
+          <w:rFonts w:ascii="Garamond" w:eastAsia="Garamond" w:hAnsi="Garamond" w:cs="Garamond"/>
+        </w:rPr>
+      </w:pPr>
+      <w:r>
+        <w:rPr>
+          <w:rFonts w:ascii="Garamond" w:eastAsia="Garamond" w:hAnsi="Garamond" w:cs="Garamond"/>
+          <w:b/>
+          <w:bCs/>
+          <w:sz w:val="23"/>
+          <w:szCs w:val="23"/>
+          <w:u w:val="single"/>
+        </w:rPr>
+        <w:t xml:space="preserve">CLÁUSULA </w:t>
+      </w:r>
+      <w:proofErr w:type="gramStart"/>
+      <w:r>
+        <w:rPr>
+          <w:rFonts w:ascii="Garamond" w:eastAsia="Garamond" w:hAnsi="Garamond" w:cs="Garamond"/>
+          <w:b/>
+          <w:bCs/>
+          <w:sz w:val="23"/>
+          <w:szCs w:val="23"/>
+          <w:u w:val="single"/>
+        </w:rPr>
+        <w:t xml:space="preserve">{{ </w:t>
+      </w:r>
+      <w:proofErr w:type="spellStart"/>
+      <w:r>
+        <w:rPr>
+          <w:rFonts w:ascii="Garamond" w:eastAsia="Garamond" w:hAnsi="Garamond" w:cs="Garamond"/>
+          <w:b/>
+          <w:bCs/>
+          <w:sz w:val="23"/>
+          <w:szCs w:val="23"/>
+          <w:u w:val="single"/>
+        </w:rPr>
+        <w:t>NUM</w:t>
+      </w:r>
+      <w:proofErr w:type="gramEnd"/>
+      <w:r>
+        <w:rPr>
+          <w:rFonts w:ascii="Garamond" w:eastAsia="Garamond" w:hAnsi="Garamond" w:cs="Garamond"/>
+          <w:b/>
+          <w:bCs/>
+          <w:sz w:val="23"/>
+          <w:szCs w:val="23"/>
+          <w:u w:val="single"/>
+        </w:rPr>
+        <w:t>_BONO_NUEVAS_APERTURAS_POSTERIOR|</w:t>
+      </w:r>
+      <w:proofErr w:type="gramStart"/>
+      <w:r>
+        <w:rPr>
+          <w:rFonts w:ascii="Garamond" w:eastAsia="Garamond" w:hAnsi="Garamond" w:cs="Garamond"/>
+          <w:b/>
+          <w:bCs/>
+          <w:sz w:val="23"/>
+          <w:szCs w:val="23"/>
+          <w:u w:val="single"/>
+        </w:rPr>
+        <w:t>upper</w:t>
+      </w:r>
+      <w:proofErr w:type="spellEnd"/>
+      <w:r>
+        <w:rPr>
+          <w:rFonts w:ascii="Garamond" w:eastAsia="Garamond" w:hAnsi="Garamond" w:cs="Garamond"/>
+          <w:b/>
+          <w:bCs/>
+          <w:sz w:val="23"/>
+          <w:szCs w:val="23"/>
+          <w:u w:val="single"/>
+        </w:rPr>
+        <w:t xml:space="preserve"> }</w:t>
+      </w:r>
+      <w:proofErr w:type="gramEnd"/>
+      <w:r>
+        <w:rPr>
+          <w:rFonts w:ascii="Garamond" w:eastAsia="Garamond" w:hAnsi="Garamond" w:cs="Garamond"/>
+          <w:b/>
+          <w:bCs/>
+          <w:sz w:val="23"/>
+          <w:szCs w:val="23"/>
+          <w:u w:val="single"/>
+        </w:rPr>
+        <w:t>}.</w:t>
       </w:r>
       <w:r>
         <w:rPr>
@@ -5791,13 +9476,41 @@
         <w:lastRenderedPageBreak/>
         <w:t>hasta $</w:t>
       </w:r>
-      <w:r>
-        <w:rPr>
-          <w:rFonts w:ascii="Garamond" w:eastAsia="Garamond" w:hAnsi="Garamond" w:cs="Garamond"/>
-          <w:sz w:val="23"/>
-          <w:szCs w:val="23"/>
-        </w:rPr>
-        <w:t>{{ N_BONO_NUEVAS_APERTURAS }}</w:t>
+      <w:proofErr w:type="gramStart"/>
+      <w:r>
+        <w:rPr>
+          <w:rFonts w:ascii="Garamond" w:eastAsia="Garamond" w:hAnsi="Garamond" w:cs="Garamond"/>
+          <w:sz w:val="23"/>
+          <w:szCs w:val="23"/>
+        </w:rPr>
+        <w:t>{{ N</w:t>
+      </w:r>
+      <w:proofErr w:type="gramEnd"/>
+      <w:r>
+        <w:rPr>
+          <w:rFonts w:ascii="Garamond" w:eastAsia="Garamond" w:hAnsi="Garamond" w:cs="Garamond"/>
+          <w:sz w:val="23"/>
+          <w:szCs w:val="23"/>
+        </w:rPr>
+        <w:t>_BONO_NUEVAS_</w:t>
+      </w:r>
+      <w:proofErr w:type="gramStart"/>
+      <w:r>
+        <w:rPr>
+          <w:rFonts w:ascii="Garamond" w:eastAsia="Garamond" w:hAnsi="Garamond" w:cs="Garamond"/>
+          <w:sz w:val="23"/>
+          <w:szCs w:val="23"/>
+        </w:rPr>
+        <w:t>APERTURAS }</w:t>
+      </w:r>
+      <w:proofErr w:type="gramEnd"/>
+      <w:r>
+        <w:rPr>
+          <w:rFonts w:ascii="Garamond" w:eastAsia="Garamond" w:hAnsi="Garamond" w:cs="Garamond"/>
+          <w:sz w:val="23"/>
+          <w:szCs w:val="23"/>
+        </w:rPr>
+        <w:t>}</w:t>
       </w:r>
       <w:r>
         <w:rPr>
@@ -5805,13 +9518,59 @@
         </w:rPr>
         <w:t>.00 M.N. (</w:t>
       </w:r>
-      <w:r>
-        <w:rPr>
-          <w:rFonts w:ascii="Garamond" w:eastAsia="Garamond" w:hAnsi="Garamond" w:cs="Garamond"/>
-          <w:sz w:val="23"/>
-          <w:szCs w:val="23"/>
-        </w:rPr>
-        <w:t>{{ VALOR_BONO_NUEVAS_APERTURAS|lower }}</w:t>
+      <w:proofErr w:type="gramStart"/>
+      <w:r>
+        <w:rPr>
+          <w:rFonts w:ascii="Garamond" w:eastAsia="Garamond" w:hAnsi="Garamond" w:cs="Garamond"/>
+          <w:sz w:val="23"/>
+          <w:szCs w:val="23"/>
+        </w:rPr>
+        <w:t xml:space="preserve">{{ </w:t>
+      </w:r>
+      <w:proofErr w:type="spellStart"/>
+      <w:r>
+        <w:rPr>
+          <w:rFonts w:ascii="Garamond" w:eastAsia="Garamond" w:hAnsi="Garamond" w:cs="Garamond"/>
+          <w:sz w:val="23"/>
+          <w:szCs w:val="23"/>
+        </w:rPr>
+        <w:t>VALOR</w:t>
+      </w:r>
+      <w:proofErr w:type="gramEnd"/>
+      <w:r>
+        <w:rPr>
+          <w:rFonts w:ascii="Garamond" w:eastAsia="Garamond" w:hAnsi="Garamond" w:cs="Garamond"/>
+          <w:sz w:val="23"/>
+          <w:szCs w:val="23"/>
+        </w:rPr>
+        <w:t>_BONO_NUEVAS_APERTURAS|</w:t>
+      </w:r>
+      <w:proofErr w:type="gramStart"/>
+      <w:r>
+        <w:rPr>
+          <w:rFonts w:ascii="Garamond" w:eastAsia="Garamond" w:hAnsi="Garamond" w:cs="Garamond"/>
+          <w:sz w:val="23"/>
+          <w:szCs w:val="23"/>
+        </w:rPr>
+        <w:t>lower</w:t>
+      </w:r>
+      <w:proofErr w:type="spellEnd"/>
+      <w:r>
+        <w:rPr>
+          <w:rFonts w:ascii="Garamond" w:eastAsia="Garamond" w:hAnsi="Garamond" w:cs="Garamond"/>
+          <w:sz w:val="23"/>
+          <w:szCs w:val="23"/>
+        </w:rPr>
+        <w:t xml:space="preserve"> }</w:t>
+      </w:r>
+      <w:proofErr w:type="gramEnd"/>
+      <w:r>
+        <w:rPr>
+          <w:rFonts w:ascii="Garamond" w:eastAsia="Garamond" w:hAnsi="Garamond" w:cs="Garamond"/>
+          <w:sz w:val="23"/>
+          <w:szCs w:val="23"/>
+        </w:rPr>
+        <w:t>}</w:t>
       </w:r>
       <w:r>
         <w:rPr>
@@ -5880,7 +9639,25 @@
           <w:sz w:val="23"/>
           <w:szCs w:val="23"/>
         </w:rPr>
-        <w:t>{{ VALOR_MAXIMO_BONO|lower }}</w:t>
+        <w:t xml:space="preserve">{{ </w:t>
+      </w:r>
+      <w:proofErr w:type="spellStart"/>
+      <w:r>
+        <w:rPr>
+          <w:rFonts w:ascii="Garamond" w:eastAsia="Garamond" w:hAnsi="Garamond" w:cs="Garamond"/>
+          <w:sz w:val="23"/>
+          <w:szCs w:val="23"/>
+        </w:rPr>
+        <w:t>VALOR_MAXIMO_BONO|lower</w:t>
+      </w:r>
+      <w:proofErr w:type="spellEnd"/>
+      <w:r>
+        <w:rPr>
+          <w:rFonts w:ascii="Garamond" w:eastAsia="Garamond" w:hAnsi="Garamond" w:cs="Garamond"/>
+          <w:sz w:val="23"/>
+          <w:szCs w:val="23"/>
+        </w:rPr>
+        <w:t xml:space="preserve"> }}</w:t>
       </w:r>
       <w:r>
         <w:rPr>
@@ -5888,13 +9665,41 @@
         </w:rPr>
         <w:t xml:space="preserve"> pesos 00/100 Moneda Nacional) más IVA. Ambas Partes acuerdan que el desembolso de cada Bono para Nuevas Aperturas requiere un plazo de </w:t>
       </w:r>
-      <w:r>
-        <w:rPr>
-          <w:rFonts w:ascii="Garamond" w:eastAsia="Garamond" w:hAnsi="Garamond" w:cs="Garamond"/>
-          <w:sz w:val="23"/>
-          <w:szCs w:val="23"/>
-        </w:rPr>
-        <w:t>{{ NUM_MESES }}</w:t>
+      <w:proofErr w:type="gramStart"/>
+      <w:r>
+        <w:rPr>
+          <w:rFonts w:ascii="Garamond" w:eastAsia="Garamond" w:hAnsi="Garamond" w:cs="Garamond"/>
+          <w:sz w:val="23"/>
+          <w:szCs w:val="23"/>
+        </w:rPr>
+        <w:t>{{ NUM</w:t>
+      </w:r>
+      <w:proofErr w:type="gramEnd"/>
+      <w:r>
+        <w:rPr>
+          <w:rFonts w:ascii="Garamond" w:eastAsia="Garamond" w:hAnsi="Garamond" w:cs="Garamond"/>
+          <w:sz w:val="23"/>
+          <w:szCs w:val="23"/>
+        </w:rPr>
+        <w:t>_</w:t>
+      </w:r>
+      <w:proofErr w:type="gramStart"/>
+      <w:r>
+        <w:rPr>
+          <w:rFonts w:ascii="Garamond" w:eastAsia="Garamond" w:hAnsi="Garamond" w:cs="Garamond"/>
+          <w:sz w:val="23"/>
+          <w:szCs w:val="23"/>
+        </w:rPr>
+        <w:t>MESES }</w:t>
+      </w:r>
+      <w:proofErr w:type="gramEnd"/>
+      <w:r>
+        <w:rPr>
+          <w:rFonts w:ascii="Garamond" w:eastAsia="Garamond" w:hAnsi="Garamond" w:cs="Garamond"/>
+          <w:sz w:val="23"/>
+          <w:szCs w:val="23"/>
+        </w:rPr>
+        <w:t>}</w:t>
       </w:r>
       <w:r>
         <w:rPr>
@@ -5902,13 +9707,59 @@
         </w:rPr>
         <w:t xml:space="preserve"> (</w:t>
       </w:r>
-      <w:r>
-        <w:rPr>
-          <w:rFonts w:ascii="Garamond" w:eastAsia="Garamond" w:hAnsi="Garamond" w:cs="Garamond"/>
-          <w:sz w:val="23"/>
-          <w:szCs w:val="23"/>
-        </w:rPr>
-        <w:t>{{ MESES|lower }}</w:t>
+      <w:proofErr w:type="gramStart"/>
+      <w:r>
+        <w:rPr>
+          <w:rFonts w:ascii="Garamond" w:eastAsia="Garamond" w:hAnsi="Garamond" w:cs="Garamond"/>
+          <w:sz w:val="23"/>
+          <w:szCs w:val="23"/>
+        </w:rPr>
+        <w:t xml:space="preserve">{{ </w:t>
+      </w:r>
+      <w:proofErr w:type="spellStart"/>
+      <w:r>
+        <w:rPr>
+          <w:rFonts w:ascii="Garamond" w:eastAsia="Garamond" w:hAnsi="Garamond" w:cs="Garamond"/>
+          <w:sz w:val="23"/>
+          <w:szCs w:val="23"/>
+        </w:rPr>
+        <w:t>MESES</w:t>
+      </w:r>
+      <w:proofErr w:type="gramEnd"/>
+      <w:r>
+        <w:rPr>
+          <w:rFonts w:ascii="Garamond" w:eastAsia="Garamond" w:hAnsi="Garamond" w:cs="Garamond"/>
+          <w:sz w:val="23"/>
+          <w:szCs w:val="23"/>
+        </w:rPr>
+        <w:t>|</w:t>
+      </w:r>
+      <w:proofErr w:type="gramStart"/>
+      <w:r>
+        <w:rPr>
+          <w:rFonts w:ascii="Garamond" w:eastAsia="Garamond" w:hAnsi="Garamond" w:cs="Garamond"/>
+          <w:sz w:val="23"/>
+          <w:szCs w:val="23"/>
+        </w:rPr>
+        <w:t>lower</w:t>
+      </w:r>
+      <w:proofErr w:type="spellEnd"/>
+      <w:r>
+        <w:rPr>
+          <w:rFonts w:ascii="Garamond" w:eastAsia="Garamond" w:hAnsi="Garamond" w:cs="Garamond"/>
+          <w:sz w:val="23"/>
+          <w:szCs w:val="23"/>
+        </w:rPr>
+        <w:t xml:space="preserve"> }</w:t>
+      </w:r>
+      <w:proofErr w:type="gramEnd"/>
+      <w:r>
+        <w:rPr>
+          <w:rFonts w:ascii="Garamond" w:eastAsia="Garamond" w:hAnsi="Garamond" w:cs="Garamond"/>
+          <w:sz w:val="23"/>
+          <w:szCs w:val="23"/>
+        </w:rPr>
+        <w:t>}</w:t>
       </w:r>
       <w:r>
         <w:rPr>
@@ -5927,7 +9778,21 @@
         <w:rPr>
           <w:rFonts w:ascii="Garamond" w:eastAsia="Garamond" w:hAnsi="Garamond" w:cs="Garamond"/>
         </w:rPr>
-        <w:t>”). Este Periodo de Amortización aplicará para todos los Establecimientos de Comercio y/o Cocinas Ocultas operados por el Aliado Comercial en términos del presente Acuerdo, por lo que, si la Vigencia Inicial del Acuerdo fuera inferior a dicho Periodo de Amortización, la vigencia del Acuerdo se entenderá automáticamente prorrogada por el tiempo necesario para completar el Periodo de Amortización de cada Establecimiento de Comercio y/o Cocina Oculta que se hayan aperturado con el Bono para Nuevas Aperturas, sin necesidad de suscribir un nuevo documento.</w:t>
+        <w:t xml:space="preserve">”). Este Periodo de Amortización aplicará para todos los Establecimientos de Comercio y/o Cocinas Ocultas operados por el Aliado Comercial en términos del presente Acuerdo, por lo que, si la Vigencia Inicial del Acuerdo fuera inferior a dicho Periodo de Amortización, la vigencia del Acuerdo se entenderá automáticamente prorrogada por el tiempo necesario para completar el Periodo de Amortización de cada Establecimiento de Comercio y/o Cocina Oculta que se hayan </w:t>
+      </w:r>
+      <w:proofErr w:type="spellStart"/>
+      <w:r>
+        <w:rPr>
+          <w:rFonts w:ascii="Garamond" w:eastAsia="Garamond" w:hAnsi="Garamond" w:cs="Garamond"/>
+        </w:rPr>
+        <w:t>aperturado</w:t>
+      </w:r>
+      <w:proofErr w:type="spellEnd"/>
+      <w:r>
+        <w:rPr>
+          <w:rFonts w:ascii="Garamond" w:eastAsia="Garamond" w:hAnsi="Garamond" w:cs="Garamond"/>
+        </w:rPr>
+        <w:t xml:space="preserve"> con el Bono para Nuevas Aperturas, sin necesidad de suscribir un nuevo documento.</w:t>
       </w:r>
       <w:r>
         <w:rPr>
@@ -5940,7 +9805,35 @@
           <w:rFonts w:ascii="Garamond" w:eastAsia="Garamond" w:hAnsi="Garamond" w:cs="Garamond"/>
         </w:rPr>
         <w:br/>
-        <w:t>El desembolso del Bono para Nuevas Aperturas se realizará mediante transferencia bancaria a la cuenta previamente registrada por el Aliado Comercial en Portal Partners y se ejecutará una vez que el Aliado proporcione a Rappi las evidencias fehacientes de la construcción, apertura, activación, y trámite de la primera órden del nuevo Establecimiento de Comercio y/o Cocina Oculta dentro de la Plataforma Rappi, y una vez que se obtenga la aceptación por parte de Rappi de la factura correspondiente previamente emitida y presentada por el Aliado Comercial en donde se establezca dicho monto y demás requisitos legales aplicables; siempre y cuando el Aliado Comercial se encuentre realizando de forma activa e ininterrumpida operaciones de exhibición, ofrecimiento y comercialización de sus Productos en la Plataforma Rappi.</w:t>
+        <w:t xml:space="preserve">El desembolso del Bono para Nuevas Aperturas se realizará mediante transferencia bancaria a la cuenta previamente registrada por el Aliado Comercial en Portal </w:t>
+      </w:r>
+      <w:proofErr w:type="spellStart"/>
+      <w:r>
+        <w:rPr>
+          <w:rFonts w:ascii="Garamond" w:eastAsia="Garamond" w:hAnsi="Garamond" w:cs="Garamond"/>
+        </w:rPr>
+        <w:t>Partners</w:t>
+      </w:r>
+      <w:proofErr w:type="spellEnd"/>
+      <w:r>
+        <w:rPr>
+          <w:rFonts w:ascii="Garamond" w:eastAsia="Garamond" w:hAnsi="Garamond" w:cs="Garamond"/>
+        </w:rPr>
+        <w:t xml:space="preserve"> y se ejecutará una vez que el Aliado proporcione a Rappi las evidencias fehacientes de la construcción, apertura, activación, y trámite de la primera </w:t>
+      </w:r>
+      <w:proofErr w:type="spellStart"/>
+      <w:r>
+        <w:rPr>
+          <w:rFonts w:ascii="Garamond" w:eastAsia="Garamond" w:hAnsi="Garamond" w:cs="Garamond"/>
+        </w:rPr>
+        <w:t>órden</w:t>
+      </w:r>
+      <w:proofErr w:type="spellEnd"/>
+      <w:r>
+        <w:rPr>
+          <w:rFonts w:ascii="Garamond" w:eastAsia="Garamond" w:hAnsi="Garamond" w:cs="Garamond"/>
+        </w:rPr>
+        <w:t xml:space="preserve"> del nuevo Establecimiento de Comercio y/o Cocina Oculta dentro de la Plataforma Rappi, y una vez que se obtenga la aceptación por parte de Rappi de la factura correspondiente previamente emitida y presentada por el Aliado Comercial en donde se establezca dicho monto y demás requisitos legales aplicables; siempre y cuando el Aliado Comercial se encuentre realizando de forma activa e ininterrumpida operaciones de exhibición, ofrecimiento y comercialización de sus Productos en la Plataforma Rappi.</w:t>
       </w:r>
       <w:r>
         <w:rPr>
@@ -5971,25 +9864,79 @@
           <w:sz w:val="23"/>
           <w:szCs w:val="23"/>
         </w:rPr>
-        <w:t>{%p endif %}</w:t>
-      </w:r>
-    </w:p>
-    <w:p>
-      <w:pPr>
-        <w:jc w:val="both"/>
-        <w:rPr>
-          <w:rFonts w:ascii="Garamond" w:eastAsia="Garamond" w:hAnsi="Garamond" w:cs="Garamond"/>
-          <w:sz w:val="23"/>
-          <w:szCs w:val="23"/>
-        </w:rPr>
-      </w:pPr>
-      <w:r>
-        <w:rPr>
-          <w:rFonts w:ascii="Garamond" w:eastAsia="Garamond" w:hAnsi="Garamond" w:cs="Garamond"/>
-          <w:sz w:val="23"/>
-          <w:szCs w:val="23"/>
-        </w:rPr>
-        <w:t>{%p if activa_bono_nuevas_aperturas_previo %}</w:t>
+        <w:t xml:space="preserve">{%p </w:t>
+      </w:r>
+      <w:proofErr w:type="spellStart"/>
+      <w:r>
+        <w:rPr>
+          <w:rFonts w:ascii="Garamond" w:eastAsia="Garamond" w:hAnsi="Garamond" w:cs="Garamond"/>
+          <w:sz w:val="23"/>
+          <w:szCs w:val="23"/>
+        </w:rPr>
+        <w:t>endif</w:t>
+      </w:r>
+      <w:proofErr w:type="spellEnd"/>
+      <w:r>
+        <w:rPr>
+          <w:rFonts w:ascii="Garamond" w:eastAsia="Garamond" w:hAnsi="Garamond" w:cs="Garamond"/>
+          <w:sz w:val="23"/>
+          <w:szCs w:val="23"/>
+        </w:rPr>
+        <w:t xml:space="preserve"> %}</w:t>
+      </w:r>
+    </w:p>
+    <w:p>
+      <w:pPr>
+        <w:jc w:val="both"/>
+        <w:rPr>
+          <w:rFonts w:ascii="Garamond" w:eastAsia="Garamond" w:hAnsi="Garamond" w:cs="Garamond"/>
+          <w:sz w:val="23"/>
+          <w:szCs w:val="23"/>
+        </w:rPr>
+      </w:pPr>
+      <w:r>
+        <w:rPr>
+          <w:rFonts w:ascii="Garamond" w:eastAsia="Garamond" w:hAnsi="Garamond" w:cs="Garamond"/>
+          <w:sz w:val="23"/>
+          <w:szCs w:val="23"/>
+        </w:rPr>
+        <w:t xml:space="preserve">{%p </w:t>
+      </w:r>
+      <w:proofErr w:type="spellStart"/>
+      <w:r>
+        <w:rPr>
+          <w:rFonts w:ascii="Garamond" w:eastAsia="Garamond" w:hAnsi="Garamond" w:cs="Garamond"/>
+          <w:sz w:val="23"/>
+          <w:szCs w:val="23"/>
+        </w:rPr>
+        <w:t>if</w:t>
+      </w:r>
+      <w:proofErr w:type="spellEnd"/>
+      <w:r>
+        <w:rPr>
+          <w:rFonts w:ascii="Garamond" w:eastAsia="Garamond" w:hAnsi="Garamond" w:cs="Garamond"/>
+          <w:sz w:val="23"/>
+          <w:szCs w:val="23"/>
+        </w:rPr>
+        <w:t xml:space="preserve"> </w:t>
+      </w:r>
+      <w:proofErr w:type="spellStart"/>
+      <w:r>
+        <w:rPr>
+          <w:rFonts w:ascii="Garamond" w:eastAsia="Garamond" w:hAnsi="Garamond" w:cs="Garamond"/>
+          <w:sz w:val="23"/>
+          <w:szCs w:val="23"/>
+        </w:rPr>
+        <w:t>activa_bono_nuevas_aperturas_previo</w:t>
+      </w:r>
+      <w:proofErr w:type="spellEnd"/>
+      <w:r>
+        <w:rPr>
+          <w:rFonts w:ascii="Garamond" w:eastAsia="Garamond" w:hAnsi="Garamond" w:cs="Garamond"/>
+          <w:sz w:val="23"/>
+          <w:szCs w:val="23"/>
+        </w:rPr>
+        <w:t xml:space="preserve"> %}</w:t>
       </w:r>
     </w:p>
     <w:p>
@@ -6017,16 +9964,94 @@
           <w:u w:val="single"/>
           <w:lang w:val="es-MX"/>
         </w:rPr>
-        <w:t xml:space="preserve">CLÁUSULA {{ NUM_BONO_NUEVAS_APERTURAS_PREVIO|upper }}. </w:t>
-      </w:r>
-      <w:r>
-        <w:rPr>
-          <w:rFonts w:ascii="Garamond" w:eastAsia="Garamond" w:hAnsi="Garamond" w:cs="Garamond"/>
-          <w:b/>
-          <w:bCs/>
+        <w:t xml:space="preserve">CLÁUSULA </w:t>
+      </w:r>
+      <w:proofErr w:type="gramStart"/>
+      <w:r>
+        <w:rPr>
+          <w:rFonts w:ascii="Garamond" w:eastAsia="Garamond" w:hAnsi="Garamond" w:cs="Garamond"/>
+          <w:b/>
+          <w:bCs/>
+          <w:sz w:val="23"/>
+          <w:szCs w:val="23"/>
           <w:u w:val="single"/>
           <w:lang w:val="es-MX"/>
         </w:rPr>
+        <w:t xml:space="preserve">{{ </w:t>
+      </w:r>
+      <w:proofErr w:type="spellStart"/>
+      <w:r>
+        <w:rPr>
+          <w:rFonts w:ascii="Garamond" w:eastAsia="Garamond" w:hAnsi="Garamond" w:cs="Garamond"/>
+          <w:b/>
+          <w:bCs/>
+          <w:sz w:val="23"/>
+          <w:szCs w:val="23"/>
+          <w:u w:val="single"/>
+          <w:lang w:val="es-MX"/>
+        </w:rPr>
+        <w:t>NUM</w:t>
+      </w:r>
+      <w:proofErr w:type="gramEnd"/>
+      <w:r>
+        <w:rPr>
+          <w:rFonts w:ascii="Garamond" w:eastAsia="Garamond" w:hAnsi="Garamond" w:cs="Garamond"/>
+          <w:b/>
+          <w:bCs/>
+          <w:sz w:val="23"/>
+          <w:szCs w:val="23"/>
+          <w:u w:val="single"/>
+          <w:lang w:val="es-MX"/>
+        </w:rPr>
+        <w:t>_BONO_NUEVAS_APERTURAS_PREVIO|</w:t>
+      </w:r>
+      <w:proofErr w:type="gramStart"/>
+      <w:r>
+        <w:rPr>
+          <w:rFonts w:ascii="Garamond" w:eastAsia="Garamond" w:hAnsi="Garamond" w:cs="Garamond"/>
+          <w:b/>
+          <w:bCs/>
+          <w:sz w:val="23"/>
+          <w:szCs w:val="23"/>
+          <w:u w:val="single"/>
+          <w:lang w:val="es-MX"/>
+        </w:rPr>
+        <w:t>upper</w:t>
+      </w:r>
+      <w:proofErr w:type="spellEnd"/>
+      <w:r>
+        <w:rPr>
+          <w:rFonts w:ascii="Garamond" w:eastAsia="Garamond" w:hAnsi="Garamond" w:cs="Garamond"/>
+          <w:b/>
+          <w:bCs/>
+          <w:sz w:val="23"/>
+          <w:szCs w:val="23"/>
+          <w:u w:val="single"/>
+          <w:lang w:val="es-MX"/>
+        </w:rPr>
+        <w:t xml:space="preserve"> }</w:t>
+      </w:r>
+      <w:proofErr w:type="gramEnd"/>
+      <w:r>
+        <w:rPr>
+          <w:rFonts w:ascii="Garamond" w:eastAsia="Garamond" w:hAnsi="Garamond" w:cs="Garamond"/>
+          <w:b/>
+          <w:bCs/>
+          <w:sz w:val="23"/>
+          <w:szCs w:val="23"/>
+          <w:u w:val="single"/>
+          <w:lang w:val="es-MX"/>
+        </w:rPr>
+        <w:t xml:space="preserve">}. </w:t>
+      </w:r>
+      <w:r>
+        <w:rPr>
+          <w:rFonts w:ascii="Garamond" w:eastAsia="Garamond" w:hAnsi="Garamond" w:cs="Garamond"/>
+          <w:b/>
+          <w:bCs/>
+          <w:u w:val="single"/>
+          <w:lang w:val="es-MX"/>
+        </w:rPr>
         <w:t xml:space="preserve">- </w:t>
       </w:r>
       <w:r>
@@ -6057,12 +10082,37 @@
         </w:rPr>
         <w:t>") por hasta $</w:t>
       </w:r>
+      <w:proofErr w:type="gramStart"/>
       <w:r>
         <w:rPr>
           <w:rFonts w:ascii="Garamond" w:eastAsia="Garamond" w:hAnsi="Garamond" w:cs="Garamond"/>
           <w:lang w:val="es-ES"/>
         </w:rPr>
-        <w:t>{{ N_BONO_NUEVAS_APERTURAS }}</w:t>
+        <w:t>{{ N</w:t>
+      </w:r>
+      <w:proofErr w:type="gramEnd"/>
+      <w:r>
+        <w:rPr>
+          <w:rFonts w:ascii="Garamond" w:eastAsia="Garamond" w:hAnsi="Garamond" w:cs="Garamond"/>
+          <w:lang w:val="es-ES"/>
+        </w:rPr>
+        <w:t>_BONO_NUEVAS_</w:t>
+      </w:r>
+      <w:proofErr w:type="gramStart"/>
+      <w:r>
+        <w:rPr>
+          <w:rFonts w:ascii="Garamond" w:eastAsia="Garamond" w:hAnsi="Garamond" w:cs="Garamond"/>
+          <w:lang w:val="es-ES"/>
+        </w:rPr>
+        <w:t>APERTURAS }</w:t>
+      </w:r>
+      <w:proofErr w:type="gramEnd"/>
+      <w:r>
+        <w:rPr>
+          <w:rFonts w:ascii="Garamond" w:eastAsia="Garamond" w:hAnsi="Garamond" w:cs="Garamond"/>
+          <w:lang w:val="es-ES"/>
+        </w:rPr>
+        <w:t>}</w:t>
       </w:r>
       <w:r>
         <w:rPr>
@@ -6070,19 +10120,79 @@
         </w:rPr>
         <w:t>.00 M.N. (</w:t>
       </w:r>
-      <w:r>
-        <w:rPr>
-          <w:rFonts w:ascii="Garamond" w:eastAsia="Garamond" w:hAnsi="Garamond" w:cs="Garamond"/>
-          <w:sz w:val="23"/>
-          <w:szCs w:val="23"/>
-        </w:rPr>
-        <w:t>{{ VALOR_BONO_NUEVAS_APERTURAS|lower }}</w:t>
-      </w:r>
-      <w:r>
-        <w:rPr>
-          <w:rFonts w:ascii="Garamond" w:eastAsia="Garamond" w:hAnsi="Garamond" w:cs="Garamond"/>
-        </w:rPr>
-        <w:t xml:space="preserve"> pesos 00/100 Moneda Nacional) más IVA, el cual será pagado mediante transferencia bancaria a la cuenta previamente registrada por el Aliado Comercial en Portal Partners. Este Bono para Nuevas Aperturas, que constituye un motivo determinante </w:t>
+      <w:proofErr w:type="gramStart"/>
+      <w:r>
+        <w:rPr>
+          <w:rFonts w:ascii="Garamond" w:eastAsia="Garamond" w:hAnsi="Garamond" w:cs="Garamond"/>
+          <w:sz w:val="23"/>
+          <w:szCs w:val="23"/>
+        </w:rPr>
+        <w:t xml:space="preserve">{{ </w:t>
+      </w:r>
+      <w:proofErr w:type="spellStart"/>
+      <w:r>
+        <w:rPr>
+          <w:rFonts w:ascii="Garamond" w:eastAsia="Garamond" w:hAnsi="Garamond" w:cs="Garamond"/>
+          <w:sz w:val="23"/>
+          <w:szCs w:val="23"/>
+        </w:rPr>
+        <w:t>VALOR</w:t>
+      </w:r>
+      <w:proofErr w:type="gramEnd"/>
+      <w:r>
+        <w:rPr>
+          <w:rFonts w:ascii="Garamond" w:eastAsia="Garamond" w:hAnsi="Garamond" w:cs="Garamond"/>
+          <w:sz w:val="23"/>
+          <w:szCs w:val="23"/>
+        </w:rPr>
+        <w:t>_BONO_NUEVAS_APERTURAS|</w:t>
+      </w:r>
+      <w:proofErr w:type="gramStart"/>
+      <w:r>
+        <w:rPr>
+          <w:rFonts w:ascii="Garamond" w:eastAsia="Garamond" w:hAnsi="Garamond" w:cs="Garamond"/>
+          <w:sz w:val="23"/>
+          <w:szCs w:val="23"/>
+        </w:rPr>
+        <w:t>lower</w:t>
+      </w:r>
+      <w:proofErr w:type="spellEnd"/>
+      <w:r>
+        <w:rPr>
+          <w:rFonts w:ascii="Garamond" w:eastAsia="Garamond" w:hAnsi="Garamond" w:cs="Garamond"/>
+          <w:sz w:val="23"/>
+          <w:szCs w:val="23"/>
+        </w:rPr>
+        <w:t xml:space="preserve"> }</w:t>
+      </w:r>
+      <w:proofErr w:type="gramEnd"/>
+      <w:r>
+        <w:rPr>
+          <w:rFonts w:ascii="Garamond" w:eastAsia="Garamond" w:hAnsi="Garamond" w:cs="Garamond"/>
+          <w:sz w:val="23"/>
+          <w:szCs w:val="23"/>
+        </w:rPr>
+        <w:t>}</w:t>
+      </w:r>
+      <w:r>
+        <w:rPr>
+          <w:rFonts w:ascii="Garamond" w:eastAsia="Garamond" w:hAnsi="Garamond" w:cs="Garamond"/>
+        </w:rPr>
+        <w:t xml:space="preserve"> pesos 00/100 Moneda Nacional) más IVA, el cual será pagado mediante transferencia bancaria a la cuenta previamente registrada por el Aliado Comercial en Portal </w:t>
+      </w:r>
+      <w:proofErr w:type="spellStart"/>
+      <w:r>
+        <w:rPr>
+          <w:rFonts w:ascii="Garamond" w:eastAsia="Garamond" w:hAnsi="Garamond" w:cs="Garamond"/>
+        </w:rPr>
+        <w:t>Partners</w:t>
+      </w:r>
+      <w:proofErr w:type="spellEnd"/>
+      <w:r>
+        <w:rPr>
+          <w:rFonts w:ascii="Garamond" w:eastAsia="Garamond" w:hAnsi="Garamond" w:cs="Garamond"/>
+        </w:rPr>
+        <w:t xml:space="preserve">. Este Bono para Nuevas Aperturas, que constituye un motivo determinante </w:t>
       </w:r>
       <w:r>
         <w:rPr>
@@ -6091,13 +10201,23 @@
         <w:lastRenderedPageBreak/>
         <w:t xml:space="preserve">de la voluntad de las Partes, deberá destinarse exclusivamente a la construcción, apertura y activación en la Plataforma Rappi de hasta </w:t>
       </w:r>
-      <w:r>
-        <w:rPr>
-          <w:rFonts w:ascii="Garamond" w:eastAsia="Garamond" w:hAnsi="Garamond" w:cs="Garamond"/>
-          <w:sz w:val="23"/>
-          <w:szCs w:val="23"/>
-        </w:rPr>
-        <w:t>{{ ESTABLECIMIENTOS }}</w:t>
+      <w:proofErr w:type="gramStart"/>
+      <w:r>
+        <w:rPr>
+          <w:rFonts w:ascii="Garamond" w:eastAsia="Garamond" w:hAnsi="Garamond" w:cs="Garamond"/>
+          <w:sz w:val="23"/>
+          <w:szCs w:val="23"/>
+        </w:rPr>
+        <w:t>{{ ESTABLECIMIENTOS</w:t>
+      </w:r>
+      <w:proofErr w:type="gramEnd"/>
+      <w:r>
+        <w:rPr>
+          <w:rFonts w:ascii="Garamond" w:eastAsia="Garamond" w:hAnsi="Garamond" w:cs="Garamond"/>
+          <w:sz w:val="23"/>
+          <w:szCs w:val="23"/>
+        </w:rPr>
+        <w:t xml:space="preserve"> }}</w:t>
       </w:r>
       <w:r>
         <w:rPr>
@@ -6105,13 +10225,41 @@
         </w:rPr>
         <w:t xml:space="preserve"> (</w:t>
       </w:r>
-      <w:r>
-        <w:rPr>
-          <w:rFonts w:ascii="Garamond" w:eastAsia="Garamond" w:hAnsi="Garamond" w:cs="Garamond"/>
-          <w:sz w:val="23"/>
-          <w:szCs w:val="23"/>
-        </w:rPr>
-        <w:t>{{ NUM_ESTABLECIMIENTOS }}</w:t>
+      <w:proofErr w:type="gramStart"/>
+      <w:r>
+        <w:rPr>
+          <w:rFonts w:ascii="Garamond" w:eastAsia="Garamond" w:hAnsi="Garamond" w:cs="Garamond"/>
+          <w:sz w:val="23"/>
+          <w:szCs w:val="23"/>
+        </w:rPr>
+        <w:t>{{ NUM</w:t>
+      </w:r>
+      <w:proofErr w:type="gramEnd"/>
+      <w:r>
+        <w:rPr>
+          <w:rFonts w:ascii="Garamond" w:eastAsia="Garamond" w:hAnsi="Garamond" w:cs="Garamond"/>
+          <w:sz w:val="23"/>
+          <w:szCs w:val="23"/>
+        </w:rPr>
+        <w:t>_</w:t>
+      </w:r>
+      <w:proofErr w:type="gramStart"/>
+      <w:r>
+        <w:rPr>
+          <w:rFonts w:ascii="Garamond" w:eastAsia="Garamond" w:hAnsi="Garamond" w:cs="Garamond"/>
+          <w:sz w:val="23"/>
+          <w:szCs w:val="23"/>
+        </w:rPr>
+        <w:t>ESTABLECIMIENTOS }</w:t>
+      </w:r>
+      <w:proofErr w:type="gramEnd"/>
+      <w:r>
+        <w:rPr>
+          <w:rFonts w:ascii="Garamond" w:eastAsia="Garamond" w:hAnsi="Garamond" w:cs="Garamond"/>
+          <w:sz w:val="23"/>
+          <w:szCs w:val="23"/>
+        </w:rPr>
+        <w:t>}</w:t>
       </w:r>
       <w:r>
         <w:rPr>
@@ -6133,12 +10281,37 @@
         <w:br/>
         <w:t xml:space="preserve">Las Partes acuerdan que Rappi desembolsará el Bono para Nuevas Aperturas previo a la construcción de los Establecimientos de Comercio y/o Cocinas Ocultas, bajo el entendido de que el periodo para ejecutar el presente Bono para Nuevas Aperturas y por ende construir o abrir los nuevos Establecimientos de Comercio y/o Cocinas Ocultas será de </w:t>
       </w:r>
+      <w:proofErr w:type="gramStart"/>
       <w:r>
         <w:rPr>
           <w:rFonts w:ascii="Garamond" w:eastAsia="Garamond" w:hAnsi="Garamond" w:cs="Garamond"/>
           <w:lang w:val="es-ES"/>
         </w:rPr>
-        <w:t>{{ NUM_MESES }}</w:t>
+        <w:t>{{ NUM</w:t>
+      </w:r>
+      <w:proofErr w:type="gramEnd"/>
+      <w:r>
+        <w:rPr>
+          <w:rFonts w:ascii="Garamond" w:eastAsia="Garamond" w:hAnsi="Garamond" w:cs="Garamond"/>
+          <w:lang w:val="es-ES"/>
+        </w:rPr>
+        <w:t>_</w:t>
+      </w:r>
+      <w:proofErr w:type="gramStart"/>
+      <w:r>
+        <w:rPr>
+          <w:rFonts w:ascii="Garamond" w:eastAsia="Garamond" w:hAnsi="Garamond" w:cs="Garamond"/>
+          <w:lang w:val="es-ES"/>
+        </w:rPr>
+        <w:t>MESES }</w:t>
+      </w:r>
+      <w:proofErr w:type="gramEnd"/>
+      <w:r>
+        <w:rPr>
+          <w:rFonts w:ascii="Garamond" w:eastAsia="Garamond" w:hAnsi="Garamond" w:cs="Garamond"/>
+          <w:lang w:val="es-ES"/>
+        </w:rPr>
+        <w:t>}</w:t>
       </w:r>
       <w:r>
         <w:rPr>
@@ -6146,12 +10319,53 @@
         </w:rPr>
         <w:t xml:space="preserve"> (</w:t>
       </w:r>
+      <w:proofErr w:type="gramStart"/>
       <w:r>
         <w:rPr>
           <w:rFonts w:ascii="Garamond" w:eastAsia="Garamond" w:hAnsi="Garamond" w:cs="Garamond"/>
           <w:lang w:val="es-ES"/>
         </w:rPr>
-        <w:t>{{ MESES|lower }}</w:t>
+        <w:t xml:space="preserve">{{ </w:t>
+      </w:r>
+      <w:proofErr w:type="spellStart"/>
+      <w:r>
+        <w:rPr>
+          <w:rFonts w:ascii="Garamond" w:eastAsia="Garamond" w:hAnsi="Garamond" w:cs="Garamond"/>
+          <w:lang w:val="es-ES"/>
+        </w:rPr>
+        <w:t>MESES</w:t>
+      </w:r>
+      <w:proofErr w:type="gramEnd"/>
+      <w:r>
+        <w:rPr>
+          <w:rFonts w:ascii="Garamond" w:eastAsia="Garamond" w:hAnsi="Garamond" w:cs="Garamond"/>
+          <w:lang w:val="es-ES"/>
+        </w:rPr>
+        <w:t>|</w:t>
+      </w:r>
+      <w:proofErr w:type="gramStart"/>
+      <w:r>
+        <w:rPr>
+          <w:rFonts w:ascii="Garamond" w:eastAsia="Garamond" w:hAnsi="Garamond" w:cs="Garamond"/>
+          <w:lang w:val="es-ES"/>
+        </w:rPr>
+        <w:t>lower</w:t>
+      </w:r>
+      <w:proofErr w:type="spellEnd"/>
+      <w:r>
+        <w:rPr>
+          <w:rFonts w:ascii="Garamond" w:eastAsia="Garamond" w:hAnsi="Garamond" w:cs="Garamond"/>
+          <w:lang w:val="es-ES"/>
+        </w:rPr>
+        <w:t xml:space="preserve"> }</w:t>
+      </w:r>
+      <w:proofErr w:type="gramEnd"/>
+      <w:r>
+        <w:rPr>
+          <w:rFonts w:ascii="Garamond" w:eastAsia="Garamond" w:hAnsi="Garamond" w:cs="Garamond"/>
+          <w:lang w:val="es-ES"/>
+        </w:rPr>
+        <w:t>}</w:t>
       </w:r>
       <w:r>
         <w:rPr>
@@ -6170,7 +10384,63 @@
         <w:rPr>
           <w:rFonts w:ascii="Garamond" w:eastAsia="Garamond" w:hAnsi="Garamond" w:cs="Garamond"/>
         </w:rPr>
-        <w:t>”). Ambas Partes acuerdan que el desembolso de cada bono requiere un plazo de {{ N_PLAZO }} ({{ V_PLAZO }}) meses de permanencia en la Plataforma Rappi, contados a partir de la apertura de cada Establecimiento de Comercio y/o Cocina Oculta (en adelante “</w:t>
+        <w:t xml:space="preserve">”). Ambas Partes acuerdan que el desembolso de cada bono requiere un plazo de </w:t>
+      </w:r>
+      <w:proofErr w:type="gramStart"/>
+      <w:r>
+        <w:rPr>
+          <w:rFonts w:ascii="Garamond" w:eastAsia="Garamond" w:hAnsi="Garamond" w:cs="Garamond"/>
+        </w:rPr>
+        <w:t>{{ N</w:t>
+      </w:r>
+      <w:proofErr w:type="gramEnd"/>
+      <w:r>
+        <w:rPr>
+          <w:rFonts w:ascii="Garamond" w:eastAsia="Garamond" w:hAnsi="Garamond" w:cs="Garamond"/>
+        </w:rPr>
+        <w:t>_</w:t>
+      </w:r>
+      <w:proofErr w:type="gramStart"/>
+      <w:r>
+        <w:rPr>
+          <w:rFonts w:ascii="Garamond" w:eastAsia="Garamond" w:hAnsi="Garamond" w:cs="Garamond"/>
+        </w:rPr>
+        <w:t>PLAZO }</w:t>
+      </w:r>
+      <w:proofErr w:type="gramEnd"/>
+      <w:r>
+        <w:rPr>
+          <w:rFonts w:ascii="Garamond" w:eastAsia="Garamond" w:hAnsi="Garamond" w:cs="Garamond"/>
+        </w:rPr>
+        <w:t>} (</w:t>
+      </w:r>
+      <w:proofErr w:type="gramStart"/>
+      <w:r>
+        <w:rPr>
+          <w:rFonts w:ascii="Garamond" w:eastAsia="Garamond" w:hAnsi="Garamond" w:cs="Garamond"/>
+        </w:rPr>
+        <w:t>{{ V</w:t>
+      </w:r>
+      <w:proofErr w:type="gramEnd"/>
+      <w:r>
+        <w:rPr>
+          <w:rFonts w:ascii="Garamond" w:eastAsia="Garamond" w:hAnsi="Garamond" w:cs="Garamond"/>
+        </w:rPr>
+        <w:t>_</w:t>
+      </w:r>
+      <w:proofErr w:type="gramStart"/>
+      <w:r>
+        <w:rPr>
+          <w:rFonts w:ascii="Garamond" w:eastAsia="Garamond" w:hAnsi="Garamond" w:cs="Garamond"/>
+        </w:rPr>
+        <w:t>PLAZO }</w:t>
+      </w:r>
+      <w:proofErr w:type="gramEnd"/>
+      <w:r>
+        <w:rPr>
+          <w:rFonts w:ascii="Garamond" w:eastAsia="Garamond" w:hAnsi="Garamond" w:cs="Garamond"/>
+        </w:rPr>
+        <w:t>}) meses de permanencia en la Plataforma Rappi, contados a partir de la apertura de cada Establecimiento de Comercio y/o Cocina Oculta (en adelante “</w:t>
       </w:r>
       <w:r>
         <w:rPr>
@@ -6183,7 +10453,21 @@
         <w:rPr>
           <w:rFonts w:ascii="Garamond" w:eastAsia="Garamond" w:hAnsi="Garamond" w:cs="Garamond"/>
         </w:rPr>
-        <w:t>”). Este Periodo de Amortización aplicará para todos los Establecimientos de Comercio y/o Cocinas Ocultas operados por el Aliado Comercial en términos del presente Acuerdo, por lo que, si la Vigencia Inicial del Acuerdo fuera inferior a dicho Periodo de Amortización, la vigencia se entenderá automáticamente prorrogada por el tiempo necesario para completar el Periodo de Amortización de cada Establecimiento de Comercio y/o Cocina Oculta que se hayan aperturado con el Bono para Nuevas Aperturas, sin necesidad de suscribir un nuevo documento.</w:t>
+        <w:t xml:space="preserve">”). Este Periodo de Amortización aplicará para todos los Establecimientos de Comercio y/o Cocinas Ocultas operados por el Aliado Comercial en términos del presente Acuerdo, por lo que, si la Vigencia Inicial del Acuerdo fuera inferior a dicho Periodo de Amortización, la vigencia se entenderá automáticamente prorrogada por el tiempo necesario para completar el Periodo de Amortización de cada Establecimiento de Comercio y/o Cocina Oculta que se hayan </w:t>
+      </w:r>
+      <w:proofErr w:type="spellStart"/>
+      <w:r>
+        <w:rPr>
+          <w:rFonts w:ascii="Garamond" w:eastAsia="Garamond" w:hAnsi="Garamond" w:cs="Garamond"/>
+        </w:rPr>
+        <w:t>aperturado</w:t>
+      </w:r>
+      <w:proofErr w:type="spellEnd"/>
+      <w:r>
+        <w:rPr>
+          <w:rFonts w:ascii="Garamond" w:eastAsia="Garamond" w:hAnsi="Garamond" w:cs="Garamond"/>
+        </w:rPr>
+        <w:t xml:space="preserve"> con el Bono para Nuevas Aperturas, sin necesidad de suscribir un nuevo documento.</w:t>
       </w:r>
       <w:r>
         <w:rPr>
@@ -6196,7 +10480,21 @@
           <w:rFonts w:ascii="Garamond" w:eastAsia="Garamond" w:hAnsi="Garamond" w:cs="Garamond"/>
         </w:rPr>
         <w:br/>
-        <w:t xml:space="preserve">Como condición previa al desembolso del Bono para Nuevas Aperturas, el Aliado deberá entregar a Rappi lo siguiente: (i) la factura correspondiente previamente emitida y presentada por el Aliado Comercial en donde se establezca dicho monto y demás requisitos legales aplicables; y, (ii) la documentación que acredite el destino del recurso, tales como: (a) un plan de aperturas que identifique la ubicación proyectada del nuevo Establecimiento de Comercio y/o Cocina Oculta, y el cronograma estimado de construcción, apertura y activación en la Plataforma Rappi dentro del Periodo de Ejecución; (b) los contratos de obra, contratos de arrendamiento, cartas de intención o documentos equivalentes con que cuente al momento de la solicitud del desembolso correspondiente; y/o (c) una manifestación suscrita por el representante legal del Aliado en la que declare, bajo protesta de decir verdad, que el Bono para Nuevas Aperturas será destinado exclusivamente a los fines previstos en la presente Cláusula. </w:t>
+        <w:t>Como condición previa al desembolso del Bono para Nuevas Aperturas, el Aliado deberá entregar a Rappi lo siguiente: (i) la factura correspondiente previamente emitida y presentada por el Aliado Comercial en donde se establezca dicho monto y demás requisitos legales aplicables; y, (</w:t>
+      </w:r>
+      <w:proofErr w:type="spellStart"/>
+      <w:r>
+        <w:rPr>
+          <w:rFonts w:ascii="Garamond" w:eastAsia="Garamond" w:hAnsi="Garamond" w:cs="Garamond"/>
+        </w:rPr>
+        <w:t>ii</w:t>
+      </w:r>
+      <w:proofErr w:type="spellEnd"/>
+      <w:r>
+        <w:rPr>
+          <w:rFonts w:ascii="Garamond" w:eastAsia="Garamond" w:hAnsi="Garamond" w:cs="Garamond"/>
+        </w:rPr>
+        <w:t xml:space="preserve">) la documentación que acredite el destino del recurso, tales como: (a) un plan de aperturas que identifique la ubicación proyectada del nuevo Establecimiento de Comercio y/o Cocina Oculta, y el cronograma estimado de construcción, apertura y activación en la Plataforma Rappi dentro del Periodo de Ejecución; (b) los contratos de obra, contratos de arrendamiento, cartas de intención o documentos equivalentes con que cuente al momento de la solicitud del desembolso correspondiente; y/o (c) una manifestación suscrita por el representante legal del Aliado en la que declare, bajo protesta de decir verdad, que el Bono para Nuevas Aperturas será destinado exclusivamente a los fines previstos en la presente Cláusula. </w:t>
       </w:r>
       <w:r>
         <w:rPr>
@@ -6209,7 +10507,21 @@
           <w:rFonts w:ascii="Garamond" w:eastAsia="Garamond" w:hAnsi="Garamond" w:cs="Garamond"/>
         </w:rPr>
         <w:br/>
-        <w:t>Sin perjuicio de lo anterior, Rappi contará con la facultad irrevocable de solicitar al Aliado Comercial en cualquier momento la acreditación de la efectiva aplicación del Bono para Nuevas Aperturas mediante la entrega, dentro de los 15 (quince) días naturales siguientes a dicha solicitud, de la evidencia documental correspondiente, incluyendo de manera enunciativa mas no limitativa: comprobantes fiscales (CFDI) de los gastos de construcción, adecuación y equipamiento; evidencia fotográfica del Establecimiento de Comercio y/o Cocina Oculta; aviso de apertura o licencia de funcionamiento aplicable; y constancia de activación en la Plataforma Rappi. En caso de que el Aliado Comercial no entregue dicha documentación dentro del plazo señalado, o que el uso dado al Bono para Nuevas Aperturas no corresponda a las finalidades previstas en la presente Cláusula, el Aliado Comercial deberá reembolsar a Rappi el monto que no haya sido debidamente comprobado o que haya sido destinado a finalidades no permitidas, mediante (i) transferencia bancaria dentro de los 15 (quince) días hábiles siguientes a la notificación correspondiente y/o (ii) retención y descuento semanalmente de las ventas realizadas por el Aliado Comercial a través de la Plataforma Rappi, por lo que el Aliado Comercial acepta y autoriza expresamente desde este momento el descuento que corresponda.</w:t>
+        <w:t>Sin perjuicio de lo anterior, Rappi contará con la facultad irrevocable de solicitar al Aliado Comercial en cualquier momento la acreditación de la efectiva aplicación del Bono para Nuevas Aperturas mediante la entrega, dentro de los 15 (quince) días naturales siguientes a dicha solicitud, de la evidencia documental correspondiente, incluyendo de manera enunciativa mas no limitativa: comprobantes fiscales (CFDI) de los gastos de construcción, adecuación y equipamiento; evidencia fotográfica del Establecimiento de Comercio y/o Cocina Oculta; aviso de apertura o licencia de funcionamiento aplicable; y constancia de activación en la Plataforma Rappi. En caso de que el Aliado Comercial no entregue dicha documentación dentro del plazo señalado, o que el uso dado al Bono para Nuevas Aperturas no corresponda a las finalidades previstas en la presente Cláusula, el Aliado Comercial deberá reembolsar a Rappi el monto que no haya sido debidamente comprobado o que haya sido destinado a finalidades no permitidas, mediante (i) transferencia bancaria dentro de los 15 (quince) días hábiles siguientes a la notificación correspondiente y/o (</w:t>
+      </w:r>
+      <w:proofErr w:type="spellStart"/>
+      <w:r>
+        <w:rPr>
+          <w:rFonts w:ascii="Garamond" w:eastAsia="Garamond" w:hAnsi="Garamond" w:cs="Garamond"/>
+        </w:rPr>
+        <w:t>ii</w:t>
+      </w:r>
+      <w:proofErr w:type="spellEnd"/>
+      <w:r>
+        <w:rPr>
+          <w:rFonts w:ascii="Garamond" w:eastAsia="Garamond" w:hAnsi="Garamond" w:cs="Garamond"/>
+        </w:rPr>
+        <w:t>) retención y descuento semanalmente de las ventas realizadas por el Aliado Comercial a través de la Plataforma Rappi, por lo que el Aliado Comercial acepta y autoriza expresamente desde este momento el descuento que corresponda.</w:t>
       </w:r>
       <w:r>
         <w:rPr>
@@ -6242,19 +10554,19 @@
           <w:szCs w:val="23"/>
           <w:lang w:val="es-ES"/>
         </w:rPr>
-        <w:t>{%p endif %}</w:t>
-      </w:r>
-    </w:p>
-    <w:p>
-      <w:pPr>
-        <w:jc w:val="both"/>
+        <w:t xml:space="preserve">{%p </w:t>
+      </w:r>
+      <w:proofErr w:type="spellStart"/>
+      <w:r>
         <w:rPr>
           <w:rFonts w:ascii="Garamond" w:eastAsia="Garamond" w:hAnsi="Garamond" w:cs="Garamond"/>
           <w:sz w:val="23"/>
           <w:szCs w:val="23"/>
           <w:lang w:val="es-ES"/>
         </w:rPr>
-      </w:pPr>
+        <w:t>endif</w:t>
+      </w:r>
+      <w:proofErr w:type="spellEnd"/>
       <w:r>
         <w:rPr>
           <w:rFonts w:ascii="Garamond" w:eastAsia="Garamond" w:hAnsi="Garamond" w:cs="Garamond"/>
@@ -6262,34 +10574,166 @@
           <w:szCs w:val="23"/>
           <w:lang w:val="es-ES"/>
         </w:rPr>
-        <w:t>{%p if activa_fondo_mercadotecnia %}</w:t>
-      </w:r>
-    </w:p>
-    <w:p>
-      <w:pPr>
-        <w:jc w:val="both"/>
-        <w:rPr>
-          <w:rFonts w:ascii="Garamond" w:eastAsia="Garamond" w:hAnsi="Garamond" w:cs="Garamond"/>
-        </w:rPr>
-      </w:pPr>
-    </w:p>
-    <w:p>
-      <w:pPr>
-        <w:jc w:val="both"/>
-        <w:rPr>
-          <w:rFonts w:ascii="Garamond" w:eastAsia="Garamond" w:hAnsi="Garamond" w:cs="Garamond"/>
-        </w:rPr>
-      </w:pPr>
-      <w:r>
-        <w:rPr>
-          <w:rFonts w:ascii="Garamond" w:eastAsia="Garamond" w:hAnsi="Garamond" w:cs="Garamond"/>
-          <w:b/>
-          <w:bCs/>
-          <w:sz w:val="23"/>
-          <w:szCs w:val="23"/>
-          <w:u w:val="single"/>
-        </w:rPr>
-        <w:t>CLÁUSULA {{ NUM_FONDO_MERCADOTECNIA|upper }}.</w:t>
+        <w:t xml:space="preserve"> %}</w:t>
+      </w:r>
+    </w:p>
+    <w:p>
+      <w:pPr>
+        <w:jc w:val="both"/>
+        <w:rPr>
+          <w:rFonts w:ascii="Garamond" w:eastAsia="Garamond" w:hAnsi="Garamond" w:cs="Garamond"/>
+          <w:sz w:val="23"/>
+          <w:szCs w:val="23"/>
+          <w:lang w:val="es-ES"/>
+        </w:rPr>
+      </w:pPr>
+      <w:r>
+        <w:rPr>
+          <w:rFonts w:ascii="Garamond" w:eastAsia="Garamond" w:hAnsi="Garamond" w:cs="Garamond"/>
+          <w:sz w:val="23"/>
+          <w:szCs w:val="23"/>
+          <w:lang w:val="es-ES"/>
+        </w:rPr>
+        <w:t xml:space="preserve">{%p </w:t>
+      </w:r>
+      <w:proofErr w:type="spellStart"/>
+      <w:r>
+        <w:rPr>
+          <w:rFonts w:ascii="Garamond" w:eastAsia="Garamond" w:hAnsi="Garamond" w:cs="Garamond"/>
+          <w:sz w:val="23"/>
+          <w:szCs w:val="23"/>
+          <w:lang w:val="es-ES"/>
+        </w:rPr>
+        <w:t>if</w:t>
+      </w:r>
+      <w:proofErr w:type="spellEnd"/>
+      <w:r>
+        <w:rPr>
+          <w:rFonts w:ascii="Garamond" w:eastAsia="Garamond" w:hAnsi="Garamond" w:cs="Garamond"/>
+          <w:sz w:val="23"/>
+          <w:szCs w:val="23"/>
+          <w:lang w:val="es-ES"/>
+        </w:rPr>
+        <w:t xml:space="preserve"> </w:t>
+      </w:r>
+      <w:proofErr w:type="spellStart"/>
+      <w:r>
+        <w:rPr>
+          <w:rFonts w:ascii="Garamond" w:eastAsia="Garamond" w:hAnsi="Garamond" w:cs="Garamond"/>
+          <w:sz w:val="23"/>
+          <w:szCs w:val="23"/>
+          <w:lang w:val="es-ES"/>
+        </w:rPr>
+        <w:t>activa_fondo_mercadotecnia</w:t>
+      </w:r>
+      <w:proofErr w:type="spellEnd"/>
+      <w:r>
+        <w:rPr>
+          <w:rFonts w:ascii="Garamond" w:eastAsia="Garamond" w:hAnsi="Garamond" w:cs="Garamond"/>
+          <w:sz w:val="23"/>
+          <w:szCs w:val="23"/>
+          <w:lang w:val="es-ES"/>
+        </w:rPr>
+        <w:t xml:space="preserve"> %}</w:t>
+      </w:r>
+    </w:p>
+    <w:p>
+      <w:pPr>
+        <w:jc w:val="both"/>
+        <w:rPr>
+          <w:rFonts w:ascii="Garamond" w:eastAsia="Garamond" w:hAnsi="Garamond" w:cs="Garamond"/>
+        </w:rPr>
+      </w:pPr>
+    </w:p>
+    <w:p>
+      <w:pPr>
+        <w:jc w:val="both"/>
+        <w:rPr>
+          <w:rFonts w:ascii="Garamond" w:eastAsia="Garamond" w:hAnsi="Garamond" w:cs="Garamond"/>
+        </w:rPr>
+      </w:pPr>
+      <w:r>
+        <w:rPr>
+          <w:rFonts w:ascii="Garamond" w:eastAsia="Garamond" w:hAnsi="Garamond" w:cs="Garamond"/>
+          <w:b/>
+          <w:bCs/>
+          <w:sz w:val="23"/>
+          <w:szCs w:val="23"/>
+          <w:u w:val="single"/>
+        </w:rPr>
+        <w:t xml:space="preserve">CLÁUSULA </w:t>
+      </w:r>
+      <w:proofErr w:type="gramStart"/>
+      <w:r>
+        <w:rPr>
+          <w:rFonts w:ascii="Garamond" w:eastAsia="Garamond" w:hAnsi="Garamond" w:cs="Garamond"/>
+          <w:b/>
+          <w:bCs/>
+          <w:sz w:val="23"/>
+          <w:szCs w:val="23"/>
+          <w:u w:val="single"/>
+        </w:rPr>
+        <w:t xml:space="preserve">{{ </w:t>
+      </w:r>
+      <w:proofErr w:type="spellStart"/>
+      <w:r>
+        <w:rPr>
+          <w:rFonts w:ascii="Garamond" w:eastAsia="Garamond" w:hAnsi="Garamond" w:cs="Garamond"/>
+          <w:b/>
+          <w:bCs/>
+          <w:sz w:val="23"/>
+          <w:szCs w:val="23"/>
+          <w:u w:val="single"/>
+        </w:rPr>
+        <w:t>NUM</w:t>
+      </w:r>
+      <w:proofErr w:type="gramEnd"/>
+      <w:r>
+        <w:rPr>
+          <w:rFonts w:ascii="Garamond" w:eastAsia="Garamond" w:hAnsi="Garamond" w:cs="Garamond"/>
+          <w:b/>
+          <w:bCs/>
+          <w:sz w:val="23"/>
+          <w:szCs w:val="23"/>
+          <w:u w:val="single"/>
+        </w:rPr>
+        <w:t>_FONDO_MERCADOTECNIA|</w:t>
+      </w:r>
+      <w:proofErr w:type="gramStart"/>
+      <w:r>
+        <w:rPr>
+          <w:rFonts w:ascii="Garamond" w:eastAsia="Garamond" w:hAnsi="Garamond" w:cs="Garamond"/>
+          <w:b/>
+          <w:bCs/>
+          <w:sz w:val="23"/>
+          <w:szCs w:val="23"/>
+          <w:u w:val="single"/>
+        </w:rPr>
+        <w:t>upper</w:t>
+      </w:r>
+      <w:proofErr w:type="spellEnd"/>
+      <w:r>
+        <w:rPr>
+          <w:rFonts w:ascii="Garamond" w:eastAsia="Garamond" w:hAnsi="Garamond" w:cs="Garamond"/>
+          <w:b/>
+          <w:bCs/>
+          <w:sz w:val="23"/>
+          <w:szCs w:val="23"/>
+          <w:u w:val="single"/>
+        </w:rPr>
+        <w:t xml:space="preserve"> }</w:t>
+      </w:r>
+      <w:proofErr w:type="gramEnd"/>
+      <w:r>
+        <w:rPr>
+          <w:rFonts w:ascii="Garamond" w:eastAsia="Garamond" w:hAnsi="Garamond" w:cs="Garamond"/>
+          <w:b/>
+          <w:bCs/>
+          <w:sz w:val="23"/>
+          <w:szCs w:val="23"/>
+          <w:u w:val="single"/>
+        </w:rPr>
+        <w:t>}.</w:t>
       </w:r>
       <w:r>
         <w:rPr>
@@ -6319,13 +10763,41 @@
         </w:rPr>
         <w:t>”) de hasta $</w:t>
       </w:r>
-      <w:r>
-        <w:rPr>
-          <w:rFonts w:ascii="Garamond" w:eastAsia="Garamond" w:hAnsi="Garamond" w:cs="Garamond"/>
-          <w:sz w:val="23"/>
-          <w:szCs w:val="23"/>
-        </w:rPr>
-        <w:t>{{ N_FONDO_MERCADOTECNIA }}.00</w:t>
+      <w:proofErr w:type="gramStart"/>
+      <w:r>
+        <w:rPr>
+          <w:rFonts w:ascii="Garamond" w:eastAsia="Garamond" w:hAnsi="Garamond" w:cs="Garamond"/>
+          <w:sz w:val="23"/>
+          <w:szCs w:val="23"/>
+        </w:rPr>
+        <w:t>{{ N</w:t>
+      </w:r>
+      <w:proofErr w:type="gramEnd"/>
+      <w:r>
+        <w:rPr>
+          <w:rFonts w:ascii="Garamond" w:eastAsia="Garamond" w:hAnsi="Garamond" w:cs="Garamond"/>
+          <w:sz w:val="23"/>
+          <w:szCs w:val="23"/>
+        </w:rPr>
+        <w:t>_FONDO_</w:t>
+      </w:r>
+      <w:proofErr w:type="gramStart"/>
+      <w:r>
+        <w:rPr>
+          <w:rFonts w:ascii="Garamond" w:eastAsia="Garamond" w:hAnsi="Garamond" w:cs="Garamond"/>
+          <w:sz w:val="23"/>
+          <w:szCs w:val="23"/>
+        </w:rPr>
+        <w:t>MERCADOTECNIA }</w:t>
+      </w:r>
+      <w:proofErr w:type="gramEnd"/>
+      <w:r>
+        <w:rPr>
+          <w:rFonts w:ascii="Garamond" w:eastAsia="Garamond" w:hAnsi="Garamond" w:cs="Garamond"/>
+          <w:sz w:val="23"/>
+          <w:szCs w:val="23"/>
+        </w:rPr>
+        <w:t>}.00</w:t>
       </w:r>
       <w:r>
         <w:rPr>
@@ -6333,19 +10805,79 @@
         </w:rPr>
         <w:t xml:space="preserve"> M.N. (</w:t>
       </w:r>
-      <w:r>
-        <w:rPr>
-          <w:rFonts w:ascii="Garamond" w:eastAsia="Garamond" w:hAnsi="Garamond" w:cs="Garamond"/>
-          <w:sz w:val="23"/>
-          <w:szCs w:val="23"/>
-        </w:rPr>
-        <w:t>{{ VALOR_FONDO_MERCADOTECNIA|lower }}</w:t>
-      </w:r>
-      <w:r>
-        <w:rPr>
-          <w:rFonts w:ascii="Garamond" w:eastAsia="Garamond" w:hAnsi="Garamond" w:cs="Garamond"/>
-        </w:rPr>
-        <w:t xml:space="preserve"> pesos 00/100 Moneda Nacional). El Fondo de Mercadotecnia podrá utilizarse en publicidad dentro o fuera de la Plataforma Rappi, siendo este administrado y ejecutado a discreción de Rappi. El Aliado podrá acceder a las métricas de sus Establecimientos de Comercio en todo momento a través de Portal Partners y así mismo Rappi comunicará al Aliado, cuando este lo solicite, los conceptos y rubros invertidos en virtud del Fondo de Mercadotecnia. </w:t>
+      <w:proofErr w:type="gramStart"/>
+      <w:r>
+        <w:rPr>
+          <w:rFonts w:ascii="Garamond" w:eastAsia="Garamond" w:hAnsi="Garamond" w:cs="Garamond"/>
+          <w:sz w:val="23"/>
+          <w:szCs w:val="23"/>
+        </w:rPr>
+        <w:t xml:space="preserve">{{ </w:t>
+      </w:r>
+      <w:proofErr w:type="spellStart"/>
+      <w:r>
+        <w:rPr>
+          <w:rFonts w:ascii="Garamond" w:eastAsia="Garamond" w:hAnsi="Garamond" w:cs="Garamond"/>
+          <w:sz w:val="23"/>
+          <w:szCs w:val="23"/>
+        </w:rPr>
+        <w:t>VALOR</w:t>
+      </w:r>
+      <w:proofErr w:type="gramEnd"/>
+      <w:r>
+        <w:rPr>
+          <w:rFonts w:ascii="Garamond" w:eastAsia="Garamond" w:hAnsi="Garamond" w:cs="Garamond"/>
+          <w:sz w:val="23"/>
+          <w:szCs w:val="23"/>
+        </w:rPr>
+        <w:t>_FONDO_MERCADOTECNIA|</w:t>
+      </w:r>
+      <w:proofErr w:type="gramStart"/>
+      <w:r>
+        <w:rPr>
+          <w:rFonts w:ascii="Garamond" w:eastAsia="Garamond" w:hAnsi="Garamond" w:cs="Garamond"/>
+          <w:sz w:val="23"/>
+          <w:szCs w:val="23"/>
+        </w:rPr>
+        <w:t>lower</w:t>
+      </w:r>
+      <w:proofErr w:type="spellEnd"/>
+      <w:r>
+        <w:rPr>
+          <w:rFonts w:ascii="Garamond" w:eastAsia="Garamond" w:hAnsi="Garamond" w:cs="Garamond"/>
+          <w:sz w:val="23"/>
+          <w:szCs w:val="23"/>
+        </w:rPr>
+        <w:t xml:space="preserve"> }</w:t>
+      </w:r>
+      <w:proofErr w:type="gramEnd"/>
+      <w:r>
+        <w:rPr>
+          <w:rFonts w:ascii="Garamond" w:eastAsia="Garamond" w:hAnsi="Garamond" w:cs="Garamond"/>
+          <w:sz w:val="23"/>
+          <w:szCs w:val="23"/>
+        </w:rPr>
+        <w:t>}</w:t>
+      </w:r>
+      <w:r>
+        <w:rPr>
+          <w:rFonts w:ascii="Garamond" w:eastAsia="Garamond" w:hAnsi="Garamond" w:cs="Garamond"/>
+        </w:rPr>
+        <w:t xml:space="preserve"> pesos 00/100 Moneda Nacional). El Fondo de Mercadotecnia podrá utilizarse en publicidad dentro o fuera de la Plataforma Rappi, siendo este administrado y ejecutado a discreción de Rappi. El Aliado podrá acceder a las métricas de sus Establecimientos de Comercio en todo momento a través de Portal </w:t>
+      </w:r>
+      <w:proofErr w:type="spellStart"/>
+      <w:r>
+        <w:rPr>
+          <w:rFonts w:ascii="Garamond" w:eastAsia="Garamond" w:hAnsi="Garamond" w:cs="Garamond"/>
+        </w:rPr>
+        <w:t>Partners</w:t>
+      </w:r>
+      <w:proofErr w:type="spellEnd"/>
+      <w:r>
+        <w:rPr>
+          <w:rFonts w:ascii="Garamond" w:eastAsia="Garamond" w:hAnsi="Garamond" w:cs="Garamond"/>
+        </w:rPr>
+        <w:t xml:space="preserve"> y así mismo Rappi comunicará al Aliado, cuando este lo solicite, los conceptos y rubros invertidos en virtud del Fondo de Mercadotecnia. </w:t>
       </w:r>
       <w:r>
         <w:rPr>
@@ -6366,7 +10898,25 @@
           <w:sz w:val="23"/>
           <w:szCs w:val="23"/>
         </w:rPr>
-        <w:t>{{ EXCLUSIVIDAD|title }}</w:t>
+        <w:t xml:space="preserve">{{ </w:t>
+      </w:r>
+      <w:proofErr w:type="spellStart"/>
+      <w:r>
+        <w:rPr>
+          <w:rFonts w:ascii="Garamond" w:eastAsia="Garamond" w:hAnsi="Garamond" w:cs="Garamond"/>
+          <w:sz w:val="23"/>
+          <w:szCs w:val="23"/>
+        </w:rPr>
+        <w:t>EXCLUSIVIDAD|title</w:t>
+      </w:r>
+      <w:proofErr w:type="spellEnd"/>
+      <w:r>
+        <w:rPr>
+          <w:rFonts w:ascii="Garamond" w:eastAsia="Garamond" w:hAnsi="Garamond" w:cs="Garamond"/>
+          <w:sz w:val="23"/>
+          <w:szCs w:val="23"/>
+        </w:rPr>
+        <w:t xml:space="preserve"> }}</w:t>
       </w:r>
       <w:r>
         <w:rPr>
@@ -6379,13 +10929,43 @@
           <w:rFonts w:ascii="Garamond" w:eastAsia="Garamond" w:hAnsi="Garamond" w:cs="Garamond"/>
           <w:lang w:val="es-ES"/>
         </w:rPr>
-        <w:t>{{ EXCLUSIVIDAD|title }}</w:t>
-      </w:r>
-      <w:r>
-        <w:rPr>
-          <w:rFonts w:ascii="Garamond" w:eastAsia="Garamond" w:hAnsi="Garamond" w:cs="Garamond"/>
-        </w:rPr>
-        <w:t>" / Condiciones Preferenciales" del Acuerdo; o (ii) incumplimiento de cualquiera de las obligaciones a su cargo previstas en el Acuerdo, que no sea subsanado dentro de los diez (10) días hábiles siguientes a la fecha en que Rappi le notifique por escrito dicho incumplimiento. En el caso en el que Rappi identifique alguno de los eventos descritos previamente podrá, a su discreción: (a) suspender la disposición del Fondo de Mercadotecnia hasta que el incumplimiento sea subsanado; o (b) dar por terminado el Fondo de Mercadotecnia de manera definitiva, sin responsabilidad alguna a su cargo. Lo anterior sin perjuicio de los demás derechos, penas convencionales y acciones que correspondan a Rappi conforme al Acuerdo y a la Ley Aplicable.</w:t>
+        <w:t xml:space="preserve">{{ </w:t>
+      </w:r>
+      <w:proofErr w:type="spellStart"/>
+      <w:r>
+        <w:rPr>
+          <w:rFonts w:ascii="Garamond" w:eastAsia="Garamond" w:hAnsi="Garamond" w:cs="Garamond"/>
+          <w:lang w:val="es-ES"/>
+        </w:rPr>
+        <w:t>EXCLUSIVIDAD|title</w:t>
+      </w:r>
+      <w:proofErr w:type="spellEnd"/>
+      <w:r>
+        <w:rPr>
+          <w:rFonts w:ascii="Garamond" w:eastAsia="Garamond" w:hAnsi="Garamond" w:cs="Garamond"/>
+          <w:lang w:val="es-ES"/>
+        </w:rPr>
+        <w:t xml:space="preserve"> }}</w:t>
+      </w:r>
+      <w:r>
+        <w:rPr>
+          <w:rFonts w:ascii="Garamond" w:eastAsia="Garamond" w:hAnsi="Garamond" w:cs="Garamond"/>
+        </w:rPr>
+        <w:t>" / Condiciones Preferenciales" del Acuerdo; o (</w:t>
+      </w:r>
+      <w:proofErr w:type="spellStart"/>
+      <w:r>
+        <w:rPr>
+          <w:rFonts w:ascii="Garamond" w:eastAsia="Garamond" w:hAnsi="Garamond" w:cs="Garamond"/>
+        </w:rPr>
+        <w:t>ii</w:t>
+      </w:r>
+      <w:proofErr w:type="spellEnd"/>
+      <w:r>
+        <w:rPr>
+          <w:rFonts w:ascii="Garamond" w:eastAsia="Garamond" w:hAnsi="Garamond" w:cs="Garamond"/>
+        </w:rPr>
+        <w:t>) incumplimiento de cualquiera de las obligaciones a su cargo previstas en el Acuerdo, que no sea subsanado dentro de los diez (10) días hábiles siguientes a la fecha en que Rappi le notifique por escrito dicho incumplimiento. En el caso en el que Rappi identifique alguno de los eventos descritos previamente podrá, a su discreción: (a) suspender la disposición del Fondo de Mercadotecnia hasta que el incumplimiento sea subsanado; o (b) dar por terminado el Fondo de Mercadotecnia de manera definitiva, sin responsabilidad alguna a su cargo. Lo anterior sin perjuicio de los demás derechos, penas convencionales y acciones que correspondan a Rappi conforme al Acuerdo y a la Ley Aplicable.</w:t>
       </w:r>
       <w:r>
         <w:rPr>
@@ -6411,19 +10991,19 @@
           <w:szCs w:val="23"/>
           <w:lang w:val="es-ES"/>
         </w:rPr>
-        <w:t>{%p endif %}</w:t>
-      </w:r>
-    </w:p>
-    <w:p>
-      <w:pPr>
-        <w:jc w:val="both"/>
+        <w:t xml:space="preserve">{%p </w:t>
+      </w:r>
+      <w:proofErr w:type="spellStart"/>
+      <w:r>
         <w:rPr>
           <w:rFonts w:ascii="Garamond" w:eastAsia="Garamond" w:hAnsi="Garamond" w:cs="Garamond"/>
           <w:sz w:val="23"/>
           <w:szCs w:val="23"/>
           <w:lang w:val="es-ES"/>
         </w:rPr>
-      </w:pPr>
+        <w:t>endif</w:t>
+      </w:r>
+      <w:proofErr w:type="spellEnd"/>
       <w:r>
         <w:rPr>
           <w:rFonts w:ascii="Garamond" w:eastAsia="Garamond" w:hAnsi="Garamond" w:cs="Garamond"/>
@@ -6431,34 +11011,166 @@
           <w:szCs w:val="23"/>
           <w:lang w:val="es-ES"/>
         </w:rPr>
-        <w:t>{%p if activa_linea_nuevas_aperturas %}</w:t>
-      </w:r>
-    </w:p>
-    <w:p>
-      <w:pPr>
-        <w:jc w:val="both"/>
-        <w:rPr>
-          <w:rFonts w:ascii="Garamond" w:eastAsia="Garamond" w:hAnsi="Garamond" w:cs="Garamond"/>
-        </w:rPr>
-      </w:pPr>
-    </w:p>
-    <w:p>
-      <w:pPr>
-        <w:jc w:val="both"/>
-        <w:rPr>
-          <w:rFonts w:ascii="Garamond" w:eastAsia="Garamond" w:hAnsi="Garamond" w:cs="Garamond"/>
-        </w:rPr>
-      </w:pPr>
-      <w:r>
-        <w:rPr>
-          <w:rFonts w:ascii="Garamond" w:eastAsia="Garamond" w:hAnsi="Garamond" w:cs="Garamond"/>
-          <w:b/>
-          <w:bCs/>
-          <w:sz w:val="23"/>
-          <w:szCs w:val="23"/>
-          <w:u w:val="single"/>
-        </w:rPr>
-        <w:t>CLÁUSULA {{ NUM_LINEA_NUEVAS_APERTURAS|upper }}.</w:t>
+        <w:t xml:space="preserve"> %}</w:t>
+      </w:r>
+    </w:p>
+    <w:p>
+      <w:pPr>
+        <w:jc w:val="both"/>
+        <w:rPr>
+          <w:rFonts w:ascii="Garamond" w:eastAsia="Garamond" w:hAnsi="Garamond" w:cs="Garamond"/>
+          <w:sz w:val="23"/>
+          <w:szCs w:val="23"/>
+          <w:lang w:val="es-ES"/>
+        </w:rPr>
+      </w:pPr>
+      <w:r>
+        <w:rPr>
+          <w:rFonts w:ascii="Garamond" w:eastAsia="Garamond" w:hAnsi="Garamond" w:cs="Garamond"/>
+          <w:sz w:val="23"/>
+          <w:szCs w:val="23"/>
+          <w:lang w:val="es-ES"/>
+        </w:rPr>
+        <w:t xml:space="preserve">{%p </w:t>
+      </w:r>
+      <w:proofErr w:type="spellStart"/>
+      <w:r>
+        <w:rPr>
+          <w:rFonts w:ascii="Garamond" w:eastAsia="Garamond" w:hAnsi="Garamond" w:cs="Garamond"/>
+          <w:sz w:val="23"/>
+          <w:szCs w:val="23"/>
+          <w:lang w:val="es-ES"/>
+        </w:rPr>
+        <w:t>if</w:t>
+      </w:r>
+      <w:proofErr w:type="spellEnd"/>
+      <w:r>
+        <w:rPr>
+          <w:rFonts w:ascii="Garamond" w:eastAsia="Garamond" w:hAnsi="Garamond" w:cs="Garamond"/>
+          <w:sz w:val="23"/>
+          <w:szCs w:val="23"/>
+          <w:lang w:val="es-ES"/>
+        </w:rPr>
+        <w:t xml:space="preserve"> </w:t>
+      </w:r>
+      <w:proofErr w:type="spellStart"/>
+      <w:r>
+        <w:rPr>
+          <w:rFonts w:ascii="Garamond" w:eastAsia="Garamond" w:hAnsi="Garamond" w:cs="Garamond"/>
+          <w:sz w:val="23"/>
+          <w:szCs w:val="23"/>
+          <w:lang w:val="es-ES"/>
+        </w:rPr>
+        <w:t>activa_linea_nuevas_aperturas</w:t>
+      </w:r>
+      <w:proofErr w:type="spellEnd"/>
+      <w:r>
+        <w:rPr>
+          <w:rFonts w:ascii="Garamond" w:eastAsia="Garamond" w:hAnsi="Garamond" w:cs="Garamond"/>
+          <w:sz w:val="23"/>
+          <w:szCs w:val="23"/>
+          <w:lang w:val="es-ES"/>
+        </w:rPr>
+        <w:t xml:space="preserve"> %}</w:t>
+      </w:r>
+    </w:p>
+    <w:p>
+      <w:pPr>
+        <w:jc w:val="both"/>
+        <w:rPr>
+          <w:rFonts w:ascii="Garamond" w:eastAsia="Garamond" w:hAnsi="Garamond" w:cs="Garamond"/>
+        </w:rPr>
+      </w:pPr>
+    </w:p>
+    <w:p>
+      <w:pPr>
+        <w:jc w:val="both"/>
+        <w:rPr>
+          <w:rFonts w:ascii="Garamond" w:eastAsia="Garamond" w:hAnsi="Garamond" w:cs="Garamond"/>
+        </w:rPr>
+      </w:pPr>
+      <w:r>
+        <w:rPr>
+          <w:rFonts w:ascii="Garamond" w:eastAsia="Garamond" w:hAnsi="Garamond" w:cs="Garamond"/>
+          <w:b/>
+          <w:bCs/>
+          <w:sz w:val="23"/>
+          <w:szCs w:val="23"/>
+          <w:u w:val="single"/>
+        </w:rPr>
+        <w:t xml:space="preserve">CLÁUSULA </w:t>
+      </w:r>
+      <w:proofErr w:type="gramStart"/>
+      <w:r>
+        <w:rPr>
+          <w:rFonts w:ascii="Garamond" w:eastAsia="Garamond" w:hAnsi="Garamond" w:cs="Garamond"/>
+          <w:b/>
+          <w:bCs/>
+          <w:sz w:val="23"/>
+          <w:szCs w:val="23"/>
+          <w:u w:val="single"/>
+        </w:rPr>
+        <w:t xml:space="preserve">{{ </w:t>
+      </w:r>
+      <w:proofErr w:type="spellStart"/>
+      <w:r>
+        <w:rPr>
+          <w:rFonts w:ascii="Garamond" w:eastAsia="Garamond" w:hAnsi="Garamond" w:cs="Garamond"/>
+          <w:b/>
+          <w:bCs/>
+          <w:sz w:val="23"/>
+          <w:szCs w:val="23"/>
+          <w:u w:val="single"/>
+        </w:rPr>
+        <w:t>NUM</w:t>
+      </w:r>
+      <w:proofErr w:type="gramEnd"/>
+      <w:r>
+        <w:rPr>
+          <w:rFonts w:ascii="Garamond" w:eastAsia="Garamond" w:hAnsi="Garamond" w:cs="Garamond"/>
+          <w:b/>
+          <w:bCs/>
+          <w:sz w:val="23"/>
+          <w:szCs w:val="23"/>
+          <w:u w:val="single"/>
+        </w:rPr>
+        <w:t>_LINEA_NUEVAS_APERTURAS|</w:t>
+      </w:r>
+      <w:proofErr w:type="gramStart"/>
+      <w:r>
+        <w:rPr>
+          <w:rFonts w:ascii="Garamond" w:eastAsia="Garamond" w:hAnsi="Garamond" w:cs="Garamond"/>
+          <w:b/>
+          <w:bCs/>
+          <w:sz w:val="23"/>
+          <w:szCs w:val="23"/>
+          <w:u w:val="single"/>
+        </w:rPr>
+        <w:t>upper</w:t>
+      </w:r>
+      <w:proofErr w:type="spellEnd"/>
+      <w:r>
+        <w:rPr>
+          <w:rFonts w:ascii="Garamond" w:eastAsia="Garamond" w:hAnsi="Garamond" w:cs="Garamond"/>
+          <w:b/>
+          <w:bCs/>
+          <w:sz w:val="23"/>
+          <w:szCs w:val="23"/>
+          <w:u w:val="single"/>
+        </w:rPr>
+        <w:t xml:space="preserve"> }</w:t>
+      </w:r>
+      <w:proofErr w:type="gramEnd"/>
+      <w:r>
+        <w:rPr>
+          <w:rFonts w:ascii="Garamond" w:eastAsia="Garamond" w:hAnsi="Garamond" w:cs="Garamond"/>
+          <w:b/>
+          <w:bCs/>
+          <w:sz w:val="23"/>
+          <w:szCs w:val="23"/>
+          <w:u w:val="single"/>
+        </w:rPr>
+        <w:t>}.</w:t>
       </w:r>
       <w:r>
         <w:rPr>
@@ -6482,13 +11194,41 @@
         </w:rPr>
         <w:t xml:space="preserve"> Rappi apoyará al Aliado con una línea de crédito (“Línea de Crédito NA”) por una cantidad de hasta $</w:t>
       </w:r>
-      <w:r>
-        <w:rPr>
-          <w:rFonts w:ascii="Garamond" w:eastAsia="Garamond" w:hAnsi="Garamond" w:cs="Garamond"/>
-          <w:sz w:val="23"/>
-          <w:szCs w:val="23"/>
-        </w:rPr>
-        <w:t>{{ N_NUEVAS_APERTURAS }}.00</w:t>
+      <w:proofErr w:type="gramStart"/>
+      <w:r>
+        <w:rPr>
+          <w:rFonts w:ascii="Garamond" w:eastAsia="Garamond" w:hAnsi="Garamond" w:cs="Garamond"/>
+          <w:sz w:val="23"/>
+          <w:szCs w:val="23"/>
+        </w:rPr>
+        <w:t>{{ N</w:t>
+      </w:r>
+      <w:proofErr w:type="gramEnd"/>
+      <w:r>
+        <w:rPr>
+          <w:rFonts w:ascii="Garamond" w:eastAsia="Garamond" w:hAnsi="Garamond" w:cs="Garamond"/>
+          <w:sz w:val="23"/>
+          <w:szCs w:val="23"/>
+        </w:rPr>
+        <w:t>_NUEVAS_</w:t>
+      </w:r>
+      <w:proofErr w:type="gramStart"/>
+      <w:r>
+        <w:rPr>
+          <w:rFonts w:ascii="Garamond" w:eastAsia="Garamond" w:hAnsi="Garamond" w:cs="Garamond"/>
+          <w:sz w:val="23"/>
+          <w:szCs w:val="23"/>
+        </w:rPr>
+        <w:t>APERTURAS }</w:t>
+      </w:r>
+      <w:proofErr w:type="gramEnd"/>
+      <w:r>
+        <w:rPr>
+          <w:rFonts w:ascii="Garamond" w:eastAsia="Garamond" w:hAnsi="Garamond" w:cs="Garamond"/>
+          <w:sz w:val="23"/>
+          <w:szCs w:val="23"/>
+        </w:rPr>
+        <w:t>}.00</w:t>
       </w:r>
       <w:r>
         <w:rPr>
@@ -6496,13 +11236,59 @@
         </w:rPr>
         <w:t xml:space="preserve"> M.N. (</w:t>
       </w:r>
-      <w:r>
-        <w:rPr>
-          <w:rFonts w:ascii="Garamond" w:eastAsia="Garamond" w:hAnsi="Garamond" w:cs="Garamond"/>
-          <w:sz w:val="23"/>
-          <w:szCs w:val="23"/>
-        </w:rPr>
-        <w:t>{{ VALOR_NUEVAS_APERTURAS|lower }}</w:t>
+      <w:proofErr w:type="gramStart"/>
+      <w:r>
+        <w:rPr>
+          <w:rFonts w:ascii="Garamond" w:eastAsia="Garamond" w:hAnsi="Garamond" w:cs="Garamond"/>
+          <w:sz w:val="23"/>
+          <w:szCs w:val="23"/>
+        </w:rPr>
+        <w:t xml:space="preserve">{{ </w:t>
+      </w:r>
+      <w:proofErr w:type="spellStart"/>
+      <w:r>
+        <w:rPr>
+          <w:rFonts w:ascii="Garamond" w:eastAsia="Garamond" w:hAnsi="Garamond" w:cs="Garamond"/>
+          <w:sz w:val="23"/>
+          <w:szCs w:val="23"/>
+        </w:rPr>
+        <w:t>VALOR</w:t>
+      </w:r>
+      <w:proofErr w:type="gramEnd"/>
+      <w:r>
+        <w:rPr>
+          <w:rFonts w:ascii="Garamond" w:eastAsia="Garamond" w:hAnsi="Garamond" w:cs="Garamond"/>
+          <w:sz w:val="23"/>
+          <w:szCs w:val="23"/>
+        </w:rPr>
+        <w:t>_NUEVAS_APERTURAS|</w:t>
+      </w:r>
+      <w:proofErr w:type="gramStart"/>
+      <w:r>
+        <w:rPr>
+          <w:rFonts w:ascii="Garamond" w:eastAsia="Garamond" w:hAnsi="Garamond" w:cs="Garamond"/>
+          <w:sz w:val="23"/>
+          <w:szCs w:val="23"/>
+        </w:rPr>
+        <w:t>lower</w:t>
+      </w:r>
+      <w:proofErr w:type="spellEnd"/>
+      <w:r>
+        <w:rPr>
+          <w:rFonts w:ascii="Garamond" w:eastAsia="Garamond" w:hAnsi="Garamond" w:cs="Garamond"/>
+          <w:sz w:val="23"/>
+          <w:szCs w:val="23"/>
+        </w:rPr>
+        <w:t xml:space="preserve"> }</w:t>
+      </w:r>
+      <w:proofErr w:type="gramEnd"/>
+      <w:r>
+        <w:rPr>
+          <w:rFonts w:ascii="Garamond" w:eastAsia="Garamond" w:hAnsi="Garamond" w:cs="Garamond"/>
+          <w:sz w:val="23"/>
+          <w:szCs w:val="23"/>
+        </w:rPr>
+        <w:t>}</w:t>
       </w:r>
       <w:r>
         <w:rPr>
@@ -6585,54 +11371,182 @@
           <w:szCs w:val="23"/>
           <w:lang w:val="es-ES"/>
         </w:rPr>
-        <w:t>{%p endif %}</w:t>
-      </w:r>
-    </w:p>
-    <w:p>
-      <w:pPr>
-        <w:jc w:val="both"/>
-        <w:rPr>
-          <w:rFonts w:ascii="Garamond" w:eastAsia="Garamond" w:hAnsi="Garamond" w:cs="Garamond"/>
-          <w:sz w:val="23"/>
-          <w:szCs w:val="23"/>
-        </w:rPr>
-      </w:pPr>
-      <w:r>
-        <w:rPr>
-          <w:rFonts w:ascii="Garamond" w:eastAsia="Garamond" w:hAnsi="Garamond" w:cs="Garamond"/>
-          <w:sz w:val="23"/>
-          <w:szCs w:val="23"/>
-        </w:rPr>
-        <w:t>{%p if activa_incumplimiento_bono_fondo %}</w:t>
-      </w:r>
-    </w:p>
-    <w:p>
-      <w:pPr>
-        <w:jc w:val="both"/>
-        <w:rPr>
-          <w:rFonts w:ascii="Garamond" w:eastAsia="Garamond" w:hAnsi="Garamond" w:cs="Garamond"/>
-          <w:sz w:val="23"/>
-          <w:szCs w:val="23"/>
-        </w:rPr>
-      </w:pPr>
-    </w:p>
-    <w:p>
-      <w:pPr>
-        <w:jc w:val="both"/>
-        <w:rPr>
-          <w:rFonts w:ascii="Garamond" w:eastAsia="Garamond" w:hAnsi="Garamond" w:cs="Garamond"/>
-        </w:rPr>
-      </w:pPr>
-      <w:r>
-        <w:rPr>
-          <w:rFonts w:ascii="Garamond" w:eastAsia="Garamond" w:hAnsi="Garamond" w:cs="Garamond"/>
-          <w:b/>
-          <w:bCs/>
-          <w:sz w:val="23"/>
-          <w:szCs w:val="23"/>
-          <w:u w:val="single"/>
-        </w:rPr>
-        <w:t>CLÁUSULA {{ NUM_INCUMPLIMIENTO_BONO_Y_FONDO|upper }}</w:t>
+        <w:t xml:space="preserve">{%p </w:t>
+      </w:r>
+      <w:proofErr w:type="spellStart"/>
+      <w:r>
+        <w:rPr>
+          <w:rFonts w:ascii="Garamond" w:eastAsia="Garamond" w:hAnsi="Garamond" w:cs="Garamond"/>
+          <w:sz w:val="23"/>
+          <w:szCs w:val="23"/>
+          <w:lang w:val="es-ES"/>
+        </w:rPr>
+        <w:t>endif</w:t>
+      </w:r>
+      <w:proofErr w:type="spellEnd"/>
+      <w:r>
+        <w:rPr>
+          <w:rFonts w:ascii="Garamond" w:eastAsia="Garamond" w:hAnsi="Garamond" w:cs="Garamond"/>
+          <w:sz w:val="23"/>
+          <w:szCs w:val="23"/>
+          <w:lang w:val="es-ES"/>
+        </w:rPr>
+        <w:t xml:space="preserve"> %}</w:t>
+      </w:r>
+    </w:p>
+    <w:p>
+      <w:pPr>
+        <w:jc w:val="both"/>
+        <w:rPr>
+          <w:rFonts w:ascii="Garamond" w:eastAsia="Garamond" w:hAnsi="Garamond" w:cs="Garamond"/>
+          <w:sz w:val="23"/>
+          <w:szCs w:val="23"/>
+        </w:rPr>
+      </w:pPr>
+      <w:r>
+        <w:rPr>
+          <w:rFonts w:ascii="Garamond" w:eastAsia="Garamond" w:hAnsi="Garamond" w:cs="Garamond"/>
+          <w:sz w:val="23"/>
+          <w:szCs w:val="23"/>
+        </w:rPr>
+        <w:t xml:space="preserve">{%p </w:t>
+      </w:r>
+      <w:proofErr w:type="spellStart"/>
+      <w:r>
+        <w:rPr>
+          <w:rFonts w:ascii="Garamond" w:eastAsia="Garamond" w:hAnsi="Garamond" w:cs="Garamond"/>
+          <w:sz w:val="23"/>
+          <w:szCs w:val="23"/>
+        </w:rPr>
+        <w:t>if</w:t>
+      </w:r>
+      <w:proofErr w:type="spellEnd"/>
+      <w:r>
+        <w:rPr>
+          <w:rFonts w:ascii="Garamond" w:eastAsia="Garamond" w:hAnsi="Garamond" w:cs="Garamond"/>
+          <w:sz w:val="23"/>
+          <w:szCs w:val="23"/>
+        </w:rPr>
+        <w:t xml:space="preserve"> </w:t>
+      </w:r>
+      <w:proofErr w:type="spellStart"/>
+      <w:r>
+        <w:rPr>
+          <w:rFonts w:ascii="Garamond" w:eastAsia="Garamond" w:hAnsi="Garamond" w:cs="Garamond"/>
+          <w:sz w:val="23"/>
+          <w:szCs w:val="23"/>
+        </w:rPr>
+        <w:t>activa_incumplimiento_bono_fondo</w:t>
+      </w:r>
+      <w:proofErr w:type="spellEnd"/>
+      <w:r>
+        <w:rPr>
+          <w:rFonts w:ascii="Garamond" w:eastAsia="Garamond" w:hAnsi="Garamond" w:cs="Garamond"/>
+          <w:sz w:val="23"/>
+          <w:szCs w:val="23"/>
+        </w:rPr>
+        <w:t xml:space="preserve"> %}</w:t>
+      </w:r>
+    </w:p>
+    <w:p>
+      <w:pPr>
+        <w:jc w:val="both"/>
+        <w:rPr>
+          <w:rFonts w:ascii="Garamond" w:eastAsia="Garamond" w:hAnsi="Garamond" w:cs="Garamond"/>
+          <w:sz w:val="23"/>
+          <w:szCs w:val="23"/>
+        </w:rPr>
+      </w:pPr>
+    </w:p>
+    <w:p>
+      <w:pPr>
+        <w:jc w:val="both"/>
+        <w:rPr>
+          <w:rFonts w:ascii="Garamond" w:eastAsia="Garamond" w:hAnsi="Garamond" w:cs="Garamond"/>
+        </w:rPr>
+      </w:pPr>
+      <w:r>
+        <w:rPr>
+          <w:rFonts w:ascii="Garamond" w:eastAsia="Garamond" w:hAnsi="Garamond" w:cs="Garamond"/>
+          <w:b/>
+          <w:bCs/>
+          <w:sz w:val="23"/>
+          <w:szCs w:val="23"/>
+          <w:u w:val="single"/>
+        </w:rPr>
+        <w:t xml:space="preserve">CLÁUSULA </w:t>
+      </w:r>
+      <w:proofErr w:type="gramStart"/>
+      <w:r>
+        <w:rPr>
+          <w:rFonts w:ascii="Garamond" w:eastAsia="Garamond" w:hAnsi="Garamond" w:cs="Garamond"/>
+          <w:b/>
+          <w:bCs/>
+          <w:sz w:val="23"/>
+          <w:szCs w:val="23"/>
+          <w:u w:val="single"/>
+        </w:rPr>
+        <w:t xml:space="preserve">{{ </w:t>
+      </w:r>
+      <w:proofErr w:type="spellStart"/>
+      <w:r>
+        <w:rPr>
+          <w:rFonts w:ascii="Garamond" w:eastAsia="Garamond" w:hAnsi="Garamond" w:cs="Garamond"/>
+          <w:b/>
+          <w:bCs/>
+          <w:sz w:val="23"/>
+          <w:szCs w:val="23"/>
+          <w:u w:val="single"/>
+        </w:rPr>
+        <w:t>NUM</w:t>
+      </w:r>
+      <w:proofErr w:type="gramEnd"/>
+      <w:r>
+        <w:rPr>
+          <w:rFonts w:ascii="Garamond" w:eastAsia="Garamond" w:hAnsi="Garamond" w:cs="Garamond"/>
+          <w:b/>
+          <w:bCs/>
+          <w:sz w:val="23"/>
+          <w:szCs w:val="23"/>
+          <w:u w:val="single"/>
+        </w:rPr>
+        <w:t>_INCUMPLIMIENTO_BONO_Y_FONDO|</w:t>
+      </w:r>
+      <w:proofErr w:type="gramStart"/>
+      <w:r>
+        <w:rPr>
+          <w:rFonts w:ascii="Garamond" w:eastAsia="Garamond" w:hAnsi="Garamond" w:cs="Garamond"/>
+          <w:b/>
+          <w:bCs/>
+          <w:sz w:val="23"/>
+          <w:szCs w:val="23"/>
+          <w:u w:val="single"/>
+        </w:rPr>
+        <w:t>upper</w:t>
+      </w:r>
+      <w:proofErr w:type="spellEnd"/>
+      <w:r>
+        <w:rPr>
+          <w:rFonts w:ascii="Garamond" w:eastAsia="Garamond" w:hAnsi="Garamond" w:cs="Garamond"/>
+          <w:b/>
+          <w:bCs/>
+          <w:sz w:val="23"/>
+          <w:szCs w:val="23"/>
+          <w:u w:val="single"/>
+        </w:rPr>
+        <w:t xml:space="preserve"> }</w:t>
+      </w:r>
+      <w:proofErr w:type="gramEnd"/>
+      <w:r>
+        <w:rPr>
+          <w:rFonts w:ascii="Garamond" w:eastAsia="Garamond" w:hAnsi="Garamond" w:cs="Garamond"/>
+          <w:b/>
+          <w:bCs/>
+          <w:sz w:val="23"/>
+          <w:szCs w:val="23"/>
+          <w:u w:val="single"/>
+        </w:rPr>
+        <w:t>}</w:t>
       </w:r>
       <w:r>
         <w:rPr>
@@ -6661,7 +11575,35 @@
         <w:rPr>
           <w:rFonts w:ascii="Garamond" w:eastAsia="Garamond" w:hAnsi="Garamond" w:cs="Garamond"/>
         </w:rPr>
-        <w:t>” del Acuerdo frente a Rappi; (ii) decida terminar de forma anticipada el Acuerdo, y/o (iii) Rappi rescinda el Acuerdo por causas imputables al Aliado (en adelante “Incumplimiento”), entonces el Aliado deberá devolver íntegramente las cantidades que Rappi haya otorgado por concepto de “</w:t>
+        <w:t>” del Acuerdo frente a Rappi; (</w:t>
+      </w:r>
+      <w:proofErr w:type="spellStart"/>
+      <w:r>
+        <w:rPr>
+          <w:rFonts w:ascii="Garamond" w:eastAsia="Garamond" w:hAnsi="Garamond" w:cs="Garamond"/>
+        </w:rPr>
+        <w:t>ii</w:t>
+      </w:r>
+      <w:proofErr w:type="spellEnd"/>
+      <w:r>
+        <w:rPr>
+          <w:rFonts w:ascii="Garamond" w:eastAsia="Garamond" w:hAnsi="Garamond" w:cs="Garamond"/>
+        </w:rPr>
+        <w:t>) decida terminar de forma anticipada el Acuerdo, y/o (</w:t>
+      </w:r>
+      <w:proofErr w:type="spellStart"/>
+      <w:r>
+        <w:rPr>
+          <w:rFonts w:ascii="Garamond" w:eastAsia="Garamond" w:hAnsi="Garamond" w:cs="Garamond"/>
+        </w:rPr>
+        <w:t>iii</w:t>
+      </w:r>
+      <w:proofErr w:type="spellEnd"/>
+      <w:r>
+        <w:rPr>
+          <w:rFonts w:ascii="Garamond" w:eastAsia="Garamond" w:hAnsi="Garamond" w:cs="Garamond"/>
+        </w:rPr>
+        <w:t>) Rappi rescinda el Acuerdo por causas imputables al Aliado (en adelante “Incumplimiento”), entonces el Aliado deberá devolver íntegramente las cantidades que Rappi haya otorgado por concepto de “</w:t>
       </w:r>
       <w:r>
         <w:rPr>
@@ -6722,25 +11664,81 @@
           <w:szCs w:val="23"/>
           <w:lang w:val="es-ES"/>
         </w:rPr>
-        <w:t>{%p endif %}</w:t>
-      </w:r>
-    </w:p>
-    <w:p>
-      <w:pPr>
-        <w:jc w:val="both"/>
-        <w:rPr>
-          <w:rFonts w:ascii="Garamond" w:eastAsia="Garamond" w:hAnsi="Garamond" w:cs="Garamond"/>
-          <w:sz w:val="23"/>
-          <w:szCs w:val="23"/>
-        </w:rPr>
-      </w:pPr>
-      <w:r>
-        <w:rPr>
-          <w:rFonts w:ascii="Garamond" w:eastAsia="Garamond" w:hAnsi="Garamond" w:cs="Garamond"/>
-          <w:sz w:val="23"/>
-          <w:szCs w:val="23"/>
-        </w:rPr>
-        <w:t>{%p if activa_incumplimiento_exclusividad %}</w:t>
+        <w:t xml:space="preserve">{%p </w:t>
+      </w:r>
+      <w:proofErr w:type="spellStart"/>
+      <w:r>
+        <w:rPr>
+          <w:rFonts w:ascii="Garamond" w:eastAsia="Garamond" w:hAnsi="Garamond" w:cs="Garamond"/>
+          <w:sz w:val="23"/>
+          <w:szCs w:val="23"/>
+          <w:lang w:val="es-ES"/>
+        </w:rPr>
+        <w:t>endif</w:t>
+      </w:r>
+      <w:proofErr w:type="spellEnd"/>
+      <w:r>
+        <w:rPr>
+          <w:rFonts w:ascii="Garamond" w:eastAsia="Garamond" w:hAnsi="Garamond" w:cs="Garamond"/>
+          <w:sz w:val="23"/>
+          <w:szCs w:val="23"/>
+          <w:lang w:val="es-ES"/>
+        </w:rPr>
+        <w:t xml:space="preserve"> %}</w:t>
+      </w:r>
+    </w:p>
+    <w:p>
+      <w:pPr>
+        <w:jc w:val="both"/>
+        <w:rPr>
+          <w:rFonts w:ascii="Garamond" w:eastAsia="Garamond" w:hAnsi="Garamond" w:cs="Garamond"/>
+          <w:sz w:val="23"/>
+          <w:szCs w:val="23"/>
+        </w:rPr>
+      </w:pPr>
+      <w:r>
+        <w:rPr>
+          <w:rFonts w:ascii="Garamond" w:eastAsia="Garamond" w:hAnsi="Garamond" w:cs="Garamond"/>
+          <w:sz w:val="23"/>
+          <w:szCs w:val="23"/>
+        </w:rPr>
+        <w:t xml:space="preserve">{%p </w:t>
+      </w:r>
+      <w:proofErr w:type="spellStart"/>
+      <w:r>
+        <w:rPr>
+          <w:rFonts w:ascii="Garamond" w:eastAsia="Garamond" w:hAnsi="Garamond" w:cs="Garamond"/>
+          <w:sz w:val="23"/>
+          <w:szCs w:val="23"/>
+        </w:rPr>
+        <w:t>if</w:t>
+      </w:r>
+      <w:proofErr w:type="spellEnd"/>
+      <w:r>
+        <w:rPr>
+          <w:rFonts w:ascii="Garamond" w:eastAsia="Garamond" w:hAnsi="Garamond" w:cs="Garamond"/>
+          <w:sz w:val="23"/>
+          <w:szCs w:val="23"/>
+        </w:rPr>
+        <w:t xml:space="preserve"> </w:t>
+      </w:r>
+      <w:proofErr w:type="spellStart"/>
+      <w:r>
+        <w:rPr>
+          <w:rFonts w:ascii="Garamond" w:eastAsia="Garamond" w:hAnsi="Garamond" w:cs="Garamond"/>
+          <w:sz w:val="23"/>
+          <w:szCs w:val="23"/>
+        </w:rPr>
+        <w:t>activa_incumplimiento_exclusividad</w:t>
+      </w:r>
+      <w:proofErr w:type="spellEnd"/>
+      <w:r>
+        <w:rPr>
+          <w:rFonts w:ascii="Garamond" w:eastAsia="Garamond" w:hAnsi="Garamond" w:cs="Garamond"/>
+          <w:sz w:val="23"/>
+          <w:szCs w:val="23"/>
+        </w:rPr>
+        <w:t xml:space="preserve"> %}</w:t>
       </w:r>
     </w:p>
     <w:p>
@@ -6770,7 +11768,79 @@
           <w:szCs w:val="23"/>
           <w:u w:val="single"/>
         </w:rPr>
-        <w:t xml:space="preserve">CLÁUSULA {{ NUM_INCUMPLIMIENTO_EXCLUSIVIDAD_Y_SEMI|upper }}. - </w:t>
+        <w:t xml:space="preserve">CLÁUSULA </w:t>
+      </w:r>
+      <w:proofErr w:type="gramStart"/>
+      <w:r>
+        <w:rPr>
+          <w:rFonts w:ascii="Garamond" w:eastAsia="Garamond" w:hAnsi="Garamond" w:cs="Garamond"/>
+          <w:b/>
+          <w:bCs/>
+          <w:sz w:val="23"/>
+          <w:szCs w:val="23"/>
+          <w:u w:val="single"/>
+        </w:rPr>
+        <w:t xml:space="preserve">{{ </w:t>
+      </w:r>
+      <w:proofErr w:type="spellStart"/>
+      <w:r>
+        <w:rPr>
+          <w:rFonts w:ascii="Garamond" w:eastAsia="Garamond" w:hAnsi="Garamond" w:cs="Garamond"/>
+          <w:b/>
+          <w:bCs/>
+          <w:sz w:val="23"/>
+          <w:szCs w:val="23"/>
+          <w:u w:val="single"/>
+        </w:rPr>
+        <w:t>NUM</w:t>
+      </w:r>
+      <w:proofErr w:type="gramEnd"/>
+      <w:r>
+        <w:rPr>
+          <w:rFonts w:ascii="Garamond" w:eastAsia="Garamond" w:hAnsi="Garamond" w:cs="Garamond"/>
+          <w:b/>
+          <w:bCs/>
+          <w:sz w:val="23"/>
+          <w:szCs w:val="23"/>
+          <w:u w:val="single"/>
+        </w:rPr>
+        <w:t>_INCUMPLIMIENTO_EXCLUSIVIDAD_Y_SEMI|</w:t>
+      </w:r>
+      <w:proofErr w:type="gramStart"/>
+      <w:r>
+        <w:rPr>
+          <w:rFonts w:ascii="Garamond" w:eastAsia="Garamond" w:hAnsi="Garamond" w:cs="Garamond"/>
+          <w:b/>
+          <w:bCs/>
+          <w:sz w:val="23"/>
+          <w:szCs w:val="23"/>
+          <w:u w:val="single"/>
+        </w:rPr>
+        <w:t>upper</w:t>
+      </w:r>
+      <w:proofErr w:type="spellEnd"/>
+      <w:r>
+        <w:rPr>
+          <w:rFonts w:ascii="Garamond" w:eastAsia="Garamond" w:hAnsi="Garamond" w:cs="Garamond"/>
+          <w:b/>
+          <w:bCs/>
+          <w:sz w:val="23"/>
+          <w:szCs w:val="23"/>
+          <w:u w:val="single"/>
+        </w:rPr>
+        <w:t xml:space="preserve"> }</w:t>
+      </w:r>
+      <w:proofErr w:type="gramEnd"/>
+      <w:r>
+        <w:rPr>
+          <w:rFonts w:ascii="Garamond" w:eastAsia="Garamond" w:hAnsi="Garamond" w:cs="Garamond"/>
+          <w:b/>
+          <w:bCs/>
+          <w:sz w:val="23"/>
+          <w:szCs w:val="23"/>
+          <w:u w:val="single"/>
+        </w:rPr>
+        <w:t xml:space="preserve">}. - </w:t>
       </w:r>
       <w:r>
         <w:rPr>
@@ -6787,19 +11857,63 @@
         </w:rPr>
         <w:t xml:space="preserve"> En caso de que el Aliado incumpla con la obligación consagrada en la Cláusula denominada "</w:t>
       </w:r>
-      <w:r>
-        <w:rPr>
-          <w:rFonts w:ascii="Garamond" w:eastAsia="Garamond" w:hAnsi="Garamond" w:cs="Garamond"/>
-          <w:sz w:val="23"/>
-          <w:szCs w:val="23"/>
-        </w:rPr>
-        <w:t>{{ EXCLUSIVIDAD|title }}</w:t>
-      </w:r>
-      <w:r>
-        <w:rPr>
-          <w:rFonts w:ascii="Garamond" w:eastAsia="Garamond" w:hAnsi="Garamond" w:cs="Garamond"/>
-        </w:rPr>
-        <w:t xml:space="preserve">" del Acuerdo frente a Rappi, deberá pagar una penalidad </w:t>
+      <w:proofErr w:type="gramStart"/>
+      <w:r>
+        <w:rPr>
+          <w:rFonts w:ascii="Garamond" w:eastAsia="Garamond" w:hAnsi="Garamond" w:cs="Garamond"/>
+          <w:sz w:val="23"/>
+          <w:szCs w:val="23"/>
+        </w:rPr>
+        <w:t xml:space="preserve">{{ </w:t>
+      </w:r>
+      <w:proofErr w:type="spellStart"/>
+      <w:r>
+        <w:rPr>
+          <w:rFonts w:ascii="Garamond" w:eastAsia="Garamond" w:hAnsi="Garamond" w:cs="Garamond"/>
+          <w:sz w:val="23"/>
+          <w:szCs w:val="23"/>
+        </w:rPr>
+        <w:t>EXCLUSIVIDAD</w:t>
+      </w:r>
+      <w:proofErr w:type="gramEnd"/>
+      <w:r>
+        <w:rPr>
+          <w:rFonts w:ascii="Garamond" w:eastAsia="Garamond" w:hAnsi="Garamond" w:cs="Garamond"/>
+          <w:sz w:val="23"/>
+          <w:szCs w:val="23"/>
+        </w:rPr>
+        <w:t>|</w:t>
+      </w:r>
+      <w:proofErr w:type="gramStart"/>
+      <w:r>
+        <w:rPr>
+          <w:rFonts w:ascii="Garamond" w:eastAsia="Garamond" w:hAnsi="Garamond" w:cs="Garamond"/>
+          <w:sz w:val="23"/>
+          <w:szCs w:val="23"/>
+        </w:rPr>
+        <w:t>title</w:t>
+      </w:r>
+      <w:proofErr w:type="spellEnd"/>
+      <w:r>
+        <w:rPr>
+          <w:rFonts w:ascii="Garamond" w:eastAsia="Garamond" w:hAnsi="Garamond" w:cs="Garamond"/>
+          <w:sz w:val="23"/>
+          <w:szCs w:val="23"/>
+        </w:rPr>
+        <w:t xml:space="preserve"> }}</w:t>
+      </w:r>
+      <w:r>
+        <w:rPr>
+          <w:rFonts w:ascii="Garamond" w:eastAsia="Garamond" w:hAnsi="Garamond" w:cs="Garamond"/>
+        </w:rPr>
+        <w:t>"</w:t>
+      </w:r>
+      <w:proofErr w:type="gramEnd"/>
+      <w:r>
+        <w:rPr>
+          <w:rFonts w:ascii="Garamond" w:eastAsia="Garamond" w:hAnsi="Garamond" w:cs="Garamond"/>
+        </w:rPr>
+        <w:t xml:space="preserve"> del Acuerdo frente a Rappi, deberá pagar una penalidad </w:t>
       </w:r>
       <w:r>
         <w:rPr>
@@ -6850,7 +11964,79 @@
           <w:szCs w:val="23"/>
           <w:u w:val="single"/>
         </w:rPr>
-        <w:t xml:space="preserve">CLÁUSULA {{ NUM_DECLARACIONES_Y_GARANTIAS|upper }}. </w:t>
+        <w:t xml:space="preserve">CLÁUSULA </w:t>
+      </w:r>
+      <w:proofErr w:type="gramStart"/>
+      <w:r>
+        <w:rPr>
+          <w:rFonts w:ascii="Garamond" w:eastAsia="Garamond" w:hAnsi="Garamond" w:cs="Garamond"/>
+          <w:b/>
+          <w:bCs/>
+          <w:sz w:val="23"/>
+          <w:szCs w:val="23"/>
+          <w:u w:val="single"/>
+        </w:rPr>
+        <w:t xml:space="preserve">{{ </w:t>
+      </w:r>
+      <w:proofErr w:type="spellStart"/>
+      <w:r>
+        <w:rPr>
+          <w:rFonts w:ascii="Garamond" w:eastAsia="Garamond" w:hAnsi="Garamond" w:cs="Garamond"/>
+          <w:b/>
+          <w:bCs/>
+          <w:sz w:val="23"/>
+          <w:szCs w:val="23"/>
+          <w:u w:val="single"/>
+        </w:rPr>
+        <w:t>NUM</w:t>
+      </w:r>
+      <w:proofErr w:type="gramEnd"/>
+      <w:r>
+        <w:rPr>
+          <w:rFonts w:ascii="Garamond" w:eastAsia="Garamond" w:hAnsi="Garamond" w:cs="Garamond"/>
+          <w:b/>
+          <w:bCs/>
+          <w:sz w:val="23"/>
+          <w:szCs w:val="23"/>
+          <w:u w:val="single"/>
+        </w:rPr>
+        <w:t>_DECLARACIONES_Y_GARANTIAS|</w:t>
+      </w:r>
+      <w:proofErr w:type="gramStart"/>
+      <w:r>
+        <w:rPr>
+          <w:rFonts w:ascii="Garamond" w:eastAsia="Garamond" w:hAnsi="Garamond" w:cs="Garamond"/>
+          <w:b/>
+          <w:bCs/>
+          <w:sz w:val="23"/>
+          <w:szCs w:val="23"/>
+          <w:u w:val="single"/>
+        </w:rPr>
+        <w:t>upper</w:t>
+      </w:r>
+      <w:proofErr w:type="spellEnd"/>
+      <w:r>
+        <w:rPr>
+          <w:rFonts w:ascii="Garamond" w:eastAsia="Garamond" w:hAnsi="Garamond" w:cs="Garamond"/>
+          <w:b/>
+          <w:bCs/>
+          <w:sz w:val="23"/>
+          <w:szCs w:val="23"/>
+          <w:u w:val="single"/>
+        </w:rPr>
+        <w:t xml:space="preserve"> }</w:t>
+      </w:r>
+      <w:proofErr w:type="gramEnd"/>
+      <w:r>
+        <w:rPr>
+          <w:rFonts w:ascii="Garamond" w:eastAsia="Garamond" w:hAnsi="Garamond" w:cs="Garamond"/>
+          <w:b/>
+          <w:bCs/>
+          <w:sz w:val="23"/>
+          <w:szCs w:val="23"/>
+          <w:u w:val="single"/>
+        </w:rPr>
+        <w:t xml:space="preserve">}. </w:t>
       </w:r>
       <w:r>
         <w:rPr>
@@ -6890,7 +12076,21 @@
         <w:rPr>
           <w:rFonts w:ascii="Garamond" w:eastAsia="Garamond" w:hAnsi="Garamond" w:cs="Garamond"/>
         </w:rPr>
-        <w:t>En ese sentido, el Aliado Comercial garantiza ser propietario de los nombres comerciales, logotipos, imágenes y/o fotografías asociados a los Productos que comercializará en la Plataforma Rappi, y, garantiza que cuenta con todos los derechos y facultades necesarios para otorgar la autorización del uso de estas. De esta manera, el Aliado Comercial declara y acepta que será exclusivamente responsable por cualquier infracción de los derechos de terceros sobre la autoría o propiedad de dichos logotipos, imágenes y/o fotografías, sacando en paz y a salvo a Rappi de cualquier reclamación de terceros por este concepto. De conformidad con lo anterior, Rappi podrá eliminar los Productos, imágenes y/o fotografías contenidas en el que infrinjan la Ley Aplicable en materia de propiedad intelectual y/o protección al consumidor.</w:t>
+        <w:t xml:space="preserve">En ese sentido, el Aliado Comercial garantiza ser propietario de los nombres comerciales, logotipos, imágenes y/o </w:t>
+      </w:r>
+      <w:proofErr w:type="gramStart"/>
+      <w:r>
+        <w:rPr>
+          <w:rFonts w:ascii="Garamond" w:eastAsia="Garamond" w:hAnsi="Garamond" w:cs="Garamond"/>
+        </w:rPr>
+        <w:t>fotografías asociados</w:t>
+      </w:r>
+      <w:proofErr w:type="gramEnd"/>
+      <w:r>
+        <w:rPr>
+          <w:rFonts w:ascii="Garamond" w:eastAsia="Garamond" w:hAnsi="Garamond" w:cs="Garamond"/>
+        </w:rPr>
+        <w:t xml:space="preserve"> a los Productos que comercializará en la Plataforma Rappi, y, garantiza que cuenta con todos los derechos y facultades necesarios para otorgar la autorización del uso de estas. De esta manera, el Aliado Comercial declara y acepta que será exclusivamente responsable por cualquier infracción de los derechos de terceros sobre la autoría o propiedad de dichos logotipos, imágenes y/o fotografías, sacando en paz y a salvo a Rappi de cualquier reclamación de terceros por este concepto. De conformidad con lo anterior, Rappi podrá eliminar los Productos, imágenes y/o fotografías contenidas en el que infrinjan la Ley Aplicable en materia de propiedad intelectual y/o protección al consumidor.</w:t>
       </w:r>
     </w:p>
     <w:p>
@@ -6924,7 +12124,79 @@
           <w:szCs w:val="23"/>
           <w:u w:val="single"/>
         </w:rPr>
-        <w:t xml:space="preserve">CLÁUSULA {{ NUM_PROPIEDAD_INTELECTUAL|upper }}. </w:t>
+        <w:t xml:space="preserve">CLÁUSULA </w:t>
+      </w:r>
+      <w:proofErr w:type="gramStart"/>
+      <w:r>
+        <w:rPr>
+          <w:rFonts w:ascii="Garamond" w:eastAsia="Garamond" w:hAnsi="Garamond" w:cs="Garamond"/>
+          <w:b/>
+          <w:bCs/>
+          <w:sz w:val="23"/>
+          <w:szCs w:val="23"/>
+          <w:u w:val="single"/>
+        </w:rPr>
+        <w:t xml:space="preserve">{{ </w:t>
+      </w:r>
+      <w:proofErr w:type="spellStart"/>
+      <w:r>
+        <w:rPr>
+          <w:rFonts w:ascii="Garamond" w:eastAsia="Garamond" w:hAnsi="Garamond" w:cs="Garamond"/>
+          <w:b/>
+          <w:bCs/>
+          <w:sz w:val="23"/>
+          <w:szCs w:val="23"/>
+          <w:u w:val="single"/>
+        </w:rPr>
+        <w:t>NUM</w:t>
+      </w:r>
+      <w:proofErr w:type="gramEnd"/>
+      <w:r>
+        <w:rPr>
+          <w:rFonts w:ascii="Garamond" w:eastAsia="Garamond" w:hAnsi="Garamond" w:cs="Garamond"/>
+          <w:b/>
+          <w:bCs/>
+          <w:sz w:val="23"/>
+          <w:szCs w:val="23"/>
+          <w:u w:val="single"/>
+        </w:rPr>
+        <w:t>_PROPIEDAD_INTELECTUAL|</w:t>
+      </w:r>
+      <w:proofErr w:type="gramStart"/>
+      <w:r>
+        <w:rPr>
+          <w:rFonts w:ascii="Garamond" w:eastAsia="Garamond" w:hAnsi="Garamond" w:cs="Garamond"/>
+          <w:b/>
+          <w:bCs/>
+          <w:sz w:val="23"/>
+          <w:szCs w:val="23"/>
+          <w:u w:val="single"/>
+        </w:rPr>
+        <w:t>upper</w:t>
+      </w:r>
+      <w:proofErr w:type="spellEnd"/>
+      <w:r>
+        <w:rPr>
+          <w:rFonts w:ascii="Garamond" w:eastAsia="Garamond" w:hAnsi="Garamond" w:cs="Garamond"/>
+          <w:b/>
+          <w:bCs/>
+          <w:sz w:val="23"/>
+          <w:szCs w:val="23"/>
+          <w:u w:val="single"/>
+        </w:rPr>
+        <w:t xml:space="preserve"> }</w:t>
+      </w:r>
+      <w:proofErr w:type="gramEnd"/>
+      <w:r>
+        <w:rPr>
+          <w:rFonts w:ascii="Garamond" w:eastAsia="Garamond" w:hAnsi="Garamond" w:cs="Garamond"/>
+          <w:b/>
+          <w:bCs/>
+          <w:sz w:val="23"/>
+          <w:szCs w:val="23"/>
+          <w:u w:val="single"/>
+        </w:rPr>
+        <w:t xml:space="preserve">}. </w:t>
       </w:r>
       <w:r>
         <w:rPr>
@@ -6947,7 +12219,21 @@
         <w:rPr>
           <w:rFonts w:ascii="Garamond" w:eastAsia="Garamond" w:hAnsi="Garamond" w:cs="Garamond"/>
         </w:rPr>
-        <w:t xml:space="preserve">Excepto por lo expresamente establecido en este Acuerdo de Cooperación, nada de lo aquí estipulado se considerará que efectúa la transferencia, cesión o asignación de cualquier derecho de propiedad intelectual u otros derechos de propiedad de una Parte a la otra Parte. Bajo ningún supuesto, el presente Acuerdo de Cooperación se podrá entender como transferencia a cualquier título de la tecnología de la cual es propietaria Rappi, su matriz, sus subsidiarias y/o compañías filiales. Rappi es el titular y conserva todos los derechos de propiedad intelectual relacionados con la Plataforma Rappi, la Aplicación Rappi Aliados y el Portal Partners. </w:t>
+        <w:t xml:space="preserve">Excepto por lo expresamente establecido en este Acuerdo de Cooperación, nada de lo aquí estipulado se considerará que efectúa la transferencia, cesión o asignación de cualquier derecho de propiedad intelectual u otros derechos de propiedad de una Parte a la otra Parte. Bajo ningún supuesto, el presente Acuerdo de Cooperación se podrá entender como transferencia a cualquier título de la tecnología de la cual es propietaria Rappi, su matriz, sus subsidiarias y/o compañías filiales. Rappi es el titular y conserva todos los derechos de propiedad intelectual relacionados con la Plataforma Rappi, la Aplicación Rappi Aliados y el Portal </w:t>
+      </w:r>
+      <w:proofErr w:type="spellStart"/>
+      <w:r>
+        <w:rPr>
+          <w:rFonts w:ascii="Garamond" w:eastAsia="Garamond" w:hAnsi="Garamond" w:cs="Garamond"/>
+        </w:rPr>
+        <w:t>Partners</w:t>
+      </w:r>
+      <w:proofErr w:type="spellEnd"/>
+      <w:r>
+        <w:rPr>
+          <w:rFonts w:ascii="Garamond" w:eastAsia="Garamond" w:hAnsi="Garamond" w:cs="Garamond"/>
+        </w:rPr>
+        <w:t xml:space="preserve">. </w:t>
       </w:r>
     </w:p>
     <w:p>
@@ -7113,7 +12399,25 @@
           <w:b/>
           <w:bCs/>
         </w:rPr>
-        <w:t>(ii)</w:t>
+        <w:t>(</w:t>
+      </w:r>
+      <w:proofErr w:type="spellStart"/>
+      <w:r>
+        <w:rPr>
+          <w:rFonts w:ascii="Garamond" w:eastAsia="Garamond" w:hAnsi="Garamond" w:cs="Garamond"/>
+          <w:b/>
+          <w:bCs/>
+        </w:rPr>
+        <w:t>ii</w:t>
+      </w:r>
+      <w:proofErr w:type="spellEnd"/>
+      <w:r>
+        <w:rPr>
+          <w:rFonts w:ascii="Garamond" w:eastAsia="Garamond" w:hAnsi="Garamond" w:cs="Garamond"/>
+          <w:b/>
+          <w:bCs/>
+        </w:rPr>
+        <w:t>)</w:t>
       </w:r>
       <w:r>
         <w:rPr>
@@ -7127,7 +12431,25 @@
           <w:b/>
           <w:bCs/>
         </w:rPr>
-        <w:t>(iii)</w:t>
+        <w:t>(</w:t>
+      </w:r>
+      <w:proofErr w:type="spellStart"/>
+      <w:r>
+        <w:rPr>
+          <w:rFonts w:ascii="Garamond" w:eastAsia="Garamond" w:hAnsi="Garamond" w:cs="Garamond"/>
+          <w:b/>
+          <w:bCs/>
+        </w:rPr>
+        <w:t>iii</w:t>
+      </w:r>
+      <w:proofErr w:type="spellEnd"/>
+      <w:r>
+        <w:rPr>
+          <w:rFonts w:ascii="Garamond" w:eastAsia="Garamond" w:hAnsi="Garamond" w:cs="Garamond"/>
+          <w:b/>
+          <w:bCs/>
+        </w:rPr>
+        <w:t>)</w:t>
       </w:r>
       <w:r>
         <w:rPr>
@@ -7162,7 +12484,79 @@
           <w:szCs w:val="23"/>
           <w:u w:val="single"/>
         </w:rPr>
-        <w:t xml:space="preserve">CLÁUSULA {{ NUM_INDEPENDENCIA|upper }}. </w:t>
+        <w:t xml:space="preserve">CLÁUSULA </w:t>
+      </w:r>
+      <w:proofErr w:type="gramStart"/>
+      <w:r>
+        <w:rPr>
+          <w:rFonts w:ascii="Garamond" w:eastAsia="Garamond" w:hAnsi="Garamond" w:cs="Garamond"/>
+          <w:b/>
+          <w:bCs/>
+          <w:sz w:val="23"/>
+          <w:szCs w:val="23"/>
+          <w:u w:val="single"/>
+        </w:rPr>
+        <w:t xml:space="preserve">{{ </w:t>
+      </w:r>
+      <w:proofErr w:type="spellStart"/>
+      <w:r>
+        <w:rPr>
+          <w:rFonts w:ascii="Garamond" w:eastAsia="Garamond" w:hAnsi="Garamond" w:cs="Garamond"/>
+          <w:b/>
+          <w:bCs/>
+          <w:sz w:val="23"/>
+          <w:szCs w:val="23"/>
+          <w:u w:val="single"/>
+        </w:rPr>
+        <w:t>NUM</w:t>
+      </w:r>
+      <w:proofErr w:type="gramEnd"/>
+      <w:r>
+        <w:rPr>
+          <w:rFonts w:ascii="Garamond" w:eastAsia="Garamond" w:hAnsi="Garamond" w:cs="Garamond"/>
+          <w:b/>
+          <w:bCs/>
+          <w:sz w:val="23"/>
+          <w:szCs w:val="23"/>
+          <w:u w:val="single"/>
+        </w:rPr>
+        <w:t>_INDEPENDENCIA|</w:t>
+      </w:r>
+      <w:proofErr w:type="gramStart"/>
+      <w:r>
+        <w:rPr>
+          <w:rFonts w:ascii="Garamond" w:eastAsia="Garamond" w:hAnsi="Garamond" w:cs="Garamond"/>
+          <w:b/>
+          <w:bCs/>
+          <w:sz w:val="23"/>
+          <w:szCs w:val="23"/>
+          <w:u w:val="single"/>
+        </w:rPr>
+        <w:t>upper</w:t>
+      </w:r>
+      <w:proofErr w:type="spellEnd"/>
+      <w:r>
+        <w:rPr>
+          <w:rFonts w:ascii="Garamond" w:eastAsia="Garamond" w:hAnsi="Garamond" w:cs="Garamond"/>
+          <w:b/>
+          <w:bCs/>
+          <w:sz w:val="23"/>
+          <w:szCs w:val="23"/>
+          <w:u w:val="single"/>
+        </w:rPr>
+        <w:t xml:space="preserve"> }</w:t>
+      </w:r>
+      <w:proofErr w:type="gramEnd"/>
+      <w:r>
+        <w:rPr>
+          <w:rFonts w:ascii="Garamond" w:eastAsia="Garamond" w:hAnsi="Garamond" w:cs="Garamond"/>
+          <w:b/>
+          <w:bCs/>
+          <w:sz w:val="23"/>
+          <w:szCs w:val="23"/>
+          <w:u w:val="single"/>
+        </w:rPr>
+        <w:t xml:space="preserve">}. </w:t>
       </w:r>
       <w:r>
         <w:rPr>
@@ -7187,19 +12581,43 @@
         </w:rPr>
         <w:t xml:space="preserve">El Aliado Comercial y Rappi son contratistas independientes y nada en este Acuerdo de Cooperación tiene la intención o crea algún tipo de empresa conjunta, sociedad, </w:t>
       </w:r>
+      <w:proofErr w:type="spellStart"/>
       <w:r>
         <w:rPr>
           <w:rFonts w:ascii="Garamond" w:eastAsia="Garamond" w:hAnsi="Garamond" w:cs="Garamond"/>
           <w:i/>
           <w:iCs/>
         </w:rPr>
-        <w:t>joint venture</w:t>
-      </w:r>
-      <w:r>
-        <w:rPr>
-          <w:rFonts w:ascii="Garamond" w:eastAsia="Garamond" w:hAnsi="Garamond" w:cs="Garamond"/>
-        </w:rPr>
-        <w:t xml:space="preserve"> o relación empleador/empleado entre las Partes. En virtud de lo anterior, las Partes cumplirán con sus obligaciones frente a terceros (incluyendo, pero sin limitarse, al ámbito laboral, de seguridad social y fiscal) independientemente.</w:t>
+        <w:t>joint</w:t>
+      </w:r>
+      <w:proofErr w:type="spellEnd"/>
+      <w:r>
+        <w:rPr>
+          <w:rFonts w:ascii="Garamond" w:eastAsia="Garamond" w:hAnsi="Garamond" w:cs="Garamond"/>
+          <w:i/>
+          <w:iCs/>
+        </w:rPr>
+        <w:t xml:space="preserve"> venture</w:t>
+      </w:r>
+      <w:r>
+        <w:rPr>
+          <w:rFonts w:ascii="Garamond" w:eastAsia="Garamond" w:hAnsi="Garamond" w:cs="Garamond"/>
+        </w:rPr>
+        <w:t xml:space="preserve"> o </w:t>
+      </w:r>
+      <w:proofErr w:type="gramStart"/>
+      <w:r>
+        <w:rPr>
+          <w:rFonts w:ascii="Garamond" w:eastAsia="Garamond" w:hAnsi="Garamond" w:cs="Garamond"/>
+        </w:rPr>
+        <w:t>relación empleador</w:t>
+      </w:r>
+      <w:proofErr w:type="gramEnd"/>
+      <w:r>
+        <w:rPr>
+          <w:rFonts w:ascii="Garamond" w:eastAsia="Garamond" w:hAnsi="Garamond" w:cs="Garamond"/>
+        </w:rPr>
+        <w:t>/empleado entre las Partes. En virtud de lo anterior, las Partes cumplirán con sus obligaciones frente a terceros (incluyendo, pero sin limitarse, al ámbito laboral, de seguridad social y fiscal) independientemente.</w:t>
       </w:r>
     </w:p>
     <w:p>
@@ -7281,7 +12699,25 @@
           <w:b/>
           <w:bCs/>
         </w:rPr>
-        <w:t>(ii)</w:t>
+        <w:t>(</w:t>
+      </w:r>
+      <w:proofErr w:type="spellStart"/>
+      <w:r>
+        <w:rPr>
+          <w:rFonts w:ascii="Garamond" w:eastAsia="Garamond" w:hAnsi="Garamond" w:cs="Garamond"/>
+          <w:b/>
+          <w:bCs/>
+        </w:rPr>
+        <w:t>ii</w:t>
+      </w:r>
+      <w:proofErr w:type="spellEnd"/>
+      <w:r>
+        <w:rPr>
+          <w:rFonts w:ascii="Garamond" w:eastAsia="Garamond" w:hAnsi="Garamond" w:cs="Garamond"/>
+          <w:b/>
+          <w:bCs/>
+        </w:rPr>
+        <w:t>)</w:t>
       </w:r>
       <w:r>
         <w:rPr>
@@ -7295,7 +12731,25 @@
           <w:b/>
           <w:bCs/>
         </w:rPr>
-        <w:t>(iii)</w:t>
+        <w:t>(</w:t>
+      </w:r>
+      <w:proofErr w:type="spellStart"/>
+      <w:r>
+        <w:rPr>
+          <w:rFonts w:ascii="Garamond" w:eastAsia="Garamond" w:hAnsi="Garamond" w:cs="Garamond"/>
+          <w:b/>
+          <w:bCs/>
+        </w:rPr>
+        <w:t>iii</w:t>
+      </w:r>
+      <w:proofErr w:type="spellEnd"/>
+      <w:r>
+        <w:rPr>
+          <w:rFonts w:ascii="Garamond" w:eastAsia="Garamond" w:hAnsi="Garamond" w:cs="Garamond"/>
+          <w:b/>
+          <w:bCs/>
+        </w:rPr>
+        <w:t>)</w:t>
       </w:r>
       <w:r>
         <w:rPr>
@@ -7309,7 +12763,25 @@
           <w:b/>
           <w:bCs/>
         </w:rPr>
-        <w:t>(iv)</w:t>
+        <w:t>(</w:t>
+      </w:r>
+      <w:proofErr w:type="spellStart"/>
+      <w:r>
+        <w:rPr>
+          <w:rFonts w:ascii="Garamond" w:eastAsia="Garamond" w:hAnsi="Garamond" w:cs="Garamond"/>
+          <w:b/>
+          <w:bCs/>
+        </w:rPr>
+        <w:t>iv</w:t>
+      </w:r>
+      <w:proofErr w:type="spellEnd"/>
+      <w:r>
+        <w:rPr>
+          <w:rFonts w:ascii="Garamond" w:eastAsia="Garamond" w:hAnsi="Garamond" w:cs="Garamond"/>
+          <w:b/>
+          <w:bCs/>
+        </w:rPr>
+        <w:t>)</w:t>
       </w:r>
       <w:r>
         <w:rPr>
@@ -7409,7 +12881,79 @@
           <w:szCs w:val="23"/>
           <w:u w:val="single"/>
         </w:rPr>
-        <w:t xml:space="preserve">CLÁUSULA {{ NUM_CUMPLIMIENTO|upper }}. </w:t>
+        <w:t xml:space="preserve">CLÁUSULA </w:t>
+      </w:r>
+      <w:proofErr w:type="gramStart"/>
+      <w:r>
+        <w:rPr>
+          <w:rFonts w:ascii="Garamond" w:eastAsia="Garamond" w:hAnsi="Garamond" w:cs="Garamond"/>
+          <w:b/>
+          <w:bCs/>
+          <w:sz w:val="23"/>
+          <w:szCs w:val="23"/>
+          <w:u w:val="single"/>
+        </w:rPr>
+        <w:t xml:space="preserve">{{ </w:t>
+      </w:r>
+      <w:proofErr w:type="spellStart"/>
+      <w:r>
+        <w:rPr>
+          <w:rFonts w:ascii="Garamond" w:eastAsia="Garamond" w:hAnsi="Garamond" w:cs="Garamond"/>
+          <w:b/>
+          <w:bCs/>
+          <w:sz w:val="23"/>
+          <w:szCs w:val="23"/>
+          <w:u w:val="single"/>
+        </w:rPr>
+        <w:t>NUM</w:t>
+      </w:r>
+      <w:proofErr w:type="gramEnd"/>
+      <w:r>
+        <w:rPr>
+          <w:rFonts w:ascii="Garamond" w:eastAsia="Garamond" w:hAnsi="Garamond" w:cs="Garamond"/>
+          <w:b/>
+          <w:bCs/>
+          <w:sz w:val="23"/>
+          <w:szCs w:val="23"/>
+          <w:u w:val="single"/>
+        </w:rPr>
+        <w:t>_CUMPLIMIENTO|</w:t>
+      </w:r>
+      <w:proofErr w:type="gramStart"/>
+      <w:r>
+        <w:rPr>
+          <w:rFonts w:ascii="Garamond" w:eastAsia="Garamond" w:hAnsi="Garamond" w:cs="Garamond"/>
+          <w:b/>
+          <w:bCs/>
+          <w:sz w:val="23"/>
+          <w:szCs w:val="23"/>
+          <w:u w:val="single"/>
+        </w:rPr>
+        <w:t>upper</w:t>
+      </w:r>
+      <w:proofErr w:type="spellEnd"/>
+      <w:r>
+        <w:rPr>
+          <w:rFonts w:ascii="Garamond" w:eastAsia="Garamond" w:hAnsi="Garamond" w:cs="Garamond"/>
+          <w:b/>
+          <w:bCs/>
+          <w:sz w:val="23"/>
+          <w:szCs w:val="23"/>
+          <w:u w:val="single"/>
+        </w:rPr>
+        <w:t xml:space="preserve"> }</w:t>
+      </w:r>
+      <w:proofErr w:type="gramEnd"/>
+      <w:r>
+        <w:rPr>
+          <w:rFonts w:ascii="Garamond" w:eastAsia="Garamond" w:hAnsi="Garamond" w:cs="Garamond"/>
+          <w:b/>
+          <w:bCs/>
+          <w:sz w:val="23"/>
+          <w:szCs w:val="23"/>
+          <w:u w:val="single"/>
+        </w:rPr>
+        <w:t xml:space="preserve">}. </w:t>
       </w:r>
       <w:r>
         <w:rPr>
@@ -7461,7 +13005,79 @@
           <w:szCs w:val="23"/>
           <w:u w:val="single"/>
         </w:rPr>
-        <w:t xml:space="preserve">CLÁUSULA {{ NUM_RESOLUCIÓN|upper }}. </w:t>
+        <w:t xml:space="preserve">CLÁUSULA </w:t>
+      </w:r>
+      <w:proofErr w:type="gramStart"/>
+      <w:r>
+        <w:rPr>
+          <w:rFonts w:ascii="Garamond" w:eastAsia="Garamond" w:hAnsi="Garamond" w:cs="Garamond"/>
+          <w:b/>
+          <w:bCs/>
+          <w:sz w:val="23"/>
+          <w:szCs w:val="23"/>
+          <w:u w:val="single"/>
+        </w:rPr>
+        <w:t xml:space="preserve">{{ </w:t>
+      </w:r>
+      <w:proofErr w:type="spellStart"/>
+      <w:r>
+        <w:rPr>
+          <w:rFonts w:ascii="Garamond" w:eastAsia="Garamond" w:hAnsi="Garamond" w:cs="Garamond"/>
+          <w:b/>
+          <w:bCs/>
+          <w:sz w:val="23"/>
+          <w:szCs w:val="23"/>
+          <w:u w:val="single"/>
+        </w:rPr>
+        <w:t>NUM</w:t>
+      </w:r>
+      <w:proofErr w:type="gramEnd"/>
+      <w:r>
+        <w:rPr>
+          <w:rFonts w:ascii="Garamond" w:eastAsia="Garamond" w:hAnsi="Garamond" w:cs="Garamond"/>
+          <w:b/>
+          <w:bCs/>
+          <w:sz w:val="23"/>
+          <w:szCs w:val="23"/>
+          <w:u w:val="single"/>
+        </w:rPr>
+        <w:t>_RESOLUCIÓN|</w:t>
+      </w:r>
+      <w:proofErr w:type="gramStart"/>
+      <w:r>
+        <w:rPr>
+          <w:rFonts w:ascii="Garamond" w:eastAsia="Garamond" w:hAnsi="Garamond" w:cs="Garamond"/>
+          <w:b/>
+          <w:bCs/>
+          <w:sz w:val="23"/>
+          <w:szCs w:val="23"/>
+          <w:u w:val="single"/>
+        </w:rPr>
+        <w:t>upper</w:t>
+      </w:r>
+      <w:proofErr w:type="spellEnd"/>
+      <w:r>
+        <w:rPr>
+          <w:rFonts w:ascii="Garamond" w:eastAsia="Garamond" w:hAnsi="Garamond" w:cs="Garamond"/>
+          <w:b/>
+          <w:bCs/>
+          <w:sz w:val="23"/>
+          <w:szCs w:val="23"/>
+          <w:u w:val="single"/>
+        </w:rPr>
+        <w:t xml:space="preserve"> }</w:t>
+      </w:r>
+      <w:proofErr w:type="gramEnd"/>
+      <w:r>
+        <w:rPr>
+          <w:rFonts w:ascii="Garamond" w:eastAsia="Garamond" w:hAnsi="Garamond" w:cs="Garamond"/>
+          <w:b/>
+          <w:bCs/>
+          <w:sz w:val="23"/>
+          <w:szCs w:val="23"/>
+          <w:u w:val="single"/>
+        </w:rPr>
+        <w:t xml:space="preserve">}. </w:t>
       </w:r>
       <w:r>
         <w:rPr>
@@ -7524,19 +13140,9 @@
           <w:szCs w:val="23"/>
           <w:u w:val="single"/>
         </w:rPr>
-        <w:t>CLÁUSULA {{ NUM_PROTECCIÓN_DATOS_PERSONALES</w:t>
-      </w:r>
-      <w:r>
-        <w:rPr>
-          <w:rFonts w:ascii="Garamond" w:eastAsia="Garamond" w:hAnsi="Garamond" w:cs="Garamond"/>
-          <w:b/>
-          <w:bCs/>
-          <w:sz w:val="23"/>
-          <w:szCs w:val="23"/>
-          <w:u w:val="single"/>
-        </w:rPr>
-        <w:t>|upper</w:t>
-      </w:r>
+        <w:t xml:space="preserve">CLÁUSULA </w:t>
+      </w:r>
+      <w:proofErr w:type="gramStart"/>
       <w:r>
         <w:rPr>
           <w:rFonts w:ascii="Garamond" w:eastAsia="Garamond" w:hAnsi="Garamond" w:cs="Garamond"/>
@@ -7547,14 +13153,89 @@
           <w:szCs w:val="23"/>
           <w:u w:val="single"/>
         </w:rPr>
-        <w:t xml:space="preserve"> }}. </w:t>
-      </w:r>
+        <w:t xml:space="preserve">{{ </w:t>
+      </w:r>
+      <w:proofErr w:type="spellStart"/>
       <w:r>
         <w:rPr>
           <w:rFonts w:ascii="Garamond" w:eastAsia="Garamond" w:hAnsi="Garamond" w:cs="Garamond"/>
           <w:b/>
           <w:bCs/>
           <w:color w:val="000000"/>
+          <w:sz w:val="23"/>
+          <w:szCs w:val="23"/>
+          <w:u w:val="single"/>
+        </w:rPr>
+        <w:t>NUM</w:t>
+      </w:r>
+      <w:proofErr w:type="gramEnd"/>
+      <w:r>
+        <w:rPr>
+          <w:rFonts w:ascii="Garamond" w:eastAsia="Garamond" w:hAnsi="Garamond" w:cs="Garamond"/>
+          <w:b/>
+          <w:bCs/>
+          <w:color w:val="000000"/>
+          <w:sz w:val="23"/>
+          <w:szCs w:val="23"/>
+          <w:u w:val="single"/>
+        </w:rPr>
+        <w:t>_PROTECCIÓN_DATOS_PERSONALES</w:t>
+      </w:r>
+      <w:r>
+        <w:rPr>
+          <w:rFonts w:ascii="Garamond" w:eastAsia="Garamond" w:hAnsi="Garamond" w:cs="Garamond"/>
+          <w:b/>
+          <w:bCs/>
+          <w:sz w:val="23"/>
+          <w:szCs w:val="23"/>
+          <w:u w:val="single"/>
+        </w:rPr>
+        <w:t>|</w:t>
+      </w:r>
+      <w:proofErr w:type="gramStart"/>
+      <w:r>
+        <w:rPr>
+          <w:rFonts w:ascii="Garamond" w:eastAsia="Garamond" w:hAnsi="Garamond" w:cs="Garamond"/>
+          <w:b/>
+          <w:bCs/>
+          <w:sz w:val="23"/>
+          <w:szCs w:val="23"/>
+          <w:u w:val="single"/>
+        </w:rPr>
+        <w:t>upper</w:t>
+      </w:r>
+      <w:proofErr w:type="spellEnd"/>
+      <w:r>
+        <w:rPr>
+          <w:rFonts w:ascii="Garamond" w:eastAsia="Garamond" w:hAnsi="Garamond" w:cs="Garamond"/>
+          <w:b/>
+          <w:bCs/>
+          <w:color w:val="000000"/>
+          <w:sz w:val="23"/>
+          <w:szCs w:val="23"/>
+          <w:u w:val="single"/>
+        </w:rPr>
+        <w:t xml:space="preserve"> }</w:t>
+      </w:r>
+      <w:proofErr w:type="gramEnd"/>
+      <w:r>
+        <w:rPr>
+          <w:rFonts w:ascii="Garamond" w:eastAsia="Garamond" w:hAnsi="Garamond" w:cs="Garamond"/>
+          <w:b/>
+          <w:bCs/>
+          <w:color w:val="000000"/>
+          <w:sz w:val="23"/>
+          <w:szCs w:val="23"/>
+          <w:u w:val="single"/>
+        </w:rPr>
+        <w:t xml:space="preserve">}. </w:t>
+      </w:r>
+      <w:r>
+        <w:rPr>
+          <w:rFonts w:ascii="Garamond" w:eastAsia="Garamond" w:hAnsi="Garamond" w:cs="Garamond"/>
+          <w:b/>
+          <w:bCs/>
+          <w:color w:val="000000"/>
           <w:u w:val="single"/>
         </w:rPr>
         <w:t>- Protección de Datos Personales</w:t>
@@ -7613,13 +13294,33 @@
           <w:bCs/>
           <w:color w:val="000000"/>
         </w:rPr>
-        <w:t>(ii)</w:t>
-      </w:r>
-      <w:r>
-        <w:rPr>
-          <w:rFonts w:ascii="Garamond" w:eastAsia="Garamond" w:hAnsi="Garamond" w:cs="Garamond"/>
+        <w:t>(</w:t>
+      </w:r>
+      <w:proofErr w:type="spellStart"/>
+      <w:r>
+        <w:rPr>
+          <w:rFonts w:ascii="Garamond" w:eastAsia="Garamond" w:hAnsi="Garamond" w:cs="Garamond"/>
+          <w:b/>
+          <w:bCs/>
           <w:color w:val="000000"/>
         </w:rPr>
+        <w:t>ii</w:t>
+      </w:r>
+      <w:proofErr w:type="spellEnd"/>
+      <w:r>
+        <w:rPr>
+          <w:rFonts w:ascii="Garamond" w:eastAsia="Garamond" w:hAnsi="Garamond" w:cs="Garamond"/>
+          <w:b/>
+          <w:bCs/>
+          <w:color w:val="000000"/>
+        </w:rPr>
+        <w:t>)</w:t>
+      </w:r>
+      <w:r>
+        <w:rPr>
+          <w:rFonts w:ascii="Garamond" w:eastAsia="Garamond" w:hAnsi="Garamond" w:cs="Garamond"/>
+          <w:color w:val="000000"/>
+        </w:rPr>
         <w:t xml:space="preserve"> cumplir a cabalidad la Regulación de Datos Personales; y </w:t>
       </w:r>
       <w:r>
@@ -7629,13 +13330,33 @@
           <w:bCs/>
           <w:color w:val="000000"/>
         </w:rPr>
-        <w:t xml:space="preserve">(iii) </w:t>
-      </w:r>
-      <w:r>
-        <w:rPr>
-          <w:rFonts w:ascii="Garamond" w:eastAsia="Garamond" w:hAnsi="Garamond" w:cs="Garamond"/>
+        <w:t>(</w:t>
+      </w:r>
+      <w:proofErr w:type="spellStart"/>
+      <w:r>
+        <w:rPr>
+          <w:rFonts w:ascii="Garamond" w:eastAsia="Garamond" w:hAnsi="Garamond" w:cs="Garamond"/>
+          <w:b/>
+          <w:bCs/>
           <w:color w:val="000000"/>
         </w:rPr>
+        <w:t>iii</w:t>
+      </w:r>
+      <w:proofErr w:type="spellEnd"/>
+      <w:r>
+        <w:rPr>
+          <w:rFonts w:ascii="Garamond" w:eastAsia="Garamond" w:hAnsi="Garamond" w:cs="Garamond"/>
+          <w:b/>
+          <w:bCs/>
+          <w:color w:val="000000"/>
+        </w:rPr>
+        <w:t xml:space="preserve">) </w:t>
+      </w:r>
+      <w:r>
+        <w:rPr>
+          <w:rFonts w:ascii="Garamond" w:eastAsia="Garamond" w:hAnsi="Garamond" w:cs="Garamond"/>
+          <w:color w:val="000000"/>
+        </w:rPr>
         <w:t xml:space="preserve">mantener los estándares máximos de seguridad, protección, resguardo integral, conservación y confidencialidad de los Datos Personales recabados, recibidos o enviados. </w:t>
       </w:r>
     </w:p>
@@ -7659,7 +13380,21 @@
         <w:rPr>
           <w:rFonts w:ascii="Garamond" w:eastAsia="Garamond" w:hAnsi="Garamond" w:cs="Garamond"/>
         </w:rPr>
-        <w:t xml:space="preserve">Los Datos Personales de los Usuarios/Consumidores que adquieran un Producto del Aliado Comercial a través de la Plataforma Rappi, únicamente serán transferidos a éste último para la siguiente finalidad: </w:t>
+        <w:t xml:space="preserve">Los Datos Personales de los Usuarios/Consumidores que adquieran un Producto del Aliado Comercial a través de la Plataforma Rappi, únicamente serán transferidos a </w:t>
+      </w:r>
+      <w:proofErr w:type="gramStart"/>
+      <w:r>
+        <w:rPr>
+          <w:rFonts w:ascii="Garamond" w:eastAsia="Garamond" w:hAnsi="Garamond" w:cs="Garamond"/>
+        </w:rPr>
+        <w:t>éste</w:t>
+      </w:r>
+      <w:proofErr w:type="gramEnd"/>
+      <w:r>
+        <w:rPr>
+          <w:rFonts w:ascii="Garamond" w:eastAsia="Garamond" w:hAnsi="Garamond" w:cs="Garamond"/>
+        </w:rPr>
+        <w:t xml:space="preserve"> último para la siguiente finalidad: </w:t>
       </w:r>
       <w:r>
         <w:rPr>
@@ -7759,19 +13494,9 @@
           <w:szCs w:val="23"/>
           <w:u w:val="single"/>
         </w:rPr>
-        <w:t>CLÁUSULA {{ NUM_DISPOSICIONES_GENERALES</w:t>
-      </w:r>
-      <w:r>
-        <w:rPr>
-          <w:rFonts w:ascii="Garamond" w:eastAsia="Garamond" w:hAnsi="Garamond" w:cs="Garamond"/>
-          <w:b/>
-          <w:bCs/>
-          <w:sz w:val="23"/>
-          <w:szCs w:val="23"/>
-          <w:u w:val="single"/>
-        </w:rPr>
-        <w:t>|upper</w:t>
-      </w:r>
+        <w:t xml:space="preserve">CLÁUSULA </w:t>
+      </w:r>
+      <w:proofErr w:type="gramStart"/>
       <w:r>
         <w:rPr>
           <w:rFonts w:ascii="Garamond" w:eastAsia="Garamond" w:hAnsi="Garamond" w:cs="Garamond"/>
@@ -7782,14 +13507,89 @@
           <w:szCs w:val="23"/>
           <w:u w:val="single"/>
         </w:rPr>
-        <w:t xml:space="preserve"> }}. </w:t>
-      </w:r>
+        <w:t xml:space="preserve">{{ </w:t>
+      </w:r>
+      <w:proofErr w:type="spellStart"/>
       <w:r>
         <w:rPr>
           <w:rFonts w:ascii="Garamond" w:eastAsia="Garamond" w:hAnsi="Garamond" w:cs="Garamond"/>
           <w:b/>
           <w:bCs/>
           <w:color w:val="000000"/>
+          <w:sz w:val="23"/>
+          <w:szCs w:val="23"/>
+          <w:u w:val="single"/>
+        </w:rPr>
+        <w:t>NUM</w:t>
+      </w:r>
+      <w:proofErr w:type="gramEnd"/>
+      <w:r>
+        <w:rPr>
+          <w:rFonts w:ascii="Garamond" w:eastAsia="Garamond" w:hAnsi="Garamond" w:cs="Garamond"/>
+          <w:b/>
+          <w:bCs/>
+          <w:color w:val="000000"/>
+          <w:sz w:val="23"/>
+          <w:szCs w:val="23"/>
+          <w:u w:val="single"/>
+        </w:rPr>
+        <w:t>_DISPOSICIONES_GENERALES</w:t>
+      </w:r>
+      <w:r>
+        <w:rPr>
+          <w:rFonts w:ascii="Garamond" w:eastAsia="Garamond" w:hAnsi="Garamond" w:cs="Garamond"/>
+          <w:b/>
+          <w:bCs/>
+          <w:sz w:val="23"/>
+          <w:szCs w:val="23"/>
+          <w:u w:val="single"/>
+        </w:rPr>
+        <w:t>|</w:t>
+      </w:r>
+      <w:proofErr w:type="gramStart"/>
+      <w:r>
+        <w:rPr>
+          <w:rFonts w:ascii="Garamond" w:eastAsia="Garamond" w:hAnsi="Garamond" w:cs="Garamond"/>
+          <w:b/>
+          <w:bCs/>
+          <w:sz w:val="23"/>
+          <w:szCs w:val="23"/>
+          <w:u w:val="single"/>
+        </w:rPr>
+        <w:t>upper</w:t>
+      </w:r>
+      <w:proofErr w:type="spellEnd"/>
+      <w:r>
+        <w:rPr>
+          <w:rFonts w:ascii="Garamond" w:eastAsia="Garamond" w:hAnsi="Garamond" w:cs="Garamond"/>
+          <w:b/>
+          <w:bCs/>
+          <w:color w:val="000000"/>
+          <w:sz w:val="23"/>
+          <w:szCs w:val="23"/>
+          <w:u w:val="single"/>
+        </w:rPr>
+        <w:t xml:space="preserve"> }</w:t>
+      </w:r>
+      <w:proofErr w:type="gramEnd"/>
+      <w:r>
+        <w:rPr>
+          <w:rFonts w:ascii="Garamond" w:eastAsia="Garamond" w:hAnsi="Garamond" w:cs="Garamond"/>
+          <w:b/>
+          <w:bCs/>
+          <w:color w:val="000000"/>
+          <w:sz w:val="23"/>
+          <w:szCs w:val="23"/>
+          <w:u w:val="single"/>
+        </w:rPr>
+        <w:t xml:space="preserve">}. </w:t>
+      </w:r>
+      <w:r>
+        <w:rPr>
+          <w:rFonts w:ascii="Garamond" w:eastAsia="Garamond" w:hAnsi="Garamond" w:cs="Garamond"/>
+          <w:b/>
+          <w:bCs/>
+          <w:color w:val="000000"/>
           <w:u w:val="single"/>
         </w:rPr>
         <w:t>- Disposiciones generales</w:t>
@@ -7881,7 +13681,25 @@
           <w:b/>
           <w:bCs/>
         </w:rPr>
-        <w:t xml:space="preserve">(ii) </w:t>
+        <w:t>(</w:t>
+      </w:r>
+      <w:proofErr w:type="spellStart"/>
+      <w:r>
+        <w:rPr>
+          <w:rFonts w:ascii="Garamond" w:eastAsia="Garamond" w:hAnsi="Garamond" w:cs="Garamond"/>
+          <w:b/>
+          <w:bCs/>
+        </w:rPr>
+        <w:t>ii</w:t>
+      </w:r>
+      <w:proofErr w:type="spellEnd"/>
+      <w:r>
+        <w:rPr>
+          <w:rFonts w:ascii="Garamond" w:eastAsia="Garamond" w:hAnsi="Garamond" w:cs="Garamond"/>
+          <w:b/>
+          <w:bCs/>
+        </w:rPr>
+        <w:t xml:space="preserve">) </w:t>
       </w:r>
       <w:r>
         <w:rPr>
@@ -7946,7 +13764,25 @@
           <w:b/>
           <w:bCs/>
         </w:rPr>
-        <w:t>(iii)</w:t>
+        <w:t>(</w:t>
+      </w:r>
+      <w:proofErr w:type="spellStart"/>
+      <w:r>
+        <w:rPr>
+          <w:rFonts w:ascii="Garamond" w:eastAsia="Garamond" w:hAnsi="Garamond" w:cs="Garamond"/>
+          <w:b/>
+          <w:bCs/>
+        </w:rPr>
+        <w:t>iii</w:t>
+      </w:r>
+      <w:proofErr w:type="spellEnd"/>
+      <w:r>
+        <w:rPr>
+          <w:rFonts w:ascii="Garamond" w:eastAsia="Garamond" w:hAnsi="Garamond" w:cs="Garamond"/>
+          <w:b/>
+          <w:bCs/>
+        </w:rPr>
+        <w:t>)</w:t>
       </w:r>
       <w:r>
         <w:rPr>
@@ -8003,7 +13839,25 @@
           <w:b/>
           <w:bCs/>
         </w:rPr>
-        <w:t xml:space="preserve">(iv) </w:t>
+        <w:t>(</w:t>
+      </w:r>
+      <w:proofErr w:type="spellStart"/>
+      <w:r>
+        <w:rPr>
+          <w:rFonts w:ascii="Garamond" w:eastAsia="Garamond" w:hAnsi="Garamond" w:cs="Garamond"/>
+          <w:b/>
+          <w:bCs/>
+        </w:rPr>
+        <w:t>iv</w:t>
+      </w:r>
+      <w:proofErr w:type="spellEnd"/>
+      <w:r>
+        <w:rPr>
+          <w:rFonts w:ascii="Garamond" w:eastAsia="Garamond" w:hAnsi="Garamond" w:cs="Garamond"/>
+          <w:b/>
+          <w:bCs/>
+        </w:rPr>
+        <w:t xml:space="preserve">) </w:t>
       </w:r>
       <w:r>
         <w:rPr>
@@ -8061,8 +13915,19 @@
           <w:bCs/>
           <w:u w:val="single"/>
         </w:rPr>
-        <w:t>Modificaciones de la Plataforma Rappi, la Aplicación Rappi Aliados y/o el Portal Partners</w:t>
-      </w:r>
+        <w:t xml:space="preserve">Modificaciones de la Plataforma Rappi, la Aplicación Rappi Aliados y/o el Portal </w:t>
+      </w:r>
+      <w:proofErr w:type="spellStart"/>
+      <w:r>
+        <w:rPr>
+          <w:rFonts w:ascii="Garamond" w:eastAsia="Garamond" w:hAnsi="Garamond" w:cs="Garamond"/>
+          <w:b/>
+          <w:bCs/>
+          <w:u w:val="single"/>
+        </w:rPr>
+        <w:t>Partners</w:t>
+      </w:r>
+      <w:proofErr w:type="spellEnd"/>
       <w:r>
         <w:rPr>
           <w:rFonts w:ascii="Garamond" w:eastAsia="Garamond" w:hAnsi="Garamond" w:cs="Garamond"/>
@@ -8075,7 +13940,21 @@
         <w:rPr>
           <w:rFonts w:ascii="Garamond" w:eastAsia="Garamond" w:hAnsi="Garamond" w:cs="Garamond"/>
         </w:rPr>
-        <w:t xml:space="preserve">El Aliado Comercial declara y acepta que en cualquier momento y sin previo aviso, Rappi podrá modificar el diseño, los visuales y el arte de la Plataforma Rappi, la Aplicación Rappi Aliados y/o el Portal Partners. </w:t>
+        <w:t xml:space="preserve">El Aliado Comercial declara y acepta que en cualquier momento y sin previo aviso, Rappi podrá modificar el diseño, los visuales y el arte de la Plataforma Rappi, la Aplicación Rappi Aliados y/o el Portal </w:t>
+      </w:r>
+      <w:proofErr w:type="spellStart"/>
+      <w:r>
+        <w:rPr>
+          <w:rFonts w:ascii="Garamond" w:eastAsia="Garamond" w:hAnsi="Garamond" w:cs="Garamond"/>
+        </w:rPr>
+        <w:t>Partners</w:t>
+      </w:r>
+      <w:proofErr w:type="spellEnd"/>
+      <w:r>
+        <w:rPr>
+          <w:rFonts w:ascii="Garamond" w:eastAsia="Garamond" w:hAnsi="Garamond" w:cs="Garamond"/>
+        </w:rPr>
+        <w:t xml:space="preserve">. </w:t>
       </w:r>
     </w:p>
     <w:p>
@@ -8126,7 +14005,21 @@
         <w:rPr>
           <w:rFonts w:ascii="Garamond" w:eastAsia="Garamond" w:hAnsi="Garamond" w:cs="Garamond"/>
         </w:rPr>
-        <w:t xml:space="preserve">Rappi no garantiza la disponibilidad o el tiempo de operación de la Plataforma Rappi, la Aplicación Rappi Aliados y/o el Portal Partners. En caso </w:t>
+        <w:t xml:space="preserve">Rappi no garantiza la disponibilidad o el tiempo de operación de la Plataforma Rappi, la Aplicación Rappi Aliados y/o el Portal </w:t>
+      </w:r>
+      <w:proofErr w:type="spellStart"/>
+      <w:r>
+        <w:rPr>
+          <w:rFonts w:ascii="Garamond" w:eastAsia="Garamond" w:hAnsi="Garamond" w:cs="Garamond"/>
+        </w:rPr>
+        <w:t>Partners</w:t>
+      </w:r>
+      <w:proofErr w:type="spellEnd"/>
+      <w:r>
+        <w:rPr>
+          <w:rFonts w:ascii="Garamond" w:eastAsia="Garamond" w:hAnsi="Garamond" w:cs="Garamond"/>
+        </w:rPr>
+        <w:t xml:space="preserve">. En caso </w:t>
       </w:r>
       <w:r>
         <w:rPr>
@@ -8169,7 +14062,25 @@
           <w:b/>
           <w:bCs/>
         </w:rPr>
-        <w:t xml:space="preserve">(vii) </w:t>
+        <w:t>(</w:t>
+      </w:r>
+      <w:proofErr w:type="spellStart"/>
+      <w:r>
+        <w:rPr>
+          <w:rFonts w:ascii="Garamond" w:eastAsia="Garamond" w:hAnsi="Garamond" w:cs="Garamond"/>
+          <w:b/>
+          <w:bCs/>
+        </w:rPr>
+        <w:t>vii</w:t>
+      </w:r>
+      <w:proofErr w:type="spellEnd"/>
+      <w:r>
+        <w:rPr>
+          <w:rFonts w:ascii="Garamond" w:eastAsia="Garamond" w:hAnsi="Garamond" w:cs="Garamond"/>
+          <w:b/>
+          <w:bCs/>
+        </w:rPr>
+        <w:t xml:space="preserve">) </w:t>
       </w:r>
       <w:r>
         <w:rPr>
@@ -8242,6 +14153,7 @@
         </w:rPr>
         <w:t xml:space="preserve"> / </w:t>
       </w:r>
+      <w:proofErr w:type="gramStart"/>
       <w:r>
         <w:rPr>
           <w:rFonts w:ascii="Garamond" w:eastAsia="Garamond" w:hAnsi="Garamond" w:cs="Garamond"/>
@@ -8251,7 +14163,67 @@
           <w:u w:val="single"/>
           <w:lang w:val="en-US"/>
         </w:rPr>
-        <w:t>{{ CORREO_COMERCIAL|lower }}</w:t>
+        <w:t xml:space="preserve">{{ </w:t>
+      </w:r>
+      <w:proofErr w:type="spellStart"/>
+      <w:r>
+        <w:rPr>
+          <w:rFonts w:ascii="Garamond" w:eastAsia="Garamond" w:hAnsi="Garamond" w:cs="Garamond"/>
+          <w:color w:val="467886"/>
+          <w:sz w:val="23"/>
+          <w:szCs w:val="23"/>
+          <w:u w:val="single"/>
+          <w:lang w:val="en-US"/>
+        </w:rPr>
+        <w:t>CORREO</w:t>
+      </w:r>
+      <w:proofErr w:type="gramEnd"/>
+      <w:r>
+        <w:rPr>
+          <w:rFonts w:ascii="Garamond" w:eastAsia="Garamond" w:hAnsi="Garamond" w:cs="Garamond"/>
+          <w:color w:val="467886"/>
+          <w:sz w:val="23"/>
+          <w:szCs w:val="23"/>
+          <w:u w:val="single"/>
+          <w:lang w:val="en-US"/>
+        </w:rPr>
+        <w:t>_COMERCIAL|</w:t>
+      </w:r>
+      <w:proofErr w:type="gramStart"/>
+      <w:r>
+        <w:rPr>
+          <w:rFonts w:ascii="Garamond" w:eastAsia="Garamond" w:hAnsi="Garamond" w:cs="Garamond"/>
+          <w:color w:val="467886"/>
+          <w:sz w:val="23"/>
+          <w:szCs w:val="23"/>
+          <w:u w:val="single"/>
+          <w:lang w:val="en-US"/>
+        </w:rPr>
+        <w:t>lower</w:t>
+      </w:r>
+      <w:proofErr w:type="spellEnd"/>
+      <w:r>
+        <w:rPr>
+          <w:rFonts w:ascii="Garamond" w:eastAsia="Garamond" w:hAnsi="Garamond" w:cs="Garamond"/>
+          <w:color w:val="467886"/>
+          <w:sz w:val="23"/>
+          <w:szCs w:val="23"/>
+          <w:u w:val="single"/>
+          <w:lang w:val="en-US"/>
+        </w:rPr>
+        <w:t xml:space="preserve"> }</w:t>
+      </w:r>
+      <w:proofErr w:type="gramEnd"/>
+      <w:r>
+        <w:rPr>
+          <w:rFonts w:ascii="Garamond" w:eastAsia="Garamond" w:hAnsi="Garamond" w:cs="Garamond"/>
+          <w:color w:val="467886"/>
+          <w:sz w:val="23"/>
+          <w:szCs w:val="23"/>
+          <w:u w:val="single"/>
+          <w:lang w:val="en-US"/>
+        </w:rPr>
+        <w:t>}</w:t>
       </w:r>
     </w:p>
     <w:p>
@@ -8284,6 +14256,7 @@
         </w:rPr>
         <w:t xml:space="preserve">Aliado Comercial: </w:t>
       </w:r>
+      <w:proofErr w:type="gramStart"/>
       <w:r>
         <w:rPr>
           <w:rFonts w:ascii="Garamond" w:eastAsia="Garamond" w:hAnsi="Garamond" w:cs="Garamond"/>
@@ -8293,7 +14266,67 @@
           <w:u w:val="single"/>
           <w:lang w:val="es-MX"/>
         </w:rPr>
-        <w:t>{{ CORREO_ALIADO|lower }}</w:t>
+        <w:t xml:space="preserve">{{ </w:t>
+      </w:r>
+      <w:proofErr w:type="spellStart"/>
+      <w:r>
+        <w:rPr>
+          <w:rFonts w:ascii="Garamond" w:eastAsia="Garamond" w:hAnsi="Garamond" w:cs="Garamond"/>
+          <w:color w:val="467886"/>
+          <w:sz w:val="23"/>
+          <w:szCs w:val="23"/>
+          <w:u w:val="single"/>
+          <w:lang w:val="es-MX"/>
+        </w:rPr>
+        <w:t>CORREO</w:t>
+      </w:r>
+      <w:proofErr w:type="gramEnd"/>
+      <w:r>
+        <w:rPr>
+          <w:rFonts w:ascii="Garamond" w:eastAsia="Garamond" w:hAnsi="Garamond" w:cs="Garamond"/>
+          <w:color w:val="467886"/>
+          <w:sz w:val="23"/>
+          <w:szCs w:val="23"/>
+          <w:u w:val="single"/>
+          <w:lang w:val="es-MX"/>
+        </w:rPr>
+        <w:t>_ALIADO|</w:t>
+      </w:r>
+      <w:proofErr w:type="gramStart"/>
+      <w:r>
+        <w:rPr>
+          <w:rFonts w:ascii="Garamond" w:eastAsia="Garamond" w:hAnsi="Garamond" w:cs="Garamond"/>
+          <w:color w:val="467886"/>
+          <w:sz w:val="23"/>
+          <w:szCs w:val="23"/>
+          <w:u w:val="single"/>
+          <w:lang w:val="es-MX"/>
+        </w:rPr>
+        <w:t>lower</w:t>
+      </w:r>
+      <w:proofErr w:type="spellEnd"/>
+      <w:r>
+        <w:rPr>
+          <w:rFonts w:ascii="Garamond" w:eastAsia="Garamond" w:hAnsi="Garamond" w:cs="Garamond"/>
+          <w:color w:val="467886"/>
+          <w:sz w:val="23"/>
+          <w:szCs w:val="23"/>
+          <w:u w:val="single"/>
+          <w:lang w:val="es-MX"/>
+        </w:rPr>
+        <w:t xml:space="preserve"> }</w:t>
+      </w:r>
+      <w:proofErr w:type="gramEnd"/>
+      <w:r>
+        <w:rPr>
+          <w:rFonts w:ascii="Garamond" w:eastAsia="Garamond" w:hAnsi="Garamond" w:cs="Garamond"/>
+          <w:color w:val="467886"/>
+          <w:sz w:val="23"/>
+          <w:szCs w:val="23"/>
+          <w:u w:val="single"/>
+          <w:lang w:val="es-MX"/>
+        </w:rPr>
+        <w:t>}</w:t>
       </w:r>
     </w:p>
     <w:p>
@@ -8351,7 +14384,25 @@
           <w:b/>
           <w:bCs/>
         </w:rPr>
-        <w:t>(viii)</w:t>
+        <w:t>(</w:t>
+      </w:r>
+      <w:proofErr w:type="spellStart"/>
+      <w:r>
+        <w:rPr>
+          <w:rFonts w:ascii="Garamond" w:eastAsia="Garamond" w:hAnsi="Garamond" w:cs="Garamond"/>
+          <w:b/>
+          <w:bCs/>
+        </w:rPr>
+        <w:t>viii</w:t>
+      </w:r>
+      <w:proofErr w:type="spellEnd"/>
+      <w:r>
+        <w:rPr>
+          <w:rFonts w:ascii="Garamond" w:eastAsia="Garamond" w:hAnsi="Garamond" w:cs="Garamond"/>
+          <w:b/>
+          <w:bCs/>
+        </w:rPr>
+        <w:t>)</w:t>
       </w:r>
       <w:r>
         <w:rPr>
@@ -8414,7 +14465,25 @@
           <w:b/>
           <w:bCs/>
         </w:rPr>
-        <w:t xml:space="preserve">(ix) </w:t>
+        <w:t>(</w:t>
+      </w:r>
+      <w:proofErr w:type="spellStart"/>
+      <w:r>
+        <w:rPr>
+          <w:rFonts w:ascii="Garamond" w:eastAsia="Garamond" w:hAnsi="Garamond" w:cs="Garamond"/>
+          <w:b/>
+          <w:bCs/>
+        </w:rPr>
+        <w:t>ix</w:t>
+      </w:r>
+      <w:proofErr w:type="spellEnd"/>
+      <w:r>
+        <w:rPr>
+          <w:rFonts w:ascii="Garamond" w:eastAsia="Garamond" w:hAnsi="Garamond" w:cs="Garamond"/>
+          <w:b/>
+          <w:bCs/>
+        </w:rPr>
+        <w:t xml:space="preserve">) </w:t>
       </w:r>
       <w:r>
         <w:rPr>
@@ -8589,7 +14658,25 @@
           <w:b/>
           <w:bCs/>
         </w:rPr>
-        <w:t xml:space="preserve">(xii) </w:t>
+        <w:t>(</w:t>
+      </w:r>
+      <w:proofErr w:type="spellStart"/>
+      <w:r>
+        <w:rPr>
+          <w:rFonts w:ascii="Garamond" w:eastAsia="Garamond" w:hAnsi="Garamond" w:cs="Garamond"/>
+          <w:b/>
+          <w:bCs/>
+        </w:rPr>
+        <w:t>xii</w:t>
+      </w:r>
+      <w:proofErr w:type="spellEnd"/>
+      <w:r>
+        <w:rPr>
+          <w:rFonts w:ascii="Garamond" w:eastAsia="Garamond" w:hAnsi="Garamond" w:cs="Garamond"/>
+          <w:b/>
+          <w:bCs/>
+        </w:rPr>
+        <w:t xml:space="preserve">) </w:t>
       </w:r>
       <w:r>
         <w:rPr>
@@ -8645,7 +14732,25 @@
           <w:b/>
           <w:bCs/>
         </w:rPr>
-        <w:t xml:space="preserve">(xiii) </w:t>
+        <w:t>(</w:t>
+      </w:r>
+      <w:proofErr w:type="spellStart"/>
+      <w:r>
+        <w:rPr>
+          <w:rFonts w:ascii="Garamond" w:eastAsia="Garamond" w:hAnsi="Garamond" w:cs="Garamond"/>
+          <w:b/>
+          <w:bCs/>
+        </w:rPr>
+        <w:t>xiii</w:t>
+      </w:r>
+      <w:proofErr w:type="spellEnd"/>
+      <w:r>
+        <w:rPr>
+          <w:rFonts w:ascii="Garamond" w:eastAsia="Garamond" w:hAnsi="Garamond" w:cs="Garamond"/>
+          <w:b/>
+          <w:bCs/>
+        </w:rPr>
+        <w:t xml:space="preserve">) </w:t>
       </w:r>
       <w:r>
         <w:rPr>
@@ -8694,7 +14799,25 @@
           <w:b/>
           <w:bCs/>
         </w:rPr>
-        <w:t xml:space="preserve">(xiv) </w:t>
+        <w:t>(</w:t>
+      </w:r>
+      <w:proofErr w:type="spellStart"/>
+      <w:r>
+        <w:rPr>
+          <w:rFonts w:ascii="Garamond" w:eastAsia="Garamond" w:hAnsi="Garamond" w:cs="Garamond"/>
+          <w:b/>
+          <w:bCs/>
+        </w:rPr>
+        <w:t>xiv</w:t>
+      </w:r>
+      <w:proofErr w:type="spellEnd"/>
+      <w:r>
+        <w:rPr>
+          <w:rFonts w:ascii="Garamond" w:eastAsia="Garamond" w:hAnsi="Garamond" w:cs="Garamond"/>
+          <w:b/>
+          <w:bCs/>
+        </w:rPr>
+        <w:t xml:space="preserve">) </w:t>
       </w:r>
       <w:r>
         <w:rPr>
@@ -8743,7 +14866,25 @@
           <w:b/>
           <w:bCs/>
         </w:rPr>
-        <w:t>(xv)</w:t>
+        <w:t>(</w:t>
+      </w:r>
+      <w:proofErr w:type="spellStart"/>
+      <w:r>
+        <w:rPr>
+          <w:rFonts w:ascii="Garamond" w:eastAsia="Garamond" w:hAnsi="Garamond" w:cs="Garamond"/>
+          <w:b/>
+          <w:bCs/>
+        </w:rPr>
+        <w:t>xv</w:t>
+      </w:r>
+      <w:proofErr w:type="spellEnd"/>
+      <w:r>
+        <w:rPr>
+          <w:rFonts w:ascii="Garamond" w:eastAsia="Garamond" w:hAnsi="Garamond" w:cs="Garamond"/>
+          <w:b/>
+          <w:bCs/>
+        </w:rPr>
+        <w:t>)</w:t>
       </w:r>
       <w:r>
         <w:rPr>
@@ -8794,7 +14935,25 @@
           <w:b/>
           <w:bCs/>
         </w:rPr>
-        <w:t>(ii)</w:t>
+        <w:t>(</w:t>
+      </w:r>
+      <w:proofErr w:type="spellStart"/>
+      <w:r>
+        <w:rPr>
+          <w:rFonts w:ascii="Garamond" w:eastAsia="Garamond" w:hAnsi="Garamond" w:cs="Garamond"/>
+          <w:b/>
+          <w:bCs/>
+        </w:rPr>
+        <w:t>ii</w:t>
+      </w:r>
+      <w:proofErr w:type="spellEnd"/>
+      <w:r>
+        <w:rPr>
+          <w:rFonts w:ascii="Garamond" w:eastAsia="Garamond" w:hAnsi="Garamond" w:cs="Garamond"/>
+          <w:b/>
+          <w:bCs/>
+        </w:rPr>
+        <w:t>)</w:t>
       </w:r>
       <w:r>
         <w:rPr>
@@ -8808,7 +14967,25 @@
           <w:b/>
           <w:bCs/>
         </w:rPr>
-        <w:t>(iii)</w:t>
+        <w:t>(</w:t>
+      </w:r>
+      <w:proofErr w:type="spellStart"/>
+      <w:r>
+        <w:rPr>
+          <w:rFonts w:ascii="Garamond" w:eastAsia="Garamond" w:hAnsi="Garamond" w:cs="Garamond"/>
+          <w:b/>
+          <w:bCs/>
+        </w:rPr>
+        <w:t>iii</w:t>
+      </w:r>
+      <w:proofErr w:type="spellEnd"/>
+      <w:r>
+        <w:rPr>
+          <w:rFonts w:ascii="Garamond" w:eastAsia="Garamond" w:hAnsi="Garamond" w:cs="Garamond"/>
+          <w:b/>
+          <w:bCs/>
+        </w:rPr>
+        <w:t>)</w:t>
       </w:r>
       <w:r>
         <w:rPr>
@@ -8883,8 +15060,27 @@
           <w:bCs/>
         </w:rPr>
         <w:lastRenderedPageBreak/>
-        <w:t xml:space="preserve">(xvi) </w:t>
-      </w:r>
+        <w:t>(</w:t>
+      </w:r>
+      <w:proofErr w:type="spellStart"/>
+      <w:r>
+        <w:rPr>
+          <w:rFonts w:ascii="Garamond" w:eastAsia="Garamond" w:hAnsi="Garamond" w:cs="Garamond"/>
+          <w:b/>
+          <w:bCs/>
+        </w:rPr>
+        <w:t>xvi</w:t>
+      </w:r>
+      <w:proofErr w:type="spellEnd"/>
+      <w:r>
+        <w:rPr>
+          <w:rFonts w:ascii="Garamond" w:eastAsia="Garamond" w:hAnsi="Garamond" w:cs="Garamond"/>
+          <w:b/>
+          <w:bCs/>
+        </w:rPr>
+        <w:t xml:space="preserve">) </w:t>
+      </w:r>
+      <w:proofErr w:type="spellStart"/>
       <w:r>
         <w:rPr>
           <w:rFonts w:ascii="Garamond" w:eastAsia="Garamond" w:hAnsi="Garamond" w:cs="Garamond"/>
@@ -8894,6 +15090,7 @@
         </w:rPr>
         <w:t>Sourcing</w:t>
       </w:r>
+      <w:proofErr w:type="spellEnd"/>
       <w:r>
         <w:rPr>
           <w:rFonts w:ascii="Garamond" w:eastAsia="Garamond" w:hAnsi="Garamond" w:cs="Garamond"/>
@@ -8988,7 +15185,25 @@
           <w:b/>
           <w:bCs/>
         </w:rPr>
-        <w:t xml:space="preserve">(xvii) </w:t>
+        <w:t>(</w:t>
+      </w:r>
+      <w:proofErr w:type="spellStart"/>
+      <w:r>
+        <w:rPr>
+          <w:rFonts w:ascii="Garamond" w:eastAsia="Garamond" w:hAnsi="Garamond" w:cs="Garamond"/>
+          <w:b/>
+          <w:bCs/>
+        </w:rPr>
+        <w:t>xvii</w:t>
+      </w:r>
+      <w:proofErr w:type="spellEnd"/>
+      <w:r>
+        <w:rPr>
+          <w:rFonts w:ascii="Garamond" w:eastAsia="Garamond" w:hAnsi="Garamond" w:cs="Garamond"/>
+          <w:b/>
+          <w:bCs/>
+        </w:rPr>
+        <w:t xml:space="preserve">) </w:t>
       </w:r>
       <w:r>
         <w:rPr>
@@ -9037,7 +15252,25 @@
           <w:b/>
           <w:bCs/>
         </w:rPr>
-        <w:t xml:space="preserve">(xviii) </w:t>
+        <w:t>(</w:t>
+      </w:r>
+      <w:proofErr w:type="spellStart"/>
+      <w:r>
+        <w:rPr>
+          <w:rFonts w:ascii="Garamond" w:eastAsia="Garamond" w:hAnsi="Garamond" w:cs="Garamond"/>
+          <w:b/>
+          <w:bCs/>
+        </w:rPr>
+        <w:t>xviii</w:t>
+      </w:r>
+      <w:proofErr w:type="spellEnd"/>
+      <w:r>
+        <w:rPr>
+          <w:rFonts w:ascii="Garamond" w:eastAsia="Garamond" w:hAnsi="Garamond" w:cs="Garamond"/>
+          <w:b/>
+          <w:bCs/>
+        </w:rPr>
+        <w:t xml:space="preserve">) </w:t>
       </w:r>
       <w:r>
         <w:rPr>
@@ -9060,7 +15293,77 @@
         <w:rPr>
           <w:rFonts w:ascii="Garamond" w:eastAsia="Garamond" w:hAnsi="Garamond" w:cs="Garamond"/>
         </w:rPr>
-        <w:t xml:space="preserve">El Aliado Comercial reconoce y acepta que Rappi tendrá el derecho de revisar y auditar el cumplimiento de las obligaciones establecidas en los numerales (xiii), (xiv), (xv), (xvi), (xvii) de la presente Cláusula, para lo cual deberá brindar un aviso previo de al menos 5 (cinco) días hábiles al Aliado Comercial.  En el caso en el que como consecuencia de un proceso de revisión y/o auditoría Rappi encontrare cualquier circunstancia que pudiera derivar en un incumplimiento a los numerales referenciados anteriormente: </w:t>
+        <w:t>El Aliado Comercial reconoce y acepta que Rappi tendrá el derecho de revisar y auditar el cumplimiento de las obligaciones establecidas en los numerales (</w:t>
+      </w:r>
+      <w:proofErr w:type="spellStart"/>
+      <w:r>
+        <w:rPr>
+          <w:rFonts w:ascii="Garamond" w:eastAsia="Garamond" w:hAnsi="Garamond" w:cs="Garamond"/>
+        </w:rPr>
+        <w:t>xiii</w:t>
+      </w:r>
+      <w:proofErr w:type="spellEnd"/>
+      <w:r>
+        <w:rPr>
+          <w:rFonts w:ascii="Garamond" w:eastAsia="Garamond" w:hAnsi="Garamond" w:cs="Garamond"/>
+        </w:rPr>
+        <w:t>), (</w:t>
+      </w:r>
+      <w:proofErr w:type="spellStart"/>
+      <w:r>
+        <w:rPr>
+          <w:rFonts w:ascii="Garamond" w:eastAsia="Garamond" w:hAnsi="Garamond" w:cs="Garamond"/>
+        </w:rPr>
+        <w:t>xiv</w:t>
+      </w:r>
+      <w:proofErr w:type="spellEnd"/>
+      <w:r>
+        <w:rPr>
+          <w:rFonts w:ascii="Garamond" w:eastAsia="Garamond" w:hAnsi="Garamond" w:cs="Garamond"/>
+        </w:rPr>
+        <w:t>), (</w:t>
+      </w:r>
+      <w:proofErr w:type="spellStart"/>
+      <w:r>
+        <w:rPr>
+          <w:rFonts w:ascii="Garamond" w:eastAsia="Garamond" w:hAnsi="Garamond" w:cs="Garamond"/>
+        </w:rPr>
+        <w:t>xv</w:t>
+      </w:r>
+      <w:proofErr w:type="spellEnd"/>
+      <w:r>
+        <w:rPr>
+          <w:rFonts w:ascii="Garamond" w:eastAsia="Garamond" w:hAnsi="Garamond" w:cs="Garamond"/>
+        </w:rPr>
+        <w:t>), (</w:t>
+      </w:r>
+      <w:proofErr w:type="spellStart"/>
+      <w:r>
+        <w:rPr>
+          <w:rFonts w:ascii="Garamond" w:eastAsia="Garamond" w:hAnsi="Garamond" w:cs="Garamond"/>
+        </w:rPr>
+        <w:t>xvi</w:t>
+      </w:r>
+      <w:proofErr w:type="spellEnd"/>
+      <w:r>
+        <w:rPr>
+          <w:rFonts w:ascii="Garamond" w:eastAsia="Garamond" w:hAnsi="Garamond" w:cs="Garamond"/>
+        </w:rPr>
+        <w:t>), (</w:t>
+      </w:r>
+      <w:proofErr w:type="spellStart"/>
+      <w:r>
+        <w:rPr>
+          <w:rFonts w:ascii="Garamond" w:eastAsia="Garamond" w:hAnsi="Garamond" w:cs="Garamond"/>
+        </w:rPr>
+        <w:t>xvii</w:t>
+      </w:r>
+      <w:proofErr w:type="spellEnd"/>
+      <w:r>
+        <w:rPr>
+          <w:rFonts w:ascii="Garamond" w:eastAsia="Garamond" w:hAnsi="Garamond" w:cs="Garamond"/>
+        </w:rPr>
+        <w:t xml:space="preserve">) de la presente Cláusula, para lo cual deberá brindar un aviso previo de al menos 5 (cinco) días hábiles al Aliado Comercial.  En el caso en el que como consecuencia de un proceso de revisión y/o auditoría Rappi encontrare cualquier circunstancia que pudiera derivar en un incumplimiento a los numerales referenciados anteriormente: </w:t>
       </w:r>
       <w:r>
         <w:rPr>
@@ -9126,13 +15429,23 @@
         </w:rPr>
         <w:t xml:space="preserve">En fe de lo expuesto se firma de forma digital conforme al artículo 89 del Código de Comercio para todos los efectos a los que haya lugar el día </w:t>
       </w:r>
-      <w:r>
-        <w:rPr>
-          <w:rFonts w:ascii="Garamond" w:eastAsia="Garamond" w:hAnsi="Garamond" w:cs="Garamond"/>
-          <w:sz w:val="23"/>
-          <w:szCs w:val="23"/>
-        </w:rPr>
-        <w:t>{{ fecha }}.</w:t>
+      <w:proofErr w:type="gramStart"/>
+      <w:r>
+        <w:rPr>
+          <w:rFonts w:ascii="Garamond" w:eastAsia="Garamond" w:hAnsi="Garamond" w:cs="Garamond"/>
+          <w:sz w:val="23"/>
+          <w:szCs w:val="23"/>
+        </w:rPr>
+        <w:t>{{ fecha</w:t>
+      </w:r>
+      <w:proofErr w:type="gramEnd"/>
+      <w:r>
+        <w:rPr>
+          <w:rFonts w:ascii="Garamond" w:eastAsia="Garamond" w:hAnsi="Garamond" w:cs="Garamond"/>
+          <w:sz w:val="23"/>
+          <w:szCs w:val="23"/>
+        </w:rPr>
+        <w:t xml:space="preserve"> }}.</w:t>
       </w:r>
     </w:p>
     <w:p>
@@ -9284,6 +15597,7 @@
                 <w:bCs/>
               </w:rPr>
             </w:pPr>
+            <w:proofErr w:type="gramStart"/>
             <w:r>
               <w:rPr>
                 <w:rFonts w:ascii="Garamond" w:eastAsia="Garamond" w:hAnsi="Garamond" w:cs="Garamond"/>
@@ -9292,7 +15606,18 @@
                 <w:sz w:val="23"/>
                 <w:szCs w:val="23"/>
               </w:rPr>
-              <w:t>{{ RAZÓN_SOCIAL }}</w:t>
+              <w:t>{{ RAZÓN</w:t>
+            </w:r>
+            <w:proofErr w:type="gramEnd"/>
+            <w:r>
+              <w:rPr>
+                <w:rFonts w:ascii="Garamond" w:eastAsia="Garamond" w:hAnsi="Garamond" w:cs="Garamond"/>
+                <w:b/>
+                <w:bCs/>
+                <w:sz w:val="23"/>
+                <w:szCs w:val="23"/>
+              </w:rPr>
+              <w:t>_SOCIAL }}</w:t>
             </w:r>
           </w:p>
         </w:tc>
@@ -9669,6 +15994,7 @@
               </w:rPr>
               <w:t xml:space="preserve"> </w:t>
             </w:r>
+            <w:proofErr w:type="gramStart"/>
             <w:r>
               <w:rPr>
                 <w:rFonts w:ascii="Garamond" w:eastAsia="Garamond" w:hAnsi="Garamond" w:cs="Garamond"/>
@@ -9677,7 +16003,40 @@
                 <w:sz w:val="23"/>
                 <w:szCs w:val="23"/>
               </w:rPr>
-              <w:t>{{ REPRESENTANTE_LEGAL|title }}</w:t>
+              <w:t xml:space="preserve">{{ </w:t>
+            </w:r>
+            <w:proofErr w:type="spellStart"/>
+            <w:r>
+              <w:rPr>
+                <w:rFonts w:ascii="Garamond" w:eastAsia="Garamond" w:hAnsi="Garamond" w:cs="Garamond"/>
+                <w:b/>
+                <w:bCs/>
+                <w:sz w:val="23"/>
+                <w:szCs w:val="23"/>
+              </w:rPr>
+              <w:t>REPRESENTANTE</w:t>
+            </w:r>
+            <w:proofErr w:type="gramEnd"/>
+            <w:r>
+              <w:rPr>
+                <w:rFonts w:ascii="Garamond" w:eastAsia="Garamond" w:hAnsi="Garamond" w:cs="Garamond"/>
+                <w:b/>
+                <w:bCs/>
+                <w:sz w:val="23"/>
+                <w:szCs w:val="23"/>
+              </w:rPr>
+              <w:t>_LEGAL|title</w:t>
+            </w:r>
+            <w:proofErr w:type="spellEnd"/>
+            <w:r>
+              <w:rPr>
+                <w:rFonts w:ascii="Garamond" w:eastAsia="Garamond" w:hAnsi="Garamond" w:cs="Garamond"/>
+                <w:b/>
+                <w:bCs/>
+                <w:sz w:val="23"/>
+                <w:szCs w:val="23"/>
+              </w:rPr>
+              <w:t xml:space="preserve"> }}</w:t>
             </w:r>
           </w:p>
         </w:tc>

--- a/formatos/New_draft/acuerdo_con_ads_juridica.docx
+++ b/formatos/New_draft/acuerdo_con_ads_juridica.docx
@@ -8412,92 +8412,14 @@
           <w:sz w:val="23"/>
           <w:szCs w:val="23"/>
           <w:u w:val="single"/>
-          <w:lang w:val="es-MX"/>
-        </w:rPr>
-        <w:t xml:space="preserve">CLÁUSULA </w:t>
-      </w:r>
-      <w:proofErr w:type="gramStart"/>
-      <w:r>
-        <w:rPr>
-          <w:rFonts w:ascii="Garamond" w:eastAsia="Garamond" w:hAnsi="Garamond" w:cs="Garamond"/>
-          <w:b/>
-          <w:bCs/>
-          <w:sz w:val="23"/>
-          <w:szCs w:val="23"/>
-          <w:u w:val="single"/>
-          <w:lang w:val="es-MX"/>
-        </w:rPr>
-        <w:t xml:space="preserve">{{ </w:t>
-      </w:r>
-      <w:proofErr w:type="spellStart"/>
-      <w:r>
-        <w:rPr>
-          <w:rFonts w:ascii="Garamond" w:eastAsia="Garamond" w:hAnsi="Garamond" w:cs="Garamond"/>
-          <w:b/>
-          <w:bCs/>
-          <w:sz w:val="23"/>
-          <w:szCs w:val="23"/>
-          <w:u w:val="single"/>
-          <w:lang w:val="es-MX"/>
-        </w:rPr>
-        <w:t>NUM</w:t>
-      </w:r>
-      <w:proofErr w:type="gramEnd"/>
-      <w:r>
-        <w:rPr>
-          <w:rFonts w:ascii="Garamond" w:eastAsia="Garamond" w:hAnsi="Garamond" w:cs="Garamond"/>
-          <w:b/>
-          <w:bCs/>
-          <w:sz w:val="23"/>
-          <w:szCs w:val="23"/>
-          <w:u w:val="single"/>
-          <w:lang w:val="es-MX"/>
-        </w:rPr>
-        <w:t>_SEMI_EXCLUSIVIDAD|</w:t>
-      </w:r>
-      <w:proofErr w:type="gramStart"/>
-      <w:r>
-        <w:rPr>
-          <w:rFonts w:ascii="Garamond" w:eastAsia="Garamond" w:hAnsi="Garamond" w:cs="Garamond"/>
-          <w:b/>
-          <w:bCs/>
-          <w:sz w:val="23"/>
-          <w:szCs w:val="23"/>
-          <w:u w:val="single"/>
-          <w:lang w:val="es-MX"/>
-        </w:rPr>
-        <w:t>upper</w:t>
-      </w:r>
-      <w:proofErr w:type="spellEnd"/>
-      <w:r>
-        <w:rPr>
-          <w:rFonts w:ascii="Garamond" w:eastAsia="Garamond" w:hAnsi="Garamond" w:cs="Garamond"/>
-          <w:b/>
-          <w:bCs/>
-          <w:sz w:val="23"/>
-          <w:szCs w:val="23"/>
-          <w:u w:val="single"/>
-          <w:lang w:val="es-MX"/>
-        </w:rPr>
-        <w:t xml:space="preserve"> }</w:t>
-      </w:r>
-      <w:proofErr w:type="gramEnd"/>
-      <w:r>
-        <w:rPr>
-          <w:rFonts w:ascii="Garamond" w:eastAsia="Garamond" w:hAnsi="Garamond" w:cs="Garamond"/>
-          <w:b/>
-          <w:bCs/>
-          <w:sz w:val="23"/>
-          <w:szCs w:val="23"/>
-          <w:u w:val="single"/>
-          <w:lang w:val="es-MX"/>
-        </w:rPr>
-        <w:t>}. - Semi Exclusividad.</w:t>
-      </w:r>
-      <w:r>
-        <w:rPr>
-          <w:rFonts w:ascii="Garamond" w:eastAsia="Garamond" w:hAnsi="Garamond" w:cs="Garamond"/>
-          <w:lang w:val="es-MX"/>
+          <w:lang w:val="pt-PT"/>
+        </w:rPr>
+        <w:t>CLÁUSULA {{ NUM_SEMI_EXCLUSIVIDAD|upper }}. - Semi Exclusividad.</w:t>
+      </w:r>
+      <w:r>
+        <w:rPr>
+          <w:rFonts w:ascii="Garamond" w:eastAsia="Garamond" w:hAnsi="Garamond" w:cs="Garamond"/>
+          <w:lang w:val="pt-PT"/>
         </w:rPr>
         <w:t xml:space="preserve"> </w:t>
       </w:r>
@@ -14608,7 +14530,76 @@
           <w:bCs/>
           <w:u w:val="single"/>
         </w:rPr>
-        <w:t>Ley Aplicable y Domicilio Contractual</w:t>
+        <w:t>Ley Aplicable y Resolución de Conflictos.</w:t>
+      </w:r>
+      <w:r>
+        <w:rPr>
+          <w:rFonts w:ascii="Garamond" w:eastAsia="Garamond" w:hAnsi="Garamond" w:cs="Garamond"/>
+          <w:b/>
+          <w:bCs/>
+        </w:rPr>
+        <w:t xml:space="preserve"> </w:t>
+      </w:r>
+      <w:r>
+        <w:rPr>
+          <w:rFonts w:ascii="Garamond" w:eastAsia="Garamond" w:hAnsi="Garamond" w:cs="Garamond"/>
+        </w:rPr>
+        <w:t>Para la interpretación, cumplimiento y ejecución del presente contrato, las Partes se someten a las leyes vigentes en los Estados Unidos Mexicanos y a la jurisdicción de los tribunales competentes de la Ciudad de México, renunciando expresa e irrevocablemente a cualquier otro fuero que pudiera corresponderles por razón de sus domicilios presentes o futuros, o por cualquier otra causa.</w:t>
+      </w:r>
+    </w:p>
+    <w:p>
+      <w:pPr>
+        <w:ind w:left="720"/>
+        <w:jc w:val="both"/>
+        <w:rPr>
+          <w:rFonts w:ascii="Garamond" w:eastAsia="Garamond" w:hAnsi="Garamond" w:cs="Garamond"/>
+          <w:b/>
+          <w:bCs/>
+        </w:rPr>
+      </w:pPr>
+    </w:p>
+    <w:p>
+      <w:pPr>
+        <w:ind w:left="720"/>
+        <w:jc w:val="both"/>
+        <w:rPr>
+          <w:rFonts w:ascii="Garamond" w:eastAsia="Garamond" w:hAnsi="Garamond" w:cs="Garamond"/>
+        </w:rPr>
+      </w:pPr>
+      <w:r>
+        <w:rPr>
+          <w:rFonts w:ascii="Garamond" w:eastAsia="Garamond" w:hAnsi="Garamond" w:cs="Garamond"/>
+          <w:b/>
+          <w:bCs/>
+        </w:rPr>
+        <w:t>(</w:t>
+      </w:r>
+      <w:proofErr w:type="spellStart"/>
+      <w:r>
+        <w:rPr>
+          <w:rFonts w:ascii="Garamond" w:eastAsia="Garamond" w:hAnsi="Garamond" w:cs="Garamond"/>
+          <w:b/>
+          <w:bCs/>
+        </w:rPr>
+        <w:t>xii</w:t>
+      </w:r>
+      <w:proofErr w:type="spellEnd"/>
+      <w:r>
+        <w:rPr>
+          <w:rFonts w:ascii="Garamond" w:eastAsia="Garamond" w:hAnsi="Garamond" w:cs="Garamond"/>
+          <w:b/>
+          <w:bCs/>
+        </w:rPr>
+        <w:t xml:space="preserve">) </w:t>
+      </w:r>
+      <w:r>
+        <w:rPr>
+          <w:rFonts w:ascii="Garamond" w:eastAsia="Garamond" w:hAnsi="Garamond" w:cs="Garamond"/>
+          <w:b/>
+          <w:bCs/>
+          <w:u w:val="single"/>
+        </w:rPr>
+        <w:t>Autorización</w:t>
       </w:r>
       <w:r>
         <w:rPr>
@@ -14622,16 +14613,342 @@
         <w:rPr>
           <w:rFonts w:ascii="Garamond" w:eastAsia="Garamond" w:hAnsi="Garamond" w:cs="Garamond"/>
         </w:rPr>
-        <w:t>Para la interpretación y cumplimiento del presente Acuerdo de Cooperación, las Partes se someten a las leyes de los Estados Unidos Mexicanos. Para todos los efectos legales el domicilio contractual será la Ciudad de México, renunciando expresamente a cualquier otra jurisdicción que pudiera corresponderles en razón de sus domicilios presentes o futuros. No obstante, lo anterior, se aclara que para efectos tributarios el domicilio contractual corresponderá al municipio desde donde comercialice los Productos el Aliado Comercial.</w:t>
-      </w:r>
-      <w:r>
-        <w:rPr>
-          <w:rFonts w:ascii="Garamond" w:eastAsia="Garamond" w:hAnsi="Garamond" w:cs="Garamond"/>
-          <w:b/>
-          <w:bCs/>
+        <w:t xml:space="preserve">En caso de incumplimiento por parte del Aliado Comercial de alguna de las disposiciones del presente Acuerdo de Cooperación, el Aliado Comercial autoriza expresamente a Rappi para ejecutar las penalidades y liquidar cualquier adeudo que se tuviere a la fecha, </w:t>
+      </w:r>
+      <w:r>
+        <w:rPr>
+          <w:rFonts w:ascii="Garamond" w:eastAsia="Garamond" w:hAnsi="Garamond" w:cs="Garamond"/>
+        </w:rPr>
+        <w:lastRenderedPageBreak/>
+        <w:t xml:space="preserve">reteniendo para tal efecto las cantidades correspondientes de las ventas semanales de Productos a través de la Plataforma Rappi. </w:t>
+      </w:r>
+    </w:p>
+    <w:p>
+      <w:pPr>
+        <w:ind w:left="720"/>
+        <w:jc w:val="both"/>
+        <w:rPr>
+          <w:rFonts w:ascii="Garamond" w:eastAsia="Garamond" w:hAnsi="Garamond" w:cs="Garamond"/>
+        </w:rPr>
+      </w:pPr>
+    </w:p>
+    <w:p>
+      <w:pPr>
+        <w:ind w:left="720"/>
+        <w:jc w:val="both"/>
+        <w:rPr>
+          <w:rFonts w:ascii="Garamond" w:eastAsia="Garamond" w:hAnsi="Garamond" w:cs="Garamond"/>
+        </w:rPr>
+      </w:pPr>
+      <w:r>
+        <w:rPr>
+          <w:rFonts w:ascii="Garamond" w:eastAsia="Garamond" w:hAnsi="Garamond" w:cs="Garamond"/>
+          <w:b/>
+          <w:bCs/>
+        </w:rPr>
+        <w:t>(</w:t>
+      </w:r>
+      <w:proofErr w:type="spellStart"/>
+      <w:r>
+        <w:rPr>
+          <w:rFonts w:ascii="Garamond" w:eastAsia="Garamond" w:hAnsi="Garamond" w:cs="Garamond"/>
+          <w:b/>
+          <w:bCs/>
+        </w:rPr>
+        <w:t>xiii</w:t>
+      </w:r>
+      <w:proofErr w:type="spellEnd"/>
+      <w:r>
+        <w:rPr>
+          <w:rFonts w:ascii="Garamond" w:eastAsia="Garamond" w:hAnsi="Garamond" w:cs="Garamond"/>
+          <w:b/>
+          <w:bCs/>
+        </w:rPr>
+        <w:t xml:space="preserve">) </w:t>
+      </w:r>
+      <w:r>
+        <w:rPr>
+          <w:rFonts w:ascii="Garamond" w:eastAsia="Garamond" w:hAnsi="Garamond" w:cs="Garamond"/>
+          <w:b/>
+          <w:bCs/>
+          <w:u w:val="single"/>
+        </w:rPr>
+        <w:t>Declaración de Origen de Fondos y Financiación del Terrorismo</w:t>
+      </w:r>
+      <w:r>
+        <w:rPr>
+          <w:rFonts w:ascii="Garamond" w:eastAsia="Garamond" w:hAnsi="Garamond" w:cs="Garamond"/>
+          <w:b/>
+          <w:bCs/>
+        </w:rPr>
+        <w:t xml:space="preserve">. </w:t>
+      </w:r>
+      <w:r>
+        <w:rPr>
+          <w:rFonts w:ascii="Garamond" w:eastAsia="Garamond" w:hAnsi="Garamond" w:cs="Garamond"/>
+        </w:rPr>
+        <w:t xml:space="preserve">Las Partes declaran que sus ingresos provienen de actividades lícitas, que no se encuentran incluidas en listas para el control de lavado de activos y financiación del terrorismo, administradas por cualquier autoridad nacional o extranjera, y que, en consecuencia, se obligan a responder por todos los daños y/o perjuicios que llegasen a causar como consecuencia de esta afirmación. Conforme a lo anterior, cualquiera de las Partes podrá terminar el presente Acuerdo de Cooperación en el caso en el que la otra Parte sea incluida en la lista de la Oficina de Control de Activos en el Exterior – OFAC emitida por la Oficina del Tesoro de los Estados Unidos de Norte América, la lista de la Organización de las Naciones Unidas y otras listas públicas relacionadas con el tema de lavado de activos y financiación del terrorismo. </w:t>
+      </w:r>
+    </w:p>
+    <w:p>
+      <w:pPr>
+        <w:ind w:left="720"/>
+        <w:jc w:val="both"/>
+        <w:rPr>
+          <w:rFonts w:ascii="Garamond" w:eastAsia="Garamond" w:hAnsi="Garamond" w:cs="Garamond"/>
+        </w:rPr>
+      </w:pPr>
+    </w:p>
+    <w:p>
+      <w:pPr>
+        <w:ind w:left="720"/>
+        <w:jc w:val="both"/>
+        <w:rPr>
+          <w:rFonts w:ascii="Garamond" w:eastAsia="Garamond" w:hAnsi="Garamond" w:cs="Garamond"/>
+        </w:rPr>
+      </w:pPr>
+      <w:r>
+        <w:rPr>
+          <w:rFonts w:ascii="Garamond" w:eastAsia="Garamond" w:hAnsi="Garamond" w:cs="Garamond"/>
+          <w:b/>
+          <w:bCs/>
+        </w:rPr>
+        <w:t>(</w:t>
+      </w:r>
+      <w:proofErr w:type="spellStart"/>
+      <w:r>
+        <w:rPr>
+          <w:rFonts w:ascii="Garamond" w:eastAsia="Garamond" w:hAnsi="Garamond" w:cs="Garamond"/>
+          <w:b/>
+          <w:bCs/>
+        </w:rPr>
+        <w:t>xiv</w:t>
+      </w:r>
+      <w:proofErr w:type="spellEnd"/>
+      <w:r>
+        <w:rPr>
+          <w:rFonts w:ascii="Garamond" w:eastAsia="Garamond" w:hAnsi="Garamond" w:cs="Garamond"/>
+          <w:b/>
+          <w:bCs/>
+        </w:rPr>
+        <w:t xml:space="preserve">) </w:t>
+      </w:r>
+      <w:r>
+        <w:rPr>
+          <w:rFonts w:ascii="Garamond" w:eastAsia="Garamond" w:hAnsi="Garamond" w:cs="Garamond"/>
+          <w:b/>
+          <w:bCs/>
+          <w:u w:val="single"/>
+        </w:rPr>
+        <w:t>Política de Gestión y Código de Ética</w:t>
+      </w:r>
+      <w:r>
+        <w:rPr>
+          <w:rFonts w:ascii="Garamond" w:eastAsia="Garamond" w:hAnsi="Garamond" w:cs="Garamond"/>
+          <w:b/>
+          <w:bCs/>
+        </w:rPr>
+        <w:t>.</w:t>
+      </w:r>
+      <w:r>
+        <w:rPr>
+          <w:rFonts w:ascii="Garamond" w:eastAsia="Garamond" w:hAnsi="Garamond" w:cs="Garamond"/>
+        </w:rPr>
+        <w:t xml:space="preserve"> El Aliado Comercial acepta conocer y cumplir la Política de Gestión para la Prevención y Control del Riesgo de Lavado de Activos y de la Financiación del Terrorismo y el Código de Ética de Rappi. </w:t>
+      </w:r>
+    </w:p>
+    <w:p>
+      <w:pPr>
+        <w:ind w:left="720"/>
+        <w:jc w:val="both"/>
+        <w:rPr>
+          <w:rFonts w:ascii="Garamond" w:eastAsia="Garamond" w:hAnsi="Garamond" w:cs="Garamond"/>
+        </w:rPr>
+      </w:pPr>
+    </w:p>
+    <w:p>
+      <w:pPr>
+        <w:ind w:left="720"/>
+        <w:jc w:val="both"/>
+        <w:rPr>
+          <w:rFonts w:ascii="Garamond" w:eastAsia="Garamond" w:hAnsi="Garamond" w:cs="Garamond"/>
+        </w:rPr>
+      </w:pPr>
+      <w:r>
+        <w:rPr>
+          <w:rFonts w:ascii="Garamond" w:eastAsia="Garamond" w:hAnsi="Garamond" w:cs="Garamond"/>
+          <w:b/>
+          <w:bCs/>
+        </w:rPr>
+        <w:t>(</w:t>
+      </w:r>
+      <w:proofErr w:type="spellStart"/>
+      <w:r>
+        <w:rPr>
+          <w:rFonts w:ascii="Garamond" w:eastAsia="Garamond" w:hAnsi="Garamond" w:cs="Garamond"/>
+          <w:b/>
+          <w:bCs/>
+        </w:rPr>
+        <w:t>xv</w:t>
+      </w:r>
+      <w:proofErr w:type="spellEnd"/>
+      <w:r>
+        <w:rPr>
+          <w:rFonts w:ascii="Garamond" w:eastAsia="Garamond" w:hAnsi="Garamond" w:cs="Garamond"/>
+          <w:b/>
+          <w:bCs/>
+        </w:rPr>
+        <w:t>)</w:t>
+      </w:r>
+      <w:r>
+        <w:rPr>
+          <w:rFonts w:ascii="Garamond" w:eastAsia="Garamond" w:hAnsi="Garamond" w:cs="Garamond"/>
         </w:rPr>
         <w:t xml:space="preserve"> </w:t>
       </w:r>
+      <w:r>
+        <w:rPr>
+          <w:rFonts w:ascii="Garamond" w:eastAsia="Garamond" w:hAnsi="Garamond" w:cs="Garamond"/>
+          <w:b/>
+          <w:bCs/>
+          <w:u w:val="single"/>
+        </w:rPr>
+        <w:t>Ética en los Negocios y Anticorrupción</w:t>
+      </w:r>
+      <w:r>
+        <w:rPr>
+          <w:rFonts w:ascii="Garamond" w:eastAsia="Garamond" w:hAnsi="Garamond" w:cs="Garamond"/>
+          <w:b/>
+          <w:bCs/>
+        </w:rPr>
+        <w:t xml:space="preserve">. </w:t>
+      </w:r>
+      <w:r>
+        <w:rPr>
+          <w:rFonts w:ascii="Garamond" w:eastAsia="Garamond" w:hAnsi="Garamond" w:cs="Garamond"/>
+        </w:rPr>
+        <w:t xml:space="preserve">Las Partes se comprometen a implementar mecanismos de control interno con el fin de evitar que se presenten actos de corrupción en las negociaciones que se lleven a cabo. De acuerdo con lo anterior, las Partes se obligan a no recibir ni ofrecer, directa o indirectamente, de y a los empleados, administradores, o subordinados de la otra Parte: </w:t>
+      </w:r>
+      <w:r>
+        <w:rPr>
+          <w:rFonts w:ascii="Garamond" w:eastAsia="Garamond" w:hAnsi="Garamond" w:cs="Garamond"/>
+          <w:b/>
+          <w:bCs/>
+        </w:rPr>
+        <w:t>(i)</w:t>
+      </w:r>
+      <w:r>
+        <w:rPr>
+          <w:rFonts w:ascii="Garamond" w:eastAsia="Garamond" w:hAnsi="Garamond" w:cs="Garamond"/>
+        </w:rPr>
+        <w:t xml:space="preserve"> sumas de dinero, </w:t>
+      </w:r>
+      <w:r>
+        <w:rPr>
+          <w:rFonts w:ascii="Garamond" w:eastAsia="Garamond" w:hAnsi="Garamond" w:cs="Garamond"/>
+          <w:b/>
+          <w:bCs/>
+        </w:rPr>
+        <w:t>(</w:t>
+      </w:r>
+      <w:proofErr w:type="spellStart"/>
+      <w:r>
+        <w:rPr>
+          <w:rFonts w:ascii="Garamond" w:eastAsia="Garamond" w:hAnsi="Garamond" w:cs="Garamond"/>
+          <w:b/>
+          <w:bCs/>
+        </w:rPr>
+        <w:t>ii</w:t>
+      </w:r>
+      <w:proofErr w:type="spellEnd"/>
+      <w:r>
+        <w:rPr>
+          <w:rFonts w:ascii="Garamond" w:eastAsia="Garamond" w:hAnsi="Garamond" w:cs="Garamond"/>
+          <w:b/>
+          <w:bCs/>
+        </w:rPr>
+        <w:t>)</w:t>
+      </w:r>
+      <w:r>
+        <w:rPr>
+          <w:rFonts w:ascii="Garamond" w:eastAsia="Garamond" w:hAnsi="Garamond" w:cs="Garamond"/>
+        </w:rPr>
+        <w:t xml:space="preserve"> cualquier objeto de valor pecuniario; u </w:t>
+      </w:r>
+      <w:r>
+        <w:rPr>
+          <w:rFonts w:ascii="Garamond" w:eastAsia="Garamond" w:hAnsi="Garamond" w:cs="Garamond"/>
+          <w:b/>
+          <w:bCs/>
+        </w:rPr>
+        <w:t>(</w:t>
+      </w:r>
+      <w:proofErr w:type="spellStart"/>
+      <w:r>
+        <w:rPr>
+          <w:rFonts w:ascii="Garamond" w:eastAsia="Garamond" w:hAnsi="Garamond" w:cs="Garamond"/>
+          <w:b/>
+          <w:bCs/>
+        </w:rPr>
+        <w:t>iii</w:t>
+      </w:r>
+      <w:proofErr w:type="spellEnd"/>
+      <w:r>
+        <w:rPr>
+          <w:rFonts w:ascii="Garamond" w:eastAsia="Garamond" w:hAnsi="Garamond" w:cs="Garamond"/>
+          <w:b/>
+          <w:bCs/>
+        </w:rPr>
+        <w:t>)</w:t>
+      </w:r>
+      <w:r>
+        <w:rPr>
+          <w:rFonts w:ascii="Garamond" w:eastAsia="Garamond" w:hAnsi="Garamond" w:cs="Garamond"/>
+        </w:rPr>
+        <w:t xml:space="preserve"> otro beneficio o utilidad, a cambio de:</w:t>
+      </w:r>
+      <w:r>
+        <w:rPr>
+          <w:rFonts w:ascii="Garamond" w:eastAsia="Garamond" w:hAnsi="Garamond" w:cs="Garamond"/>
+          <w:b/>
+          <w:bCs/>
+        </w:rPr>
+        <w:t xml:space="preserve"> (a) </w:t>
+      </w:r>
+      <w:r>
+        <w:rPr>
+          <w:rFonts w:ascii="Garamond" w:eastAsia="Garamond" w:hAnsi="Garamond" w:cs="Garamond"/>
+        </w:rPr>
+        <w:t xml:space="preserve">realizar; </w:t>
+      </w:r>
+      <w:r>
+        <w:rPr>
+          <w:rFonts w:ascii="Garamond" w:eastAsia="Garamond" w:hAnsi="Garamond" w:cs="Garamond"/>
+          <w:b/>
+          <w:bCs/>
+        </w:rPr>
+        <w:t>(b)</w:t>
+      </w:r>
+      <w:r>
+        <w:rPr>
+          <w:rFonts w:ascii="Garamond" w:eastAsia="Garamond" w:hAnsi="Garamond" w:cs="Garamond"/>
+        </w:rPr>
+        <w:t xml:space="preserve"> omitir; o </w:t>
+      </w:r>
+      <w:r>
+        <w:rPr>
+          <w:rFonts w:ascii="Garamond" w:eastAsia="Garamond" w:hAnsi="Garamond" w:cs="Garamond"/>
+          <w:b/>
+          <w:bCs/>
+        </w:rPr>
+        <w:t>(c)</w:t>
+      </w:r>
+      <w:r>
+        <w:rPr>
+          <w:rFonts w:ascii="Garamond" w:eastAsia="Garamond" w:hAnsi="Garamond" w:cs="Garamond"/>
+        </w:rPr>
+        <w:t xml:space="preserve"> retardar, cualquier acto relacionado con el ejercicio de sus funciones. Las Partes declaran y garantizan que tanto ellas como sus funcionarios, empleados, directivos,  o subcontratistas cumplen la Ley Aplicable en materia de anticorrupción, incluyendo, pero sin limitarse a la Ley General de Responsabilidades Administrativas, la Ley sobre Prácticas Corruptas en el Extranjero de EE.UU. de 1977, la Ley sobre Sobornos del Reino Unido de 2010 o aquellas que la modifiquen, subroguen, reglamenten o desarrollen, así como aquellas regulaciones nacionales e internacionales relativas a la prevención del fraude, el soborno, la corrupción, el lavado de dinero y el terrorismo. Igualmente, las Partes declaran y garantizan que ni ellas ni sus funcionarios, empleados, directivos, o subcontratistas son objeto de investigaciones, acusaciones o procesos relativos a la violación de la Ley Aplicable en materia de anticorrupción ni han sido objeto de sanciones penales, disciplinarias o contractuales derivadas de la violación de tal Ley Aplicable. Las Partes se obligan a cumplir la Ley Aplicable en materia de anticorrupción y declaran que cualquier incumplimiento constituye una violación al presente Acuerdo de Cooperación, que da derecho exclusivo a la otra Parte de terminar el presente Acuerdo de Cooperación.    Igualmente, cada Parte se obliga a notificar a la otra Parte cualquier notificación asociada a una investigación, procedimiento, sanción o similar, iniciado en su contra o en contra de cualquiera de sus funcionarios, empleados, directivos, o subcontratistas, dentro de las 24 (veinticuatro) horas siguientes a la fecha en la que tenga conocimiento de la notificación de la investigación. </w:t>
+      </w:r>
     </w:p>
     <w:p>
       <w:pPr>
@@ -14639,8 +14956,6 @@
         <w:jc w:val="both"/>
         <w:rPr>
           <w:rFonts w:ascii="Garamond" w:eastAsia="Garamond" w:hAnsi="Garamond" w:cs="Garamond"/>
-          <w:b/>
-          <w:bCs/>
         </w:rPr>
       </w:pPr>
     </w:p>
@@ -14667,7 +14982,7 @@
           <w:b/>
           <w:bCs/>
         </w:rPr>
-        <w:t>xii</w:t>
+        <w:t>xvi</w:t>
       </w:r>
       <w:proofErr w:type="spellEnd"/>
       <w:r>
@@ -14678,15 +14993,17 @@
         </w:rPr>
         <w:t xml:space="preserve">) </w:t>
       </w:r>
-      <w:r>
-        <w:rPr>
-          <w:rFonts w:ascii="Garamond" w:eastAsia="Garamond" w:hAnsi="Garamond" w:cs="Garamond"/>
-          <w:b/>
-          <w:bCs/>
-          <w:u w:val="single"/>
-        </w:rPr>
-        <w:t>Autorización</w:t>
-      </w:r>
+      <w:proofErr w:type="spellStart"/>
+      <w:r>
+        <w:rPr>
+          <w:rFonts w:ascii="Garamond" w:eastAsia="Garamond" w:hAnsi="Garamond" w:cs="Garamond"/>
+          <w:b/>
+          <w:bCs/>
+          <w:u w:val="single"/>
+        </w:rPr>
+        <w:t>Sourcing</w:t>
+      </w:r>
+      <w:proofErr w:type="spellEnd"/>
       <w:r>
         <w:rPr>
           <w:rFonts w:ascii="Garamond" w:eastAsia="Garamond" w:hAnsi="Garamond" w:cs="Garamond"/>
@@ -14699,425 +15016,28 @@
         <w:rPr>
           <w:rFonts w:ascii="Garamond" w:eastAsia="Garamond" w:hAnsi="Garamond" w:cs="Garamond"/>
         </w:rPr>
-        <w:t xml:space="preserve">En caso de incumplimiento por parte del Aliado Comercial de alguna de las </w:t>
+        <w:t xml:space="preserve">El Aliado Comercial se compromete a no tener ni mantener una relación comercial con un proveedor que incumpla con la Ley Aplicable con relación a: </w:t>
+      </w:r>
+      <w:r>
+        <w:rPr>
+          <w:rFonts w:ascii="Garamond" w:eastAsia="Garamond" w:hAnsi="Garamond" w:cs="Garamond"/>
+          <w:b/>
+          <w:bCs/>
+        </w:rPr>
+        <w:t>(a)</w:t>
+      </w:r>
+      <w:r>
+        <w:rPr>
+          <w:rFonts w:ascii="Garamond" w:eastAsia="Garamond" w:hAnsi="Garamond" w:cs="Garamond"/>
+        </w:rPr>
+        <w:t xml:space="preserve"> la </w:t>
       </w:r>
       <w:r>
         <w:rPr>
           <w:rFonts w:ascii="Garamond" w:eastAsia="Garamond" w:hAnsi="Garamond" w:cs="Garamond"/>
         </w:rPr>
         <w:lastRenderedPageBreak/>
-        <w:t xml:space="preserve">disposiciones del presente Acuerdo de Cooperación, el Aliado Comercial autoriza expresamente a Rappi para ejecutar las penalidades y liquidar cualquier adeudo que se tuviere a la fecha, reteniendo para tal efecto las cantidades correspondientes de las ventas semanales de Productos a través de la Plataforma Rappi. </w:t>
-      </w:r>
-    </w:p>
-    <w:p>
-      <w:pPr>
-        <w:ind w:left="720"/>
-        <w:jc w:val="both"/>
-        <w:rPr>
-          <w:rFonts w:ascii="Garamond" w:eastAsia="Garamond" w:hAnsi="Garamond" w:cs="Garamond"/>
-        </w:rPr>
-      </w:pPr>
-    </w:p>
-    <w:p>
-      <w:pPr>
-        <w:ind w:left="720"/>
-        <w:jc w:val="both"/>
-        <w:rPr>
-          <w:rFonts w:ascii="Garamond" w:eastAsia="Garamond" w:hAnsi="Garamond" w:cs="Garamond"/>
-        </w:rPr>
-      </w:pPr>
-      <w:r>
-        <w:rPr>
-          <w:rFonts w:ascii="Garamond" w:eastAsia="Garamond" w:hAnsi="Garamond" w:cs="Garamond"/>
-          <w:b/>
-          <w:bCs/>
-        </w:rPr>
-        <w:t>(</w:t>
-      </w:r>
-      <w:proofErr w:type="spellStart"/>
-      <w:r>
-        <w:rPr>
-          <w:rFonts w:ascii="Garamond" w:eastAsia="Garamond" w:hAnsi="Garamond" w:cs="Garamond"/>
-          <w:b/>
-          <w:bCs/>
-        </w:rPr>
-        <w:t>xiii</w:t>
-      </w:r>
-      <w:proofErr w:type="spellEnd"/>
-      <w:r>
-        <w:rPr>
-          <w:rFonts w:ascii="Garamond" w:eastAsia="Garamond" w:hAnsi="Garamond" w:cs="Garamond"/>
-          <w:b/>
-          <w:bCs/>
-        </w:rPr>
-        <w:t xml:space="preserve">) </w:t>
-      </w:r>
-      <w:r>
-        <w:rPr>
-          <w:rFonts w:ascii="Garamond" w:eastAsia="Garamond" w:hAnsi="Garamond" w:cs="Garamond"/>
-          <w:b/>
-          <w:bCs/>
-          <w:u w:val="single"/>
-        </w:rPr>
-        <w:t>Declaración de Origen de Fondos y Financiación del Terrorismo</w:t>
-      </w:r>
-      <w:r>
-        <w:rPr>
-          <w:rFonts w:ascii="Garamond" w:eastAsia="Garamond" w:hAnsi="Garamond" w:cs="Garamond"/>
-          <w:b/>
-          <w:bCs/>
-        </w:rPr>
-        <w:t xml:space="preserve">. </w:t>
-      </w:r>
-      <w:r>
-        <w:rPr>
-          <w:rFonts w:ascii="Garamond" w:eastAsia="Garamond" w:hAnsi="Garamond" w:cs="Garamond"/>
-        </w:rPr>
-        <w:t xml:space="preserve">Las Partes declaran que sus ingresos provienen de actividades lícitas, que no se encuentran incluidas en listas para el control de lavado de activos y financiación del terrorismo, administradas por cualquier autoridad nacional o extranjera, y que, en consecuencia, se obligan a responder por todos los daños y/o perjuicios que llegasen a causar como consecuencia de esta afirmación. Conforme a lo anterior, cualquiera de las Partes podrá terminar el presente Acuerdo de Cooperación en el caso en el que la otra Parte sea incluida en la lista de la Oficina de Control de Activos en el Exterior – OFAC emitida por la Oficina del Tesoro de los Estados Unidos de Norte América, la lista de la Organización de las Naciones Unidas y otras listas públicas relacionadas con el tema de lavado de activos y financiación del terrorismo. </w:t>
-      </w:r>
-    </w:p>
-    <w:p>
-      <w:pPr>
-        <w:ind w:left="720"/>
-        <w:jc w:val="both"/>
-        <w:rPr>
-          <w:rFonts w:ascii="Garamond" w:eastAsia="Garamond" w:hAnsi="Garamond" w:cs="Garamond"/>
-        </w:rPr>
-      </w:pPr>
-    </w:p>
-    <w:p>
-      <w:pPr>
-        <w:ind w:left="720"/>
-        <w:jc w:val="both"/>
-        <w:rPr>
-          <w:rFonts w:ascii="Garamond" w:eastAsia="Garamond" w:hAnsi="Garamond" w:cs="Garamond"/>
-        </w:rPr>
-      </w:pPr>
-      <w:r>
-        <w:rPr>
-          <w:rFonts w:ascii="Garamond" w:eastAsia="Garamond" w:hAnsi="Garamond" w:cs="Garamond"/>
-          <w:b/>
-          <w:bCs/>
-        </w:rPr>
-        <w:t>(</w:t>
-      </w:r>
-      <w:proofErr w:type="spellStart"/>
-      <w:r>
-        <w:rPr>
-          <w:rFonts w:ascii="Garamond" w:eastAsia="Garamond" w:hAnsi="Garamond" w:cs="Garamond"/>
-          <w:b/>
-          <w:bCs/>
-        </w:rPr>
-        <w:t>xiv</w:t>
-      </w:r>
-      <w:proofErr w:type="spellEnd"/>
-      <w:r>
-        <w:rPr>
-          <w:rFonts w:ascii="Garamond" w:eastAsia="Garamond" w:hAnsi="Garamond" w:cs="Garamond"/>
-          <w:b/>
-          <w:bCs/>
-        </w:rPr>
-        <w:t xml:space="preserve">) </w:t>
-      </w:r>
-      <w:r>
-        <w:rPr>
-          <w:rFonts w:ascii="Garamond" w:eastAsia="Garamond" w:hAnsi="Garamond" w:cs="Garamond"/>
-          <w:b/>
-          <w:bCs/>
-          <w:u w:val="single"/>
-        </w:rPr>
-        <w:t>Política de Gestión y Código de Ética</w:t>
-      </w:r>
-      <w:r>
-        <w:rPr>
-          <w:rFonts w:ascii="Garamond" w:eastAsia="Garamond" w:hAnsi="Garamond" w:cs="Garamond"/>
-          <w:b/>
-          <w:bCs/>
-        </w:rPr>
-        <w:t>.</w:t>
-      </w:r>
-      <w:r>
-        <w:rPr>
-          <w:rFonts w:ascii="Garamond" w:eastAsia="Garamond" w:hAnsi="Garamond" w:cs="Garamond"/>
-        </w:rPr>
-        <w:t xml:space="preserve"> El Aliado Comercial acepta conocer y cumplir la Política de Gestión para la Prevención y Control del Riesgo de Lavado de Activos y de la Financiación del Terrorismo y el Código de Ética de Rappi. </w:t>
-      </w:r>
-    </w:p>
-    <w:p>
-      <w:pPr>
-        <w:ind w:left="720"/>
-        <w:jc w:val="both"/>
-        <w:rPr>
-          <w:rFonts w:ascii="Garamond" w:eastAsia="Garamond" w:hAnsi="Garamond" w:cs="Garamond"/>
-        </w:rPr>
-      </w:pPr>
-    </w:p>
-    <w:p>
-      <w:pPr>
-        <w:ind w:left="720"/>
-        <w:jc w:val="both"/>
-        <w:rPr>
-          <w:rFonts w:ascii="Garamond" w:eastAsia="Garamond" w:hAnsi="Garamond" w:cs="Garamond"/>
-        </w:rPr>
-      </w:pPr>
-      <w:r>
-        <w:rPr>
-          <w:rFonts w:ascii="Garamond" w:eastAsia="Garamond" w:hAnsi="Garamond" w:cs="Garamond"/>
-          <w:b/>
-          <w:bCs/>
-        </w:rPr>
-        <w:t>(</w:t>
-      </w:r>
-      <w:proofErr w:type="spellStart"/>
-      <w:r>
-        <w:rPr>
-          <w:rFonts w:ascii="Garamond" w:eastAsia="Garamond" w:hAnsi="Garamond" w:cs="Garamond"/>
-          <w:b/>
-          <w:bCs/>
-        </w:rPr>
-        <w:t>xv</w:t>
-      </w:r>
-      <w:proofErr w:type="spellEnd"/>
-      <w:r>
-        <w:rPr>
-          <w:rFonts w:ascii="Garamond" w:eastAsia="Garamond" w:hAnsi="Garamond" w:cs="Garamond"/>
-          <w:b/>
-          <w:bCs/>
-        </w:rPr>
-        <w:t>)</w:t>
-      </w:r>
-      <w:r>
-        <w:rPr>
-          <w:rFonts w:ascii="Garamond" w:eastAsia="Garamond" w:hAnsi="Garamond" w:cs="Garamond"/>
-        </w:rPr>
-        <w:t xml:space="preserve"> </w:t>
-      </w:r>
-      <w:r>
-        <w:rPr>
-          <w:rFonts w:ascii="Garamond" w:eastAsia="Garamond" w:hAnsi="Garamond" w:cs="Garamond"/>
-          <w:b/>
-          <w:bCs/>
-          <w:u w:val="single"/>
-        </w:rPr>
-        <w:t>Ética en los Negocios y Anticorrupción</w:t>
-      </w:r>
-      <w:r>
-        <w:rPr>
-          <w:rFonts w:ascii="Garamond" w:eastAsia="Garamond" w:hAnsi="Garamond" w:cs="Garamond"/>
-          <w:b/>
-          <w:bCs/>
-        </w:rPr>
-        <w:t xml:space="preserve">. </w:t>
-      </w:r>
-      <w:r>
-        <w:rPr>
-          <w:rFonts w:ascii="Garamond" w:eastAsia="Garamond" w:hAnsi="Garamond" w:cs="Garamond"/>
-        </w:rPr>
-        <w:t xml:space="preserve">Las Partes se comprometen a implementar mecanismos de control interno con el fin de evitar que se presenten actos de corrupción en las negociaciones que se lleven a cabo. De acuerdo con lo anterior, las Partes se obligan a no recibir ni ofrecer, directa o indirectamente, de y a los empleados, administradores, o subordinados de la otra Parte: </w:t>
-      </w:r>
-      <w:r>
-        <w:rPr>
-          <w:rFonts w:ascii="Garamond" w:eastAsia="Garamond" w:hAnsi="Garamond" w:cs="Garamond"/>
-          <w:b/>
-          <w:bCs/>
-        </w:rPr>
-        <w:t>(i)</w:t>
-      </w:r>
-      <w:r>
-        <w:rPr>
-          <w:rFonts w:ascii="Garamond" w:eastAsia="Garamond" w:hAnsi="Garamond" w:cs="Garamond"/>
-        </w:rPr>
-        <w:t xml:space="preserve"> sumas de dinero, </w:t>
-      </w:r>
-      <w:r>
-        <w:rPr>
-          <w:rFonts w:ascii="Garamond" w:eastAsia="Garamond" w:hAnsi="Garamond" w:cs="Garamond"/>
-          <w:b/>
-          <w:bCs/>
-        </w:rPr>
-        <w:t>(</w:t>
-      </w:r>
-      <w:proofErr w:type="spellStart"/>
-      <w:r>
-        <w:rPr>
-          <w:rFonts w:ascii="Garamond" w:eastAsia="Garamond" w:hAnsi="Garamond" w:cs="Garamond"/>
-          <w:b/>
-          <w:bCs/>
-        </w:rPr>
-        <w:t>ii</w:t>
-      </w:r>
-      <w:proofErr w:type="spellEnd"/>
-      <w:r>
-        <w:rPr>
-          <w:rFonts w:ascii="Garamond" w:eastAsia="Garamond" w:hAnsi="Garamond" w:cs="Garamond"/>
-          <w:b/>
-          <w:bCs/>
-        </w:rPr>
-        <w:t>)</w:t>
-      </w:r>
-      <w:r>
-        <w:rPr>
-          <w:rFonts w:ascii="Garamond" w:eastAsia="Garamond" w:hAnsi="Garamond" w:cs="Garamond"/>
-        </w:rPr>
-        <w:t xml:space="preserve"> cualquier objeto de valor pecuniario; u </w:t>
-      </w:r>
-      <w:r>
-        <w:rPr>
-          <w:rFonts w:ascii="Garamond" w:eastAsia="Garamond" w:hAnsi="Garamond" w:cs="Garamond"/>
-          <w:b/>
-          <w:bCs/>
-        </w:rPr>
-        <w:t>(</w:t>
-      </w:r>
-      <w:proofErr w:type="spellStart"/>
-      <w:r>
-        <w:rPr>
-          <w:rFonts w:ascii="Garamond" w:eastAsia="Garamond" w:hAnsi="Garamond" w:cs="Garamond"/>
-          <w:b/>
-          <w:bCs/>
-        </w:rPr>
-        <w:t>iii</w:t>
-      </w:r>
-      <w:proofErr w:type="spellEnd"/>
-      <w:r>
-        <w:rPr>
-          <w:rFonts w:ascii="Garamond" w:eastAsia="Garamond" w:hAnsi="Garamond" w:cs="Garamond"/>
-          <w:b/>
-          <w:bCs/>
-        </w:rPr>
-        <w:t>)</w:t>
-      </w:r>
-      <w:r>
-        <w:rPr>
-          <w:rFonts w:ascii="Garamond" w:eastAsia="Garamond" w:hAnsi="Garamond" w:cs="Garamond"/>
-        </w:rPr>
-        <w:t xml:space="preserve"> otro beneficio o utilidad, a cambio de:</w:t>
-      </w:r>
-      <w:r>
-        <w:rPr>
-          <w:rFonts w:ascii="Garamond" w:eastAsia="Garamond" w:hAnsi="Garamond" w:cs="Garamond"/>
-          <w:b/>
-          <w:bCs/>
-        </w:rPr>
-        <w:t xml:space="preserve"> (a) </w:t>
-      </w:r>
-      <w:r>
-        <w:rPr>
-          <w:rFonts w:ascii="Garamond" w:eastAsia="Garamond" w:hAnsi="Garamond" w:cs="Garamond"/>
-        </w:rPr>
-        <w:t xml:space="preserve">realizar; </w:t>
-      </w:r>
-      <w:r>
-        <w:rPr>
-          <w:rFonts w:ascii="Garamond" w:eastAsia="Garamond" w:hAnsi="Garamond" w:cs="Garamond"/>
-          <w:b/>
-          <w:bCs/>
-        </w:rPr>
-        <w:t>(b)</w:t>
-      </w:r>
-      <w:r>
-        <w:rPr>
-          <w:rFonts w:ascii="Garamond" w:eastAsia="Garamond" w:hAnsi="Garamond" w:cs="Garamond"/>
-        </w:rPr>
-        <w:t xml:space="preserve"> omitir; o </w:t>
-      </w:r>
-      <w:r>
-        <w:rPr>
-          <w:rFonts w:ascii="Garamond" w:eastAsia="Garamond" w:hAnsi="Garamond" w:cs="Garamond"/>
-          <w:b/>
-          <w:bCs/>
-        </w:rPr>
-        <w:t>(c)</w:t>
-      </w:r>
-      <w:r>
-        <w:rPr>
-          <w:rFonts w:ascii="Garamond" w:eastAsia="Garamond" w:hAnsi="Garamond" w:cs="Garamond"/>
-        </w:rPr>
-        <w:t xml:space="preserve"> retardar, cualquier acto relacionado con el ejercicio de sus funciones. Las Partes declaran y garantizan que tanto ellas como sus funcionarios, empleados, directivos,  o subcontratistas cumplen la Ley Aplicable en materia de anticorrupción, incluyendo, pero sin limitarse a la Ley General de Responsabilidades Administrativas, la Ley sobre Prácticas Corruptas en el Extranjero de EE.UU. de 1977, la Ley sobre Sobornos del Reino Unido de 2010 o aquellas que la modifiquen, subroguen, reglamenten o desarrollen, así como aquellas regulaciones nacionales e internacionales relativas a la prevención del fraude, el soborno, la corrupción, el lavado de dinero y el terrorismo. Igualmente, las Partes declaran y garantizan que ni ellas ni sus funcionarios, empleados, directivos, o subcontratistas son objeto de investigaciones, acusaciones o procesos relativos a la violación de la Ley Aplicable en materia de anticorrupción ni han sido objeto de sanciones penales, disciplinarias o contractuales derivadas de la violación de tal Ley Aplicable. Las Partes se obligan a cumplir la Ley Aplicable en materia de anticorrupción y declaran que cualquier incumplimiento constituye una violación al presente Acuerdo de Cooperación, que da derecho exclusivo a la otra Parte de terminar el presente Acuerdo de Cooperación.    Igualmente, cada Parte se obliga a notificar a la otra Parte cualquier notificación asociada a una investigación, procedimiento, sanción o similar, iniciado en su contra o en contra de cualquiera de sus funcionarios, empleados, directivos, o subcontratistas, dentro de las 24 (veinticuatro) horas siguientes a la fecha en la que tenga conocimiento de la notificación de la investigación. </w:t>
-      </w:r>
-    </w:p>
-    <w:p>
-      <w:pPr>
-        <w:ind w:left="720"/>
-        <w:jc w:val="both"/>
-        <w:rPr>
-          <w:rFonts w:ascii="Garamond" w:eastAsia="Garamond" w:hAnsi="Garamond" w:cs="Garamond"/>
-        </w:rPr>
-      </w:pPr>
-    </w:p>
-    <w:p>
-      <w:pPr>
-        <w:ind w:left="720"/>
-        <w:jc w:val="both"/>
-        <w:rPr>
-          <w:rFonts w:ascii="Garamond" w:eastAsia="Garamond" w:hAnsi="Garamond" w:cs="Garamond"/>
-        </w:rPr>
-      </w:pPr>
-      <w:r>
-        <w:rPr>
-          <w:rFonts w:ascii="Garamond" w:eastAsia="Garamond" w:hAnsi="Garamond" w:cs="Garamond"/>
-          <w:b/>
-          <w:bCs/>
-        </w:rPr>
-        <w:lastRenderedPageBreak/>
-        <w:t>(</w:t>
-      </w:r>
-      <w:proofErr w:type="spellStart"/>
-      <w:r>
-        <w:rPr>
-          <w:rFonts w:ascii="Garamond" w:eastAsia="Garamond" w:hAnsi="Garamond" w:cs="Garamond"/>
-          <w:b/>
-          <w:bCs/>
-        </w:rPr>
-        <w:t>xvi</w:t>
-      </w:r>
-      <w:proofErr w:type="spellEnd"/>
-      <w:r>
-        <w:rPr>
-          <w:rFonts w:ascii="Garamond" w:eastAsia="Garamond" w:hAnsi="Garamond" w:cs="Garamond"/>
-          <w:b/>
-          <w:bCs/>
-        </w:rPr>
-        <w:t xml:space="preserve">) </w:t>
-      </w:r>
-      <w:proofErr w:type="spellStart"/>
-      <w:r>
-        <w:rPr>
-          <w:rFonts w:ascii="Garamond" w:eastAsia="Garamond" w:hAnsi="Garamond" w:cs="Garamond"/>
-          <w:b/>
-          <w:bCs/>
-          <w:u w:val="single"/>
-        </w:rPr>
-        <w:t>Sourcing</w:t>
-      </w:r>
-      <w:proofErr w:type="spellEnd"/>
-      <w:r>
-        <w:rPr>
-          <w:rFonts w:ascii="Garamond" w:eastAsia="Garamond" w:hAnsi="Garamond" w:cs="Garamond"/>
-          <w:b/>
-          <w:bCs/>
-        </w:rPr>
-        <w:t xml:space="preserve">. </w:t>
-      </w:r>
-      <w:r>
-        <w:rPr>
-          <w:rFonts w:ascii="Garamond" w:eastAsia="Garamond" w:hAnsi="Garamond" w:cs="Garamond"/>
-        </w:rPr>
-        <w:t xml:space="preserve">El Aliado Comercial se compromete a no tener ni mantener una relación comercial con un proveedor que incumpla con la Ley Aplicable con relación a: </w:t>
-      </w:r>
-      <w:r>
-        <w:rPr>
-          <w:rFonts w:ascii="Garamond" w:eastAsia="Garamond" w:hAnsi="Garamond" w:cs="Garamond"/>
-          <w:b/>
-          <w:bCs/>
-        </w:rPr>
-        <w:t>(a)</w:t>
-      </w:r>
-      <w:r>
-        <w:rPr>
-          <w:rFonts w:ascii="Garamond" w:eastAsia="Garamond" w:hAnsi="Garamond" w:cs="Garamond"/>
-        </w:rPr>
-        <w:t xml:space="preserve"> la discriminación por motivos de raza o género; </w:t>
+        <w:t xml:space="preserve">discriminación por motivos de raza o género; </w:t>
       </w:r>
       <w:r>
         <w:rPr>
